--- a/data/outputs/v2/Biology/SS3.3_Animal_Gaseous_Exchange_and_Respiration/Biology_Animal_Gaseous_Exchange_and_Respiration_CBE_LessonSequence.docx
+++ b/data/outputs/v2/Biology/SS3.3_Animal_Gaseous_Exchange_and_Respiration/Biology_Animal_Gaseous_Exchange_and_Respiration_CBE_LessonSequence.docx
@@ -3523,32 +3523,32 @@
         <w:tc>
           <w:tcPr>
             <w:tcW w:type="dxa" w:w="1520"/>
-            <w:shd w:fill="F2F2F2" w:color="auto" w:val="clear"/>
-            <w:tcMar>
-              <w:top w:type="dxa" w:w="60"/>
-              <w:left w:type="dxa" w:w="120"/>
-              <w:bottom w:type="dxa" w:w="60"/>
-              <w:right w:type="dxa" w:w="120"/>
-            </w:tcMar>
-            <w:vAlign w:val="top"/>
-          </w:tcPr>
-          <w:p>
-            <w:pPr>
-              <w:spacing w:after="40" w:before="0"/>
-              <w:jc w:val="left"/>
-            </w:pPr>
-            <w:r>
-              <w:rPr>
-                <w:rFonts w:ascii="Arial" w:cs="Arial" w:eastAsia="Arial" w:hAnsi="Arial"/>
-                <w:b/>
-                <w:bCs/>
-                <w:i w:val="false"/>
-                <w:iCs w:val="false"/>
-                <w:color w:val="000000"/>
-                <w:sz w:val="18"/>
-                <w:szCs w:val="18"/>
-              </w:rPr>
-              <w:t xml:space="preserve">Phase 1 — PREDICT: Activate Prior Knowledge and Generate Predictions</w:t>
+            <w:shd w:fill="EAD1F5" w:color="auto" w:val="clear"/>
+            <w:tcMar>
+              <w:top w:type="dxa" w:w="60"/>
+              <w:left w:type="dxa" w:w="120"/>
+              <w:bottom w:type="dxa" w:w="60"/>
+              <w:right w:type="dxa" w:w="120"/>
+            </w:tcMar>
+            <w:vAlign w:val="top"/>
+          </w:tcPr>
+          <w:p>
+            <w:pPr>
+              <w:spacing w:after="40" w:before="0"/>
+              <w:jc w:val="left"/>
+            </w:pPr>
+            <w:r>
+              <w:rPr>
+                <w:rFonts w:ascii="Arial" w:cs="Arial" w:eastAsia="Arial" w:hAnsi="Arial"/>
+                <w:b/>
+                <w:bCs/>
+                <w:i w:val="false"/>
+                <w:iCs w:val="false"/>
+                <w:color w:val="000000"/>
+                <w:sz w:val="18"/>
+                <w:szCs w:val="18"/>
+              </w:rPr>
+              <w:t xml:space="preserve">Predict Phase</w:t>
             </w:r>
           </w:p>
           <w:p>
@@ -3571,7 +3571,7 @@
             <w:pPr>
               <w:spacing w:after="20" w:before="0"/>
             </w:pPr>
-            <w:hyperlink w:history="1" r:id="rIdgbcitdqqrpv0olmozrpwl">
+            <w:hyperlink w:history="1" r:id="rIdqp3_azr5lpfc0-j_uqo5e">
               <w:r>
                 <w:rPr>
                   <w:rFonts w:ascii="Arial" w:cs="Arial" w:eastAsia="Arial" w:hAnsi="Arial"/>
@@ -3604,7 +3604,7 @@
               <w:spacing w:after="10" w:before="0"/>
               <w:ind w:left="120"/>
             </w:pPr>
-            <w:hyperlink w:history="1" r:id="rIdlml-dfw_ild1b8fq5s7zi">
+            <w:hyperlink w:history="1" r:id="rIdeknmxudkq_axvb3axoj47">
               <w:r>
                 <w:rPr>
                   <w:rFonts w:ascii="Arial" w:cs="Arial" w:eastAsia="Arial" w:hAnsi="Arial"/>
@@ -3649,7 +3649,7 @@
             <w:pPr>
               <w:spacing w:after="20" w:before="0"/>
             </w:pPr>
-            <w:hyperlink w:history="1" r:id="rIdapaq4dpbefhsylvhrbgab">
+            <w:hyperlink w:history="1" r:id="rIdm0qx27bl7hshpybrcfvy6">
               <w:r>
                 <w:rPr>
                   <w:rFonts w:ascii="Arial" w:cs="Arial" w:eastAsia="Arial" w:hAnsi="Arial"/>
@@ -3682,7 +3682,7 @@
               <w:spacing w:after="10" w:before="0"/>
               <w:ind w:left="120"/>
             </w:pPr>
-            <w:hyperlink w:history="1" r:id="rIdayqnmmbjsgzzxzbchb_vl">
+            <w:hyperlink w:history="1" r:id="rIdy502pm6drqjzrthquc1ho">
               <w:r>
                 <w:rPr>
                   <w:rFonts w:ascii="Arial" w:cs="Arial" w:eastAsia="Arial" w:hAnsi="Arial"/>
@@ -3829,32 +3829,32 @@
         <w:tc>
           <w:tcPr>
             <w:tcW w:type="dxa" w:w="1520"/>
-            <w:shd w:fill="F2F2F2" w:color="auto" w:val="clear"/>
-            <w:tcMar>
-              <w:top w:type="dxa" w:w="60"/>
-              <w:left w:type="dxa" w:w="120"/>
-              <w:bottom w:type="dxa" w:w="60"/>
-              <w:right w:type="dxa" w:w="120"/>
-            </w:tcMar>
-            <w:vAlign w:val="top"/>
-          </w:tcPr>
-          <w:p>
-            <w:pPr>
-              <w:spacing w:after="40" w:before="0"/>
-              <w:jc w:val="left"/>
-            </w:pPr>
-            <w:r>
-              <w:rPr>
-                <w:rFonts w:ascii="Arial" w:cs="Arial" w:eastAsia="Arial" w:hAnsi="Arial"/>
-                <w:b/>
-                <w:bCs/>
-                <w:i w:val="false"/>
-                <w:iCs w:val="false"/>
-                <w:color w:val="000000"/>
-                <w:sz w:val="18"/>
-                <w:szCs w:val="18"/>
-              </w:rPr>
-              <w:t xml:space="preserve">Phase 2 — OBSERVE: The Step-Up Exercise and Data Collection</w:t>
+            <w:shd w:fill="D9EEF1" w:color="auto" w:val="clear"/>
+            <w:tcMar>
+              <w:top w:type="dxa" w:w="60"/>
+              <w:left w:type="dxa" w:w="120"/>
+              <w:bottom w:type="dxa" w:w="60"/>
+              <w:right w:type="dxa" w:w="120"/>
+            </w:tcMar>
+            <w:vAlign w:val="top"/>
+          </w:tcPr>
+          <w:p>
+            <w:pPr>
+              <w:spacing w:after="40" w:before="0"/>
+              <w:jc w:val="left"/>
+            </w:pPr>
+            <w:r>
+              <w:rPr>
+                <w:rFonts w:ascii="Arial" w:cs="Arial" w:eastAsia="Arial" w:hAnsi="Arial"/>
+                <w:b/>
+                <w:bCs/>
+                <w:i w:val="false"/>
+                <w:iCs w:val="false"/>
+                <w:color w:val="000000"/>
+                <w:sz w:val="18"/>
+                <w:szCs w:val="18"/>
+              </w:rPr>
+              <w:t xml:space="preserve">Observe Phase</w:t>
             </w:r>
           </w:p>
           <w:p>
@@ -3877,7 +3877,7 @@
             <w:pPr>
               <w:spacing w:after="20" w:before="0"/>
             </w:pPr>
-            <w:hyperlink w:history="1" r:id="rIdpk6qrlytzxzrqudkh9q2h">
+            <w:hyperlink w:history="1" r:id="rIdhsarmeavmpok72lb935fy">
               <w:r>
                 <w:rPr>
                   <w:rFonts w:ascii="Arial" w:cs="Arial" w:eastAsia="Arial" w:hAnsi="Arial"/>
@@ -3910,7 +3910,7 @@
               <w:spacing w:after="10" w:before="0"/>
               <w:ind w:left="120"/>
             </w:pPr>
-            <w:hyperlink w:history="1" r:id="rIdpb9gjzhdry79vssjnl4kc">
+            <w:hyperlink w:history="1" r:id="rIdjpikm1qy7ycgnlchni85o">
               <w:r>
                 <w:rPr>
                   <w:rFonts w:ascii="Arial" w:cs="Arial" w:eastAsia="Arial" w:hAnsi="Arial"/>
@@ -3955,7 +3955,7 @@
             <w:pPr>
               <w:spacing w:after="20" w:before="0"/>
             </w:pPr>
-            <w:hyperlink w:history="1" r:id="rIdidg2tbkyrrj5okl6ifyxl">
+            <w:hyperlink w:history="1" r:id="rIdt2-xsuhwg1oucexgswqmw">
               <w:r>
                 <w:rPr>
                   <w:rFonts w:ascii="Arial" w:cs="Arial" w:eastAsia="Arial" w:hAnsi="Arial"/>
@@ -3988,7 +3988,7 @@
               <w:spacing w:after="10" w:before="0"/>
               <w:ind w:left="120"/>
             </w:pPr>
-            <w:hyperlink w:history="1" r:id="rIdyzflwu-ol9eync8-u83jg">
+            <w:hyperlink w:history="1" r:id="rIdnlws59sokfyawdrqkdt3c">
               <w:r>
                 <w:rPr>
                   <w:rFonts w:ascii="Arial" w:cs="Arial" w:eastAsia="Arial" w:hAnsi="Arial"/>
@@ -4135,32 +4135,32 @@
         <w:tc>
           <w:tcPr>
             <w:tcW w:type="dxa" w:w="1520"/>
-            <w:shd w:fill="F2F2F2" w:color="auto" w:val="clear"/>
-            <w:tcMar>
-              <w:top w:type="dxa" w:w="60"/>
-              <w:left w:type="dxa" w:w="120"/>
-              <w:bottom w:type="dxa" w:w="60"/>
-              <w:right w:type="dxa" w:w="120"/>
-            </w:tcMar>
-            <w:vAlign w:val="top"/>
-          </w:tcPr>
-          <w:p>
-            <w:pPr>
-              <w:spacing w:after="40" w:before="0"/>
-              <w:jc w:val="left"/>
-            </w:pPr>
-            <w:r>
-              <w:rPr>
-                <w:rFonts w:ascii="Arial" w:cs="Arial" w:eastAsia="Arial" w:hAnsi="Arial"/>
-                <w:b/>
-                <w:bCs/>
-                <w:i w:val="false"/>
-                <w:iCs w:val="false"/>
-                <w:color w:val="000000"/>
-                <w:sz w:val="18"/>
-                <w:szCs w:val="18"/>
-              </w:rPr>
-              <w:t xml:space="preserve">Phase 3 — EXPLAIN: Predictions vs. Observations and First-Draft Sensemaking</w:t>
+            <w:shd w:fill="E2EFDA" w:color="auto" w:val="clear"/>
+            <w:tcMar>
+              <w:top w:type="dxa" w:w="60"/>
+              <w:left w:type="dxa" w:w="120"/>
+              <w:bottom w:type="dxa" w:w="60"/>
+              <w:right w:type="dxa" w:w="120"/>
+            </w:tcMar>
+            <w:vAlign w:val="top"/>
+          </w:tcPr>
+          <w:p>
+            <w:pPr>
+              <w:spacing w:after="40" w:before="0"/>
+              <w:jc w:val="left"/>
+            </w:pPr>
+            <w:r>
+              <w:rPr>
+                <w:rFonts w:ascii="Arial" w:cs="Arial" w:eastAsia="Arial" w:hAnsi="Arial"/>
+                <w:b/>
+                <w:bCs/>
+                <w:i w:val="false"/>
+                <w:iCs w:val="false"/>
+                <w:color w:val="000000"/>
+                <w:sz w:val="18"/>
+                <w:szCs w:val="18"/>
+              </w:rPr>
+              <w:t xml:space="preserve">Explain Phase</w:t>
             </w:r>
           </w:p>
           <w:p>
@@ -4183,7 +4183,7 @@
             <w:pPr>
               <w:spacing w:after="20" w:before="0"/>
             </w:pPr>
-            <w:hyperlink w:history="1" r:id="rId8ehkxa625gbjosu6qyepq">
+            <w:hyperlink w:history="1" r:id="rIdlgskypusexnc0o2w5lnna">
               <w:r>
                 <w:rPr>
                   <w:rFonts w:ascii="Arial" w:cs="Arial" w:eastAsia="Arial" w:hAnsi="Arial"/>
@@ -4216,7 +4216,7 @@
               <w:spacing w:after="10" w:before="0"/>
               <w:ind w:left="120"/>
             </w:pPr>
-            <w:hyperlink w:history="1" r:id="rId1hqhsywaalnfi32tgibid">
+            <w:hyperlink w:history="1" r:id="rIdz2ljfuurmwrzqae8ru0q7">
               <w:r>
                 <w:rPr>
                   <w:rFonts w:ascii="Arial" w:cs="Arial" w:eastAsia="Arial" w:hAnsi="Arial"/>
@@ -4261,7 +4261,7 @@
             <w:pPr>
               <w:spacing w:after="20" w:before="0"/>
             </w:pPr>
-            <w:hyperlink w:history="1" r:id="rIdxcjzqt9kb6wuujnh2t5hp">
+            <w:hyperlink w:history="1" r:id="rId8hwj2u-xji5z3foofoeln">
               <w:r>
                 <w:rPr>
                   <w:rFonts w:ascii="Arial" w:cs="Arial" w:eastAsia="Arial" w:hAnsi="Arial"/>
@@ -4294,7 +4294,7 @@
               <w:spacing w:after="10" w:before="0"/>
               <w:ind w:left="120"/>
             </w:pPr>
-            <w:hyperlink w:history="1" r:id="rIdfyuuym0zlxc1ivrgqvfrq">
+            <w:hyperlink w:history="1" r:id="rIdh9nfgoatotmy2kx0mbzqq">
               <w:r>
                 <w:rPr>
                   <w:rFonts w:ascii="Arial" w:cs="Arial" w:eastAsia="Arial" w:hAnsi="Arial"/>
@@ -4441,32 +4441,32 @@
         <w:tc>
           <w:tcPr>
             <w:tcW w:type="dxa" w:w="1520"/>
-            <w:shd w:fill="F2F2F2" w:color="auto" w:val="clear"/>
-            <w:tcMar>
-              <w:top w:type="dxa" w:w="60"/>
-              <w:left w:type="dxa" w:w="120"/>
-              <w:bottom w:type="dxa" w:w="60"/>
-              <w:right w:type="dxa" w:w="120"/>
-            </w:tcMar>
-            <w:vAlign w:val="top"/>
-          </w:tcPr>
-          <w:p>
-            <w:pPr>
-              <w:spacing w:after="40" w:before="0"/>
-              <w:jc w:val="left"/>
-            </w:pPr>
-            <w:r>
-              <w:rPr>
-                <w:rFonts w:ascii="Arial" w:cs="Arial" w:eastAsia="Arial" w:hAnsi="Arial"/>
-                <w:b/>
-                <w:bCs/>
-                <w:i w:val="false"/>
-                <w:iCs w:val="false"/>
-                <w:color w:val="000000"/>
-                <w:sz w:val="18"/>
-                <w:szCs w:val="18"/>
-              </w:rPr>
-              <w:t xml:space="preserve">Phase 4 — DRIVING QUESTION BOARD (DQB): Capturing and Organising Unit Questions</w:t>
+            <w:shd w:fill="FCE4D6" w:color="auto" w:val="clear"/>
+            <w:tcMar>
+              <w:top w:type="dxa" w:w="60"/>
+              <w:left w:type="dxa" w:w="120"/>
+              <w:bottom w:type="dxa" w:w="60"/>
+              <w:right w:type="dxa" w:w="120"/>
+            </w:tcMar>
+            <w:vAlign w:val="top"/>
+          </w:tcPr>
+          <w:p>
+            <w:pPr>
+              <w:spacing w:after="40" w:before="0"/>
+              <w:jc w:val="left"/>
+            </w:pPr>
+            <w:r>
+              <w:rPr>
+                <w:rFonts w:ascii="Arial" w:cs="Arial" w:eastAsia="Arial" w:hAnsi="Arial"/>
+                <w:b/>
+                <w:bCs/>
+                <w:i w:val="false"/>
+                <w:iCs w:val="false"/>
+                <w:color w:val="000000"/>
+                <w:sz w:val="18"/>
+                <w:szCs w:val="18"/>
+              </w:rPr>
+              <w:t xml:space="preserve">Driving Question Board (DQB) Creation</w:t>
             </w:r>
           </w:p>
           <w:p>
@@ -4489,7 +4489,7 @@
             <w:pPr>
               <w:spacing w:after="20" w:before="0"/>
             </w:pPr>
-            <w:hyperlink w:history="1" r:id="rIdgvoahrc2hg4dspntriq7t">
+            <w:hyperlink w:history="1" r:id="rIddclgcjhpvicyfr2yxx0pc">
               <w:r>
                 <w:rPr>
                   <w:rFonts w:ascii="Arial" w:cs="Arial" w:eastAsia="Arial" w:hAnsi="Arial"/>
@@ -4522,7 +4522,7 @@
               <w:spacing w:after="10" w:before="0"/>
               <w:ind w:left="120"/>
             </w:pPr>
-            <w:hyperlink w:history="1" r:id="rIde5bqkhnmn5qqcxcnfcumo">
+            <w:hyperlink w:history="1" r:id="rIdrkq3yqpgjay2yp6vjmc-k">
               <w:r>
                 <w:rPr>
                   <w:rFonts w:ascii="Arial" w:cs="Arial" w:eastAsia="Arial" w:hAnsi="Arial"/>
@@ -4567,7 +4567,7 @@
             <w:pPr>
               <w:spacing w:after="20" w:before="0"/>
             </w:pPr>
-            <w:hyperlink w:history="1" r:id="rIdu4fc7yxiirtjirjkaubqn">
+            <w:hyperlink w:history="1" r:id="rIdqkjfpau6_xgvmprl2fb3t">
               <w:r>
                 <w:rPr>
                   <w:rFonts w:ascii="Arial" w:cs="Arial" w:eastAsia="Arial" w:hAnsi="Arial"/>
@@ -4600,7 +4600,7 @@
               <w:spacing w:after="10" w:before="0"/>
               <w:ind w:left="120"/>
             </w:pPr>
-            <w:hyperlink w:history="1" r:id="rId_cx2vtq4u5cwz17mkkuyh">
+            <w:hyperlink w:history="1" r:id="rIdbglpt4w4oz00n4d-oppyw">
               <w:r>
                 <w:rPr>
                   <w:rFonts w:ascii="Arial" w:cs="Arial" w:eastAsia="Arial" w:hAnsi="Arial"/>
@@ -4747,32 +4747,32 @@
         <w:tc>
           <w:tcPr>
             <w:tcW w:type="dxa" w:w="1520"/>
-            <w:shd w:fill="F2F2F2" w:color="auto" w:val="clear"/>
-            <w:tcMar>
-              <w:top w:type="dxa" w:w="60"/>
-              <w:left w:type="dxa" w:w="120"/>
-              <w:bottom w:type="dxa" w:w="60"/>
-              <w:right w:type="dxa" w:w="120"/>
-            </w:tcMar>
-            <w:vAlign w:val="top"/>
-          </w:tcPr>
-          <w:p>
-            <w:pPr>
-              <w:spacing w:after="40" w:before="0"/>
-              <w:jc w:val="left"/>
-            </w:pPr>
-            <w:r>
-              <w:rPr>
-                <w:rFonts w:ascii="Arial" w:cs="Arial" w:eastAsia="Arial" w:hAnsi="Arial"/>
-                <w:b/>
-                <w:bCs/>
-                <w:i w:val="false"/>
-                <w:iCs w:val="false"/>
-                <w:color w:val="000000"/>
-                <w:sz w:val="18"/>
-                <w:szCs w:val="18"/>
-              </w:rPr>
-              <w:t xml:space="preserve">Phase 5 — MODEL BUILDING: Naïve Model Gallery and ARES Reading Assignment</w:t>
+            <w:shd w:fill="D5E8F0" w:color="auto" w:val="clear"/>
+            <w:tcMar>
+              <w:top w:type="dxa" w:w="60"/>
+              <w:left w:type="dxa" w:w="120"/>
+              <w:bottom w:type="dxa" w:w="60"/>
+              <w:right w:type="dxa" w:w="120"/>
+            </w:tcMar>
+            <w:vAlign w:val="top"/>
+          </w:tcPr>
+          <w:p>
+            <w:pPr>
+              <w:spacing w:after="40" w:before="0"/>
+              <w:jc w:val="left"/>
+            </w:pPr>
+            <w:r>
+              <w:rPr>
+                <w:rFonts w:ascii="Arial" w:cs="Arial" w:eastAsia="Arial" w:hAnsi="Arial"/>
+                <w:b/>
+                <w:bCs/>
+                <w:i w:val="false"/>
+                <w:iCs w:val="false"/>
+                <w:color w:val="000000"/>
+                <w:sz w:val="18"/>
+                <w:szCs w:val="18"/>
+              </w:rPr>
+              <w:t xml:space="preserve">Model Building Phase</w:t>
             </w:r>
           </w:p>
           <w:p>
@@ -4795,7 +4795,7 @@
             <w:pPr>
               <w:spacing w:after="20" w:before="0"/>
             </w:pPr>
-            <w:hyperlink w:history="1" r:id="rId-ms72sn4al5w_cdqlrsfh">
+            <w:hyperlink w:history="1" r:id="rIdelybq0phwkgfb4jvaji09">
               <w:r>
                 <w:rPr>
                   <w:rFonts w:ascii="Arial" w:cs="Arial" w:eastAsia="Arial" w:hAnsi="Arial"/>
@@ -4828,7 +4828,7 @@
               <w:spacing w:after="10" w:before="0"/>
               <w:ind w:left="120"/>
             </w:pPr>
-            <w:hyperlink w:history="1" r:id="rIdogzkt4ma4ulxcotwj6rtt">
+            <w:hyperlink w:history="1" r:id="rIdjyi4nue6fv1sd4awyookd">
               <w:r>
                 <w:rPr>
                   <w:rFonts w:ascii="Arial" w:cs="Arial" w:eastAsia="Arial" w:hAnsi="Arial"/>
@@ -4873,7 +4873,7 @@
             <w:pPr>
               <w:spacing w:after="20" w:before="0"/>
             </w:pPr>
-            <w:hyperlink w:history="1" r:id="rIdi3trvei262ktpaykammk0">
+            <w:hyperlink w:history="1" r:id="rIdhsu-wb1za1fygpapjduxc">
               <w:r>
                 <w:rPr>
                   <w:rFonts w:ascii="Arial" w:cs="Arial" w:eastAsia="Arial" w:hAnsi="Arial"/>
@@ -4906,7 +4906,7 @@
               <w:spacing w:after="10" w:before="0"/>
               <w:ind w:left="120"/>
             </w:pPr>
-            <w:hyperlink w:history="1" r:id="rId7gy31t-tnntafpcy8yaux">
+            <w:hyperlink w:history="1" r:id="rIdx7zrqyki5datut23fxumj">
               <w:r>
                 <w:rPr>
                   <w:rFonts w:ascii="Arial" w:cs="Arial" w:eastAsia="Arial" w:hAnsi="Arial"/>
@@ -6345,32 +6345,32 @@
         <w:tc>
           <w:tcPr>
             <w:tcW w:type="dxa" w:w="1520"/>
-            <w:shd w:fill="F2F2F2" w:color="auto" w:val="clear"/>
-            <w:tcMar>
-              <w:top w:type="dxa" w:w="60"/>
-              <w:left w:type="dxa" w:w="120"/>
-              <w:bottom w:type="dxa" w:w="60"/>
-              <w:right w:type="dxa" w:w="120"/>
-            </w:tcMar>
-            <w:vAlign w:val="top"/>
-          </w:tcPr>
-          <w:p>
-            <w:pPr>
-              <w:spacing w:after="40" w:before="0"/>
-              <w:jc w:val="left"/>
-            </w:pPr>
-            <w:r>
-              <w:rPr>
-                <w:rFonts w:ascii="Arial" w:cs="Arial" w:eastAsia="Arial" w:hAnsi="Arial"/>
-                <w:b/>
-                <w:bCs/>
-                <w:i w:val="false"/>
-                <w:iCs w:val="false"/>
-                <w:color w:val="000000"/>
-                <w:sz w:val="18"/>
-                <w:szCs w:val="18"/>
-              </w:rPr>
-              <w:t xml:space="preserve">Phase 1 — PREDICT: What Must a Respiratory Surface Look Like?</w:t>
+            <w:shd w:fill="EAD1F5" w:color="auto" w:val="clear"/>
+            <w:tcMar>
+              <w:top w:type="dxa" w:w="60"/>
+              <w:left w:type="dxa" w:w="120"/>
+              <w:bottom w:type="dxa" w:w="60"/>
+              <w:right w:type="dxa" w:w="120"/>
+            </w:tcMar>
+            <w:vAlign w:val="top"/>
+          </w:tcPr>
+          <w:p>
+            <w:pPr>
+              <w:spacing w:after="40" w:before="0"/>
+              <w:jc w:val="left"/>
+            </w:pPr>
+            <w:r>
+              <w:rPr>
+                <w:rFonts w:ascii="Arial" w:cs="Arial" w:eastAsia="Arial" w:hAnsi="Arial"/>
+                <w:b/>
+                <w:bCs/>
+                <w:i w:val="false"/>
+                <w:iCs w:val="false"/>
+                <w:color w:val="000000"/>
+                <w:sz w:val="18"/>
+                <w:szCs w:val="18"/>
+              </w:rPr>
+              <w:t xml:space="preserve">Predict Phase</w:t>
             </w:r>
           </w:p>
           <w:p>
@@ -6393,7 +6393,7 @@
             <w:pPr>
               <w:spacing w:after="20" w:before="0"/>
             </w:pPr>
-            <w:hyperlink w:history="1" r:id="rId0f8x_n47dpmw6y2ql57sb">
+            <w:hyperlink w:history="1" r:id="rIdntvqrc1tsg88qjtcqyrwc">
               <w:r>
                 <w:rPr>
                   <w:rFonts w:ascii="Arial" w:cs="Arial" w:eastAsia="Arial" w:hAnsi="Arial"/>
@@ -6426,7 +6426,7 @@
               <w:spacing w:after="10" w:before="0"/>
               <w:ind w:left="120"/>
             </w:pPr>
-            <w:hyperlink w:history="1" r:id="rIdi1inq6lzvq1q8xduv8jit">
+            <w:hyperlink w:history="1" r:id="rIdgvglz31nn1fqkilhj8ufm">
               <w:r>
                 <w:rPr>
                   <w:rFonts w:ascii="Arial" w:cs="Arial" w:eastAsia="Arial" w:hAnsi="Arial"/>
@@ -6471,7 +6471,7 @@
             <w:pPr>
               <w:spacing w:after="20" w:before="0"/>
             </w:pPr>
-            <w:hyperlink w:history="1" r:id="rIdycvqo8wjvxqlmev8zajgt">
+            <w:hyperlink w:history="1" r:id="rIdwwy73upp-ixw3yxj5prfh">
               <w:r>
                 <w:rPr>
                   <w:rFonts w:ascii="Arial" w:cs="Arial" w:eastAsia="Arial" w:hAnsi="Arial"/>
@@ -6504,7 +6504,7 @@
               <w:spacing w:after="10" w:before="0"/>
               <w:ind w:left="120"/>
             </w:pPr>
-            <w:hyperlink w:history="1" r:id="rId1kdzqa3dtbg12s8rtlywx">
+            <w:hyperlink w:history="1" r:id="rIdflnybfycue4qqgqtcpf4m">
               <w:r>
                 <w:rPr>
                   <w:rFonts w:ascii="Arial" w:cs="Arial" w:eastAsia="Arial" w:hAnsi="Arial"/>
@@ -6651,32 +6651,32 @@
         <w:tc>
           <w:tcPr>
             <w:tcW w:type="dxa" w:w="1520"/>
-            <w:shd w:fill="F2F2F2" w:color="auto" w:val="clear"/>
-            <w:tcMar>
-              <w:top w:type="dxa" w:w="60"/>
-              <w:left w:type="dxa" w:w="120"/>
-              <w:bottom w:type="dxa" w:w="60"/>
-              <w:right w:type="dxa" w:w="120"/>
-            </w:tcMar>
-            <w:vAlign w:val="top"/>
-          </w:tcPr>
-          <w:p>
-            <w:pPr>
-              <w:spacing w:after="40" w:before="0"/>
-              <w:jc w:val="left"/>
-            </w:pPr>
-            <w:r>
-              <w:rPr>
-                <w:rFonts w:ascii="Arial" w:cs="Arial" w:eastAsia="Arial" w:hAnsi="Arial"/>
-                <w:b/>
-                <w:bCs/>
-                <w:i w:val="false"/>
-                <w:iCs w:val="false"/>
-                <w:color w:val="000000"/>
-                <w:sz w:val="18"/>
-                <w:szCs w:val="18"/>
-              </w:rPr>
-              <w:t xml:space="preserve">Phase 2 — OBSERVE: Four Respiratory Surface Stations</w:t>
+            <w:shd w:fill="D9EEF1" w:color="auto" w:val="clear"/>
+            <w:tcMar>
+              <w:top w:type="dxa" w:w="60"/>
+              <w:left w:type="dxa" w:w="120"/>
+              <w:bottom w:type="dxa" w:w="60"/>
+              <w:right w:type="dxa" w:w="120"/>
+            </w:tcMar>
+            <w:vAlign w:val="top"/>
+          </w:tcPr>
+          <w:p>
+            <w:pPr>
+              <w:spacing w:after="40" w:before="0"/>
+              <w:jc w:val="left"/>
+            </w:pPr>
+            <w:r>
+              <w:rPr>
+                <w:rFonts w:ascii="Arial" w:cs="Arial" w:eastAsia="Arial" w:hAnsi="Arial"/>
+                <w:b/>
+                <w:bCs/>
+                <w:i w:val="false"/>
+                <w:iCs w:val="false"/>
+                <w:color w:val="000000"/>
+                <w:sz w:val="18"/>
+                <w:szCs w:val="18"/>
+              </w:rPr>
+              <w:t xml:space="preserve">Observe Phase</w:t>
             </w:r>
           </w:p>
           <w:p>
@@ -6699,7 +6699,7 @@
             <w:pPr>
               <w:spacing w:after="20" w:before="0"/>
             </w:pPr>
-            <w:hyperlink w:history="1" r:id="rIdb0myefnzmwi6bpadpklzy">
+            <w:hyperlink w:history="1" r:id="rIdamuyv60-jlv3bzz4tgc88">
               <w:r>
                 <w:rPr>
                   <w:rFonts w:ascii="Arial" w:cs="Arial" w:eastAsia="Arial" w:hAnsi="Arial"/>
@@ -6732,7 +6732,7 @@
               <w:spacing w:after="10" w:before="0"/>
               <w:ind w:left="120"/>
             </w:pPr>
-            <w:hyperlink w:history="1" r:id="rId1a4kquwcks1-nqfzk6xbm">
+            <w:hyperlink w:history="1" r:id="rIdrebwul9zfgkpg4a9cwvss">
               <w:r>
                 <w:rPr>
                   <w:rFonts w:ascii="Arial" w:cs="Arial" w:eastAsia="Arial" w:hAnsi="Arial"/>
@@ -6777,7 +6777,7 @@
             <w:pPr>
               <w:spacing w:after="20" w:before="0"/>
             </w:pPr>
-            <w:hyperlink w:history="1" r:id="rIdphbjidop7lddljzgi0e1m">
+            <w:hyperlink w:history="1" r:id="rIdhk9bazsjbddj5ep4fxnia">
               <w:r>
                 <w:rPr>
                   <w:rFonts w:ascii="Arial" w:cs="Arial" w:eastAsia="Arial" w:hAnsi="Arial"/>
@@ -6810,7 +6810,7 @@
               <w:spacing w:after="10" w:before="0"/>
               <w:ind w:left="120"/>
             </w:pPr>
-            <w:hyperlink w:history="1" r:id="rIdjb0grfqzvqzxw4t1plsnq">
+            <w:hyperlink w:history="1" r:id="rIdljith-e7-enftqcmt0hi5">
               <w:r>
                 <w:rPr>
                   <w:rFonts w:ascii="Arial" w:cs="Arial" w:eastAsia="Arial" w:hAnsi="Arial"/>
@@ -6957,32 +6957,32 @@
         <w:tc>
           <w:tcPr>
             <w:tcW w:type="dxa" w:w="1520"/>
-            <w:shd w:fill="F2F2F2" w:color="auto" w:val="clear"/>
-            <w:tcMar>
-              <w:top w:type="dxa" w:w="60"/>
-              <w:left w:type="dxa" w:w="120"/>
-              <w:bottom w:type="dxa" w:w="60"/>
-              <w:right w:type="dxa" w:w="120"/>
-            </w:tcMar>
-            <w:vAlign w:val="top"/>
-          </w:tcPr>
-          <w:p>
-            <w:pPr>
-              <w:spacing w:after="40" w:before="0"/>
-              <w:jc w:val="left"/>
-            </w:pPr>
-            <w:r>
-              <w:rPr>
-                <w:rFonts w:ascii="Arial" w:cs="Arial" w:eastAsia="Arial" w:hAnsi="Arial"/>
-                <w:b/>
-                <w:bCs/>
-                <w:i w:val="false"/>
-                <w:iCs w:val="false"/>
-                <w:color w:val="000000"/>
-                <w:sz w:val="18"/>
-                <w:szCs w:val="18"/>
-              </w:rPr>
-              <w:t xml:space="preserve">Phase 3 — EXPLAIN: Generalising the Features of an Efficient Respiratory Surface</w:t>
+            <w:shd w:fill="E2EFDA" w:color="auto" w:val="clear"/>
+            <w:tcMar>
+              <w:top w:type="dxa" w:w="60"/>
+              <w:left w:type="dxa" w:w="120"/>
+              <w:bottom w:type="dxa" w:w="60"/>
+              <w:right w:type="dxa" w:w="120"/>
+            </w:tcMar>
+            <w:vAlign w:val="top"/>
+          </w:tcPr>
+          <w:p>
+            <w:pPr>
+              <w:spacing w:after="40" w:before="0"/>
+              <w:jc w:val="left"/>
+            </w:pPr>
+            <w:r>
+              <w:rPr>
+                <w:rFonts w:ascii="Arial" w:cs="Arial" w:eastAsia="Arial" w:hAnsi="Arial"/>
+                <w:b/>
+                <w:bCs/>
+                <w:i w:val="false"/>
+                <w:iCs w:val="false"/>
+                <w:color w:val="000000"/>
+                <w:sz w:val="18"/>
+                <w:szCs w:val="18"/>
+              </w:rPr>
+              <w:t xml:space="preserve">Explain Phase</w:t>
             </w:r>
           </w:p>
           <w:p>
@@ -7005,7 +7005,7 @@
             <w:pPr>
               <w:spacing w:after="20" w:before="0"/>
             </w:pPr>
-            <w:hyperlink w:history="1" r:id="rIdnahkmtzbnh2paeyp-qyw4">
+            <w:hyperlink w:history="1" r:id="rIdu2nn-qxn_zyymtvjzeilk">
               <w:r>
                 <w:rPr>
                   <w:rFonts w:ascii="Arial" w:cs="Arial" w:eastAsia="Arial" w:hAnsi="Arial"/>
@@ -7038,7 +7038,7 @@
               <w:spacing w:after="10" w:before="0"/>
               <w:ind w:left="120"/>
             </w:pPr>
-            <w:hyperlink w:history="1" r:id="rIdqhbqf3gpmcdeyoyehkbzo">
+            <w:hyperlink w:history="1" r:id="rId0ejwm7v95fmfh4ft8vtp9">
               <w:r>
                 <w:rPr>
                   <w:rFonts w:ascii="Arial" w:cs="Arial" w:eastAsia="Arial" w:hAnsi="Arial"/>
@@ -7083,7 +7083,7 @@
             <w:pPr>
               <w:spacing w:after="20" w:before="0"/>
             </w:pPr>
-            <w:hyperlink w:history="1" r:id="rIdfcn__mo7_4x-7o7lnfexj">
+            <w:hyperlink w:history="1" r:id="rIdfcdf2aiwfoxsgnihsoiwz">
               <w:r>
                 <w:rPr>
                   <w:rFonts w:ascii="Arial" w:cs="Arial" w:eastAsia="Arial" w:hAnsi="Arial"/>
@@ -7116,7 +7116,7 @@
               <w:spacing w:after="10" w:before="0"/>
               <w:ind w:left="120"/>
             </w:pPr>
-            <w:hyperlink w:history="1" r:id="rId21pdtikgp80ynjbvvsedp">
+            <w:hyperlink w:history="1" r:id="rIduhdglkewfnw8ztpaud9mp">
               <w:r>
                 <w:rPr>
                   <w:rFonts w:ascii="Arial" w:cs="Arial" w:eastAsia="Arial" w:hAnsi="Arial"/>
@@ -7263,32 +7263,32 @@
         <w:tc>
           <w:tcPr>
             <w:tcW w:type="dxa" w:w="1520"/>
-            <w:shd w:fill="F2F2F2" w:color="auto" w:val="clear"/>
-            <w:tcMar>
-              <w:top w:type="dxa" w:w="60"/>
-              <w:left w:type="dxa" w:w="120"/>
-              <w:bottom w:type="dxa" w:w="60"/>
-              <w:right w:type="dxa" w:w="120"/>
-            </w:tcMar>
-            <w:vAlign w:val="top"/>
-          </w:tcPr>
-          <w:p>
-            <w:pPr>
-              <w:spacing w:after="40" w:before="0"/>
-              <w:jc w:val="left"/>
-            </w:pPr>
-            <w:r>
-              <w:rPr>
-                <w:rFonts w:ascii="Arial" w:cs="Arial" w:eastAsia="Arial" w:hAnsi="Arial"/>
-                <w:b/>
-                <w:bCs/>
-                <w:i w:val="false"/>
-                <w:iCs w:val="false"/>
-                <w:color w:val="000000"/>
-                <w:sz w:val="18"/>
-                <w:szCs w:val="18"/>
-              </w:rPr>
-              <w:t xml:space="preserve">Phase 4 — Driving Question Board (DQB) Update</w:t>
+            <w:shd w:fill="FCE4D6" w:color="auto" w:val="clear"/>
+            <w:tcMar>
+              <w:top w:type="dxa" w:w="60"/>
+              <w:left w:type="dxa" w:w="120"/>
+              <w:bottom w:type="dxa" w:w="60"/>
+              <w:right w:type="dxa" w:w="120"/>
+            </w:tcMar>
+            <w:vAlign w:val="top"/>
+          </w:tcPr>
+          <w:p>
+            <w:pPr>
+              <w:spacing w:after="40" w:before="0"/>
+              <w:jc w:val="left"/>
+            </w:pPr>
+            <w:r>
+              <w:rPr>
+                <w:rFonts w:ascii="Arial" w:cs="Arial" w:eastAsia="Arial" w:hAnsi="Arial"/>
+                <w:b/>
+                <w:bCs/>
+                <w:i w:val="false"/>
+                <w:iCs w:val="false"/>
+                <w:color w:val="000000"/>
+                <w:sz w:val="18"/>
+                <w:szCs w:val="18"/>
+              </w:rPr>
+              <w:t xml:space="preserve">Driving Question Board (DQB) Creation</w:t>
             </w:r>
           </w:p>
           <w:p>
@@ -7311,7 +7311,7 @@
             <w:pPr>
               <w:spacing w:after="20" w:before="0"/>
             </w:pPr>
-            <w:hyperlink w:history="1" r:id="rIdyfs8evpj8lu5jj6we8uw4">
+            <w:hyperlink w:history="1" r:id="rIdxy_8rxqd8bhrxgtpstd4l">
               <w:r>
                 <w:rPr>
                   <w:rFonts w:ascii="Arial" w:cs="Arial" w:eastAsia="Arial" w:hAnsi="Arial"/>
@@ -7344,7 +7344,7 @@
               <w:spacing w:after="10" w:before="0"/>
               <w:ind w:left="120"/>
             </w:pPr>
-            <w:hyperlink w:history="1" r:id="rIdsyk90df_38kanmy6onmvh">
+            <w:hyperlink w:history="1" r:id="rIdsnsqd6kvvdwinyqpzg1fp">
               <w:r>
                 <w:rPr>
                   <w:rFonts w:ascii="Arial" w:cs="Arial" w:eastAsia="Arial" w:hAnsi="Arial"/>
@@ -7389,7 +7389,7 @@
             <w:pPr>
               <w:spacing w:after="20" w:before="0"/>
             </w:pPr>
-            <w:hyperlink w:history="1" r:id="rIdf2xqdwo7amr1-d0xuwzgs">
+            <w:hyperlink w:history="1" r:id="rIduqgtnm170wfoi4jkzleyh">
               <w:r>
                 <w:rPr>
                   <w:rFonts w:ascii="Arial" w:cs="Arial" w:eastAsia="Arial" w:hAnsi="Arial"/>
@@ -7422,7 +7422,7 @@
               <w:spacing w:after="10" w:before="0"/>
               <w:ind w:left="120"/>
             </w:pPr>
-            <w:hyperlink w:history="1" r:id="rIdx4fg6b4-7jk0w7fzbtanz">
+            <w:hyperlink w:history="1" r:id="rIdacmrwecu1smj17xp_wr7e">
               <w:r>
                 <w:rPr>
                   <w:rFonts w:ascii="Arial" w:cs="Arial" w:eastAsia="Arial" w:hAnsi="Arial"/>
@@ -7569,32 +7569,32 @@
         <w:tc>
           <w:tcPr>
             <w:tcW w:type="dxa" w:w="1520"/>
-            <w:shd w:fill="F2F2F2" w:color="auto" w:val="clear"/>
-            <w:tcMar>
-              <w:top w:type="dxa" w:w="60"/>
-              <w:left w:type="dxa" w:w="120"/>
-              <w:bottom w:type="dxa" w:w="60"/>
-              <w:right w:type="dxa" w:w="120"/>
-            </w:tcMar>
-            <w:vAlign w:val="top"/>
-          </w:tcPr>
-          <w:p>
-            <w:pPr>
-              <w:spacing w:after="40" w:before="0"/>
-              <w:jc w:val="left"/>
-            </w:pPr>
-            <w:r>
-              <w:rPr>
-                <w:rFonts w:ascii="Arial" w:cs="Arial" w:eastAsia="Arial" w:hAnsi="Arial"/>
-                <w:b/>
-                <w:bCs/>
-                <w:i w:val="false"/>
-                <w:iCs w:val="false"/>
-                <w:color w:val="000000"/>
-                <w:sz w:val="18"/>
-                <w:szCs w:val="18"/>
-              </w:rPr>
-              <w:t xml:space="preserve">Phase 5 — MODEL BUILDING: Revising the Class Respiratory Surface Model</w:t>
+            <w:shd w:fill="D5E8F0" w:color="auto" w:val="clear"/>
+            <w:tcMar>
+              <w:top w:type="dxa" w:w="60"/>
+              <w:left w:type="dxa" w:w="120"/>
+              <w:bottom w:type="dxa" w:w="60"/>
+              <w:right w:type="dxa" w:w="120"/>
+            </w:tcMar>
+            <w:vAlign w:val="top"/>
+          </w:tcPr>
+          <w:p>
+            <w:pPr>
+              <w:spacing w:after="40" w:before="0"/>
+              <w:jc w:val="left"/>
+            </w:pPr>
+            <w:r>
+              <w:rPr>
+                <w:rFonts w:ascii="Arial" w:cs="Arial" w:eastAsia="Arial" w:hAnsi="Arial"/>
+                <w:b/>
+                <w:bCs/>
+                <w:i w:val="false"/>
+                <w:iCs w:val="false"/>
+                <w:color w:val="000000"/>
+                <w:sz w:val="18"/>
+                <w:szCs w:val="18"/>
+              </w:rPr>
+              <w:t xml:space="preserve">Model Building Phase</w:t>
             </w:r>
           </w:p>
           <w:p>
@@ -7617,7 +7617,7 @@
             <w:pPr>
               <w:spacing w:after="20" w:before="0"/>
             </w:pPr>
-            <w:hyperlink w:history="1" r:id="rIdgbmosk9bboqayi-jrz2is">
+            <w:hyperlink w:history="1" r:id="rIdjjeeinxfzcxt_hex_qesu">
               <w:r>
                 <w:rPr>
                   <w:rFonts w:ascii="Arial" w:cs="Arial" w:eastAsia="Arial" w:hAnsi="Arial"/>
@@ -7650,7 +7650,7 @@
               <w:spacing w:after="10" w:before="0"/>
               <w:ind w:left="120"/>
             </w:pPr>
-            <w:hyperlink w:history="1" r:id="rIdq_gsax-p7lpmndmukgwjl">
+            <w:hyperlink w:history="1" r:id="rIdc67flgwh7ecww_9uaffus">
               <w:r>
                 <w:rPr>
                   <w:rFonts w:ascii="Arial" w:cs="Arial" w:eastAsia="Arial" w:hAnsi="Arial"/>
@@ -7695,7 +7695,7 @@
             <w:pPr>
               <w:spacing w:after="20" w:before="0"/>
             </w:pPr>
-            <w:hyperlink w:history="1" r:id="rIdco-jcdl-x8d_wewrsrl5i">
+            <w:hyperlink w:history="1" r:id="rIdu0pih99erxa1trfxycvue">
               <w:r>
                 <w:rPr>
                   <w:rFonts w:ascii="Arial" w:cs="Arial" w:eastAsia="Arial" w:hAnsi="Arial"/>
@@ -7728,7 +7728,7 @@
               <w:spacing w:after="10" w:before="0"/>
               <w:ind w:left="120"/>
             </w:pPr>
-            <w:hyperlink w:history="1" r:id="rIdmalkpem4sfzoa09rxnzqv">
+            <w:hyperlink w:history="1" r:id="rIdizjuayxs1c3wnmfsig362">
               <w:r>
                 <w:rPr>
                   <w:rFonts w:ascii="Arial" w:cs="Arial" w:eastAsia="Arial" w:hAnsi="Arial"/>
@@ -9167,32 +9167,32 @@
         <w:tc>
           <w:tcPr>
             <w:tcW w:type="dxa" w:w="1520"/>
-            <w:shd w:fill="F2F2F2" w:color="auto" w:val="clear"/>
-            <w:tcMar>
-              <w:top w:type="dxa" w:w="60"/>
-              <w:left w:type="dxa" w:w="120"/>
-              <w:bottom w:type="dxa" w:w="60"/>
-              <w:right w:type="dxa" w:w="120"/>
-            </w:tcMar>
-            <w:vAlign w:val="top"/>
-          </w:tcPr>
-          <w:p>
-            <w:pPr>
-              <w:spacing w:after="40" w:before="0"/>
-              <w:jc w:val="left"/>
-            </w:pPr>
-            <w:r>
-              <w:rPr>
-                <w:rFonts w:ascii="Arial" w:cs="Arial" w:eastAsia="Arial" w:hAnsi="Arial"/>
-                <w:b/>
-                <w:bCs/>
-                <w:i w:val="false"/>
-                <w:iCs w:val="false"/>
-                <w:color w:val="000000"/>
-                <w:sz w:val="18"/>
-                <w:szCs w:val="18"/>
-              </w:rPr>
-              <w:t xml:space="preserve">1 — PREDICT</w:t>
+            <w:shd w:fill="EAD1F5" w:color="auto" w:val="clear"/>
+            <w:tcMar>
+              <w:top w:type="dxa" w:w="60"/>
+              <w:left w:type="dxa" w:w="120"/>
+              <w:bottom w:type="dxa" w:w="60"/>
+              <w:right w:type="dxa" w:w="120"/>
+            </w:tcMar>
+            <w:vAlign w:val="top"/>
+          </w:tcPr>
+          <w:p>
+            <w:pPr>
+              <w:spacing w:after="40" w:before="0"/>
+              <w:jc w:val="left"/>
+            </w:pPr>
+            <w:r>
+              <w:rPr>
+                <w:rFonts w:ascii="Arial" w:cs="Arial" w:eastAsia="Arial" w:hAnsi="Arial"/>
+                <w:b/>
+                <w:bCs/>
+                <w:i w:val="false"/>
+                <w:iCs w:val="false"/>
+                <w:color w:val="000000"/>
+                <w:sz w:val="18"/>
+                <w:szCs w:val="18"/>
+              </w:rPr>
+              <w:t xml:space="preserve">Predict Phase</w:t>
             </w:r>
           </w:p>
           <w:p>
@@ -9215,7 +9215,7 @@
             <w:pPr>
               <w:spacing w:after="20" w:before="0"/>
             </w:pPr>
-            <w:hyperlink w:history="1" r:id="rIdvrsmpt-6roxh4lha9vyua">
+            <w:hyperlink w:history="1" r:id="rIdtlijt3fwkbeqbw6mp0wqp">
               <w:r>
                 <w:rPr>
                   <w:rFonts w:ascii="Arial" w:cs="Arial" w:eastAsia="Arial" w:hAnsi="Arial"/>
@@ -9248,7 +9248,7 @@
               <w:spacing w:after="10" w:before="0"/>
               <w:ind w:left="120"/>
             </w:pPr>
-            <w:hyperlink w:history="1" r:id="rIdsovxnrejkntj2frhkiplz">
+            <w:hyperlink w:history="1" r:id="rIdcv3pt3rgqyjaw5dmab8-f">
               <w:r>
                 <w:rPr>
                   <w:rFonts w:ascii="Arial" w:cs="Arial" w:eastAsia="Arial" w:hAnsi="Arial"/>
@@ -9293,7 +9293,7 @@
             <w:pPr>
               <w:spacing w:after="20" w:before="0"/>
             </w:pPr>
-            <w:hyperlink w:history="1" r:id="rIdsx0ajxtx99f9sgznazos8">
+            <w:hyperlink w:history="1" r:id="rIdq492vezfywaklwxxhu3zp">
               <w:r>
                 <w:rPr>
                   <w:rFonts w:ascii="Arial" w:cs="Arial" w:eastAsia="Arial" w:hAnsi="Arial"/>
@@ -9326,7 +9326,7 @@
               <w:spacing w:after="10" w:before="0"/>
               <w:ind w:left="120"/>
             </w:pPr>
-            <w:hyperlink w:history="1" r:id="rIdekqhk3iow9vxzg08h8v_g">
+            <w:hyperlink w:history="1" r:id="rIdnmwtqs4hyu7cqkzost3re">
               <w:r>
                 <w:rPr>
                   <w:rFonts w:ascii="Arial" w:cs="Arial" w:eastAsia="Arial" w:hAnsi="Arial"/>
@@ -9473,32 +9473,32 @@
         <w:tc>
           <w:tcPr>
             <w:tcW w:type="dxa" w:w="1520"/>
-            <w:shd w:fill="F2F2F2" w:color="auto" w:val="clear"/>
-            <w:tcMar>
-              <w:top w:type="dxa" w:w="60"/>
-              <w:left w:type="dxa" w:w="120"/>
-              <w:bottom w:type="dxa" w:w="60"/>
-              <w:right w:type="dxa" w:w="120"/>
-            </w:tcMar>
-            <w:vAlign w:val="top"/>
-          </w:tcPr>
-          <w:p>
-            <w:pPr>
-              <w:spacing w:after="40" w:before="0"/>
-              <w:jc w:val="left"/>
-            </w:pPr>
-            <w:r>
-              <w:rPr>
-                <w:rFonts w:ascii="Arial" w:cs="Arial" w:eastAsia="Arial" w:hAnsi="Arial"/>
-                <w:b/>
-                <w:bCs/>
-                <w:i w:val="false"/>
-                <w:iCs w:val="false"/>
-                <w:color w:val="000000"/>
-                <w:sz w:val="18"/>
-                <w:szCs w:val="18"/>
-              </w:rPr>
-              <w:t xml:space="preserve">2 — OBSERVE</w:t>
+            <w:shd w:fill="D9EEF1" w:color="auto" w:val="clear"/>
+            <w:tcMar>
+              <w:top w:type="dxa" w:w="60"/>
+              <w:left w:type="dxa" w:w="120"/>
+              <w:bottom w:type="dxa" w:w="60"/>
+              <w:right w:type="dxa" w:w="120"/>
+            </w:tcMar>
+            <w:vAlign w:val="top"/>
+          </w:tcPr>
+          <w:p>
+            <w:pPr>
+              <w:spacing w:after="40" w:before="0"/>
+              <w:jc w:val="left"/>
+            </w:pPr>
+            <w:r>
+              <w:rPr>
+                <w:rFonts w:ascii="Arial" w:cs="Arial" w:eastAsia="Arial" w:hAnsi="Arial"/>
+                <w:b/>
+                <w:bCs/>
+                <w:i w:val="false"/>
+                <w:iCs w:val="false"/>
+                <w:color w:val="000000"/>
+                <w:sz w:val="18"/>
+                <w:szCs w:val="18"/>
+              </w:rPr>
+              <w:t xml:space="preserve">Observe Phase</w:t>
             </w:r>
           </w:p>
           <w:p>
@@ -9521,7 +9521,7 @@
             <w:pPr>
               <w:spacing w:after="20" w:before="0"/>
             </w:pPr>
-            <w:hyperlink w:history="1" r:id="rIdg9f-mp5o9pgb5nqytteyu">
+            <w:hyperlink w:history="1" r:id="rIdfq9nvqjtwerhkghsf6omg">
               <w:r>
                 <w:rPr>
                   <w:rFonts w:ascii="Arial" w:cs="Arial" w:eastAsia="Arial" w:hAnsi="Arial"/>
@@ -9554,7 +9554,7 @@
               <w:spacing w:after="10" w:before="0"/>
               <w:ind w:left="120"/>
             </w:pPr>
-            <w:hyperlink w:history="1" r:id="rIdygkvcnfhgxmndsogbs2tw">
+            <w:hyperlink w:history="1" r:id="rIdnveo3vu0bnaz5tpmlbolx">
               <w:r>
                 <w:rPr>
                   <w:rFonts w:ascii="Arial" w:cs="Arial" w:eastAsia="Arial" w:hAnsi="Arial"/>
@@ -9599,7 +9599,7 @@
             <w:pPr>
               <w:spacing w:after="20" w:before="0"/>
             </w:pPr>
-            <w:hyperlink w:history="1" r:id="rIdhrukaxeyzzno8_wa-ocwc">
+            <w:hyperlink w:history="1" r:id="rIdo-xuwovmkepxlu2oxve4n">
               <w:r>
                 <w:rPr>
                   <w:rFonts w:ascii="Arial" w:cs="Arial" w:eastAsia="Arial" w:hAnsi="Arial"/>
@@ -9632,7 +9632,7 @@
               <w:spacing w:after="10" w:before="0"/>
               <w:ind w:left="120"/>
             </w:pPr>
-            <w:hyperlink w:history="1" r:id="rIdnjzoyruocwo6gbcpmsw0v">
+            <w:hyperlink w:history="1" r:id="rIdbaieyt19mb3nawzwoipu7">
               <w:r>
                 <w:rPr>
                   <w:rFonts w:ascii="Arial" w:cs="Arial" w:eastAsia="Arial" w:hAnsi="Arial"/>
@@ -9779,32 +9779,32 @@
         <w:tc>
           <w:tcPr>
             <w:tcW w:type="dxa" w:w="1520"/>
-            <w:shd w:fill="F2F2F2" w:color="auto" w:val="clear"/>
-            <w:tcMar>
-              <w:top w:type="dxa" w:w="60"/>
-              <w:left w:type="dxa" w:w="120"/>
-              <w:bottom w:type="dxa" w:w="60"/>
-              <w:right w:type="dxa" w:w="120"/>
-            </w:tcMar>
-            <w:vAlign w:val="top"/>
-          </w:tcPr>
-          <w:p>
-            <w:pPr>
-              <w:spacing w:after="40" w:before="0"/>
-              <w:jc w:val="left"/>
-            </w:pPr>
-            <w:r>
-              <w:rPr>
-                <w:rFonts w:ascii="Arial" w:cs="Arial" w:eastAsia="Arial" w:hAnsi="Arial"/>
-                <w:b/>
-                <w:bCs/>
-                <w:i w:val="false"/>
-                <w:iCs w:val="false"/>
-                <w:color w:val="000000"/>
-                <w:sz w:val="18"/>
-                <w:szCs w:val="18"/>
-              </w:rPr>
-              <w:t xml:space="preserve">3 — EXPLAIN</w:t>
+            <w:shd w:fill="E2EFDA" w:color="auto" w:val="clear"/>
+            <w:tcMar>
+              <w:top w:type="dxa" w:w="60"/>
+              <w:left w:type="dxa" w:w="120"/>
+              <w:bottom w:type="dxa" w:w="60"/>
+              <w:right w:type="dxa" w:w="120"/>
+            </w:tcMar>
+            <w:vAlign w:val="top"/>
+          </w:tcPr>
+          <w:p>
+            <w:pPr>
+              <w:spacing w:after="40" w:before="0"/>
+              <w:jc w:val="left"/>
+            </w:pPr>
+            <w:r>
+              <w:rPr>
+                <w:rFonts w:ascii="Arial" w:cs="Arial" w:eastAsia="Arial" w:hAnsi="Arial"/>
+                <w:b/>
+                <w:bCs/>
+                <w:i w:val="false"/>
+                <w:iCs w:val="false"/>
+                <w:color w:val="000000"/>
+                <w:sz w:val="18"/>
+                <w:szCs w:val="18"/>
+              </w:rPr>
+              <w:t xml:space="preserve">Explain Phase</w:t>
             </w:r>
           </w:p>
           <w:p>
@@ -9827,7 +9827,7 @@
             <w:pPr>
               <w:spacing w:after="20" w:before="0"/>
             </w:pPr>
-            <w:hyperlink w:history="1" r:id="rIdfsvgaklaj-b5hjffprgg4">
+            <w:hyperlink w:history="1" r:id="rIdstzykqjbvmbrfljljrpaz">
               <w:r>
                 <w:rPr>
                   <w:rFonts w:ascii="Arial" w:cs="Arial" w:eastAsia="Arial" w:hAnsi="Arial"/>
@@ -9860,7 +9860,7 @@
               <w:spacing w:after="10" w:before="0"/>
               <w:ind w:left="120"/>
             </w:pPr>
-            <w:hyperlink w:history="1" r:id="rIdyks20vxm5vfm3jxpdjz7w">
+            <w:hyperlink w:history="1" r:id="rId9jvadiyaipzrm982xmqor">
               <w:r>
                 <w:rPr>
                   <w:rFonts w:ascii="Arial" w:cs="Arial" w:eastAsia="Arial" w:hAnsi="Arial"/>
@@ -9905,7 +9905,7 @@
             <w:pPr>
               <w:spacing w:after="20" w:before="0"/>
             </w:pPr>
-            <w:hyperlink w:history="1" r:id="rIdqehl00ei2hcvx_nvzuwgk">
+            <w:hyperlink w:history="1" r:id="rIdd91kozcb_85nd3hyn140p">
               <w:r>
                 <w:rPr>
                   <w:rFonts w:ascii="Arial" w:cs="Arial" w:eastAsia="Arial" w:hAnsi="Arial"/>
@@ -9938,7 +9938,7 @@
               <w:spacing w:after="10" w:before="0"/>
               <w:ind w:left="120"/>
             </w:pPr>
-            <w:hyperlink w:history="1" r:id="rIdqndctvjxteez92fai6mij">
+            <w:hyperlink w:history="1" r:id="rIdf6ezsccpxxmuhufh9kxaw">
               <w:r>
                 <w:rPr>
                   <w:rFonts w:ascii="Arial" w:cs="Arial" w:eastAsia="Arial" w:hAnsi="Arial"/>
@@ -10085,32 +10085,32 @@
         <w:tc>
           <w:tcPr>
             <w:tcW w:type="dxa" w:w="1520"/>
-            <w:shd w:fill="F2F2F2" w:color="auto" w:val="clear"/>
-            <w:tcMar>
-              <w:top w:type="dxa" w:w="60"/>
-              <w:left w:type="dxa" w:w="120"/>
-              <w:bottom w:type="dxa" w:w="60"/>
-              <w:right w:type="dxa" w:w="120"/>
-            </w:tcMar>
-            <w:vAlign w:val="top"/>
-          </w:tcPr>
-          <w:p>
-            <w:pPr>
-              <w:spacing w:after="40" w:before="0"/>
-              <w:jc w:val="left"/>
-            </w:pPr>
-            <w:r>
-              <w:rPr>
-                <w:rFonts w:ascii="Arial" w:cs="Arial" w:eastAsia="Arial" w:hAnsi="Arial"/>
-                <w:b/>
-                <w:bCs/>
-                <w:i w:val="false"/>
-                <w:iCs w:val="false"/>
-                <w:color w:val="000000"/>
-                <w:sz w:val="18"/>
-                <w:szCs w:val="18"/>
-              </w:rPr>
-              <w:t xml:space="preserve">4 — DRIVING QUESTION BOARD (DQB) UPDATE</w:t>
+            <w:shd w:fill="FCE4D6" w:color="auto" w:val="clear"/>
+            <w:tcMar>
+              <w:top w:type="dxa" w:w="60"/>
+              <w:left w:type="dxa" w:w="120"/>
+              <w:bottom w:type="dxa" w:w="60"/>
+              <w:right w:type="dxa" w:w="120"/>
+            </w:tcMar>
+            <w:vAlign w:val="top"/>
+          </w:tcPr>
+          <w:p>
+            <w:pPr>
+              <w:spacing w:after="40" w:before="0"/>
+              <w:jc w:val="left"/>
+            </w:pPr>
+            <w:r>
+              <w:rPr>
+                <w:rFonts w:ascii="Arial" w:cs="Arial" w:eastAsia="Arial" w:hAnsi="Arial"/>
+                <w:b/>
+                <w:bCs/>
+                <w:i w:val="false"/>
+                <w:iCs w:val="false"/>
+                <w:color w:val="000000"/>
+                <w:sz w:val="18"/>
+                <w:szCs w:val="18"/>
+              </w:rPr>
+              <w:t xml:space="preserve">Driving Question Board (DQB) Creation</w:t>
             </w:r>
           </w:p>
           <w:p>
@@ -10133,7 +10133,7 @@
             <w:pPr>
               <w:spacing w:after="20" w:before="0"/>
             </w:pPr>
-            <w:hyperlink w:history="1" r:id="rIdkhlyaykgw2lyewp37g02k">
+            <w:hyperlink w:history="1" r:id="rIdmrdkgtgnmqyrfvfzqe23f">
               <w:r>
                 <w:rPr>
                   <w:rFonts w:ascii="Arial" w:cs="Arial" w:eastAsia="Arial" w:hAnsi="Arial"/>
@@ -10166,7 +10166,7 @@
               <w:spacing w:after="10" w:before="0"/>
               <w:ind w:left="120"/>
             </w:pPr>
-            <w:hyperlink w:history="1" r:id="rId4ixtrk4c5yexvnvlexmlr">
+            <w:hyperlink w:history="1" r:id="rIdxpvbupc2_infw0sq-w-zv">
               <w:r>
                 <w:rPr>
                   <w:rFonts w:ascii="Arial" w:cs="Arial" w:eastAsia="Arial" w:hAnsi="Arial"/>
@@ -10211,7 +10211,7 @@
             <w:pPr>
               <w:spacing w:after="20" w:before="0"/>
             </w:pPr>
-            <w:hyperlink w:history="1" r:id="rIdohp_--vfymbfgi7gkv00b">
+            <w:hyperlink w:history="1" r:id="rIdnavciyojrwfqssg77nxpc">
               <w:r>
                 <w:rPr>
                   <w:rFonts w:ascii="Arial" w:cs="Arial" w:eastAsia="Arial" w:hAnsi="Arial"/>
@@ -10244,7 +10244,7 @@
               <w:spacing w:after="10" w:before="0"/>
               <w:ind w:left="120"/>
             </w:pPr>
-            <w:hyperlink w:history="1" r:id="rIds57dx7kadk69lr5g2es6h">
+            <w:hyperlink w:history="1" r:id="rIdcyltab9-hdmwvlxl-r-bf">
               <w:r>
                 <w:rPr>
                   <w:rFonts w:ascii="Arial" w:cs="Arial" w:eastAsia="Arial" w:hAnsi="Arial"/>
@@ -10391,32 +10391,32 @@
         <w:tc>
           <w:tcPr>
             <w:tcW w:type="dxa" w:w="1520"/>
-            <w:shd w:fill="F2F2F2" w:color="auto" w:val="clear"/>
-            <w:tcMar>
-              <w:top w:type="dxa" w:w="60"/>
-              <w:left w:type="dxa" w:w="120"/>
-              <w:bottom w:type="dxa" w:w="60"/>
-              <w:right w:type="dxa" w:w="120"/>
-            </w:tcMar>
-            <w:vAlign w:val="top"/>
-          </w:tcPr>
-          <w:p>
-            <w:pPr>
-              <w:spacing w:after="40" w:before="0"/>
-              <w:jc w:val="left"/>
-            </w:pPr>
-            <w:r>
-              <w:rPr>
-                <w:rFonts w:ascii="Arial" w:cs="Arial" w:eastAsia="Arial" w:hAnsi="Arial"/>
-                <w:b/>
-                <w:bCs/>
-                <w:i w:val="false"/>
-                <w:iCs w:val="false"/>
-                <w:color w:val="000000"/>
-                <w:sz w:val="18"/>
-                <w:szCs w:val="18"/>
-              </w:rPr>
-              <w:t xml:space="preserve">5 — MODEL BUILDING</w:t>
+            <w:shd w:fill="D5E8F0" w:color="auto" w:val="clear"/>
+            <w:tcMar>
+              <w:top w:type="dxa" w:w="60"/>
+              <w:left w:type="dxa" w:w="120"/>
+              <w:bottom w:type="dxa" w:w="60"/>
+              <w:right w:type="dxa" w:w="120"/>
+            </w:tcMar>
+            <w:vAlign w:val="top"/>
+          </w:tcPr>
+          <w:p>
+            <w:pPr>
+              <w:spacing w:after="40" w:before="0"/>
+              <w:jc w:val="left"/>
+            </w:pPr>
+            <w:r>
+              <w:rPr>
+                <w:rFonts w:ascii="Arial" w:cs="Arial" w:eastAsia="Arial" w:hAnsi="Arial"/>
+                <w:b/>
+                <w:bCs/>
+                <w:i w:val="false"/>
+                <w:iCs w:val="false"/>
+                <w:color w:val="000000"/>
+                <w:sz w:val="18"/>
+                <w:szCs w:val="18"/>
+              </w:rPr>
+              <w:t xml:space="preserve">Model Building Phase</w:t>
             </w:r>
           </w:p>
           <w:p>
@@ -10439,7 +10439,7 @@
             <w:pPr>
               <w:spacing w:after="20" w:before="0"/>
             </w:pPr>
-            <w:hyperlink w:history="1" r:id="rIdd1yultwdawuzrseed8age">
+            <w:hyperlink w:history="1" r:id="rIdsopiunhujhj1seei_syrh">
               <w:r>
                 <w:rPr>
                   <w:rFonts w:ascii="Arial" w:cs="Arial" w:eastAsia="Arial" w:hAnsi="Arial"/>
@@ -10472,7 +10472,7 @@
               <w:spacing w:after="10" w:before="0"/>
               <w:ind w:left="120"/>
             </w:pPr>
-            <w:hyperlink w:history="1" r:id="rIdcduw2zm4wgqd8m0kjasld">
+            <w:hyperlink w:history="1" r:id="rIdgw3obewzsavkoiyilk9wd">
               <w:r>
                 <w:rPr>
                   <w:rFonts w:ascii="Arial" w:cs="Arial" w:eastAsia="Arial" w:hAnsi="Arial"/>
@@ -10517,7 +10517,7 @@
             <w:pPr>
               <w:spacing w:after="20" w:before="0"/>
             </w:pPr>
-            <w:hyperlink w:history="1" r:id="rIdahr_y1h7hw53cyags5whg">
+            <w:hyperlink w:history="1" r:id="rIdgeyv_ba9s8-6pdszymioa">
               <w:r>
                 <w:rPr>
                   <w:rFonts w:ascii="Arial" w:cs="Arial" w:eastAsia="Arial" w:hAnsi="Arial"/>
@@ -10550,7 +10550,7 @@
               <w:spacing w:after="10" w:before="0"/>
               <w:ind w:left="120"/>
             </w:pPr>
-            <w:hyperlink w:history="1" r:id="rIdwerlogyj7kzk-cg5xrw1s">
+            <w:hyperlink w:history="1" r:id="rIdzcjxyyimj8bhqxut8xvpp">
               <w:r>
                 <w:rPr>
                   <w:rFonts w:ascii="Arial" w:cs="Arial" w:eastAsia="Arial" w:hAnsi="Arial"/>
@@ -12217,32 +12217,32 @@
         <w:tc>
           <w:tcPr>
             <w:tcW w:type="dxa" w:w="1520"/>
-            <w:shd w:fill="F2F2F2" w:color="auto" w:val="clear"/>
-            <w:tcMar>
-              <w:top w:type="dxa" w:w="60"/>
-              <w:left w:type="dxa" w:w="120"/>
-              <w:bottom w:type="dxa" w:w="60"/>
-              <w:right w:type="dxa" w:w="120"/>
-            </w:tcMar>
-            <w:vAlign w:val="top"/>
-          </w:tcPr>
-          <w:p>
-            <w:pPr>
-              <w:spacing w:after="40" w:before="0"/>
-              <w:jc w:val="left"/>
-            </w:pPr>
-            <w:r>
-              <w:rPr>
-                <w:rFonts w:ascii="Arial" w:cs="Arial" w:eastAsia="Arial" w:hAnsi="Arial"/>
-                <w:b/>
-                <w:bCs/>
-                <w:i w:val="false"/>
-                <w:iCs w:val="false"/>
-                <w:color w:val="000000"/>
-                <w:sz w:val="18"/>
-                <w:szCs w:val="18"/>
-              </w:rPr>
-              <w:t xml:space="preserve">Phase 1 — PREDICT: What Does Your Body Actually Do to Pull Air In?</w:t>
+            <w:shd w:fill="EAD1F5" w:color="auto" w:val="clear"/>
+            <w:tcMar>
+              <w:top w:type="dxa" w:w="60"/>
+              <w:left w:type="dxa" w:w="120"/>
+              <w:bottom w:type="dxa" w:w="60"/>
+              <w:right w:type="dxa" w:w="120"/>
+            </w:tcMar>
+            <w:vAlign w:val="top"/>
+          </w:tcPr>
+          <w:p>
+            <w:pPr>
+              <w:spacing w:after="40" w:before="0"/>
+              <w:jc w:val="left"/>
+            </w:pPr>
+            <w:r>
+              <w:rPr>
+                <w:rFonts w:ascii="Arial" w:cs="Arial" w:eastAsia="Arial" w:hAnsi="Arial"/>
+                <w:b/>
+                <w:bCs/>
+                <w:i w:val="false"/>
+                <w:iCs w:val="false"/>
+                <w:color w:val="000000"/>
+                <w:sz w:val="18"/>
+                <w:szCs w:val="18"/>
+              </w:rPr>
+              <w:t xml:space="preserve">Predict Phase</w:t>
             </w:r>
           </w:p>
           <w:p>
@@ -12265,7 +12265,7 @@
             <w:pPr>
               <w:spacing w:after="20" w:before="0"/>
             </w:pPr>
-            <w:hyperlink w:history="1" r:id="rIdeorjhmmi09m5dg1isov8g">
+            <w:hyperlink w:history="1" r:id="rIdielhh9yhqghxdnlx47ds2">
               <w:r>
                 <w:rPr>
                   <w:rFonts w:ascii="Arial" w:cs="Arial" w:eastAsia="Arial" w:hAnsi="Arial"/>
@@ -12298,7 +12298,7 @@
               <w:spacing w:after="10" w:before="0"/>
               <w:ind w:left="120"/>
             </w:pPr>
-            <w:hyperlink w:history="1" r:id="rIdz-8ctwoo5jto8cuuyowxy">
+            <w:hyperlink w:history="1" r:id="rIdqzvbsi93yixkipnvicxly">
               <w:r>
                 <w:rPr>
                   <w:rFonts w:ascii="Arial" w:cs="Arial" w:eastAsia="Arial" w:hAnsi="Arial"/>
@@ -12343,7 +12343,7 @@
             <w:pPr>
               <w:spacing w:after="20" w:before="0"/>
             </w:pPr>
-            <w:hyperlink w:history="1" r:id="rId9svbdtejwjnqjwsjlp0ny">
+            <w:hyperlink w:history="1" r:id="rIdzqglldtxxsforohyq6tun">
               <w:r>
                 <w:rPr>
                   <w:rFonts w:ascii="Arial" w:cs="Arial" w:eastAsia="Arial" w:hAnsi="Arial"/>
@@ -12376,7 +12376,7 @@
               <w:spacing w:after="10" w:before="0"/>
               <w:ind w:left="120"/>
             </w:pPr>
-            <w:hyperlink w:history="1" r:id="rIdq1nwnzbwialiw_vhsnldc">
+            <w:hyperlink w:history="1" r:id="rIdp6t9hr5puk9mjf2flg5ni">
               <w:r>
                 <w:rPr>
                   <w:rFonts w:ascii="Arial" w:cs="Arial" w:eastAsia="Arial" w:hAnsi="Arial"/>
@@ -12523,32 +12523,32 @@
         <w:tc>
           <w:tcPr>
             <w:tcW w:type="dxa" w:w="1520"/>
-            <w:shd w:fill="F2F2F2" w:color="auto" w:val="clear"/>
-            <w:tcMar>
-              <w:top w:type="dxa" w:w="60"/>
-              <w:left w:type="dxa" w:w="120"/>
-              <w:bottom w:type="dxa" w:w="60"/>
-              <w:right w:type="dxa" w:w="120"/>
-            </w:tcMar>
-            <w:vAlign w:val="top"/>
-          </w:tcPr>
-          <w:p>
-            <w:pPr>
-              <w:spacing w:after="40" w:before="0"/>
-              <w:jc w:val="left"/>
-            </w:pPr>
-            <w:r>
-              <w:rPr>
-                <w:rFonts w:ascii="Arial" w:cs="Arial" w:eastAsia="Arial" w:hAnsi="Arial"/>
-                <w:b/>
-                <w:bCs/>
-                <w:i w:val="false"/>
-                <w:iCs w:val="false"/>
-                <w:color w:val="000000"/>
-                <w:sz w:val="18"/>
-                <w:szCs w:val="18"/>
-              </w:rPr>
-              <w:t xml:space="preserve">Phase 2 — OBSERVE: ARES Video/Animation — The Breathing Mechanism</w:t>
+            <w:shd w:fill="D9EEF1" w:color="auto" w:val="clear"/>
+            <w:tcMar>
+              <w:top w:type="dxa" w:w="60"/>
+              <w:left w:type="dxa" w:w="120"/>
+              <w:bottom w:type="dxa" w:w="60"/>
+              <w:right w:type="dxa" w:w="120"/>
+            </w:tcMar>
+            <w:vAlign w:val="top"/>
+          </w:tcPr>
+          <w:p>
+            <w:pPr>
+              <w:spacing w:after="40" w:before="0"/>
+              <w:jc w:val="left"/>
+            </w:pPr>
+            <w:r>
+              <w:rPr>
+                <w:rFonts w:ascii="Arial" w:cs="Arial" w:eastAsia="Arial" w:hAnsi="Arial"/>
+                <w:b/>
+                <w:bCs/>
+                <w:i w:val="false"/>
+                <w:iCs w:val="false"/>
+                <w:color w:val="000000"/>
+                <w:sz w:val="18"/>
+                <w:szCs w:val="18"/>
+              </w:rPr>
+              <w:t xml:space="preserve">Observe Phase</w:t>
             </w:r>
           </w:p>
           <w:p>
@@ -12571,7 +12571,7 @@
             <w:pPr>
               <w:spacing w:after="20" w:before="0"/>
             </w:pPr>
-            <w:hyperlink w:history="1" r:id="rIddsdw8snegt1fxsmnblysr">
+            <w:hyperlink w:history="1" r:id="rIdq1ul033egk8bo4tmqivgc">
               <w:r>
                 <w:rPr>
                   <w:rFonts w:ascii="Arial" w:cs="Arial" w:eastAsia="Arial" w:hAnsi="Arial"/>
@@ -12604,7 +12604,7 @@
               <w:spacing w:after="10" w:before="0"/>
               <w:ind w:left="120"/>
             </w:pPr>
-            <w:hyperlink w:history="1" r:id="rIdvwenz9nmhzm7agiphcz4w">
+            <w:hyperlink w:history="1" r:id="rIdmpac1p4odbrqj1x2lmtwn">
               <w:r>
                 <w:rPr>
                   <w:rFonts w:ascii="Arial" w:cs="Arial" w:eastAsia="Arial" w:hAnsi="Arial"/>
@@ -12649,7 +12649,7 @@
             <w:pPr>
               <w:spacing w:after="20" w:before="0"/>
             </w:pPr>
-            <w:hyperlink w:history="1" r:id="rIdkryv7qctxwtx26yfbanqu">
+            <w:hyperlink w:history="1" r:id="rIdpaebihdo3j4f3malwpcnm">
               <w:r>
                 <w:rPr>
                   <w:rFonts w:ascii="Arial" w:cs="Arial" w:eastAsia="Arial" w:hAnsi="Arial"/>
@@ -12682,7 +12682,7 @@
               <w:spacing w:after="10" w:before="0"/>
               <w:ind w:left="120"/>
             </w:pPr>
-            <w:hyperlink w:history="1" r:id="rIdoa9am5c24e-u6ptt2pl3d">
+            <w:hyperlink w:history="1" r:id="rIdt0krck8gdcuezhbt2ojhc">
               <w:r>
                 <w:rPr>
                   <w:rFonts w:ascii="Arial" w:cs="Arial" w:eastAsia="Arial" w:hAnsi="Arial"/>
@@ -12829,32 +12829,32 @@
         <w:tc>
           <w:tcPr>
             <w:tcW w:type="dxa" w:w="1520"/>
-            <w:shd w:fill="F2F2F2" w:color="auto" w:val="clear"/>
-            <w:tcMar>
-              <w:top w:type="dxa" w:w="60"/>
-              <w:left w:type="dxa" w:w="120"/>
-              <w:bottom w:type="dxa" w:w="60"/>
-              <w:right w:type="dxa" w:w="120"/>
-            </w:tcMar>
-            <w:vAlign w:val="top"/>
-          </w:tcPr>
-          <w:p>
-            <w:pPr>
-              <w:spacing w:after="40" w:before="0"/>
-              <w:jc w:val="left"/>
-            </w:pPr>
-            <w:r>
-              <w:rPr>
-                <w:rFonts w:ascii="Arial" w:cs="Arial" w:eastAsia="Arial" w:hAnsi="Arial"/>
-                <w:b/>
-                <w:bCs/>
-                <w:i w:val="false"/>
-                <w:iCs w:val="false"/>
-                <w:color w:val="000000"/>
-                <w:sz w:val="18"/>
-                <w:szCs w:val="18"/>
-              </w:rPr>
-              <w:t xml:space="preserve">Phase 3 — EXPLAIN: Bell-Jar Diaphragm Model Investigation and CER Writing</w:t>
+            <w:shd w:fill="E2EFDA" w:color="auto" w:val="clear"/>
+            <w:tcMar>
+              <w:top w:type="dxa" w:w="60"/>
+              <w:left w:type="dxa" w:w="120"/>
+              <w:bottom w:type="dxa" w:w="60"/>
+              <w:right w:type="dxa" w:w="120"/>
+            </w:tcMar>
+            <w:vAlign w:val="top"/>
+          </w:tcPr>
+          <w:p>
+            <w:pPr>
+              <w:spacing w:after="40" w:before="0"/>
+              <w:jc w:val="left"/>
+            </w:pPr>
+            <w:r>
+              <w:rPr>
+                <w:rFonts w:ascii="Arial" w:cs="Arial" w:eastAsia="Arial" w:hAnsi="Arial"/>
+                <w:b/>
+                <w:bCs/>
+                <w:i w:val="false"/>
+                <w:iCs w:val="false"/>
+                <w:color w:val="000000"/>
+                <w:sz w:val="18"/>
+                <w:szCs w:val="18"/>
+              </w:rPr>
+              <w:t xml:space="preserve">Explain Phase</w:t>
             </w:r>
           </w:p>
           <w:p>
@@ -12877,7 +12877,7 @@
             <w:pPr>
               <w:spacing w:after="20" w:before="0"/>
             </w:pPr>
-            <w:hyperlink w:history="1" r:id="rIdjajnabaa9kyha1ckht6fb">
+            <w:hyperlink w:history="1" r:id="rIdrogsetiekadom8bjt0094">
               <w:r>
                 <w:rPr>
                   <w:rFonts w:ascii="Arial" w:cs="Arial" w:eastAsia="Arial" w:hAnsi="Arial"/>
@@ -12910,7 +12910,7 @@
               <w:spacing w:after="10" w:before="0"/>
               <w:ind w:left="120"/>
             </w:pPr>
-            <w:hyperlink w:history="1" r:id="rIdft1fjt55bif18nqkwppx0">
+            <w:hyperlink w:history="1" r:id="rIdbwatoccdd_sgusq4hni4d">
               <w:r>
                 <w:rPr>
                   <w:rFonts w:ascii="Arial" w:cs="Arial" w:eastAsia="Arial" w:hAnsi="Arial"/>
@@ -12955,7 +12955,7 @@
             <w:pPr>
               <w:spacing w:after="20" w:before="0"/>
             </w:pPr>
-            <w:hyperlink w:history="1" r:id="rId1fmyvtxrqhkthyvvsltoi">
+            <w:hyperlink w:history="1" r:id="rIdbbl-td37skmsdxiexyugs">
               <w:r>
                 <w:rPr>
                   <w:rFonts w:ascii="Arial" w:cs="Arial" w:eastAsia="Arial" w:hAnsi="Arial"/>
@@ -12988,7 +12988,7 @@
               <w:spacing w:after="10" w:before="0"/>
               <w:ind w:left="120"/>
             </w:pPr>
-            <w:hyperlink w:history="1" r:id="rIdyk8pparxdqoisjjuf6cou">
+            <w:hyperlink w:history="1" r:id="rIduig8c2dhoeb4d7afdu9kr">
               <w:r>
                 <w:rPr>
                   <w:rFonts w:ascii="Arial" w:cs="Arial" w:eastAsia="Arial" w:hAnsi="Arial"/>
@@ -13135,32 +13135,32 @@
         <w:tc>
           <w:tcPr>
             <w:tcW w:type="dxa" w:w="1520"/>
-            <w:shd w:fill="F2F2F2" w:color="auto" w:val="clear"/>
-            <w:tcMar>
-              <w:top w:type="dxa" w:w="60"/>
-              <w:left w:type="dxa" w:w="120"/>
-              <w:bottom w:type="dxa" w:w="60"/>
-              <w:right w:type="dxa" w:w="120"/>
-            </w:tcMar>
-            <w:vAlign w:val="top"/>
-          </w:tcPr>
-          <w:p>
-            <w:pPr>
-              <w:spacing w:after="40" w:before="0"/>
-              <w:jc w:val="left"/>
-            </w:pPr>
-            <w:r>
-              <w:rPr>
-                <w:rFonts w:ascii="Arial" w:cs="Arial" w:eastAsia="Arial" w:hAnsi="Arial"/>
-                <w:b/>
-                <w:bCs/>
-                <w:i w:val="false"/>
-                <w:iCs w:val="false"/>
-                <w:color w:val="000000"/>
-                <w:sz w:val="18"/>
-                <w:szCs w:val="18"/>
-              </w:rPr>
-              <w:t xml:space="preserve">Phase 4 — DRIVING QUESTION BOARD (DQB) Update</w:t>
+            <w:shd w:fill="FCE4D6" w:color="auto" w:val="clear"/>
+            <w:tcMar>
+              <w:top w:type="dxa" w:w="60"/>
+              <w:left w:type="dxa" w:w="120"/>
+              <w:bottom w:type="dxa" w:w="60"/>
+              <w:right w:type="dxa" w:w="120"/>
+            </w:tcMar>
+            <w:vAlign w:val="top"/>
+          </w:tcPr>
+          <w:p>
+            <w:pPr>
+              <w:spacing w:after="40" w:before="0"/>
+              <w:jc w:val="left"/>
+            </w:pPr>
+            <w:r>
+              <w:rPr>
+                <w:rFonts w:ascii="Arial" w:cs="Arial" w:eastAsia="Arial" w:hAnsi="Arial"/>
+                <w:b/>
+                <w:bCs/>
+                <w:i w:val="false"/>
+                <w:iCs w:val="false"/>
+                <w:color w:val="000000"/>
+                <w:sz w:val="18"/>
+                <w:szCs w:val="18"/>
+              </w:rPr>
+              <w:t xml:space="preserve">Driving Question Board (DQB) Creation</w:t>
             </w:r>
           </w:p>
           <w:p>
@@ -13183,7 +13183,7 @@
             <w:pPr>
               <w:spacing w:after="20" w:before="0"/>
             </w:pPr>
-            <w:hyperlink w:history="1" r:id="rIddz_yd2kp-ajjjbnvknyef">
+            <w:hyperlink w:history="1" r:id="rIdks6m_yjoxekbrzjr-knkq">
               <w:r>
                 <w:rPr>
                   <w:rFonts w:ascii="Arial" w:cs="Arial" w:eastAsia="Arial" w:hAnsi="Arial"/>
@@ -13216,7 +13216,7 @@
               <w:spacing w:after="10" w:before="0"/>
               <w:ind w:left="120"/>
             </w:pPr>
-            <w:hyperlink w:history="1" r:id="rIdd3gi8xvfigh0shmmea_kl">
+            <w:hyperlink w:history="1" r:id="rId1ahgpnrzj9e0yolyqohyq">
               <w:r>
                 <w:rPr>
                   <w:rFonts w:ascii="Arial" w:cs="Arial" w:eastAsia="Arial" w:hAnsi="Arial"/>
@@ -13261,7 +13261,7 @@
             <w:pPr>
               <w:spacing w:after="20" w:before="0"/>
             </w:pPr>
-            <w:hyperlink w:history="1" r:id="rIdonqdq3xmm_gbj1zbv4tiw">
+            <w:hyperlink w:history="1" r:id="rIdwkql0qvtejakks2_spbgs">
               <w:r>
                 <w:rPr>
                   <w:rFonts w:ascii="Arial" w:cs="Arial" w:eastAsia="Arial" w:hAnsi="Arial"/>
@@ -13294,7 +13294,7 @@
               <w:spacing w:after="10" w:before="0"/>
               <w:ind w:left="120"/>
             </w:pPr>
-            <w:hyperlink w:history="1" r:id="rIddqaymr2dk8kjuxwtvyfjf">
+            <w:hyperlink w:history="1" r:id="rIdynbzxvpbh4xsrruten6ec">
               <w:r>
                 <w:rPr>
                   <w:rFonts w:ascii="Arial" w:cs="Arial" w:eastAsia="Arial" w:hAnsi="Arial"/>
@@ -13441,32 +13441,32 @@
         <w:tc>
           <w:tcPr>
             <w:tcW w:type="dxa" w:w="1520"/>
-            <w:shd w:fill="F2F2F2" w:color="auto" w:val="clear"/>
-            <w:tcMar>
-              <w:top w:type="dxa" w:w="60"/>
-              <w:left w:type="dxa" w:w="120"/>
-              <w:bottom w:type="dxa" w:w="60"/>
-              <w:right w:type="dxa" w:w="120"/>
-            </w:tcMar>
-            <w:vAlign w:val="top"/>
-          </w:tcPr>
-          <w:p>
-            <w:pPr>
-              <w:spacing w:after="40" w:before="0"/>
-              <w:jc w:val="left"/>
-            </w:pPr>
-            <w:r>
-              <w:rPr>
-                <w:rFonts w:ascii="Arial" w:cs="Arial" w:eastAsia="Arial" w:hAnsi="Arial"/>
-                <w:b/>
-                <w:bCs/>
-                <w:i w:val="false"/>
-                <w:iCs w:val="false"/>
-                <w:color w:val="000000"/>
-                <w:sz w:val="18"/>
-                <w:szCs w:val="18"/>
-              </w:rPr>
-              <w:t xml:space="preserve">Phase 5 — MODEL BUILDING: Annotating the Thoracic Cavity Diagram</w:t>
+            <w:shd w:fill="D5E8F0" w:color="auto" w:val="clear"/>
+            <w:tcMar>
+              <w:top w:type="dxa" w:w="60"/>
+              <w:left w:type="dxa" w:w="120"/>
+              <w:bottom w:type="dxa" w:w="60"/>
+              <w:right w:type="dxa" w:w="120"/>
+            </w:tcMar>
+            <w:vAlign w:val="top"/>
+          </w:tcPr>
+          <w:p>
+            <w:pPr>
+              <w:spacing w:after="40" w:before="0"/>
+              <w:jc w:val="left"/>
+            </w:pPr>
+            <w:r>
+              <w:rPr>
+                <w:rFonts w:ascii="Arial" w:cs="Arial" w:eastAsia="Arial" w:hAnsi="Arial"/>
+                <w:b/>
+                <w:bCs/>
+                <w:i w:val="false"/>
+                <w:iCs w:val="false"/>
+                <w:color w:val="000000"/>
+                <w:sz w:val="18"/>
+                <w:szCs w:val="18"/>
+              </w:rPr>
+              <w:t xml:space="preserve">Model Building Phase</w:t>
             </w:r>
           </w:p>
           <w:p>
@@ -13489,7 +13489,7 @@
             <w:pPr>
               <w:spacing w:after="20" w:before="0"/>
             </w:pPr>
-            <w:hyperlink w:history="1" r:id="rIdly9oddzg0p5457hjmpobf">
+            <w:hyperlink w:history="1" r:id="rId9yndtqeqzmjbmaq1vpnv2">
               <w:r>
                 <w:rPr>
                   <w:rFonts w:ascii="Arial" w:cs="Arial" w:eastAsia="Arial" w:hAnsi="Arial"/>
@@ -13522,7 +13522,7 @@
               <w:spacing w:after="10" w:before="0"/>
               <w:ind w:left="120"/>
             </w:pPr>
-            <w:hyperlink w:history="1" r:id="rId4hnwacryvgerg1ytyfgff">
+            <w:hyperlink w:history="1" r:id="rIdthd921fcrsseioedfys8m">
               <w:r>
                 <w:rPr>
                   <w:rFonts w:ascii="Arial" w:cs="Arial" w:eastAsia="Arial" w:hAnsi="Arial"/>
@@ -13567,7 +13567,7 @@
             <w:pPr>
               <w:spacing w:after="20" w:before="0"/>
             </w:pPr>
-            <w:hyperlink w:history="1" r:id="rIdsmmqoavachn5jsfcsykyf">
+            <w:hyperlink w:history="1" r:id="rIdjo1als3z_pjklaoswz6wz">
               <w:r>
                 <w:rPr>
                   <w:rFonts w:ascii="Arial" w:cs="Arial" w:eastAsia="Arial" w:hAnsi="Arial"/>
@@ -13600,7 +13600,7 @@
               <w:spacing w:after="10" w:before="0"/>
               <w:ind w:left="120"/>
             </w:pPr>
-            <w:hyperlink w:history="1" r:id="rIdzp-rjrgp_rcn5ztse20w9">
+            <w:hyperlink w:history="1" r:id="rIdcuczo3sahphh_pc0daorq">
               <w:r>
                 <w:rPr>
                   <w:rFonts w:ascii="Arial" w:cs="Arial" w:eastAsia="Arial" w:hAnsi="Arial"/>
@@ -15039,32 +15039,32 @@
         <w:tc>
           <w:tcPr>
             <w:tcW w:type="dxa" w:w="1520"/>
-            <w:shd w:fill="F2F2F2" w:color="auto" w:val="clear"/>
-            <w:tcMar>
-              <w:top w:type="dxa" w:w="60"/>
-              <w:left w:type="dxa" w:w="120"/>
-              <w:bottom w:type="dxa" w:w="60"/>
-              <w:right w:type="dxa" w:w="120"/>
-            </w:tcMar>
-            <w:vAlign w:val="top"/>
-          </w:tcPr>
-          <w:p>
-            <w:pPr>
-              <w:spacing w:after="40" w:before="0"/>
-              <w:jc w:val="left"/>
-            </w:pPr>
-            <w:r>
-              <w:rPr>
-                <w:rFonts w:ascii="Arial" w:cs="Arial" w:eastAsia="Arial" w:hAnsi="Arial"/>
-                <w:b/>
-                <w:bCs/>
-                <w:i w:val="false"/>
-                <w:iCs w:val="false"/>
-                <w:color w:val="000000"/>
-                <w:sz w:val="18"/>
-                <w:szCs w:val="18"/>
-              </w:rPr>
-              <w:t xml:space="preserve">1 — Predict</w:t>
+            <w:shd w:fill="EAD1F5" w:color="auto" w:val="clear"/>
+            <w:tcMar>
+              <w:top w:type="dxa" w:w="60"/>
+              <w:left w:type="dxa" w:w="120"/>
+              <w:bottom w:type="dxa" w:w="60"/>
+              <w:right w:type="dxa" w:w="120"/>
+            </w:tcMar>
+            <w:vAlign w:val="top"/>
+          </w:tcPr>
+          <w:p>
+            <w:pPr>
+              <w:spacing w:after="40" w:before="0"/>
+              <w:jc w:val="left"/>
+            </w:pPr>
+            <w:r>
+              <w:rPr>
+                <w:rFonts w:ascii="Arial" w:cs="Arial" w:eastAsia="Arial" w:hAnsi="Arial"/>
+                <w:b/>
+                <w:bCs/>
+                <w:i w:val="false"/>
+                <w:iCs w:val="false"/>
+                <w:color w:val="000000"/>
+                <w:sz w:val="18"/>
+                <w:szCs w:val="18"/>
+              </w:rPr>
+              <w:t xml:space="preserve">Predict Phase</w:t>
             </w:r>
           </w:p>
           <w:p>
@@ -15087,7 +15087,7 @@
             <w:pPr>
               <w:spacing w:after="20" w:before="0"/>
             </w:pPr>
-            <w:hyperlink w:history="1" r:id="rIdxv1qxjpa7cgbginqgrdbz">
+            <w:hyperlink w:history="1" r:id="rIdos5huwrowdqs41b1yxeji">
               <w:r>
                 <w:rPr>
                   <w:rFonts w:ascii="Arial" w:cs="Arial" w:eastAsia="Arial" w:hAnsi="Arial"/>
@@ -15120,7 +15120,7 @@
               <w:spacing w:after="10" w:before="0"/>
               <w:ind w:left="120"/>
             </w:pPr>
-            <w:hyperlink w:history="1" r:id="rIdzltwphsq6mom8r4gi6rze">
+            <w:hyperlink w:history="1" r:id="rIdgbhgt8juum--iptbvwukf">
               <w:r>
                 <w:rPr>
                   <w:rFonts w:ascii="Arial" w:cs="Arial" w:eastAsia="Arial" w:hAnsi="Arial"/>
@@ -15165,7 +15165,7 @@
             <w:pPr>
               <w:spacing w:after="20" w:before="0"/>
             </w:pPr>
-            <w:hyperlink w:history="1" r:id="rIdmbe4gzpuepcc-jepz7cdx">
+            <w:hyperlink w:history="1" r:id="rIdo5evgnadcq7i-qx_l304c">
               <w:r>
                 <w:rPr>
                   <w:rFonts w:ascii="Arial" w:cs="Arial" w:eastAsia="Arial" w:hAnsi="Arial"/>
@@ -15198,7 +15198,7 @@
               <w:spacing w:after="10" w:before="0"/>
               <w:ind w:left="120"/>
             </w:pPr>
-            <w:hyperlink w:history="1" r:id="rId7eljuurvaguipi3vuk6cr">
+            <w:hyperlink w:history="1" r:id="rIdleltcdskj5naqldn8czox">
               <w:r>
                 <w:rPr>
                   <w:rFonts w:ascii="Arial" w:cs="Arial" w:eastAsia="Arial" w:hAnsi="Arial"/>
@@ -15345,32 +15345,32 @@
         <w:tc>
           <w:tcPr>
             <w:tcW w:type="dxa" w:w="1520"/>
-            <w:shd w:fill="F2F2F2" w:color="auto" w:val="clear"/>
-            <w:tcMar>
-              <w:top w:type="dxa" w:w="60"/>
-              <w:left w:type="dxa" w:w="120"/>
-              <w:bottom w:type="dxa" w:w="60"/>
-              <w:right w:type="dxa" w:w="120"/>
-            </w:tcMar>
-            <w:vAlign w:val="top"/>
-          </w:tcPr>
-          <w:p>
-            <w:pPr>
-              <w:spacing w:after="40" w:before="0"/>
-              <w:jc w:val="left"/>
-            </w:pPr>
-            <w:r>
-              <w:rPr>
-                <w:rFonts w:ascii="Arial" w:cs="Arial" w:eastAsia="Arial" w:hAnsi="Arial"/>
-                <w:b/>
-                <w:bCs/>
-                <w:i w:val="false"/>
-                <w:iCs w:val="false"/>
-                <w:color w:val="000000"/>
-                <w:sz w:val="18"/>
-                <w:szCs w:val="18"/>
-              </w:rPr>
-              <w:t xml:space="preserve">2 — Observe</w:t>
+            <w:shd w:fill="D9EEF1" w:color="auto" w:val="clear"/>
+            <w:tcMar>
+              <w:top w:type="dxa" w:w="60"/>
+              <w:left w:type="dxa" w:w="120"/>
+              <w:bottom w:type="dxa" w:w="60"/>
+              <w:right w:type="dxa" w:w="120"/>
+            </w:tcMar>
+            <w:vAlign w:val="top"/>
+          </w:tcPr>
+          <w:p>
+            <w:pPr>
+              <w:spacing w:after="40" w:before="0"/>
+              <w:jc w:val="left"/>
+            </w:pPr>
+            <w:r>
+              <w:rPr>
+                <w:rFonts w:ascii="Arial" w:cs="Arial" w:eastAsia="Arial" w:hAnsi="Arial"/>
+                <w:b/>
+                <w:bCs/>
+                <w:i w:val="false"/>
+                <w:iCs w:val="false"/>
+                <w:color w:val="000000"/>
+                <w:sz w:val="18"/>
+                <w:szCs w:val="18"/>
+              </w:rPr>
+              <w:t xml:space="preserve">Observe Phase</w:t>
             </w:r>
           </w:p>
           <w:p>
@@ -15393,7 +15393,7 @@
             <w:pPr>
               <w:spacing w:after="20" w:before="0"/>
             </w:pPr>
-            <w:hyperlink w:history="1" r:id="rIdwjtdicswgwkaqw8szk4ft">
+            <w:hyperlink w:history="1" r:id="rIdjztcry2x4nonxdjmuudai">
               <w:r>
                 <w:rPr>
                   <w:rFonts w:ascii="Arial" w:cs="Arial" w:eastAsia="Arial" w:hAnsi="Arial"/>
@@ -15426,7 +15426,7 @@
               <w:spacing w:after="10" w:before="0"/>
               <w:ind w:left="120"/>
             </w:pPr>
-            <w:hyperlink w:history="1" r:id="rIdwbuwxl9bi8wf2bo6uq10l">
+            <w:hyperlink w:history="1" r:id="rIdtulmw-xxjugkoopk11ytm">
               <w:r>
                 <w:rPr>
                   <w:rFonts w:ascii="Arial" w:cs="Arial" w:eastAsia="Arial" w:hAnsi="Arial"/>
@@ -15471,7 +15471,7 @@
             <w:pPr>
               <w:spacing w:after="20" w:before="0"/>
             </w:pPr>
-            <w:hyperlink w:history="1" r:id="rIdbwg8dakgxdezcfq13xedt">
+            <w:hyperlink w:history="1" r:id="rIdkgegcj1iatyeicvwg0uio">
               <w:r>
                 <w:rPr>
                   <w:rFonts w:ascii="Arial" w:cs="Arial" w:eastAsia="Arial" w:hAnsi="Arial"/>
@@ -15504,7 +15504,7 @@
               <w:spacing w:after="10" w:before="0"/>
               <w:ind w:left="120"/>
             </w:pPr>
-            <w:hyperlink w:history="1" r:id="rIdosra_fw3pgrmvqajdtejz">
+            <w:hyperlink w:history="1" r:id="rIdznxt6o9atbipxrscobiav">
               <w:r>
                 <w:rPr>
                   <w:rFonts w:ascii="Arial" w:cs="Arial" w:eastAsia="Arial" w:hAnsi="Arial"/>
@@ -15651,32 +15651,32 @@
         <w:tc>
           <w:tcPr>
             <w:tcW w:type="dxa" w:w="1520"/>
-            <w:shd w:fill="F2F2F2" w:color="auto" w:val="clear"/>
-            <w:tcMar>
-              <w:top w:type="dxa" w:w="60"/>
-              <w:left w:type="dxa" w:w="120"/>
-              <w:bottom w:type="dxa" w:w="60"/>
-              <w:right w:type="dxa" w:w="120"/>
-            </w:tcMar>
-            <w:vAlign w:val="top"/>
-          </w:tcPr>
-          <w:p>
-            <w:pPr>
-              <w:spacing w:after="40" w:before="0"/>
-              <w:jc w:val="left"/>
-            </w:pPr>
-            <w:r>
-              <w:rPr>
-                <w:rFonts w:ascii="Arial" w:cs="Arial" w:eastAsia="Arial" w:hAnsi="Arial"/>
-                <w:b/>
-                <w:bCs/>
-                <w:i w:val="false"/>
-                <w:iCs w:val="false"/>
-                <w:color w:val="000000"/>
-                <w:sz w:val="18"/>
-                <w:szCs w:val="18"/>
-              </w:rPr>
-              <w:t xml:space="preserve">3 — Explain</w:t>
+            <w:shd w:fill="E2EFDA" w:color="auto" w:val="clear"/>
+            <w:tcMar>
+              <w:top w:type="dxa" w:w="60"/>
+              <w:left w:type="dxa" w:w="120"/>
+              <w:bottom w:type="dxa" w:w="60"/>
+              <w:right w:type="dxa" w:w="120"/>
+            </w:tcMar>
+            <w:vAlign w:val="top"/>
+          </w:tcPr>
+          <w:p>
+            <w:pPr>
+              <w:spacing w:after="40" w:before="0"/>
+              <w:jc w:val="left"/>
+            </w:pPr>
+            <w:r>
+              <w:rPr>
+                <w:rFonts w:ascii="Arial" w:cs="Arial" w:eastAsia="Arial" w:hAnsi="Arial"/>
+                <w:b/>
+                <w:bCs/>
+                <w:i w:val="false"/>
+                <w:iCs w:val="false"/>
+                <w:color w:val="000000"/>
+                <w:sz w:val="18"/>
+                <w:szCs w:val="18"/>
+              </w:rPr>
+              <w:t xml:space="preserve">Explain Phase</w:t>
             </w:r>
           </w:p>
           <w:p>
@@ -15699,7 +15699,7 @@
             <w:pPr>
               <w:spacing w:after="20" w:before="0"/>
             </w:pPr>
-            <w:hyperlink w:history="1" r:id="rIdloagki2-lpjhgcfujm2hr">
+            <w:hyperlink w:history="1" r:id="rId0ryoiwjn-jyp0wlnbphje">
               <w:r>
                 <w:rPr>
                   <w:rFonts w:ascii="Arial" w:cs="Arial" w:eastAsia="Arial" w:hAnsi="Arial"/>
@@ -15732,7 +15732,7 @@
               <w:spacing w:after="10" w:before="0"/>
               <w:ind w:left="120"/>
             </w:pPr>
-            <w:hyperlink w:history="1" r:id="rIdhmmaptk1kpzbewcjr29gg">
+            <w:hyperlink w:history="1" r:id="rId0oamnk9hrd5brqvdiuvju">
               <w:r>
                 <w:rPr>
                   <w:rFonts w:ascii="Arial" w:cs="Arial" w:eastAsia="Arial" w:hAnsi="Arial"/>
@@ -15777,7 +15777,7 @@
             <w:pPr>
               <w:spacing w:after="20" w:before="0"/>
             </w:pPr>
-            <w:hyperlink w:history="1" r:id="rIdxoulj1lwsm-hsp71cagd-">
+            <w:hyperlink w:history="1" r:id="rIdrwc0yqn8vxr4rtjqu4lhn">
               <w:r>
                 <w:rPr>
                   <w:rFonts w:ascii="Arial" w:cs="Arial" w:eastAsia="Arial" w:hAnsi="Arial"/>
@@ -15810,7 +15810,7 @@
               <w:spacing w:after="10" w:before="0"/>
               <w:ind w:left="120"/>
             </w:pPr>
-            <w:hyperlink w:history="1" r:id="rIdmi78ko87mzhnxg3ajqyw8">
+            <w:hyperlink w:history="1" r:id="rIdh_2makpnodckyd-88szj7">
               <w:r>
                 <w:rPr>
                   <w:rFonts w:ascii="Arial" w:cs="Arial" w:eastAsia="Arial" w:hAnsi="Arial"/>
@@ -15957,32 +15957,32 @@
         <w:tc>
           <w:tcPr>
             <w:tcW w:type="dxa" w:w="1520"/>
-            <w:shd w:fill="F2F2F2" w:color="auto" w:val="clear"/>
-            <w:tcMar>
-              <w:top w:type="dxa" w:w="60"/>
-              <w:left w:type="dxa" w:w="120"/>
-              <w:bottom w:type="dxa" w:w="60"/>
-              <w:right w:type="dxa" w:w="120"/>
-            </w:tcMar>
-            <w:vAlign w:val="top"/>
-          </w:tcPr>
-          <w:p>
-            <w:pPr>
-              <w:spacing w:after="40" w:before="0"/>
-              <w:jc w:val="left"/>
-            </w:pPr>
-            <w:r>
-              <w:rPr>
-                <w:rFonts w:ascii="Arial" w:cs="Arial" w:eastAsia="Arial" w:hAnsi="Arial"/>
-                <w:b/>
-                <w:bCs/>
-                <w:i w:val="false"/>
-                <w:iCs w:val="false"/>
-                <w:color w:val="000000"/>
-                <w:sz w:val="18"/>
-                <w:szCs w:val="18"/>
-              </w:rPr>
-              <w:t xml:space="preserve">4 — Driving Question Board (DQB) Update</w:t>
+            <w:shd w:fill="FCE4D6" w:color="auto" w:val="clear"/>
+            <w:tcMar>
+              <w:top w:type="dxa" w:w="60"/>
+              <w:left w:type="dxa" w:w="120"/>
+              <w:bottom w:type="dxa" w:w="60"/>
+              <w:right w:type="dxa" w:w="120"/>
+            </w:tcMar>
+            <w:vAlign w:val="top"/>
+          </w:tcPr>
+          <w:p>
+            <w:pPr>
+              <w:spacing w:after="40" w:before="0"/>
+              <w:jc w:val="left"/>
+            </w:pPr>
+            <w:r>
+              <w:rPr>
+                <w:rFonts w:ascii="Arial" w:cs="Arial" w:eastAsia="Arial" w:hAnsi="Arial"/>
+                <w:b/>
+                <w:bCs/>
+                <w:i w:val="false"/>
+                <w:iCs w:val="false"/>
+                <w:color w:val="000000"/>
+                <w:sz w:val="18"/>
+                <w:szCs w:val="18"/>
+              </w:rPr>
+              <w:t xml:space="preserve">Driving Question Board (DQB) Creation</w:t>
             </w:r>
           </w:p>
           <w:p>
@@ -16005,7 +16005,7 @@
             <w:pPr>
               <w:spacing w:after="20" w:before="0"/>
             </w:pPr>
-            <w:hyperlink w:history="1" r:id="rIdcatk5k6ysg_0gkne5nsnc">
+            <w:hyperlink w:history="1" r:id="rIdrrsxqpybyzs3imnfsmjmn">
               <w:r>
                 <w:rPr>
                   <w:rFonts w:ascii="Arial" w:cs="Arial" w:eastAsia="Arial" w:hAnsi="Arial"/>
@@ -16038,7 +16038,7 @@
               <w:spacing w:after="10" w:before="0"/>
               <w:ind w:left="120"/>
             </w:pPr>
-            <w:hyperlink w:history="1" r:id="rIdwdyedm0ym6ajc748pwq3p">
+            <w:hyperlink w:history="1" r:id="rIdsvjfqgyfgcbkfpq2kzlf9">
               <w:r>
                 <w:rPr>
                   <w:rFonts w:ascii="Arial" w:cs="Arial" w:eastAsia="Arial" w:hAnsi="Arial"/>
@@ -16083,7 +16083,7 @@
             <w:pPr>
               <w:spacing w:after="20" w:before="0"/>
             </w:pPr>
-            <w:hyperlink w:history="1" r:id="rId2prfnomuys8xsnzyabf3q">
+            <w:hyperlink w:history="1" r:id="rIddjzd3tq9zsgiq3vmkbsc_">
               <w:r>
                 <w:rPr>
                   <w:rFonts w:ascii="Arial" w:cs="Arial" w:eastAsia="Arial" w:hAnsi="Arial"/>
@@ -16116,7 +16116,7 @@
               <w:spacing w:after="10" w:before="0"/>
               <w:ind w:left="120"/>
             </w:pPr>
-            <w:hyperlink w:history="1" r:id="rIdw2sd8emyejayboxbwmy9t">
+            <w:hyperlink w:history="1" r:id="rIdslzp-pm5jsge8srdfrh8l">
               <w:r>
                 <w:rPr>
                   <w:rFonts w:ascii="Arial" w:cs="Arial" w:eastAsia="Arial" w:hAnsi="Arial"/>
@@ -16263,32 +16263,32 @@
         <w:tc>
           <w:tcPr>
             <w:tcW w:type="dxa" w:w="1520"/>
-            <w:shd w:fill="F2F2F2" w:color="auto" w:val="clear"/>
-            <w:tcMar>
-              <w:top w:type="dxa" w:w="60"/>
-              <w:left w:type="dxa" w:w="120"/>
-              <w:bottom w:type="dxa" w:w="60"/>
-              <w:right w:type="dxa" w:w="120"/>
-            </w:tcMar>
-            <w:vAlign w:val="top"/>
-          </w:tcPr>
-          <w:p>
-            <w:pPr>
-              <w:spacing w:after="40" w:before="0"/>
-              <w:jc w:val="left"/>
-            </w:pPr>
-            <w:r>
-              <w:rPr>
-                <w:rFonts w:ascii="Arial" w:cs="Arial" w:eastAsia="Arial" w:hAnsi="Arial"/>
-                <w:b/>
-                <w:bCs/>
-                <w:i w:val="false"/>
-                <w:iCs w:val="false"/>
-                <w:color w:val="000000"/>
-                <w:sz w:val="18"/>
-                <w:szCs w:val="18"/>
-              </w:rPr>
-              <w:t xml:space="preserve">5 — Model Building</w:t>
+            <w:shd w:fill="D5E8F0" w:color="auto" w:val="clear"/>
+            <w:tcMar>
+              <w:top w:type="dxa" w:w="60"/>
+              <w:left w:type="dxa" w:w="120"/>
+              <w:bottom w:type="dxa" w:w="60"/>
+              <w:right w:type="dxa" w:w="120"/>
+            </w:tcMar>
+            <w:vAlign w:val="top"/>
+          </w:tcPr>
+          <w:p>
+            <w:pPr>
+              <w:spacing w:after="40" w:before="0"/>
+              <w:jc w:val="left"/>
+            </w:pPr>
+            <w:r>
+              <w:rPr>
+                <w:rFonts w:ascii="Arial" w:cs="Arial" w:eastAsia="Arial" w:hAnsi="Arial"/>
+                <w:b/>
+                <w:bCs/>
+                <w:i w:val="false"/>
+                <w:iCs w:val="false"/>
+                <w:color w:val="000000"/>
+                <w:sz w:val="18"/>
+                <w:szCs w:val="18"/>
+              </w:rPr>
+              <w:t xml:space="preserve">Model Building Phase</w:t>
             </w:r>
           </w:p>
           <w:p>
@@ -16311,7 +16311,7 @@
             <w:pPr>
               <w:spacing w:after="20" w:before="0"/>
             </w:pPr>
-            <w:hyperlink w:history="1" r:id="rIdwcpgp3qaypyquvltxymhf">
+            <w:hyperlink w:history="1" r:id="rIdgg6otnrzf4blvkks9hwqv">
               <w:r>
                 <w:rPr>
                   <w:rFonts w:ascii="Arial" w:cs="Arial" w:eastAsia="Arial" w:hAnsi="Arial"/>
@@ -16344,7 +16344,7 @@
               <w:spacing w:after="10" w:before="0"/>
               <w:ind w:left="120"/>
             </w:pPr>
-            <w:hyperlink w:history="1" r:id="rIdsmqkesq-sarmesdiwhvrl">
+            <w:hyperlink w:history="1" r:id="rIdk_9sq2nbte5y9vpoc7eie">
               <w:r>
                 <w:rPr>
                   <w:rFonts w:ascii="Arial" w:cs="Arial" w:eastAsia="Arial" w:hAnsi="Arial"/>
@@ -16389,7 +16389,7 @@
             <w:pPr>
               <w:spacing w:after="20" w:before="0"/>
             </w:pPr>
-            <w:hyperlink w:history="1" r:id="rIdxo9fwxsdogbg8dhgw60yb">
+            <w:hyperlink w:history="1" r:id="rIdcvywrvg0rmb3l26trvc4t">
               <w:r>
                 <w:rPr>
                   <w:rFonts w:ascii="Arial" w:cs="Arial" w:eastAsia="Arial" w:hAnsi="Arial"/>
@@ -16422,7 +16422,7 @@
               <w:spacing w:after="10" w:before="0"/>
               <w:ind w:left="120"/>
             </w:pPr>
-            <w:hyperlink w:history="1" r:id="rIdnk_9xkpqv__fclx9bkvtc">
+            <w:hyperlink w:history="1" r:id="rId1bn4kdrkddn5purctdb1a">
               <w:r>
                 <w:rPr>
                   <w:rFonts w:ascii="Arial" w:cs="Arial" w:eastAsia="Arial" w:hAnsi="Arial"/>
@@ -17861,32 +17861,32 @@
         <w:tc>
           <w:tcPr>
             <w:tcW w:type="dxa" w:w="1520"/>
-            <w:shd w:fill="F2F2F2" w:color="auto" w:val="clear"/>
-            <w:tcMar>
-              <w:top w:type="dxa" w:w="60"/>
-              <w:left w:type="dxa" w:w="120"/>
-              <w:bottom w:type="dxa" w:w="60"/>
-              <w:right w:type="dxa" w:w="120"/>
-            </w:tcMar>
-            <w:vAlign w:val="top"/>
-          </w:tcPr>
-          <w:p>
-            <w:pPr>
-              <w:spacing w:after="40" w:before="0"/>
-              <w:jc w:val="left"/>
-            </w:pPr>
-            <w:r>
-              <w:rPr>
-                <w:rFonts w:ascii="Arial" w:cs="Arial" w:eastAsia="Arial" w:hAnsi="Arial"/>
-                <w:b/>
-                <w:bCs/>
-                <w:i w:val="false"/>
-                <w:iCs w:val="false"/>
-                <w:color w:val="000000"/>
-                <w:sz w:val="18"/>
-                <w:szCs w:val="18"/>
-              </w:rPr>
-              <w:t xml:space="preserve">Phase 1 — PREDICT: What Happens Inside a Muscle Cell During Exercise?</w:t>
+            <w:shd w:fill="EAD1F5" w:color="auto" w:val="clear"/>
+            <w:tcMar>
+              <w:top w:type="dxa" w:w="60"/>
+              <w:left w:type="dxa" w:w="120"/>
+              <w:bottom w:type="dxa" w:w="60"/>
+              <w:right w:type="dxa" w:w="120"/>
+            </w:tcMar>
+            <w:vAlign w:val="top"/>
+          </w:tcPr>
+          <w:p>
+            <w:pPr>
+              <w:spacing w:after="40" w:before="0"/>
+              <w:jc w:val="left"/>
+            </w:pPr>
+            <w:r>
+              <w:rPr>
+                <w:rFonts w:ascii="Arial" w:cs="Arial" w:eastAsia="Arial" w:hAnsi="Arial"/>
+                <w:b/>
+                <w:bCs/>
+                <w:i w:val="false"/>
+                <w:iCs w:val="false"/>
+                <w:color w:val="000000"/>
+                <w:sz w:val="18"/>
+                <w:szCs w:val="18"/>
+              </w:rPr>
+              <w:t xml:space="preserve">Predict Phase</w:t>
             </w:r>
           </w:p>
           <w:p>
@@ -17909,7 +17909,7 @@
             <w:pPr>
               <w:spacing w:after="20" w:before="0"/>
             </w:pPr>
-            <w:hyperlink w:history="1" r:id="rIdfyaj5xrincd_jtz8sg4xd">
+            <w:hyperlink w:history="1" r:id="rId6vpa8gzdyjcvgn8g_k3zu">
               <w:r>
                 <w:rPr>
                   <w:rFonts w:ascii="Arial" w:cs="Arial" w:eastAsia="Arial" w:hAnsi="Arial"/>
@@ -17942,7 +17942,7 @@
               <w:spacing w:after="10" w:before="0"/>
               <w:ind w:left="120"/>
             </w:pPr>
-            <w:hyperlink w:history="1" r:id="rIdcumyuqmwiocq1jbz3dvpo">
+            <w:hyperlink w:history="1" r:id="rIdfrce5masdfb-p0zpuaatp">
               <w:r>
                 <w:rPr>
                   <w:rFonts w:ascii="Arial" w:cs="Arial" w:eastAsia="Arial" w:hAnsi="Arial"/>
@@ -17987,7 +17987,7 @@
             <w:pPr>
               <w:spacing w:after="20" w:before="0"/>
             </w:pPr>
-            <w:hyperlink w:history="1" r:id="rIdukd8kjfqet4a-35zd03j2">
+            <w:hyperlink w:history="1" r:id="rIdmzc9tkft6wjg0hiig8_wf">
               <w:r>
                 <w:rPr>
                   <w:rFonts w:ascii="Arial" w:cs="Arial" w:eastAsia="Arial" w:hAnsi="Arial"/>
@@ -18020,7 +18020,7 @@
               <w:spacing w:after="10" w:before="0"/>
               <w:ind w:left="120"/>
             </w:pPr>
-            <w:hyperlink w:history="1" r:id="rIdqx9_rwou3sujs-_4-jdcq">
+            <w:hyperlink w:history="1" r:id="rIdj4v68vrsisrulpspc0qhb">
               <w:r>
                 <w:rPr>
                   <w:rFonts w:ascii="Arial" w:cs="Arial" w:eastAsia="Arial" w:hAnsi="Arial"/>
@@ -18167,32 +18167,32 @@
         <w:tc>
           <w:tcPr>
             <w:tcW w:type="dxa" w:w="1520"/>
-            <w:shd w:fill="F2F2F2" w:color="auto" w:val="clear"/>
-            <w:tcMar>
-              <w:top w:type="dxa" w:w="60"/>
-              <w:left w:type="dxa" w:w="120"/>
-              <w:bottom w:type="dxa" w:w="60"/>
-              <w:right w:type="dxa" w:w="120"/>
-            </w:tcMar>
-            <w:vAlign w:val="top"/>
-          </w:tcPr>
-          <w:p>
-            <w:pPr>
-              <w:spacing w:after="40" w:before="0"/>
-              <w:jc w:val="left"/>
-            </w:pPr>
-            <w:r>
-              <w:rPr>
-                <w:rFonts w:ascii="Arial" w:cs="Arial" w:eastAsia="Arial" w:hAnsi="Arial"/>
-                <w:b/>
-                <w:bCs/>
-                <w:i w:val="false"/>
-                <w:iCs w:val="false"/>
-                <w:color w:val="000000"/>
-                <w:sz w:val="18"/>
-                <w:szCs w:val="18"/>
-              </w:rPr>
-              <w:t xml:space="preserve">Phase 2 — OBSERVE: The Chemistry of Aerobic Respiration — From Ugali to ATP</w:t>
+            <w:shd w:fill="D9EEF1" w:color="auto" w:val="clear"/>
+            <w:tcMar>
+              <w:top w:type="dxa" w:w="60"/>
+              <w:left w:type="dxa" w:w="120"/>
+              <w:bottom w:type="dxa" w:w="60"/>
+              <w:right w:type="dxa" w:w="120"/>
+            </w:tcMar>
+            <w:vAlign w:val="top"/>
+          </w:tcPr>
+          <w:p>
+            <w:pPr>
+              <w:spacing w:after="40" w:before="0"/>
+              <w:jc w:val="left"/>
+            </w:pPr>
+            <w:r>
+              <w:rPr>
+                <w:rFonts w:ascii="Arial" w:cs="Arial" w:eastAsia="Arial" w:hAnsi="Arial"/>
+                <w:b/>
+                <w:bCs/>
+                <w:i w:val="false"/>
+                <w:iCs w:val="false"/>
+                <w:color w:val="000000"/>
+                <w:sz w:val="18"/>
+                <w:szCs w:val="18"/>
+              </w:rPr>
+              <w:t xml:space="preserve">Observe Phase</w:t>
             </w:r>
           </w:p>
           <w:p>
@@ -18215,7 +18215,7 @@
             <w:pPr>
               <w:spacing w:after="20" w:before="0"/>
             </w:pPr>
-            <w:hyperlink w:history="1" r:id="rIdjg6lfathiuuuhpufwpz4i">
+            <w:hyperlink w:history="1" r:id="rIdbyy_bk8mlzb_yi7rhr2xu">
               <w:r>
                 <w:rPr>
                   <w:rFonts w:ascii="Arial" w:cs="Arial" w:eastAsia="Arial" w:hAnsi="Arial"/>
@@ -18248,7 +18248,7 @@
               <w:spacing w:after="10" w:before="0"/>
               <w:ind w:left="120"/>
             </w:pPr>
-            <w:hyperlink w:history="1" r:id="rIdvqbqjzeadidflyx382wb9">
+            <w:hyperlink w:history="1" r:id="rIdmpugjbz17inanscxoor5u">
               <w:r>
                 <w:rPr>
                   <w:rFonts w:ascii="Arial" w:cs="Arial" w:eastAsia="Arial" w:hAnsi="Arial"/>
@@ -18293,7 +18293,7 @@
             <w:pPr>
               <w:spacing w:after="20" w:before="0"/>
             </w:pPr>
-            <w:hyperlink w:history="1" r:id="rIdceuw4vud-othydmf0rq1a">
+            <w:hyperlink w:history="1" r:id="rIdywwmmf29nujmdio362xfj">
               <w:r>
                 <w:rPr>
                   <w:rFonts w:ascii="Arial" w:cs="Arial" w:eastAsia="Arial" w:hAnsi="Arial"/>
@@ -18326,7 +18326,7 @@
               <w:spacing w:after="10" w:before="0"/>
               <w:ind w:left="120"/>
             </w:pPr>
-            <w:hyperlink w:history="1" r:id="rIdjp47ylm67vxde-3dqh9ee">
+            <w:hyperlink w:history="1" r:id="rIdemyr6ccv7xvo7keuxzico">
               <w:r>
                 <w:rPr>
                   <w:rFonts w:ascii="Arial" w:cs="Arial" w:eastAsia="Arial" w:hAnsi="Arial"/>
@@ -18473,32 +18473,32 @@
         <w:tc>
           <w:tcPr>
             <w:tcW w:type="dxa" w:w="1520"/>
-            <w:shd w:fill="F2F2F2" w:color="auto" w:val="clear"/>
-            <w:tcMar>
-              <w:top w:type="dxa" w:w="60"/>
-              <w:left w:type="dxa" w:w="120"/>
-              <w:bottom w:type="dxa" w:w="60"/>
-              <w:right w:type="dxa" w:w="120"/>
-            </w:tcMar>
-            <w:vAlign w:val="top"/>
-          </w:tcPr>
-          <w:p>
-            <w:pPr>
-              <w:spacing w:after="40" w:before="0"/>
-              <w:jc w:val="left"/>
-            </w:pPr>
-            <w:r>
-              <w:rPr>
-                <w:rFonts w:ascii="Arial" w:cs="Arial" w:eastAsia="Arial" w:hAnsi="Arial"/>
-                <w:b/>
-                <w:bCs/>
-                <w:i w:val="false"/>
-                <w:iCs w:val="false"/>
-                <w:color w:val="000000"/>
-                <w:sz w:val="18"/>
-                <w:szCs w:val="18"/>
-              </w:rPr>
-              <w:t xml:space="preserve">Phase 3 — EXPLAIN: Connecting Molecular Events to the Whole-Body Phenomenon</w:t>
+            <w:shd w:fill="E2EFDA" w:color="auto" w:val="clear"/>
+            <w:tcMar>
+              <w:top w:type="dxa" w:w="60"/>
+              <w:left w:type="dxa" w:w="120"/>
+              <w:bottom w:type="dxa" w:w="60"/>
+              <w:right w:type="dxa" w:w="120"/>
+            </w:tcMar>
+            <w:vAlign w:val="top"/>
+          </w:tcPr>
+          <w:p>
+            <w:pPr>
+              <w:spacing w:after="40" w:before="0"/>
+              <w:jc w:val="left"/>
+            </w:pPr>
+            <w:r>
+              <w:rPr>
+                <w:rFonts w:ascii="Arial" w:cs="Arial" w:eastAsia="Arial" w:hAnsi="Arial"/>
+                <w:b/>
+                <w:bCs/>
+                <w:i w:val="false"/>
+                <w:iCs w:val="false"/>
+                <w:color w:val="000000"/>
+                <w:sz w:val="18"/>
+                <w:szCs w:val="18"/>
+              </w:rPr>
+              <w:t xml:space="preserve">Explain Phase</w:t>
             </w:r>
           </w:p>
           <w:p>
@@ -18521,7 +18521,7 @@
             <w:pPr>
               <w:spacing w:after="20" w:before="0"/>
             </w:pPr>
-            <w:hyperlink w:history="1" r:id="rIdrumzf_i1p7lbacn8tijlb">
+            <w:hyperlink w:history="1" r:id="rIdzamigyqsqspsnpguumgbc">
               <w:r>
                 <w:rPr>
                   <w:rFonts w:ascii="Arial" w:cs="Arial" w:eastAsia="Arial" w:hAnsi="Arial"/>
@@ -18554,7 +18554,7 @@
               <w:spacing w:after="10" w:before="0"/>
               <w:ind w:left="120"/>
             </w:pPr>
-            <w:hyperlink w:history="1" r:id="rIdhevtyqqodghm3tofmm2ie">
+            <w:hyperlink w:history="1" r:id="rIdj0m4pr-bfwezszydxb1xz">
               <w:r>
                 <w:rPr>
                   <w:rFonts w:ascii="Arial" w:cs="Arial" w:eastAsia="Arial" w:hAnsi="Arial"/>
@@ -18599,7 +18599,7 @@
             <w:pPr>
               <w:spacing w:after="20" w:before="0"/>
             </w:pPr>
-            <w:hyperlink w:history="1" r:id="rIdighrdojmzeda4bfl2pnp0">
+            <w:hyperlink w:history="1" r:id="rIdt8bw5tayuj_ks8mbvdkfa">
               <w:r>
                 <w:rPr>
                   <w:rFonts w:ascii="Arial" w:cs="Arial" w:eastAsia="Arial" w:hAnsi="Arial"/>
@@ -18632,7 +18632,7 @@
               <w:spacing w:after="10" w:before="0"/>
               <w:ind w:left="120"/>
             </w:pPr>
-            <w:hyperlink w:history="1" r:id="rIdmc5-yutzkfabteihpzaji">
+            <w:hyperlink w:history="1" r:id="rIdbwz0riziapd_cqv7hnmwq">
               <w:r>
                 <w:rPr>
                   <w:rFonts w:ascii="Arial" w:cs="Arial" w:eastAsia="Arial" w:hAnsi="Arial"/>
@@ -18779,32 +18779,32 @@
         <w:tc>
           <w:tcPr>
             <w:tcW w:type="dxa" w:w="1520"/>
-            <w:shd w:fill="F2F2F2" w:color="auto" w:val="clear"/>
-            <w:tcMar>
-              <w:top w:type="dxa" w:w="60"/>
-              <w:left w:type="dxa" w:w="120"/>
-              <w:bottom w:type="dxa" w:w="60"/>
-              <w:right w:type="dxa" w:w="120"/>
-            </w:tcMar>
-            <w:vAlign w:val="top"/>
-          </w:tcPr>
-          <w:p>
-            <w:pPr>
-              <w:spacing w:after="40" w:before="0"/>
-              <w:jc w:val="left"/>
-            </w:pPr>
-            <w:r>
-              <w:rPr>
-                <w:rFonts w:ascii="Arial" w:cs="Arial" w:eastAsia="Arial" w:hAnsi="Arial"/>
-                <w:b/>
-                <w:bCs/>
-                <w:i w:val="false"/>
-                <w:iCs w:val="false"/>
-                <w:color w:val="000000"/>
-                <w:sz w:val="18"/>
-                <w:szCs w:val="18"/>
-              </w:rPr>
-              <w:t xml:space="preserve">Phase 4 — DRIVING QUESTION BOARD (DQB) UPDATE: Marking What Is Now Explained</w:t>
+            <w:shd w:fill="FCE4D6" w:color="auto" w:val="clear"/>
+            <w:tcMar>
+              <w:top w:type="dxa" w:w="60"/>
+              <w:left w:type="dxa" w:w="120"/>
+              <w:bottom w:type="dxa" w:w="60"/>
+              <w:right w:type="dxa" w:w="120"/>
+            </w:tcMar>
+            <w:vAlign w:val="top"/>
+          </w:tcPr>
+          <w:p>
+            <w:pPr>
+              <w:spacing w:after="40" w:before="0"/>
+              <w:jc w:val="left"/>
+            </w:pPr>
+            <w:r>
+              <w:rPr>
+                <w:rFonts w:ascii="Arial" w:cs="Arial" w:eastAsia="Arial" w:hAnsi="Arial"/>
+                <w:b/>
+                <w:bCs/>
+                <w:i w:val="false"/>
+                <w:iCs w:val="false"/>
+                <w:color w:val="000000"/>
+                <w:sz w:val="18"/>
+                <w:szCs w:val="18"/>
+              </w:rPr>
+              <w:t xml:space="preserve">Driving Question Board (DQB) Creation</w:t>
             </w:r>
           </w:p>
           <w:p>
@@ -18827,7 +18827,7 @@
             <w:pPr>
               <w:spacing w:after="20" w:before="0"/>
             </w:pPr>
-            <w:hyperlink w:history="1" r:id="rIdezyrhfvhne9pxioe_lmjt">
+            <w:hyperlink w:history="1" r:id="rIdieiix_o26n05tq-p7gyaw">
               <w:r>
                 <w:rPr>
                   <w:rFonts w:ascii="Arial" w:cs="Arial" w:eastAsia="Arial" w:hAnsi="Arial"/>
@@ -18860,7 +18860,7 @@
               <w:spacing w:after="10" w:before="0"/>
               <w:ind w:left="120"/>
             </w:pPr>
-            <w:hyperlink w:history="1" r:id="rIdzngitvec-b3lzvntcuwyr">
+            <w:hyperlink w:history="1" r:id="rIdnh27a36l8irxulcl6dbul">
               <w:r>
                 <w:rPr>
                   <w:rFonts w:ascii="Arial" w:cs="Arial" w:eastAsia="Arial" w:hAnsi="Arial"/>
@@ -18905,7 +18905,7 @@
             <w:pPr>
               <w:spacing w:after="20" w:before="0"/>
             </w:pPr>
-            <w:hyperlink w:history="1" r:id="rIdbonykse8bxxnmwty8ipyu">
+            <w:hyperlink w:history="1" r:id="rIdtrcugl4qpalbde1as28ro">
               <w:r>
                 <w:rPr>
                   <w:rFonts w:ascii="Arial" w:cs="Arial" w:eastAsia="Arial" w:hAnsi="Arial"/>
@@ -18938,7 +18938,7 @@
               <w:spacing w:after="10" w:before="0"/>
               <w:ind w:left="120"/>
             </w:pPr>
-            <w:hyperlink w:history="1" r:id="rIdxmdajdw5et4tvxa3esq73">
+            <w:hyperlink w:history="1" r:id="rId_fsmpzujuekdrhug0ub_5">
               <w:r>
                 <w:rPr>
                   <w:rFonts w:ascii="Arial" w:cs="Arial" w:eastAsia="Arial" w:hAnsi="Arial"/>
@@ -19085,32 +19085,32 @@
         <w:tc>
           <w:tcPr>
             <w:tcW w:type="dxa" w:w="1520"/>
-            <w:shd w:fill="F2F2F2" w:color="auto" w:val="clear"/>
-            <w:tcMar>
-              <w:top w:type="dxa" w:w="60"/>
-              <w:left w:type="dxa" w:w="120"/>
-              <w:bottom w:type="dxa" w:w="60"/>
-              <w:right w:type="dxa" w:w="120"/>
-            </w:tcMar>
-            <w:vAlign w:val="top"/>
-          </w:tcPr>
-          <w:p>
-            <w:pPr>
-              <w:spacing w:after="40" w:before="0"/>
-              <w:jc w:val="left"/>
-            </w:pPr>
-            <w:r>
-              <w:rPr>
-                <w:rFonts w:ascii="Arial" w:cs="Arial" w:eastAsia="Arial" w:hAnsi="Arial"/>
-                <w:b/>
-                <w:bCs/>
-                <w:i w:val="false"/>
-                <w:iCs w:val="false"/>
-                <w:color w:val="000000"/>
-                <w:sz w:val="18"/>
-                <w:szCs w:val="18"/>
-              </w:rPr>
-              <w:t xml:space="preserve">Phase 5 — MODEL BUILDING: Annotating the Cumulative Class Model with Aerobic Respiration</w:t>
+            <w:shd w:fill="D5E8F0" w:color="auto" w:val="clear"/>
+            <w:tcMar>
+              <w:top w:type="dxa" w:w="60"/>
+              <w:left w:type="dxa" w:w="120"/>
+              <w:bottom w:type="dxa" w:w="60"/>
+              <w:right w:type="dxa" w:w="120"/>
+            </w:tcMar>
+            <w:vAlign w:val="top"/>
+          </w:tcPr>
+          <w:p>
+            <w:pPr>
+              <w:spacing w:after="40" w:before="0"/>
+              <w:jc w:val="left"/>
+            </w:pPr>
+            <w:r>
+              <w:rPr>
+                <w:rFonts w:ascii="Arial" w:cs="Arial" w:eastAsia="Arial" w:hAnsi="Arial"/>
+                <w:b/>
+                <w:bCs/>
+                <w:i w:val="false"/>
+                <w:iCs w:val="false"/>
+                <w:color w:val="000000"/>
+                <w:sz w:val="18"/>
+                <w:szCs w:val="18"/>
+              </w:rPr>
+              <w:t xml:space="preserve">Model Building Phase</w:t>
             </w:r>
           </w:p>
           <w:p>
@@ -19133,7 +19133,7 @@
             <w:pPr>
               <w:spacing w:after="20" w:before="0"/>
             </w:pPr>
-            <w:hyperlink w:history="1" r:id="rIds89km3ilgvutzvko7odv4">
+            <w:hyperlink w:history="1" r:id="rId-rpngoy7tszoz9op-ep9u">
               <w:r>
                 <w:rPr>
                   <w:rFonts w:ascii="Arial" w:cs="Arial" w:eastAsia="Arial" w:hAnsi="Arial"/>
@@ -19166,7 +19166,7 @@
               <w:spacing w:after="10" w:before="0"/>
               <w:ind w:left="120"/>
             </w:pPr>
-            <w:hyperlink w:history="1" r:id="rId_gnnssw6o8eprpzppwu-s">
+            <w:hyperlink w:history="1" r:id="rIds1rcqjkyrborm_tbmyy_k">
               <w:r>
                 <w:rPr>
                   <w:rFonts w:ascii="Arial" w:cs="Arial" w:eastAsia="Arial" w:hAnsi="Arial"/>
@@ -19211,7 +19211,7 @@
             <w:pPr>
               <w:spacing w:after="20" w:before="0"/>
             </w:pPr>
-            <w:hyperlink w:history="1" r:id="rIduyod5lm2llxwma7f_qiw7">
+            <w:hyperlink w:history="1" r:id="rIdwr2pa8skxkaudwq1otwdh">
               <w:r>
                 <w:rPr>
                   <w:rFonts w:ascii="Arial" w:cs="Arial" w:eastAsia="Arial" w:hAnsi="Arial"/>
@@ -19244,7 +19244,7 @@
               <w:spacing w:after="10" w:before="0"/>
               <w:ind w:left="120"/>
             </w:pPr>
-            <w:hyperlink w:history="1" r:id="rId4xpnga4tllt7qkzzs_htf">
+            <w:hyperlink w:history="1" r:id="rIdsdw_3qpoaook4tlkbhmov">
               <w:r>
                 <w:rPr>
                   <w:rFonts w:ascii="Arial" w:cs="Arial" w:eastAsia="Arial" w:hAnsi="Arial"/>
@@ -20911,32 +20911,32 @@
         <w:tc>
           <w:tcPr>
             <w:tcW w:type="dxa" w:w="1520"/>
-            <w:shd w:fill="F2F2F2" w:color="auto" w:val="clear"/>
-            <w:tcMar>
-              <w:top w:type="dxa" w:w="60"/>
-              <w:left w:type="dxa" w:w="120"/>
-              <w:bottom w:type="dxa" w:w="60"/>
-              <w:right w:type="dxa" w:w="120"/>
-            </w:tcMar>
-            <w:vAlign w:val="top"/>
-          </w:tcPr>
-          <w:p>
-            <w:pPr>
-              <w:spacing w:after="40" w:before="0"/>
-              <w:jc w:val="left"/>
-            </w:pPr>
-            <w:r>
-              <w:rPr>
-                <w:rFonts w:ascii="Arial" w:cs="Arial" w:eastAsia="Arial" w:hAnsi="Arial"/>
-                <w:b/>
-                <w:bCs/>
-                <w:i w:val="false"/>
-                <w:iCs w:val="false"/>
-                <w:color w:val="000000"/>
-                <w:sz w:val="18"/>
-                <w:szCs w:val="18"/>
-              </w:rPr>
-              <w:t xml:space="preserve">Phase 1 — Predict</w:t>
+            <w:shd w:fill="EAD1F5" w:color="auto" w:val="clear"/>
+            <w:tcMar>
+              <w:top w:type="dxa" w:w="60"/>
+              <w:left w:type="dxa" w:w="120"/>
+              <w:bottom w:type="dxa" w:w="60"/>
+              <w:right w:type="dxa" w:w="120"/>
+            </w:tcMar>
+            <w:vAlign w:val="top"/>
+          </w:tcPr>
+          <w:p>
+            <w:pPr>
+              <w:spacing w:after="40" w:before="0"/>
+              <w:jc w:val="left"/>
+            </w:pPr>
+            <w:r>
+              <w:rPr>
+                <w:rFonts w:ascii="Arial" w:cs="Arial" w:eastAsia="Arial" w:hAnsi="Arial"/>
+                <w:b/>
+                <w:bCs/>
+                <w:i w:val="false"/>
+                <w:iCs w:val="false"/>
+                <w:color w:val="000000"/>
+                <w:sz w:val="18"/>
+                <w:szCs w:val="18"/>
+              </w:rPr>
+              <w:t xml:space="preserve">Predict Phase</w:t>
             </w:r>
           </w:p>
           <w:p>
@@ -20959,7 +20959,7 @@
             <w:pPr>
               <w:spacing w:after="20" w:before="0"/>
             </w:pPr>
-            <w:hyperlink w:history="1" r:id="rIdk2rqubvy1aec788ueinw6">
+            <w:hyperlink w:history="1" r:id="rIdx9tj2hd5qwtxthab_jmbf">
               <w:r>
                 <w:rPr>
                   <w:rFonts w:ascii="Arial" w:cs="Arial" w:eastAsia="Arial" w:hAnsi="Arial"/>
@@ -20992,7 +20992,7 @@
               <w:spacing w:after="10" w:before="0"/>
               <w:ind w:left="120"/>
             </w:pPr>
-            <w:hyperlink w:history="1" r:id="rIdyfbpho6filcwo0nbmheft">
+            <w:hyperlink w:history="1" r:id="rIdb7g6efmwbuqtd6wjafjay">
               <w:r>
                 <w:rPr>
                   <w:rFonts w:ascii="Arial" w:cs="Arial" w:eastAsia="Arial" w:hAnsi="Arial"/>
@@ -21037,7 +21037,7 @@
             <w:pPr>
               <w:spacing w:after="20" w:before="0"/>
             </w:pPr>
-            <w:hyperlink w:history="1" r:id="rIdbrtrufxe6akhj0gcmsyb1">
+            <w:hyperlink w:history="1" r:id="rIdxb7vvyp5mhkilxosrlrfe">
               <w:r>
                 <w:rPr>
                   <w:rFonts w:ascii="Arial" w:cs="Arial" w:eastAsia="Arial" w:hAnsi="Arial"/>
@@ -21070,7 +21070,7 @@
               <w:spacing w:after="10" w:before="0"/>
               <w:ind w:left="120"/>
             </w:pPr>
-            <w:hyperlink w:history="1" r:id="rIdq8i2pwso5fhcjmd4lyes8">
+            <w:hyperlink w:history="1" r:id="rId_2uo7cutgtzqp5burzzce">
               <w:r>
                 <w:rPr>
                   <w:rFonts w:ascii="Arial" w:cs="Arial" w:eastAsia="Arial" w:hAnsi="Arial"/>
@@ -21217,32 +21217,32 @@
         <w:tc>
           <w:tcPr>
             <w:tcW w:type="dxa" w:w="1520"/>
-            <w:shd w:fill="F2F2F2" w:color="auto" w:val="clear"/>
-            <w:tcMar>
-              <w:top w:type="dxa" w:w="60"/>
-              <w:left w:type="dxa" w:w="120"/>
-              <w:bottom w:type="dxa" w:w="60"/>
-              <w:right w:type="dxa" w:w="120"/>
-            </w:tcMar>
-            <w:vAlign w:val="top"/>
-          </w:tcPr>
-          <w:p>
-            <w:pPr>
-              <w:spacing w:after="40" w:before="0"/>
-              <w:jc w:val="left"/>
-            </w:pPr>
-            <w:r>
-              <w:rPr>
-                <w:rFonts w:ascii="Arial" w:cs="Arial" w:eastAsia="Arial" w:hAnsi="Arial"/>
-                <w:b/>
-                <w:bCs/>
-                <w:i w:val="false"/>
-                <w:iCs w:val="false"/>
-                <w:color w:val="000000"/>
-                <w:sz w:val="18"/>
-                <w:szCs w:val="18"/>
-              </w:rPr>
-              <w:t xml:space="preserve">Phase 2 — Observe</w:t>
+            <w:shd w:fill="D9EEF1" w:color="auto" w:val="clear"/>
+            <w:tcMar>
+              <w:top w:type="dxa" w:w="60"/>
+              <w:left w:type="dxa" w:w="120"/>
+              <w:bottom w:type="dxa" w:w="60"/>
+              <w:right w:type="dxa" w:w="120"/>
+            </w:tcMar>
+            <w:vAlign w:val="top"/>
+          </w:tcPr>
+          <w:p>
+            <w:pPr>
+              <w:spacing w:after="40" w:before="0"/>
+              <w:jc w:val="left"/>
+            </w:pPr>
+            <w:r>
+              <w:rPr>
+                <w:rFonts w:ascii="Arial" w:cs="Arial" w:eastAsia="Arial" w:hAnsi="Arial"/>
+                <w:b/>
+                <w:bCs/>
+                <w:i w:val="false"/>
+                <w:iCs w:val="false"/>
+                <w:color w:val="000000"/>
+                <w:sz w:val="18"/>
+                <w:szCs w:val="18"/>
+              </w:rPr>
+              <w:t xml:space="preserve">Observe Phase</w:t>
             </w:r>
           </w:p>
           <w:p>
@@ -21265,7 +21265,7 @@
             <w:pPr>
               <w:spacing w:after="20" w:before="0"/>
             </w:pPr>
-            <w:hyperlink w:history="1" r:id="rId_1g9m-s5zxtv0toz4wvt8">
+            <w:hyperlink w:history="1" r:id="rIdec9s5bqdczetsatp24vnf">
               <w:r>
                 <w:rPr>
                   <w:rFonts w:ascii="Arial" w:cs="Arial" w:eastAsia="Arial" w:hAnsi="Arial"/>
@@ -21298,7 +21298,7 @@
               <w:spacing w:after="10" w:before="0"/>
               <w:ind w:left="120"/>
             </w:pPr>
-            <w:hyperlink w:history="1" r:id="rId2bzc8hzhvqb-ukoxdc2he">
+            <w:hyperlink w:history="1" r:id="rId6amdwe2b_gmuywoxtx6nt">
               <w:r>
                 <w:rPr>
                   <w:rFonts w:ascii="Arial" w:cs="Arial" w:eastAsia="Arial" w:hAnsi="Arial"/>
@@ -21343,7 +21343,7 @@
             <w:pPr>
               <w:spacing w:after="20" w:before="0"/>
             </w:pPr>
-            <w:hyperlink w:history="1" r:id="rIdtrsxikkn1javcpwt2vbca">
+            <w:hyperlink w:history="1" r:id="rIdvnparszmxodwnsgwgwzz3">
               <w:r>
                 <w:rPr>
                   <w:rFonts w:ascii="Arial" w:cs="Arial" w:eastAsia="Arial" w:hAnsi="Arial"/>
@@ -21376,7 +21376,7 @@
               <w:spacing w:after="10" w:before="0"/>
               <w:ind w:left="120"/>
             </w:pPr>
-            <w:hyperlink w:history="1" r:id="rIdko1qes7larwzl9uvt2kyi">
+            <w:hyperlink w:history="1" r:id="rIdnhfbcupxdpkzdk9weotcp">
               <w:r>
                 <w:rPr>
                   <w:rFonts w:ascii="Arial" w:cs="Arial" w:eastAsia="Arial" w:hAnsi="Arial"/>
@@ -21523,32 +21523,32 @@
         <w:tc>
           <w:tcPr>
             <w:tcW w:type="dxa" w:w="1520"/>
-            <w:shd w:fill="F2F2F2" w:color="auto" w:val="clear"/>
-            <w:tcMar>
-              <w:top w:type="dxa" w:w="60"/>
-              <w:left w:type="dxa" w:w="120"/>
-              <w:bottom w:type="dxa" w:w="60"/>
-              <w:right w:type="dxa" w:w="120"/>
-            </w:tcMar>
-            <w:vAlign w:val="top"/>
-          </w:tcPr>
-          <w:p>
-            <w:pPr>
-              <w:spacing w:after="40" w:before="0"/>
-              <w:jc w:val="left"/>
-            </w:pPr>
-            <w:r>
-              <w:rPr>
-                <w:rFonts w:ascii="Arial" w:cs="Arial" w:eastAsia="Arial" w:hAnsi="Arial"/>
-                <w:b/>
-                <w:bCs/>
-                <w:i w:val="false"/>
-                <w:iCs w:val="false"/>
-                <w:color w:val="000000"/>
-                <w:sz w:val="18"/>
-                <w:szCs w:val="18"/>
-              </w:rPr>
-              <w:t xml:space="preserve">Phase 3 — Explain</w:t>
+            <w:shd w:fill="E2EFDA" w:color="auto" w:val="clear"/>
+            <w:tcMar>
+              <w:top w:type="dxa" w:w="60"/>
+              <w:left w:type="dxa" w:w="120"/>
+              <w:bottom w:type="dxa" w:w="60"/>
+              <w:right w:type="dxa" w:w="120"/>
+            </w:tcMar>
+            <w:vAlign w:val="top"/>
+          </w:tcPr>
+          <w:p>
+            <w:pPr>
+              <w:spacing w:after="40" w:before="0"/>
+              <w:jc w:val="left"/>
+            </w:pPr>
+            <w:r>
+              <w:rPr>
+                <w:rFonts w:ascii="Arial" w:cs="Arial" w:eastAsia="Arial" w:hAnsi="Arial"/>
+                <w:b/>
+                <w:bCs/>
+                <w:i w:val="false"/>
+                <w:iCs w:val="false"/>
+                <w:color w:val="000000"/>
+                <w:sz w:val="18"/>
+                <w:szCs w:val="18"/>
+              </w:rPr>
+              <w:t xml:space="preserve">Explain Phase</w:t>
             </w:r>
           </w:p>
           <w:p>
@@ -21571,7 +21571,7 @@
             <w:pPr>
               <w:spacing w:after="20" w:before="0"/>
             </w:pPr>
-            <w:hyperlink w:history="1" r:id="rId7yrkzdq0hh1gqnlmcxxsc">
+            <w:hyperlink w:history="1" r:id="rIdsruhi1aea9awfewyyp_7p">
               <w:r>
                 <w:rPr>
                   <w:rFonts w:ascii="Arial" w:cs="Arial" w:eastAsia="Arial" w:hAnsi="Arial"/>
@@ -21604,7 +21604,7 @@
               <w:spacing w:after="10" w:before="0"/>
               <w:ind w:left="120"/>
             </w:pPr>
-            <w:hyperlink w:history="1" r:id="rIdfxi89ihle-mi-obqlcdrr">
+            <w:hyperlink w:history="1" r:id="rId9yxc0glamtjiungco7hme">
               <w:r>
                 <w:rPr>
                   <w:rFonts w:ascii="Arial" w:cs="Arial" w:eastAsia="Arial" w:hAnsi="Arial"/>
@@ -21649,7 +21649,7 @@
             <w:pPr>
               <w:spacing w:after="20" w:before="0"/>
             </w:pPr>
-            <w:hyperlink w:history="1" r:id="rId66qzdxffxnko8s13dn2og">
+            <w:hyperlink w:history="1" r:id="rIdrfun8qjpuocuzme3yyfhz">
               <w:r>
                 <w:rPr>
                   <w:rFonts w:ascii="Arial" w:cs="Arial" w:eastAsia="Arial" w:hAnsi="Arial"/>
@@ -21682,7 +21682,7 @@
               <w:spacing w:after="10" w:before="0"/>
               <w:ind w:left="120"/>
             </w:pPr>
-            <w:hyperlink w:history="1" r:id="rId9hs7dbkncclh-vumet1uk">
+            <w:hyperlink w:history="1" r:id="rIdzwrgcc_ru9_36v3nxdmqk">
               <w:r>
                 <w:rPr>
                   <w:rFonts w:ascii="Arial" w:cs="Arial" w:eastAsia="Arial" w:hAnsi="Arial"/>
@@ -21829,32 +21829,32 @@
         <w:tc>
           <w:tcPr>
             <w:tcW w:type="dxa" w:w="1520"/>
-            <w:shd w:fill="F2F2F2" w:color="auto" w:val="clear"/>
-            <w:tcMar>
-              <w:top w:type="dxa" w:w="60"/>
-              <w:left w:type="dxa" w:w="120"/>
-              <w:bottom w:type="dxa" w:w="60"/>
-              <w:right w:type="dxa" w:w="120"/>
-            </w:tcMar>
-            <w:vAlign w:val="top"/>
-          </w:tcPr>
-          <w:p>
-            <w:pPr>
-              <w:spacing w:after="40" w:before="0"/>
-              <w:jc w:val="left"/>
-            </w:pPr>
-            <w:r>
-              <w:rPr>
-                <w:rFonts w:ascii="Arial" w:cs="Arial" w:eastAsia="Arial" w:hAnsi="Arial"/>
-                <w:b/>
-                <w:bCs/>
-                <w:i w:val="false"/>
-                <w:iCs w:val="false"/>
-                <w:color w:val="000000"/>
-                <w:sz w:val="18"/>
-                <w:szCs w:val="18"/>
-              </w:rPr>
-              <w:t xml:space="preserve">Phase 4 — Driving Question Board (DQB) Update</w:t>
+            <w:shd w:fill="FCE4D6" w:color="auto" w:val="clear"/>
+            <w:tcMar>
+              <w:top w:type="dxa" w:w="60"/>
+              <w:left w:type="dxa" w:w="120"/>
+              <w:bottom w:type="dxa" w:w="60"/>
+              <w:right w:type="dxa" w:w="120"/>
+            </w:tcMar>
+            <w:vAlign w:val="top"/>
+          </w:tcPr>
+          <w:p>
+            <w:pPr>
+              <w:spacing w:after="40" w:before="0"/>
+              <w:jc w:val="left"/>
+            </w:pPr>
+            <w:r>
+              <w:rPr>
+                <w:rFonts w:ascii="Arial" w:cs="Arial" w:eastAsia="Arial" w:hAnsi="Arial"/>
+                <w:b/>
+                <w:bCs/>
+                <w:i w:val="false"/>
+                <w:iCs w:val="false"/>
+                <w:color w:val="000000"/>
+                <w:sz w:val="18"/>
+                <w:szCs w:val="18"/>
+              </w:rPr>
+              <w:t xml:space="preserve">Driving Question Board (DQB) Creation</w:t>
             </w:r>
           </w:p>
           <w:p>
@@ -21877,7 +21877,7 @@
             <w:pPr>
               <w:spacing w:after="20" w:before="0"/>
             </w:pPr>
-            <w:hyperlink w:history="1" r:id="rIdlx7o5epf7coh6vadifskb">
+            <w:hyperlink w:history="1" r:id="rIdyv_wpjgma6c2bpa0goejg">
               <w:r>
                 <w:rPr>
                   <w:rFonts w:ascii="Arial" w:cs="Arial" w:eastAsia="Arial" w:hAnsi="Arial"/>
@@ -21910,7 +21910,7 @@
               <w:spacing w:after="10" w:before="0"/>
               <w:ind w:left="120"/>
             </w:pPr>
-            <w:hyperlink w:history="1" r:id="rId23h_pwqbhlwkp3_m7eqfc">
+            <w:hyperlink w:history="1" r:id="rIdbkpiz1_zqn_tjj2nlz08v">
               <w:r>
                 <w:rPr>
                   <w:rFonts w:ascii="Arial" w:cs="Arial" w:eastAsia="Arial" w:hAnsi="Arial"/>
@@ -21955,7 +21955,7 @@
             <w:pPr>
               <w:spacing w:after="20" w:before="0"/>
             </w:pPr>
-            <w:hyperlink w:history="1" r:id="rId5p9xugeoufl_ejwwllfnj">
+            <w:hyperlink w:history="1" r:id="rIdvqe-xaghea7jgqqr7s6np">
               <w:r>
                 <w:rPr>
                   <w:rFonts w:ascii="Arial" w:cs="Arial" w:eastAsia="Arial" w:hAnsi="Arial"/>
@@ -21988,7 +21988,7 @@
               <w:spacing w:after="10" w:before="0"/>
               <w:ind w:left="120"/>
             </w:pPr>
-            <w:hyperlink w:history="1" r:id="rId1wrc8a7tudjc3kzjo6s5y">
+            <w:hyperlink w:history="1" r:id="rIdyxxpn6kurzgklff13qyng">
               <w:r>
                 <w:rPr>
                   <w:rFonts w:ascii="Arial" w:cs="Arial" w:eastAsia="Arial" w:hAnsi="Arial"/>
@@ -22135,32 +22135,32 @@
         <w:tc>
           <w:tcPr>
             <w:tcW w:type="dxa" w:w="1520"/>
-            <w:shd w:fill="F2F2F2" w:color="auto" w:val="clear"/>
-            <w:tcMar>
-              <w:top w:type="dxa" w:w="60"/>
-              <w:left w:type="dxa" w:w="120"/>
-              <w:bottom w:type="dxa" w:w="60"/>
-              <w:right w:type="dxa" w:w="120"/>
-            </w:tcMar>
-            <w:vAlign w:val="top"/>
-          </w:tcPr>
-          <w:p>
-            <w:pPr>
-              <w:spacing w:after="40" w:before="0"/>
-              <w:jc w:val="left"/>
-            </w:pPr>
-            <w:r>
-              <w:rPr>
-                <w:rFonts w:ascii="Arial" w:cs="Arial" w:eastAsia="Arial" w:hAnsi="Arial"/>
-                <w:b/>
-                <w:bCs/>
-                <w:i w:val="false"/>
-                <w:iCs w:val="false"/>
-                <w:color w:val="000000"/>
-                <w:sz w:val="18"/>
-                <w:szCs w:val="18"/>
-              </w:rPr>
-              <w:t xml:space="preserve">Phase 5 — Model Building</w:t>
+            <w:shd w:fill="D5E8F0" w:color="auto" w:val="clear"/>
+            <w:tcMar>
+              <w:top w:type="dxa" w:w="60"/>
+              <w:left w:type="dxa" w:w="120"/>
+              <w:bottom w:type="dxa" w:w="60"/>
+              <w:right w:type="dxa" w:w="120"/>
+            </w:tcMar>
+            <w:vAlign w:val="top"/>
+          </w:tcPr>
+          <w:p>
+            <w:pPr>
+              <w:spacing w:after="40" w:before="0"/>
+              <w:jc w:val="left"/>
+            </w:pPr>
+            <w:r>
+              <w:rPr>
+                <w:rFonts w:ascii="Arial" w:cs="Arial" w:eastAsia="Arial" w:hAnsi="Arial"/>
+                <w:b/>
+                <w:bCs/>
+                <w:i w:val="false"/>
+                <w:iCs w:val="false"/>
+                <w:color w:val="000000"/>
+                <w:sz w:val="18"/>
+                <w:szCs w:val="18"/>
+              </w:rPr>
+              <w:t xml:space="preserve">Model Building Phase</w:t>
             </w:r>
           </w:p>
           <w:p>
@@ -22183,7 +22183,7 @@
             <w:pPr>
               <w:spacing w:after="20" w:before="0"/>
             </w:pPr>
-            <w:hyperlink w:history="1" r:id="rIde5ly4mrpwxxswq2nqnkcb">
+            <w:hyperlink w:history="1" r:id="rId4isflyuhvpnqqg8avu457">
               <w:r>
                 <w:rPr>
                   <w:rFonts w:ascii="Arial" w:cs="Arial" w:eastAsia="Arial" w:hAnsi="Arial"/>
@@ -22216,7 +22216,7 @@
               <w:spacing w:after="10" w:before="0"/>
               <w:ind w:left="120"/>
             </w:pPr>
-            <w:hyperlink w:history="1" r:id="rId7yeskbeiaaebw9i2xhqub">
+            <w:hyperlink w:history="1" r:id="rIdq5abgmj7mi1pjde3lxdk6">
               <w:r>
                 <w:rPr>
                   <w:rFonts w:ascii="Arial" w:cs="Arial" w:eastAsia="Arial" w:hAnsi="Arial"/>
@@ -22261,7 +22261,7 @@
             <w:pPr>
               <w:spacing w:after="20" w:before="0"/>
             </w:pPr>
-            <w:hyperlink w:history="1" r:id="rIdgfp-9n0rvgvz7jk7sok-0">
+            <w:hyperlink w:history="1" r:id="rIdbqmaetrvybixutjdjnqqd">
               <w:r>
                 <w:rPr>
                   <w:rFonts w:ascii="Arial" w:cs="Arial" w:eastAsia="Arial" w:hAnsi="Arial"/>
@@ -22294,7 +22294,7 @@
               <w:spacing w:after="10" w:before="0"/>
               <w:ind w:left="120"/>
             </w:pPr>
-            <w:hyperlink w:history="1" r:id="rIdiojfu-o3mjjk_m_nbkrzv">
+            <w:hyperlink w:history="1" r:id="rIdb9o1c29zkykm_5vzozgjb">
               <w:r>
                 <w:rPr>
                   <w:rFonts w:ascii="Arial" w:cs="Arial" w:eastAsia="Arial" w:hAnsi="Arial"/>
@@ -23733,32 +23733,32 @@
         <w:tc>
           <w:tcPr>
             <w:tcW w:type="dxa" w:w="1520"/>
-            <w:shd w:fill="F2F2F2" w:color="auto" w:val="clear"/>
-            <w:tcMar>
-              <w:top w:type="dxa" w:w="60"/>
-              <w:left w:type="dxa" w:w="120"/>
-              <w:bottom w:type="dxa" w:w="60"/>
-              <w:right w:type="dxa" w:w="120"/>
-            </w:tcMar>
-            <w:vAlign w:val="top"/>
-          </w:tcPr>
-          <w:p>
-            <w:pPr>
-              <w:spacing w:after="40" w:before="0"/>
-              <w:jc w:val="left"/>
-            </w:pPr>
-            <w:r>
-              <w:rPr>
-                <w:rFonts w:ascii="Arial" w:cs="Arial" w:eastAsia="Arial" w:hAnsi="Arial"/>
-                <w:b/>
-                <w:bCs/>
-                <w:i w:val="false"/>
-                <w:iCs w:val="false"/>
-                <w:color w:val="000000"/>
-                <w:sz w:val="18"/>
-                <w:szCs w:val="18"/>
-              </w:rPr>
-              <w:t xml:space="preserve">Phase 1 — Predict</w:t>
+            <w:shd w:fill="EAD1F5" w:color="auto" w:val="clear"/>
+            <w:tcMar>
+              <w:top w:type="dxa" w:w="60"/>
+              <w:left w:type="dxa" w:w="120"/>
+              <w:bottom w:type="dxa" w:w="60"/>
+              <w:right w:type="dxa" w:w="120"/>
+            </w:tcMar>
+            <w:vAlign w:val="top"/>
+          </w:tcPr>
+          <w:p>
+            <w:pPr>
+              <w:spacing w:after="40" w:before="0"/>
+              <w:jc w:val="left"/>
+            </w:pPr>
+            <w:r>
+              <w:rPr>
+                <w:rFonts w:ascii="Arial" w:cs="Arial" w:eastAsia="Arial" w:hAnsi="Arial"/>
+                <w:b/>
+                <w:bCs/>
+                <w:i w:val="false"/>
+                <w:iCs w:val="false"/>
+                <w:color w:val="000000"/>
+                <w:sz w:val="18"/>
+                <w:szCs w:val="18"/>
+              </w:rPr>
+              <w:t xml:space="preserve">Predict Phase</w:t>
             </w:r>
           </w:p>
           <w:p>
@@ -23781,7 +23781,7 @@
             <w:pPr>
               <w:spacing w:after="20" w:before="0"/>
             </w:pPr>
-            <w:hyperlink w:history="1" r:id="rIdrqibwtzy8s4cy8abrj5a4">
+            <w:hyperlink w:history="1" r:id="rId2bllokqxuticjwweprme0">
               <w:r>
                 <w:rPr>
                   <w:rFonts w:ascii="Arial" w:cs="Arial" w:eastAsia="Arial" w:hAnsi="Arial"/>
@@ -23814,7 +23814,7 @@
               <w:spacing w:after="10" w:before="0"/>
               <w:ind w:left="120"/>
             </w:pPr>
-            <w:hyperlink w:history="1" r:id="rIdmh7qcdrrdldrcsdwkzdpk">
+            <w:hyperlink w:history="1" r:id="rId0uts0-8qqxpzhydyslsut">
               <w:r>
                 <w:rPr>
                   <w:rFonts w:ascii="Arial" w:cs="Arial" w:eastAsia="Arial" w:hAnsi="Arial"/>
@@ -23859,7 +23859,7 @@
             <w:pPr>
               <w:spacing w:after="20" w:before="0"/>
             </w:pPr>
-            <w:hyperlink w:history="1" r:id="rIdjjhqd9c9hyg3zcx2gitt1">
+            <w:hyperlink w:history="1" r:id="rIdxhhk78v-tdi_9g7kqrcr_">
               <w:r>
                 <w:rPr>
                   <w:rFonts w:ascii="Arial" w:cs="Arial" w:eastAsia="Arial" w:hAnsi="Arial"/>
@@ -23892,7 +23892,7 @@
               <w:spacing w:after="10" w:before="0"/>
               <w:ind w:left="120"/>
             </w:pPr>
-            <w:hyperlink w:history="1" r:id="rIdkgirwmzflejqophfucsim">
+            <w:hyperlink w:history="1" r:id="rId11e3tjwzwjfffsba_2ca8">
               <w:r>
                 <w:rPr>
                   <w:rFonts w:ascii="Arial" w:cs="Arial" w:eastAsia="Arial" w:hAnsi="Arial"/>
@@ -24039,32 +24039,32 @@
         <w:tc>
           <w:tcPr>
             <w:tcW w:type="dxa" w:w="1520"/>
-            <w:shd w:fill="F2F2F2" w:color="auto" w:val="clear"/>
-            <w:tcMar>
-              <w:top w:type="dxa" w:w="60"/>
-              <w:left w:type="dxa" w:w="120"/>
-              <w:bottom w:type="dxa" w:w="60"/>
-              <w:right w:type="dxa" w:w="120"/>
-            </w:tcMar>
-            <w:vAlign w:val="top"/>
-          </w:tcPr>
-          <w:p>
-            <w:pPr>
-              <w:spacing w:after="40" w:before="0"/>
-              <w:jc w:val="left"/>
-            </w:pPr>
-            <w:r>
-              <w:rPr>
-                <w:rFonts w:ascii="Arial" w:cs="Arial" w:eastAsia="Arial" w:hAnsi="Arial"/>
-                <w:b/>
-                <w:bCs/>
-                <w:i w:val="false"/>
-                <w:iCs w:val="false"/>
-                <w:color w:val="000000"/>
-                <w:sz w:val="18"/>
-                <w:szCs w:val="18"/>
-              </w:rPr>
-              <w:t xml:space="preserve">Phase 2 — Observe</w:t>
+            <w:shd w:fill="D9EEF1" w:color="auto" w:val="clear"/>
+            <w:tcMar>
+              <w:top w:type="dxa" w:w="60"/>
+              <w:left w:type="dxa" w:w="120"/>
+              <w:bottom w:type="dxa" w:w="60"/>
+              <w:right w:type="dxa" w:w="120"/>
+            </w:tcMar>
+            <w:vAlign w:val="top"/>
+          </w:tcPr>
+          <w:p>
+            <w:pPr>
+              <w:spacing w:after="40" w:before="0"/>
+              <w:jc w:val="left"/>
+            </w:pPr>
+            <w:r>
+              <w:rPr>
+                <w:rFonts w:ascii="Arial" w:cs="Arial" w:eastAsia="Arial" w:hAnsi="Arial"/>
+                <w:b/>
+                <w:bCs/>
+                <w:i w:val="false"/>
+                <w:iCs w:val="false"/>
+                <w:color w:val="000000"/>
+                <w:sz w:val="18"/>
+                <w:szCs w:val="18"/>
+              </w:rPr>
+              <w:t xml:space="preserve">Observe Phase</w:t>
             </w:r>
           </w:p>
           <w:p>
@@ -24087,7 +24087,7 @@
             <w:pPr>
               <w:spacing w:after="20" w:before="0"/>
             </w:pPr>
-            <w:hyperlink w:history="1" r:id="rIdpk3hatkdrvtjw-soro3hk">
+            <w:hyperlink w:history="1" r:id="rIdg7gqc1onxev1hl821mfrp">
               <w:r>
                 <w:rPr>
                   <w:rFonts w:ascii="Arial" w:cs="Arial" w:eastAsia="Arial" w:hAnsi="Arial"/>
@@ -24120,7 +24120,7 @@
               <w:spacing w:after="10" w:before="0"/>
               <w:ind w:left="120"/>
             </w:pPr>
-            <w:hyperlink w:history="1" r:id="rIdk8wjsdxnr3ty3hexyhaz-">
+            <w:hyperlink w:history="1" r:id="rId881vjj4435cjyckyzd3ft">
               <w:r>
                 <w:rPr>
                   <w:rFonts w:ascii="Arial" w:cs="Arial" w:eastAsia="Arial" w:hAnsi="Arial"/>
@@ -24165,7 +24165,7 @@
             <w:pPr>
               <w:spacing w:after="20" w:before="0"/>
             </w:pPr>
-            <w:hyperlink w:history="1" r:id="rIdn5dh5pldkono0g02dbosj">
+            <w:hyperlink w:history="1" r:id="rIdbpdpi81ghsnbhyni6ii__">
               <w:r>
                 <w:rPr>
                   <w:rFonts w:ascii="Arial" w:cs="Arial" w:eastAsia="Arial" w:hAnsi="Arial"/>
@@ -24198,7 +24198,7 @@
               <w:spacing w:after="10" w:before="0"/>
               <w:ind w:left="120"/>
             </w:pPr>
-            <w:hyperlink w:history="1" r:id="rId3mxn7f7golk__q2jrftrv">
+            <w:hyperlink w:history="1" r:id="rIdu9ly-c2rv-gbjbviirmdf">
               <w:r>
                 <w:rPr>
                   <w:rFonts w:ascii="Arial" w:cs="Arial" w:eastAsia="Arial" w:hAnsi="Arial"/>
@@ -24345,32 +24345,32 @@
         <w:tc>
           <w:tcPr>
             <w:tcW w:type="dxa" w:w="1520"/>
-            <w:shd w:fill="F2F2F2" w:color="auto" w:val="clear"/>
-            <w:tcMar>
-              <w:top w:type="dxa" w:w="60"/>
-              <w:left w:type="dxa" w:w="120"/>
-              <w:bottom w:type="dxa" w:w="60"/>
-              <w:right w:type="dxa" w:w="120"/>
-            </w:tcMar>
-            <w:vAlign w:val="top"/>
-          </w:tcPr>
-          <w:p>
-            <w:pPr>
-              <w:spacing w:after="40" w:before="0"/>
-              <w:jc w:val="left"/>
-            </w:pPr>
-            <w:r>
-              <w:rPr>
-                <w:rFonts w:ascii="Arial" w:cs="Arial" w:eastAsia="Arial" w:hAnsi="Arial"/>
-                <w:b/>
-                <w:bCs/>
-                <w:i w:val="false"/>
-                <w:iCs w:val="false"/>
-                <w:color w:val="000000"/>
-                <w:sz w:val="18"/>
-                <w:szCs w:val="18"/>
-              </w:rPr>
-              <w:t xml:space="preserve">Phase 3 — Explain</w:t>
+            <w:shd w:fill="E2EFDA" w:color="auto" w:val="clear"/>
+            <w:tcMar>
+              <w:top w:type="dxa" w:w="60"/>
+              <w:left w:type="dxa" w:w="120"/>
+              <w:bottom w:type="dxa" w:w="60"/>
+              <w:right w:type="dxa" w:w="120"/>
+            </w:tcMar>
+            <w:vAlign w:val="top"/>
+          </w:tcPr>
+          <w:p>
+            <w:pPr>
+              <w:spacing w:after="40" w:before="0"/>
+              <w:jc w:val="left"/>
+            </w:pPr>
+            <w:r>
+              <w:rPr>
+                <w:rFonts w:ascii="Arial" w:cs="Arial" w:eastAsia="Arial" w:hAnsi="Arial"/>
+                <w:b/>
+                <w:bCs/>
+                <w:i w:val="false"/>
+                <w:iCs w:val="false"/>
+                <w:color w:val="000000"/>
+                <w:sz w:val="18"/>
+                <w:szCs w:val="18"/>
+              </w:rPr>
+              <w:t xml:space="preserve">Explain Phase</w:t>
             </w:r>
           </w:p>
           <w:p>
@@ -24393,7 +24393,7 @@
             <w:pPr>
               <w:spacing w:after="20" w:before="0"/>
             </w:pPr>
-            <w:hyperlink w:history="1" r:id="rIdtkdxzdxdmknctvcrht9tm">
+            <w:hyperlink w:history="1" r:id="rId8eto7ljsjmmdcpber5754">
               <w:r>
                 <w:rPr>
                   <w:rFonts w:ascii="Arial" w:cs="Arial" w:eastAsia="Arial" w:hAnsi="Arial"/>
@@ -24426,7 +24426,7 @@
               <w:spacing w:after="10" w:before="0"/>
               <w:ind w:left="120"/>
             </w:pPr>
-            <w:hyperlink w:history="1" r:id="rIdomnshqoj3952ujrhl4fg6">
+            <w:hyperlink w:history="1" r:id="rId0rlmvin03sqmdu31fc0_h">
               <w:r>
                 <w:rPr>
                   <w:rFonts w:ascii="Arial" w:cs="Arial" w:eastAsia="Arial" w:hAnsi="Arial"/>
@@ -24471,7 +24471,7 @@
             <w:pPr>
               <w:spacing w:after="20" w:before="0"/>
             </w:pPr>
-            <w:hyperlink w:history="1" r:id="rIdpetqmqg1-mxfy9guylqee">
+            <w:hyperlink w:history="1" r:id="rIdybfgqcho3hzfl7xhwth8x">
               <w:r>
                 <w:rPr>
                   <w:rFonts w:ascii="Arial" w:cs="Arial" w:eastAsia="Arial" w:hAnsi="Arial"/>
@@ -24504,7 +24504,7 @@
               <w:spacing w:after="10" w:before="0"/>
               <w:ind w:left="120"/>
             </w:pPr>
-            <w:hyperlink w:history="1" r:id="rIdqusdn7mkjkmndtv-7hldv">
+            <w:hyperlink w:history="1" r:id="rIdkb9koxojybgepuzit5vsh">
               <w:r>
                 <w:rPr>
                   <w:rFonts w:ascii="Arial" w:cs="Arial" w:eastAsia="Arial" w:hAnsi="Arial"/>
@@ -24651,32 +24651,32 @@
         <w:tc>
           <w:tcPr>
             <w:tcW w:type="dxa" w:w="1520"/>
-            <w:shd w:fill="F2F2F2" w:color="auto" w:val="clear"/>
-            <w:tcMar>
-              <w:top w:type="dxa" w:w="60"/>
-              <w:left w:type="dxa" w:w="120"/>
-              <w:bottom w:type="dxa" w:w="60"/>
-              <w:right w:type="dxa" w:w="120"/>
-            </w:tcMar>
-            <w:vAlign w:val="top"/>
-          </w:tcPr>
-          <w:p>
-            <w:pPr>
-              <w:spacing w:after="40" w:before="0"/>
-              <w:jc w:val="left"/>
-            </w:pPr>
-            <w:r>
-              <w:rPr>
-                <w:rFonts w:ascii="Arial" w:cs="Arial" w:eastAsia="Arial" w:hAnsi="Arial"/>
-                <w:b/>
-                <w:bCs/>
-                <w:i w:val="false"/>
-                <w:iCs w:val="false"/>
-                <w:color w:val="000000"/>
-                <w:sz w:val="18"/>
-                <w:szCs w:val="18"/>
-              </w:rPr>
-              <w:t xml:space="preserve">Phase 4 — Driving Question Board (DQB) Creation</w:t>
+            <w:shd w:fill="FCE4D6" w:color="auto" w:val="clear"/>
+            <w:tcMar>
+              <w:top w:type="dxa" w:w="60"/>
+              <w:left w:type="dxa" w:w="120"/>
+              <w:bottom w:type="dxa" w:w="60"/>
+              <w:right w:type="dxa" w:w="120"/>
+            </w:tcMar>
+            <w:vAlign w:val="top"/>
+          </w:tcPr>
+          <w:p>
+            <w:pPr>
+              <w:spacing w:after="40" w:before="0"/>
+              <w:jc w:val="left"/>
+            </w:pPr>
+            <w:r>
+              <w:rPr>
+                <w:rFonts w:ascii="Arial" w:cs="Arial" w:eastAsia="Arial" w:hAnsi="Arial"/>
+                <w:b/>
+                <w:bCs/>
+                <w:i w:val="false"/>
+                <w:iCs w:val="false"/>
+                <w:color w:val="000000"/>
+                <w:sz w:val="18"/>
+                <w:szCs w:val="18"/>
+              </w:rPr>
+              <w:t xml:space="preserve">Driving Question Board (DQB) Creation</w:t>
             </w:r>
           </w:p>
           <w:p>
@@ -24699,7 +24699,7 @@
             <w:pPr>
               <w:spacing w:after="20" w:before="0"/>
             </w:pPr>
-            <w:hyperlink w:history="1" r:id="rIdsj2rysoootif580shlzyd">
+            <w:hyperlink w:history="1" r:id="rIde-xt1_1wfclfglbtnnt7e">
               <w:r>
                 <w:rPr>
                   <w:rFonts w:ascii="Arial" w:cs="Arial" w:eastAsia="Arial" w:hAnsi="Arial"/>
@@ -24732,7 +24732,7 @@
               <w:spacing w:after="10" w:before="0"/>
               <w:ind w:left="120"/>
             </w:pPr>
-            <w:hyperlink w:history="1" r:id="rIdtov85yg3iomyplgncp_je">
+            <w:hyperlink w:history="1" r:id="rId-5x3fi5fdxsoujkiif21m">
               <w:r>
                 <w:rPr>
                   <w:rFonts w:ascii="Arial" w:cs="Arial" w:eastAsia="Arial" w:hAnsi="Arial"/>
@@ -24777,7 +24777,7 @@
             <w:pPr>
               <w:spacing w:after="20" w:before="0"/>
             </w:pPr>
-            <w:hyperlink w:history="1" r:id="rIdb-sp-_qjcs-pe4k2eplte">
+            <w:hyperlink w:history="1" r:id="rId_nnmzrt3ypyaa599nlnrv">
               <w:r>
                 <w:rPr>
                   <w:rFonts w:ascii="Arial" w:cs="Arial" w:eastAsia="Arial" w:hAnsi="Arial"/>
@@ -24810,7 +24810,7 @@
               <w:spacing w:after="10" w:before="0"/>
               <w:ind w:left="120"/>
             </w:pPr>
-            <w:hyperlink w:history="1" r:id="rIdy8ca9_u1vnnxqofemdqhk">
+            <w:hyperlink w:history="1" r:id="rIdsapwriyrw_mbz9krx62rt">
               <w:r>
                 <w:rPr>
                   <w:rFonts w:ascii="Arial" w:cs="Arial" w:eastAsia="Arial" w:hAnsi="Arial"/>
@@ -24957,32 +24957,32 @@
         <w:tc>
           <w:tcPr>
             <w:tcW w:type="dxa" w:w="1520"/>
-            <w:shd w:fill="F2F2F2" w:color="auto" w:val="clear"/>
-            <w:tcMar>
-              <w:top w:type="dxa" w:w="60"/>
-              <w:left w:type="dxa" w:w="120"/>
-              <w:bottom w:type="dxa" w:w="60"/>
-              <w:right w:type="dxa" w:w="120"/>
-            </w:tcMar>
-            <w:vAlign w:val="top"/>
-          </w:tcPr>
-          <w:p>
-            <w:pPr>
-              <w:spacing w:after="40" w:before="0"/>
-              <w:jc w:val="left"/>
-            </w:pPr>
-            <w:r>
-              <w:rPr>
-                <w:rFonts w:ascii="Arial" w:cs="Arial" w:eastAsia="Arial" w:hAnsi="Arial"/>
-                <w:b/>
-                <w:bCs/>
-                <w:i w:val="false"/>
-                <w:iCs w:val="false"/>
-                <w:color w:val="000000"/>
-                <w:sz w:val="18"/>
-                <w:szCs w:val="18"/>
-              </w:rPr>
-              <w:t xml:space="preserve">Phase 5 — Model Building</w:t>
+            <w:shd w:fill="D5E8F0" w:color="auto" w:val="clear"/>
+            <w:tcMar>
+              <w:top w:type="dxa" w:w="60"/>
+              <w:left w:type="dxa" w:w="120"/>
+              <w:bottom w:type="dxa" w:w="60"/>
+              <w:right w:type="dxa" w:w="120"/>
+            </w:tcMar>
+            <w:vAlign w:val="top"/>
+          </w:tcPr>
+          <w:p>
+            <w:pPr>
+              <w:spacing w:after="40" w:before="0"/>
+              <w:jc w:val="left"/>
+            </w:pPr>
+            <w:r>
+              <w:rPr>
+                <w:rFonts w:ascii="Arial" w:cs="Arial" w:eastAsia="Arial" w:hAnsi="Arial"/>
+                <w:b/>
+                <w:bCs/>
+                <w:i w:val="false"/>
+                <w:iCs w:val="false"/>
+                <w:color w:val="000000"/>
+                <w:sz w:val="18"/>
+                <w:szCs w:val="18"/>
+              </w:rPr>
+              <w:t xml:space="preserve">Model Building Phase</w:t>
             </w:r>
           </w:p>
           <w:p>
@@ -25005,7 +25005,7 @@
             <w:pPr>
               <w:spacing w:after="20" w:before="0"/>
             </w:pPr>
-            <w:hyperlink w:history="1" r:id="rIdsw-yzdf7-bl0mekul8-je">
+            <w:hyperlink w:history="1" r:id="rId3pzh8q8ipbg-7w5na1kse">
               <w:r>
                 <w:rPr>
                   <w:rFonts w:ascii="Arial" w:cs="Arial" w:eastAsia="Arial" w:hAnsi="Arial"/>
@@ -25038,7 +25038,7 @@
               <w:spacing w:after="10" w:before="0"/>
               <w:ind w:left="120"/>
             </w:pPr>
-            <w:hyperlink w:history="1" r:id="rIdap5wjfdlcnej2npcm0wqd">
+            <w:hyperlink w:history="1" r:id="rIdqmlqwxscczr2znsj-pe1p">
               <w:r>
                 <w:rPr>
                   <w:rFonts w:ascii="Arial" w:cs="Arial" w:eastAsia="Arial" w:hAnsi="Arial"/>
@@ -25083,7 +25083,7 @@
             <w:pPr>
               <w:spacing w:after="20" w:before="0"/>
             </w:pPr>
-            <w:hyperlink w:history="1" r:id="rIdwj8uscc0sqlbyahdzdslf">
+            <w:hyperlink w:history="1" r:id="rIdt4gizs4p0st_twascowch">
               <w:r>
                 <w:rPr>
                   <w:rFonts w:ascii="Arial" w:cs="Arial" w:eastAsia="Arial" w:hAnsi="Arial"/>
@@ -25116,7 +25116,7 @@
               <w:spacing w:after="10" w:before="0"/>
               <w:ind w:left="120"/>
             </w:pPr>
-            <w:hyperlink w:history="1" r:id="rIdzxomn4gnrzpmaiywq_tjj">
+            <w:hyperlink w:history="1" r:id="rIdek9p_annbnltlxwflitaz">
               <w:r>
                 <w:rPr>
                   <w:rFonts w:ascii="Arial" w:cs="Arial" w:eastAsia="Arial" w:hAnsi="Arial"/>
@@ -26555,32 +26555,32 @@
         <w:tc>
           <w:tcPr>
             <w:tcW w:type="dxa" w:w="1520"/>
-            <w:shd w:fill="F2F2F2" w:color="auto" w:val="clear"/>
-            <w:tcMar>
-              <w:top w:type="dxa" w:w="60"/>
-              <w:left w:type="dxa" w:w="120"/>
-              <w:bottom w:type="dxa" w:w="60"/>
-              <w:right w:type="dxa" w:w="120"/>
-            </w:tcMar>
-            <w:vAlign w:val="top"/>
-          </w:tcPr>
-          <w:p>
-            <w:pPr>
-              <w:spacing w:after="40" w:before="0"/>
-              <w:jc w:val="left"/>
-            </w:pPr>
-            <w:r>
-              <w:rPr>
-                <w:rFonts w:ascii="Arial" w:cs="Arial" w:eastAsia="Arial" w:hAnsi="Arial"/>
-                <w:b/>
-                <w:bCs/>
-                <w:i w:val="false"/>
-                <w:iCs w:val="false"/>
-                <w:color w:val="000000"/>
-                <w:sz w:val="18"/>
-                <w:szCs w:val="18"/>
-              </w:rPr>
-              <w:t xml:space="preserve">Phase 1 — Predict</w:t>
+            <w:shd w:fill="EAD1F5" w:color="auto" w:val="clear"/>
+            <w:tcMar>
+              <w:top w:type="dxa" w:w="60"/>
+              <w:left w:type="dxa" w:w="120"/>
+              <w:bottom w:type="dxa" w:w="60"/>
+              <w:right w:type="dxa" w:w="120"/>
+            </w:tcMar>
+            <w:vAlign w:val="top"/>
+          </w:tcPr>
+          <w:p>
+            <w:pPr>
+              <w:spacing w:after="40" w:before="0"/>
+              <w:jc w:val="left"/>
+            </w:pPr>
+            <w:r>
+              <w:rPr>
+                <w:rFonts w:ascii="Arial" w:cs="Arial" w:eastAsia="Arial" w:hAnsi="Arial"/>
+                <w:b/>
+                <w:bCs/>
+                <w:i w:val="false"/>
+                <w:iCs w:val="false"/>
+                <w:color w:val="000000"/>
+                <w:sz w:val="18"/>
+                <w:szCs w:val="18"/>
+              </w:rPr>
+              <w:t xml:space="preserve">Predict Phase</w:t>
             </w:r>
           </w:p>
           <w:p>
@@ -26603,7 +26603,7 @@
             <w:pPr>
               <w:spacing w:after="20" w:before="0"/>
             </w:pPr>
-            <w:hyperlink w:history="1" r:id="rIdjekz3s97szalpfz0gcrgj">
+            <w:hyperlink w:history="1" r:id="rIdfsu7hmv-i1sdvsxrbvkur">
               <w:r>
                 <w:rPr>
                   <w:rFonts w:ascii="Arial" w:cs="Arial" w:eastAsia="Arial" w:hAnsi="Arial"/>
@@ -26636,7 +26636,7 @@
               <w:spacing w:after="10" w:before="0"/>
               <w:ind w:left="120"/>
             </w:pPr>
-            <w:hyperlink w:history="1" r:id="rIdjyfbwk_m2x1bshedm4oou">
+            <w:hyperlink w:history="1" r:id="rIdxpp6o_eueho2actyrzstc">
               <w:r>
                 <w:rPr>
                   <w:rFonts w:ascii="Arial" w:cs="Arial" w:eastAsia="Arial" w:hAnsi="Arial"/>
@@ -26681,7 +26681,7 @@
             <w:pPr>
               <w:spacing w:after="20" w:before="0"/>
             </w:pPr>
-            <w:hyperlink w:history="1" r:id="rIdu5hadnqs3gxqvy3o_z3ph">
+            <w:hyperlink w:history="1" r:id="rIdwd2ubuufmqul4kllxdy0-">
               <w:r>
                 <w:rPr>
                   <w:rFonts w:ascii="Arial" w:cs="Arial" w:eastAsia="Arial" w:hAnsi="Arial"/>
@@ -26714,7 +26714,7 @@
               <w:spacing w:after="10" w:before="0"/>
               <w:ind w:left="120"/>
             </w:pPr>
-            <w:hyperlink w:history="1" r:id="rIdjcc6agzz3rwzuol7muwan">
+            <w:hyperlink w:history="1" r:id="rIdb788cg1erncqqhn7uwwaj">
               <w:r>
                 <w:rPr>
                   <w:rFonts w:ascii="Arial" w:cs="Arial" w:eastAsia="Arial" w:hAnsi="Arial"/>
@@ -26861,32 +26861,32 @@
         <w:tc>
           <w:tcPr>
             <w:tcW w:type="dxa" w:w="1520"/>
-            <w:shd w:fill="F2F2F2" w:color="auto" w:val="clear"/>
-            <w:tcMar>
-              <w:top w:type="dxa" w:w="60"/>
-              <w:left w:type="dxa" w:w="120"/>
-              <w:bottom w:type="dxa" w:w="60"/>
-              <w:right w:type="dxa" w:w="120"/>
-            </w:tcMar>
-            <w:vAlign w:val="top"/>
-          </w:tcPr>
-          <w:p>
-            <w:pPr>
-              <w:spacing w:after="40" w:before="0"/>
-              <w:jc w:val="left"/>
-            </w:pPr>
-            <w:r>
-              <w:rPr>
-                <w:rFonts w:ascii="Arial" w:cs="Arial" w:eastAsia="Arial" w:hAnsi="Arial"/>
-                <w:b/>
-                <w:bCs/>
-                <w:i w:val="false"/>
-                <w:iCs w:val="false"/>
-                <w:color w:val="000000"/>
-                <w:sz w:val="18"/>
-                <w:szCs w:val="18"/>
-              </w:rPr>
-              <w:t xml:space="preserve">Phase 2 — Observe (Practical Investigation)</w:t>
+            <w:shd w:fill="D9EEF1" w:color="auto" w:val="clear"/>
+            <w:tcMar>
+              <w:top w:type="dxa" w:w="60"/>
+              <w:left w:type="dxa" w:w="120"/>
+              <w:bottom w:type="dxa" w:w="60"/>
+              <w:right w:type="dxa" w:w="120"/>
+            </w:tcMar>
+            <w:vAlign w:val="top"/>
+          </w:tcPr>
+          <w:p>
+            <w:pPr>
+              <w:spacing w:after="40" w:before="0"/>
+              <w:jc w:val="left"/>
+            </w:pPr>
+            <w:r>
+              <w:rPr>
+                <w:rFonts w:ascii="Arial" w:cs="Arial" w:eastAsia="Arial" w:hAnsi="Arial"/>
+                <w:b/>
+                <w:bCs/>
+                <w:i w:val="false"/>
+                <w:iCs w:val="false"/>
+                <w:color w:val="000000"/>
+                <w:sz w:val="18"/>
+                <w:szCs w:val="18"/>
+              </w:rPr>
+              <w:t xml:space="preserve">Observe Phase</w:t>
             </w:r>
           </w:p>
           <w:p>
@@ -26909,7 +26909,7 @@
             <w:pPr>
               <w:spacing w:after="20" w:before="0"/>
             </w:pPr>
-            <w:hyperlink w:history="1" r:id="rIdnvei6usv71mhatmdwoapn">
+            <w:hyperlink w:history="1" r:id="rIdvxxov7vuidl02anxj84d_">
               <w:r>
                 <w:rPr>
                   <w:rFonts w:ascii="Arial" w:cs="Arial" w:eastAsia="Arial" w:hAnsi="Arial"/>
@@ -26942,7 +26942,7 @@
               <w:spacing w:after="10" w:before="0"/>
               <w:ind w:left="120"/>
             </w:pPr>
-            <w:hyperlink w:history="1" r:id="rIdohasl-cp3xorxp0rhimdp">
+            <w:hyperlink w:history="1" r:id="rIdxftoxlau9rpiwsv5_l7ii">
               <w:r>
                 <w:rPr>
                   <w:rFonts w:ascii="Arial" w:cs="Arial" w:eastAsia="Arial" w:hAnsi="Arial"/>
@@ -26987,7 +26987,7 @@
             <w:pPr>
               <w:spacing w:after="20" w:before="0"/>
             </w:pPr>
-            <w:hyperlink w:history="1" r:id="rIdbbwhbjpxriyt3kw20tbyz">
+            <w:hyperlink w:history="1" r:id="rIdhusbo-aaqtwsivsuj0_se">
               <w:r>
                 <w:rPr>
                   <w:rFonts w:ascii="Arial" w:cs="Arial" w:eastAsia="Arial" w:hAnsi="Arial"/>
@@ -27020,7 +27020,7 @@
               <w:spacing w:after="10" w:before="0"/>
               <w:ind w:left="120"/>
             </w:pPr>
-            <w:hyperlink w:history="1" r:id="rIdj6wccmicmw3fqsz0yaxzp">
+            <w:hyperlink w:history="1" r:id="rIdkb3h4fzkpyont_mf8w3qi">
               <w:r>
                 <w:rPr>
                   <w:rFonts w:ascii="Arial" w:cs="Arial" w:eastAsia="Arial" w:hAnsi="Arial"/>
@@ -27167,32 +27167,32 @@
         <w:tc>
           <w:tcPr>
             <w:tcW w:type="dxa" w:w="1520"/>
-            <w:shd w:fill="F2F2F2" w:color="auto" w:val="clear"/>
-            <w:tcMar>
-              <w:top w:type="dxa" w:w="60"/>
-              <w:left w:type="dxa" w:w="120"/>
-              <w:bottom w:type="dxa" w:w="60"/>
-              <w:right w:type="dxa" w:w="120"/>
-            </w:tcMar>
-            <w:vAlign w:val="top"/>
-          </w:tcPr>
-          <w:p>
-            <w:pPr>
-              <w:spacing w:after="40" w:before="0"/>
-              <w:jc w:val="left"/>
-            </w:pPr>
-            <w:r>
-              <w:rPr>
-                <w:rFonts w:ascii="Arial" w:cs="Arial" w:eastAsia="Arial" w:hAnsi="Arial"/>
-                <w:b/>
-                <w:bCs/>
-                <w:i w:val="false"/>
-                <w:iCs w:val="false"/>
-                <w:color w:val="000000"/>
-                <w:sz w:val="18"/>
-                <w:szCs w:val="18"/>
-              </w:rPr>
-              <w:t xml:space="preserve">Phase 3 — Explain</w:t>
+            <w:shd w:fill="E2EFDA" w:color="auto" w:val="clear"/>
+            <w:tcMar>
+              <w:top w:type="dxa" w:w="60"/>
+              <w:left w:type="dxa" w:w="120"/>
+              <w:bottom w:type="dxa" w:w="60"/>
+              <w:right w:type="dxa" w:w="120"/>
+            </w:tcMar>
+            <w:vAlign w:val="top"/>
+          </w:tcPr>
+          <w:p>
+            <w:pPr>
+              <w:spacing w:after="40" w:before="0"/>
+              <w:jc w:val="left"/>
+            </w:pPr>
+            <w:r>
+              <w:rPr>
+                <w:rFonts w:ascii="Arial" w:cs="Arial" w:eastAsia="Arial" w:hAnsi="Arial"/>
+                <w:b/>
+                <w:bCs/>
+                <w:i w:val="false"/>
+                <w:iCs w:val="false"/>
+                <w:color w:val="000000"/>
+                <w:sz w:val="18"/>
+                <w:szCs w:val="18"/>
+              </w:rPr>
+              <w:t xml:space="preserve">Explain Phase</w:t>
             </w:r>
           </w:p>
           <w:p>
@@ -27215,7 +27215,7 @@
             <w:pPr>
               <w:spacing w:after="20" w:before="0"/>
             </w:pPr>
-            <w:hyperlink w:history="1" r:id="rId6yzihqcvybrpm-tts8j6s">
+            <w:hyperlink w:history="1" r:id="rIdik7jimbcc3epaeermk9v5">
               <w:r>
                 <w:rPr>
                   <w:rFonts w:ascii="Arial" w:cs="Arial" w:eastAsia="Arial" w:hAnsi="Arial"/>
@@ -27248,7 +27248,7 @@
               <w:spacing w:after="10" w:before="0"/>
               <w:ind w:left="120"/>
             </w:pPr>
-            <w:hyperlink w:history="1" r:id="rId81tjrk3nbk4unhdggmkdf">
+            <w:hyperlink w:history="1" r:id="rId7nt9rx6vdvttyksw08p7y">
               <w:r>
                 <w:rPr>
                   <w:rFonts w:ascii="Arial" w:cs="Arial" w:eastAsia="Arial" w:hAnsi="Arial"/>
@@ -27293,7 +27293,7 @@
             <w:pPr>
               <w:spacing w:after="20" w:before="0"/>
             </w:pPr>
-            <w:hyperlink w:history="1" r:id="rId03jvxmkfmdezabiqgotmi">
+            <w:hyperlink w:history="1" r:id="rIdqg39q6kvc-ikyd-lxmxwp">
               <w:r>
                 <w:rPr>
                   <w:rFonts w:ascii="Arial" w:cs="Arial" w:eastAsia="Arial" w:hAnsi="Arial"/>
@@ -27326,7 +27326,7 @@
               <w:spacing w:after="10" w:before="0"/>
               <w:ind w:left="120"/>
             </w:pPr>
-            <w:hyperlink w:history="1" r:id="rIdubfdpaebpa_3zlsqqwjfs">
+            <w:hyperlink w:history="1" r:id="rId3vx3xorjf9pkrvesovqse">
               <w:r>
                 <w:rPr>
                   <w:rFonts w:ascii="Arial" w:cs="Arial" w:eastAsia="Arial" w:hAnsi="Arial"/>
@@ -27473,32 +27473,32 @@
         <w:tc>
           <w:tcPr>
             <w:tcW w:type="dxa" w:w="1520"/>
-            <w:shd w:fill="F2F2F2" w:color="auto" w:val="clear"/>
-            <w:tcMar>
-              <w:top w:type="dxa" w:w="60"/>
-              <w:left w:type="dxa" w:w="120"/>
-              <w:bottom w:type="dxa" w:w="60"/>
-              <w:right w:type="dxa" w:w="120"/>
-            </w:tcMar>
-            <w:vAlign w:val="top"/>
-          </w:tcPr>
-          <w:p>
-            <w:pPr>
-              <w:spacing w:after="40" w:before="0"/>
-              <w:jc w:val="left"/>
-            </w:pPr>
-            <w:r>
-              <w:rPr>
-                <w:rFonts w:ascii="Arial" w:cs="Arial" w:eastAsia="Arial" w:hAnsi="Arial"/>
-                <w:b/>
-                <w:bCs/>
-                <w:i w:val="false"/>
-                <w:iCs w:val="false"/>
-                <w:color w:val="000000"/>
-                <w:sz w:val="18"/>
-                <w:szCs w:val="18"/>
-              </w:rPr>
-              <w:t xml:space="preserve">Phase 4 — Driving Question Board (DQB) Update</w:t>
+            <w:shd w:fill="FCE4D6" w:color="auto" w:val="clear"/>
+            <w:tcMar>
+              <w:top w:type="dxa" w:w="60"/>
+              <w:left w:type="dxa" w:w="120"/>
+              <w:bottom w:type="dxa" w:w="60"/>
+              <w:right w:type="dxa" w:w="120"/>
+            </w:tcMar>
+            <w:vAlign w:val="top"/>
+          </w:tcPr>
+          <w:p>
+            <w:pPr>
+              <w:spacing w:after="40" w:before="0"/>
+              <w:jc w:val="left"/>
+            </w:pPr>
+            <w:r>
+              <w:rPr>
+                <w:rFonts w:ascii="Arial" w:cs="Arial" w:eastAsia="Arial" w:hAnsi="Arial"/>
+                <w:b/>
+                <w:bCs/>
+                <w:i w:val="false"/>
+                <w:iCs w:val="false"/>
+                <w:color w:val="000000"/>
+                <w:sz w:val="18"/>
+                <w:szCs w:val="18"/>
+              </w:rPr>
+              <w:t xml:space="preserve">Driving Question Board (DQB) Creation</w:t>
             </w:r>
           </w:p>
           <w:p>
@@ -27521,7 +27521,7 @@
             <w:pPr>
               <w:spacing w:after="20" w:before="0"/>
             </w:pPr>
-            <w:hyperlink w:history="1" r:id="rIdqaeditgsjiflrkbaamtjd">
+            <w:hyperlink w:history="1" r:id="rIdw7u5phn7mgp4uwbigb4gn">
               <w:r>
                 <w:rPr>
                   <w:rFonts w:ascii="Arial" w:cs="Arial" w:eastAsia="Arial" w:hAnsi="Arial"/>
@@ -27554,7 +27554,7 @@
               <w:spacing w:after="10" w:before="0"/>
               <w:ind w:left="120"/>
             </w:pPr>
-            <w:hyperlink w:history="1" r:id="rIdw1uu13ipi0fymo2hniy_4">
+            <w:hyperlink w:history="1" r:id="rId_1j-vgjybqhe9cxqfeemp">
               <w:r>
                 <w:rPr>
                   <w:rFonts w:ascii="Arial" w:cs="Arial" w:eastAsia="Arial" w:hAnsi="Arial"/>
@@ -27599,7 +27599,7 @@
             <w:pPr>
               <w:spacing w:after="20" w:before="0"/>
             </w:pPr>
-            <w:hyperlink w:history="1" r:id="rIdajqrhvygafmmooxuwce-j">
+            <w:hyperlink w:history="1" r:id="rIdu5hoff4krgkcsrv5ufyka">
               <w:r>
                 <w:rPr>
                   <w:rFonts w:ascii="Arial" w:cs="Arial" w:eastAsia="Arial" w:hAnsi="Arial"/>
@@ -27632,7 +27632,7 @@
               <w:spacing w:after="10" w:before="0"/>
               <w:ind w:left="120"/>
             </w:pPr>
-            <w:hyperlink w:history="1" r:id="rIdfpq7lusa-bhymvmrv7kmh">
+            <w:hyperlink w:history="1" r:id="rId-b4fecfqkv7uqnjlo-dyu">
               <w:r>
                 <w:rPr>
                   <w:rFonts w:ascii="Arial" w:cs="Arial" w:eastAsia="Arial" w:hAnsi="Arial"/>
@@ -27779,32 +27779,32 @@
         <w:tc>
           <w:tcPr>
             <w:tcW w:type="dxa" w:w="1520"/>
-            <w:shd w:fill="F2F2F2" w:color="auto" w:val="clear"/>
-            <w:tcMar>
-              <w:top w:type="dxa" w:w="60"/>
-              <w:left w:type="dxa" w:w="120"/>
-              <w:bottom w:type="dxa" w:w="60"/>
-              <w:right w:type="dxa" w:w="120"/>
-            </w:tcMar>
-            <w:vAlign w:val="top"/>
-          </w:tcPr>
-          <w:p>
-            <w:pPr>
-              <w:spacing w:after="40" w:before="0"/>
-              <w:jc w:val="left"/>
-            </w:pPr>
-            <w:r>
-              <w:rPr>
-                <w:rFonts w:ascii="Arial" w:cs="Arial" w:eastAsia="Arial" w:hAnsi="Arial"/>
-                <w:b/>
-                <w:bCs/>
-                <w:i w:val="false"/>
-                <w:iCs w:val="false"/>
-                <w:color w:val="000000"/>
-                <w:sz w:val="18"/>
-                <w:szCs w:val="18"/>
-              </w:rPr>
-              <w:t xml:space="preserve">Phase 5 — Model Building</w:t>
+            <w:shd w:fill="D5E8F0" w:color="auto" w:val="clear"/>
+            <w:tcMar>
+              <w:top w:type="dxa" w:w="60"/>
+              <w:left w:type="dxa" w:w="120"/>
+              <w:bottom w:type="dxa" w:w="60"/>
+              <w:right w:type="dxa" w:w="120"/>
+            </w:tcMar>
+            <w:vAlign w:val="top"/>
+          </w:tcPr>
+          <w:p>
+            <w:pPr>
+              <w:spacing w:after="40" w:before="0"/>
+              <w:jc w:val="left"/>
+            </w:pPr>
+            <w:r>
+              <w:rPr>
+                <w:rFonts w:ascii="Arial" w:cs="Arial" w:eastAsia="Arial" w:hAnsi="Arial"/>
+                <w:b/>
+                <w:bCs/>
+                <w:i w:val="false"/>
+                <w:iCs w:val="false"/>
+                <w:color w:val="000000"/>
+                <w:sz w:val="18"/>
+                <w:szCs w:val="18"/>
+              </w:rPr>
+              <w:t xml:space="preserve">Model Building Phase</w:t>
             </w:r>
           </w:p>
           <w:p>
@@ -27827,7 +27827,7 @@
             <w:pPr>
               <w:spacing w:after="20" w:before="0"/>
             </w:pPr>
-            <w:hyperlink w:history="1" r:id="rIdlz2gddnb20lzcelckho43">
+            <w:hyperlink w:history="1" r:id="rIdabco8q9pw53mtytscaz5h">
               <w:r>
                 <w:rPr>
                   <w:rFonts w:ascii="Arial" w:cs="Arial" w:eastAsia="Arial" w:hAnsi="Arial"/>
@@ -27860,7 +27860,7 @@
               <w:spacing w:after="10" w:before="0"/>
               <w:ind w:left="120"/>
             </w:pPr>
-            <w:hyperlink w:history="1" r:id="rIdsqbyjjv6nhku0xfqprx-o">
+            <w:hyperlink w:history="1" r:id="rIdtrgytlmtk7bz_i1zgwpgy">
               <w:r>
                 <w:rPr>
                   <w:rFonts w:ascii="Arial" w:cs="Arial" w:eastAsia="Arial" w:hAnsi="Arial"/>
@@ -27905,7 +27905,7 @@
             <w:pPr>
               <w:spacing w:after="20" w:before="0"/>
             </w:pPr>
-            <w:hyperlink w:history="1" r:id="rIdvvbpyowd3wsfpk6euxnye">
+            <w:hyperlink w:history="1" r:id="rIdfjrdnoymv5etvg8a8c-4b">
               <w:r>
                 <w:rPr>
                   <w:rFonts w:ascii="Arial" w:cs="Arial" w:eastAsia="Arial" w:hAnsi="Arial"/>
@@ -27938,7 +27938,7 @@
               <w:spacing w:after="10" w:before="0"/>
               <w:ind w:left="120"/>
             </w:pPr>
-            <w:hyperlink w:history="1" r:id="rIdxivq4ztlnb_owfbpzfvid">
+            <w:hyperlink w:history="1" r:id="rId7wbsolkrf9ps1n3p2pn_5">
               <w:r>
                 <w:rPr>
                   <w:rFonts w:ascii="Arial" w:cs="Arial" w:eastAsia="Arial" w:hAnsi="Arial"/>
@@ -29377,32 +29377,32 @@
         <w:tc>
           <w:tcPr>
             <w:tcW w:type="dxa" w:w="1520"/>
-            <w:shd w:fill="F2F2F2" w:color="auto" w:val="clear"/>
-            <w:tcMar>
-              <w:top w:type="dxa" w:w="60"/>
-              <w:left w:type="dxa" w:w="120"/>
-              <w:bottom w:type="dxa" w:w="60"/>
-              <w:right w:type="dxa" w:w="120"/>
-            </w:tcMar>
-            <w:vAlign w:val="top"/>
-          </w:tcPr>
-          <w:p>
-            <w:pPr>
-              <w:spacing w:after="40" w:before="0"/>
-              <w:jc w:val="left"/>
-            </w:pPr>
-            <w:r>
-              <w:rPr>
-                <w:rFonts w:ascii="Arial" w:cs="Arial" w:eastAsia="Arial" w:hAnsi="Arial"/>
-                <w:b/>
-                <w:bCs/>
-                <w:i w:val="false"/>
-                <w:iCs w:val="false"/>
-                <w:color w:val="000000"/>
-                <w:sz w:val="18"/>
-                <w:szCs w:val="18"/>
-              </w:rPr>
-              <w:t xml:space="preserve">Phase 1 — Predict</w:t>
+            <w:shd w:fill="EAD1F5" w:color="auto" w:val="clear"/>
+            <w:tcMar>
+              <w:top w:type="dxa" w:w="60"/>
+              <w:left w:type="dxa" w:w="120"/>
+              <w:bottom w:type="dxa" w:w="60"/>
+              <w:right w:type="dxa" w:w="120"/>
+            </w:tcMar>
+            <w:vAlign w:val="top"/>
+          </w:tcPr>
+          <w:p>
+            <w:pPr>
+              <w:spacing w:after="40" w:before="0"/>
+              <w:jc w:val="left"/>
+            </w:pPr>
+            <w:r>
+              <w:rPr>
+                <w:rFonts w:ascii="Arial" w:cs="Arial" w:eastAsia="Arial" w:hAnsi="Arial"/>
+                <w:b/>
+                <w:bCs/>
+                <w:i w:val="false"/>
+                <w:iCs w:val="false"/>
+                <w:color w:val="000000"/>
+                <w:sz w:val="18"/>
+                <w:szCs w:val="18"/>
+              </w:rPr>
+              <w:t xml:space="preserve">Predict Phase</w:t>
             </w:r>
           </w:p>
           <w:p>
@@ -29425,7 +29425,7 @@
             <w:pPr>
               <w:spacing w:after="20" w:before="0"/>
             </w:pPr>
-            <w:hyperlink w:history="1" r:id="rIdpqzbdjcmu-67eteagxgjk">
+            <w:hyperlink w:history="1" r:id="rId4fde3xetxncsd4eg_xxgm">
               <w:r>
                 <w:rPr>
                   <w:rFonts w:ascii="Arial" w:cs="Arial" w:eastAsia="Arial" w:hAnsi="Arial"/>
@@ -29458,7 +29458,7 @@
               <w:spacing w:after="10" w:before="0"/>
               <w:ind w:left="120"/>
             </w:pPr>
-            <w:hyperlink w:history="1" r:id="rIdgpqtpek7a1lwjzgeegfhq">
+            <w:hyperlink w:history="1" r:id="rIdvq6yy_sg4bbhosw4czns3">
               <w:r>
                 <w:rPr>
                   <w:rFonts w:ascii="Arial" w:cs="Arial" w:eastAsia="Arial" w:hAnsi="Arial"/>
@@ -29503,7 +29503,7 @@
             <w:pPr>
               <w:spacing w:after="20" w:before="0"/>
             </w:pPr>
-            <w:hyperlink w:history="1" r:id="rId48zorlewr4px9cgiucorz">
+            <w:hyperlink w:history="1" r:id="rIdlykstj_-fjvz3dndtl_be">
               <w:r>
                 <w:rPr>
                   <w:rFonts w:ascii="Arial" w:cs="Arial" w:eastAsia="Arial" w:hAnsi="Arial"/>
@@ -29536,7 +29536,7 @@
               <w:spacing w:after="10" w:before="0"/>
               <w:ind w:left="120"/>
             </w:pPr>
-            <w:hyperlink w:history="1" r:id="rIdzfeu8htwidzsddko64rzp">
+            <w:hyperlink w:history="1" r:id="rIdkfof8pdzrng-mdpw_t12z">
               <w:r>
                 <w:rPr>
                   <w:rFonts w:ascii="Arial" w:cs="Arial" w:eastAsia="Arial" w:hAnsi="Arial"/>
@@ -29799,32 +29799,32 @@
         <w:tc>
           <w:tcPr>
             <w:tcW w:type="dxa" w:w="1520"/>
-            <w:shd w:fill="F2F2F2" w:color="auto" w:val="clear"/>
-            <w:tcMar>
-              <w:top w:type="dxa" w:w="60"/>
-              <w:left w:type="dxa" w:w="120"/>
-              <w:bottom w:type="dxa" w:w="60"/>
-              <w:right w:type="dxa" w:w="120"/>
-            </w:tcMar>
-            <w:vAlign w:val="top"/>
-          </w:tcPr>
-          <w:p>
-            <w:pPr>
-              <w:spacing w:after="40" w:before="0"/>
-              <w:jc w:val="left"/>
-            </w:pPr>
-            <w:r>
-              <w:rPr>
-                <w:rFonts w:ascii="Arial" w:cs="Arial" w:eastAsia="Arial" w:hAnsi="Arial"/>
-                <w:b/>
-                <w:bCs/>
-                <w:i w:val="false"/>
-                <w:iCs w:val="false"/>
-                <w:color w:val="000000"/>
-                <w:sz w:val="18"/>
-                <w:szCs w:val="18"/>
-              </w:rPr>
-              <w:t xml:space="preserve">Phase 2 — Observe</w:t>
+            <w:shd w:fill="D9EEF1" w:color="auto" w:val="clear"/>
+            <w:tcMar>
+              <w:top w:type="dxa" w:w="60"/>
+              <w:left w:type="dxa" w:w="120"/>
+              <w:bottom w:type="dxa" w:w="60"/>
+              <w:right w:type="dxa" w:w="120"/>
+            </w:tcMar>
+            <w:vAlign w:val="top"/>
+          </w:tcPr>
+          <w:p>
+            <w:pPr>
+              <w:spacing w:after="40" w:before="0"/>
+              <w:jc w:val="left"/>
+            </w:pPr>
+            <w:r>
+              <w:rPr>
+                <w:rFonts w:ascii="Arial" w:cs="Arial" w:eastAsia="Arial" w:hAnsi="Arial"/>
+                <w:b/>
+                <w:bCs/>
+                <w:i w:val="false"/>
+                <w:iCs w:val="false"/>
+                <w:color w:val="000000"/>
+                <w:sz w:val="18"/>
+                <w:szCs w:val="18"/>
+              </w:rPr>
+              <w:t xml:space="preserve">Observe Phase</w:t>
             </w:r>
           </w:p>
           <w:p>
@@ -29847,7 +29847,7 @@
             <w:pPr>
               <w:spacing w:after="20" w:before="0"/>
             </w:pPr>
-            <w:hyperlink w:history="1" r:id="rId5e76wi7tyqq1vxoqqxvhw">
+            <w:hyperlink w:history="1" r:id="rIdcp_h10c_cn-bwndmvv5jr">
               <w:r>
                 <w:rPr>
                   <w:rFonts w:ascii="Arial" w:cs="Arial" w:eastAsia="Arial" w:hAnsi="Arial"/>
@@ -29880,7 +29880,7 @@
               <w:spacing w:after="10" w:before="0"/>
               <w:ind w:left="120"/>
             </w:pPr>
-            <w:hyperlink w:history="1" r:id="rIdhdjhmvu92kgcxyypvwulz">
+            <w:hyperlink w:history="1" r:id="rIdnmjhlgopes4befh6hcikr">
               <w:r>
                 <w:rPr>
                   <w:rFonts w:ascii="Arial" w:cs="Arial" w:eastAsia="Arial" w:hAnsi="Arial"/>
@@ -29925,7 +29925,7 @@
             <w:pPr>
               <w:spacing w:after="20" w:before="0"/>
             </w:pPr>
-            <w:hyperlink w:history="1" r:id="rIdbi1jcqjyhpcv8kfqj24i3">
+            <w:hyperlink w:history="1" r:id="rId1qoxtqv77ebjclvdtxnxh">
               <w:r>
                 <w:rPr>
                   <w:rFonts w:ascii="Arial" w:cs="Arial" w:eastAsia="Arial" w:hAnsi="Arial"/>
@@ -29958,7 +29958,7 @@
               <w:spacing w:after="10" w:before="0"/>
               <w:ind w:left="120"/>
             </w:pPr>
-            <w:hyperlink w:history="1" r:id="rIdgf-alfbj0lc9hbymmwjku">
+            <w:hyperlink w:history="1" r:id="rIdtp6tnsaoppoxpxrstmg-i">
               <w:r>
                 <w:rPr>
                   <w:rFonts w:ascii="Arial" w:cs="Arial" w:eastAsia="Arial" w:hAnsi="Arial"/>
@@ -30393,32 +30393,32 @@
         <w:tc>
           <w:tcPr>
             <w:tcW w:type="dxa" w:w="1520"/>
-            <w:shd w:fill="F2F2F2" w:color="auto" w:val="clear"/>
-            <w:tcMar>
-              <w:top w:type="dxa" w:w="60"/>
-              <w:left w:type="dxa" w:w="120"/>
-              <w:bottom w:type="dxa" w:w="60"/>
-              <w:right w:type="dxa" w:w="120"/>
-            </w:tcMar>
-            <w:vAlign w:val="top"/>
-          </w:tcPr>
-          <w:p>
-            <w:pPr>
-              <w:spacing w:after="40" w:before="0"/>
-              <w:jc w:val="left"/>
-            </w:pPr>
-            <w:r>
-              <w:rPr>
-                <w:rFonts w:ascii="Arial" w:cs="Arial" w:eastAsia="Arial" w:hAnsi="Arial"/>
-                <w:b/>
-                <w:bCs/>
-                <w:i w:val="false"/>
-                <w:iCs w:val="false"/>
-                <w:color w:val="000000"/>
-                <w:sz w:val="18"/>
-                <w:szCs w:val="18"/>
-              </w:rPr>
-              <w:t xml:space="preserve">Phase 3 — Explain</w:t>
+            <w:shd w:fill="E2EFDA" w:color="auto" w:val="clear"/>
+            <w:tcMar>
+              <w:top w:type="dxa" w:w="60"/>
+              <w:left w:type="dxa" w:w="120"/>
+              <w:bottom w:type="dxa" w:w="60"/>
+              <w:right w:type="dxa" w:w="120"/>
+            </w:tcMar>
+            <w:vAlign w:val="top"/>
+          </w:tcPr>
+          <w:p>
+            <w:pPr>
+              <w:spacing w:after="40" w:before="0"/>
+              <w:jc w:val="left"/>
+            </w:pPr>
+            <w:r>
+              <w:rPr>
+                <w:rFonts w:ascii="Arial" w:cs="Arial" w:eastAsia="Arial" w:hAnsi="Arial"/>
+                <w:b/>
+                <w:bCs/>
+                <w:i w:val="false"/>
+                <w:iCs w:val="false"/>
+                <w:color w:val="000000"/>
+                <w:sz w:val="18"/>
+                <w:szCs w:val="18"/>
+              </w:rPr>
+              <w:t xml:space="preserve">Explain Phase</w:t>
             </w:r>
           </w:p>
           <w:p>
@@ -30441,7 +30441,7 @@
             <w:pPr>
               <w:spacing w:after="20" w:before="0"/>
             </w:pPr>
-            <w:hyperlink w:history="1" r:id="rIdgjrem0pc28wfebkhmtr4e">
+            <w:hyperlink w:history="1" r:id="rId3uxefdckkl3teriel88jd">
               <w:r>
                 <w:rPr>
                   <w:rFonts w:ascii="Arial" w:cs="Arial" w:eastAsia="Arial" w:hAnsi="Arial"/>
@@ -30474,7 +30474,7 @@
               <w:spacing w:after="10" w:before="0"/>
               <w:ind w:left="120"/>
             </w:pPr>
-            <w:hyperlink w:history="1" r:id="rId9orwbgvtairtpofkbmpbq">
+            <w:hyperlink w:history="1" r:id="rIdiae7dzj3-krqzo1rnv0gv">
               <w:r>
                 <w:rPr>
                   <w:rFonts w:ascii="Arial" w:cs="Arial" w:eastAsia="Arial" w:hAnsi="Arial"/>
@@ -30519,7 +30519,7 @@
             <w:pPr>
               <w:spacing w:after="20" w:before="0"/>
             </w:pPr>
-            <w:hyperlink w:history="1" r:id="rIdb1wmeaaegaxogugtpbvxz">
+            <w:hyperlink w:history="1" r:id="rIds03rwamn06-ehhyt2-tat">
               <w:r>
                 <w:rPr>
                   <w:rFonts w:ascii="Arial" w:cs="Arial" w:eastAsia="Arial" w:hAnsi="Arial"/>
@@ -30552,7 +30552,7 @@
               <w:spacing w:after="10" w:before="0"/>
               <w:ind w:left="120"/>
             </w:pPr>
-            <w:hyperlink w:history="1" r:id="rId87jcy7xw_-ovxj_k4rcue">
+            <w:hyperlink w:history="1" r:id="rIdtwafceu_hb4uurvxeyl1a">
               <w:r>
                 <w:rPr>
                   <w:rFonts w:ascii="Arial" w:cs="Arial" w:eastAsia="Arial" w:hAnsi="Arial"/>
@@ -31157,32 +31157,32 @@
         <w:tc>
           <w:tcPr>
             <w:tcW w:type="dxa" w:w="1520"/>
-            <w:shd w:fill="F2F2F2" w:color="auto" w:val="clear"/>
-            <w:tcMar>
-              <w:top w:type="dxa" w:w="60"/>
-              <w:left w:type="dxa" w:w="120"/>
-              <w:bottom w:type="dxa" w:w="60"/>
-              <w:right w:type="dxa" w:w="120"/>
-            </w:tcMar>
-            <w:vAlign w:val="top"/>
-          </w:tcPr>
-          <w:p>
-            <w:pPr>
-              <w:spacing w:after="40" w:before="0"/>
-              <w:jc w:val="left"/>
-            </w:pPr>
-            <w:r>
-              <w:rPr>
-                <w:rFonts w:ascii="Arial" w:cs="Arial" w:eastAsia="Arial" w:hAnsi="Arial"/>
-                <w:b/>
-                <w:bCs/>
-                <w:i w:val="false"/>
-                <w:iCs w:val="false"/>
-                <w:color w:val="000000"/>
-                <w:sz w:val="18"/>
-                <w:szCs w:val="18"/>
-              </w:rPr>
-              <w:t xml:space="preserve">Phase 4 — Driving Question Board (DQB) Update</w:t>
+            <w:shd w:fill="FCE4D6" w:color="auto" w:val="clear"/>
+            <w:tcMar>
+              <w:top w:type="dxa" w:w="60"/>
+              <w:left w:type="dxa" w:w="120"/>
+              <w:bottom w:type="dxa" w:w="60"/>
+              <w:right w:type="dxa" w:w="120"/>
+            </w:tcMar>
+            <w:vAlign w:val="top"/>
+          </w:tcPr>
+          <w:p>
+            <w:pPr>
+              <w:spacing w:after="40" w:before="0"/>
+              <w:jc w:val="left"/>
+            </w:pPr>
+            <w:r>
+              <w:rPr>
+                <w:rFonts w:ascii="Arial" w:cs="Arial" w:eastAsia="Arial" w:hAnsi="Arial"/>
+                <w:b/>
+                <w:bCs/>
+                <w:i w:val="false"/>
+                <w:iCs w:val="false"/>
+                <w:color w:val="000000"/>
+                <w:sz w:val="18"/>
+                <w:szCs w:val="18"/>
+              </w:rPr>
+              <w:t xml:space="preserve">Driving Question Board (DQB) Creation</w:t>
             </w:r>
           </w:p>
           <w:p>
@@ -31205,7 +31205,7 @@
             <w:pPr>
               <w:spacing w:after="20" w:before="0"/>
             </w:pPr>
-            <w:hyperlink w:history="1" r:id="rId7mpbstuudx41dhhu4uiud">
+            <w:hyperlink w:history="1" r:id="rId6oeew625nhxu_mtzpujvy">
               <w:r>
                 <w:rPr>
                   <w:rFonts w:ascii="Arial" w:cs="Arial" w:eastAsia="Arial" w:hAnsi="Arial"/>
@@ -31238,7 +31238,7 @@
               <w:spacing w:after="10" w:before="0"/>
               <w:ind w:left="120"/>
             </w:pPr>
-            <w:hyperlink w:history="1" r:id="rIdzvvbj0objepm3nhpjyuvw">
+            <w:hyperlink w:history="1" r:id="rIdatvn_uw_efxujfinn3mxq">
               <w:r>
                 <w:rPr>
                   <w:rFonts w:ascii="Arial" w:cs="Arial" w:eastAsia="Arial" w:hAnsi="Arial"/>
@@ -31283,7 +31283,7 @@
             <w:pPr>
               <w:spacing w:after="20" w:before="0"/>
             </w:pPr>
-            <w:hyperlink w:history="1" r:id="rIdh1wp17esujyuqmvbq7lv9">
+            <w:hyperlink w:history="1" r:id="rIdgcq135b03zptfk-bm_cex">
               <w:r>
                 <w:rPr>
                   <w:rFonts w:ascii="Arial" w:cs="Arial" w:eastAsia="Arial" w:hAnsi="Arial"/>
@@ -31316,7 +31316,7 @@
               <w:spacing w:after="10" w:before="0"/>
               <w:ind w:left="120"/>
             </w:pPr>
-            <w:hyperlink w:history="1" r:id="rIdlyiaajwnk7wjx57pisfr9">
+            <w:hyperlink w:history="1" r:id="rId81nuhiupvfn2lzigspyc7">
               <w:r>
                 <w:rPr>
                   <w:rFonts w:ascii="Arial" w:cs="Arial" w:eastAsia="Arial" w:hAnsi="Arial"/>
@@ -31539,32 +31539,32 @@
         <w:tc>
           <w:tcPr>
             <w:tcW w:type="dxa" w:w="1520"/>
-            <w:shd w:fill="F2F2F2" w:color="auto" w:val="clear"/>
-            <w:tcMar>
-              <w:top w:type="dxa" w:w="60"/>
-              <w:left w:type="dxa" w:w="120"/>
-              <w:bottom w:type="dxa" w:w="60"/>
-              <w:right w:type="dxa" w:w="120"/>
-            </w:tcMar>
-            <w:vAlign w:val="top"/>
-          </w:tcPr>
-          <w:p>
-            <w:pPr>
-              <w:spacing w:after="40" w:before="0"/>
-              <w:jc w:val="left"/>
-            </w:pPr>
-            <w:r>
-              <w:rPr>
-                <w:rFonts w:ascii="Arial" w:cs="Arial" w:eastAsia="Arial" w:hAnsi="Arial"/>
-                <w:b/>
-                <w:bCs/>
-                <w:i w:val="false"/>
-                <w:iCs w:val="false"/>
-                <w:color w:val="000000"/>
-                <w:sz w:val="18"/>
-                <w:szCs w:val="18"/>
-              </w:rPr>
-              <w:t xml:space="preserve">Phase 5 — Model Building</w:t>
+            <w:shd w:fill="D5E8F0" w:color="auto" w:val="clear"/>
+            <w:tcMar>
+              <w:top w:type="dxa" w:w="60"/>
+              <w:left w:type="dxa" w:w="120"/>
+              <w:bottom w:type="dxa" w:w="60"/>
+              <w:right w:type="dxa" w:w="120"/>
+            </w:tcMar>
+            <w:vAlign w:val="top"/>
+          </w:tcPr>
+          <w:p>
+            <w:pPr>
+              <w:spacing w:after="40" w:before="0"/>
+              <w:jc w:val="left"/>
+            </w:pPr>
+            <w:r>
+              <w:rPr>
+                <w:rFonts w:ascii="Arial" w:cs="Arial" w:eastAsia="Arial" w:hAnsi="Arial"/>
+                <w:b/>
+                <w:bCs/>
+                <w:i w:val="false"/>
+                <w:iCs w:val="false"/>
+                <w:color w:val="000000"/>
+                <w:sz w:val="18"/>
+                <w:szCs w:val="18"/>
+              </w:rPr>
+              <w:t xml:space="preserve">Model Building Phase</w:t>
             </w:r>
           </w:p>
           <w:p>
@@ -31587,7 +31587,7 @@
             <w:pPr>
               <w:spacing w:after="20" w:before="0"/>
             </w:pPr>
-            <w:hyperlink w:history="1" r:id="rIdcpucajggi2yguvjdl6xuy">
+            <w:hyperlink w:history="1" r:id="rId_85y7w2e_wx3fbp9icdlk">
               <w:r>
                 <w:rPr>
                   <w:rFonts w:ascii="Arial" w:cs="Arial" w:eastAsia="Arial" w:hAnsi="Arial"/>
@@ -31620,7 +31620,7 @@
               <w:spacing w:after="10" w:before="0"/>
               <w:ind w:left="120"/>
             </w:pPr>
-            <w:hyperlink w:history="1" r:id="rIdz7uuhwi3l3bdqcuav6ko8">
+            <w:hyperlink w:history="1" r:id="rIduxb0adj3ptpvjo4xggw0u">
               <w:r>
                 <w:rPr>
                   <w:rFonts w:ascii="Arial" w:cs="Arial" w:eastAsia="Arial" w:hAnsi="Arial"/>
@@ -31665,7 +31665,7 @@
             <w:pPr>
               <w:spacing w:after="20" w:before="0"/>
             </w:pPr>
-            <w:hyperlink w:history="1" r:id="rIdxoj19fwxrhyoyhvszwbqt">
+            <w:hyperlink w:history="1" r:id="rIdnnzr7f-lxyysogsni4aum">
               <w:r>
                 <w:rPr>
                   <w:rFonts w:ascii="Arial" w:cs="Arial" w:eastAsia="Arial" w:hAnsi="Arial"/>
@@ -31698,7 +31698,7 @@
               <w:spacing w:after="10" w:before="0"/>
               <w:ind w:left="120"/>
             </w:pPr>
-            <w:hyperlink w:history="1" r:id="rIdticpn0srb5dfm2ur54izz">
+            <w:hyperlink w:history="1" r:id="rIdwlu1rii1qui9o0xusqft8">
               <w:r>
                 <w:rPr>
                   <w:rFonts w:ascii="Arial" w:cs="Arial" w:eastAsia="Arial" w:hAnsi="Arial"/>
@@ -33078,7 +33078,25 @@
             </w:tcMar>
             <w:vAlign w:val="top"/>
           </w:tcPr>
-          <w:p/>
+          <w:p>
+            <w:pPr>
+              <w:spacing w:after="40" w:before="0"/>
+              <w:jc w:val="left"/>
+            </w:pPr>
+            <w:r>
+              <w:rPr>
+                <w:rFonts w:ascii="Arial" w:cs="Arial" w:eastAsia="Arial" w:hAnsi="Arial"/>
+                <w:b w:val="false"/>
+                <w:bCs w:val="false"/>
+                <w:i w:val="false"/>
+                <w:iCs w:val="false"/>
+                <w:color w:val="000000"/>
+                <w:sz w:val="18"/>
+                <w:szCs w:val="18"/>
+              </w:rPr>
+              <w:t xml:space="preserve">No hazardous materials are used. Ensure learners with physical disabilities are included fully in the recall of the step-up phenomenon through discussion rather than re-performance of exercise. Peer review must be conducted respectfully; remind learners that critique is directed at the model, not the person.</w:t>
+            </w:r>
+          </w:p>
         </w:tc>
       </w:tr>
     </w:tbl>
@@ -33452,7 +33470,7 @@
             <w:pPr>
               <w:spacing w:after="20" w:before="0"/>
             </w:pPr>
-            <w:hyperlink w:history="1" r:id="rIddtrzrk57q35pknkjwkd1o">
+            <w:hyperlink w:history="1" r:id="rIdculxawsewmenijami-htb">
               <w:r>
                 <w:rPr>
                   <w:rFonts w:ascii="Arial" w:cs="Arial" w:eastAsia="Arial" w:hAnsi="Arial"/>
@@ -33485,7 +33503,7 @@
               <w:spacing w:after="10" w:before="0"/>
               <w:ind w:left="120"/>
             </w:pPr>
-            <w:hyperlink w:history="1" r:id="rIdog0ndybm9lgy2d95ownee">
+            <w:hyperlink w:history="1" r:id="rIdc1h74bzfkxmyxrmx9meqz">
               <w:r>
                 <w:rPr>
                   <w:rFonts w:ascii="Arial" w:cs="Arial" w:eastAsia="Arial" w:hAnsi="Arial"/>
@@ -33530,7 +33548,7 @@
             <w:pPr>
               <w:spacing w:after="20" w:before="0"/>
             </w:pPr>
-            <w:hyperlink w:history="1" r:id="rIdc2svlzapaosv0_czf-zox">
+            <w:hyperlink w:history="1" r:id="rIdcrb43fria4th5jw1h1pj_">
               <w:r>
                 <w:rPr>
                   <w:rFonts w:ascii="Arial" w:cs="Arial" w:eastAsia="Arial" w:hAnsi="Arial"/>
@@ -33563,7 +33581,7 @@
               <w:spacing w:after="10" w:before="0"/>
               <w:ind w:left="120"/>
             </w:pPr>
-            <w:hyperlink w:history="1" r:id="rIdro9kvenielc03zu9ic2xq">
+            <w:hyperlink w:history="1" r:id="rIdmvjxxhrxx7o07s0fbgmqe">
               <w:r>
                 <w:rPr>
                   <w:rFonts w:ascii="Arial" w:cs="Arial" w:eastAsia="Arial" w:hAnsi="Arial"/>
@@ -33758,7 +33776,7 @@
             <w:pPr>
               <w:spacing w:after="20" w:before="0"/>
             </w:pPr>
-            <w:hyperlink w:history="1" r:id="rIdndyrf8y8cek-a6adtswfr">
+            <w:hyperlink w:history="1" r:id="rIdknqufms97jzvxfcjmhvg3">
               <w:r>
                 <w:rPr>
                   <w:rFonts w:ascii="Arial" w:cs="Arial" w:eastAsia="Arial" w:hAnsi="Arial"/>
@@ -33791,7 +33809,7 @@
               <w:spacing w:after="10" w:before="0"/>
               <w:ind w:left="120"/>
             </w:pPr>
-            <w:hyperlink w:history="1" r:id="rIdzuycvrl07hud3dxtz_shf">
+            <w:hyperlink w:history="1" r:id="rIdnzacw1ghbf7r4s0vqqw9j">
               <w:r>
                 <w:rPr>
                   <w:rFonts w:ascii="Arial" w:cs="Arial" w:eastAsia="Arial" w:hAnsi="Arial"/>
@@ -33836,7 +33854,7 @@
             <w:pPr>
               <w:spacing w:after="20" w:before="0"/>
             </w:pPr>
-            <w:hyperlink w:history="1" r:id="rIdhj53mlzmz6jycr7zjnv1m">
+            <w:hyperlink w:history="1" r:id="rIdbhmvok_w5jaehugphtd7i">
               <w:r>
                 <w:rPr>
                   <w:rFonts w:ascii="Arial" w:cs="Arial" w:eastAsia="Arial" w:hAnsi="Arial"/>
@@ -33869,7 +33887,7 @@
               <w:spacing w:after="10" w:before="0"/>
               <w:ind w:left="120"/>
             </w:pPr>
-            <w:hyperlink w:history="1" r:id="rId358rsyjql4izx3acb05f2">
+            <w:hyperlink w:history="1" r:id="rIdavmvcbcwxlptlw0myex_z">
               <w:r>
                 <w:rPr>
                   <w:rFonts w:ascii="Arial" w:cs="Arial" w:eastAsia="Arial" w:hAnsi="Arial"/>
@@ -34064,7 +34082,7 @@
             <w:pPr>
               <w:spacing w:after="20" w:before="0"/>
             </w:pPr>
-            <w:hyperlink w:history="1" r:id="rId9uquvk3fsp7s9bpaaw5qs">
+            <w:hyperlink w:history="1" r:id="rIdn5uzbpi0inz5ee-vptoei">
               <w:r>
                 <w:rPr>
                   <w:rFonts w:ascii="Arial" w:cs="Arial" w:eastAsia="Arial" w:hAnsi="Arial"/>
@@ -34097,7 +34115,7 @@
               <w:spacing w:after="10" w:before="0"/>
               <w:ind w:left="120"/>
             </w:pPr>
-            <w:hyperlink w:history="1" r:id="rIdn9v5hbot7ezgflrbi7-jh">
+            <w:hyperlink w:history="1" r:id="rIdgvpmuk9afso9aht7kdtky">
               <w:r>
                 <w:rPr>
                   <w:rFonts w:ascii="Arial" w:cs="Arial" w:eastAsia="Arial" w:hAnsi="Arial"/>
@@ -34142,7 +34160,7 @@
             <w:pPr>
               <w:spacing w:after="20" w:before="0"/>
             </w:pPr>
-            <w:hyperlink w:history="1" r:id="rIddkzugvaywre-fzscrwimo">
+            <w:hyperlink w:history="1" r:id="rIdnksonffghbkkbitv4vlzk">
               <w:r>
                 <w:rPr>
                   <w:rFonts w:ascii="Arial" w:cs="Arial" w:eastAsia="Arial" w:hAnsi="Arial"/>
@@ -34175,7 +34193,7 @@
               <w:spacing w:after="10" w:before="0"/>
               <w:ind w:left="120"/>
             </w:pPr>
-            <w:hyperlink w:history="1" r:id="rIdkkqi7slmcm3rvxiwfw9lh">
+            <w:hyperlink w:history="1" r:id="rIdrdmbhjaniyqimyjbtuzjw">
               <w:r>
                 <w:rPr>
                   <w:rFonts w:ascii="Arial" w:cs="Arial" w:eastAsia="Arial" w:hAnsi="Arial"/>
@@ -34370,7 +34388,7 @@
             <w:pPr>
               <w:spacing w:after="20" w:before="0"/>
             </w:pPr>
-            <w:hyperlink w:history="1" r:id="rIdh4smk7uj1i9loa0v_k4rw">
+            <w:hyperlink w:history="1" r:id="rIdgmodnkwd7s1jagi6vr7gd">
               <w:r>
                 <w:rPr>
                   <w:rFonts w:ascii="Arial" w:cs="Arial" w:eastAsia="Arial" w:hAnsi="Arial"/>
@@ -34403,7 +34421,7 @@
               <w:spacing w:after="10" w:before="0"/>
               <w:ind w:left="120"/>
             </w:pPr>
-            <w:hyperlink w:history="1" r:id="rIdihoe6jghcswy2_fqzl-r7">
+            <w:hyperlink w:history="1" r:id="rIdgsc1iapzq2vr2rd9wzwf4">
               <w:r>
                 <w:rPr>
                   <w:rFonts w:ascii="Arial" w:cs="Arial" w:eastAsia="Arial" w:hAnsi="Arial"/>
@@ -34448,7 +34466,7 @@
             <w:pPr>
               <w:spacing w:after="20" w:before="0"/>
             </w:pPr>
-            <w:hyperlink w:history="1" r:id="rIdufchzx4mf9yb8puhlzu-q">
+            <w:hyperlink w:history="1" r:id="rIdremvnd_mtmoyyeax-28iz">
               <w:r>
                 <w:rPr>
                   <w:rFonts w:ascii="Arial" w:cs="Arial" w:eastAsia="Arial" w:hAnsi="Arial"/>
@@ -34481,7 +34499,7 @@
               <w:spacing w:after="10" w:before="0"/>
               <w:ind w:left="120"/>
             </w:pPr>
-            <w:hyperlink w:history="1" r:id="rIdvoymqfxuylcikzz2v_dfj">
+            <w:hyperlink w:history="1" r:id="rIdi4un5j3hr8amecfrxf7uy">
               <w:r>
                 <w:rPr>
                   <w:rFonts w:ascii="Arial" w:cs="Arial" w:eastAsia="Arial" w:hAnsi="Arial"/>
@@ -34676,7 +34694,7 @@
             <w:pPr>
               <w:spacing w:after="20" w:before="0"/>
             </w:pPr>
-            <w:hyperlink w:history="1" r:id="rIdsfqdvwvjwmbcfov1o-ljm">
+            <w:hyperlink w:history="1" r:id="rIdrmn_cbeuqpwikozyia4ls">
               <w:r>
                 <w:rPr>
                   <w:rFonts w:ascii="Arial" w:cs="Arial" w:eastAsia="Arial" w:hAnsi="Arial"/>
@@ -34709,7 +34727,7 @@
               <w:spacing w:after="10" w:before="0"/>
               <w:ind w:left="120"/>
             </w:pPr>
-            <w:hyperlink w:history="1" r:id="rId0v_amtj8ip3cdg1accrrc">
+            <w:hyperlink w:history="1" r:id="rIdw9xsrx4lvmt86_zzgocxp">
               <w:r>
                 <w:rPr>
                   <w:rFonts w:ascii="Arial" w:cs="Arial" w:eastAsia="Arial" w:hAnsi="Arial"/>
@@ -34754,7 +34772,7 @@
             <w:pPr>
               <w:spacing w:after="20" w:before="0"/>
             </w:pPr>
-            <w:hyperlink w:history="1" r:id="rIdkury72-xmtx3acrsjc8jt">
+            <w:hyperlink w:history="1" r:id="rId6nnnrmeove6mlpxr1f9mw">
               <w:r>
                 <w:rPr>
                   <w:rFonts w:ascii="Arial" w:cs="Arial" w:eastAsia="Arial" w:hAnsi="Arial"/>
@@ -34787,7 +34805,7 @@
               <w:spacing w:after="10" w:before="0"/>
               <w:ind w:left="120"/>
             </w:pPr>
-            <w:hyperlink w:history="1" r:id="rId_2s0pyuecvcof2qlupnuy">
+            <w:hyperlink w:history="1" r:id="rIdymnrn655yifn40nrtuwu4">
               <w:r>
                 <w:rPr>
                   <w:rFonts w:ascii="Arial" w:cs="Arial" w:eastAsia="Arial" w:hAnsi="Arial"/>
@@ -36226,32 +36244,32 @@
         <w:tc>
           <w:tcPr>
             <w:tcW w:type="dxa" w:w="1520"/>
-            <w:shd w:fill="F2F2F2" w:color="auto" w:val="clear"/>
-            <w:tcMar>
-              <w:top w:type="dxa" w:w="60"/>
-              <w:left w:type="dxa" w:w="120"/>
-              <w:bottom w:type="dxa" w:w="60"/>
-              <w:right w:type="dxa" w:w="120"/>
-            </w:tcMar>
-            <w:vAlign w:val="top"/>
-          </w:tcPr>
-          <w:p>
-            <w:pPr>
-              <w:spacing w:after="40" w:before="0"/>
-              <w:jc w:val="left"/>
-            </w:pPr>
-            <w:r>
-              <w:rPr>
-                <w:rFonts w:ascii="Arial" w:cs="Arial" w:eastAsia="Arial" w:hAnsi="Arial"/>
-                <w:b/>
-                <w:bCs/>
-                <w:i w:val="false"/>
-                <w:iCs w:val="false"/>
-                <w:color w:val="000000"/>
-                <w:sz w:val="18"/>
-                <w:szCs w:val="18"/>
-              </w:rPr>
-              <w:t xml:space="preserve">Phase 1 — Predict: Return to the Beginning</w:t>
+            <w:shd w:fill="EAD1F5" w:color="auto" w:val="clear"/>
+            <w:tcMar>
+              <w:top w:type="dxa" w:w="60"/>
+              <w:left w:type="dxa" w:w="120"/>
+              <w:bottom w:type="dxa" w:w="60"/>
+              <w:right w:type="dxa" w:w="120"/>
+            </w:tcMar>
+            <w:vAlign w:val="top"/>
+          </w:tcPr>
+          <w:p>
+            <w:pPr>
+              <w:spacing w:after="40" w:before="0"/>
+              <w:jc w:val="left"/>
+            </w:pPr>
+            <w:r>
+              <w:rPr>
+                <w:rFonts w:ascii="Arial" w:cs="Arial" w:eastAsia="Arial" w:hAnsi="Arial"/>
+                <w:b/>
+                <w:bCs/>
+                <w:i w:val="false"/>
+                <w:iCs w:val="false"/>
+                <w:color w:val="000000"/>
+                <w:sz w:val="18"/>
+                <w:szCs w:val="18"/>
+              </w:rPr>
+              <w:t xml:space="preserve">Predict Phase</w:t>
             </w:r>
           </w:p>
           <w:p>
@@ -36274,7 +36292,7 @@
             <w:pPr>
               <w:spacing w:after="20" w:before="0"/>
             </w:pPr>
-            <w:hyperlink w:history="1" r:id="rIdhlfnuyhfx0oq_zqfse3yu">
+            <w:hyperlink w:history="1" r:id="rId-laadyg_wysaeo60d-2a0">
               <w:r>
                 <w:rPr>
                   <w:rFonts w:ascii="Arial" w:cs="Arial" w:eastAsia="Arial" w:hAnsi="Arial"/>
@@ -36307,7 +36325,7 @@
               <w:spacing w:after="10" w:before="0"/>
               <w:ind w:left="120"/>
             </w:pPr>
-            <w:hyperlink w:history="1" r:id="rIdd966l5xxmioi9cvyxxiic">
+            <w:hyperlink w:history="1" r:id="rIdsecodvu5hdk_wh8dzdm8m">
               <w:r>
                 <w:rPr>
                   <w:rFonts w:ascii="Arial" w:cs="Arial" w:eastAsia="Arial" w:hAnsi="Arial"/>
@@ -36352,7 +36370,7 @@
             <w:pPr>
               <w:spacing w:after="20" w:before="0"/>
             </w:pPr>
-            <w:hyperlink w:history="1" r:id="rIddu5vr3udktao3a_muauec">
+            <w:hyperlink w:history="1" r:id="rId7uor10qkqxbix1h_q_9ts">
               <w:r>
                 <w:rPr>
                   <w:rFonts w:ascii="Arial" w:cs="Arial" w:eastAsia="Arial" w:hAnsi="Arial"/>
@@ -36385,7 +36403,7 @@
               <w:spacing w:after="10" w:before="0"/>
               <w:ind w:left="120"/>
             </w:pPr>
-            <w:hyperlink w:history="1" r:id="rIdtwpuyb-o5olfmai2ofrbt">
+            <w:hyperlink w:history="1" r:id="rIdqccd8qfej_jufc0kyfjft">
               <w:r>
                 <w:rPr>
                   <w:rFonts w:ascii="Arial" w:cs="Arial" w:eastAsia="Arial" w:hAnsi="Arial"/>
@@ -36532,32 +36550,32 @@
         <w:tc>
           <w:tcPr>
             <w:tcW w:type="dxa" w:w="1520"/>
-            <w:shd w:fill="F2F2F2" w:color="auto" w:val="clear"/>
-            <w:tcMar>
-              <w:top w:type="dxa" w:w="60"/>
-              <w:left w:type="dxa" w:w="120"/>
-              <w:bottom w:type="dxa" w:w="60"/>
-              <w:right w:type="dxa" w:w="120"/>
-            </w:tcMar>
-            <w:vAlign w:val="top"/>
-          </w:tcPr>
-          <w:p>
-            <w:pPr>
-              <w:spacing w:after="40" w:before="0"/>
-              <w:jc w:val="left"/>
-            </w:pPr>
-            <w:r>
-              <w:rPr>
-                <w:rFonts w:ascii="Arial" w:cs="Arial" w:eastAsia="Arial" w:hAnsi="Arial"/>
-                <w:b/>
-                <w:bCs/>
-                <w:i w:val="false"/>
-                <w:iCs w:val="false"/>
-                <w:color w:val="000000"/>
-                <w:sz w:val="18"/>
-                <w:szCs w:val="18"/>
-              </w:rPr>
-              <w:t xml:space="preserve">Phase 2 — Observe: Evidence Gallery Walk &amp; DQB Audit</w:t>
+            <w:shd w:fill="D9EEF1" w:color="auto" w:val="clear"/>
+            <w:tcMar>
+              <w:top w:type="dxa" w:w="60"/>
+              <w:left w:type="dxa" w:w="120"/>
+              <w:bottom w:type="dxa" w:w="60"/>
+              <w:right w:type="dxa" w:w="120"/>
+            </w:tcMar>
+            <w:vAlign w:val="top"/>
+          </w:tcPr>
+          <w:p>
+            <w:pPr>
+              <w:spacing w:after="40" w:before="0"/>
+              <w:jc w:val="left"/>
+            </w:pPr>
+            <w:r>
+              <w:rPr>
+                <w:rFonts w:ascii="Arial" w:cs="Arial" w:eastAsia="Arial" w:hAnsi="Arial"/>
+                <w:b/>
+                <w:bCs/>
+                <w:i w:val="false"/>
+                <w:iCs w:val="false"/>
+                <w:color w:val="000000"/>
+                <w:sz w:val="18"/>
+                <w:szCs w:val="18"/>
+              </w:rPr>
+              <w:t xml:space="preserve">Observe Phase</w:t>
             </w:r>
           </w:p>
           <w:p>
@@ -36580,7 +36598,7 @@
             <w:pPr>
               <w:spacing w:after="20" w:before="0"/>
             </w:pPr>
-            <w:hyperlink w:history="1" r:id="rId3ddwymfeia8qblqg3baua">
+            <w:hyperlink w:history="1" r:id="rId2i8mxpdo8d1je_znxqiit">
               <w:r>
                 <w:rPr>
                   <w:rFonts w:ascii="Arial" w:cs="Arial" w:eastAsia="Arial" w:hAnsi="Arial"/>
@@ -36613,7 +36631,7 @@
               <w:spacing w:after="10" w:before="0"/>
               <w:ind w:left="120"/>
             </w:pPr>
-            <w:hyperlink w:history="1" r:id="rIdidrburbbgjqlgyh7igdon">
+            <w:hyperlink w:history="1" r:id="rIdbasfeb7qnyd7qsfhsdq0r">
               <w:r>
                 <w:rPr>
                   <w:rFonts w:ascii="Arial" w:cs="Arial" w:eastAsia="Arial" w:hAnsi="Arial"/>
@@ -36658,7 +36676,7 @@
             <w:pPr>
               <w:spacing w:after="20" w:before="0"/>
             </w:pPr>
-            <w:hyperlink w:history="1" r:id="rIdsrhcvguj40_42uxxiv6j-">
+            <w:hyperlink w:history="1" r:id="rIdfa-ht8rwxlg0-dsuvvzjk">
               <w:r>
                 <w:rPr>
                   <w:rFonts w:ascii="Arial" w:cs="Arial" w:eastAsia="Arial" w:hAnsi="Arial"/>
@@ -36691,7 +36709,7 @@
               <w:spacing w:after="10" w:before="0"/>
               <w:ind w:left="120"/>
             </w:pPr>
-            <w:hyperlink w:history="1" r:id="rIdljy1ryfearok3fbegafk8">
+            <w:hyperlink w:history="1" r:id="rIdklqzqxqub5qmkleqsxwz-">
               <w:r>
                 <w:rPr>
                   <w:rFonts w:ascii="Arial" w:cs="Arial" w:eastAsia="Arial" w:hAnsi="Arial"/>
@@ -36838,32 +36856,32 @@
         <w:tc>
           <w:tcPr>
             <w:tcW w:type="dxa" w:w="1520"/>
-            <w:shd w:fill="F2F2F2" w:color="auto" w:val="clear"/>
-            <w:tcMar>
-              <w:top w:type="dxa" w:w="60"/>
-              <w:left w:type="dxa" w:w="120"/>
-              <w:bottom w:type="dxa" w:w="60"/>
-              <w:right w:type="dxa" w:w="120"/>
-            </w:tcMar>
-            <w:vAlign w:val="top"/>
-          </w:tcPr>
-          <w:p>
-            <w:pPr>
-              <w:spacing w:after="40" w:before="0"/>
-              <w:jc w:val="left"/>
-            </w:pPr>
-            <w:r>
-              <w:rPr>
-                <w:rFonts w:ascii="Arial" w:cs="Arial" w:eastAsia="Arial" w:hAnsi="Arial"/>
-                <w:b/>
-                <w:bCs/>
-                <w:i w:val="false"/>
-                <w:iCs w:val="false"/>
-                <w:color w:val="000000"/>
-                <w:sz w:val="18"/>
-                <w:szCs w:val="18"/>
-              </w:rPr>
-              <w:t xml:space="preserve">Phase 3 — Explain: Final Explanation Writing &amp; Peer Review</w:t>
+            <w:shd w:fill="E2EFDA" w:color="auto" w:val="clear"/>
+            <w:tcMar>
+              <w:top w:type="dxa" w:w="60"/>
+              <w:left w:type="dxa" w:w="120"/>
+              <w:bottom w:type="dxa" w:w="60"/>
+              <w:right w:type="dxa" w:w="120"/>
+            </w:tcMar>
+            <w:vAlign w:val="top"/>
+          </w:tcPr>
+          <w:p>
+            <w:pPr>
+              <w:spacing w:after="40" w:before="0"/>
+              <w:jc w:val="left"/>
+            </w:pPr>
+            <w:r>
+              <w:rPr>
+                <w:rFonts w:ascii="Arial" w:cs="Arial" w:eastAsia="Arial" w:hAnsi="Arial"/>
+                <w:b/>
+                <w:bCs/>
+                <w:i w:val="false"/>
+                <w:iCs w:val="false"/>
+                <w:color w:val="000000"/>
+                <w:sz w:val="18"/>
+                <w:szCs w:val="18"/>
+              </w:rPr>
+              <w:t xml:space="preserve">Explain Phase</w:t>
             </w:r>
           </w:p>
           <w:p>
@@ -36886,7 +36904,7 @@
             <w:pPr>
               <w:spacing w:after="20" w:before="0"/>
             </w:pPr>
-            <w:hyperlink w:history="1" r:id="rIdxwnoqtfl3idncdbphmzlf">
+            <w:hyperlink w:history="1" r:id="rId2vv_3konyh-zlroxcwd1r">
               <w:r>
                 <w:rPr>
                   <w:rFonts w:ascii="Arial" w:cs="Arial" w:eastAsia="Arial" w:hAnsi="Arial"/>
@@ -36919,7 +36937,7 @@
               <w:spacing w:after="10" w:before="0"/>
               <w:ind w:left="120"/>
             </w:pPr>
-            <w:hyperlink w:history="1" r:id="rIdahnxhef4wchaa_yp10blk">
+            <w:hyperlink w:history="1" r:id="rIdjggech7rh5wvpyq3w71po">
               <w:r>
                 <w:rPr>
                   <w:rFonts w:ascii="Arial" w:cs="Arial" w:eastAsia="Arial" w:hAnsi="Arial"/>
@@ -36964,7 +36982,7 @@
             <w:pPr>
               <w:spacing w:after="20" w:before="0"/>
             </w:pPr>
-            <w:hyperlink w:history="1" r:id="rId3_u5xlpkeypj5ozzax-uv">
+            <w:hyperlink w:history="1" r:id="rIdmzix-fwn4rflwy4huj8iq">
               <w:r>
                 <w:rPr>
                   <w:rFonts w:ascii="Arial" w:cs="Arial" w:eastAsia="Arial" w:hAnsi="Arial"/>
@@ -36997,7 +37015,7 @@
               <w:spacing w:after="10" w:before="0"/>
               <w:ind w:left="120"/>
             </w:pPr>
-            <w:hyperlink w:history="1" r:id="rIdrpma6d-fvo6opzmytwfwp">
+            <w:hyperlink w:history="1" r:id="rId3tgciojzszt23k3dh5zhf">
               <w:r>
                 <w:rPr>
                   <w:rFonts w:ascii="Arial" w:cs="Arial" w:eastAsia="Arial" w:hAnsi="Arial"/>
@@ -37144,32 +37162,32 @@
         <w:tc>
           <w:tcPr>
             <w:tcW w:type="dxa" w:w="1520"/>
-            <w:shd w:fill="F2F2F2" w:color="auto" w:val="clear"/>
-            <w:tcMar>
-              <w:top w:type="dxa" w:w="60"/>
-              <w:left w:type="dxa" w:w="120"/>
-              <w:bottom w:type="dxa" w:w="60"/>
-              <w:right w:type="dxa" w:w="120"/>
-            </w:tcMar>
-            <w:vAlign w:val="top"/>
-          </w:tcPr>
-          <w:p>
-            <w:pPr>
-              <w:spacing w:after="40" w:before="0"/>
-              <w:jc w:val="left"/>
-            </w:pPr>
-            <w:r>
-              <w:rPr>
-                <w:rFonts w:ascii="Arial" w:cs="Arial" w:eastAsia="Arial" w:hAnsi="Arial"/>
-                <w:b/>
-                <w:bCs/>
-                <w:i w:val="false"/>
-                <w:iCs w:val="false"/>
-                <w:color w:val="000000"/>
-                <w:sz w:val="18"/>
-                <w:szCs w:val="18"/>
-              </w:rPr>
-              <w:t xml:space="preserve">Phase 4 — Driving Question Board (DQB) Completion Ceremony</w:t>
+            <w:shd w:fill="FCE4D6" w:color="auto" w:val="clear"/>
+            <w:tcMar>
+              <w:top w:type="dxa" w:w="60"/>
+              <w:left w:type="dxa" w:w="120"/>
+              <w:bottom w:type="dxa" w:w="60"/>
+              <w:right w:type="dxa" w:w="120"/>
+            </w:tcMar>
+            <w:vAlign w:val="top"/>
+          </w:tcPr>
+          <w:p>
+            <w:pPr>
+              <w:spacing w:after="40" w:before="0"/>
+              <w:jc w:val="left"/>
+            </w:pPr>
+            <w:r>
+              <w:rPr>
+                <w:rFonts w:ascii="Arial" w:cs="Arial" w:eastAsia="Arial" w:hAnsi="Arial"/>
+                <w:b/>
+                <w:bCs/>
+                <w:i w:val="false"/>
+                <w:iCs w:val="false"/>
+                <w:color w:val="000000"/>
+                <w:sz w:val="18"/>
+                <w:szCs w:val="18"/>
+              </w:rPr>
+              <w:t xml:space="preserve">Driving Question Board (DQB) Creation</w:t>
             </w:r>
           </w:p>
           <w:p>
@@ -37192,7 +37210,7 @@
             <w:pPr>
               <w:spacing w:after="20" w:before="0"/>
             </w:pPr>
-            <w:hyperlink w:history="1" r:id="rIdd6dp4tkkygzld4cy8veym">
+            <w:hyperlink w:history="1" r:id="rIddjjb8g9rkyncjcdpfcr1g">
               <w:r>
                 <w:rPr>
                   <w:rFonts w:ascii="Arial" w:cs="Arial" w:eastAsia="Arial" w:hAnsi="Arial"/>
@@ -37225,7 +37243,7 @@
               <w:spacing w:after="10" w:before="0"/>
               <w:ind w:left="120"/>
             </w:pPr>
-            <w:hyperlink w:history="1" r:id="rIdbhagllzx7s-8z0vwuc3od">
+            <w:hyperlink w:history="1" r:id="rIdxj5uauu8pwtdrvkrv-x40">
               <w:r>
                 <w:rPr>
                   <w:rFonts w:ascii="Arial" w:cs="Arial" w:eastAsia="Arial" w:hAnsi="Arial"/>
@@ -37270,7 +37288,7 @@
             <w:pPr>
               <w:spacing w:after="20" w:before="0"/>
             </w:pPr>
-            <w:hyperlink w:history="1" r:id="rIdmqugrmvkj6anazvpnuper">
+            <w:hyperlink w:history="1" r:id="rId5qqe9d2en6kxwzvn6nu16">
               <w:r>
                 <w:rPr>
                   <w:rFonts w:ascii="Arial" w:cs="Arial" w:eastAsia="Arial" w:hAnsi="Arial"/>
@@ -37303,7 +37321,7 @@
               <w:spacing w:after="10" w:before="0"/>
               <w:ind w:left="120"/>
             </w:pPr>
-            <w:hyperlink w:history="1" r:id="rIdj6hx67s8sztowi7rgqm01">
+            <w:hyperlink w:history="1" r:id="rId_carj4jvm307cf2eauvhx">
               <w:r>
                 <w:rPr>
                   <w:rFonts w:ascii="Arial" w:cs="Arial" w:eastAsia="Arial" w:hAnsi="Arial"/>
@@ -37450,32 +37468,32 @@
         <w:tc>
           <w:tcPr>
             <w:tcW w:type="dxa" w:w="1520"/>
-            <w:shd w:fill="F2F2F2" w:color="auto" w:val="clear"/>
-            <w:tcMar>
-              <w:top w:type="dxa" w:w="60"/>
-              <w:left w:type="dxa" w:w="120"/>
-              <w:bottom w:type="dxa" w:w="60"/>
-              <w:right w:type="dxa" w:w="120"/>
-            </w:tcMar>
-            <w:vAlign w:val="top"/>
-          </w:tcPr>
-          <w:p>
-            <w:pPr>
-              <w:spacing w:after="40" w:before="0"/>
-              <w:jc w:val="left"/>
-            </w:pPr>
-            <w:r>
-              <w:rPr>
-                <w:rFonts w:ascii="Arial" w:cs="Arial" w:eastAsia="Arial" w:hAnsi="Arial"/>
-                <w:b/>
-                <w:bCs/>
-                <w:i w:val="false"/>
-                <w:iCs w:val="false"/>
-                <w:color w:val="000000"/>
-                <w:sz w:val="18"/>
-                <w:szCs w:val="18"/>
-              </w:rPr>
-              <w:t xml:space="preserve">Phase 5 — Model Building: Final Model Comparison &amp; Transfer Task</w:t>
+            <w:shd w:fill="D5E8F0" w:color="auto" w:val="clear"/>
+            <w:tcMar>
+              <w:top w:type="dxa" w:w="60"/>
+              <w:left w:type="dxa" w:w="120"/>
+              <w:bottom w:type="dxa" w:w="60"/>
+              <w:right w:type="dxa" w:w="120"/>
+            </w:tcMar>
+            <w:vAlign w:val="top"/>
+          </w:tcPr>
+          <w:p>
+            <w:pPr>
+              <w:spacing w:after="40" w:before="0"/>
+              <w:jc w:val="left"/>
+            </w:pPr>
+            <w:r>
+              <w:rPr>
+                <w:rFonts w:ascii="Arial" w:cs="Arial" w:eastAsia="Arial" w:hAnsi="Arial"/>
+                <w:b/>
+                <w:bCs/>
+                <w:i w:val="false"/>
+                <w:iCs w:val="false"/>
+                <w:color w:val="000000"/>
+                <w:sz w:val="18"/>
+                <w:szCs w:val="18"/>
+              </w:rPr>
+              <w:t xml:space="preserve">Model Building Phase</w:t>
             </w:r>
           </w:p>
           <w:p>
@@ -37498,7 +37516,7 @@
             <w:pPr>
               <w:spacing w:after="20" w:before="0"/>
             </w:pPr>
-            <w:hyperlink w:history="1" r:id="rIdl1wodqug4sevovlrcr4hd">
+            <w:hyperlink w:history="1" r:id="rIdhbtjbjhtmmhnm-tzfobfw">
               <w:r>
                 <w:rPr>
                   <w:rFonts w:ascii="Arial" w:cs="Arial" w:eastAsia="Arial" w:hAnsi="Arial"/>
@@ -37531,7 +37549,7 @@
               <w:spacing w:after="10" w:before="0"/>
               <w:ind w:left="120"/>
             </w:pPr>
-            <w:hyperlink w:history="1" r:id="rId3fdq1w-t4jnk6b9radfaj">
+            <w:hyperlink w:history="1" r:id="rIde78qbi0atn6la7shfzoll">
               <w:r>
                 <w:rPr>
                   <w:rFonts w:ascii="Arial" w:cs="Arial" w:eastAsia="Arial" w:hAnsi="Arial"/>
@@ -37576,7 +37594,7 @@
             <w:pPr>
               <w:spacing w:after="20" w:before="0"/>
             </w:pPr>
-            <w:hyperlink w:history="1" r:id="rIdvaen85su3qczry9v1ns3e">
+            <w:hyperlink w:history="1" r:id="rId8h9oog02ntssebfneusgw">
               <w:r>
                 <w:rPr>
                   <w:rFonts w:ascii="Arial" w:cs="Arial" w:eastAsia="Arial" w:hAnsi="Arial"/>
@@ -37609,7 +37627,7 @@
               <w:spacing w:after="10" w:before="0"/>
               <w:ind w:left="120"/>
             </w:pPr>
-            <w:hyperlink w:history="1" r:id="rIdxmmnt1bpdxoyshnmzrrbp">
+            <w:hyperlink w:history="1" r:id="rId_gazzpapkuen7z-d2xdjv">
               <w:r>
                 <w:rPr>
                   <w:rFonts w:ascii="Arial" w:cs="Arial" w:eastAsia="Arial" w:hAnsi="Arial"/>

--- a/data/outputs/v2/Biology/SS3.3_Animal_Gaseous_Exchange_and_Respiration/Biology_Animal_Gaseous_Exchange_and_Respiration_CBE_LessonSequence.docx
+++ b/data/outputs/v2/Biology/SS3.3_Animal_Gaseous_Exchange_and_Respiration/Biology_Animal_Gaseous_Exchange_and_Respiration_CBE_LessonSequence.docx
@@ -3571,7 +3571,7 @@
             <w:pPr>
               <w:spacing w:after="20" w:before="0"/>
             </w:pPr>
-            <w:hyperlink w:history="1" r:id="rIdqp3_azr5lpfc0-j_uqo5e">
+            <w:hyperlink w:history="1" r:id="rIdpi6x4r-uwo1n0f0e95max">
               <w:r>
                 <w:rPr>
                   <w:rFonts w:ascii="Arial" w:cs="Arial" w:eastAsia="Arial" w:hAnsi="Arial"/>
@@ -3604,7 +3604,7 @@
               <w:spacing w:after="10" w:before="0"/>
               <w:ind w:left="120"/>
             </w:pPr>
-            <w:hyperlink w:history="1" r:id="rIdeknmxudkq_axvb3axoj47">
+            <w:hyperlink w:history="1" r:id="rIdgdae3e5ad-m8b8tduw87g">
               <w:r>
                 <w:rPr>
                   <w:rFonts w:ascii="Arial" w:cs="Arial" w:eastAsia="Arial" w:hAnsi="Arial"/>
@@ -3649,7 +3649,7 @@
             <w:pPr>
               <w:spacing w:after="20" w:before="0"/>
             </w:pPr>
-            <w:hyperlink w:history="1" r:id="rIdm0qx27bl7hshpybrcfvy6">
+            <w:hyperlink w:history="1" r:id="rIdpixee-4sgn5wa7ydijd0m">
               <w:r>
                 <w:rPr>
                   <w:rFonts w:ascii="Arial" w:cs="Arial" w:eastAsia="Arial" w:hAnsi="Arial"/>
@@ -3682,7 +3682,7 @@
               <w:spacing w:after="10" w:before="0"/>
               <w:ind w:left="120"/>
             </w:pPr>
-            <w:hyperlink w:history="1" r:id="rIdy502pm6drqjzrthquc1ho">
+            <w:hyperlink w:history="1" r:id="rIdrdqobonvlyoueptffcig3">
               <w:r>
                 <w:rPr>
                   <w:rFonts w:ascii="Arial" w:cs="Arial" w:eastAsia="Arial" w:hAnsi="Arial"/>
@@ -3877,7 +3877,7 @@
             <w:pPr>
               <w:spacing w:after="20" w:before="0"/>
             </w:pPr>
-            <w:hyperlink w:history="1" r:id="rIdhsarmeavmpok72lb935fy">
+            <w:hyperlink w:history="1" r:id="rId3iymmz-jdtahwmy5fxg1w">
               <w:r>
                 <w:rPr>
                   <w:rFonts w:ascii="Arial" w:cs="Arial" w:eastAsia="Arial" w:hAnsi="Arial"/>
@@ -3910,7 +3910,7 @@
               <w:spacing w:after="10" w:before="0"/>
               <w:ind w:left="120"/>
             </w:pPr>
-            <w:hyperlink w:history="1" r:id="rIdjpikm1qy7ycgnlchni85o">
+            <w:hyperlink w:history="1" r:id="rIdbigo2flxjilpwaunnfkcn">
               <w:r>
                 <w:rPr>
                   <w:rFonts w:ascii="Arial" w:cs="Arial" w:eastAsia="Arial" w:hAnsi="Arial"/>
@@ -3955,7 +3955,7 @@
             <w:pPr>
               <w:spacing w:after="20" w:before="0"/>
             </w:pPr>
-            <w:hyperlink w:history="1" r:id="rIdt2-xsuhwg1oucexgswqmw">
+            <w:hyperlink w:history="1" r:id="rIdq2cpfmq3vu7e3a7fq1vcn">
               <w:r>
                 <w:rPr>
                   <w:rFonts w:ascii="Arial" w:cs="Arial" w:eastAsia="Arial" w:hAnsi="Arial"/>
@@ -3988,7 +3988,7 @@
               <w:spacing w:after="10" w:before="0"/>
               <w:ind w:left="120"/>
             </w:pPr>
-            <w:hyperlink w:history="1" r:id="rIdnlws59sokfyawdrqkdt3c">
+            <w:hyperlink w:history="1" r:id="rId4o9p3gag0mrcolheyahqq">
               <w:r>
                 <w:rPr>
                   <w:rFonts w:ascii="Arial" w:cs="Arial" w:eastAsia="Arial" w:hAnsi="Arial"/>
@@ -4183,7 +4183,7 @@
             <w:pPr>
               <w:spacing w:after="20" w:before="0"/>
             </w:pPr>
-            <w:hyperlink w:history="1" r:id="rIdlgskypusexnc0o2w5lnna">
+            <w:hyperlink w:history="1" r:id="rIdm6qkcet6kw0jgqecxvhjv">
               <w:r>
                 <w:rPr>
                   <w:rFonts w:ascii="Arial" w:cs="Arial" w:eastAsia="Arial" w:hAnsi="Arial"/>
@@ -4216,7 +4216,7 @@
               <w:spacing w:after="10" w:before="0"/>
               <w:ind w:left="120"/>
             </w:pPr>
-            <w:hyperlink w:history="1" r:id="rIdz2ljfuurmwrzqae8ru0q7">
+            <w:hyperlink w:history="1" r:id="rId3rkumrk-6wsgbrxjdud_l">
               <w:r>
                 <w:rPr>
                   <w:rFonts w:ascii="Arial" w:cs="Arial" w:eastAsia="Arial" w:hAnsi="Arial"/>
@@ -4261,7 +4261,7 @@
             <w:pPr>
               <w:spacing w:after="20" w:before="0"/>
             </w:pPr>
-            <w:hyperlink w:history="1" r:id="rId8hwj2u-xji5z3foofoeln">
+            <w:hyperlink w:history="1" r:id="rId2jr72p3pkwqko6c3dkm14">
               <w:r>
                 <w:rPr>
                   <w:rFonts w:ascii="Arial" w:cs="Arial" w:eastAsia="Arial" w:hAnsi="Arial"/>
@@ -4294,7 +4294,7 @@
               <w:spacing w:after="10" w:before="0"/>
               <w:ind w:left="120"/>
             </w:pPr>
-            <w:hyperlink w:history="1" r:id="rIdh9nfgoatotmy2kx0mbzqq">
+            <w:hyperlink w:history="1" r:id="rIdbfildapmdxuodnysfu07e">
               <w:r>
                 <w:rPr>
                   <w:rFonts w:ascii="Arial" w:cs="Arial" w:eastAsia="Arial" w:hAnsi="Arial"/>
@@ -4489,7 +4489,7 @@
             <w:pPr>
               <w:spacing w:after="20" w:before="0"/>
             </w:pPr>
-            <w:hyperlink w:history="1" r:id="rIddclgcjhpvicyfr2yxx0pc">
+            <w:hyperlink w:history="1" r:id="rIdhnwuzhmmb7jemfu17jfvw">
               <w:r>
                 <w:rPr>
                   <w:rFonts w:ascii="Arial" w:cs="Arial" w:eastAsia="Arial" w:hAnsi="Arial"/>
@@ -4522,7 +4522,7 @@
               <w:spacing w:after="10" w:before="0"/>
               <w:ind w:left="120"/>
             </w:pPr>
-            <w:hyperlink w:history="1" r:id="rIdrkq3yqpgjay2yp6vjmc-k">
+            <w:hyperlink w:history="1" r:id="rIdtlj4umwzaw1t-slz0ihw7">
               <w:r>
                 <w:rPr>
                   <w:rFonts w:ascii="Arial" w:cs="Arial" w:eastAsia="Arial" w:hAnsi="Arial"/>
@@ -4567,7 +4567,7 @@
             <w:pPr>
               <w:spacing w:after="20" w:before="0"/>
             </w:pPr>
-            <w:hyperlink w:history="1" r:id="rIdqkjfpau6_xgvmprl2fb3t">
+            <w:hyperlink w:history="1" r:id="rId2aufzkv66mgbjqnzep9s3">
               <w:r>
                 <w:rPr>
                   <w:rFonts w:ascii="Arial" w:cs="Arial" w:eastAsia="Arial" w:hAnsi="Arial"/>
@@ -4600,7 +4600,7 @@
               <w:spacing w:after="10" w:before="0"/>
               <w:ind w:left="120"/>
             </w:pPr>
-            <w:hyperlink w:history="1" r:id="rIdbglpt4w4oz00n4d-oppyw">
+            <w:hyperlink w:history="1" r:id="rIdzb3bui2v1allf30jvbpxr">
               <w:r>
                 <w:rPr>
                   <w:rFonts w:ascii="Arial" w:cs="Arial" w:eastAsia="Arial" w:hAnsi="Arial"/>
@@ -4795,7 +4795,7 @@
             <w:pPr>
               <w:spacing w:after="20" w:before="0"/>
             </w:pPr>
-            <w:hyperlink w:history="1" r:id="rIdelybq0phwkgfb4jvaji09">
+            <w:hyperlink w:history="1" r:id="rIdz7wyjcuiqzeweyube_pix">
               <w:r>
                 <w:rPr>
                   <w:rFonts w:ascii="Arial" w:cs="Arial" w:eastAsia="Arial" w:hAnsi="Arial"/>
@@ -4828,7 +4828,7 @@
               <w:spacing w:after="10" w:before="0"/>
               <w:ind w:left="120"/>
             </w:pPr>
-            <w:hyperlink w:history="1" r:id="rIdjyi4nue6fv1sd4awyookd">
+            <w:hyperlink w:history="1" r:id="rIdw6s6mjne4fs-c9rm9axs-">
               <w:r>
                 <w:rPr>
                   <w:rFonts w:ascii="Arial" w:cs="Arial" w:eastAsia="Arial" w:hAnsi="Arial"/>
@@ -4873,7 +4873,7 @@
             <w:pPr>
               <w:spacing w:after="20" w:before="0"/>
             </w:pPr>
-            <w:hyperlink w:history="1" r:id="rIdhsu-wb1za1fygpapjduxc">
+            <w:hyperlink w:history="1" r:id="rIdiyjaryjyo9jubb88kixyv">
               <w:r>
                 <w:rPr>
                   <w:rFonts w:ascii="Arial" w:cs="Arial" w:eastAsia="Arial" w:hAnsi="Arial"/>
@@ -4906,7 +4906,7 @@
               <w:spacing w:after="10" w:before="0"/>
               <w:ind w:left="120"/>
             </w:pPr>
-            <w:hyperlink w:history="1" r:id="rIdx7zrqyki5datut23fxumj">
+            <w:hyperlink w:history="1" r:id="rIdlujspr_gtzswtevsjc9fm">
               <w:r>
                 <w:rPr>
                   <w:rFonts w:ascii="Arial" w:cs="Arial" w:eastAsia="Arial" w:hAnsi="Arial"/>
@@ -6393,7 +6393,7 @@
             <w:pPr>
               <w:spacing w:after="20" w:before="0"/>
             </w:pPr>
-            <w:hyperlink w:history="1" r:id="rIdntvqrc1tsg88qjtcqyrwc">
+            <w:hyperlink w:history="1" r:id="rIdb3vit2dsayx3t8fngpbyx">
               <w:r>
                 <w:rPr>
                   <w:rFonts w:ascii="Arial" w:cs="Arial" w:eastAsia="Arial" w:hAnsi="Arial"/>
@@ -6426,7 +6426,7 @@
               <w:spacing w:after="10" w:before="0"/>
               <w:ind w:left="120"/>
             </w:pPr>
-            <w:hyperlink w:history="1" r:id="rIdgvglz31nn1fqkilhj8ufm">
+            <w:hyperlink w:history="1" r:id="rIdnlhcvayw9nmz9tqu45wqy">
               <w:r>
                 <w:rPr>
                   <w:rFonts w:ascii="Arial" w:cs="Arial" w:eastAsia="Arial" w:hAnsi="Arial"/>
@@ -6471,7 +6471,7 @@
             <w:pPr>
               <w:spacing w:after="20" w:before="0"/>
             </w:pPr>
-            <w:hyperlink w:history="1" r:id="rIdwwy73upp-ixw3yxj5prfh">
+            <w:hyperlink w:history="1" r:id="rId3rmpjuamdvr0gwrcsu6ei">
               <w:r>
                 <w:rPr>
                   <w:rFonts w:ascii="Arial" w:cs="Arial" w:eastAsia="Arial" w:hAnsi="Arial"/>
@@ -6504,7 +6504,7 @@
               <w:spacing w:after="10" w:before="0"/>
               <w:ind w:left="120"/>
             </w:pPr>
-            <w:hyperlink w:history="1" r:id="rIdflnybfycue4qqgqtcpf4m">
+            <w:hyperlink w:history="1" r:id="rIdk05ovxaunx1rqctlyuvni">
               <w:r>
                 <w:rPr>
                   <w:rFonts w:ascii="Arial" w:cs="Arial" w:eastAsia="Arial" w:hAnsi="Arial"/>
@@ -6699,7 +6699,7 @@
             <w:pPr>
               <w:spacing w:after="20" w:before="0"/>
             </w:pPr>
-            <w:hyperlink w:history="1" r:id="rIdamuyv60-jlv3bzz4tgc88">
+            <w:hyperlink w:history="1" r:id="rIdaqkdzvgmkvdb9wgcjxkng">
               <w:r>
                 <w:rPr>
                   <w:rFonts w:ascii="Arial" w:cs="Arial" w:eastAsia="Arial" w:hAnsi="Arial"/>
@@ -6732,7 +6732,7 @@
               <w:spacing w:after="10" w:before="0"/>
               <w:ind w:left="120"/>
             </w:pPr>
-            <w:hyperlink w:history="1" r:id="rIdrebwul9zfgkpg4a9cwvss">
+            <w:hyperlink w:history="1" r:id="rIdfo64pmkspisxjyrf40qzt">
               <w:r>
                 <w:rPr>
                   <w:rFonts w:ascii="Arial" w:cs="Arial" w:eastAsia="Arial" w:hAnsi="Arial"/>
@@ -6777,7 +6777,7 @@
             <w:pPr>
               <w:spacing w:after="20" w:before="0"/>
             </w:pPr>
-            <w:hyperlink w:history="1" r:id="rIdhk9bazsjbddj5ep4fxnia">
+            <w:hyperlink w:history="1" r:id="rIdmk34ewm2yhtpxkqszpd_o">
               <w:r>
                 <w:rPr>
                   <w:rFonts w:ascii="Arial" w:cs="Arial" w:eastAsia="Arial" w:hAnsi="Arial"/>
@@ -6810,7 +6810,7 @@
               <w:spacing w:after="10" w:before="0"/>
               <w:ind w:left="120"/>
             </w:pPr>
-            <w:hyperlink w:history="1" r:id="rIdljith-e7-enftqcmt0hi5">
+            <w:hyperlink w:history="1" r:id="rId0--yzlerj66h69eawyjqa">
               <w:r>
                 <w:rPr>
                   <w:rFonts w:ascii="Arial" w:cs="Arial" w:eastAsia="Arial" w:hAnsi="Arial"/>
@@ -7005,7 +7005,7 @@
             <w:pPr>
               <w:spacing w:after="20" w:before="0"/>
             </w:pPr>
-            <w:hyperlink w:history="1" r:id="rIdu2nn-qxn_zyymtvjzeilk">
+            <w:hyperlink w:history="1" r:id="rIdfxdb_e7wixgjakhoiiszg">
               <w:r>
                 <w:rPr>
                   <w:rFonts w:ascii="Arial" w:cs="Arial" w:eastAsia="Arial" w:hAnsi="Arial"/>
@@ -7038,7 +7038,7 @@
               <w:spacing w:after="10" w:before="0"/>
               <w:ind w:left="120"/>
             </w:pPr>
-            <w:hyperlink w:history="1" r:id="rId0ejwm7v95fmfh4ft8vtp9">
+            <w:hyperlink w:history="1" r:id="rIddpl24ospgk0cafwxklxza">
               <w:r>
                 <w:rPr>
                   <w:rFonts w:ascii="Arial" w:cs="Arial" w:eastAsia="Arial" w:hAnsi="Arial"/>
@@ -7083,7 +7083,7 @@
             <w:pPr>
               <w:spacing w:after="20" w:before="0"/>
             </w:pPr>
-            <w:hyperlink w:history="1" r:id="rIdfcdf2aiwfoxsgnihsoiwz">
+            <w:hyperlink w:history="1" r:id="rId2dr47luwpviuiiw2amf7k">
               <w:r>
                 <w:rPr>
                   <w:rFonts w:ascii="Arial" w:cs="Arial" w:eastAsia="Arial" w:hAnsi="Arial"/>
@@ -7116,7 +7116,7 @@
               <w:spacing w:after="10" w:before="0"/>
               <w:ind w:left="120"/>
             </w:pPr>
-            <w:hyperlink w:history="1" r:id="rIduhdglkewfnw8ztpaud9mp">
+            <w:hyperlink w:history="1" r:id="rIdggdi7wopdocxga7jtth6v">
               <w:r>
                 <w:rPr>
                   <w:rFonts w:ascii="Arial" w:cs="Arial" w:eastAsia="Arial" w:hAnsi="Arial"/>
@@ -7311,7 +7311,7 @@
             <w:pPr>
               <w:spacing w:after="20" w:before="0"/>
             </w:pPr>
-            <w:hyperlink w:history="1" r:id="rIdxy_8rxqd8bhrxgtpstd4l">
+            <w:hyperlink w:history="1" r:id="rIdlhi9mqezaumopnmiizwfq">
               <w:r>
                 <w:rPr>
                   <w:rFonts w:ascii="Arial" w:cs="Arial" w:eastAsia="Arial" w:hAnsi="Arial"/>
@@ -7344,7 +7344,7 @@
               <w:spacing w:after="10" w:before="0"/>
               <w:ind w:left="120"/>
             </w:pPr>
-            <w:hyperlink w:history="1" r:id="rIdsnsqd6kvvdwinyqpzg1fp">
+            <w:hyperlink w:history="1" r:id="rIdxyerl66nncnoi6qriccur">
               <w:r>
                 <w:rPr>
                   <w:rFonts w:ascii="Arial" w:cs="Arial" w:eastAsia="Arial" w:hAnsi="Arial"/>
@@ -7389,7 +7389,7 @@
             <w:pPr>
               <w:spacing w:after="20" w:before="0"/>
             </w:pPr>
-            <w:hyperlink w:history="1" r:id="rIduqgtnm170wfoi4jkzleyh">
+            <w:hyperlink w:history="1" r:id="rIdyzxif05zew8yozosygw3d">
               <w:r>
                 <w:rPr>
                   <w:rFonts w:ascii="Arial" w:cs="Arial" w:eastAsia="Arial" w:hAnsi="Arial"/>
@@ -7422,7 +7422,7 @@
               <w:spacing w:after="10" w:before="0"/>
               <w:ind w:left="120"/>
             </w:pPr>
-            <w:hyperlink w:history="1" r:id="rIdacmrwecu1smj17xp_wr7e">
+            <w:hyperlink w:history="1" r:id="rIdwe97unqzab-9ojhjrq0my">
               <w:r>
                 <w:rPr>
                   <w:rFonts w:ascii="Arial" w:cs="Arial" w:eastAsia="Arial" w:hAnsi="Arial"/>
@@ -7617,7 +7617,7 @@
             <w:pPr>
               <w:spacing w:after="20" w:before="0"/>
             </w:pPr>
-            <w:hyperlink w:history="1" r:id="rIdjjeeinxfzcxt_hex_qesu">
+            <w:hyperlink w:history="1" r:id="rIddifgaobbgxfnp6jems7bo">
               <w:r>
                 <w:rPr>
                   <w:rFonts w:ascii="Arial" w:cs="Arial" w:eastAsia="Arial" w:hAnsi="Arial"/>
@@ -7650,7 +7650,7 @@
               <w:spacing w:after="10" w:before="0"/>
               <w:ind w:left="120"/>
             </w:pPr>
-            <w:hyperlink w:history="1" r:id="rIdc67flgwh7ecww_9uaffus">
+            <w:hyperlink w:history="1" r:id="rIdmkabf96-ako2m9325w1jp">
               <w:r>
                 <w:rPr>
                   <w:rFonts w:ascii="Arial" w:cs="Arial" w:eastAsia="Arial" w:hAnsi="Arial"/>
@@ -7695,7 +7695,7 @@
             <w:pPr>
               <w:spacing w:after="20" w:before="0"/>
             </w:pPr>
-            <w:hyperlink w:history="1" r:id="rIdu0pih99erxa1trfxycvue">
+            <w:hyperlink w:history="1" r:id="rIdrf7qjh3kikqqscihg8f-h">
               <w:r>
                 <w:rPr>
                   <w:rFonts w:ascii="Arial" w:cs="Arial" w:eastAsia="Arial" w:hAnsi="Arial"/>
@@ -7728,7 +7728,7 @@
               <w:spacing w:after="10" w:before="0"/>
               <w:ind w:left="120"/>
             </w:pPr>
-            <w:hyperlink w:history="1" r:id="rIdizjuayxs1c3wnmfsig362">
+            <w:hyperlink w:history="1" r:id="rIdixkcvgrbici41wsgj10dz">
               <w:r>
                 <w:rPr>
                   <w:rFonts w:ascii="Arial" w:cs="Arial" w:eastAsia="Arial" w:hAnsi="Arial"/>
@@ -9215,7 +9215,7 @@
             <w:pPr>
               <w:spacing w:after="20" w:before="0"/>
             </w:pPr>
-            <w:hyperlink w:history="1" r:id="rIdtlijt3fwkbeqbw6mp0wqp">
+            <w:hyperlink w:history="1" r:id="rIdwu_7ncljvm9eiei3dvlgo">
               <w:r>
                 <w:rPr>
                   <w:rFonts w:ascii="Arial" w:cs="Arial" w:eastAsia="Arial" w:hAnsi="Arial"/>
@@ -9248,7 +9248,7 @@
               <w:spacing w:after="10" w:before="0"/>
               <w:ind w:left="120"/>
             </w:pPr>
-            <w:hyperlink w:history="1" r:id="rIdcv3pt3rgqyjaw5dmab8-f">
+            <w:hyperlink w:history="1" r:id="rIdvdyc81awdln0cb_swtums">
               <w:r>
                 <w:rPr>
                   <w:rFonts w:ascii="Arial" w:cs="Arial" w:eastAsia="Arial" w:hAnsi="Arial"/>
@@ -9293,7 +9293,7 @@
             <w:pPr>
               <w:spacing w:after="20" w:before="0"/>
             </w:pPr>
-            <w:hyperlink w:history="1" r:id="rIdq492vezfywaklwxxhu3zp">
+            <w:hyperlink w:history="1" r:id="rIdyqxsj36m4u4qx6tdo6pcz">
               <w:r>
                 <w:rPr>
                   <w:rFonts w:ascii="Arial" w:cs="Arial" w:eastAsia="Arial" w:hAnsi="Arial"/>
@@ -9326,7 +9326,7 @@
               <w:spacing w:after="10" w:before="0"/>
               <w:ind w:left="120"/>
             </w:pPr>
-            <w:hyperlink w:history="1" r:id="rIdnmwtqs4hyu7cqkzost3re">
+            <w:hyperlink w:history="1" r:id="rIdtkstnj4molfwrp1aup7w2">
               <w:r>
                 <w:rPr>
                   <w:rFonts w:ascii="Arial" w:cs="Arial" w:eastAsia="Arial" w:hAnsi="Arial"/>
@@ -9521,7 +9521,7 @@
             <w:pPr>
               <w:spacing w:after="20" w:before="0"/>
             </w:pPr>
-            <w:hyperlink w:history="1" r:id="rIdfq9nvqjtwerhkghsf6omg">
+            <w:hyperlink w:history="1" r:id="rId9q509shez4yqtrgzctla8">
               <w:r>
                 <w:rPr>
                   <w:rFonts w:ascii="Arial" w:cs="Arial" w:eastAsia="Arial" w:hAnsi="Arial"/>
@@ -9554,7 +9554,7 @@
               <w:spacing w:after="10" w:before="0"/>
               <w:ind w:left="120"/>
             </w:pPr>
-            <w:hyperlink w:history="1" r:id="rIdnveo3vu0bnaz5tpmlbolx">
+            <w:hyperlink w:history="1" r:id="rIdssifzo5rvwye2zx8wheap">
               <w:r>
                 <w:rPr>
                   <w:rFonts w:ascii="Arial" w:cs="Arial" w:eastAsia="Arial" w:hAnsi="Arial"/>
@@ -9599,7 +9599,7 @@
             <w:pPr>
               <w:spacing w:after="20" w:before="0"/>
             </w:pPr>
-            <w:hyperlink w:history="1" r:id="rIdo-xuwovmkepxlu2oxve4n">
+            <w:hyperlink w:history="1" r:id="rIdrbrcjn4kmar9ekf0w3lsi">
               <w:r>
                 <w:rPr>
                   <w:rFonts w:ascii="Arial" w:cs="Arial" w:eastAsia="Arial" w:hAnsi="Arial"/>
@@ -9632,7 +9632,7 @@
               <w:spacing w:after="10" w:before="0"/>
               <w:ind w:left="120"/>
             </w:pPr>
-            <w:hyperlink w:history="1" r:id="rIdbaieyt19mb3nawzwoipu7">
+            <w:hyperlink w:history="1" r:id="rIdnzlflavh9ya10a26yp3xh">
               <w:r>
                 <w:rPr>
                   <w:rFonts w:ascii="Arial" w:cs="Arial" w:eastAsia="Arial" w:hAnsi="Arial"/>
@@ -9827,7 +9827,7 @@
             <w:pPr>
               <w:spacing w:after="20" w:before="0"/>
             </w:pPr>
-            <w:hyperlink w:history="1" r:id="rIdstzykqjbvmbrfljljrpaz">
+            <w:hyperlink w:history="1" r:id="rIdf_id1jo51v-hm7oyjqsz9">
               <w:r>
                 <w:rPr>
                   <w:rFonts w:ascii="Arial" w:cs="Arial" w:eastAsia="Arial" w:hAnsi="Arial"/>
@@ -9860,7 +9860,7 @@
               <w:spacing w:after="10" w:before="0"/>
               <w:ind w:left="120"/>
             </w:pPr>
-            <w:hyperlink w:history="1" r:id="rId9jvadiyaipzrm982xmqor">
+            <w:hyperlink w:history="1" r:id="rId1igkvpzmz39noiq0oruzp">
               <w:r>
                 <w:rPr>
                   <w:rFonts w:ascii="Arial" w:cs="Arial" w:eastAsia="Arial" w:hAnsi="Arial"/>
@@ -9905,7 +9905,7 @@
             <w:pPr>
               <w:spacing w:after="20" w:before="0"/>
             </w:pPr>
-            <w:hyperlink w:history="1" r:id="rIdd91kozcb_85nd3hyn140p">
+            <w:hyperlink w:history="1" r:id="rId8ocla86affawzaxqk1q4n">
               <w:r>
                 <w:rPr>
                   <w:rFonts w:ascii="Arial" w:cs="Arial" w:eastAsia="Arial" w:hAnsi="Arial"/>
@@ -9938,7 +9938,7 @@
               <w:spacing w:after="10" w:before="0"/>
               <w:ind w:left="120"/>
             </w:pPr>
-            <w:hyperlink w:history="1" r:id="rIdf6ezsccpxxmuhufh9kxaw">
+            <w:hyperlink w:history="1" r:id="rIdalx9aodfidgfo4mzlgqxj">
               <w:r>
                 <w:rPr>
                   <w:rFonts w:ascii="Arial" w:cs="Arial" w:eastAsia="Arial" w:hAnsi="Arial"/>
@@ -10133,7 +10133,7 @@
             <w:pPr>
               <w:spacing w:after="20" w:before="0"/>
             </w:pPr>
-            <w:hyperlink w:history="1" r:id="rIdmrdkgtgnmqyrfvfzqe23f">
+            <w:hyperlink w:history="1" r:id="rId63d9h35jxkovjoaccuzp9">
               <w:r>
                 <w:rPr>
                   <w:rFonts w:ascii="Arial" w:cs="Arial" w:eastAsia="Arial" w:hAnsi="Arial"/>
@@ -10166,7 +10166,7 @@
               <w:spacing w:after="10" w:before="0"/>
               <w:ind w:left="120"/>
             </w:pPr>
-            <w:hyperlink w:history="1" r:id="rIdxpvbupc2_infw0sq-w-zv">
+            <w:hyperlink w:history="1" r:id="rIdfl-75riheg9ctw4xvh_sa">
               <w:r>
                 <w:rPr>
                   <w:rFonts w:ascii="Arial" w:cs="Arial" w:eastAsia="Arial" w:hAnsi="Arial"/>
@@ -10211,7 +10211,7 @@
             <w:pPr>
               <w:spacing w:after="20" w:before="0"/>
             </w:pPr>
-            <w:hyperlink w:history="1" r:id="rIdnavciyojrwfqssg77nxpc">
+            <w:hyperlink w:history="1" r:id="rIdaxxbohcd2s8dxg5j8n6fj">
               <w:r>
                 <w:rPr>
                   <w:rFonts w:ascii="Arial" w:cs="Arial" w:eastAsia="Arial" w:hAnsi="Arial"/>
@@ -10244,7 +10244,7 @@
               <w:spacing w:after="10" w:before="0"/>
               <w:ind w:left="120"/>
             </w:pPr>
-            <w:hyperlink w:history="1" r:id="rIdcyltab9-hdmwvlxl-r-bf">
+            <w:hyperlink w:history="1" r:id="rIda8jqqzw_ettqk-0iufrjv">
               <w:r>
                 <w:rPr>
                   <w:rFonts w:ascii="Arial" w:cs="Arial" w:eastAsia="Arial" w:hAnsi="Arial"/>
@@ -10439,7 +10439,7 @@
             <w:pPr>
               <w:spacing w:after="20" w:before="0"/>
             </w:pPr>
-            <w:hyperlink w:history="1" r:id="rIdsopiunhujhj1seei_syrh">
+            <w:hyperlink w:history="1" r:id="rId6a66afdikswpumlojsucs">
               <w:r>
                 <w:rPr>
                   <w:rFonts w:ascii="Arial" w:cs="Arial" w:eastAsia="Arial" w:hAnsi="Arial"/>
@@ -10472,7 +10472,7 @@
               <w:spacing w:after="10" w:before="0"/>
               <w:ind w:left="120"/>
             </w:pPr>
-            <w:hyperlink w:history="1" r:id="rIdgw3obewzsavkoiyilk9wd">
+            <w:hyperlink w:history="1" r:id="rId4a5d0qun8ro5s-8krddoy">
               <w:r>
                 <w:rPr>
                   <w:rFonts w:ascii="Arial" w:cs="Arial" w:eastAsia="Arial" w:hAnsi="Arial"/>
@@ -10517,7 +10517,7 @@
             <w:pPr>
               <w:spacing w:after="20" w:before="0"/>
             </w:pPr>
-            <w:hyperlink w:history="1" r:id="rIdgeyv_ba9s8-6pdszymioa">
+            <w:hyperlink w:history="1" r:id="rIdpo3mfnxhgzz_xynpbzrys">
               <w:r>
                 <w:rPr>
                   <w:rFonts w:ascii="Arial" w:cs="Arial" w:eastAsia="Arial" w:hAnsi="Arial"/>
@@ -10550,7 +10550,7 @@
               <w:spacing w:after="10" w:before="0"/>
               <w:ind w:left="120"/>
             </w:pPr>
-            <w:hyperlink w:history="1" r:id="rIdzcjxyyimj8bhqxut8xvpp">
+            <w:hyperlink w:history="1" r:id="rIdgy4wfqc4xzkg-t57ll8ur">
               <w:r>
                 <w:rPr>
                   <w:rFonts w:ascii="Arial" w:cs="Arial" w:eastAsia="Arial" w:hAnsi="Arial"/>
@@ -12265,7 +12265,7 @@
             <w:pPr>
               <w:spacing w:after="20" w:before="0"/>
             </w:pPr>
-            <w:hyperlink w:history="1" r:id="rIdielhh9yhqghxdnlx47ds2">
+            <w:hyperlink w:history="1" r:id="rId2qlyvyew9_j-g3-behzpr">
               <w:r>
                 <w:rPr>
                   <w:rFonts w:ascii="Arial" w:cs="Arial" w:eastAsia="Arial" w:hAnsi="Arial"/>
@@ -12298,7 +12298,7 @@
               <w:spacing w:after="10" w:before="0"/>
               <w:ind w:left="120"/>
             </w:pPr>
-            <w:hyperlink w:history="1" r:id="rIdqzvbsi93yixkipnvicxly">
+            <w:hyperlink w:history="1" r:id="rIdebdac8uapzbxtbg7qt0zv">
               <w:r>
                 <w:rPr>
                   <w:rFonts w:ascii="Arial" w:cs="Arial" w:eastAsia="Arial" w:hAnsi="Arial"/>
@@ -12343,7 +12343,7 @@
             <w:pPr>
               <w:spacing w:after="20" w:before="0"/>
             </w:pPr>
-            <w:hyperlink w:history="1" r:id="rIdzqglldtxxsforohyq6tun">
+            <w:hyperlink w:history="1" r:id="rIdfcrly62lj_nkebqbfqujo">
               <w:r>
                 <w:rPr>
                   <w:rFonts w:ascii="Arial" w:cs="Arial" w:eastAsia="Arial" w:hAnsi="Arial"/>
@@ -12376,7 +12376,7 @@
               <w:spacing w:after="10" w:before="0"/>
               <w:ind w:left="120"/>
             </w:pPr>
-            <w:hyperlink w:history="1" r:id="rIdp6t9hr5puk9mjf2flg5ni">
+            <w:hyperlink w:history="1" r:id="rIdnw61ps3lzdeu6zydvyy8k">
               <w:r>
                 <w:rPr>
                   <w:rFonts w:ascii="Arial" w:cs="Arial" w:eastAsia="Arial" w:hAnsi="Arial"/>
@@ -12571,7 +12571,7 @@
             <w:pPr>
               <w:spacing w:after="20" w:before="0"/>
             </w:pPr>
-            <w:hyperlink w:history="1" r:id="rIdq1ul033egk8bo4tmqivgc">
+            <w:hyperlink w:history="1" r:id="rId7t6o7iazj0m3ebjtwjf_x">
               <w:r>
                 <w:rPr>
                   <w:rFonts w:ascii="Arial" w:cs="Arial" w:eastAsia="Arial" w:hAnsi="Arial"/>
@@ -12604,7 +12604,7 @@
               <w:spacing w:after="10" w:before="0"/>
               <w:ind w:left="120"/>
             </w:pPr>
-            <w:hyperlink w:history="1" r:id="rIdmpac1p4odbrqj1x2lmtwn">
+            <w:hyperlink w:history="1" r:id="rId7vwgy0qke0fzrfg9lyg8k">
               <w:r>
                 <w:rPr>
                   <w:rFonts w:ascii="Arial" w:cs="Arial" w:eastAsia="Arial" w:hAnsi="Arial"/>
@@ -12649,7 +12649,7 @@
             <w:pPr>
               <w:spacing w:after="20" w:before="0"/>
             </w:pPr>
-            <w:hyperlink w:history="1" r:id="rIdpaebihdo3j4f3malwpcnm">
+            <w:hyperlink w:history="1" r:id="rId4rpcebulrjxajksuvzysr">
               <w:r>
                 <w:rPr>
                   <w:rFonts w:ascii="Arial" w:cs="Arial" w:eastAsia="Arial" w:hAnsi="Arial"/>
@@ -12682,7 +12682,7 @@
               <w:spacing w:after="10" w:before="0"/>
               <w:ind w:left="120"/>
             </w:pPr>
-            <w:hyperlink w:history="1" r:id="rIdt0krck8gdcuezhbt2ojhc">
+            <w:hyperlink w:history="1" r:id="rIdpwpt8hzseuvnru0l3d8xg">
               <w:r>
                 <w:rPr>
                   <w:rFonts w:ascii="Arial" w:cs="Arial" w:eastAsia="Arial" w:hAnsi="Arial"/>
@@ -12877,7 +12877,7 @@
             <w:pPr>
               <w:spacing w:after="20" w:before="0"/>
             </w:pPr>
-            <w:hyperlink w:history="1" r:id="rIdrogsetiekadom8bjt0094">
+            <w:hyperlink w:history="1" r:id="rIdw5bsxmgjbgcw6qoqp_roa">
               <w:r>
                 <w:rPr>
                   <w:rFonts w:ascii="Arial" w:cs="Arial" w:eastAsia="Arial" w:hAnsi="Arial"/>
@@ -12910,7 +12910,7 @@
               <w:spacing w:after="10" w:before="0"/>
               <w:ind w:left="120"/>
             </w:pPr>
-            <w:hyperlink w:history="1" r:id="rIdbwatoccdd_sgusq4hni4d">
+            <w:hyperlink w:history="1" r:id="rIdvzpjrqha5sjxgn1umdvnn">
               <w:r>
                 <w:rPr>
                   <w:rFonts w:ascii="Arial" w:cs="Arial" w:eastAsia="Arial" w:hAnsi="Arial"/>
@@ -12955,7 +12955,7 @@
             <w:pPr>
               <w:spacing w:after="20" w:before="0"/>
             </w:pPr>
-            <w:hyperlink w:history="1" r:id="rIdbbl-td37skmsdxiexyugs">
+            <w:hyperlink w:history="1" r:id="rId3z-nquxusf3jirtora9k-">
               <w:r>
                 <w:rPr>
                   <w:rFonts w:ascii="Arial" w:cs="Arial" w:eastAsia="Arial" w:hAnsi="Arial"/>
@@ -12988,7 +12988,7 @@
               <w:spacing w:after="10" w:before="0"/>
               <w:ind w:left="120"/>
             </w:pPr>
-            <w:hyperlink w:history="1" r:id="rIduig8c2dhoeb4d7afdu9kr">
+            <w:hyperlink w:history="1" r:id="rIdrtftu0wufpk2bs-_pznq8">
               <w:r>
                 <w:rPr>
                   <w:rFonts w:ascii="Arial" w:cs="Arial" w:eastAsia="Arial" w:hAnsi="Arial"/>
@@ -13183,7 +13183,7 @@
             <w:pPr>
               <w:spacing w:after="20" w:before="0"/>
             </w:pPr>
-            <w:hyperlink w:history="1" r:id="rIdks6m_yjoxekbrzjr-knkq">
+            <w:hyperlink w:history="1" r:id="rIdc_jzk_admmlkyoorl04zy">
               <w:r>
                 <w:rPr>
                   <w:rFonts w:ascii="Arial" w:cs="Arial" w:eastAsia="Arial" w:hAnsi="Arial"/>
@@ -13216,7 +13216,7 @@
               <w:spacing w:after="10" w:before="0"/>
               <w:ind w:left="120"/>
             </w:pPr>
-            <w:hyperlink w:history="1" r:id="rId1ahgpnrzj9e0yolyqohyq">
+            <w:hyperlink w:history="1" r:id="rIddcxqqe4us8hsqylfjiow8">
               <w:r>
                 <w:rPr>
                   <w:rFonts w:ascii="Arial" w:cs="Arial" w:eastAsia="Arial" w:hAnsi="Arial"/>
@@ -13261,7 +13261,7 @@
             <w:pPr>
               <w:spacing w:after="20" w:before="0"/>
             </w:pPr>
-            <w:hyperlink w:history="1" r:id="rIdwkql0qvtejakks2_spbgs">
+            <w:hyperlink w:history="1" r:id="rIddkmgnkiyhoac45voeuqby">
               <w:r>
                 <w:rPr>
                   <w:rFonts w:ascii="Arial" w:cs="Arial" w:eastAsia="Arial" w:hAnsi="Arial"/>
@@ -13294,7 +13294,7 @@
               <w:spacing w:after="10" w:before="0"/>
               <w:ind w:left="120"/>
             </w:pPr>
-            <w:hyperlink w:history="1" r:id="rIdynbzxvpbh4xsrruten6ec">
+            <w:hyperlink w:history="1" r:id="rId-pwc4gbhypo05hrxf0ns9">
               <w:r>
                 <w:rPr>
                   <w:rFonts w:ascii="Arial" w:cs="Arial" w:eastAsia="Arial" w:hAnsi="Arial"/>
@@ -13489,7 +13489,7 @@
             <w:pPr>
               <w:spacing w:after="20" w:before="0"/>
             </w:pPr>
-            <w:hyperlink w:history="1" r:id="rId9yndtqeqzmjbmaq1vpnv2">
+            <w:hyperlink w:history="1" r:id="rIdyemzfxwbgcrwxcvrofqmj">
               <w:r>
                 <w:rPr>
                   <w:rFonts w:ascii="Arial" w:cs="Arial" w:eastAsia="Arial" w:hAnsi="Arial"/>
@@ -13522,7 +13522,7 @@
               <w:spacing w:after="10" w:before="0"/>
               <w:ind w:left="120"/>
             </w:pPr>
-            <w:hyperlink w:history="1" r:id="rIdthd921fcrsseioedfys8m">
+            <w:hyperlink w:history="1" r:id="rIdh8p-fderuk27xvudhmrb6">
               <w:r>
                 <w:rPr>
                   <w:rFonts w:ascii="Arial" w:cs="Arial" w:eastAsia="Arial" w:hAnsi="Arial"/>
@@ -13567,7 +13567,7 @@
             <w:pPr>
               <w:spacing w:after="20" w:before="0"/>
             </w:pPr>
-            <w:hyperlink w:history="1" r:id="rIdjo1als3z_pjklaoswz6wz">
+            <w:hyperlink w:history="1" r:id="rIdpcfmrhpgw1m4c5zouyce1">
               <w:r>
                 <w:rPr>
                   <w:rFonts w:ascii="Arial" w:cs="Arial" w:eastAsia="Arial" w:hAnsi="Arial"/>
@@ -13600,7 +13600,7 @@
               <w:spacing w:after="10" w:before="0"/>
               <w:ind w:left="120"/>
             </w:pPr>
-            <w:hyperlink w:history="1" r:id="rIdcuczo3sahphh_pc0daorq">
+            <w:hyperlink w:history="1" r:id="rIdrkaaszgdhwl6bmoqnm70j">
               <w:r>
                 <w:rPr>
                   <w:rFonts w:ascii="Arial" w:cs="Arial" w:eastAsia="Arial" w:hAnsi="Arial"/>
@@ -15087,7 +15087,7 @@
             <w:pPr>
               <w:spacing w:after="20" w:before="0"/>
             </w:pPr>
-            <w:hyperlink w:history="1" r:id="rIdos5huwrowdqs41b1yxeji">
+            <w:hyperlink w:history="1" r:id="rIdvdc15_vihfne9zrrxq-ok">
               <w:r>
                 <w:rPr>
                   <w:rFonts w:ascii="Arial" w:cs="Arial" w:eastAsia="Arial" w:hAnsi="Arial"/>
@@ -15120,7 +15120,7 @@
               <w:spacing w:after="10" w:before="0"/>
               <w:ind w:left="120"/>
             </w:pPr>
-            <w:hyperlink w:history="1" r:id="rIdgbhgt8juum--iptbvwukf">
+            <w:hyperlink w:history="1" r:id="rId0j84bhp6zcpokap8kttxj">
               <w:r>
                 <w:rPr>
                   <w:rFonts w:ascii="Arial" w:cs="Arial" w:eastAsia="Arial" w:hAnsi="Arial"/>
@@ -15165,7 +15165,7 @@
             <w:pPr>
               <w:spacing w:after="20" w:before="0"/>
             </w:pPr>
-            <w:hyperlink w:history="1" r:id="rIdo5evgnadcq7i-qx_l304c">
+            <w:hyperlink w:history="1" r:id="rIdi67j0ds8x_uudpjzvjhjj">
               <w:r>
                 <w:rPr>
                   <w:rFonts w:ascii="Arial" w:cs="Arial" w:eastAsia="Arial" w:hAnsi="Arial"/>
@@ -15198,7 +15198,7 @@
               <w:spacing w:after="10" w:before="0"/>
               <w:ind w:left="120"/>
             </w:pPr>
-            <w:hyperlink w:history="1" r:id="rIdleltcdskj5naqldn8czox">
+            <w:hyperlink w:history="1" r:id="rIdv61icgh9hvgznqwinckpa">
               <w:r>
                 <w:rPr>
                   <w:rFonts w:ascii="Arial" w:cs="Arial" w:eastAsia="Arial" w:hAnsi="Arial"/>
@@ -15393,7 +15393,7 @@
             <w:pPr>
               <w:spacing w:after="20" w:before="0"/>
             </w:pPr>
-            <w:hyperlink w:history="1" r:id="rIdjztcry2x4nonxdjmuudai">
+            <w:hyperlink w:history="1" r:id="rIda_pcxrm42olgkbi69lbjy">
               <w:r>
                 <w:rPr>
                   <w:rFonts w:ascii="Arial" w:cs="Arial" w:eastAsia="Arial" w:hAnsi="Arial"/>
@@ -15426,7 +15426,7 @@
               <w:spacing w:after="10" w:before="0"/>
               <w:ind w:left="120"/>
             </w:pPr>
-            <w:hyperlink w:history="1" r:id="rIdtulmw-xxjugkoopk11ytm">
+            <w:hyperlink w:history="1" r:id="rIdnluioki5gfbz4r9lxz0my">
               <w:r>
                 <w:rPr>
                   <w:rFonts w:ascii="Arial" w:cs="Arial" w:eastAsia="Arial" w:hAnsi="Arial"/>
@@ -15471,7 +15471,7 @@
             <w:pPr>
               <w:spacing w:after="20" w:before="0"/>
             </w:pPr>
-            <w:hyperlink w:history="1" r:id="rIdkgegcj1iatyeicvwg0uio">
+            <w:hyperlink w:history="1" r:id="rIdzwpegldanyyfv2x9emqhm">
               <w:r>
                 <w:rPr>
                   <w:rFonts w:ascii="Arial" w:cs="Arial" w:eastAsia="Arial" w:hAnsi="Arial"/>
@@ -15504,7 +15504,7 @@
               <w:spacing w:after="10" w:before="0"/>
               <w:ind w:left="120"/>
             </w:pPr>
-            <w:hyperlink w:history="1" r:id="rIdznxt6o9atbipxrscobiav">
+            <w:hyperlink w:history="1" r:id="rIdqm_g1rwb8upggj5hrxht7">
               <w:r>
                 <w:rPr>
                   <w:rFonts w:ascii="Arial" w:cs="Arial" w:eastAsia="Arial" w:hAnsi="Arial"/>
@@ -15699,7 +15699,7 @@
             <w:pPr>
               <w:spacing w:after="20" w:before="0"/>
             </w:pPr>
-            <w:hyperlink w:history="1" r:id="rId0ryoiwjn-jyp0wlnbphje">
+            <w:hyperlink w:history="1" r:id="rIdhdfxyg2dirx2pksvbojsl">
               <w:r>
                 <w:rPr>
                   <w:rFonts w:ascii="Arial" w:cs="Arial" w:eastAsia="Arial" w:hAnsi="Arial"/>
@@ -15732,7 +15732,7 @@
               <w:spacing w:after="10" w:before="0"/>
               <w:ind w:left="120"/>
             </w:pPr>
-            <w:hyperlink w:history="1" r:id="rId0oamnk9hrd5brqvdiuvju">
+            <w:hyperlink w:history="1" r:id="rIdxhlcbbnnsnjvz29gx_kab">
               <w:r>
                 <w:rPr>
                   <w:rFonts w:ascii="Arial" w:cs="Arial" w:eastAsia="Arial" w:hAnsi="Arial"/>
@@ -15777,7 +15777,7 @@
             <w:pPr>
               <w:spacing w:after="20" w:before="0"/>
             </w:pPr>
-            <w:hyperlink w:history="1" r:id="rIdrwc0yqn8vxr4rtjqu4lhn">
+            <w:hyperlink w:history="1" r:id="rIdicfaq76celes0ipe8x3us">
               <w:r>
                 <w:rPr>
                   <w:rFonts w:ascii="Arial" w:cs="Arial" w:eastAsia="Arial" w:hAnsi="Arial"/>
@@ -15810,7 +15810,7 @@
               <w:spacing w:after="10" w:before="0"/>
               <w:ind w:left="120"/>
             </w:pPr>
-            <w:hyperlink w:history="1" r:id="rIdh_2makpnodckyd-88szj7">
+            <w:hyperlink w:history="1" r:id="rIdl1_mbep7ugasvqdz0cc-p">
               <w:r>
                 <w:rPr>
                   <w:rFonts w:ascii="Arial" w:cs="Arial" w:eastAsia="Arial" w:hAnsi="Arial"/>
@@ -16005,7 +16005,7 @@
             <w:pPr>
               <w:spacing w:after="20" w:before="0"/>
             </w:pPr>
-            <w:hyperlink w:history="1" r:id="rIdrrsxqpybyzs3imnfsmjmn">
+            <w:hyperlink w:history="1" r:id="rIdivhgs7gfb45aulcigij9j">
               <w:r>
                 <w:rPr>
                   <w:rFonts w:ascii="Arial" w:cs="Arial" w:eastAsia="Arial" w:hAnsi="Arial"/>
@@ -16038,7 +16038,7 @@
               <w:spacing w:after="10" w:before="0"/>
               <w:ind w:left="120"/>
             </w:pPr>
-            <w:hyperlink w:history="1" r:id="rIdsvjfqgyfgcbkfpq2kzlf9">
+            <w:hyperlink w:history="1" r:id="rIdy87ttifzi9hkeuiapeq9b">
               <w:r>
                 <w:rPr>
                   <w:rFonts w:ascii="Arial" w:cs="Arial" w:eastAsia="Arial" w:hAnsi="Arial"/>
@@ -16083,7 +16083,7 @@
             <w:pPr>
               <w:spacing w:after="20" w:before="0"/>
             </w:pPr>
-            <w:hyperlink w:history="1" r:id="rIddjzd3tq9zsgiq3vmkbsc_">
+            <w:hyperlink w:history="1" r:id="rIdiw36nqh58zezob61nnvxh">
               <w:r>
                 <w:rPr>
                   <w:rFonts w:ascii="Arial" w:cs="Arial" w:eastAsia="Arial" w:hAnsi="Arial"/>
@@ -16116,7 +16116,7 @@
               <w:spacing w:after="10" w:before="0"/>
               <w:ind w:left="120"/>
             </w:pPr>
-            <w:hyperlink w:history="1" r:id="rIdslzp-pm5jsge8srdfrh8l">
+            <w:hyperlink w:history="1" r:id="rIdqf4a1mglbyxl7vfklfzqa">
               <w:r>
                 <w:rPr>
                   <w:rFonts w:ascii="Arial" w:cs="Arial" w:eastAsia="Arial" w:hAnsi="Arial"/>
@@ -16311,7 +16311,7 @@
             <w:pPr>
               <w:spacing w:after="20" w:before="0"/>
             </w:pPr>
-            <w:hyperlink w:history="1" r:id="rIdgg6otnrzf4blvkks9hwqv">
+            <w:hyperlink w:history="1" r:id="rIdxdqblbjcztllmua6fswww">
               <w:r>
                 <w:rPr>
                   <w:rFonts w:ascii="Arial" w:cs="Arial" w:eastAsia="Arial" w:hAnsi="Arial"/>
@@ -16344,7 +16344,7 @@
               <w:spacing w:after="10" w:before="0"/>
               <w:ind w:left="120"/>
             </w:pPr>
-            <w:hyperlink w:history="1" r:id="rIdk_9sq2nbte5y9vpoc7eie">
+            <w:hyperlink w:history="1" r:id="rIdvff-qih1dbthb0jd40ej2">
               <w:r>
                 <w:rPr>
                   <w:rFonts w:ascii="Arial" w:cs="Arial" w:eastAsia="Arial" w:hAnsi="Arial"/>
@@ -16389,7 +16389,7 @@
             <w:pPr>
               <w:spacing w:after="20" w:before="0"/>
             </w:pPr>
-            <w:hyperlink w:history="1" r:id="rIdcvywrvg0rmb3l26trvc4t">
+            <w:hyperlink w:history="1" r:id="rIdrkjpzrje3fxmkna2bfn_x">
               <w:r>
                 <w:rPr>
                   <w:rFonts w:ascii="Arial" w:cs="Arial" w:eastAsia="Arial" w:hAnsi="Arial"/>
@@ -16422,7 +16422,7 @@
               <w:spacing w:after="10" w:before="0"/>
               <w:ind w:left="120"/>
             </w:pPr>
-            <w:hyperlink w:history="1" r:id="rId1bn4kdrkddn5purctdb1a">
+            <w:hyperlink w:history="1" r:id="rIdulzgupg3wdvq8_uiqxp_z">
               <w:r>
                 <w:rPr>
                   <w:rFonts w:ascii="Arial" w:cs="Arial" w:eastAsia="Arial" w:hAnsi="Arial"/>
@@ -17909,7 +17909,7 @@
             <w:pPr>
               <w:spacing w:after="20" w:before="0"/>
             </w:pPr>
-            <w:hyperlink w:history="1" r:id="rId6vpa8gzdyjcvgn8g_k3zu">
+            <w:hyperlink w:history="1" r:id="rIdop4qqmwzab6uzrki8c8zh">
               <w:r>
                 <w:rPr>
                   <w:rFonts w:ascii="Arial" w:cs="Arial" w:eastAsia="Arial" w:hAnsi="Arial"/>
@@ -17942,7 +17942,7 @@
               <w:spacing w:after="10" w:before="0"/>
               <w:ind w:left="120"/>
             </w:pPr>
-            <w:hyperlink w:history="1" r:id="rIdfrce5masdfb-p0zpuaatp">
+            <w:hyperlink w:history="1" r:id="rIdm-o5n4fr8w_nb6gzvtezj">
               <w:r>
                 <w:rPr>
                   <w:rFonts w:ascii="Arial" w:cs="Arial" w:eastAsia="Arial" w:hAnsi="Arial"/>
@@ -17987,7 +17987,7 @@
             <w:pPr>
               <w:spacing w:after="20" w:before="0"/>
             </w:pPr>
-            <w:hyperlink w:history="1" r:id="rIdmzc9tkft6wjg0hiig8_wf">
+            <w:hyperlink w:history="1" r:id="rIdmv2orwfi0rlxy0m7aa9i0">
               <w:r>
                 <w:rPr>
                   <w:rFonts w:ascii="Arial" w:cs="Arial" w:eastAsia="Arial" w:hAnsi="Arial"/>
@@ -18020,7 +18020,7 @@
               <w:spacing w:after="10" w:before="0"/>
               <w:ind w:left="120"/>
             </w:pPr>
-            <w:hyperlink w:history="1" r:id="rIdj4v68vrsisrulpspc0qhb">
+            <w:hyperlink w:history="1" r:id="rIdws3w2sh7ajzzocnbmnx4u">
               <w:r>
                 <w:rPr>
                   <w:rFonts w:ascii="Arial" w:cs="Arial" w:eastAsia="Arial" w:hAnsi="Arial"/>
@@ -18215,7 +18215,7 @@
             <w:pPr>
               <w:spacing w:after="20" w:before="0"/>
             </w:pPr>
-            <w:hyperlink w:history="1" r:id="rIdbyy_bk8mlzb_yi7rhr2xu">
+            <w:hyperlink w:history="1" r:id="rIdayq4sz7ww5t7j-uax4azh">
               <w:r>
                 <w:rPr>
                   <w:rFonts w:ascii="Arial" w:cs="Arial" w:eastAsia="Arial" w:hAnsi="Arial"/>
@@ -18248,7 +18248,7 @@
               <w:spacing w:after="10" w:before="0"/>
               <w:ind w:left="120"/>
             </w:pPr>
-            <w:hyperlink w:history="1" r:id="rIdmpugjbz17inanscxoor5u">
+            <w:hyperlink w:history="1" r:id="rIdm8oe8g-yrc2dxz8wosomr">
               <w:r>
                 <w:rPr>
                   <w:rFonts w:ascii="Arial" w:cs="Arial" w:eastAsia="Arial" w:hAnsi="Arial"/>
@@ -18293,7 +18293,7 @@
             <w:pPr>
               <w:spacing w:after="20" w:before="0"/>
             </w:pPr>
-            <w:hyperlink w:history="1" r:id="rIdywwmmf29nujmdio362xfj">
+            <w:hyperlink w:history="1" r:id="rIdj9aslcrdn3bz6b4hiecbp">
               <w:r>
                 <w:rPr>
                   <w:rFonts w:ascii="Arial" w:cs="Arial" w:eastAsia="Arial" w:hAnsi="Arial"/>
@@ -18326,7 +18326,7 @@
               <w:spacing w:after="10" w:before="0"/>
               <w:ind w:left="120"/>
             </w:pPr>
-            <w:hyperlink w:history="1" r:id="rIdemyr6ccv7xvo7keuxzico">
+            <w:hyperlink w:history="1" r:id="rIdh8lvs3rghrmiw7jk-s5xm">
               <w:r>
                 <w:rPr>
                   <w:rFonts w:ascii="Arial" w:cs="Arial" w:eastAsia="Arial" w:hAnsi="Arial"/>
@@ -18521,7 +18521,7 @@
             <w:pPr>
               <w:spacing w:after="20" w:before="0"/>
             </w:pPr>
-            <w:hyperlink w:history="1" r:id="rIdzamigyqsqspsnpguumgbc">
+            <w:hyperlink w:history="1" r:id="rId65v6fazw8traoyukrtiz9">
               <w:r>
                 <w:rPr>
                   <w:rFonts w:ascii="Arial" w:cs="Arial" w:eastAsia="Arial" w:hAnsi="Arial"/>
@@ -18554,7 +18554,7 @@
               <w:spacing w:after="10" w:before="0"/>
               <w:ind w:left="120"/>
             </w:pPr>
-            <w:hyperlink w:history="1" r:id="rIdj0m4pr-bfwezszydxb1xz">
+            <w:hyperlink w:history="1" r:id="rIdfktnll3wlv-qpnh80cjv3">
               <w:r>
                 <w:rPr>
                   <w:rFonts w:ascii="Arial" w:cs="Arial" w:eastAsia="Arial" w:hAnsi="Arial"/>
@@ -18599,7 +18599,7 @@
             <w:pPr>
               <w:spacing w:after="20" w:before="0"/>
             </w:pPr>
-            <w:hyperlink w:history="1" r:id="rIdt8bw5tayuj_ks8mbvdkfa">
+            <w:hyperlink w:history="1" r:id="rIdtfdny-vdgvkholfpn9dli">
               <w:r>
                 <w:rPr>
                   <w:rFonts w:ascii="Arial" w:cs="Arial" w:eastAsia="Arial" w:hAnsi="Arial"/>
@@ -18632,7 +18632,7 @@
               <w:spacing w:after="10" w:before="0"/>
               <w:ind w:left="120"/>
             </w:pPr>
-            <w:hyperlink w:history="1" r:id="rIdbwz0riziapd_cqv7hnmwq">
+            <w:hyperlink w:history="1" r:id="rId3hzz-fou1l5728lg-1rj2">
               <w:r>
                 <w:rPr>
                   <w:rFonts w:ascii="Arial" w:cs="Arial" w:eastAsia="Arial" w:hAnsi="Arial"/>
@@ -18827,7 +18827,7 @@
             <w:pPr>
               <w:spacing w:after="20" w:before="0"/>
             </w:pPr>
-            <w:hyperlink w:history="1" r:id="rIdieiix_o26n05tq-p7gyaw">
+            <w:hyperlink w:history="1" r:id="rIdrhjijdjaqqny2n1f0v5ce">
               <w:r>
                 <w:rPr>
                   <w:rFonts w:ascii="Arial" w:cs="Arial" w:eastAsia="Arial" w:hAnsi="Arial"/>
@@ -18860,7 +18860,7 @@
               <w:spacing w:after="10" w:before="0"/>
               <w:ind w:left="120"/>
             </w:pPr>
-            <w:hyperlink w:history="1" r:id="rIdnh27a36l8irxulcl6dbul">
+            <w:hyperlink w:history="1" r:id="rIdm58pxfn0htwgmz3ulxe0a">
               <w:r>
                 <w:rPr>
                   <w:rFonts w:ascii="Arial" w:cs="Arial" w:eastAsia="Arial" w:hAnsi="Arial"/>
@@ -18905,7 +18905,7 @@
             <w:pPr>
               <w:spacing w:after="20" w:before="0"/>
             </w:pPr>
-            <w:hyperlink w:history="1" r:id="rIdtrcugl4qpalbde1as28ro">
+            <w:hyperlink w:history="1" r:id="rIdcss0pmiavk6_er2wt9nxm">
               <w:r>
                 <w:rPr>
                   <w:rFonts w:ascii="Arial" w:cs="Arial" w:eastAsia="Arial" w:hAnsi="Arial"/>
@@ -18938,7 +18938,7 @@
               <w:spacing w:after="10" w:before="0"/>
               <w:ind w:left="120"/>
             </w:pPr>
-            <w:hyperlink w:history="1" r:id="rId_fsmpzujuekdrhug0ub_5">
+            <w:hyperlink w:history="1" r:id="rIdl3lkwzzaas1--cwtuzvzl">
               <w:r>
                 <w:rPr>
                   <w:rFonts w:ascii="Arial" w:cs="Arial" w:eastAsia="Arial" w:hAnsi="Arial"/>
@@ -19133,7 +19133,7 @@
             <w:pPr>
               <w:spacing w:after="20" w:before="0"/>
             </w:pPr>
-            <w:hyperlink w:history="1" r:id="rId-rpngoy7tszoz9op-ep9u">
+            <w:hyperlink w:history="1" r:id="rIdnflmlvqeapueamq8rqgva">
               <w:r>
                 <w:rPr>
                   <w:rFonts w:ascii="Arial" w:cs="Arial" w:eastAsia="Arial" w:hAnsi="Arial"/>
@@ -19166,7 +19166,7 @@
               <w:spacing w:after="10" w:before="0"/>
               <w:ind w:left="120"/>
             </w:pPr>
-            <w:hyperlink w:history="1" r:id="rIds1rcqjkyrborm_tbmyy_k">
+            <w:hyperlink w:history="1" r:id="rIdis2o54zyl5digut7jcz74">
               <w:r>
                 <w:rPr>
                   <w:rFonts w:ascii="Arial" w:cs="Arial" w:eastAsia="Arial" w:hAnsi="Arial"/>
@@ -19211,7 +19211,7 @@
             <w:pPr>
               <w:spacing w:after="20" w:before="0"/>
             </w:pPr>
-            <w:hyperlink w:history="1" r:id="rIdwr2pa8skxkaudwq1otwdh">
+            <w:hyperlink w:history="1" r:id="rIdolu4kinu7ne9ioku5d0qb">
               <w:r>
                 <w:rPr>
                   <w:rFonts w:ascii="Arial" w:cs="Arial" w:eastAsia="Arial" w:hAnsi="Arial"/>
@@ -19244,7 +19244,7 @@
               <w:spacing w:after="10" w:before="0"/>
               <w:ind w:left="120"/>
             </w:pPr>
-            <w:hyperlink w:history="1" r:id="rIdsdw_3qpoaook4tlkbhmov">
+            <w:hyperlink w:history="1" r:id="rIdh-3006qx2bmuadxccpebo">
               <w:r>
                 <w:rPr>
                   <w:rFonts w:ascii="Arial" w:cs="Arial" w:eastAsia="Arial" w:hAnsi="Arial"/>
@@ -20959,7 +20959,7 @@
             <w:pPr>
               <w:spacing w:after="20" w:before="0"/>
             </w:pPr>
-            <w:hyperlink w:history="1" r:id="rIdx9tj2hd5qwtxthab_jmbf">
+            <w:hyperlink w:history="1" r:id="rIdud_pwprkmbih8-5n8ipie">
               <w:r>
                 <w:rPr>
                   <w:rFonts w:ascii="Arial" w:cs="Arial" w:eastAsia="Arial" w:hAnsi="Arial"/>
@@ -20992,7 +20992,7 @@
               <w:spacing w:after="10" w:before="0"/>
               <w:ind w:left="120"/>
             </w:pPr>
-            <w:hyperlink w:history="1" r:id="rIdb7g6efmwbuqtd6wjafjay">
+            <w:hyperlink w:history="1" r:id="rIdv1ryv1yirp2qj4xpdrr5e">
               <w:r>
                 <w:rPr>
                   <w:rFonts w:ascii="Arial" w:cs="Arial" w:eastAsia="Arial" w:hAnsi="Arial"/>
@@ -21037,7 +21037,7 @@
             <w:pPr>
               <w:spacing w:after="20" w:before="0"/>
             </w:pPr>
-            <w:hyperlink w:history="1" r:id="rIdxb7vvyp5mhkilxosrlrfe">
+            <w:hyperlink w:history="1" r:id="rIdkfarniqj7ipqi4sekorqy">
               <w:r>
                 <w:rPr>
                   <w:rFonts w:ascii="Arial" w:cs="Arial" w:eastAsia="Arial" w:hAnsi="Arial"/>
@@ -21070,7 +21070,7 @@
               <w:spacing w:after="10" w:before="0"/>
               <w:ind w:left="120"/>
             </w:pPr>
-            <w:hyperlink w:history="1" r:id="rId_2uo7cutgtzqp5burzzce">
+            <w:hyperlink w:history="1" r:id="rId0o4vavr7ccb7l4jcz6yoy">
               <w:r>
                 <w:rPr>
                   <w:rFonts w:ascii="Arial" w:cs="Arial" w:eastAsia="Arial" w:hAnsi="Arial"/>
@@ -21265,7 +21265,7 @@
             <w:pPr>
               <w:spacing w:after="20" w:before="0"/>
             </w:pPr>
-            <w:hyperlink w:history="1" r:id="rIdec9s5bqdczetsatp24vnf">
+            <w:hyperlink w:history="1" r:id="rIdbg2xvcku5anumbfsjc7hn">
               <w:r>
                 <w:rPr>
                   <w:rFonts w:ascii="Arial" w:cs="Arial" w:eastAsia="Arial" w:hAnsi="Arial"/>
@@ -21298,7 +21298,7 @@
               <w:spacing w:after="10" w:before="0"/>
               <w:ind w:left="120"/>
             </w:pPr>
-            <w:hyperlink w:history="1" r:id="rId6amdwe2b_gmuywoxtx6nt">
+            <w:hyperlink w:history="1" r:id="rId3undpeioz1g-0cjke0tqa">
               <w:r>
                 <w:rPr>
                   <w:rFonts w:ascii="Arial" w:cs="Arial" w:eastAsia="Arial" w:hAnsi="Arial"/>
@@ -21343,7 +21343,7 @@
             <w:pPr>
               <w:spacing w:after="20" w:before="0"/>
             </w:pPr>
-            <w:hyperlink w:history="1" r:id="rIdvnparszmxodwnsgwgwzz3">
+            <w:hyperlink w:history="1" r:id="rIdsh6pgi0f3x2rk7_zs0bsd">
               <w:r>
                 <w:rPr>
                   <w:rFonts w:ascii="Arial" w:cs="Arial" w:eastAsia="Arial" w:hAnsi="Arial"/>
@@ -21376,7 +21376,7 @@
               <w:spacing w:after="10" w:before="0"/>
               <w:ind w:left="120"/>
             </w:pPr>
-            <w:hyperlink w:history="1" r:id="rIdnhfbcupxdpkzdk9weotcp">
+            <w:hyperlink w:history="1" r:id="rIdhp_z-rzxigvqagiepn_uz">
               <w:r>
                 <w:rPr>
                   <w:rFonts w:ascii="Arial" w:cs="Arial" w:eastAsia="Arial" w:hAnsi="Arial"/>
@@ -21571,7 +21571,7 @@
             <w:pPr>
               <w:spacing w:after="20" w:before="0"/>
             </w:pPr>
-            <w:hyperlink w:history="1" r:id="rIdsruhi1aea9awfewyyp_7p">
+            <w:hyperlink w:history="1" r:id="rIdzbgsfjkbqzjvoepwt_a07">
               <w:r>
                 <w:rPr>
                   <w:rFonts w:ascii="Arial" w:cs="Arial" w:eastAsia="Arial" w:hAnsi="Arial"/>
@@ -21604,7 +21604,7 @@
               <w:spacing w:after="10" w:before="0"/>
               <w:ind w:left="120"/>
             </w:pPr>
-            <w:hyperlink w:history="1" r:id="rId9yxc0glamtjiungco7hme">
+            <w:hyperlink w:history="1" r:id="rId4jtlcog0fkflimibw4dix">
               <w:r>
                 <w:rPr>
                   <w:rFonts w:ascii="Arial" w:cs="Arial" w:eastAsia="Arial" w:hAnsi="Arial"/>
@@ -21649,7 +21649,7 @@
             <w:pPr>
               <w:spacing w:after="20" w:before="0"/>
             </w:pPr>
-            <w:hyperlink w:history="1" r:id="rIdrfun8qjpuocuzme3yyfhz">
+            <w:hyperlink w:history="1" r:id="rId5dcibefe-eenmjaxk_mtt">
               <w:r>
                 <w:rPr>
                   <w:rFonts w:ascii="Arial" w:cs="Arial" w:eastAsia="Arial" w:hAnsi="Arial"/>
@@ -21682,7 +21682,7 @@
               <w:spacing w:after="10" w:before="0"/>
               <w:ind w:left="120"/>
             </w:pPr>
-            <w:hyperlink w:history="1" r:id="rIdzwrgcc_ru9_36v3nxdmqk">
+            <w:hyperlink w:history="1" r:id="rId5qpk3dcs37jnlqyrk684s">
               <w:r>
                 <w:rPr>
                   <w:rFonts w:ascii="Arial" w:cs="Arial" w:eastAsia="Arial" w:hAnsi="Arial"/>
@@ -21877,7 +21877,7 @@
             <w:pPr>
               <w:spacing w:after="20" w:before="0"/>
             </w:pPr>
-            <w:hyperlink w:history="1" r:id="rIdyv_wpjgma6c2bpa0goejg">
+            <w:hyperlink w:history="1" r:id="rIdat1q2cyuka2e5vqjejvwu">
               <w:r>
                 <w:rPr>
                   <w:rFonts w:ascii="Arial" w:cs="Arial" w:eastAsia="Arial" w:hAnsi="Arial"/>
@@ -21910,7 +21910,7 @@
               <w:spacing w:after="10" w:before="0"/>
               <w:ind w:left="120"/>
             </w:pPr>
-            <w:hyperlink w:history="1" r:id="rIdbkpiz1_zqn_tjj2nlz08v">
+            <w:hyperlink w:history="1" r:id="rIdjkzdpi747efbegalwvpyp">
               <w:r>
                 <w:rPr>
                   <w:rFonts w:ascii="Arial" w:cs="Arial" w:eastAsia="Arial" w:hAnsi="Arial"/>
@@ -21955,7 +21955,7 @@
             <w:pPr>
               <w:spacing w:after="20" w:before="0"/>
             </w:pPr>
-            <w:hyperlink w:history="1" r:id="rIdvqe-xaghea7jgqqr7s6np">
+            <w:hyperlink w:history="1" r:id="rIdxoej3enghgsbfzdplwvdw">
               <w:r>
                 <w:rPr>
                   <w:rFonts w:ascii="Arial" w:cs="Arial" w:eastAsia="Arial" w:hAnsi="Arial"/>
@@ -21988,7 +21988,7 @@
               <w:spacing w:after="10" w:before="0"/>
               <w:ind w:left="120"/>
             </w:pPr>
-            <w:hyperlink w:history="1" r:id="rIdyxxpn6kurzgklff13qyng">
+            <w:hyperlink w:history="1" r:id="rId_kw8n4onbogt2u0dvq89g">
               <w:r>
                 <w:rPr>
                   <w:rFonts w:ascii="Arial" w:cs="Arial" w:eastAsia="Arial" w:hAnsi="Arial"/>
@@ -22183,7 +22183,7 @@
             <w:pPr>
               <w:spacing w:after="20" w:before="0"/>
             </w:pPr>
-            <w:hyperlink w:history="1" r:id="rId4isflyuhvpnqqg8avu457">
+            <w:hyperlink w:history="1" r:id="rIda62zl_yciusuocetsmlge">
               <w:r>
                 <w:rPr>
                   <w:rFonts w:ascii="Arial" w:cs="Arial" w:eastAsia="Arial" w:hAnsi="Arial"/>
@@ -22216,7 +22216,7 @@
               <w:spacing w:after="10" w:before="0"/>
               <w:ind w:left="120"/>
             </w:pPr>
-            <w:hyperlink w:history="1" r:id="rIdq5abgmj7mi1pjde3lxdk6">
+            <w:hyperlink w:history="1" r:id="rIdeydmoibgofbrvx7lggbva">
               <w:r>
                 <w:rPr>
                   <w:rFonts w:ascii="Arial" w:cs="Arial" w:eastAsia="Arial" w:hAnsi="Arial"/>
@@ -22261,7 +22261,7 @@
             <w:pPr>
               <w:spacing w:after="20" w:before="0"/>
             </w:pPr>
-            <w:hyperlink w:history="1" r:id="rIdbqmaetrvybixutjdjnqqd">
+            <w:hyperlink w:history="1" r:id="rId3xnlzwxbikkp4wyfo_lsh">
               <w:r>
                 <w:rPr>
                   <w:rFonts w:ascii="Arial" w:cs="Arial" w:eastAsia="Arial" w:hAnsi="Arial"/>
@@ -22294,7 +22294,7 @@
               <w:spacing w:after="10" w:before="0"/>
               <w:ind w:left="120"/>
             </w:pPr>
-            <w:hyperlink w:history="1" r:id="rIdb9o1c29zkykm_5vzozgjb">
+            <w:hyperlink w:history="1" r:id="rId4mfsi7pyen_9dw3omcrq1">
               <w:r>
                 <w:rPr>
                   <w:rFonts w:ascii="Arial" w:cs="Arial" w:eastAsia="Arial" w:hAnsi="Arial"/>
@@ -23781,7 +23781,7 @@
             <w:pPr>
               <w:spacing w:after="20" w:before="0"/>
             </w:pPr>
-            <w:hyperlink w:history="1" r:id="rId2bllokqxuticjwweprme0">
+            <w:hyperlink w:history="1" r:id="rIdvmt0z3lhoqmdz1vthzzxj">
               <w:r>
                 <w:rPr>
                   <w:rFonts w:ascii="Arial" w:cs="Arial" w:eastAsia="Arial" w:hAnsi="Arial"/>
@@ -23814,7 +23814,7 @@
               <w:spacing w:after="10" w:before="0"/>
               <w:ind w:left="120"/>
             </w:pPr>
-            <w:hyperlink w:history="1" r:id="rId0uts0-8qqxpzhydyslsut">
+            <w:hyperlink w:history="1" r:id="rIdqnhkc6q2wjdsl9pzmicpq">
               <w:r>
                 <w:rPr>
                   <w:rFonts w:ascii="Arial" w:cs="Arial" w:eastAsia="Arial" w:hAnsi="Arial"/>
@@ -23859,7 +23859,7 @@
             <w:pPr>
               <w:spacing w:after="20" w:before="0"/>
             </w:pPr>
-            <w:hyperlink w:history="1" r:id="rIdxhhk78v-tdi_9g7kqrcr_">
+            <w:hyperlink w:history="1" r:id="rIdgqzj93zctekucy9adpody">
               <w:r>
                 <w:rPr>
                   <w:rFonts w:ascii="Arial" w:cs="Arial" w:eastAsia="Arial" w:hAnsi="Arial"/>
@@ -23892,7 +23892,7 @@
               <w:spacing w:after="10" w:before="0"/>
               <w:ind w:left="120"/>
             </w:pPr>
-            <w:hyperlink w:history="1" r:id="rId11e3tjwzwjfffsba_2ca8">
+            <w:hyperlink w:history="1" r:id="rIdexafejkegtcbbhxougwx8">
               <w:r>
                 <w:rPr>
                   <w:rFonts w:ascii="Arial" w:cs="Arial" w:eastAsia="Arial" w:hAnsi="Arial"/>
@@ -24087,7 +24087,7 @@
             <w:pPr>
               <w:spacing w:after="20" w:before="0"/>
             </w:pPr>
-            <w:hyperlink w:history="1" r:id="rIdg7gqc1onxev1hl821mfrp">
+            <w:hyperlink w:history="1" r:id="rIdpc6mb25qr7zerom7mhtdc">
               <w:r>
                 <w:rPr>
                   <w:rFonts w:ascii="Arial" w:cs="Arial" w:eastAsia="Arial" w:hAnsi="Arial"/>
@@ -24120,7 +24120,7 @@
               <w:spacing w:after="10" w:before="0"/>
               <w:ind w:left="120"/>
             </w:pPr>
-            <w:hyperlink w:history="1" r:id="rId881vjj4435cjyckyzd3ft">
+            <w:hyperlink w:history="1" r:id="rIdegrnobdsjbtg0x6-xupvt">
               <w:r>
                 <w:rPr>
                   <w:rFonts w:ascii="Arial" w:cs="Arial" w:eastAsia="Arial" w:hAnsi="Arial"/>
@@ -24165,7 +24165,7 @@
             <w:pPr>
               <w:spacing w:after="20" w:before="0"/>
             </w:pPr>
-            <w:hyperlink w:history="1" r:id="rIdbpdpi81ghsnbhyni6ii__">
+            <w:hyperlink w:history="1" r:id="rIdgdwm4bgntwdhgu-h_pu0p">
               <w:r>
                 <w:rPr>
                   <w:rFonts w:ascii="Arial" w:cs="Arial" w:eastAsia="Arial" w:hAnsi="Arial"/>
@@ -24198,7 +24198,7 @@
               <w:spacing w:after="10" w:before="0"/>
               <w:ind w:left="120"/>
             </w:pPr>
-            <w:hyperlink w:history="1" r:id="rIdu9ly-c2rv-gbjbviirmdf">
+            <w:hyperlink w:history="1" r:id="rId5rwsapi829otlerbn8eqi">
               <w:r>
                 <w:rPr>
                   <w:rFonts w:ascii="Arial" w:cs="Arial" w:eastAsia="Arial" w:hAnsi="Arial"/>
@@ -24393,7 +24393,7 @@
             <w:pPr>
               <w:spacing w:after="20" w:before="0"/>
             </w:pPr>
-            <w:hyperlink w:history="1" r:id="rId8eto7ljsjmmdcpber5754">
+            <w:hyperlink w:history="1" r:id="rIdcc3-ayrn9-vcmtic-k5ra">
               <w:r>
                 <w:rPr>
                   <w:rFonts w:ascii="Arial" w:cs="Arial" w:eastAsia="Arial" w:hAnsi="Arial"/>
@@ -24426,7 +24426,7 @@
               <w:spacing w:after="10" w:before="0"/>
               <w:ind w:left="120"/>
             </w:pPr>
-            <w:hyperlink w:history="1" r:id="rId0rlmvin03sqmdu31fc0_h">
+            <w:hyperlink w:history="1" r:id="rIdrzbpvvitrxo_yulbypwct">
               <w:r>
                 <w:rPr>
                   <w:rFonts w:ascii="Arial" w:cs="Arial" w:eastAsia="Arial" w:hAnsi="Arial"/>
@@ -24471,7 +24471,7 @@
             <w:pPr>
               <w:spacing w:after="20" w:before="0"/>
             </w:pPr>
-            <w:hyperlink w:history="1" r:id="rIdybfgqcho3hzfl7xhwth8x">
+            <w:hyperlink w:history="1" r:id="rIdbgsjq4ybpvrb8lrclme-a">
               <w:r>
                 <w:rPr>
                   <w:rFonts w:ascii="Arial" w:cs="Arial" w:eastAsia="Arial" w:hAnsi="Arial"/>
@@ -24504,7 +24504,7 @@
               <w:spacing w:after="10" w:before="0"/>
               <w:ind w:left="120"/>
             </w:pPr>
-            <w:hyperlink w:history="1" r:id="rIdkb9koxojybgepuzit5vsh">
+            <w:hyperlink w:history="1" r:id="rIdj7tzm-oy1m1slysrtneq_">
               <w:r>
                 <w:rPr>
                   <w:rFonts w:ascii="Arial" w:cs="Arial" w:eastAsia="Arial" w:hAnsi="Arial"/>
@@ -24699,7 +24699,7 @@
             <w:pPr>
               <w:spacing w:after="20" w:before="0"/>
             </w:pPr>
-            <w:hyperlink w:history="1" r:id="rIde-xt1_1wfclfglbtnnt7e">
+            <w:hyperlink w:history="1" r:id="rId-zjyryqaxuwzrwmcvjfnl">
               <w:r>
                 <w:rPr>
                   <w:rFonts w:ascii="Arial" w:cs="Arial" w:eastAsia="Arial" w:hAnsi="Arial"/>
@@ -24732,7 +24732,7 @@
               <w:spacing w:after="10" w:before="0"/>
               <w:ind w:left="120"/>
             </w:pPr>
-            <w:hyperlink w:history="1" r:id="rId-5x3fi5fdxsoujkiif21m">
+            <w:hyperlink w:history="1" r:id="rId-cjqzvyhmx3xyuhqpsqxo">
               <w:r>
                 <w:rPr>
                   <w:rFonts w:ascii="Arial" w:cs="Arial" w:eastAsia="Arial" w:hAnsi="Arial"/>
@@ -24777,7 +24777,7 @@
             <w:pPr>
               <w:spacing w:after="20" w:before="0"/>
             </w:pPr>
-            <w:hyperlink w:history="1" r:id="rId_nnmzrt3ypyaa599nlnrv">
+            <w:hyperlink w:history="1" r:id="rIdq3hhct9rmr-lknknrartb">
               <w:r>
                 <w:rPr>
                   <w:rFonts w:ascii="Arial" w:cs="Arial" w:eastAsia="Arial" w:hAnsi="Arial"/>
@@ -24810,7 +24810,7 @@
               <w:spacing w:after="10" w:before="0"/>
               <w:ind w:left="120"/>
             </w:pPr>
-            <w:hyperlink w:history="1" r:id="rIdsapwriyrw_mbz9krx62rt">
+            <w:hyperlink w:history="1" r:id="rIdeit2wwbgytnwoqef7isnu">
               <w:r>
                 <w:rPr>
                   <w:rFonts w:ascii="Arial" w:cs="Arial" w:eastAsia="Arial" w:hAnsi="Arial"/>
@@ -25005,7 +25005,7 @@
             <w:pPr>
               <w:spacing w:after="20" w:before="0"/>
             </w:pPr>
-            <w:hyperlink w:history="1" r:id="rId3pzh8q8ipbg-7w5na1kse">
+            <w:hyperlink w:history="1" r:id="rIdnuo9d7hkebgrqbpvfgslc">
               <w:r>
                 <w:rPr>
                   <w:rFonts w:ascii="Arial" w:cs="Arial" w:eastAsia="Arial" w:hAnsi="Arial"/>
@@ -25038,7 +25038,7 @@
               <w:spacing w:after="10" w:before="0"/>
               <w:ind w:left="120"/>
             </w:pPr>
-            <w:hyperlink w:history="1" r:id="rIdqmlqwxscczr2znsj-pe1p">
+            <w:hyperlink w:history="1" r:id="rIdgju8x3v36b84ounhdi9s9">
               <w:r>
                 <w:rPr>
                   <w:rFonts w:ascii="Arial" w:cs="Arial" w:eastAsia="Arial" w:hAnsi="Arial"/>
@@ -25083,7 +25083,7 @@
             <w:pPr>
               <w:spacing w:after="20" w:before="0"/>
             </w:pPr>
-            <w:hyperlink w:history="1" r:id="rIdt4gizs4p0st_twascowch">
+            <w:hyperlink w:history="1" r:id="rIdb_9nhwjmjdsp2xqkisirq">
               <w:r>
                 <w:rPr>
                   <w:rFonts w:ascii="Arial" w:cs="Arial" w:eastAsia="Arial" w:hAnsi="Arial"/>
@@ -25116,7 +25116,7 @@
               <w:spacing w:after="10" w:before="0"/>
               <w:ind w:left="120"/>
             </w:pPr>
-            <w:hyperlink w:history="1" r:id="rIdek9p_annbnltlxwflitaz">
+            <w:hyperlink w:history="1" r:id="rIdodu6na6xww31a6601pinn">
               <w:r>
                 <w:rPr>
                   <w:rFonts w:ascii="Arial" w:cs="Arial" w:eastAsia="Arial" w:hAnsi="Arial"/>
@@ -26603,7 +26603,7 @@
             <w:pPr>
               <w:spacing w:after="20" w:before="0"/>
             </w:pPr>
-            <w:hyperlink w:history="1" r:id="rIdfsu7hmv-i1sdvsxrbvkur">
+            <w:hyperlink w:history="1" r:id="rIdkqkh2ipwqhnyk9_sctsvw">
               <w:r>
                 <w:rPr>
                   <w:rFonts w:ascii="Arial" w:cs="Arial" w:eastAsia="Arial" w:hAnsi="Arial"/>
@@ -26636,7 +26636,7 @@
               <w:spacing w:after="10" w:before="0"/>
               <w:ind w:left="120"/>
             </w:pPr>
-            <w:hyperlink w:history="1" r:id="rIdxpp6o_eueho2actyrzstc">
+            <w:hyperlink w:history="1" r:id="rIdjaszwhvul4pifq2jtyk51">
               <w:r>
                 <w:rPr>
                   <w:rFonts w:ascii="Arial" w:cs="Arial" w:eastAsia="Arial" w:hAnsi="Arial"/>
@@ -26681,7 +26681,7 @@
             <w:pPr>
               <w:spacing w:after="20" w:before="0"/>
             </w:pPr>
-            <w:hyperlink w:history="1" r:id="rIdwd2ubuufmqul4kllxdy0-">
+            <w:hyperlink w:history="1" r:id="rIdlrdvdjknmoiskqk_fouwa">
               <w:r>
                 <w:rPr>
                   <w:rFonts w:ascii="Arial" w:cs="Arial" w:eastAsia="Arial" w:hAnsi="Arial"/>
@@ -26714,7 +26714,7 @@
               <w:spacing w:after="10" w:before="0"/>
               <w:ind w:left="120"/>
             </w:pPr>
-            <w:hyperlink w:history="1" r:id="rIdb788cg1erncqqhn7uwwaj">
+            <w:hyperlink w:history="1" r:id="rIdbiiqi8pfrtyfcpjgmij8w">
               <w:r>
                 <w:rPr>
                   <w:rFonts w:ascii="Arial" w:cs="Arial" w:eastAsia="Arial" w:hAnsi="Arial"/>
@@ -26909,7 +26909,7 @@
             <w:pPr>
               <w:spacing w:after="20" w:before="0"/>
             </w:pPr>
-            <w:hyperlink w:history="1" r:id="rIdvxxov7vuidl02anxj84d_">
+            <w:hyperlink w:history="1" r:id="rIdv8pmicbo95pw01jtlpu6k">
               <w:r>
                 <w:rPr>
                   <w:rFonts w:ascii="Arial" w:cs="Arial" w:eastAsia="Arial" w:hAnsi="Arial"/>
@@ -26942,7 +26942,7 @@
               <w:spacing w:after="10" w:before="0"/>
               <w:ind w:left="120"/>
             </w:pPr>
-            <w:hyperlink w:history="1" r:id="rIdxftoxlau9rpiwsv5_l7ii">
+            <w:hyperlink w:history="1" r:id="rId_xzsoltacl8ajb8cy04mj">
               <w:r>
                 <w:rPr>
                   <w:rFonts w:ascii="Arial" w:cs="Arial" w:eastAsia="Arial" w:hAnsi="Arial"/>
@@ -26987,7 +26987,7 @@
             <w:pPr>
               <w:spacing w:after="20" w:before="0"/>
             </w:pPr>
-            <w:hyperlink w:history="1" r:id="rIdhusbo-aaqtwsivsuj0_se">
+            <w:hyperlink w:history="1" r:id="rIdyylvhbdmvinaziri4z8iu">
               <w:r>
                 <w:rPr>
                   <w:rFonts w:ascii="Arial" w:cs="Arial" w:eastAsia="Arial" w:hAnsi="Arial"/>
@@ -27020,7 +27020,7 @@
               <w:spacing w:after="10" w:before="0"/>
               <w:ind w:left="120"/>
             </w:pPr>
-            <w:hyperlink w:history="1" r:id="rIdkb3h4fzkpyont_mf8w3qi">
+            <w:hyperlink w:history="1" r:id="rId6n8uptmrpmp6eehgp9-d_">
               <w:r>
                 <w:rPr>
                   <w:rFonts w:ascii="Arial" w:cs="Arial" w:eastAsia="Arial" w:hAnsi="Arial"/>
@@ -27215,7 +27215,7 @@
             <w:pPr>
               <w:spacing w:after="20" w:before="0"/>
             </w:pPr>
-            <w:hyperlink w:history="1" r:id="rIdik7jimbcc3epaeermk9v5">
+            <w:hyperlink w:history="1" r:id="rIddxp9ivjwc7geae9kqpfei">
               <w:r>
                 <w:rPr>
                   <w:rFonts w:ascii="Arial" w:cs="Arial" w:eastAsia="Arial" w:hAnsi="Arial"/>
@@ -27248,7 +27248,7 @@
               <w:spacing w:after="10" w:before="0"/>
               <w:ind w:left="120"/>
             </w:pPr>
-            <w:hyperlink w:history="1" r:id="rId7nt9rx6vdvttyksw08p7y">
+            <w:hyperlink w:history="1" r:id="rId2jxbxs8i1j9rruhqbuuhz">
               <w:r>
                 <w:rPr>
                   <w:rFonts w:ascii="Arial" w:cs="Arial" w:eastAsia="Arial" w:hAnsi="Arial"/>
@@ -27293,7 +27293,7 @@
             <w:pPr>
               <w:spacing w:after="20" w:before="0"/>
             </w:pPr>
-            <w:hyperlink w:history="1" r:id="rIdqg39q6kvc-ikyd-lxmxwp">
+            <w:hyperlink w:history="1" r:id="rIdjma3mfxfdbbxrhsinvmvr">
               <w:r>
                 <w:rPr>
                   <w:rFonts w:ascii="Arial" w:cs="Arial" w:eastAsia="Arial" w:hAnsi="Arial"/>
@@ -27326,7 +27326,7 @@
               <w:spacing w:after="10" w:before="0"/>
               <w:ind w:left="120"/>
             </w:pPr>
-            <w:hyperlink w:history="1" r:id="rId3vx3xorjf9pkrvesovqse">
+            <w:hyperlink w:history="1" r:id="rId_iipkwzwja773om6metea">
               <w:r>
                 <w:rPr>
                   <w:rFonts w:ascii="Arial" w:cs="Arial" w:eastAsia="Arial" w:hAnsi="Arial"/>
@@ -27521,7 +27521,7 @@
             <w:pPr>
               <w:spacing w:after="20" w:before="0"/>
             </w:pPr>
-            <w:hyperlink w:history="1" r:id="rIdw7u5phn7mgp4uwbigb4gn">
+            <w:hyperlink w:history="1" r:id="rIde1oppalfuzyizmbokg2d8">
               <w:r>
                 <w:rPr>
                   <w:rFonts w:ascii="Arial" w:cs="Arial" w:eastAsia="Arial" w:hAnsi="Arial"/>
@@ -27554,7 +27554,7 @@
               <w:spacing w:after="10" w:before="0"/>
               <w:ind w:left="120"/>
             </w:pPr>
-            <w:hyperlink w:history="1" r:id="rId_1j-vgjybqhe9cxqfeemp">
+            <w:hyperlink w:history="1" r:id="rId70mnenw8cgsiqcykpqmde">
               <w:r>
                 <w:rPr>
                   <w:rFonts w:ascii="Arial" w:cs="Arial" w:eastAsia="Arial" w:hAnsi="Arial"/>
@@ -27599,7 +27599,7 @@
             <w:pPr>
               <w:spacing w:after="20" w:before="0"/>
             </w:pPr>
-            <w:hyperlink w:history="1" r:id="rIdu5hoff4krgkcsrv5ufyka">
+            <w:hyperlink w:history="1" r:id="rIdcvyzadb5c0vys1fkpdeiz">
               <w:r>
                 <w:rPr>
                   <w:rFonts w:ascii="Arial" w:cs="Arial" w:eastAsia="Arial" w:hAnsi="Arial"/>
@@ -27632,7 +27632,7 @@
               <w:spacing w:after="10" w:before="0"/>
               <w:ind w:left="120"/>
             </w:pPr>
-            <w:hyperlink w:history="1" r:id="rId-b4fecfqkv7uqnjlo-dyu">
+            <w:hyperlink w:history="1" r:id="rIdicv6acv2lyzcx76zr5b36">
               <w:r>
                 <w:rPr>
                   <w:rFonts w:ascii="Arial" w:cs="Arial" w:eastAsia="Arial" w:hAnsi="Arial"/>
@@ -27827,7 +27827,7 @@
             <w:pPr>
               <w:spacing w:after="20" w:before="0"/>
             </w:pPr>
-            <w:hyperlink w:history="1" r:id="rIdabco8q9pw53mtytscaz5h">
+            <w:hyperlink w:history="1" r:id="rIdhx8ykoel-87gdzjkkxyyn">
               <w:r>
                 <w:rPr>
                   <w:rFonts w:ascii="Arial" w:cs="Arial" w:eastAsia="Arial" w:hAnsi="Arial"/>
@@ -27860,7 +27860,7 @@
               <w:spacing w:after="10" w:before="0"/>
               <w:ind w:left="120"/>
             </w:pPr>
-            <w:hyperlink w:history="1" r:id="rIdtrgytlmtk7bz_i1zgwpgy">
+            <w:hyperlink w:history="1" r:id="rIdodseuxz1dlusygw2mjsf8">
               <w:r>
                 <w:rPr>
                   <w:rFonts w:ascii="Arial" w:cs="Arial" w:eastAsia="Arial" w:hAnsi="Arial"/>
@@ -27905,7 +27905,7 @@
             <w:pPr>
               <w:spacing w:after="20" w:before="0"/>
             </w:pPr>
-            <w:hyperlink w:history="1" r:id="rIdfjrdnoymv5etvg8a8c-4b">
+            <w:hyperlink w:history="1" r:id="rIdcidlctm5vw_vy1aron8hv">
               <w:r>
                 <w:rPr>
                   <w:rFonts w:ascii="Arial" w:cs="Arial" w:eastAsia="Arial" w:hAnsi="Arial"/>
@@ -27938,7 +27938,7 @@
               <w:spacing w:after="10" w:before="0"/>
               <w:ind w:left="120"/>
             </w:pPr>
-            <w:hyperlink w:history="1" r:id="rId7wbsolkrf9ps1n3p2pn_5">
+            <w:hyperlink w:history="1" r:id="rIdne94foknwzrg5ipb1pgmd">
               <w:r>
                 <w:rPr>
                   <w:rFonts w:ascii="Arial" w:cs="Arial" w:eastAsia="Arial" w:hAnsi="Arial"/>
@@ -29425,7 +29425,7 @@
             <w:pPr>
               <w:spacing w:after="20" w:before="0"/>
             </w:pPr>
-            <w:hyperlink w:history="1" r:id="rId4fde3xetxncsd4eg_xxgm">
+            <w:hyperlink w:history="1" r:id="rIdccuppf9xxiikj__r6eovg">
               <w:r>
                 <w:rPr>
                   <w:rFonts w:ascii="Arial" w:cs="Arial" w:eastAsia="Arial" w:hAnsi="Arial"/>
@@ -29458,7 +29458,7 @@
               <w:spacing w:after="10" w:before="0"/>
               <w:ind w:left="120"/>
             </w:pPr>
-            <w:hyperlink w:history="1" r:id="rIdvq6yy_sg4bbhosw4czns3">
+            <w:hyperlink w:history="1" r:id="rIdl95l963ykp3wqy8enns3p">
               <w:r>
                 <w:rPr>
                   <w:rFonts w:ascii="Arial" w:cs="Arial" w:eastAsia="Arial" w:hAnsi="Arial"/>
@@ -29503,7 +29503,7 @@
             <w:pPr>
               <w:spacing w:after="20" w:before="0"/>
             </w:pPr>
-            <w:hyperlink w:history="1" r:id="rIdlykstj_-fjvz3dndtl_be">
+            <w:hyperlink w:history="1" r:id="rIdzip00koodbqtv7h_cr-wz">
               <w:r>
                 <w:rPr>
                   <w:rFonts w:ascii="Arial" w:cs="Arial" w:eastAsia="Arial" w:hAnsi="Arial"/>
@@ -29536,7 +29536,7 @@
               <w:spacing w:after="10" w:before="0"/>
               <w:ind w:left="120"/>
             </w:pPr>
-            <w:hyperlink w:history="1" r:id="rIdkfof8pdzrng-mdpw_t12z">
+            <w:hyperlink w:history="1" r:id="rIdkrfbxxqls2tkhuvgvto4j">
               <w:r>
                 <w:rPr>
                   <w:rFonts w:ascii="Arial" w:cs="Arial" w:eastAsia="Arial" w:hAnsi="Arial"/>
@@ -29847,7 +29847,7 @@
             <w:pPr>
               <w:spacing w:after="20" w:before="0"/>
             </w:pPr>
-            <w:hyperlink w:history="1" r:id="rIdcp_h10c_cn-bwndmvv5jr">
+            <w:hyperlink w:history="1" r:id="rIdjkd6el54gtynh8fzb7i4c">
               <w:r>
                 <w:rPr>
                   <w:rFonts w:ascii="Arial" w:cs="Arial" w:eastAsia="Arial" w:hAnsi="Arial"/>
@@ -29880,7 +29880,7 @@
               <w:spacing w:after="10" w:before="0"/>
               <w:ind w:left="120"/>
             </w:pPr>
-            <w:hyperlink w:history="1" r:id="rIdnmjhlgopes4befh6hcikr">
+            <w:hyperlink w:history="1" r:id="rIdaea_klsyqq7oichx1fftu">
               <w:r>
                 <w:rPr>
                   <w:rFonts w:ascii="Arial" w:cs="Arial" w:eastAsia="Arial" w:hAnsi="Arial"/>
@@ -29925,7 +29925,7 @@
             <w:pPr>
               <w:spacing w:after="20" w:before="0"/>
             </w:pPr>
-            <w:hyperlink w:history="1" r:id="rId1qoxtqv77ebjclvdtxnxh">
+            <w:hyperlink w:history="1" r:id="rIdabsjhge-blwx2susobs1t">
               <w:r>
                 <w:rPr>
                   <w:rFonts w:ascii="Arial" w:cs="Arial" w:eastAsia="Arial" w:hAnsi="Arial"/>
@@ -29958,7 +29958,7 @@
               <w:spacing w:after="10" w:before="0"/>
               <w:ind w:left="120"/>
             </w:pPr>
-            <w:hyperlink w:history="1" r:id="rIdtp6tnsaoppoxpxrstmg-i">
+            <w:hyperlink w:history="1" r:id="rIda7pkbauwt1czqxbjederv">
               <w:r>
                 <w:rPr>
                   <w:rFonts w:ascii="Arial" w:cs="Arial" w:eastAsia="Arial" w:hAnsi="Arial"/>
@@ -30441,7 +30441,7 @@
             <w:pPr>
               <w:spacing w:after="20" w:before="0"/>
             </w:pPr>
-            <w:hyperlink w:history="1" r:id="rId3uxefdckkl3teriel88jd">
+            <w:hyperlink w:history="1" r:id="rIdawvkwofzb06m_rg6wb9da">
               <w:r>
                 <w:rPr>
                   <w:rFonts w:ascii="Arial" w:cs="Arial" w:eastAsia="Arial" w:hAnsi="Arial"/>
@@ -30474,7 +30474,7 @@
               <w:spacing w:after="10" w:before="0"/>
               <w:ind w:left="120"/>
             </w:pPr>
-            <w:hyperlink w:history="1" r:id="rIdiae7dzj3-krqzo1rnv0gv">
+            <w:hyperlink w:history="1" r:id="rIdmtbm2w4gnsmjggfsr3yq2">
               <w:r>
                 <w:rPr>
                   <w:rFonts w:ascii="Arial" w:cs="Arial" w:eastAsia="Arial" w:hAnsi="Arial"/>
@@ -30519,7 +30519,7 @@
             <w:pPr>
               <w:spacing w:after="20" w:before="0"/>
             </w:pPr>
-            <w:hyperlink w:history="1" r:id="rIds03rwamn06-ehhyt2-tat">
+            <w:hyperlink w:history="1" r:id="rIdo9me4owafbxcrsh5tpgvf">
               <w:r>
                 <w:rPr>
                   <w:rFonts w:ascii="Arial" w:cs="Arial" w:eastAsia="Arial" w:hAnsi="Arial"/>
@@ -30552,7 +30552,7 @@
               <w:spacing w:after="10" w:before="0"/>
               <w:ind w:left="120"/>
             </w:pPr>
-            <w:hyperlink w:history="1" r:id="rIdtwafceu_hb4uurvxeyl1a">
+            <w:hyperlink w:history="1" r:id="rIdr2wzhgnayhvw_dxsmwlx7">
               <w:r>
                 <w:rPr>
                   <w:rFonts w:ascii="Arial" w:cs="Arial" w:eastAsia="Arial" w:hAnsi="Arial"/>
@@ -31205,7 +31205,7 @@
             <w:pPr>
               <w:spacing w:after="20" w:before="0"/>
             </w:pPr>
-            <w:hyperlink w:history="1" r:id="rId6oeew625nhxu_mtzpujvy">
+            <w:hyperlink w:history="1" r:id="rId0fo03oillfuh4qkso-dp6">
               <w:r>
                 <w:rPr>
                   <w:rFonts w:ascii="Arial" w:cs="Arial" w:eastAsia="Arial" w:hAnsi="Arial"/>
@@ -31238,7 +31238,7 @@
               <w:spacing w:after="10" w:before="0"/>
               <w:ind w:left="120"/>
             </w:pPr>
-            <w:hyperlink w:history="1" r:id="rIdatvn_uw_efxujfinn3mxq">
+            <w:hyperlink w:history="1" r:id="rIddilmrzmiurfn0vxo83kys">
               <w:r>
                 <w:rPr>
                   <w:rFonts w:ascii="Arial" w:cs="Arial" w:eastAsia="Arial" w:hAnsi="Arial"/>
@@ -31283,7 +31283,7 @@
             <w:pPr>
               <w:spacing w:after="20" w:before="0"/>
             </w:pPr>
-            <w:hyperlink w:history="1" r:id="rIdgcq135b03zptfk-bm_cex">
+            <w:hyperlink w:history="1" r:id="rId3n1huxodydzr0tpgmmlvy">
               <w:r>
                 <w:rPr>
                   <w:rFonts w:ascii="Arial" w:cs="Arial" w:eastAsia="Arial" w:hAnsi="Arial"/>
@@ -31316,7 +31316,7 @@
               <w:spacing w:after="10" w:before="0"/>
               <w:ind w:left="120"/>
             </w:pPr>
-            <w:hyperlink w:history="1" r:id="rId81nuhiupvfn2lzigspyc7">
+            <w:hyperlink w:history="1" r:id="rIdotvmw_2akljtrf4jaqab7">
               <w:r>
                 <w:rPr>
                   <w:rFonts w:ascii="Arial" w:cs="Arial" w:eastAsia="Arial" w:hAnsi="Arial"/>
@@ -31587,7 +31587,7 @@
             <w:pPr>
               <w:spacing w:after="20" w:before="0"/>
             </w:pPr>
-            <w:hyperlink w:history="1" r:id="rId_85y7w2e_wx3fbp9icdlk">
+            <w:hyperlink w:history="1" r:id="rIdmwmjncuixuufxju970hsd">
               <w:r>
                 <w:rPr>
                   <w:rFonts w:ascii="Arial" w:cs="Arial" w:eastAsia="Arial" w:hAnsi="Arial"/>
@@ -31620,7 +31620,7 @@
               <w:spacing w:after="10" w:before="0"/>
               <w:ind w:left="120"/>
             </w:pPr>
-            <w:hyperlink w:history="1" r:id="rIduxb0adj3ptpvjo4xggw0u">
+            <w:hyperlink w:history="1" r:id="rIdt97tpv_cbb7eskxvoa7lr">
               <w:r>
                 <w:rPr>
                   <w:rFonts w:ascii="Arial" w:cs="Arial" w:eastAsia="Arial" w:hAnsi="Arial"/>
@@ -31665,7 +31665,7 @@
             <w:pPr>
               <w:spacing w:after="20" w:before="0"/>
             </w:pPr>
-            <w:hyperlink w:history="1" r:id="rIdnnzr7f-lxyysogsni4aum">
+            <w:hyperlink w:history="1" r:id="rId34pqk4wv1armssojzlibk">
               <w:r>
                 <w:rPr>
                   <w:rFonts w:ascii="Arial" w:cs="Arial" w:eastAsia="Arial" w:hAnsi="Arial"/>
@@ -31698,7 +31698,7 @@
               <w:spacing w:after="10" w:before="0"/>
               <w:ind w:left="120"/>
             </w:pPr>
-            <w:hyperlink w:history="1" r:id="rIdwlu1rii1qui9o0xusqft8">
+            <w:hyperlink w:history="1" r:id="rIdpscsrh_wtqotpuajkfrog">
               <w:r>
                 <w:rPr>
                   <w:rFonts w:ascii="Arial" w:cs="Arial" w:eastAsia="Arial" w:hAnsi="Arial"/>
@@ -33470,7 +33470,7 @@
             <w:pPr>
               <w:spacing w:after="20" w:before="0"/>
             </w:pPr>
-            <w:hyperlink w:history="1" r:id="rIdculxawsewmenijami-htb">
+            <w:hyperlink w:history="1" r:id="rIdmx2fw3qhugwhulrpdymcd">
               <w:r>
                 <w:rPr>
                   <w:rFonts w:ascii="Arial" w:cs="Arial" w:eastAsia="Arial" w:hAnsi="Arial"/>
@@ -33503,7 +33503,7 @@
               <w:spacing w:after="10" w:before="0"/>
               <w:ind w:left="120"/>
             </w:pPr>
-            <w:hyperlink w:history="1" r:id="rIdc1h74bzfkxmyxrmx9meqz">
+            <w:hyperlink w:history="1" r:id="rIdsfetsxykjjbhnc8ogzt6h">
               <w:r>
                 <w:rPr>
                   <w:rFonts w:ascii="Arial" w:cs="Arial" w:eastAsia="Arial" w:hAnsi="Arial"/>
@@ -33548,7 +33548,7 @@
             <w:pPr>
               <w:spacing w:after="20" w:before="0"/>
             </w:pPr>
-            <w:hyperlink w:history="1" r:id="rIdcrb43fria4th5jw1h1pj_">
+            <w:hyperlink w:history="1" r:id="rIdi1o2kbx_taqggp6mntehy">
               <w:r>
                 <w:rPr>
                   <w:rFonts w:ascii="Arial" w:cs="Arial" w:eastAsia="Arial" w:hAnsi="Arial"/>
@@ -33581,7 +33581,7 @@
               <w:spacing w:after="10" w:before="0"/>
               <w:ind w:left="120"/>
             </w:pPr>
-            <w:hyperlink w:history="1" r:id="rIdmvjxxhrxx7o07s0fbgmqe">
+            <w:hyperlink w:history="1" r:id="rIdcnmnigmo3wyvpxsm-a3ft">
               <w:r>
                 <w:rPr>
                   <w:rFonts w:ascii="Arial" w:cs="Arial" w:eastAsia="Arial" w:hAnsi="Arial"/>
@@ -33776,7 +33776,7 @@
             <w:pPr>
               <w:spacing w:after="20" w:before="0"/>
             </w:pPr>
-            <w:hyperlink w:history="1" r:id="rIdknqufms97jzvxfcjmhvg3">
+            <w:hyperlink w:history="1" r:id="rIdrmuecksivdnfqtqaj66xh">
               <w:r>
                 <w:rPr>
                   <w:rFonts w:ascii="Arial" w:cs="Arial" w:eastAsia="Arial" w:hAnsi="Arial"/>
@@ -33809,7 +33809,7 @@
               <w:spacing w:after="10" w:before="0"/>
               <w:ind w:left="120"/>
             </w:pPr>
-            <w:hyperlink w:history="1" r:id="rIdnzacw1ghbf7r4s0vqqw9j">
+            <w:hyperlink w:history="1" r:id="rIdgurqtwwwkaqi_lczu0tek">
               <w:r>
                 <w:rPr>
                   <w:rFonts w:ascii="Arial" w:cs="Arial" w:eastAsia="Arial" w:hAnsi="Arial"/>
@@ -33854,7 +33854,7 @@
             <w:pPr>
               <w:spacing w:after="20" w:before="0"/>
             </w:pPr>
-            <w:hyperlink w:history="1" r:id="rIdbhmvok_w5jaehugphtd7i">
+            <w:hyperlink w:history="1" r:id="rId1i4b-r_3ysfs0lwjfsumt">
               <w:r>
                 <w:rPr>
                   <w:rFonts w:ascii="Arial" w:cs="Arial" w:eastAsia="Arial" w:hAnsi="Arial"/>
@@ -33887,7 +33887,7 @@
               <w:spacing w:after="10" w:before="0"/>
               <w:ind w:left="120"/>
             </w:pPr>
-            <w:hyperlink w:history="1" r:id="rIdavmvcbcwxlptlw0myex_z">
+            <w:hyperlink w:history="1" r:id="rIdskbw_o46nthihlo1kid-o">
               <w:r>
                 <w:rPr>
                   <w:rFonts w:ascii="Arial" w:cs="Arial" w:eastAsia="Arial" w:hAnsi="Arial"/>
@@ -34082,7 +34082,7 @@
             <w:pPr>
               <w:spacing w:after="20" w:before="0"/>
             </w:pPr>
-            <w:hyperlink w:history="1" r:id="rIdn5uzbpi0inz5ee-vptoei">
+            <w:hyperlink w:history="1" r:id="rIdczgqevjafn-fh4uijchan">
               <w:r>
                 <w:rPr>
                   <w:rFonts w:ascii="Arial" w:cs="Arial" w:eastAsia="Arial" w:hAnsi="Arial"/>
@@ -34115,7 +34115,7 @@
               <w:spacing w:after="10" w:before="0"/>
               <w:ind w:left="120"/>
             </w:pPr>
-            <w:hyperlink w:history="1" r:id="rIdgvpmuk9afso9aht7kdtky">
+            <w:hyperlink w:history="1" r:id="rId1v3reiad75hioktab0md6">
               <w:r>
                 <w:rPr>
                   <w:rFonts w:ascii="Arial" w:cs="Arial" w:eastAsia="Arial" w:hAnsi="Arial"/>
@@ -34160,7 +34160,7 @@
             <w:pPr>
               <w:spacing w:after="20" w:before="0"/>
             </w:pPr>
-            <w:hyperlink w:history="1" r:id="rIdnksonffghbkkbitv4vlzk">
+            <w:hyperlink w:history="1" r:id="rIddezl5doqs31xal0xsgm3k">
               <w:r>
                 <w:rPr>
                   <w:rFonts w:ascii="Arial" w:cs="Arial" w:eastAsia="Arial" w:hAnsi="Arial"/>
@@ -34193,7 +34193,7 @@
               <w:spacing w:after="10" w:before="0"/>
               <w:ind w:left="120"/>
             </w:pPr>
-            <w:hyperlink w:history="1" r:id="rIdrdmbhjaniyqimyjbtuzjw">
+            <w:hyperlink w:history="1" r:id="rIdpgjnli_bn-30l0mdlfj3q">
               <w:r>
                 <w:rPr>
                   <w:rFonts w:ascii="Arial" w:cs="Arial" w:eastAsia="Arial" w:hAnsi="Arial"/>
@@ -34388,7 +34388,7 @@
             <w:pPr>
               <w:spacing w:after="20" w:before="0"/>
             </w:pPr>
-            <w:hyperlink w:history="1" r:id="rIdgmodnkwd7s1jagi6vr7gd">
+            <w:hyperlink w:history="1" r:id="rIder35mkury2j6jjnrwzp01">
               <w:r>
                 <w:rPr>
                   <w:rFonts w:ascii="Arial" w:cs="Arial" w:eastAsia="Arial" w:hAnsi="Arial"/>
@@ -34421,7 +34421,7 @@
               <w:spacing w:after="10" w:before="0"/>
               <w:ind w:left="120"/>
             </w:pPr>
-            <w:hyperlink w:history="1" r:id="rIdgsc1iapzq2vr2rd9wzwf4">
+            <w:hyperlink w:history="1" r:id="rIdsk3c0ibnboj8w8auvfise">
               <w:r>
                 <w:rPr>
                   <w:rFonts w:ascii="Arial" w:cs="Arial" w:eastAsia="Arial" w:hAnsi="Arial"/>
@@ -34466,7 +34466,7 @@
             <w:pPr>
               <w:spacing w:after="20" w:before="0"/>
             </w:pPr>
-            <w:hyperlink w:history="1" r:id="rIdremvnd_mtmoyyeax-28iz">
+            <w:hyperlink w:history="1" r:id="rIdd4relvh1g-mghv5l_ozxq">
               <w:r>
                 <w:rPr>
                   <w:rFonts w:ascii="Arial" w:cs="Arial" w:eastAsia="Arial" w:hAnsi="Arial"/>
@@ -34499,7 +34499,7 @@
               <w:spacing w:after="10" w:before="0"/>
               <w:ind w:left="120"/>
             </w:pPr>
-            <w:hyperlink w:history="1" r:id="rIdi4un5j3hr8amecfrxf7uy">
+            <w:hyperlink w:history="1" r:id="rIdfpvjhtkfy3vbfthjmbta9">
               <w:r>
                 <w:rPr>
                   <w:rFonts w:ascii="Arial" w:cs="Arial" w:eastAsia="Arial" w:hAnsi="Arial"/>
@@ -34694,7 +34694,7 @@
             <w:pPr>
               <w:spacing w:after="20" w:before="0"/>
             </w:pPr>
-            <w:hyperlink w:history="1" r:id="rIdrmn_cbeuqpwikozyia4ls">
+            <w:hyperlink w:history="1" r:id="rIdzn1xeu6g1kilapdbbamjh">
               <w:r>
                 <w:rPr>
                   <w:rFonts w:ascii="Arial" w:cs="Arial" w:eastAsia="Arial" w:hAnsi="Arial"/>
@@ -34727,7 +34727,7 @@
               <w:spacing w:after="10" w:before="0"/>
               <w:ind w:left="120"/>
             </w:pPr>
-            <w:hyperlink w:history="1" r:id="rIdw9xsrx4lvmt86_zzgocxp">
+            <w:hyperlink w:history="1" r:id="rId6qs4yw49758d2z3ld2mm9">
               <w:r>
                 <w:rPr>
                   <w:rFonts w:ascii="Arial" w:cs="Arial" w:eastAsia="Arial" w:hAnsi="Arial"/>
@@ -34772,7 +34772,7 @@
             <w:pPr>
               <w:spacing w:after="20" w:before="0"/>
             </w:pPr>
-            <w:hyperlink w:history="1" r:id="rId6nnnrmeove6mlpxr1f9mw">
+            <w:hyperlink w:history="1" r:id="rIdquq6d_vqh_7_bhzw6rqrx">
               <w:r>
                 <w:rPr>
                   <w:rFonts w:ascii="Arial" w:cs="Arial" w:eastAsia="Arial" w:hAnsi="Arial"/>
@@ -34805,7 +34805,7 @@
               <w:spacing w:after="10" w:before="0"/>
               <w:ind w:left="120"/>
             </w:pPr>
-            <w:hyperlink w:history="1" r:id="rIdymnrn655yifn40nrtuwu4">
+            <w:hyperlink w:history="1" r:id="rId3p7wb6b-6utg8lnoyat_v">
               <w:r>
                 <w:rPr>
                   <w:rFonts w:ascii="Arial" w:cs="Arial" w:eastAsia="Arial" w:hAnsi="Arial"/>
@@ -36292,7 +36292,7 @@
             <w:pPr>
               <w:spacing w:after="20" w:before="0"/>
             </w:pPr>
-            <w:hyperlink w:history="1" r:id="rId-laadyg_wysaeo60d-2a0">
+            <w:hyperlink w:history="1" r:id="rIduiz0sa-zt8g1jgphcru8d">
               <w:r>
                 <w:rPr>
                   <w:rFonts w:ascii="Arial" w:cs="Arial" w:eastAsia="Arial" w:hAnsi="Arial"/>
@@ -36325,7 +36325,7 @@
               <w:spacing w:after="10" w:before="0"/>
               <w:ind w:left="120"/>
             </w:pPr>
-            <w:hyperlink w:history="1" r:id="rIdsecodvu5hdk_wh8dzdm8m">
+            <w:hyperlink w:history="1" r:id="rIdczhin5ykmge2qefhojqwn">
               <w:r>
                 <w:rPr>
                   <w:rFonts w:ascii="Arial" w:cs="Arial" w:eastAsia="Arial" w:hAnsi="Arial"/>
@@ -36370,7 +36370,7 @@
             <w:pPr>
               <w:spacing w:after="20" w:before="0"/>
             </w:pPr>
-            <w:hyperlink w:history="1" r:id="rId7uor10qkqxbix1h_q_9ts">
+            <w:hyperlink w:history="1" r:id="rIddtuqvufdqhcr2-bqsqzzr">
               <w:r>
                 <w:rPr>
                   <w:rFonts w:ascii="Arial" w:cs="Arial" w:eastAsia="Arial" w:hAnsi="Arial"/>
@@ -36403,7 +36403,7 @@
               <w:spacing w:after="10" w:before="0"/>
               <w:ind w:left="120"/>
             </w:pPr>
-            <w:hyperlink w:history="1" r:id="rIdqccd8qfej_jufc0kyfjft">
+            <w:hyperlink w:history="1" r:id="rIdr9t50u0m3_t2gmf0oqp3i">
               <w:r>
                 <w:rPr>
                   <w:rFonts w:ascii="Arial" w:cs="Arial" w:eastAsia="Arial" w:hAnsi="Arial"/>
@@ -36598,7 +36598,7 @@
             <w:pPr>
               <w:spacing w:after="20" w:before="0"/>
             </w:pPr>
-            <w:hyperlink w:history="1" r:id="rId2i8mxpdo8d1je_znxqiit">
+            <w:hyperlink w:history="1" r:id="rIdoetbfa8em2cwahc0jl0to">
               <w:r>
                 <w:rPr>
                   <w:rFonts w:ascii="Arial" w:cs="Arial" w:eastAsia="Arial" w:hAnsi="Arial"/>
@@ -36631,7 +36631,7 @@
               <w:spacing w:after="10" w:before="0"/>
               <w:ind w:left="120"/>
             </w:pPr>
-            <w:hyperlink w:history="1" r:id="rIdbasfeb7qnyd7qsfhsdq0r">
+            <w:hyperlink w:history="1" r:id="rIdycno9tlcfjtin2qcjk6sw">
               <w:r>
                 <w:rPr>
                   <w:rFonts w:ascii="Arial" w:cs="Arial" w:eastAsia="Arial" w:hAnsi="Arial"/>
@@ -36676,7 +36676,7 @@
             <w:pPr>
               <w:spacing w:after="20" w:before="0"/>
             </w:pPr>
-            <w:hyperlink w:history="1" r:id="rIdfa-ht8rwxlg0-dsuvvzjk">
+            <w:hyperlink w:history="1" r:id="rIdrgvjhkgixc-u8itvypq3k">
               <w:r>
                 <w:rPr>
                   <w:rFonts w:ascii="Arial" w:cs="Arial" w:eastAsia="Arial" w:hAnsi="Arial"/>
@@ -36709,7 +36709,7 @@
               <w:spacing w:after="10" w:before="0"/>
               <w:ind w:left="120"/>
             </w:pPr>
-            <w:hyperlink w:history="1" r:id="rIdklqzqxqub5qmkleqsxwz-">
+            <w:hyperlink w:history="1" r:id="rIdmsasorpeoky_nvt56jvg8">
               <w:r>
                 <w:rPr>
                   <w:rFonts w:ascii="Arial" w:cs="Arial" w:eastAsia="Arial" w:hAnsi="Arial"/>
@@ -36904,7 +36904,7 @@
             <w:pPr>
               <w:spacing w:after="20" w:before="0"/>
             </w:pPr>
-            <w:hyperlink w:history="1" r:id="rId2vv_3konyh-zlroxcwd1r">
+            <w:hyperlink w:history="1" r:id="rIdmolf7yv5zc5yqaupn57nn">
               <w:r>
                 <w:rPr>
                   <w:rFonts w:ascii="Arial" w:cs="Arial" w:eastAsia="Arial" w:hAnsi="Arial"/>
@@ -36937,7 +36937,7 @@
               <w:spacing w:after="10" w:before="0"/>
               <w:ind w:left="120"/>
             </w:pPr>
-            <w:hyperlink w:history="1" r:id="rIdjggech7rh5wvpyq3w71po">
+            <w:hyperlink w:history="1" r:id="rIdvaxc5srobtqaxvbzff8jh">
               <w:r>
                 <w:rPr>
                   <w:rFonts w:ascii="Arial" w:cs="Arial" w:eastAsia="Arial" w:hAnsi="Arial"/>
@@ -36982,7 +36982,7 @@
             <w:pPr>
               <w:spacing w:after="20" w:before="0"/>
             </w:pPr>
-            <w:hyperlink w:history="1" r:id="rIdmzix-fwn4rflwy4huj8iq">
+            <w:hyperlink w:history="1" r:id="rIdn_z2pkooffrpjd_dfhhth">
               <w:r>
                 <w:rPr>
                   <w:rFonts w:ascii="Arial" w:cs="Arial" w:eastAsia="Arial" w:hAnsi="Arial"/>
@@ -37015,7 +37015,7 @@
               <w:spacing w:after="10" w:before="0"/>
               <w:ind w:left="120"/>
             </w:pPr>
-            <w:hyperlink w:history="1" r:id="rId3tgciojzszt23k3dh5zhf">
+            <w:hyperlink w:history="1" r:id="rIdqzolhcfe9pie7aeabzysk">
               <w:r>
                 <w:rPr>
                   <w:rFonts w:ascii="Arial" w:cs="Arial" w:eastAsia="Arial" w:hAnsi="Arial"/>
@@ -37210,7 +37210,7 @@
             <w:pPr>
               <w:spacing w:after="20" w:before="0"/>
             </w:pPr>
-            <w:hyperlink w:history="1" r:id="rIddjjb8g9rkyncjcdpfcr1g">
+            <w:hyperlink w:history="1" r:id="rId5ozu66j7ahqezwzkqny8f">
               <w:r>
                 <w:rPr>
                   <w:rFonts w:ascii="Arial" w:cs="Arial" w:eastAsia="Arial" w:hAnsi="Arial"/>
@@ -37243,7 +37243,7 @@
               <w:spacing w:after="10" w:before="0"/>
               <w:ind w:left="120"/>
             </w:pPr>
-            <w:hyperlink w:history="1" r:id="rIdxj5uauu8pwtdrvkrv-x40">
+            <w:hyperlink w:history="1" r:id="rIdmtdvnilbrlzfdyytc_m_r">
               <w:r>
                 <w:rPr>
                   <w:rFonts w:ascii="Arial" w:cs="Arial" w:eastAsia="Arial" w:hAnsi="Arial"/>
@@ -37288,7 +37288,7 @@
             <w:pPr>
               <w:spacing w:after="20" w:before="0"/>
             </w:pPr>
-            <w:hyperlink w:history="1" r:id="rId5qqe9d2en6kxwzvn6nu16">
+            <w:hyperlink w:history="1" r:id="rIdw8nh4k3b2iloj1arlcupi">
               <w:r>
                 <w:rPr>
                   <w:rFonts w:ascii="Arial" w:cs="Arial" w:eastAsia="Arial" w:hAnsi="Arial"/>
@@ -37321,7 +37321,7 @@
               <w:spacing w:after="10" w:before="0"/>
               <w:ind w:left="120"/>
             </w:pPr>
-            <w:hyperlink w:history="1" r:id="rId_carj4jvm307cf2eauvhx">
+            <w:hyperlink w:history="1" r:id="rIdtizxviqwywhdcrxvd4usz">
               <w:r>
                 <w:rPr>
                   <w:rFonts w:ascii="Arial" w:cs="Arial" w:eastAsia="Arial" w:hAnsi="Arial"/>
@@ -37516,7 +37516,7 @@
             <w:pPr>
               <w:spacing w:after="20" w:before="0"/>
             </w:pPr>
-            <w:hyperlink w:history="1" r:id="rIdhbtjbjhtmmhnm-tzfobfw">
+            <w:hyperlink w:history="1" r:id="rIdez83idddnaso7c-rnf_4j">
               <w:r>
                 <w:rPr>
                   <w:rFonts w:ascii="Arial" w:cs="Arial" w:eastAsia="Arial" w:hAnsi="Arial"/>
@@ -37549,7 +37549,7 @@
               <w:spacing w:after="10" w:before="0"/>
               <w:ind w:left="120"/>
             </w:pPr>
-            <w:hyperlink w:history="1" r:id="rIde78qbi0atn6la7shfzoll">
+            <w:hyperlink w:history="1" r:id="rIdyzxgnuapgu33yokzc08q_">
               <w:r>
                 <w:rPr>
                   <w:rFonts w:ascii="Arial" w:cs="Arial" w:eastAsia="Arial" w:hAnsi="Arial"/>
@@ -37594,7 +37594,7 @@
             <w:pPr>
               <w:spacing w:after="20" w:before="0"/>
             </w:pPr>
-            <w:hyperlink w:history="1" r:id="rId8h9oog02ntssebfneusgw">
+            <w:hyperlink w:history="1" r:id="rIdcbln1gand86240val8o5u">
               <w:r>
                 <w:rPr>
                   <w:rFonts w:ascii="Arial" w:cs="Arial" w:eastAsia="Arial" w:hAnsi="Arial"/>
@@ -37627,7 +37627,7 @@
               <w:spacing w:after="10" w:before="0"/>
               <w:ind w:left="120"/>
             </w:pPr>
-            <w:hyperlink w:history="1" r:id="rId_gazzpapkuen7z-d2xdjv">
+            <w:hyperlink w:history="1" r:id="rId_cikb7fkv9njjubrbuqqy">
               <w:r>
                 <w:rPr>
                   <w:rFonts w:ascii="Arial" w:cs="Arial" w:eastAsia="Arial" w:hAnsi="Arial"/>

--- a/data/outputs/v2/Biology/SS3.3_Animal_Gaseous_Exchange_and_Respiration/Biology_Animal_Gaseous_Exchange_and_Respiration_CBE_LessonSequence.docx
+++ b/data/outputs/v2/Biology/SS3.3_Animal_Gaseous_Exchange_and_Respiration/Biology_Animal_Gaseous_Exchange_and_Respiration_CBE_LessonSequence.docx
@@ -3571,7 +3571,7 @@
             <w:pPr>
               <w:spacing w:after="20" w:before="0"/>
             </w:pPr>
-            <w:hyperlink w:history="1" r:id="rIdpi6x4r-uwo1n0f0e95max">
+            <w:hyperlink w:history="1" r:id="rIdskhxkfvoy0kzgcx7701rj">
               <w:r>
                 <w:rPr>
                   <w:rFonts w:ascii="Arial" w:cs="Arial" w:eastAsia="Arial" w:hAnsi="Arial"/>
@@ -3604,7 +3604,7 @@
               <w:spacing w:after="10" w:before="0"/>
               <w:ind w:left="120"/>
             </w:pPr>
-            <w:hyperlink w:history="1" r:id="rIdgdae3e5ad-m8b8tduw87g">
+            <w:hyperlink w:history="1" r:id="rIdtmsnsfus43vi57vqyjmnq">
               <w:r>
                 <w:rPr>
                   <w:rFonts w:ascii="Arial" w:cs="Arial" w:eastAsia="Arial" w:hAnsi="Arial"/>
@@ -3649,7 +3649,7 @@
             <w:pPr>
               <w:spacing w:after="20" w:before="0"/>
             </w:pPr>
-            <w:hyperlink w:history="1" r:id="rIdpixee-4sgn5wa7ydijd0m">
+            <w:hyperlink w:history="1" r:id="rIdcu30wts_srseyxtumttjt">
               <w:r>
                 <w:rPr>
                   <w:rFonts w:ascii="Arial" w:cs="Arial" w:eastAsia="Arial" w:hAnsi="Arial"/>
@@ -3682,7 +3682,7 @@
               <w:spacing w:after="10" w:before="0"/>
               <w:ind w:left="120"/>
             </w:pPr>
-            <w:hyperlink w:history="1" r:id="rIdrdqobonvlyoueptffcig3">
+            <w:hyperlink w:history="1" r:id="rIdjoypavjfrypv1lt5ohe4l">
               <w:r>
                 <w:rPr>
                   <w:rFonts w:ascii="Arial" w:cs="Arial" w:eastAsia="Arial" w:hAnsi="Arial"/>
@@ -3877,7 +3877,7 @@
             <w:pPr>
               <w:spacing w:after="20" w:before="0"/>
             </w:pPr>
-            <w:hyperlink w:history="1" r:id="rId3iymmz-jdtahwmy5fxg1w">
+            <w:hyperlink w:history="1" r:id="rIdnzhrz3lbsygjtjkq3qbvq">
               <w:r>
                 <w:rPr>
                   <w:rFonts w:ascii="Arial" w:cs="Arial" w:eastAsia="Arial" w:hAnsi="Arial"/>
@@ -3910,7 +3910,7 @@
               <w:spacing w:after="10" w:before="0"/>
               <w:ind w:left="120"/>
             </w:pPr>
-            <w:hyperlink w:history="1" r:id="rIdbigo2flxjilpwaunnfkcn">
+            <w:hyperlink w:history="1" r:id="rIdlp299zzebym4e01zmfdw9">
               <w:r>
                 <w:rPr>
                   <w:rFonts w:ascii="Arial" w:cs="Arial" w:eastAsia="Arial" w:hAnsi="Arial"/>
@@ -3955,7 +3955,7 @@
             <w:pPr>
               <w:spacing w:after="20" w:before="0"/>
             </w:pPr>
-            <w:hyperlink w:history="1" r:id="rIdq2cpfmq3vu7e3a7fq1vcn">
+            <w:hyperlink w:history="1" r:id="rIdvr0qp7vrbcd5lh8zv2zxc">
               <w:r>
                 <w:rPr>
                   <w:rFonts w:ascii="Arial" w:cs="Arial" w:eastAsia="Arial" w:hAnsi="Arial"/>
@@ -3988,7 +3988,7 @@
               <w:spacing w:after="10" w:before="0"/>
               <w:ind w:left="120"/>
             </w:pPr>
-            <w:hyperlink w:history="1" r:id="rId4o9p3gag0mrcolheyahqq">
+            <w:hyperlink w:history="1" r:id="rIdg9zc3pizhm8h4semhsx5k">
               <w:r>
                 <w:rPr>
                   <w:rFonts w:ascii="Arial" w:cs="Arial" w:eastAsia="Arial" w:hAnsi="Arial"/>
@@ -4183,7 +4183,7 @@
             <w:pPr>
               <w:spacing w:after="20" w:before="0"/>
             </w:pPr>
-            <w:hyperlink w:history="1" r:id="rIdm6qkcet6kw0jgqecxvhjv">
+            <w:hyperlink w:history="1" r:id="rIdrmag-igs9fhb8j2dzfowp">
               <w:r>
                 <w:rPr>
                   <w:rFonts w:ascii="Arial" w:cs="Arial" w:eastAsia="Arial" w:hAnsi="Arial"/>
@@ -4216,7 +4216,7 @@
               <w:spacing w:after="10" w:before="0"/>
               <w:ind w:left="120"/>
             </w:pPr>
-            <w:hyperlink w:history="1" r:id="rId3rkumrk-6wsgbrxjdud_l">
+            <w:hyperlink w:history="1" r:id="rIdrce-pjz-jb-walbjbmiuy">
               <w:r>
                 <w:rPr>
                   <w:rFonts w:ascii="Arial" w:cs="Arial" w:eastAsia="Arial" w:hAnsi="Arial"/>
@@ -4261,7 +4261,7 @@
             <w:pPr>
               <w:spacing w:after="20" w:before="0"/>
             </w:pPr>
-            <w:hyperlink w:history="1" r:id="rId2jr72p3pkwqko6c3dkm14">
+            <w:hyperlink w:history="1" r:id="rIdzmafwu-ng3tsjmtngtcc4">
               <w:r>
                 <w:rPr>
                   <w:rFonts w:ascii="Arial" w:cs="Arial" w:eastAsia="Arial" w:hAnsi="Arial"/>
@@ -4294,7 +4294,7 @@
               <w:spacing w:after="10" w:before="0"/>
               <w:ind w:left="120"/>
             </w:pPr>
-            <w:hyperlink w:history="1" r:id="rIdbfildapmdxuodnysfu07e">
+            <w:hyperlink w:history="1" r:id="rIdaleycv2souicyqsgsvh6n">
               <w:r>
                 <w:rPr>
                   <w:rFonts w:ascii="Arial" w:cs="Arial" w:eastAsia="Arial" w:hAnsi="Arial"/>
@@ -4489,7 +4489,7 @@
             <w:pPr>
               <w:spacing w:after="20" w:before="0"/>
             </w:pPr>
-            <w:hyperlink w:history="1" r:id="rIdhnwuzhmmb7jemfu17jfvw">
+            <w:hyperlink w:history="1" r:id="rId3oozx89eqftelcsjqpqpr">
               <w:r>
                 <w:rPr>
                   <w:rFonts w:ascii="Arial" w:cs="Arial" w:eastAsia="Arial" w:hAnsi="Arial"/>
@@ -4522,7 +4522,7 @@
               <w:spacing w:after="10" w:before="0"/>
               <w:ind w:left="120"/>
             </w:pPr>
-            <w:hyperlink w:history="1" r:id="rIdtlj4umwzaw1t-slz0ihw7">
+            <w:hyperlink w:history="1" r:id="rIddbotezggw38rofkabamk4">
               <w:r>
                 <w:rPr>
                   <w:rFonts w:ascii="Arial" w:cs="Arial" w:eastAsia="Arial" w:hAnsi="Arial"/>
@@ -4567,7 +4567,7 @@
             <w:pPr>
               <w:spacing w:after="20" w:before="0"/>
             </w:pPr>
-            <w:hyperlink w:history="1" r:id="rId2aufzkv66mgbjqnzep9s3">
+            <w:hyperlink w:history="1" r:id="rId1pf_z4g805l-lxxnw5qt1">
               <w:r>
                 <w:rPr>
                   <w:rFonts w:ascii="Arial" w:cs="Arial" w:eastAsia="Arial" w:hAnsi="Arial"/>
@@ -4600,7 +4600,7 @@
               <w:spacing w:after="10" w:before="0"/>
               <w:ind w:left="120"/>
             </w:pPr>
-            <w:hyperlink w:history="1" r:id="rIdzb3bui2v1allf30jvbpxr">
+            <w:hyperlink w:history="1" r:id="rId6iivplprbm_m-y1odzadz">
               <w:r>
                 <w:rPr>
                   <w:rFonts w:ascii="Arial" w:cs="Arial" w:eastAsia="Arial" w:hAnsi="Arial"/>
@@ -4795,7 +4795,7 @@
             <w:pPr>
               <w:spacing w:after="20" w:before="0"/>
             </w:pPr>
-            <w:hyperlink w:history="1" r:id="rIdz7wyjcuiqzeweyube_pix">
+            <w:hyperlink w:history="1" r:id="rIdvmt6cfixs-dmtqljz6goi">
               <w:r>
                 <w:rPr>
                   <w:rFonts w:ascii="Arial" w:cs="Arial" w:eastAsia="Arial" w:hAnsi="Arial"/>
@@ -4828,7 +4828,7 @@
               <w:spacing w:after="10" w:before="0"/>
               <w:ind w:left="120"/>
             </w:pPr>
-            <w:hyperlink w:history="1" r:id="rIdw6s6mjne4fs-c9rm9axs-">
+            <w:hyperlink w:history="1" r:id="rId4ej4sxqdgyelaorvpj1gl">
               <w:r>
                 <w:rPr>
                   <w:rFonts w:ascii="Arial" w:cs="Arial" w:eastAsia="Arial" w:hAnsi="Arial"/>
@@ -4873,7 +4873,7 @@
             <w:pPr>
               <w:spacing w:after="20" w:before="0"/>
             </w:pPr>
-            <w:hyperlink w:history="1" r:id="rIdiyjaryjyo9jubb88kixyv">
+            <w:hyperlink w:history="1" r:id="rId3avp7hbpbhasekd-fzyqj">
               <w:r>
                 <w:rPr>
                   <w:rFonts w:ascii="Arial" w:cs="Arial" w:eastAsia="Arial" w:hAnsi="Arial"/>
@@ -4906,7 +4906,7 @@
               <w:spacing w:after="10" w:before="0"/>
               <w:ind w:left="120"/>
             </w:pPr>
-            <w:hyperlink w:history="1" r:id="rIdlujspr_gtzswtevsjc9fm">
+            <w:hyperlink w:history="1" r:id="rId-bua_z1udgy9gkafc-wwb">
               <w:r>
                 <w:rPr>
                   <w:rFonts w:ascii="Arial" w:cs="Arial" w:eastAsia="Arial" w:hAnsi="Arial"/>
@@ -6393,7 +6393,7 @@
             <w:pPr>
               <w:spacing w:after="20" w:before="0"/>
             </w:pPr>
-            <w:hyperlink w:history="1" r:id="rIdb3vit2dsayx3t8fngpbyx">
+            <w:hyperlink w:history="1" r:id="rId16le_nys0qz1e08tdk1cc">
               <w:r>
                 <w:rPr>
                   <w:rFonts w:ascii="Arial" w:cs="Arial" w:eastAsia="Arial" w:hAnsi="Arial"/>
@@ -6426,7 +6426,7 @@
               <w:spacing w:after="10" w:before="0"/>
               <w:ind w:left="120"/>
             </w:pPr>
-            <w:hyperlink w:history="1" r:id="rIdnlhcvayw9nmz9tqu45wqy">
+            <w:hyperlink w:history="1" r:id="rIdiudq-hrhayqnk1pngfbom">
               <w:r>
                 <w:rPr>
                   <w:rFonts w:ascii="Arial" w:cs="Arial" w:eastAsia="Arial" w:hAnsi="Arial"/>
@@ -6471,7 +6471,7 @@
             <w:pPr>
               <w:spacing w:after="20" w:before="0"/>
             </w:pPr>
-            <w:hyperlink w:history="1" r:id="rId3rmpjuamdvr0gwrcsu6ei">
+            <w:hyperlink w:history="1" r:id="rIdp2-iofdvakmm6i5_jue0n">
               <w:r>
                 <w:rPr>
                   <w:rFonts w:ascii="Arial" w:cs="Arial" w:eastAsia="Arial" w:hAnsi="Arial"/>
@@ -6504,7 +6504,7 @@
               <w:spacing w:after="10" w:before="0"/>
               <w:ind w:left="120"/>
             </w:pPr>
-            <w:hyperlink w:history="1" r:id="rIdk05ovxaunx1rqctlyuvni">
+            <w:hyperlink w:history="1" r:id="rIdrljsnzeoufq6yldinmcna">
               <w:r>
                 <w:rPr>
                   <w:rFonts w:ascii="Arial" w:cs="Arial" w:eastAsia="Arial" w:hAnsi="Arial"/>
@@ -6699,7 +6699,7 @@
             <w:pPr>
               <w:spacing w:after="20" w:before="0"/>
             </w:pPr>
-            <w:hyperlink w:history="1" r:id="rIdaqkdzvgmkvdb9wgcjxkng">
+            <w:hyperlink w:history="1" r:id="rIdpf_xyc3sojwtugixqr0we">
               <w:r>
                 <w:rPr>
                   <w:rFonts w:ascii="Arial" w:cs="Arial" w:eastAsia="Arial" w:hAnsi="Arial"/>
@@ -6732,7 +6732,7 @@
               <w:spacing w:after="10" w:before="0"/>
               <w:ind w:left="120"/>
             </w:pPr>
-            <w:hyperlink w:history="1" r:id="rIdfo64pmkspisxjyrf40qzt">
+            <w:hyperlink w:history="1" r:id="rIduwjq4i4av2p6eovyqqcwe">
               <w:r>
                 <w:rPr>
                   <w:rFonts w:ascii="Arial" w:cs="Arial" w:eastAsia="Arial" w:hAnsi="Arial"/>
@@ -6777,7 +6777,7 @@
             <w:pPr>
               <w:spacing w:after="20" w:before="0"/>
             </w:pPr>
-            <w:hyperlink w:history="1" r:id="rIdmk34ewm2yhtpxkqszpd_o">
+            <w:hyperlink w:history="1" r:id="rIdlptazc6wlt48tbwjkdnhp">
               <w:r>
                 <w:rPr>
                   <w:rFonts w:ascii="Arial" w:cs="Arial" w:eastAsia="Arial" w:hAnsi="Arial"/>
@@ -6810,7 +6810,7 @@
               <w:spacing w:after="10" w:before="0"/>
               <w:ind w:left="120"/>
             </w:pPr>
-            <w:hyperlink w:history="1" r:id="rId0--yzlerj66h69eawyjqa">
+            <w:hyperlink w:history="1" r:id="rIdmff3sl3vpizwkadxukaex">
               <w:r>
                 <w:rPr>
                   <w:rFonts w:ascii="Arial" w:cs="Arial" w:eastAsia="Arial" w:hAnsi="Arial"/>
@@ -7005,7 +7005,7 @@
             <w:pPr>
               <w:spacing w:after="20" w:before="0"/>
             </w:pPr>
-            <w:hyperlink w:history="1" r:id="rIdfxdb_e7wixgjakhoiiszg">
+            <w:hyperlink w:history="1" r:id="rIdf4atsy9nhjiiauttdhlib">
               <w:r>
                 <w:rPr>
                   <w:rFonts w:ascii="Arial" w:cs="Arial" w:eastAsia="Arial" w:hAnsi="Arial"/>
@@ -7038,7 +7038,7 @@
               <w:spacing w:after="10" w:before="0"/>
               <w:ind w:left="120"/>
             </w:pPr>
-            <w:hyperlink w:history="1" r:id="rIddpl24ospgk0cafwxklxza">
+            <w:hyperlink w:history="1" r:id="rIdaiivgv7ss3tlrqufrc04x">
               <w:r>
                 <w:rPr>
                   <w:rFonts w:ascii="Arial" w:cs="Arial" w:eastAsia="Arial" w:hAnsi="Arial"/>
@@ -7083,7 +7083,7 @@
             <w:pPr>
               <w:spacing w:after="20" w:before="0"/>
             </w:pPr>
-            <w:hyperlink w:history="1" r:id="rId2dr47luwpviuiiw2amf7k">
+            <w:hyperlink w:history="1" r:id="rIdkyjhuvjcjjnnr60uydpu5">
               <w:r>
                 <w:rPr>
                   <w:rFonts w:ascii="Arial" w:cs="Arial" w:eastAsia="Arial" w:hAnsi="Arial"/>
@@ -7116,7 +7116,7 @@
               <w:spacing w:after="10" w:before="0"/>
               <w:ind w:left="120"/>
             </w:pPr>
-            <w:hyperlink w:history="1" r:id="rIdggdi7wopdocxga7jtth6v">
+            <w:hyperlink w:history="1" r:id="rIdhwrn_fud0rtw6_uwk7zqf">
               <w:r>
                 <w:rPr>
                   <w:rFonts w:ascii="Arial" w:cs="Arial" w:eastAsia="Arial" w:hAnsi="Arial"/>
@@ -7311,7 +7311,7 @@
             <w:pPr>
               <w:spacing w:after="20" w:before="0"/>
             </w:pPr>
-            <w:hyperlink w:history="1" r:id="rIdlhi9mqezaumopnmiizwfq">
+            <w:hyperlink w:history="1" r:id="rIdbtbgyv-vxnqq-hlblh-q7">
               <w:r>
                 <w:rPr>
                   <w:rFonts w:ascii="Arial" w:cs="Arial" w:eastAsia="Arial" w:hAnsi="Arial"/>
@@ -7344,7 +7344,7 @@
               <w:spacing w:after="10" w:before="0"/>
               <w:ind w:left="120"/>
             </w:pPr>
-            <w:hyperlink w:history="1" r:id="rIdxyerl66nncnoi6qriccur">
+            <w:hyperlink w:history="1" r:id="rIdotqiejvey-p840nnqpn2w">
               <w:r>
                 <w:rPr>
                   <w:rFonts w:ascii="Arial" w:cs="Arial" w:eastAsia="Arial" w:hAnsi="Arial"/>
@@ -7389,7 +7389,7 @@
             <w:pPr>
               <w:spacing w:after="20" w:before="0"/>
             </w:pPr>
-            <w:hyperlink w:history="1" r:id="rIdyzxif05zew8yozosygw3d">
+            <w:hyperlink w:history="1" r:id="rIdxamrjld8swmyhz6eiceyk">
               <w:r>
                 <w:rPr>
                   <w:rFonts w:ascii="Arial" w:cs="Arial" w:eastAsia="Arial" w:hAnsi="Arial"/>
@@ -7422,7 +7422,7 @@
               <w:spacing w:after="10" w:before="0"/>
               <w:ind w:left="120"/>
             </w:pPr>
-            <w:hyperlink w:history="1" r:id="rIdwe97unqzab-9ojhjrq0my">
+            <w:hyperlink w:history="1" r:id="rIduwfipyrl-o5v3c9jbbzhh">
               <w:r>
                 <w:rPr>
                   <w:rFonts w:ascii="Arial" w:cs="Arial" w:eastAsia="Arial" w:hAnsi="Arial"/>
@@ -7617,7 +7617,7 @@
             <w:pPr>
               <w:spacing w:after="20" w:before="0"/>
             </w:pPr>
-            <w:hyperlink w:history="1" r:id="rIddifgaobbgxfnp6jems7bo">
+            <w:hyperlink w:history="1" r:id="rIdqxk0lpfmbbsoqf9s7ueus">
               <w:r>
                 <w:rPr>
                   <w:rFonts w:ascii="Arial" w:cs="Arial" w:eastAsia="Arial" w:hAnsi="Arial"/>
@@ -7650,7 +7650,7 @@
               <w:spacing w:after="10" w:before="0"/>
               <w:ind w:left="120"/>
             </w:pPr>
-            <w:hyperlink w:history="1" r:id="rIdmkabf96-ako2m9325w1jp">
+            <w:hyperlink w:history="1" r:id="rIdfnzkl1ydco34m-xtp_edb">
               <w:r>
                 <w:rPr>
                   <w:rFonts w:ascii="Arial" w:cs="Arial" w:eastAsia="Arial" w:hAnsi="Arial"/>
@@ -7695,7 +7695,7 @@
             <w:pPr>
               <w:spacing w:after="20" w:before="0"/>
             </w:pPr>
-            <w:hyperlink w:history="1" r:id="rIdrf7qjh3kikqqscihg8f-h">
+            <w:hyperlink w:history="1" r:id="rIdqft7fema6gbuxawm6qtyo">
               <w:r>
                 <w:rPr>
                   <w:rFonts w:ascii="Arial" w:cs="Arial" w:eastAsia="Arial" w:hAnsi="Arial"/>
@@ -7728,7 +7728,7 @@
               <w:spacing w:after="10" w:before="0"/>
               <w:ind w:left="120"/>
             </w:pPr>
-            <w:hyperlink w:history="1" r:id="rIdixkcvgrbici41wsgj10dz">
+            <w:hyperlink w:history="1" r:id="rId_fzqqxp_ftaxdvweqabia">
               <w:r>
                 <w:rPr>
                   <w:rFonts w:ascii="Arial" w:cs="Arial" w:eastAsia="Arial" w:hAnsi="Arial"/>
@@ -9215,7 +9215,7 @@
             <w:pPr>
               <w:spacing w:after="20" w:before="0"/>
             </w:pPr>
-            <w:hyperlink w:history="1" r:id="rIdwu_7ncljvm9eiei3dvlgo">
+            <w:hyperlink w:history="1" r:id="rIdcmandp-w6nbg75m_x1jad">
               <w:r>
                 <w:rPr>
                   <w:rFonts w:ascii="Arial" w:cs="Arial" w:eastAsia="Arial" w:hAnsi="Arial"/>
@@ -9248,7 +9248,7 @@
               <w:spacing w:after="10" w:before="0"/>
               <w:ind w:left="120"/>
             </w:pPr>
-            <w:hyperlink w:history="1" r:id="rIdvdyc81awdln0cb_swtums">
+            <w:hyperlink w:history="1" r:id="rIdgvdohg4ohrmhgq0bfzecm">
               <w:r>
                 <w:rPr>
                   <w:rFonts w:ascii="Arial" w:cs="Arial" w:eastAsia="Arial" w:hAnsi="Arial"/>
@@ -9293,7 +9293,7 @@
             <w:pPr>
               <w:spacing w:after="20" w:before="0"/>
             </w:pPr>
-            <w:hyperlink w:history="1" r:id="rIdyqxsj36m4u4qx6tdo6pcz">
+            <w:hyperlink w:history="1" r:id="rIdnh5l01qorl0z4p9qshyfh">
               <w:r>
                 <w:rPr>
                   <w:rFonts w:ascii="Arial" w:cs="Arial" w:eastAsia="Arial" w:hAnsi="Arial"/>
@@ -9326,7 +9326,7 @@
               <w:spacing w:after="10" w:before="0"/>
               <w:ind w:left="120"/>
             </w:pPr>
-            <w:hyperlink w:history="1" r:id="rIdtkstnj4molfwrp1aup7w2">
+            <w:hyperlink w:history="1" r:id="rIdmtmbujk7_fbspcunpo0zq">
               <w:r>
                 <w:rPr>
                   <w:rFonts w:ascii="Arial" w:cs="Arial" w:eastAsia="Arial" w:hAnsi="Arial"/>
@@ -9521,7 +9521,7 @@
             <w:pPr>
               <w:spacing w:after="20" w:before="0"/>
             </w:pPr>
-            <w:hyperlink w:history="1" r:id="rId9q509shez4yqtrgzctla8">
+            <w:hyperlink w:history="1" r:id="rId2baoatla-ugwbhnphi1vf">
               <w:r>
                 <w:rPr>
                   <w:rFonts w:ascii="Arial" w:cs="Arial" w:eastAsia="Arial" w:hAnsi="Arial"/>
@@ -9554,7 +9554,7 @@
               <w:spacing w:after="10" w:before="0"/>
               <w:ind w:left="120"/>
             </w:pPr>
-            <w:hyperlink w:history="1" r:id="rIdssifzo5rvwye2zx8wheap">
+            <w:hyperlink w:history="1" r:id="rIdwmmx_3t4l8suotsuetjnh">
               <w:r>
                 <w:rPr>
                   <w:rFonts w:ascii="Arial" w:cs="Arial" w:eastAsia="Arial" w:hAnsi="Arial"/>
@@ -9599,7 +9599,7 @@
             <w:pPr>
               <w:spacing w:after="20" w:before="0"/>
             </w:pPr>
-            <w:hyperlink w:history="1" r:id="rIdrbrcjn4kmar9ekf0w3lsi">
+            <w:hyperlink w:history="1" r:id="rIdf8uxzfi8_nu7wvfhcfg5l">
               <w:r>
                 <w:rPr>
                   <w:rFonts w:ascii="Arial" w:cs="Arial" w:eastAsia="Arial" w:hAnsi="Arial"/>
@@ -9632,7 +9632,7 @@
               <w:spacing w:after="10" w:before="0"/>
               <w:ind w:left="120"/>
             </w:pPr>
-            <w:hyperlink w:history="1" r:id="rIdnzlflavh9ya10a26yp3xh">
+            <w:hyperlink w:history="1" r:id="rIdqdjjvunqzchoft5y7ixvq">
               <w:r>
                 <w:rPr>
                   <w:rFonts w:ascii="Arial" w:cs="Arial" w:eastAsia="Arial" w:hAnsi="Arial"/>
@@ -9827,7 +9827,7 @@
             <w:pPr>
               <w:spacing w:after="20" w:before="0"/>
             </w:pPr>
-            <w:hyperlink w:history="1" r:id="rIdf_id1jo51v-hm7oyjqsz9">
+            <w:hyperlink w:history="1" r:id="rId-7kyyy-mum6dovm5obrak">
               <w:r>
                 <w:rPr>
                   <w:rFonts w:ascii="Arial" w:cs="Arial" w:eastAsia="Arial" w:hAnsi="Arial"/>
@@ -9860,7 +9860,7 @@
               <w:spacing w:after="10" w:before="0"/>
               <w:ind w:left="120"/>
             </w:pPr>
-            <w:hyperlink w:history="1" r:id="rId1igkvpzmz39noiq0oruzp">
+            <w:hyperlink w:history="1" r:id="rIdswz41si1r2eyokmj69ec2">
               <w:r>
                 <w:rPr>
                   <w:rFonts w:ascii="Arial" w:cs="Arial" w:eastAsia="Arial" w:hAnsi="Arial"/>
@@ -9905,7 +9905,7 @@
             <w:pPr>
               <w:spacing w:after="20" w:before="0"/>
             </w:pPr>
-            <w:hyperlink w:history="1" r:id="rId8ocla86affawzaxqk1q4n">
+            <w:hyperlink w:history="1" r:id="rIdf02qnzo1wrfkd2ccf9uqh">
               <w:r>
                 <w:rPr>
                   <w:rFonts w:ascii="Arial" w:cs="Arial" w:eastAsia="Arial" w:hAnsi="Arial"/>
@@ -9938,7 +9938,7 @@
               <w:spacing w:after="10" w:before="0"/>
               <w:ind w:left="120"/>
             </w:pPr>
-            <w:hyperlink w:history="1" r:id="rIdalx9aodfidgfo4mzlgqxj">
+            <w:hyperlink w:history="1" r:id="rIdbbdpdbbo0dzj7zh5_dg4j">
               <w:r>
                 <w:rPr>
                   <w:rFonts w:ascii="Arial" w:cs="Arial" w:eastAsia="Arial" w:hAnsi="Arial"/>
@@ -10133,7 +10133,7 @@
             <w:pPr>
               <w:spacing w:after="20" w:before="0"/>
             </w:pPr>
-            <w:hyperlink w:history="1" r:id="rId63d9h35jxkovjoaccuzp9">
+            <w:hyperlink w:history="1" r:id="rIdhgkrtzqct0ydus5k4xi2r">
               <w:r>
                 <w:rPr>
                   <w:rFonts w:ascii="Arial" w:cs="Arial" w:eastAsia="Arial" w:hAnsi="Arial"/>
@@ -10166,7 +10166,7 @@
               <w:spacing w:after="10" w:before="0"/>
               <w:ind w:left="120"/>
             </w:pPr>
-            <w:hyperlink w:history="1" r:id="rIdfl-75riheg9ctw4xvh_sa">
+            <w:hyperlink w:history="1" r:id="rIdykzqsrplwywyxqck8mewa">
               <w:r>
                 <w:rPr>
                   <w:rFonts w:ascii="Arial" w:cs="Arial" w:eastAsia="Arial" w:hAnsi="Arial"/>
@@ -10211,7 +10211,7 @@
             <w:pPr>
               <w:spacing w:after="20" w:before="0"/>
             </w:pPr>
-            <w:hyperlink w:history="1" r:id="rIdaxxbohcd2s8dxg5j8n6fj">
+            <w:hyperlink w:history="1" r:id="rIduani8vmkta_df4zy7o7zz">
               <w:r>
                 <w:rPr>
                   <w:rFonts w:ascii="Arial" w:cs="Arial" w:eastAsia="Arial" w:hAnsi="Arial"/>
@@ -10244,7 +10244,7 @@
               <w:spacing w:after="10" w:before="0"/>
               <w:ind w:left="120"/>
             </w:pPr>
-            <w:hyperlink w:history="1" r:id="rIda8jqqzw_ettqk-0iufrjv">
+            <w:hyperlink w:history="1" r:id="rIdyg9xqh3zjjgtk4w2uc6sd">
               <w:r>
                 <w:rPr>
                   <w:rFonts w:ascii="Arial" w:cs="Arial" w:eastAsia="Arial" w:hAnsi="Arial"/>
@@ -10439,7 +10439,7 @@
             <w:pPr>
               <w:spacing w:after="20" w:before="0"/>
             </w:pPr>
-            <w:hyperlink w:history="1" r:id="rId6a66afdikswpumlojsucs">
+            <w:hyperlink w:history="1" r:id="rIdabj81ss0ewis4iueg7tjw">
               <w:r>
                 <w:rPr>
                   <w:rFonts w:ascii="Arial" w:cs="Arial" w:eastAsia="Arial" w:hAnsi="Arial"/>
@@ -10472,7 +10472,7 @@
               <w:spacing w:after="10" w:before="0"/>
               <w:ind w:left="120"/>
             </w:pPr>
-            <w:hyperlink w:history="1" r:id="rId4a5d0qun8ro5s-8krddoy">
+            <w:hyperlink w:history="1" r:id="rIdpnmekzecz8yoyvitbhir7">
               <w:r>
                 <w:rPr>
                   <w:rFonts w:ascii="Arial" w:cs="Arial" w:eastAsia="Arial" w:hAnsi="Arial"/>
@@ -10517,7 +10517,7 @@
             <w:pPr>
               <w:spacing w:after="20" w:before="0"/>
             </w:pPr>
-            <w:hyperlink w:history="1" r:id="rIdpo3mfnxhgzz_xynpbzrys">
+            <w:hyperlink w:history="1" r:id="rIdj0e282o9e_vq4nmszitv8">
               <w:r>
                 <w:rPr>
                   <w:rFonts w:ascii="Arial" w:cs="Arial" w:eastAsia="Arial" w:hAnsi="Arial"/>
@@ -10550,7 +10550,7 @@
               <w:spacing w:after="10" w:before="0"/>
               <w:ind w:left="120"/>
             </w:pPr>
-            <w:hyperlink w:history="1" r:id="rIdgy4wfqc4xzkg-t57ll8ur">
+            <w:hyperlink w:history="1" r:id="rIdvvho-t-daxj_xf2cxlnlv">
               <w:r>
                 <w:rPr>
                   <w:rFonts w:ascii="Arial" w:cs="Arial" w:eastAsia="Arial" w:hAnsi="Arial"/>
@@ -12265,7 +12265,7 @@
             <w:pPr>
               <w:spacing w:after="20" w:before="0"/>
             </w:pPr>
-            <w:hyperlink w:history="1" r:id="rId2qlyvyew9_j-g3-behzpr">
+            <w:hyperlink w:history="1" r:id="rId7u2gvghiyupekvv-gtkqp">
               <w:r>
                 <w:rPr>
                   <w:rFonts w:ascii="Arial" w:cs="Arial" w:eastAsia="Arial" w:hAnsi="Arial"/>
@@ -12298,7 +12298,7 @@
               <w:spacing w:after="10" w:before="0"/>
               <w:ind w:left="120"/>
             </w:pPr>
-            <w:hyperlink w:history="1" r:id="rIdebdac8uapzbxtbg7qt0zv">
+            <w:hyperlink w:history="1" r:id="rId0uffqsqfgli0bngd4urgj">
               <w:r>
                 <w:rPr>
                   <w:rFonts w:ascii="Arial" w:cs="Arial" w:eastAsia="Arial" w:hAnsi="Arial"/>
@@ -12343,7 +12343,7 @@
             <w:pPr>
               <w:spacing w:after="20" w:before="0"/>
             </w:pPr>
-            <w:hyperlink w:history="1" r:id="rIdfcrly62lj_nkebqbfqujo">
+            <w:hyperlink w:history="1" r:id="rId6c9a2iydcmz2-w_wyml-d">
               <w:r>
                 <w:rPr>
                   <w:rFonts w:ascii="Arial" w:cs="Arial" w:eastAsia="Arial" w:hAnsi="Arial"/>
@@ -12376,7 +12376,7 @@
               <w:spacing w:after="10" w:before="0"/>
               <w:ind w:left="120"/>
             </w:pPr>
-            <w:hyperlink w:history="1" r:id="rIdnw61ps3lzdeu6zydvyy8k">
+            <w:hyperlink w:history="1" r:id="rId14zzp3p7kux51u1ibsynh">
               <w:r>
                 <w:rPr>
                   <w:rFonts w:ascii="Arial" w:cs="Arial" w:eastAsia="Arial" w:hAnsi="Arial"/>
@@ -12571,7 +12571,7 @@
             <w:pPr>
               <w:spacing w:after="20" w:before="0"/>
             </w:pPr>
-            <w:hyperlink w:history="1" r:id="rId7t6o7iazj0m3ebjtwjf_x">
+            <w:hyperlink w:history="1" r:id="rId_8k5wspvgnt4-11c9igcv">
               <w:r>
                 <w:rPr>
                   <w:rFonts w:ascii="Arial" w:cs="Arial" w:eastAsia="Arial" w:hAnsi="Arial"/>
@@ -12604,7 +12604,7 @@
               <w:spacing w:after="10" w:before="0"/>
               <w:ind w:left="120"/>
             </w:pPr>
-            <w:hyperlink w:history="1" r:id="rId7vwgy0qke0fzrfg9lyg8k">
+            <w:hyperlink w:history="1" r:id="rId9tztnkdwaeeljhkt2bimy">
               <w:r>
                 <w:rPr>
                   <w:rFonts w:ascii="Arial" w:cs="Arial" w:eastAsia="Arial" w:hAnsi="Arial"/>
@@ -12649,7 +12649,7 @@
             <w:pPr>
               <w:spacing w:after="20" w:before="0"/>
             </w:pPr>
-            <w:hyperlink w:history="1" r:id="rId4rpcebulrjxajksuvzysr">
+            <w:hyperlink w:history="1" r:id="rId_affvtbp34pgzrl6hjupd">
               <w:r>
                 <w:rPr>
                   <w:rFonts w:ascii="Arial" w:cs="Arial" w:eastAsia="Arial" w:hAnsi="Arial"/>
@@ -12682,7 +12682,7 @@
               <w:spacing w:after="10" w:before="0"/>
               <w:ind w:left="120"/>
             </w:pPr>
-            <w:hyperlink w:history="1" r:id="rIdpwpt8hzseuvnru0l3d8xg">
+            <w:hyperlink w:history="1" r:id="rIdskhb78wob-ygxmzzsxizq">
               <w:r>
                 <w:rPr>
                   <w:rFonts w:ascii="Arial" w:cs="Arial" w:eastAsia="Arial" w:hAnsi="Arial"/>
@@ -12877,7 +12877,7 @@
             <w:pPr>
               <w:spacing w:after="20" w:before="0"/>
             </w:pPr>
-            <w:hyperlink w:history="1" r:id="rIdw5bsxmgjbgcw6qoqp_roa">
+            <w:hyperlink w:history="1" r:id="rIdh0duri04lfu0ewd8sfz31">
               <w:r>
                 <w:rPr>
                   <w:rFonts w:ascii="Arial" w:cs="Arial" w:eastAsia="Arial" w:hAnsi="Arial"/>
@@ -12910,7 +12910,7 @@
               <w:spacing w:after="10" w:before="0"/>
               <w:ind w:left="120"/>
             </w:pPr>
-            <w:hyperlink w:history="1" r:id="rIdvzpjrqha5sjxgn1umdvnn">
+            <w:hyperlink w:history="1" r:id="rIdvjgukwrpezi0gop-td4ge">
               <w:r>
                 <w:rPr>
                   <w:rFonts w:ascii="Arial" w:cs="Arial" w:eastAsia="Arial" w:hAnsi="Arial"/>
@@ -12955,7 +12955,7 @@
             <w:pPr>
               <w:spacing w:after="20" w:before="0"/>
             </w:pPr>
-            <w:hyperlink w:history="1" r:id="rId3z-nquxusf3jirtora9k-">
+            <w:hyperlink w:history="1" r:id="rIdxzprg-m3pauneqf89knj0">
               <w:r>
                 <w:rPr>
                   <w:rFonts w:ascii="Arial" w:cs="Arial" w:eastAsia="Arial" w:hAnsi="Arial"/>
@@ -12988,7 +12988,7 @@
               <w:spacing w:after="10" w:before="0"/>
               <w:ind w:left="120"/>
             </w:pPr>
-            <w:hyperlink w:history="1" r:id="rIdrtftu0wufpk2bs-_pznq8">
+            <w:hyperlink w:history="1" r:id="rIdt4ihz8val7aahq5zrqimv">
               <w:r>
                 <w:rPr>
                   <w:rFonts w:ascii="Arial" w:cs="Arial" w:eastAsia="Arial" w:hAnsi="Arial"/>
@@ -13183,7 +13183,7 @@
             <w:pPr>
               <w:spacing w:after="20" w:before="0"/>
             </w:pPr>
-            <w:hyperlink w:history="1" r:id="rIdc_jzk_admmlkyoorl04zy">
+            <w:hyperlink w:history="1" r:id="rIdbv3visv0aagtp39mxyghy">
               <w:r>
                 <w:rPr>
                   <w:rFonts w:ascii="Arial" w:cs="Arial" w:eastAsia="Arial" w:hAnsi="Arial"/>
@@ -13216,7 +13216,7 @@
               <w:spacing w:after="10" w:before="0"/>
               <w:ind w:left="120"/>
             </w:pPr>
-            <w:hyperlink w:history="1" r:id="rIddcxqqe4us8hsqylfjiow8">
+            <w:hyperlink w:history="1" r:id="rIdhcsw2mzckwwgtgaauwx5j">
               <w:r>
                 <w:rPr>
                   <w:rFonts w:ascii="Arial" w:cs="Arial" w:eastAsia="Arial" w:hAnsi="Arial"/>
@@ -13261,7 +13261,7 @@
             <w:pPr>
               <w:spacing w:after="20" w:before="0"/>
             </w:pPr>
-            <w:hyperlink w:history="1" r:id="rIddkmgnkiyhoac45voeuqby">
+            <w:hyperlink w:history="1" r:id="rIdlri4r16k7z5uiknvwai1x">
               <w:r>
                 <w:rPr>
                   <w:rFonts w:ascii="Arial" w:cs="Arial" w:eastAsia="Arial" w:hAnsi="Arial"/>
@@ -13294,7 +13294,7 @@
               <w:spacing w:after="10" w:before="0"/>
               <w:ind w:left="120"/>
             </w:pPr>
-            <w:hyperlink w:history="1" r:id="rId-pwc4gbhypo05hrxf0ns9">
+            <w:hyperlink w:history="1" r:id="rIdb8epiacbjmqpsbqw_2yf7">
               <w:r>
                 <w:rPr>
                   <w:rFonts w:ascii="Arial" w:cs="Arial" w:eastAsia="Arial" w:hAnsi="Arial"/>
@@ -13489,7 +13489,7 @@
             <w:pPr>
               <w:spacing w:after="20" w:before="0"/>
             </w:pPr>
-            <w:hyperlink w:history="1" r:id="rIdyemzfxwbgcrwxcvrofqmj">
+            <w:hyperlink w:history="1" r:id="rIdl1gli_l5a02spr6xhytzb">
               <w:r>
                 <w:rPr>
                   <w:rFonts w:ascii="Arial" w:cs="Arial" w:eastAsia="Arial" w:hAnsi="Arial"/>
@@ -13522,7 +13522,7 @@
               <w:spacing w:after="10" w:before="0"/>
               <w:ind w:left="120"/>
             </w:pPr>
-            <w:hyperlink w:history="1" r:id="rIdh8p-fderuk27xvudhmrb6">
+            <w:hyperlink w:history="1" r:id="rIdoghj_y8bvc7xtdnz7pbv6">
               <w:r>
                 <w:rPr>
                   <w:rFonts w:ascii="Arial" w:cs="Arial" w:eastAsia="Arial" w:hAnsi="Arial"/>
@@ -13567,7 +13567,7 @@
             <w:pPr>
               <w:spacing w:after="20" w:before="0"/>
             </w:pPr>
-            <w:hyperlink w:history="1" r:id="rIdpcfmrhpgw1m4c5zouyce1">
+            <w:hyperlink w:history="1" r:id="rIdfek2zx3eo4hqyeezvath9">
               <w:r>
                 <w:rPr>
                   <w:rFonts w:ascii="Arial" w:cs="Arial" w:eastAsia="Arial" w:hAnsi="Arial"/>
@@ -13600,7 +13600,7 @@
               <w:spacing w:after="10" w:before="0"/>
               <w:ind w:left="120"/>
             </w:pPr>
-            <w:hyperlink w:history="1" r:id="rIdrkaaszgdhwl6bmoqnm70j">
+            <w:hyperlink w:history="1" r:id="rIdjuxkwdshw5uab1xwx9zrc">
               <w:r>
                 <w:rPr>
                   <w:rFonts w:ascii="Arial" w:cs="Arial" w:eastAsia="Arial" w:hAnsi="Arial"/>
@@ -15087,7 +15087,7 @@
             <w:pPr>
               <w:spacing w:after="20" w:before="0"/>
             </w:pPr>
-            <w:hyperlink w:history="1" r:id="rIdvdc15_vihfne9zrrxq-ok">
+            <w:hyperlink w:history="1" r:id="rIdrdwurq95h0mxyxfkn5ip7">
               <w:r>
                 <w:rPr>
                   <w:rFonts w:ascii="Arial" w:cs="Arial" w:eastAsia="Arial" w:hAnsi="Arial"/>
@@ -15120,7 +15120,7 @@
               <w:spacing w:after="10" w:before="0"/>
               <w:ind w:left="120"/>
             </w:pPr>
-            <w:hyperlink w:history="1" r:id="rId0j84bhp6zcpokap8kttxj">
+            <w:hyperlink w:history="1" r:id="rIdsddobudl4fyvlfdevfcad">
               <w:r>
                 <w:rPr>
                   <w:rFonts w:ascii="Arial" w:cs="Arial" w:eastAsia="Arial" w:hAnsi="Arial"/>
@@ -15165,7 +15165,7 @@
             <w:pPr>
               <w:spacing w:after="20" w:before="0"/>
             </w:pPr>
-            <w:hyperlink w:history="1" r:id="rIdi67j0ds8x_uudpjzvjhjj">
+            <w:hyperlink w:history="1" r:id="rIdf7zcetdg-h3gd2d-a_8su">
               <w:r>
                 <w:rPr>
                   <w:rFonts w:ascii="Arial" w:cs="Arial" w:eastAsia="Arial" w:hAnsi="Arial"/>
@@ -15198,7 +15198,7 @@
               <w:spacing w:after="10" w:before="0"/>
               <w:ind w:left="120"/>
             </w:pPr>
-            <w:hyperlink w:history="1" r:id="rIdv61icgh9hvgznqwinckpa">
+            <w:hyperlink w:history="1" r:id="rIdheaaptvoysjhi-sp395k6">
               <w:r>
                 <w:rPr>
                   <w:rFonts w:ascii="Arial" w:cs="Arial" w:eastAsia="Arial" w:hAnsi="Arial"/>
@@ -15393,7 +15393,7 @@
             <w:pPr>
               <w:spacing w:after="20" w:before="0"/>
             </w:pPr>
-            <w:hyperlink w:history="1" r:id="rIda_pcxrm42olgkbi69lbjy">
+            <w:hyperlink w:history="1" r:id="rIdavec7fncdiiune8usceeo">
               <w:r>
                 <w:rPr>
                   <w:rFonts w:ascii="Arial" w:cs="Arial" w:eastAsia="Arial" w:hAnsi="Arial"/>
@@ -15426,7 +15426,7 @@
               <w:spacing w:after="10" w:before="0"/>
               <w:ind w:left="120"/>
             </w:pPr>
-            <w:hyperlink w:history="1" r:id="rIdnluioki5gfbz4r9lxz0my">
+            <w:hyperlink w:history="1" r:id="rIdmnv0jcuwh3btkvboedez9">
               <w:r>
                 <w:rPr>
                   <w:rFonts w:ascii="Arial" w:cs="Arial" w:eastAsia="Arial" w:hAnsi="Arial"/>
@@ -15471,7 +15471,7 @@
             <w:pPr>
               <w:spacing w:after="20" w:before="0"/>
             </w:pPr>
-            <w:hyperlink w:history="1" r:id="rIdzwpegldanyyfv2x9emqhm">
+            <w:hyperlink w:history="1" r:id="rIdlsckvlzpxcgjsqhssywx4">
               <w:r>
                 <w:rPr>
                   <w:rFonts w:ascii="Arial" w:cs="Arial" w:eastAsia="Arial" w:hAnsi="Arial"/>
@@ -15504,7 +15504,7 @@
               <w:spacing w:after="10" w:before="0"/>
               <w:ind w:left="120"/>
             </w:pPr>
-            <w:hyperlink w:history="1" r:id="rIdqm_g1rwb8upggj5hrxht7">
+            <w:hyperlink w:history="1" r:id="rIdptyrimblam2m3h3ecilai">
               <w:r>
                 <w:rPr>
                   <w:rFonts w:ascii="Arial" w:cs="Arial" w:eastAsia="Arial" w:hAnsi="Arial"/>
@@ -15699,7 +15699,7 @@
             <w:pPr>
               <w:spacing w:after="20" w:before="0"/>
             </w:pPr>
-            <w:hyperlink w:history="1" r:id="rIdhdfxyg2dirx2pksvbojsl">
+            <w:hyperlink w:history="1" r:id="rIdygsiv93_assugiqjsejlr">
               <w:r>
                 <w:rPr>
                   <w:rFonts w:ascii="Arial" w:cs="Arial" w:eastAsia="Arial" w:hAnsi="Arial"/>
@@ -15732,7 +15732,7 @@
               <w:spacing w:after="10" w:before="0"/>
               <w:ind w:left="120"/>
             </w:pPr>
-            <w:hyperlink w:history="1" r:id="rIdxhlcbbnnsnjvz29gx_kab">
+            <w:hyperlink w:history="1" r:id="rIdvqirk-p8ws6imfctmaavc">
               <w:r>
                 <w:rPr>
                   <w:rFonts w:ascii="Arial" w:cs="Arial" w:eastAsia="Arial" w:hAnsi="Arial"/>
@@ -15777,7 +15777,7 @@
             <w:pPr>
               <w:spacing w:after="20" w:before="0"/>
             </w:pPr>
-            <w:hyperlink w:history="1" r:id="rIdicfaq76celes0ipe8x3us">
+            <w:hyperlink w:history="1" r:id="rIdke4rqek_ytazxtfrzrkrf">
               <w:r>
                 <w:rPr>
                   <w:rFonts w:ascii="Arial" w:cs="Arial" w:eastAsia="Arial" w:hAnsi="Arial"/>
@@ -15810,7 +15810,7 @@
               <w:spacing w:after="10" w:before="0"/>
               <w:ind w:left="120"/>
             </w:pPr>
-            <w:hyperlink w:history="1" r:id="rIdl1_mbep7ugasvqdz0cc-p">
+            <w:hyperlink w:history="1" r:id="rIdh8tp7hcryfu6olf3hwcf9">
               <w:r>
                 <w:rPr>
                   <w:rFonts w:ascii="Arial" w:cs="Arial" w:eastAsia="Arial" w:hAnsi="Arial"/>
@@ -16005,7 +16005,7 @@
             <w:pPr>
               <w:spacing w:after="20" w:before="0"/>
             </w:pPr>
-            <w:hyperlink w:history="1" r:id="rIdivhgs7gfb45aulcigij9j">
+            <w:hyperlink w:history="1" r:id="rIdxpu5khipt4x4lzruymzx9">
               <w:r>
                 <w:rPr>
                   <w:rFonts w:ascii="Arial" w:cs="Arial" w:eastAsia="Arial" w:hAnsi="Arial"/>
@@ -16038,7 +16038,7 @@
               <w:spacing w:after="10" w:before="0"/>
               <w:ind w:left="120"/>
             </w:pPr>
-            <w:hyperlink w:history="1" r:id="rIdy87ttifzi9hkeuiapeq9b">
+            <w:hyperlink w:history="1" r:id="rIdygcewhbztnxvxgqkhsk21">
               <w:r>
                 <w:rPr>
                   <w:rFonts w:ascii="Arial" w:cs="Arial" w:eastAsia="Arial" w:hAnsi="Arial"/>
@@ -16083,7 +16083,7 @@
             <w:pPr>
               <w:spacing w:after="20" w:before="0"/>
             </w:pPr>
-            <w:hyperlink w:history="1" r:id="rIdiw36nqh58zezob61nnvxh">
+            <w:hyperlink w:history="1" r:id="rId1tbusoussv-evtowptrsj">
               <w:r>
                 <w:rPr>
                   <w:rFonts w:ascii="Arial" w:cs="Arial" w:eastAsia="Arial" w:hAnsi="Arial"/>
@@ -16116,7 +16116,7 @@
               <w:spacing w:after="10" w:before="0"/>
               <w:ind w:left="120"/>
             </w:pPr>
-            <w:hyperlink w:history="1" r:id="rIdqf4a1mglbyxl7vfklfzqa">
+            <w:hyperlink w:history="1" r:id="rIdcudsixfriwlvlgsvysbw7">
               <w:r>
                 <w:rPr>
                   <w:rFonts w:ascii="Arial" w:cs="Arial" w:eastAsia="Arial" w:hAnsi="Arial"/>
@@ -16311,7 +16311,7 @@
             <w:pPr>
               <w:spacing w:after="20" w:before="0"/>
             </w:pPr>
-            <w:hyperlink w:history="1" r:id="rIdxdqblbjcztllmua6fswww">
+            <w:hyperlink w:history="1" r:id="rId8jhaygiun-oozpeqedwv0">
               <w:r>
                 <w:rPr>
                   <w:rFonts w:ascii="Arial" w:cs="Arial" w:eastAsia="Arial" w:hAnsi="Arial"/>
@@ -16344,7 +16344,7 @@
               <w:spacing w:after="10" w:before="0"/>
               <w:ind w:left="120"/>
             </w:pPr>
-            <w:hyperlink w:history="1" r:id="rIdvff-qih1dbthb0jd40ej2">
+            <w:hyperlink w:history="1" r:id="rIddxyfdkhtzv8mcuu7v2d9m">
               <w:r>
                 <w:rPr>
                   <w:rFonts w:ascii="Arial" w:cs="Arial" w:eastAsia="Arial" w:hAnsi="Arial"/>
@@ -16389,7 +16389,7 @@
             <w:pPr>
               <w:spacing w:after="20" w:before="0"/>
             </w:pPr>
-            <w:hyperlink w:history="1" r:id="rIdrkjpzrje3fxmkna2bfn_x">
+            <w:hyperlink w:history="1" r:id="rIdrneul1zurgh2x__evecn_">
               <w:r>
                 <w:rPr>
                   <w:rFonts w:ascii="Arial" w:cs="Arial" w:eastAsia="Arial" w:hAnsi="Arial"/>
@@ -16422,7 +16422,7 @@
               <w:spacing w:after="10" w:before="0"/>
               <w:ind w:left="120"/>
             </w:pPr>
-            <w:hyperlink w:history="1" r:id="rIdulzgupg3wdvq8_uiqxp_z">
+            <w:hyperlink w:history="1" r:id="rId2ja6yzutqtttq67faukap">
               <w:r>
                 <w:rPr>
                   <w:rFonts w:ascii="Arial" w:cs="Arial" w:eastAsia="Arial" w:hAnsi="Arial"/>
@@ -17909,7 +17909,7 @@
             <w:pPr>
               <w:spacing w:after="20" w:before="0"/>
             </w:pPr>
-            <w:hyperlink w:history="1" r:id="rIdop4qqmwzab6uzrki8c8zh">
+            <w:hyperlink w:history="1" r:id="rIdaklxmrs5egdiohd6fnik9">
               <w:r>
                 <w:rPr>
                   <w:rFonts w:ascii="Arial" w:cs="Arial" w:eastAsia="Arial" w:hAnsi="Arial"/>
@@ -17942,7 +17942,7 @@
               <w:spacing w:after="10" w:before="0"/>
               <w:ind w:left="120"/>
             </w:pPr>
-            <w:hyperlink w:history="1" r:id="rIdm-o5n4fr8w_nb6gzvtezj">
+            <w:hyperlink w:history="1" r:id="rIdiq6r79lrrvaiqi1vdmtvg">
               <w:r>
                 <w:rPr>
                   <w:rFonts w:ascii="Arial" w:cs="Arial" w:eastAsia="Arial" w:hAnsi="Arial"/>
@@ -17987,7 +17987,7 @@
             <w:pPr>
               <w:spacing w:after="20" w:before="0"/>
             </w:pPr>
-            <w:hyperlink w:history="1" r:id="rIdmv2orwfi0rlxy0m7aa9i0">
+            <w:hyperlink w:history="1" r:id="rIdx13mnxe-m0hiqtlt6nwnn">
               <w:r>
                 <w:rPr>
                   <w:rFonts w:ascii="Arial" w:cs="Arial" w:eastAsia="Arial" w:hAnsi="Arial"/>
@@ -18020,7 +18020,7 @@
               <w:spacing w:after="10" w:before="0"/>
               <w:ind w:left="120"/>
             </w:pPr>
-            <w:hyperlink w:history="1" r:id="rIdws3w2sh7ajzzocnbmnx4u">
+            <w:hyperlink w:history="1" r:id="rIdgriv7hhojcj7jdbvubw_7">
               <w:r>
                 <w:rPr>
                   <w:rFonts w:ascii="Arial" w:cs="Arial" w:eastAsia="Arial" w:hAnsi="Arial"/>
@@ -18215,7 +18215,7 @@
             <w:pPr>
               <w:spacing w:after="20" w:before="0"/>
             </w:pPr>
-            <w:hyperlink w:history="1" r:id="rIdayq4sz7ww5t7j-uax4azh">
+            <w:hyperlink w:history="1" r:id="rId2hrqeowxzlu1cvoq5p0js">
               <w:r>
                 <w:rPr>
                   <w:rFonts w:ascii="Arial" w:cs="Arial" w:eastAsia="Arial" w:hAnsi="Arial"/>
@@ -18248,7 +18248,7 @@
               <w:spacing w:after="10" w:before="0"/>
               <w:ind w:left="120"/>
             </w:pPr>
-            <w:hyperlink w:history="1" r:id="rIdm8oe8g-yrc2dxz8wosomr">
+            <w:hyperlink w:history="1" r:id="rIdcicdgrkt65qxjkjkzamx5">
               <w:r>
                 <w:rPr>
                   <w:rFonts w:ascii="Arial" w:cs="Arial" w:eastAsia="Arial" w:hAnsi="Arial"/>
@@ -18293,7 +18293,7 @@
             <w:pPr>
               <w:spacing w:after="20" w:before="0"/>
             </w:pPr>
-            <w:hyperlink w:history="1" r:id="rIdj9aslcrdn3bz6b4hiecbp">
+            <w:hyperlink w:history="1" r:id="rIdd-nbi7bpdhflu2dqvy4lp">
               <w:r>
                 <w:rPr>
                   <w:rFonts w:ascii="Arial" w:cs="Arial" w:eastAsia="Arial" w:hAnsi="Arial"/>
@@ -18326,7 +18326,7 @@
               <w:spacing w:after="10" w:before="0"/>
               <w:ind w:left="120"/>
             </w:pPr>
-            <w:hyperlink w:history="1" r:id="rIdh8lvs3rghrmiw7jk-s5xm">
+            <w:hyperlink w:history="1" r:id="rIdn8gnwmwd22-ysdr5toxha">
               <w:r>
                 <w:rPr>
                   <w:rFonts w:ascii="Arial" w:cs="Arial" w:eastAsia="Arial" w:hAnsi="Arial"/>
@@ -18521,7 +18521,7 @@
             <w:pPr>
               <w:spacing w:after="20" w:before="0"/>
             </w:pPr>
-            <w:hyperlink w:history="1" r:id="rId65v6fazw8traoyukrtiz9">
+            <w:hyperlink w:history="1" r:id="rId30iqaqtymbdzkkicr7sf3">
               <w:r>
                 <w:rPr>
                   <w:rFonts w:ascii="Arial" w:cs="Arial" w:eastAsia="Arial" w:hAnsi="Arial"/>
@@ -18554,7 +18554,7 @@
               <w:spacing w:after="10" w:before="0"/>
               <w:ind w:left="120"/>
             </w:pPr>
-            <w:hyperlink w:history="1" r:id="rIdfktnll3wlv-qpnh80cjv3">
+            <w:hyperlink w:history="1" r:id="rIdjcczr5qyjk_9b4dxld3vt">
               <w:r>
                 <w:rPr>
                   <w:rFonts w:ascii="Arial" w:cs="Arial" w:eastAsia="Arial" w:hAnsi="Arial"/>
@@ -18599,7 +18599,7 @@
             <w:pPr>
               <w:spacing w:after="20" w:before="0"/>
             </w:pPr>
-            <w:hyperlink w:history="1" r:id="rIdtfdny-vdgvkholfpn9dli">
+            <w:hyperlink w:history="1" r:id="rIdidui4docvcy4ooterkvhy">
               <w:r>
                 <w:rPr>
                   <w:rFonts w:ascii="Arial" w:cs="Arial" w:eastAsia="Arial" w:hAnsi="Arial"/>
@@ -18632,7 +18632,7 @@
               <w:spacing w:after="10" w:before="0"/>
               <w:ind w:left="120"/>
             </w:pPr>
-            <w:hyperlink w:history="1" r:id="rId3hzz-fou1l5728lg-1rj2">
+            <w:hyperlink w:history="1" r:id="rIdkuob4mztfmoe378ysmslp">
               <w:r>
                 <w:rPr>
                   <w:rFonts w:ascii="Arial" w:cs="Arial" w:eastAsia="Arial" w:hAnsi="Arial"/>
@@ -18827,7 +18827,7 @@
             <w:pPr>
               <w:spacing w:after="20" w:before="0"/>
             </w:pPr>
-            <w:hyperlink w:history="1" r:id="rIdrhjijdjaqqny2n1f0v5ce">
+            <w:hyperlink w:history="1" r:id="rIdg9hdopbrongd6zsywwpw0">
               <w:r>
                 <w:rPr>
                   <w:rFonts w:ascii="Arial" w:cs="Arial" w:eastAsia="Arial" w:hAnsi="Arial"/>
@@ -18860,7 +18860,7 @@
               <w:spacing w:after="10" w:before="0"/>
               <w:ind w:left="120"/>
             </w:pPr>
-            <w:hyperlink w:history="1" r:id="rIdm58pxfn0htwgmz3ulxe0a">
+            <w:hyperlink w:history="1" r:id="rIdaubycillwpa1gu0kgjpno">
               <w:r>
                 <w:rPr>
                   <w:rFonts w:ascii="Arial" w:cs="Arial" w:eastAsia="Arial" w:hAnsi="Arial"/>
@@ -18905,7 +18905,7 @@
             <w:pPr>
               <w:spacing w:after="20" w:before="0"/>
             </w:pPr>
-            <w:hyperlink w:history="1" r:id="rIdcss0pmiavk6_er2wt9nxm">
+            <w:hyperlink w:history="1" r:id="rIdbg6xqnskwa3qkkvszcvdj">
               <w:r>
                 <w:rPr>
                   <w:rFonts w:ascii="Arial" w:cs="Arial" w:eastAsia="Arial" w:hAnsi="Arial"/>
@@ -18938,7 +18938,7 @@
               <w:spacing w:after="10" w:before="0"/>
               <w:ind w:left="120"/>
             </w:pPr>
-            <w:hyperlink w:history="1" r:id="rIdl3lkwzzaas1--cwtuzvzl">
+            <w:hyperlink w:history="1" r:id="rId5b__pfglaphyfsdyyndof">
               <w:r>
                 <w:rPr>
                   <w:rFonts w:ascii="Arial" w:cs="Arial" w:eastAsia="Arial" w:hAnsi="Arial"/>
@@ -19133,7 +19133,7 @@
             <w:pPr>
               <w:spacing w:after="20" w:before="0"/>
             </w:pPr>
-            <w:hyperlink w:history="1" r:id="rIdnflmlvqeapueamq8rqgva">
+            <w:hyperlink w:history="1" r:id="rIdmjxxtyrmkswd3pzclnotc">
               <w:r>
                 <w:rPr>
                   <w:rFonts w:ascii="Arial" w:cs="Arial" w:eastAsia="Arial" w:hAnsi="Arial"/>
@@ -19166,7 +19166,7 @@
               <w:spacing w:after="10" w:before="0"/>
               <w:ind w:left="120"/>
             </w:pPr>
-            <w:hyperlink w:history="1" r:id="rIdis2o54zyl5digut7jcz74">
+            <w:hyperlink w:history="1" r:id="rIdinegfdi4ifw10navazwlw">
               <w:r>
                 <w:rPr>
                   <w:rFonts w:ascii="Arial" w:cs="Arial" w:eastAsia="Arial" w:hAnsi="Arial"/>
@@ -19211,7 +19211,7 @@
             <w:pPr>
               <w:spacing w:after="20" w:before="0"/>
             </w:pPr>
-            <w:hyperlink w:history="1" r:id="rIdolu4kinu7ne9ioku5d0qb">
+            <w:hyperlink w:history="1" r:id="rIdek2rm63s-1on2-kpxlz2v">
               <w:r>
                 <w:rPr>
                   <w:rFonts w:ascii="Arial" w:cs="Arial" w:eastAsia="Arial" w:hAnsi="Arial"/>
@@ -19244,7 +19244,7 @@
               <w:spacing w:after="10" w:before="0"/>
               <w:ind w:left="120"/>
             </w:pPr>
-            <w:hyperlink w:history="1" r:id="rIdh-3006qx2bmuadxccpebo">
+            <w:hyperlink w:history="1" r:id="rIdmsdc6gsmncequmxrakjnm">
               <w:r>
                 <w:rPr>
                   <w:rFonts w:ascii="Arial" w:cs="Arial" w:eastAsia="Arial" w:hAnsi="Arial"/>
@@ -20959,7 +20959,7 @@
             <w:pPr>
               <w:spacing w:after="20" w:before="0"/>
             </w:pPr>
-            <w:hyperlink w:history="1" r:id="rIdud_pwprkmbih8-5n8ipie">
+            <w:hyperlink w:history="1" r:id="rIdlgu48j1m_jrw4rcby0otd">
               <w:r>
                 <w:rPr>
                   <w:rFonts w:ascii="Arial" w:cs="Arial" w:eastAsia="Arial" w:hAnsi="Arial"/>
@@ -20992,7 +20992,7 @@
               <w:spacing w:after="10" w:before="0"/>
               <w:ind w:left="120"/>
             </w:pPr>
-            <w:hyperlink w:history="1" r:id="rIdv1ryv1yirp2qj4xpdrr5e">
+            <w:hyperlink w:history="1" r:id="rIdqti2nnmtpmnmm9n5khmgt">
               <w:r>
                 <w:rPr>
                   <w:rFonts w:ascii="Arial" w:cs="Arial" w:eastAsia="Arial" w:hAnsi="Arial"/>
@@ -21037,7 +21037,7 @@
             <w:pPr>
               <w:spacing w:after="20" w:before="0"/>
             </w:pPr>
-            <w:hyperlink w:history="1" r:id="rIdkfarniqj7ipqi4sekorqy">
+            <w:hyperlink w:history="1" r:id="rIdlzobadjirdo6vsermolb0">
               <w:r>
                 <w:rPr>
                   <w:rFonts w:ascii="Arial" w:cs="Arial" w:eastAsia="Arial" w:hAnsi="Arial"/>
@@ -21070,7 +21070,7 @@
               <w:spacing w:after="10" w:before="0"/>
               <w:ind w:left="120"/>
             </w:pPr>
-            <w:hyperlink w:history="1" r:id="rId0o4vavr7ccb7l4jcz6yoy">
+            <w:hyperlink w:history="1" r:id="rIdrvleuaua91jwvyvsco81p">
               <w:r>
                 <w:rPr>
                   <w:rFonts w:ascii="Arial" w:cs="Arial" w:eastAsia="Arial" w:hAnsi="Arial"/>
@@ -21265,7 +21265,7 @@
             <w:pPr>
               <w:spacing w:after="20" w:before="0"/>
             </w:pPr>
-            <w:hyperlink w:history="1" r:id="rIdbg2xvcku5anumbfsjc7hn">
+            <w:hyperlink w:history="1" r:id="rIdr92zhwtv8sbqv1wcy21cr">
               <w:r>
                 <w:rPr>
                   <w:rFonts w:ascii="Arial" w:cs="Arial" w:eastAsia="Arial" w:hAnsi="Arial"/>
@@ -21298,7 +21298,7 @@
               <w:spacing w:after="10" w:before="0"/>
               <w:ind w:left="120"/>
             </w:pPr>
-            <w:hyperlink w:history="1" r:id="rId3undpeioz1g-0cjke0tqa">
+            <w:hyperlink w:history="1" r:id="rIdysuttepfb1ieqlu4oferg">
               <w:r>
                 <w:rPr>
                   <w:rFonts w:ascii="Arial" w:cs="Arial" w:eastAsia="Arial" w:hAnsi="Arial"/>
@@ -21343,7 +21343,7 @@
             <w:pPr>
               <w:spacing w:after="20" w:before="0"/>
             </w:pPr>
-            <w:hyperlink w:history="1" r:id="rIdsh6pgi0f3x2rk7_zs0bsd">
+            <w:hyperlink w:history="1" r:id="rIdgk1bunmtga1_ngoj3l4cf">
               <w:r>
                 <w:rPr>
                   <w:rFonts w:ascii="Arial" w:cs="Arial" w:eastAsia="Arial" w:hAnsi="Arial"/>
@@ -21376,7 +21376,7 @@
               <w:spacing w:after="10" w:before="0"/>
               <w:ind w:left="120"/>
             </w:pPr>
-            <w:hyperlink w:history="1" r:id="rIdhp_z-rzxigvqagiepn_uz">
+            <w:hyperlink w:history="1" r:id="rIdgluzoxo15wtpufgq7n1zy">
               <w:r>
                 <w:rPr>
                   <w:rFonts w:ascii="Arial" w:cs="Arial" w:eastAsia="Arial" w:hAnsi="Arial"/>
@@ -21571,7 +21571,7 @@
             <w:pPr>
               <w:spacing w:after="20" w:before="0"/>
             </w:pPr>
-            <w:hyperlink w:history="1" r:id="rIdzbgsfjkbqzjvoepwt_a07">
+            <w:hyperlink w:history="1" r:id="rIdm__g2kfea3u8-najr0xf9">
               <w:r>
                 <w:rPr>
                   <w:rFonts w:ascii="Arial" w:cs="Arial" w:eastAsia="Arial" w:hAnsi="Arial"/>
@@ -21604,7 +21604,7 @@
               <w:spacing w:after="10" w:before="0"/>
               <w:ind w:left="120"/>
             </w:pPr>
-            <w:hyperlink w:history="1" r:id="rId4jtlcog0fkflimibw4dix">
+            <w:hyperlink w:history="1" r:id="rIdsriyjca-65uwrobyz1v81">
               <w:r>
                 <w:rPr>
                   <w:rFonts w:ascii="Arial" w:cs="Arial" w:eastAsia="Arial" w:hAnsi="Arial"/>
@@ -21649,7 +21649,7 @@
             <w:pPr>
               <w:spacing w:after="20" w:before="0"/>
             </w:pPr>
-            <w:hyperlink w:history="1" r:id="rId5dcibefe-eenmjaxk_mtt">
+            <w:hyperlink w:history="1" r:id="rIdsily5ghyhfol4jtjn8ajx">
               <w:r>
                 <w:rPr>
                   <w:rFonts w:ascii="Arial" w:cs="Arial" w:eastAsia="Arial" w:hAnsi="Arial"/>
@@ -21682,7 +21682,7 @@
               <w:spacing w:after="10" w:before="0"/>
               <w:ind w:left="120"/>
             </w:pPr>
-            <w:hyperlink w:history="1" r:id="rId5qpk3dcs37jnlqyrk684s">
+            <w:hyperlink w:history="1" r:id="rId1q5yyrjlppl2w27luhzi9">
               <w:r>
                 <w:rPr>
                   <w:rFonts w:ascii="Arial" w:cs="Arial" w:eastAsia="Arial" w:hAnsi="Arial"/>
@@ -21877,7 +21877,7 @@
             <w:pPr>
               <w:spacing w:after="20" w:before="0"/>
             </w:pPr>
-            <w:hyperlink w:history="1" r:id="rIdat1q2cyuka2e5vqjejvwu">
+            <w:hyperlink w:history="1" r:id="rIdl-jsppzennv_f1p8lvz38">
               <w:r>
                 <w:rPr>
                   <w:rFonts w:ascii="Arial" w:cs="Arial" w:eastAsia="Arial" w:hAnsi="Arial"/>
@@ -21910,7 +21910,7 @@
               <w:spacing w:after="10" w:before="0"/>
               <w:ind w:left="120"/>
             </w:pPr>
-            <w:hyperlink w:history="1" r:id="rIdjkzdpi747efbegalwvpyp">
+            <w:hyperlink w:history="1" r:id="rIdi8orewrcpdp-wtcjas0ps">
               <w:r>
                 <w:rPr>
                   <w:rFonts w:ascii="Arial" w:cs="Arial" w:eastAsia="Arial" w:hAnsi="Arial"/>
@@ -21955,7 +21955,7 @@
             <w:pPr>
               <w:spacing w:after="20" w:before="0"/>
             </w:pPr>
-            <w:hyperlink w:history="1" r:id="rIdxoej3enghgsbfzdplwvdw">
+            <w:hyperlink w:history="1" r:id="rIdunyxgus4egoa4ceqtx0cq">
               <w:r>
                 <w:rPr>
                   <w:rFonts w:ascii="Arial" w:cs="Arial" w:eastAsia="Arial" w:hAnsi="Arial"/>
@@ -21988,7 +21988,7 @@
               <w:spacing w:after="10" w:before="0"/>
               <w:ind w:left="120"/>
             </w:pPr>
-            <w:hyperlink w:history="1" r:id="rId_kw8n4onbogt2u0dvq89g">
+            <w:hyperlink w:history="1" r:id="rIdrkvlgceh7pnsa8vrbv6cu">
               <w:r>
                 <w:rPr>
                   <w:rFonts w:ascii="Arial" w:cs="Arial" w:eastAsia="Arial" w:hAnsi="Arial"/>
@@ -22183,7 +22183,7 @@
             <w:pPr>
               <w:spacing w:after="20" w:before="0"/>
             </w:pPr>
-            <w:hyperlink w:history="1" r:id="rIda62zl_yciusuocetsmlge">
+            <w:hyperlink w:history="1" r:id="rIdsnlzk1z61df3uway0jxys">
               <w:r>
                 <w:rPr>
                   <w:rFonts w:ascii="Arial" w:cs="Arial" w:eastAsia="Arial" w:hAnsi="Arial"/>
@@ -22216,7 +22216,7 @@
               <w:spacing w:after="10" w:before="0"/>
               <w:ind w:left="120"/>
             </w:pPr>
-            <w:hyperlink w:history="1" r:id="rIdeydmoibgofbrvx7lggbva">
+            <w:hyperlink w:history="1" r:id="rIdz2twhlp7iu6zhne5iotbb">
               <w:r>
                 <w:rPr>
                   <w:rFonts w:ascii="Arial" w:cs="Arial" w:eastAsia="Arial" w:hAnsi="Arial"/>
@@ -22261,7 +22261,7 @@
             <w:pPr>
               <w:spacing w:after="20" w:before="0"/>
             </w:pPr>
-            <w:hyperlink w:history="1" r:id="rId3xnlzwxbikkp4wyfo_lsh">
+            <w:hyperlink w:history="1" r:id="rIdciutdc6_9cfremrj0d1v5">
               <w:r>
                 <w:rPr>
                   <w:rFonts w:ascii="Arial" w:cs="Arial" w:eastAsia="Arial" w:hAnsi="Arial"/>
@@ -22294,7 +22294,7 @@
               <w:spacing w:after="10" w:before="0"/>
               <w:ind w:left="120"/>
             </w:pPr>
-            <w:hyperlink w:history="1" r:id="rId4mfsi7pyen_9dw3omcrq1">
+            <w:hyperlink w:history="1" r:id="rIde8pnvdqaftwyo9s-j5xja">
               <w:r>
                 <w:rPr>
                   <w:rFonts w:ascii="Arial" w:cs="Arial" w:eastAsia="Arial" w:hAnsi="Arial"/>
@@ -23781,7 +23781,7 @@
             <w:pPr>
               <w:spacing w:after="20" w:before="0"/>
             </w:pPr>
-            <w:hyperlink w:history="1" r:id="rIdvmt0z3lhoqmdz1vthzzxj">
+            <w:hyperlink w:history="1" r:id="rIdztxyorsjlcaqbxf0n2coa">
               <w:r>
                 <w:rPr>
                   <w:rFonts w:ascii="Arial" w:cs="Arial" w:eastAsia="Arial" w:hAnsi="Arial"/>
@@ -23814,7 +23814,7 @@
               <w:spacing w:after="10" w:before="0"/>
               <w:ind w:left="120"/>
             </w:pPr>
-            <w:hyperlink w:history="1" r:id="rIdqnhkc6q2wjdsl9pzmicpq">
+            <w:hyperlink w:history="1" r:id="rIdyetnzi-xzkdunggs2xcle">
               <w:r>
                 <w:rPr>
                   <w:rFonts w:ascii="Arial" w:cs="Arial" w:eastAsia="Arial" w:hAnsi="Arial"/>
@@ -23859,7 +23859,7 @@
             <w:pPr>
               <w:spacing w:after="20" w:before="0"/>
             </w:pPr>
-            <w:hyperlink w:history="1" r:id="rIdgqzj93zctekucy9adpody">
+            <w:hyperlink w:history="1" r:id="rIdvfz7icopvh2salevfyzp3">
               <w:r>
                 <w:rPr>
                   <w:rFonts w:ascii="Arial" w:cs="Arial" w:eastAsia="Arial" w:hAnsi="Arial"/>
@@ -23892,7 +23892,7 @@
               <w:spacing w:after="10" w:before="0"/>
               <w:ind w:left="120"/>
             </w:pPr>
-            <w:hyperlink w:history="1" r:id="rIdexafejkegtcbbhxougwx8">
+            <w:hyperlink w:history="1" r:id="rIdgv1zcvblgmycfxog0f_qh">
               <w:r>
                 <w:rPr>
                   <w:rFonts w:ascii="Arial" w:cs="Arial" w:eastAsia="Arial" w:hAnsi="Arial"/>
@@ -24087,7 +24087,7 @@
             <w:pPr>
               <w:spacing w:after="20" w:before="0"/>
             </w:pPr>
-            <w:hyperlink w:history="1" r:id="rIdpc6mb25qr7zerom7mhtdc">
+            <w:hyperlink w:history="1" r:id="rIdtgjk0mijt8xobjpuvr108">
               <w:r>
                 <w:rPr>
                   <w:rFonts w:ascii="Arial" w:cs="Arial" w:eastAsia="Arial" w:hAnsi="Arial"/>
@@ -24120,7 +24120,7 @@
               <w:spacing w:after="10" w:before="0"/>
               <w:ind w:left="120"/>
             </w:pPr>
-            <w:hyperlink w:history="1" r:id="rIdegrnobdsjbtg0x6-xupvt">
+            <w:hyperlink w:history="1" r:id="rIdof1l51proiiea2p_0debk">
               <w:r>
                 <w:rPr>
                   <w:rFonts w:ascii="Arial" w:cs="Arial" w:eastAsia="Arial" w:hAnsi="Arial"/>
@@ -24165,7 +24165,7 @@
             <w:pPr>
               <w:spacing w:after="20" w:before="0"/>
             </w:pPr>
-            <w:hyperlink w:history="1" r:id="rIdgdwm4bgntwdhgu-h_pu0p">
+            <w:hyperlink w:history="1" r:id="rIdntke_8t51rxn96tzkefny">
               <w:r>
                 <w:rPr>
                   <w:rFonts w:ascii="Arial" w:cs="Arial" w:eastAsia="Arial" w:hAnsi="Arial"/>
@@ -24198,7 +24198,7 @@
               <w:spacing w:after="10" w:before="0"/>
               <w:ind w:left="120"/>
             </w:pPr>
-            <w:hyperlink w:history="1" r:id="rId5rwsapi829otlerbn8eqi">
+            <w:hyperlink w:history="1" r:id="rIddhnc9xebf_lpuoxijtsfm">
               <w:r>
                 <w:rPr>
                   <w:rFonts w:ascii="Arial" w:cs="Arial" w:eastAsia="Arial" w:hAnsi="Arial"/>
@@ -24393,7 +24393,7 @@
             <w:pPr>
               <w:spacing w:after="20" w:before="0"/>
             </w:pPr>
-            <w:hyperlink w:history="1" r:id="rIdcc3-ayrn9-vcmtic-k5ra">
+            <w:hyperlink w:history="1" r:id="rIdfkfd9qb8pbtojeinzwimz">
               <w:r>
                 <w:rPr>
                   <w:rFonts w:ascii="Arial" w:cs="Arial" w:eastAsia="Arial" w:hAnsi="Arial"/>
@@ -24426,7 +24426,7 @@
               <w:spacing w:after="10" w:before="0"/>
               <w:ind w:left="120"/>
             </w:pPr>
-            <w:hyperlink w:history="1" r:id="rIdrzbpvvitrxo_yulbypwct">
+            <w:hyperlink w:history="1" r:id="rId7gv2ur3dw1wlq9p-c2ijv">
               <w:r>
                 <w:rPr>
                   <w:rFonts w:ascii="Arial" w:cs="Arial" w:eastAsia="Arial" w:hAnsi="Arial"/>
@@ -24471,7 +24471,7 @@
             <w:pPr>
               <w:spacing w:after="20" w:before="0"/>
             </w:pPr>
-            <w:hyperlink w:history="1" r:id="rIdbgsjq4ybpvrb8lrclme-a">
+            <w:hyperlink w:history="1" r:id="rIdjz6w3sca7rqly61ruuevl">
               <w:r>
                 <w:rPr>
                   <w:rFonts w:ascii="Arial" w:cs="Arial" w:eastAsia="Arial" w:hAnsi="Arial"/>
@@ -24504,7 +24504,7 @@
               <w:spacing w:after="10" w:before="0"/>
               <w:ind w:left="120"/>
             </w:pPr>
-            <w:hyperlink w:history="1" r:id="rIdj7tzm-oy1m1slysrtneq_">
+            <w:hyperlink w:history="1" r:id="rIdudqxuefgj4gjtexahjdvq">
               <w:r>
                 <w:rPr>
                   <w:rFonts w:ascii="Arial" w:cs="Arial" w:eastAsia="Arial" w:hAnsi="Arial"/>
@@ -24699,7 +24699,7 @@
             <w:pPr>
               <w:spacing w:after="20" w:before="0"/>
             </w:pPr>
-            <w:hyperlink w:history="1" r:id="rId-zjyryqaxuwzrwmcvjfnl">
+            <w:hyperlink w:history="1" r:id="rIdylvubp4pqk9h85zxre1-r">
               <w:r>
                 <w:rPr>
                   <w:rFonts w:ascii="Arial" w:cs="Arial" w:eastAsia="Arial" w:hAnsi="Arial"/>
@@ -24732,7 +24732,7 @@
               <w:spacing w:after="10" w:before="0"/>
               <w:ind w:left="120"/>
             </w:pPr>
-            <w:hyperlink w:history="1" r:id="rId-cjqzvyhmx3xyuhqpsqxo">
+            <w:hyperlink w:history="1" r:id="rIddx8r5fgan4po3w682og7o">
               <w:r>
                 <w:rPr>
                   <w:rFonts w:ascii="Arial" w:cs="Arial" w:eastAsia="Arial" w:hAnsi="Arial"/>
@@ -24777,7 +24777,7 @@
             <w:pPr>
               <w:spacing w:after="20" w:before="0"/>
             </w:pPr>
-            <w:hyperlink w:history="1" r:id="rIdq3hhct9rmr-lknknrartb">
+            <w:hyperlink w:history="1" r:id="rIdx4ongrepku6g7roju8klj">
               <w:r>
                 <w:rPr>
                   <w:rFonts w:ascii="Arial" w:cs="Arial" w:eastAsia="Arial" w:hAnsi="Arial"/>
@@ -24810,7 +24810,7 @@
               <w:spacing w:after="10" w:before="0"/>
               <w:ind w:left="120"/>
             </w:pPr>
-            <w:hyperlink w:history="1" r:id="rIdeit2wwbgytnwoqef7isnu">
+            <w:hyperlink w:history="1" r:id="rIdgix_gruclsrtafcp2x0ww">
               <w:r>
                 <w:rPr>
                   <w:rFonts w:ascii="Arial" w:cs="Arial" w:eastAsia="Arial" w:hAnsi="Arial"/>
@@ -25005,7 +25005,7 @@
             <w:pPr>
               <w:spacing w:after="20" w:before="0"/>
             </w:pPr>
-            <w:hyperlink w:history="1" r:id="rIdnuo9d7hkebgrqbpvfgslc">
+            <w:hyperlink w:history="1" r:id="rIdgekfvkopxaepjefl29l7v">
               <w:r>
                 <w:rPr>
                   <w:rFonts w:ascii="Arial" w:cs="Arial" w:eastAsia="Arial" w:hAnsi="Arial"/>
@@ -25038,7 +25038,7 @@
               <w:spacing w:after="10" w:before="0"/>
               <w:ind w:left="120"/>
             </w:pPr>
-            <w:hyperlink w:history="1" r:id="rIdgju8x3v36b84ounhdi9s9">
+            <w:hyperlink w:history="1" r:id="rId5pj-dq_hmvx6n1sl2de5c">
               <w:r>
                 <w:rPr>
                   <w:rFonts w:ascii="Arial" w:cs="Arial" w:eastAsia="Arial" w:hAnsi="Arial"/>
@@ -25083,7 +25083,7 @@
             <w:pPr>
               <w:spacing w:after="20" w:before="0"/>
             </w:pPr>
-            <w:hyperlink w:history="1" r:id="rIdb_9nhwjmjdsp2xqkisirq">
+            <w:hyperlink w:history="1" r:id="rIdnr43cvf9rjdlpd-f9uusc">
               <w:r>
                 <w:rPr>
                   <w:rFonts w:ascii="Arial" w:cs="Arial" w:eastAsia="Arial" w:hAnsi="Arial"/>
@@ -25116,7 +25116,7 @@
               <w:spacing w:after="10" w:before="0"/>
               <w:ind w:left="120"/>
             </w:pPr>
-            <w:hyperlink w:history="1" r:id="rIdodu6na6xww31a6601pinn">
+            <w:hyperlink w:history="1" r:id="rIdsse10wxnqycucphlksj1b">
               <w:r>
                 <w:rPr>
                   <w:rFonts w:ascii="Arial" w:cs="Arial" w:eastAsia="Arial" w:hAnsi="Arial"/>
@@ -26603,7 +26603,7 @@
             <w:pPr>
               <w:spacing w:after="20" w:before="0"/>
             </w:pPr>
-            <w:hyperlink w:history="1" r:id="rIdkqkh2ipwqhnyk9_sctsvw">
+            <w:hyperlink w:history="1" r:id="rIdogd_euodqaxn-jhevq6q-">
               <w:r>
                 <w:rPr>
                   <w:rFonts w:ascii="Arial" w:cs="Arial" w:eastAsia="Arial" w:hAnsi="Arial"/>
@@ -26636,7 +26636,7 @@
               <w:spacing w:after="10" w:before="0"/>
               <w:ind w:left="120"/>
             </w:pPr>
-            <w:hyperlink w:history="1" r:id="rIdjaszwhvul4pifq2jtyk51">
+            <w:hyperlink w:history="1" r:id="rIdeqbcns-hwbmlrzak9v86k">
               <w:r>
                 <w:rPr>
                   <w:rFonts w:ascii="Arial" w:cs="Arial" w:eastAsia="Arial" w:hAnsi="Arial"/>
@@ -26681,7 +26681,7 @@
             <w:pPr>
               <w:spacing w:after="20" w:before="0"/>
             </w:pPr>
-            <w:hyperlink w:history="1" r:id="rIdlrdvdjknmoiskqk_fouwa">
+            <w:hyperlink w:history="1" r:id="rIde_sdditnce6l7gky1q_55">
               <w:r>
                 <w:rPr>
                   <w:rFonts w:ascii="Arial" w:cs="Arial" w:eastAsia="Arial" w:hAnsi="Arial"/>
@@ -26714,7 +26714,7 @@
               <w:spacing w:after="10" w:before="0"/>
               <w:ind w:left="120"/>
             </w:pPr>
-            <w:hyperlink w:history="1" r:id="rIdbiiqi8pfrtyfcpjgmij8w">
+            <w:hyperlink w:history="1" r:id="rIdf7ffqdexlxzlgmeneb3pt">
               <w:r>
                 <w:rPr>
                   <w:rFonts w:ascii="Arial" w:cs="Arial" w:eastAsia="Arial" w:hAnsi="Arial"/>
@@ -26909,7 +26909,7 @@
             <w:pPr>
               <w:spacing w:after="20" w:before="0"/>
             </w:pPr>
-            <w:hyperlink w:history="1" r:id="rIdv8pmicbo95pw01jtlpu6k">
+            <w:hyperlink w:history="1" r:id="rIdyujz-gmrhqqq8jcgq6l0n">
               <w:r>
                 <w:rPr>
                   <w:rFonts w:ascii="Arial" w:cs="Arial" w:eastAsia="Arial" w:hAnsi="Arial"/>
@@ -26942,7 +26942,7 @@
               <w:spacing w:after="10" w:before="0"/>
               <w:ind w:left="120"/>
             </w:pPr>
-            <w:hyperlink w:history="1" r:id="rId_xzsoltacl8ajb8cy04mj">
+            <w:hyperlink w:history="1" r:id="rIdk6kk4sct4iq1yd_vcnhwn">
               <w:r>
                 <w:rPr>
                   <w:rFonts w:ascii="Arial" w:cs="Arial" w:eastAsia="Arial" w:hAnsi="Arial"/>
@@ -26987,7 +26987,7 @@
             <w:pPr>
               <w:spacing w:after="20" w:before="0"/>
             </w:pPr>
-            <w:hyperlink w:history="1" r:id="rIdyylvhbdmvinaziri4z8iu">
+            <w:hyperlink w:history="1" r:id="rId8ikko9z_c47slnh_qe1xs">
               <w:r>
                 <w:rPr>
                   <w:rFonts w:ascii="Arial" w:cs="Arial" w:eastAsia="Arial" w:hAnsi="Arial"/>
@@ -27020,7 +27020,7 @@
               <w:spacing w:after="10" w:before="0"/>
               <w:ind w:left="120"/>
             </w:pPr>
-            <w:hyperlink w:history="1" r:id="rId6n8uptmrpmp6eehgp9-d_">
+            <w:hyperlink w:history="1" r:id="rId1jzneuz1hitts_ir8dzby">
               <w:r>
                 <w:rPr>
                   <w:rFonts w:ascii="Arial" w:cs="Arial" w:eastAsia="Arial" w:hAnsi="Arial"/>
@@ -27215,7 +27215,7 @@
             <w:pPr>
               <w:spacing w:after="20" w:before="0"/>
             </w:pPr>
-            <w:hyperlink w:history="1" r:id="rIddxp9ivjwc7geae9kqpfei">
+            <w:hyperlink w:history="1" r:id="rIdtskvcv403zzriuijtdzm2">
               <w:r>
                 <w:rPr>
                   <w:rFonts w:ascii="Arial" w:cs="Arial" w:eastAsia="Arial" w:hAnsi="Arial"/>
@@ -27248,7 +27248,7 @@
               <w:spacing w:after="10" w:before="0"/>
               <w:ind w:left="120"/>
             </w:pPr>
-            <w:hyperlink w:history="1" r:id="rId2jxbxs8i1j9rruhqbuuhz">
+            <w:hyperlink w:history="1" r:id="rIdywcqybb9r0qfykov5zd3w">
               <w:r>
                 <w:rPr>
                   <w:rFonts w:ascii="Arial" w:cs="Arial" w:eastAsia="Arial" w:hAnsi="Arial"/>
@@ -27293,7 +27293,7 @@
             <w:pPr>
               <w:spacing w:after="20" w:before="0"/>
             </w:pPr>
-            <w:hyperlink w:history="1" r:id="rIdjma3mfxfdbbxrhsinvmvr">
+            <w:hyperlink w:history="1" r:id="rIdq0v4snhj9mlv9y1zuefst">
               <w:r>
                 <w:rPr>
                   <w:rFonts w:ascii="Arial" w:cs="Arial" w:eastAsia="Arial" w:hAnsi="Arial"/>
@@ -27326,7 +27326,7 @@
               <w:spacing w:after="10" w:before="0"/>
               <w:ind w:left="120"/>
             </w:pPr>
-            <w:hyperlink w:history="1" r:id="rId_iipkwzwja773om6metea">
+            <w:hyperlink w:history="1" r:id="rId-frbyxepubctzim_uy-rz">
               <w:r>
                 <w:rPr>
                   <w:rFonts w:ascii="Arial" w:cs="Arial" w:eastAsia="Arial" w:hAnsi="Arial"/>
@@ -27521,7 +27521,7 @@
             <w:pPr>
               <w:spacing w:after="20" w:before="0"/>
             </w:pPr>
-            <w:hyperlink w:history="1" r:id="rIde1oppalfuzyizmbokg2d8">
+            <w:hyperlink w:history="1" r:id="rIdm4xfjc-zocnxuns-qsnty">
               <w:r>
                 <w:rPr>
                   <w:rFonts w:ascii="Arial" w:cs="Arial" w:eastAsia="Arial" w:hAnsi="Arial"/>
@@ -27554,7 +27554,7 @@
               <w:spacing w:after="10" w:before="0"/>
               <w:ind w:left="120"/>
             </w:pPr>
-            <w:hyperlink w:history="1" r:id="rId70mnenw8cgsiqcykpqmde">
+            <w:hyperlink w:history="1" r:id="rIdq0ob44hcnshlbsxnptygn">
               <w:r>
                 <w:rPr>
                   <w:rFonts w:ascii="Arial" w:cs="Arial" w:eastAsia="Arial" w:hAnsi="Arial"/>
@@ -27599,7 +27599,7 @@
             <w:pPr>
               <w:spacing w:after="20" w:before="0"/>
             </w:pPr>
-            <w:hyperlink w:history="1" r:id="rIdcvyzadb5c0vys1fkpdeiz">
+            <w:hyperlink w:history="1" r:id="rIdf-8trlsh-3sgfygyafwgz">
               <w:r>
                 <w:rPr>
                   <w:rFonts w:ascii="Arial" w:cs="Arial" w:eastAsia="Arial" w:hAnsi="Arial"/>
@@ -27632,7 +27632,7 @@
               <w:spacing w:after="10" w:before="0"/>
               <w:ind w:left="120"/>
             </w:pPr>
-            <w:hyperlink w:history="1" r:id="rIdicv6acv2lyzcx76zr5b36">
+            <w:hyperlink w:history="1" r:id="rIdfijekos4_mcgxpg3jykad">
               <w:r>
                 <w:rPr>
                   <w:rFonts w:ascii="Arial" w:cs="Arial" w:eastAsia="Arial" w:hAnsi="Arial"/>
@@ -27827,7 +27827,7 @@
             <w:pPr>
               <w:spacing w:after="20" w:before="0"/>
             </w:pPr>
-            <w:hyperlink w:history="1" r:id="rIdhx8ykoel-87gdzjkkxyyn">
+            <w:hyperlink w:history="1" r:id="rIdvjuk6fu2dheqixravxd5b">
               <w:r>
                 <w:rPr>
                   <w:rFonts w:ascii="Arial" w:cs="Arial" w:eastAsia="Arial" w:hAnsi="Arial"/>
@@ -27860,7 +27860,7 @@
               <w:spacing w:after="10" w:before="0"/>
               <w:ind w:left="120"/>
             </w:pPr>
-            <w:hyperlink w:history="1" r:id="rIdodseuxz1dlusygw2mjsf8">
+            <w:hyperlink w:history="1" r:id="rIdvij19egf07ljnwkj1_5ur">
               <w:r>
                 <w:rPr>
                   <w:rFonts w:ascii="Arial" w:cs="Arial" w:eastAsia="Arial" w:hAnsi="Arial"/>
@@ -27905,7 +27905,7 @@
             <w:pPr>
               <w:spacing w:after="20" w:before="0"/>
             </w:pPr>
-            <w:hyperlink w:history="1" r:id="rIdcidlctm5vw_vy1aron8hv">
+            <w:hyperlink w:history="1" r:id="rIdgjakl9w7byt17t7lc4t3i">
               <w:r>
                 <w:rPr>
                   <w:rFonts w:ascii="Arial" w:cs="Arial" w:eastAsia="Arial" w:hAnsi="Arial"/>
@@ -27938,7 +27938,7 @@
               <w:spacing w:after="10" w:before="0"/>
               <w:ind w:left="120"/>
             </w:pPr>
-            <w:hyperlink w:history="1" r:id="rIdne94foknwzrg5ipb1pgmd">
+            <w:hyperlink w:history="1" r:id="rIdlzpojq4vwdlalkhzogfix">
               <w:r>
                 <w:rPr>
                   <w:rFonts w:ascii="Arial" w:cs="Arial" w:eastAsia="Arial" w:hAnsi="Arial"/>
@@ -29425,7 +29425,7 @@
             <w:pPr>
               <w:spacing w:after="20" w:before="0"/>
             </w:pPr>
-            <w:hyperlink w:history="1" r:id="rIdccuppf9xxiikj__r6eovg">
+            <w:hyperlink w:history="1" r:id="rIdefhl7dw5q_kcum5b3yoim">
               <w:r>
                 <w:rPr>
                   <w:rFonts w:ascii="Arial" w:cs="Arial" w:eastAsia="Arial" w:hAnsi="Arial"/>
@@ -29458,7 +29458,7 @@
               <w:spacing w:after="10" w:before="0"/>
               <w:ind w:left="120"/>
             </w:pPr>
-            <w:hyperlink w:history="1" r:id="rIdl95l963ykp3wqy8enns3p">
+            <w:hyperlink w:history="1" r:id="rIdn40phpqdkrv58irmaxr77">
               <w:r>
                 <w:rPr>
                   <w:rFonts w:ascii="Arial" w:cs="Arial" w:eastAsia="Arial" w:hAnsi="Arial"/>
@@ -29503,7 +29503,7 @@
             <w:pPr>
               <w:spacing w:after="20" w:before="0"/>
             </w:pPr>
-            <w:hyperlink w:history="1" r:id="rIdzip00koodbqtv7h_cr-wz">
+            <w:hyperlink w:history="1" r:id="rId1o9icou-hojkpkhwyi68k">
               <w:r>
                 <w:rPr>
                   <w:rFonts w:ascii="Arial" w:cs="Arial" w:eastAsia="Arial" w:hAnsi="Arial"/>
@@ -29536,7 +29536,7 @@
               <w:spacing w:after="10" w:before="0"/>
               <w:ind w:left="120"/>
             </w:pPr>
-            <w:hyperlink w:history="1" r:id="rIdkrfbxxqls2tkhuvgvto4j">
+            <w:hyperlink w:history="1" r:id="rIdtmlninilqhd7mj8zakk1a">
               <w:r>
                 <w:rPr>
                   <w:rFonts w:ascii="Arial" w:cs="Arial" w:eastAsia="Arial" w:hAnsi="Arial"/>
@@ -29847,7 +29847,7 @@
             <w:pPr>
               <w:spacing w:after="20" w:before="0"/>
             </w:pPr>
-            <w:hyperlink w:history="1" r:id="rIdjkd6el54gtynh8fzb7i4c">
+            <w:hyperlink w:history="1" r:id="rIdbhiqn_-mwg-tmqovufdf6">
               <w:r>
                 <w:rPr>
                   <w:rFonts w:ascii="Arial" w:cs="Arial" w:eastAsia="Arial" w:hAnsi="Arial"/>
@@ -29880,7 +29880,7 @@
               <w:spacing w:after="10" w:before="0"/>
               <w:ind w:left="120"/>
             </w:pPr>
-            <w:hyperlink w:history="1" r:id="rIdaea_klsyqq7oichx1fftu">
+            <w:hyperlink w:history="1" r:id="rIdgzcvtvezgjdi8kyuor3hv">
               <w:r>
                 <w:rPr>
                   <w:rFonts w:ascii="Arial" w:cs="Arial" w:eastAsia="Arial" w:hAnsi="Arial"/>
@@ -29925,7 +29925,7 @@
             <w:pPr>
               <w:spacing w:after="20" w:before="0"/>
             </w:pPr>
-            <w:hyperlink w:history="1" r:id="rIdabsjhge-blwx2susobs1t">
+            <w:hyperlink w:history="1" r:id="rId0qdfyttnao0dj5z0ggdvt">
               <w:r>
                 <w:rPr>
                   <w:rFonts w:ascii="Arial" w:cs="Arial" w:eastAsia="Arial" w:hAnsi="Arial"/>
@@ -29958,7 +29958,7 @@
               <w:spacing w:after="10" w:before="0"/>
               <w:ind w:left="120"/>
             </w:pPr>
-            <w:hyperlink w:history="1" r:id="rIda7pkbauwt1czqxbjederv">
+            <w:hyperlink w:history="1" r:id="rIdnyxjyjrrbustyrc6bz3-y">
               <w:r>
                 <w:rPr>
                   <w:rFonts w:ascii="Arial" w:cs="Arial" w:eastAsia="Arial" w:hAnsi="Arial"/>
@@ -30441,7 +30441,7 @@
             <w:pPr>
               <w:spacing w:after="20" w:before="0"/>
             </w:pPr>
-            <w:hyperlink w:history="1" r:id="rIdawvkwofzb06m_rg6wb9da">
+            <w:hyperlink w:history="1" r:id="rIdafmwa7vgjs1gf8zvqztan">
               <w:r>
                 <w:rPr>
                   <w:rFonts w:ascii="Arial" w:cs="Arial" w:eastAsia="Arial" w:hAnsi="Arial"/>
@@ -30474,7 +30474,7 @@
               <w:spacing w:after="10" w:before="0"/>
               <w:ind w:left="120"/>
             </w:pPr>
-            <w:hyperlink w:history="1" r:id="rIdmtbm2w4gnsmjggfsr3yq2">
+            <w:hyperlink w:history="1" r:id="rId1pijzx8w4r6x4iy-ttxvl">
               <w:r>
                 <w:rPr>
                   <w:rFonts w:ascii="Arial" w:cs="Arial" w:eastAsia="Arial" w:hAnsi="Arial"/>
@@ -30519,7 +30519,7 @@
             <w:pPr>
               <w:spacing w:after="20" w:before="0"/>
             </w:pPr>
-            <w:hyperlink w:history="1" r:id="rIdo9me4owafbxcrsh5tpgvf">
+            <w:hyperlink w:history="1" r:id="rIdru4qm5p18mjbikermolms">
               <w:r>
                 <w:rPr>
                   <w:rFonts w:ascii="Arial" w:cs="Arial" w:eastAsia="Arial" w:hAnsi="Arial"/>
@@ -30552,7 +30552,7 @@
               <w:spacing w:after="10" w:before="0"/>
               <w:ind w:left="120"/>
             </w:pPr>
-            <w:hyperlink w:history="1" r:id="rIdr2wzhgnayhvw_dxsmwlx7">
+            <w:hyperlink w:history="1" r:id="rIdirex45_9kvdlneffa6cjv">
               <w:r>
                 <w:rPr>
                   <w:rFonts w:ascii="Arial" w:cs="Arial" w:eastAsia="Arial" w:hAnsi="Arial"/>
@@ -31205,7 +31205,7 @@
             <w:pPr>
               <w:spacing w:after="20" w:before="0"/>
             </w:pPr>
-            <w:hyperlink w:history="1" r:id="rId0fo03oillfuh4qkso-dp6">
+            <w:hyperlink w:history="1" r:id="rIdxrpeqcj612qtm76vrzk_t">
               <w:r>
                 <w:rPr>
                   <w:rFonts w:ascii="Arial" w:cs="Arial" w:eastAsia="Arial" w:hAnsi="Arial"/>
@@ -31238,7 +31238,7 @@
               <w:spacing w:after="10" w:before="0"/>
               <w:ind w:left="120"/>
             </w:pPr>
-            <w:hyperlink w:history="1" r:id="rIddilmrzmiurfn0vxo83kys">
+            <w:hyperlink w:history="1" r:id="rIdf0eparekm_q-ix0sf9cgw">
               <w:r>
                 <w:rPr>
                   <w:rFonts w:ascii="Arial" w:cs="Arial" w:eastAsia="Arial" w:hAnsi="Arial"/>
@@ -31283,7 +31283,7 @@
             <w:pPr>
               <w:spacing w:after="20" w:before="0"/>
             </w:pPr>
-            <w:hyperlink w:history="1" r:id="rId3n1huxodydzr0tpgmmlvy">
+            <w:hyperlink w:history="1" r:id="rId9ylq1gg-hhodx0haep1r2">
               <w:r>
                 <w:rPr>
                   <w:rFonts w:ascii="Arial" w:cs="Arial" w:eastAsia="Arial" w:hAnsi="Arial"/>
@@ -31316,7 +31316,7 @@
               <w:spacing w:after="10" w:before="0"/>
               <w:ind w:left="120"/>
             </w:pPr>
-            <w:hyperlink w:history="1" r:id="rIdotvmw_2akljtrf4jaqab7">
+            <w:hyperlink w:history="1" r:id="rIdyegd-jard2hketo3cpito">
               <w:r>
                 <w:rPr>
                   <w:rFonts w:ascii="Arial" w:cs="Arial" w:eastAsia="Arial" w:hAnsi="Arial"/>
@@ -31587,7 +31587,7 @@
             <w:pPr>
               <w:spacing w:after="20" w:before="0"/>
             </w:pPr>
-            <w:hyperlink w:history="1" r:id="rIdmwmjncuixuufxju970hsd">
+            <w:hyperlink w:history="1" r:id="rIduk9btmcxk5xkiu-joc0zl">
               <w:r>
                 <w:rPr>
                   <w:rFonts w:ascii="Arial" w:cs="Arial" w:eastAsia="Arial" w:hAnsi="Arial"/>
@@ -31620,7 +31620,7 @@
               <w:spacing w:after="10" w:before="0"/>
               <w:ind w:left="120"/>
             </w:pPr>
-            <w:hyperlink w:history="1" r:id="rIdt97tpv_cbb7eskxvoa7lr">
+            <w:hyperlink w:history="1" r:id="rIdv4rwfmyananwu6khtueu1">
               <w:r>
                 <w:rPr>
                   <w:rFonts w:ascii="Arial" w:cs="Arial" w:eastAsia="Arial" w:hAnsi="Arial"/>
@@ -31665,7 +31665,7 @@
             <w:pPr>
               <w:spacing w:after="20" w:before="0"/>
             </w:pPr>
-            <w:hyperlink w:history="1" r:id="rId34pqk4wv1armssojzlibk">
+            <w:hyperlink w:history="1" r:id="rIdznwptco1onm3ay0jdd1gf">
               <w:r>
                 <w:rPr>
                   <w:rFonts w:ascii="Arial" w:cs="Arial" w:eastAsia="Arial" w:hAnsi="Arial"/>
@@ -31698,7 +31698,7 @@
               <w:spacing w:after="10" w:before="0"/>
               <w:ind w:left="120"/>
             </w:pPr>
-            <w:hyperlink w:history="1" r:id="rIdpscsrh_wtqotpuajkfrog">
+            <w:hyperlink w:history="1" r:id="rIdef2svh4rhgldz5t2cnbk6">
               <w:r>
                 <w:rPr>
                   <w:rFonts w:ascii="Arial" w:cs="Arial" w:eastAsia="Arial" w:hAnsi="Arial"/>
@@ -33470,7 +33470,7 @@
             <w:pPr>
               <w:spacing w:after="20" w:before="0"/>
             </w:pPr>
-            <w:hyperlink w:history="1" r:id="rIdmx2fw3qhugwhulrpdymcd">
+            <w:hyperlink w:history="1" r:id="rId7hiomcqxc2tlpcngfqs_i">
               <w:r>
                 <w:rPr>
                   <w:rFonts w:ascii="Arial" w:cs="Arial" w:eastAsia="Arial" w:hAnsi="Arial"/>
@@ -33503,7 +33503,7 @@
               <w:spacing w:after="10" w:before="0"/>
               <w:ind w:left="120"/>
             </w:pPr>
-            <w:hyperlink w:history="1" r:id="rIdsfetsxykjjbhnc8ogzt6h">
+            <w:hyperlink w:history="1" r:id="rIdju88luqe6mfqdikulyytk">
               <w:r>
                 <w:rPr>
                   <w:rFonts w:ascii="Arial" w:cs="Arial" w:eastAsia="Arial" w:hAnsi="Arial"/>
@@ -33548,7 +33548,7 @@
             <w:pPr>
               <w:spacing w:after="20" w:before="0"/>
             </w:pPr>
-            <w:hyperlink w:history="1" r:id="rIdi1o2kbx_taqggp6mntehy">
+            <w:hyperlink w:history="1" r:id="rIduadrwzsezn13afwcvxs5k">
               <w:r>
                 <w:rPr>
                   <w:rFonts w:ascii="Arial" w:cs="Arial" w:eastAsia="Arial" w:hAnsi="Arial"/>
@@ -33581,7 +33581,7 @@
               <w:spacing w:after="10" w:before="0"/>
               <w:ind w:left="120"/>
             </w:pPr>
-            <w:hyperlink w:history="1" r:id="rIdcnmnigmo3wyvpxsm-a3ft">
+            <w:hyperlink w:history="1" r:id="rIdhepeifjvn5fsxxmcvlo0w">
               <w:r>
                 <w:rPr>
                   <w:rFonts w:ascii="Arial" w:cs="Arial" w:eastAsia="Arial" w:hAnsi="Arial"/>
@@ -33776,7 +33776,7 @@
             <w:pPr>
               <w:spacing w:after="20" w:before="0"/>
             </w:pPr>
-            <w:hyperlink w:history="1" r:id="rIdrmuecksivdnfqtqaj66xh">
+            <w:hyperlink w:history="1" r:id="rIdkrvgtf7jt7la1ypnursda">
               <w:r>
                 <w:rPr>
                   <w:rFonts w:ascii="Arial" w:cs="Arial" w:eastAsia="Arial" w:hAnsi="Arial"/>
@@ -33809,7 +33809,7 @@
               <w:spacing w:after="10" w:before="0"/>
               <w:ind w:left="120"/>
             </w:pPr>
-            <w:hyperlink w:history="1" r:id="rIdgurqtwwwkaqi_lczu0tek">
+            <w:hyperlink w:history="1" r:id="rIdkv409bpbdw4bcs-fmdzrw">
               <w:r>
                 <w:rPr>
                   <w:rFonts w:ascii="Arial" w:cs="Arial" w:eastAsia="Arial" w:hAnsi="Arial"/>
@@ -33854,7 +33854,7 @@
             <w:pPr>
               <w:spacing w:after="20" w:before="0"/>
             </w:pPr>
-            <w:hyperlink w:history="1" r:id="rId1i4b-r_3ysfs0lwjfsumt">
+            <w:hyperlink w:history="1" r:id="rIdr76bc2dmkybwrqg0jy5ew">
               <w:r>
                 <w:rPr>
                   <w:rFonts w:ascii="Arial" w:cs="Arial" w:eastAsia="Arial" w:hAnsi="Arial"/>
@@ -33887,7 +33887,7 @@
               <w:spacing w:after="10" w:before="0"/>
               <w:ind w:left="120"/>
             </w:pPr>
-            <w:hyperlink w:history="1" r:id="rIdskbw_o46nthihlo1kid-o">
+            <w:hyperlink w:history="1" r:id="rIdaqftngorofscxiaco9iti">
               <w:r>
                 <w:rPr>
                   <w:rFonts w:ascii="Arial" w:cs="Arial" w:eastAsia="Arial" w:hAnsi="Arial"/>
@@ -34082,7 +34082,7 @@
             <w:pPr>
               <w:spacing w:after="20" w:before="0"/>
             </w:pPr>
-            <w:hyperlink w:history="1" r:id="rIdczgqevjafn-fh4uijchan">
+            <w:hyperlink w:history="1" r:id="rIdurx10v5khp2iugkuj-izl">
               <w:r>
                 <w:rPr>
                   <w:rFonts w:ascii="Arial" w:cs="Arial" w:eastAsia="Arial" w:hAnsi="Arial"/>
@@ -34115,7 +34115,7 @@
               <w:spacing w:after="10" w:before="0"/>
               <w:ind w:left="120"/>
             </w:pPr>
-            <w:hyperlink w:history="1" r:id="rId1v3reiad75hioktab0md6">
+            <w:hyperlink w:history="1" r:id="rIdusjuqruy2urjwqskdlor0">
               <w:r>
                 <w:rPr>
                   <w:rFonts w:ascii="Arial" w:cs="Arial" w:eastAsia="Arial" w:hAnsi="Arial"/>
@@ -34160,7 +34160,7 @@
             <w:pPr>
               <w:spacing w:after="20" w:before="0"/>
             </w:pPr>
-            <w:hyperlink w:history="1" r:id="rIddezl5doqs31xal0xsgm3k">
+            <w:hyperlink w:history="1" r:id="rIdsudarf_73mfzoqfcy4ui1">
               <w:r>
                 <w:rPr>
                   <w:rFonts w:ascii="Arial" w:cs="Arial" w:eastAsia="Arial" w:hAnsi="Arial"/>
@@ -34193,7 +34193,7 @@
               <w:spacing w:after="10" w:before="0"/>
               <w:ind w:left="120"/>
             </w:pPr>
-            <w:hyperlink w:history="1" r:id="rIdpgjnli_bn-30l0mdlfj3q">
+            <w:hyperlink w:history="1" r:id="rIdfjk0a5avvdh7ne_pclpfg">
               <w:r>
                 <w:rPr>
                   <w:rFonts w:ascii="Arial" w:cs="Arial" w:eastAsia="Arial" w:hAnsi="Arial"/>
@@ -34388,7 +34388,7 @@
             <w:pPr>
               <w:spacing w:after="20" w:before="0"/>
             </w:pPr>
-            <w:hyperlink w:history="1" r:id="rIder35mkury2j6jjnrwzp01">
+            <w:hyperlink w:history="1" r:id="rIdwjt0tje9wtu-3nbc8xfy4">
               <w:r>
                 <w:rPr>
                   <w:rFonts w:ascii="Arial" w:cs="Arial" w:eastAsia="Arial" w:hAnsi="Arial"/>
@@ -34421,7 +34421,7 @@
               <w:spacing w:after="10" w:before="0"/>
               <w:ind w:left="120"/>
             </w:pPr>
-            <w:hyperlink w:history="1" r:id="rIdsk3c0ibnboj8w8auvfise">
+            <w:hyperlink w:history="1" r:id="rIdwuk7eks59ufofphl5u1y_">
               <w:r>
                 <w:rPr>
                   <w:rFonts w:ascii="Arial" w:cs="Arial" w:eastAsia="Arial" w:hAnsi="Arial"/>
@@ -34466,7 +34466,7 @@
             <w:pPr>
               <w:spacing w:after="20" w:before="0"/>
             </w:pPr>
-            <w:hyperlink w:history="1" r:id="rIdd4relvh1g-mghv5l_ozxq">
+            <w:hyperlink w:history="1" r:id="rIdk5jptm3fkshr7pbjse3xv">
               <w:r>
                 <w:rPr>
                   <w:rFonts w:ascii="Arial" w:cs="Arial" w:eastAsia="Arial" w:hAnsi="Arial"/>
@@ -34499,7 +34499,7 @@
               <w:spacing w:after="10" w:before="0"/>
               <w:ind w:left="120"/>
             </w:pPr>
-            <w:hyperlink w:history="1" r:id="rIdfpvjhtkfy3vbfthjmbta9">
+            <w:hyperlink w:history="1" r:id="rIdx7dfo6bb-qgl0cksytnrs">
               <w:r>
                 <w:rPr>
                   <w:rFonts w:ascii="Arial" w:cs="Arial" w:eastAsia="Arial" w:hAnsi="Arial"/>
@@ -34694,7 +34694,7 @@
             <w:pPr>
               <w:spacing w:after="20" w:before="0"/>
             </w:pPr>
-            <w:hyperlink w:history="1" r:id="rIdzn1xeu6g1kilapdbbamjh">
+            <w:hyperlink w:history="1" r:id="rIdiax80_swlzf9ldfoyi7k4">
               <w:r>
                 <w:rPr>
                   <w:rFonts w:ascii="Arial" w:cs="Arial" w:eastAsia="Arial" w:hAnsi="Arial"/>
@@ -34727,7 +34727,7 @@
               <w:spacing w:after="10" w:before="0"/>
               <w:ind w:left="120"/>
             </w:pPr>
-            <w:hyperlink w:history="1" r:id="rId6qs4yw49758d2z3ld2mm9">
+            <w:hyperlink w:history="1" r:id="rIdjara59gibgq_u9ym_q287">
               <w:r>
                 <w:rPr>
                   <w:rFonts w:ascii="Arial" w:cs="Arial" w:eastAsia="Arial" w:hAnsi="Arial"/>
@@ -34772,7 +34772,7 @@
             <w:pPr>
               <w:spacing w:after="20" w:before="0"/>
             </w:pPr>
-            <w:hyperlink w:history="1" r:id="rIdquq6d_vqh_7_bhzw6rqrx">
+            <w:hyperlink w:history="1" r:id="rIddp7geg-yjkhe8u_oxzui6">
               <w:r>
                 <w:rPr>
                   <w:rFonts w:ascii="Arial" w:cs="Arial" w:eastAsia="Arial" w:hAnsi="Arial"/>
@@ -34805,7 +34805,7 @@
               <w:spacing w:after="10" w:before="0"/>
               <w:ind w:left="120"/>
             </w:pPr>
-            <w:hyperlink w:history="1" r:id="rId3p7wb6b-6utg8lnoyat_v">
+            <w:hyperlink w:history="1" r:id="rId_8n-6iuwwxmpejcfpp4n0">
               <w:r>
                 <w:rPr>
                   <w:rFonts w:ascii="Arial" w:cs="Arial" w:eastAsia="Arial" w:hAnsi="Arial"/>
@@ -36292,7 +36292,7 @@
             <w:pPr>
               <w:spacing w:after="20" w:before="0"/>
             </w:pPr>
-            <w:hyperlink w:history="1" r:id="rIduiz0sa-zt8g1jgphcru8d">
+            <w:hyperlink w:history="1" r:id="rIdf2aa9ei391vxskcm_sk-x">
               <w:r>
                 <w:rPr>
                   <w:rFonts w:ascii="Arial" w:cs="Arial" w:eastAsia="Arial" w:hAnsi="Arial"/>
@@ -36325,7 +36325,7 @@
               <w:spacing w:after="10" w:before="0"/>
               <w:ind w:left="120"/>
             </w:pPr>
-            <w:hyperlink w:history="1" r:id="rIdczhin5ykmge2qefhojqwn">
+            <w:hyperlink w:history="1" r:id="rIdcft5fahjmgb7j9q3c1ont">
               <w:r>
                 <w:rPr>
                   <w:rFonts w:ascii="Arial" w:cs="Arial" w:eastAsia="Arial" w:hAnsi="Arial"/>
@@ -36370,7 +36370,7 @@
             <w:pPr>
               <w:spacing w:after="20" w:before="0"/>
             </w:pPr>
-            <w:hyperlink w:history="1" r:id="rIddtuqvufdqhcr2-bqsqzzr">
+            <w:hyperlink w:history="1" r:id="rId_mb4f5goxkjue5k3dcita">
               <w:r>
                 <w:rPr>
                   <w:rFonts w:ascii="Arial" w:cs="Arial" w:eastAsia="Arial" w:hAnsi="Arial"/>
@@ -36403,7 +36403,7 @@
               <w:spacing w:after="10" w:before="0"/>
               <w:ind w:left="120"/>
             </w:pPr>
-            <w:hyperlink w:history="1" r:id="rIdr9t50u0m3_t2gmf0oqp3i">
+            <w:hyperlink w:history="1" r:id="rIdeup-xxvnopzna556ajnyi">
               <w:r>
                 <w:rPr>
                   <w:rFonts w:ascii="Arial" w:cs="Arial" w:eastAsia="Arial" w:hAnsi="Arial"/>
@@ -36598,7 +36598,7 @@
             <w:pPr>
               <w:spacing w:after="20" w:before="0"/>
             </w:pPr>
-            <w:hyperlink w:history="1" r:id="rIdoetbfa8em2cwahc0jl0to">
+            <w:hyperlink w:history="1" r:id="rIdksviiacyoanlj-qfsw_p0">
               <w:r>
                 <w:rPr>
                   <w:rFonts w:ascii="Arial" w:cs="Arial" w:eastAsia="Arial" w:hAnsi="Arial"/>
@@ -36631,7 +36631,7 @@
               <w:spacing w:after="10" w:before="0"/>
               <w:ind w:left="120"/>
             </w:pPr>
-            <w:hyperlink w:history="1" r:id="rIdycno9tlcfjtin2qcjk6sw">
+            <w:hyperlink w:history="1" r:id="rIdj19ditpcej2_sio5nahev">
               <w:r>
                 <w:rPr>
                   <w:rFonts w:ascii="Arial" w:cs="Arial" w:eastAsia="Arial" w:hAnsi="Arial"/>
@@ -36676,7 +36676,7 @@
             <w:pPr>
               <w:spacing w:after="20" w:before="0"/>
             </w:pPr>
-            <w:hyperlink w:history="1" r:id="rIdrgvjhkgixc-u8itvypq3k">
+            <w:hyperlink w:history="1" r:id="rIdtqxo-0exx0zfl3_yzdhkf">
               <w:r>
                 <w:rPr>
                   <w:rFonts w:ascii="Arial" w:cs="Arial" w:eastAsia="Arial" w:hAnsi="Arial"/>
@@ -36709,7 +36709,7 @@
               <w:spacing w:after="10" w:before="0"/>
               <w:ind w:left="120"/>
             </w:pPr>
-            <w:hyperlink w:history="1" r:id="rIdmsasorpeoky_nvt56jvg8">
+            <w:hyperlink w:history="1" r:id="rId1z8oemvij3brnmabkc4zq">
               <w:r>
                 <w:rPr>
                   <w:rFonts w:ascii="Arial" w:cs="Arial" w:eastAsia="Arial" w:hAnsi="Arial"/>
@@ -36904,7 +36904,7 @@
             <w:pPr>
               <w:spacing w:after="20" w:before="0"/>
             </w:pPr>
-            <w:hyperlink w:history="1" r:id="rIdmolf7yv5zc5yqaupn57nn">
+            <w:hyperlink w:history="1" r:id="rIdvrvvm7hxj_tbv-ekny0ls">
               <w:r>
                 <w:rPr>
                   <w:rFonts w:ascii="Arial" w:cs="Arial" w:eastAsia="Arial" w:hAnsi="Arial"/>
@@ -36937,7 +36937,7 @@
               <w:spacing w:after="10" w:before="0"/>
               <w:ind w:left="120"/>
             </w:pPr>
-            <w:hyperlink w:history="1" r:id="rIdvaxc5srobtqaxvbzff8jh">
+            <w:hyperlink w:history="1" r:id="rIdqumcgay_va2suqcb8owys">
               <w:r>
                 <w:rPr>
                   <w:rFonts w:ascii="Arial" w:cs="Arial" w:eastAsia="Arial" w:hAnsi="Arial"/>
@@ -36982,7 +36982,7 @@
             <w:pPr>
               <w:spacing w:after="20" w:before="0"/>
             </w:pPr>
-            <w:hyperlink w:history="1" r:id="rIdn_z2pkooffrpjd_dfhhth">
+            <w:hyperlink w:history="1" r:id="rIdjwmgpn21zg7vbdi5_dfva">
               <w:r>
                 <w:rPr>
                   <w:rFonts w:ascii="Arial" w:cs="Arial" w:eastAsia="Arial" w:hAnsi="Arial"/>
@@ -37015,7 +37015,7 @@
               <w:spacing w:after="10" w:before="0"/>
               <w:ind w:left="120"/>
             </w:pPr>
-            <w:hyperlink w:history="1" r:id="rIdqzolhcfe9pie7aeabzysk">
+            <w:hyperlink w:history="1" r:id="rIdwo3npmldh_b_phhnodh6-">
               <w:r>
                 <w:rPr>
                   <w:rFonts w:ascii="Arial" w:cs="Arial" w:eastAsia="Arial" w:hAnsi="Arial"/>
@@ -37210,7 +37210,7 @@
             <w:pPr>
               <w:spacing w:after="20" w:before="0"/>
             </w:pPr>
-            <w:hyperlink w:history="1" r:id="rId5ozu66j7ahqezwzkqny8f">
+            <w:hyperlink w:history="1" r:id="rIdr73cac2ftbsndmdj_cqxp">
               <w:r>
                 <w:rPr>
                   <w:rFonts w:ascii="Arial" w:cs="Arial" w:eastAsia="Arial" w:hAnsi="Arial"/>
@@ -37243,7 +37243,7 @@
               <w:spacing w:after="10" w:before="0"/>
               <w:ind w:left="120"/>
             </w:pPr>
-            <w:hyperlink w:history="1" r:id="rIdmtdvnilbrlzfdyytc_m_r">
+            <w:hyperlink w:history="1" r:id="rIdcyaevq5buy1banz1jhqaf">
               <w:r>
                 <w:rPr>
                   <w:rFonts w:ascii="Arial" w:cs="Arial" w:eastAsia="Arial" w:hAnsi="Arial"/>
@@ -37288,7 +37288,7 @@
             <w:pPr>
               <w:spacing w:after="20" w:before="0"/>
             </w:pPr>
-            <w:hyperlink w:history="1" r:id="rIdw8nh4k3b2iloj1arlcupi">
+            <w:hyperlink w:history="1" r:id="rIdpyfclhcjbhmlr3erhpe38">
               <w:r>
                 <w:rPr>
                   <w:rFonts w:ascii="Arial" w:cs="Arial" w:eastAsia="Arial" w:hAnsi="Arial"/>
@@ -37321,7 +37321,7 @@
               <w:spacing w:after="10" w:before="0"/>
               <w:ind w:left="120"/>
             </w:pPr>
-            <w:hyperlink w:history="1" r:id="rIdtizxviqwywhdcrxvd4usz">
+            <w:hyperlink w:history="1" r:id="rId4skk3shzw4dhmzoypqssw">
               <w:r>
                 <w:rPr>
                   <w:rFonts w:ascii="Arial" w:cs="Arial" w:eastAsia="Arial" w:hAnsi="Arial"/>
@@ -37516,7 +37516,7 @@
             <w:pPr>
               <w:spacing w:after="20" w:before="0"/>
             </w:pPr>
-            <w:hyperlink w:history="1" r:id="rIdez83idddnaso7c-rnf_4j">
+            <w:hyperlink w:history="1" r:id="rIdj_kmfx9d-ek7f5cmrywte">
               <w:r>
                 <w:rPr>
                   <w:rFonts w:ascii="Arial" w:cs="Arial" w:eastAsia="Arial" w:hAnsi="Arial"/>
@@ -37549,7 +37549,7 @@
               <w:spacing w:after="10" w:before="0"/>
               <w:ind w:left="120"/>
             </w:pPr>
-            <w:hyperlink w:history="1" r:id="rIdyzxgnuapgu33yokzc08q_">
+            <w:hyperlink w:history="1" r:id="rIduitbf9xtirf-762erto1j">
               <w:r>
                 <w:rPr>
                   <w:rFonts w:ascii="Arial" w:cs="Arial" w:eastAsia="Arial" w:hAnsi="Arial"/>
@@ -37594,7 +37594,7 @@
             <w:pPr>
               <w:spacing w:after="20" w:before="0"/>
             </w:pPr>
-            <w:hyperlink w:history="1" r:id="rIdcbln1gand86240val8o5u">
+            <w:hyperlink w:history="1" r:id="rIdbbjlvtpxuhuucili6-zvp">
               <w:r>
                 <w:rPr>
                   <w:rFonts w:ascii="Arial" w:cs="Arial" w:eastAsia="Arial" w:hAnsi="Arial"/>
@@ -37627,7 +37627,7 @@
               <w:spacing w:after="10" w:before="0"/>
               <w:ind w:left="120"/>
             </w:pPr>
-            <w:hyperlink w:history="1" r:id="rId_cikb7fkv9njjubrbuqqy">
+            <w:hyperlink w:history="1" r:id="rIdi6z9ko2amjsvarbajgjbe">
               <w:r>
                 <w:rPr>
                   <w:rFonts w:ascii="Arial" w:cs="Arial" w:eastAsia="Arial" w:hAnsi="Arial"/>

--- a/data/outputs/v2/Biology/SS3.3_Animal_Gaseous_Exchange_and_Respiration/Biology_Animal_Gaseous_Exchange_and_Respiration_CBE_LessonSequence.docx
+++ b/data/outputs/v2/Biology/SS3.3_Animal_Gaseous_Exchange_and_Respiration/Biology_Animal_Gaseous_Exchange_and_Respiration_CBE_LessonSequence.docx
@@ -3571,7 +3571,7 @@
             <w:pPr>
               <w:spacing w:after="20" w:before="0"/>
             </w:pPr>
-            <w:hyperlink w:history="1" r:id="rIdskhxkfvoy0kzgcx7701rj">
+            <w:hyperlink w:history="1" r:id="rIdcepxedoi5rvpjue-8gtu1">
               <w:r>
                 <w:rPr>
                   <w:rFonts w:ascii="Arial" w:cs="Arial" w:eastAsia="Arial" w:hAnsi="Arial"/>
@@ -3604,7 +3604,7 @@
               <w:spacing w:after="10" w:before="0"/>
               <w:ind w:left="120"/>
             </w:pPr>
-            <w:hyperlink w:history="1" r:id="rIdtmsnsfus43vi57vqyjmnq">
+            <w:hyperlink w:history="1" r:id="rId6hntzb5cubgbspmr-nhgb">
               <w:r>
                 <w:rPr>
                   <w:rFonts w:ascii="Arial" w:cs="Arial" w:eastAsia="Arial" w:hAnsi="Arial"/>
@@ -3649,7 +3649,7 @@
             <w:pPr>
               <w:spacing w:after="20" w:before="0"/>
             </w:pPr>
-            <w:hyperlink w:history="1" r:id="rIdcu30wts_srseyxtumttjt">
+            <w:hyperlink w:history="1" r:id="rIdmtp0ty72bodgwnypepb8g">
               <w:r>
                 <w:rPr>
                   <w:rFonts w:ascii="Arial" w:cs="Arial" w:eastAsia="Arial" w:hAnsi="Arial"/>
@@ -3682,7 +3682,7 @@
               <w:spacing w:after="10" w:before="0"/>
               <w:ind w:left="120"/>
             </w:pPr>
-            <w:hyperlink w:history="1" r:id="rIdjoypavjfrypv1lt5ohe4l">
+            <w:hyperlink w:history="1" r:id="rIdye2f0rv6ia8pwfiiut3yu">
               <w:r>
                 <w:rPr>
                   <w:rFonts w:ascii="Arial" w:cs="Arial" w:eastAsia="Arial" w:hAnsi="Arial"/>
@@ -3877,7 +3877,7 @@
             <w:pPr>
               <w:spacing w:after="20" w:before="0"/>
             </w:pPr>
-            <w:hyperlink w:history="1" r:id="rIdnzhrz3lbsygjtjkq3qbvq">
+            <w:hyperlink w:history="1" r:id="rIdqrjct57apshhpfi7ompjn">
               <w:r>
                 <w:rPr>
                   <w:rFonts w:ascii="Arial" w:cs="Arial" w:eastAsia="Arial" w:hAnsi="Arial"/>
@@ -3910,7 +3910,7 @@
               <w:spacing w:after="10" w:before="0"/>
               <w:ind w:left="120"/>
             </w:pPr>
-            <w:hyperlink w:history="1" r:id="rIdlp299zzebym4e01zmfdw9">
+            <w:hyperlink w:history="1" r:id="rIdxcuizcbhjqcu0sc-kqkrm">
               <w:r>
                 <w:rPr>
                   <w:rFonts w:ascii="Arial" w:cs="Arial" w:eastAsia="Arial" w:hAnsi="Arial"/>
@@ -3955,7 +3955,7 @@
             <w:pPr>
               <w:spacing w:after="20" w:before="0"/>
             </w:pPr>
-            <w:hyperlink w:history="1" r:id="rIdvr0qp7vrbcd5lh8zv2zxc">
+            <w:hyperlink w:history="1" r:id="rIdb_fk0yw4qexm1miq_-qis">
               <w:r>
                 <w:rPr>
                   <w:rFonts w:ascii="Arial" w:cs="Arial" w:eastAsia="Arial" w:hAnsi="Arial"/>
@@ -3988,7 +3988,7 @@
               <w:spacing w:after="10" w:before="0"/>
               <w:ind w:left="120"/>
             </w:pPr>
-            <w:hyperlink w:history="1" r:id="rIdg9zc3pizhm8h4semhsx5k">
+            <w:hyperlink w:history="1" r:id="rIddffyvmqmt5ujzzg8ugfg0">
               <w:r>
                 <w:rPr>
                   <w:rFonts w:ascii="Arial" w:cs="Arial" w:eastAsia="Arial" w:hAnsi="Arial"/>
@@ -4183,7 +4183,7 @@
             <w:pPr>
               <w:spacing w:after="20" w:before="0"/>
             </w:pPr>
-            <w:hyperlink w:history="1" r:id="rIdrmag-igs9fhb8j2dzfowp">
+            <w:hyperlink w:history="1" r:id="rIds_dzud7se32zmdchlnyzy">
               <w:r>
                 <w:rPr>
                   <w:rFonts w:ascii="Arial" w:cs="Arial" w:eastAsia="Arial" w:hAnsi="Arial"/>
@@ -4216,7 +4216,7 @@
               <w:spacing w:after="10" w:before="0"/>
               <w:ind w:left="120"/>
             </w:pPr>
-            <w:hyperlink w:history="1" r:id="rIdrce-pjz-jb-walbjbmiuy">
+            <w:hyperlink w:history="1" r:id="rIdq1rjcublvkmk237i1_d4p">
               <w:r>
                 <w:rPr>
                   <w:rFonts w:ascii="Arial" w:cs="Arial" w:eastAsia="Arial" w:hAnsi="Arial"/>
@@ -4261,7 +4261,7 @@
             <w:pPr>
               <w:spacing w:after="20" w:before="0"/>
             </w:pPr>
-            <w:hyperlink w:history="1" r:id="rIdzmafwu-ng3tsjmtngtcc4">
+            <w:hyperlink w:history="1" r:id="rIduxpdk_lf3v-fzhifmvnmg">
               <w:r>
                 <w:rPr>
                   <w:rFonts w:ascii="Arial" w:cs="Arial" w:eastAsia="Arial" w:hAnsi="Arial"/>
@@ -4294,7 +4294,7 @@
               <w:spacing w:after="10" w:before="0"/>
               <w:ind w:left="120"/>
             </w:pPr>
-            <w:hyperlink w:history="1" r:id="rIdaleycv2souicyqsgsvh6n">
+            <w:hyperlink w:history="1" r:id="rIdkqfbtqxdugnlrvljbtfc0">
               <w:r>
                 <w:rPr>
                   <w:rFonts w:ascii="Arial" w:cs="Arial" w:eastAsia="Arial" w:hAnsi="Arial"/>
@@ -4489,7 +4489,7 @@
             <w:pPr>
               <w:spacing w:after="20" w:before="0"/>
             </w:pPr>
-            <w:hyperlink w:history="1" r:id="rId3oozx89eqftelcsjqpqpr">
+            <w:hyperlink w:history="1" r:id="rIdquobgdmqz39zbfq5ygvtt">
               <w:r>
                 <w:rPr>
                   <w:rFonts w:ascii="Arial" w:cs="Arial" w:eastAsia="Arial" w:hAnsi="Arial"/>
@@ -4522,7 +4522,7 @@
               <w:spacing w:after="10" w:before="0"/>
               <w:ind w:left="120"/>
             </w:pPr>
-            <w:hyperlink w:history="1" r:id="rIddbotezggw38rofkabamk4">
+            <w:hyperlink w:history="1" r:id="rIdruloyz4-3jnouzs_ltb4h">
               <w:r>
                 <w:rPr>
                   <w:rFonts w:ascii="Arial" w:cs="Arial" w:eastAsia="Arial" w:hAnsi="Arial"/>
@@ -4567,7 +4567,7 @@
             <w:pPr>
               <w:spacing w:after="20" w:before="0"/>
             </w:pPr>
-            <w:hyperlink w:history="1" r:id="rId1pf_z4g805l-lxxnw5qt1">
+            <w:hyperlink w:history="1" r:id="rIdr9stapqzvnlqf1fjoynrl">
               <w:r>
                 <w:rPr>
                   <w:rFonts w:ascii="Arial" w:cs="Arial" w:eastAsia="Arial" w:hAnsi="Arial"/>
@@ -4600,7 +4600,7 @@
               <w:spacing w:after="10" w:before="0"/>
               <w:ind w:left="120"/>
             </w:pPr>
-            <w:hyperlink w:history="1" r:id="rId6iivplprbm_m-y1odzadz">
+            <w:hyperlink w:history="1" r:id="rIdrws5melcy1j9e6osv9wuy">
               <w:r>
                 <w:rPr>
                   <w:rFonts w:ascii="Arial" w:cs="Arial" w:eastAsia="Arial" w:hAnsi="Arial"/>
@@ -4795,7 +4795,7 @@
             <w:pPr>
               <w:spacing w:after="20" w:before="0"/>
             </w:pPr>
-            <w:hyperlink w:history="1" r:id="rIdvmt6cfixs-dmtqljz6goi">
+            <w:hyperlink w:history="1" r:id="rIdn_pgquksuwtuvmj9xj2w3">
               <w:r>
                 <w:rPr>
                   <w:rFonts w:ascii="Arial" w:cs="Arial" w:eastAsia="Arial" w:hAnsi="Arial"/>
@@ -4828,7 +4828,7 @@
               <w:spacing w:after="10" w:before="0"/>
               <w:ind w:left="120"/>
             </w:pPr>
-            <w:hyperlink w:history="1" r:id="rId4ej4sxqdgyelaorvpj1gl">
+            <w:hyperlink w:history="1" r:id="rIdhrf6mopnp7pln-yeruqjx">
               <w:r>
                 <w:rPr>
                   <w:rFonts w:ascii="Arial" w:cs="Arial" w:eastAsia="Arial" w:hAnsi="Arial"/>
@@ -4873,7 +4873,7 @@
             <w:pPr>
               <w:spacing w:after="20" w:before="0"/>
             </w:pPr>
-            <w:hyperlink w:history="1" r:id="rId3avp7hbpbhasekd-fzyqj">
+            <w:hyperlink w:history="1" r:id="rIdh777jftlxgcgjsm3hgj-j">
               <w:r>
                 <w:rPr>
                   <w:rFonts w:ascii="Arial" w:cs="Arial" w:eastAsia="Arial" w:hAnsi="Arial"/>
@@ -4906,7 +4906,7 @@
               <w:spacing w:after="10" w:before="0"/>
               <w:ind w:left="120"/>
             </w:pPr>
-            <w:hyperlink w:history="1" r:id="rId-bua_z1udgy9gkafc-wwb">
+            <w:hyperlink w:history="1" r:id="rIdxodjg_xyfjvebsthk2yqv">
               <w:r>
                 <w:rPr>
                   <w:rFonts w:ascii="Arial" w:cs="Arial" w:eastAsia="Arial" w:hAnsi="Arial"/>
@@ -6393,7 +6393,7 @@
             <w:pPr>
               <w:spacing w:after="20" w:before="0"/>
             </w:pPr>
-            <w:hyperlink w:history="1" r:id="rId16le_nys0qz1e08tdk1cc">
+            <w:hyperlink w:history="1" r:id="rIdgds2ct9p7wdacr9lbbayc">
               <w:r>
                 <w:rPr>
                   <w:rFonts w:ascii="Arial" w:cs="Arial" w:eastAsia="Arial" w:hAnsi="Arial"/>
@@ -6426,7 +6426,7 @@
               <w:spacing w:after="10" w:before="0"/>
               <w:ind w:left="120"/>
             </w:pPr>
-            <w:hyperlink w:history="1" r:id="rIdiudq-hrhayqnk1pngfbom">
+            <w:hyperlink w:history="1" r:id="rIdtew71ldeaspjeeobgl8tc">
               <w:r>
                 <w:rPr>
                   <w:rFonts w:ascii="Arial" w:cs="Arial" w:eastAsia="Arial" w:hAnsi="Arial"/>
@@ -6471,7 +6471,7 @@
             <w:pPr>
               <w:spacing w:after="20" w:before="0"/>
             </w:pPr>
-            <w:hyperlink w:history="1" r:id="rIdp2-iofdvakmm6i5_jue0n">
+            <w:hyperlink w:history="1" r:id="rIdt6wj6d4uxiyfnbwaf4s3m">
               <w:r>
                 <w:rPr>
                   <w:rFonts w:ascii="Arial" w:cs="Arial" w:eastAsia="Arial" w:hAnsi="Arial"/>
@@ -6504,7 +6504,7 @@
               <w:spacing w:after="10" w:before="0"/>
               <w:ind w:left="120"/>
             </w:pPr>
-            <w:hyperlink w:history="1" r:id="rIdrljsnzeoufq6yldinmcna">
+            <w:hyperlink w:history="1" r:id="rIdp6sooc0alaudgzobyywzz">
               <w:r>
                 <w:rPr>
                   <w:rFonts w:ascii="Arial" w:cs="Arial" w:eastAsia="Arial" w:hAnsi="Arial"/>
@@ -6699,7 +6699,7 @@
             <w:pPr>
               <w:spacing w:after="20" w:before="0"/>
             </w:pPr>
-            <w:hyperlink w:history="1" r:id="rIdpf_xyc3sojwtugixqr0we">
+            <w:hyperlink w:history="1" r:id="rIdrozyjakgxz2awppop69wa">
               <w:r>
                 <w:rPr>
                   <w:rFonts w:ascii="Arial" w:cs="Arial" w:eastAsia="Arial" w:hAnsi="Arial"/>
@@ -6732,7 +6732,7 @@
               <w:spacing w:after="10" w:before="0"/>
               <w:ind w:left="120"/>
             </w:pPr>
-            <w:hyperlink w:history="1" r:id="rIduwjq4i4av2p6eovyqqcwe">
+            <w:hyperlink w:history="1" r:id="rId4oam2bd6hpgztzvwnbivo">
               <w:r>
                 <w:rPr>
                   <w:rFonts w:ascii="Arial" w:cs="Arial" w:eastAsia="Arial" w:hAnsi="Arial"/>
@@ -6777,7 +6777,7 @@
             <w:pPr>
               <w:spacing w:after="20" w:before="0"/>
             </w:pPr>
-            <w:hyperlink w:history="1" r:id="rIdlptazc6wlt48tbwjkdnhp">
+            <w:hyperlink w:history="1" r:id="rIdwv2aix92d8neavpyg2etn">
               <w:r>
                 <w:rPr>
                   <w:rFonts w:ascii="Arial" w:cs="Arial" w:eastAsia="Arial" w:hAnsi="Arial"/>
@@ -6810,7 +6810,7 @@
               <w:spacing w:after="10" w:before="0"/>
               <w:ind w:left="120"/>
             </w:pPr>
-            <w:hyperlink w:history="1" r:id="rIdmff3sl3vpizwkadxukaex">
+            <w:hyperlink w:history="1" r:id="rId_c6cusiicnngr8oxruwxx">
               <w:r>
                 <w:rPr>
                   <w:rFonts w:ascii="Arial" w:cs="Arial" w:eastAsia="Arial" w:hAnsi="Arial"/>
@@ -7005,7 +7005,7 @@
             <w:pPr>
               <w:spacing w:after="20" w:before="0"/>
             </w:pPr>
-            <w:hyperlink w:history="1" r:id="rIdf4atsy9nhjiiauttdhlib">
+            <w:hyperlink w:history="1" r:id="rIdpqy6ohyanipog30fkciuy">
               <w:r>
                 <w:rPr>
                   <w:rFonts w:ascii="Arial" w:cs="Arial" w:eastAsia="Arial" w:hAnsi="Arial"/>
@@ -7038,7 +7038,7 @@
               <w:spacing w:after="10" w:before="0"/>
               <w:ind w:left="120"/>
             </w:pPr>
-            <w:hyperlink w:history="1" r:id="rIdaiivgv7ss3tlrqufrc04x">
+            <w:hyperlink w:history="1" r:id="rId3nwmqaqlhneqipyzilwac">
               <w:r>
                 <w:rPr>
                   <w:rFonts w:ascii="Arial" w:cs="Arial" w:eastAsia="Arial" w:hAnsi="Arial"/>
@@ -7083,7 +7083,7 @@
             <w:pPr>
               <w:spacing w:after="20" w:before="0"/>
             </w:pPr>
-            <w:hyperlink w:history="1" r:id="rIdkyjhuvjcjjnnr60uydpu5">
+            <w:hyperlink w:history="1" r:id="rId-djgc-jjrfi6xjizlo5m4">
               <w:r>
                 <w:rPr>
                   <w:rFonts w:ascii="Arial" w:cs="Arial" w:eastAsia="Arial" w:hAnsi="Arial"/>
@@ -7116,7 +7116,7 @@
               <w:spacing w:after="10" w:before="0"/>
               <w:ind w:left="120"/>
             </w:pPr>
-            <w:hyperlink w:history="1" r:id="rIdhwrn_fud0rtw6_uwk7zqf">
+            <w:hyperlink w:history="1" r:id="rIdymfih3bwsbud0g1s-6zjm">
               <w:r>
                 <w:rPr>
                   <w:rFonts w:ascii="Arial" w:cs="Arial" w:eastAsia="Arial" w:hAnsi="Arial"/>
@@ -7311,7 +7311,7 @@
             <w:pPr>
               <w:spacing w:after="20" w:before="0"/>
             </w:pPr>
-            <w:hyperlink w:history="1" r:id="rIdbtbgyv-vxnqq-hlblh-q7">
+            <w:hyperlink w:history="1" r:id="rIdwlagapp2i6yzy23dpvlwz">
               <w:r>
                 <w:rPr>
                   <w:rFonts w:ascii="Arial" w:cs="Arial" w:eastAsia="Arial" w:hAnsi="Arial"/>
@@ -7344,7 +7344,7 @@
               <w:spacing w:after="10" w:before="0"/>
               <w:ind w:left="120"/>
             </w:pPr>
-            <w:hyperlink w:history="1" r:id="rIdotqiejvey-p840nnqpn2w">
+            <w:hyperlink w:history="1" r:id="rIdfkyfakzmkcbrxjtbftamq">
               <w:r>
                 <w:rPr>
                   <w:rFonts w:ascii="Arial" w:cs="Arial" w:eastAsia="Arial" w:hAnsi="Arial"/>
@@ -7389,7 +7389,7 @@
             <w:pPr>
               <w:spacing w:after="20" w:before="0"/>
             </w:pPr>
-            <w:hyperlink w:history="1" r:id="rIdxamrjld8swmyhz6eiceyk">
+            <w:hyperlink w:history="1" r:id="rIdf18ssyfmix4zujrhdqu8v">
               <w:r>
                 <w:rPr>
                   <w:rFonts w:ascii="Arial" w:cs="Arial" w:eastAsia="Arial" w:hAnsi="Arial"/>
@@ -7422,7 +7422,7 @@
               <w:spacing w:after="10" w:before="0"/>
               <w:ind w:left="120"/>
             </w:pPr>
-            <w:hyperlink w:history="1" r:id="rIduwfipyrl-o5v3c9jbbzhh">
+            <w:hyperlink w:history="1" r:id="rIdbbfyq54hz6a6-w8l6huwz">
               <w:r>
                 <w:rPr>
                   <w:rFonts w:ascii="Arial" w:cs="Arial" w:eastAsia="Arial" w:hAnsi="Arial"/>
@@ -7617,7 +7617,7 @@
             <w:pPr>
               <w:spacing w:after="20" w:before="0"/>
             </w:pPr>
-            <w:hyperlink w:history="1" r:id="rIdqxk0lpfmbbsoqf9s7ueus">
+            <w:hyperlink w:history="1" r:id="rId063dz36zwxzgf4gktk6uv">
               <w:r>
                 <w:rPr>
                   <w:rFonts w:ascii="Arial" w:cs="Arial" w:eastAsia="Arial" w:hAnsi="Arial"/>
@@ -7650,7 +7650,7 @@
               <w:spacing w:after="10" w:before="0"/>
               <w:ind w:left="120"/>
             </w:pPr>
-            <w:hyperlink w:history="1" r:id="rIdfnzkl1ydco34m-xtp_edb">
+            <w:hyperlink w:history="1" r:id="rIdksmw_xrqedqw4ktf5xeny">
               <w:r>
                 <w:rPr>
                   <w:rFonts w:ascii="Arial" w:cs="Arial" w:eastAsia="Arial" w:hAnsi="Arial"/>
@@ -7695,7 +7695,7 @@
             <w:pPr>
               <w:spacing w:after="20" w:before="0"/>
             </w:pPr>
-            <w:hyperlink w:history="1" r:id="rIdqft7fema6gbuxawm6qtyo">
+            <w:hyperlink w:history="1" r:id="rIdx-ogyqz_hbfi48u4psdey">
               <w:r>
                 <w:rPr>
                   <w:rFonts w:ascii="Arial" w:cs="Arial" w:eastAsia="Arial" w:hAnsi="Arial"/>
@@ -7728,7 +7728,7 @@
               <w:spacing w:after="10" w:before="0"/>
               <w:ind w:left="120"/>
             </w:pPr>
-            <w:hyperlink w:history="1" r:id="rId_fzqqxp_ftaxdvweqabia">
+            <w:hyperlink w:history="1" r:id="rIdkxcugvdvdjzon7g67di8e">
               <w:r>
                 <w:rPr>
                   <w:rFonts w:ascii="Arial" w:cs="Arial" w:eastAsia="Arial" w:hAnsi="Arial"/>
@@ -9215,7 +9215,7 @@
             <w:pPr>
               <w:spacing w:after="20" w:before="0"/>
             </w:pPr>
-            <w:hyperlink w:history="1" r:id="rIdcmandp-w6nbg75m_x1jad">
+            <w:hyperlink w:history="1" r:id="rIdklqjumg4y64qe3syp_jdx">
               <w:r>
                 <w:rPr>
                   <w:rFonts w:ascii="Arial" w:cs="Arial" w:eastAsia="Arial" w:hAnsi="Arial"/>
@@ -9248,7 +9248,7 @@
               <w:spacing w:after="10" w:before="0"/>
               <w:ind w:left="120"/>
             </w:pPr>
-            <w:hyperlink w:history="1" r:id="rIdgvdohg4ohrmhgq0bfzecm">
+            <w:hyperlink w:history="1" r:id="rIdjnhm825gt42c1qups3tpx">
               <w:r>
                 <w:rPr>
                   <w:rFonts w:ascii="Arial" w:cs="Arial" w:eastAsia="Arial" w:hAnsi="Arial"/>
@@ -9293,7 +9293,7 @@
             <w:pPr>
               <w:spacing w:after="20" w:before="0"/>
             </w:pPr>
-            <w:hyperlink w:history="1" r:id="rIdnh5l01qorl0z4p9qshyfh">
+            <w:hyperlink w:history="1" r:id="rIdi_0ze2lj40pzyk3wt1aev">
               <w:r>
                 <w:rPr>
                   <w:rFonts w:ascii="Arial" w:cs="Arial" w:eastAsia="Arial" w:hAnsi="Arial"/>
@@ -9326,7 +9326,7 @@
               <w:spacing w:after="10" w:before="0"/>
               <w:ind w:left="120"/>
             </w:pPr>
-            <w:hyperlink w:history="1" r:id="rIdmtmbujk7_fbspcunpo0zq">
+            <w:hyperlink w:history="1" r:id="rIdjp3-qblocv1n8f705opcy">
               <w:r>
                 <w:rPr>
                   <w:rFonts w:ascii="Arial" w:cs="Arial" w:eastAsia="Arial" w:hAnsi="Arial"/>
@@ -9521,7 +9521,7 @@
             <w:pPr>
               <w:spacing w:after="20" w:before="0"/>
             </w:pPr>
-            <w:hyperlink w:history="1" r:id="rId2baoatla-ugwbhnphi1vf">
+            <w:hyperlink w:history="1" r:id="rIdp9jgsuungsajvmatibdmi">
               <w:r>
                 <w:rPr>
                   <w:rFonts w:ascii="Arial" w:cs="Arial" w:eastAsia="Arial" w:hAnsi="Arial"/>
@@ -9554,7 +9554,7 @@
               <w:spacing w:after="10" w:before="0"/>
               <w:ind w:left="120"/>
             </w:pPr>
-            <w:hyperlink w:history="1" r:id="rIdwmmx_3t4l8suotsuetjnh">
+            <w:hyperlink w:history="1" r:id="rIdt6tj7q5zy0grffrsdbxp6">
               <w:r>
                 <w:rPr>
                   <w:rFonts w:ascii="Arial" w:cs="Arial" w:eastAsia="Arial" w:hAnsi="Arial"/>
@@ -9599,7 +9599,7 @@
             <w:pPr>
               <w:spacing w:after="20" w:before="0"/>
             </w:pPr>
-            <w:hyperlink w:history="1" r:id="rIdf8uxzfi8_nu7wvfhcfg5l">
+            <w:hyperlink w:history="1" r:id="rIdmepjpo2b539k8cvqysxsb">
               <w:r>
                 <w:rPr>
                   <w:rFonts w:ascii="Arial" w:cs="Arial" w:eastAsia="Arial" w:hAnsi="Arial"/>
@@ -9632,7 +9632,7 @@
               <w:spacing w:after="10" w:before="0"/>
               <w:ind w:left="120"/>
             </w:pPr>
-            <w:hyperlink w:history="1" r:id="rIdqdjjvunqzchoft5y7ixvq">
+            <w:hyperlink w:history="1" r:id="rIdnh48irlvv3gsrzhcpr9qx">
               <w:r>
                 <w:rPr>
                   <w:rFonts w:ascii="Arial" w:cs="Arial" w:eastAsia="Arial" w:hAnsi="Arial"/>
@@ -9827,7 +9827,7 @@
             <w:pPr>
               <w:spacing w:after="20" w:before="0"/>
             </w:pPr>
-            <w:hyperlink w:history="1" r:id="rId-7kyyy-mum6dovm5obrak">
+            <w:hyperlink w:history="1" r:id="rIdcgdeede7f1kd60ehaxxat">
               <w:r>
                 <w:rPr>
                   <w:rFonts w:ascii="Arial" w:cs="Arial" w:eastAsia="Arial" w:hAnsi="Arial"/>
@@ -9860,7 +9860,7 @@
               <w:spacing w:after="10" w:before="0"/>
               <w:ind w:left="120"/>
             </w:pPr>
-            <w:hyperlink w:history="1" r:id="rIdswz41si1r2eyokmj69ec2">
+            <w:hyperlink w:history="1" r:id="rId26kteemn1ghda4iild7jt">
               <w:r>
                 <w:rPr>
                   <w:rFonts w:ascii="Arial" w:cs="Arial" w:eastAsia="Arial" w:hAnsi="Arial"/>
@@ -9905,7 +9905,7 @@
             <w:pPr>
               <w:spacing w:after="20" w:before="0"/>
             </w:pPr>
-            <w:hyperlink w:history="1" r:id="rIdf02qnzo1wrfkd2ccf9uqh">
+            <w:hyperlink w:history="1" r:id="rIdzhgjq3cdvgj4qkk2vtlf3">
               <w:r>
                 <w:rPr>
                   <w:rFonts w:ascii="Arial" w:cs="Arial" w:eastAsia="Arial" w:hAnsi="Arial"/>
@@ -9938,7 +9938,7 @@
               <w:spacing w:after="10" w:before="0"/>
               <w:ind w:left="120"/>
             </w:pPr>
-            <w:hyperlink w:history="1" r:id="rIdbbdpdbbo0dzj7zh5_dg4j">
+            <w:hyperlink w:history="1" r:id="rIdougene_uxxodkirf7l1zt">
               <w:r>
                 <w:rPr>
                   <w:rFonts w:ascii="Arial" w:cs="Arial" w:eastAsia="Arial" w:hAnsi="Arial"/>
@@ -10133,7 +10133,7 @@
             <w:pPr>
               <w:spacing w:after="20" w:before="0"/>
             </w:pPr>
-            <w:hyperlink w:history="1" r:id="rIdhgkrtzqct0ydus5k4xi2r">
+            <w:hyperlink w:history="1" r:id="rId84jxm9-uqurr02gcwkokg">
               <w:r>
                 <w:rPr>
                   <w:rFonts w:ascii="Arial" w:cs="Arial" w:eastAsia="Arial" w:hAnsi="Arial"/>
@@ -10166,7 +10166,7 @@
               <w:spacing w:after="10" w:before="0"/>
               <w:ind w:left="120"/>
             </w:pPr>
-            <w:hyperlink w:history="1" r:id="rIdykzqsrplwywyxqck8mewa">
+            <w:hyperlink w:history="1" r:id="rIdywbhb4qabnr6fwaf7-aua">
               <w:r>
                 <w:rPr>
                   <w:rFonts w:ascii="Arial" w:cs="Arial" w:eastAsia="Arial" w:hAnsi="Arial"/>
@@ -10211,7 +10211,7 @@
             <w:pPr>
               <w:spacing w:after="20" w:before="0"/>
             </w:pPr>
-            <w:hyperlink w:history="1" r:id="rIduani8vmkta_df4zy7o7zz">
+            <w:hyperlink w:history="1" r:id="rId1jo77nstpgarnad8ge5zy">
               <w:r>
                 <w:rPr>
                   <w:rFonts w:ascii="Arial" w:cs="Arial" w:eastAsia="Arial" w:hAnsi="Arial"/>
@@ -10244,7 +10244,7 @@
               <w:spacing w:after="10" w:before="0"/>
               <w:ind w:left="120"/>
             </w:pPr>
-            <w:hyperlink w:history="1" r:id="rIdyg9xqh3zjjgtk4w2uc6sd">
+            <w:hyperlink w:history="1" r:id="rIdsttn5lek93wtnv_7a1zs6">
               <w:r>
                 <w:rPr>
                   <w:rFonts w:ascii="Arial" w:cs="Arial" w:eastAsia="Arial" w:hAnsi="Arial"/>
@@ -10439,7 +10439,7 @@
             <w:pPr>
               <w:spacing w:after="20" w:before="0"/>
             </w:pPr>
-            <w:hyperlink w:history="1" r:id="rIdabj81ss0ewis4iueg7tjw">
+            <w:hyperlink w:history="1" r:id="rId555fyq6pxeoywnexj8ysg">
               <w:r>
                 <w:rPr>
                   <w:rFonts w:ascii="Arial" w:cs="Arial" w:eastAsia="Arial" w:hAnsi="Arial"/>
@@ -10472,7 +10472,7 @@
               <w:spacing w:after="10" w:before="0"/>
               <w:ind w:left="120"/>
             </w:pPr>
-            <w:hyperlink w:history="1" r:id="rIdpnmekzecz8yoyvitbhir7">
+            <w:hyperlink w:history="1" r:id="rIdriogf9a8kox7dz0y04d_8">
               <w:r>
                 <w:rPr>
                   <w:rFonts w:ascii="Arial" w:cs="Arial" w:eastAsia="Arial" w:hAnsi="Arial"/>
@@ -10517,7 +10517,7 @@
             <w:pPr>
               <w:spacing w:after="20" w:before="0"/>
             </w:pPr>
-            <w:hyperlink w:history="1" r:id="rIdj0e282o9e_vq4nmszitv8">
+            <w:hyperlink w:history="1" r:id="rIdsup3nbfzgpaaynka0cdu6">
               <w:r>
                 <w:rPr>
                   <w:rFonts w:ascii="Arial" w:cs="Arial" w:eastAsia="Arial" w:hAnsi="Arial"/>
@@ -10550,7 +10550,7 @@
               <w:spacing w:after="10" w:before="0"/>
               <w:ind w:left="120"/>
             </w:pPr>
-            <w:hyperlink w:history="1" r:id="rIdvvho-t-daxj_xf2cxlnlv">
+            <w:hyperlink w:history="1" r:id="rIdfmjkpfz9nzmv4eakrlyhm">
               <w:r>
                 <w:rPr>
                   <w:rFonts w:ascii="Arial" w:cs="Arial" w:eastAsia="Arial" w:hAnsi="Arial"/>
@@ -12265,7 +12265,7 @@
             <w:pPr>
               <w:spacing w:after="20" w:before="0"/>
             </w:pPr>
-            <w:hyperlink w:history="1" r:id="rId7u2gvghiyupekvv-gtkqp">
+            <w:hyperlink w:history="1" r:id="rIdsy9du_ajr-jksipbddz6_">
               <w:r>
                 <w:rPr>
                   <w:rFonts w:ascii="Arial" w:cs="Arial" w:eastAsia="Arial" w:hAnsi="Arial"/>
@@ -12298,7 +12298,7 @@
               <w:spacing w:after="10" w:before="0"/>
               <w:ind w:left="120"/>
             </w:pPr>
-            <w:hyperlink w:history="1" r:id="rId0uffqsqfgli0bngd4urgj">
+            <w:hyperlink w:history="1" r:id="rIdnuie4c0fe7v55mw6xmkwt">
               <w:r>
                 <w:rPr>
                   <w:rFonts w:ascii="Arial" w:cs="Arial" w:eastAsia="Arial" w:hAnsi="Arial"/>
@@ -12343,7 +12343,7 @@
             <w:pPr>
               <w:spacing w:after="20" w:before="0"/>
             </w:pPr>
-            <w:hyperlink w:history="1" r:id="rId6c9a2iydcmz2-w_wyml-d">
+            <w:hyperlink w:history="1" r:id="rIdx5cbkpktyiyiin5jmatss">
               <w:r>
                 <w:rPr>
                   <w:rFonts w:ascii="Arial" w:cs="Arial" w:eastAsia="Arial" w:hAnsi="Arial"/>
@@ -12376,7 +12376,7 @@
               <w:spacing w:after="10" w:before="0"/>
               <w:ind w:left="120"/>
             </w:pPr>
-            <w:hyperlink w:history="1" r:id="rId14zzp3p7kux51u1ibsynh">
+            <w:hyperlink w:history="1" r:id="rIdy7ehc_ptmbli_xzhpv1jo">
               <w:r>
                 <w:rPr>
                   <w:rFonts w:ascii="Arial" w:cs="Arial" w:eastAsia="Arial" w:hAnsi="Arial"/>
@@ -12571,7 +12571,7 @@
             <w:pPr>
               <w:spacing w:after="20" w:before="0"/>
             </w:pPr>
-            <w:hyperlink w:history="1" r:id="rId_8k5wspvgnt4-11c9igcv">
+            <w:hyperlink w:history="1" r:id="rId4vqryaundd56zyjrkgrbt">
               <w:r>
                 <w:rPr>
                   <w:rFonts w:ascii="Arial" w:cs="Arial" w:eastAsia="Arial" w:hAnsi="Arial"/>
@@ -12604,7 +12604,7 @@
               <w:spacing w:after="10" w:before="0"/>
               <w:ind w:left="120"/>
             </w:pPr>
-            <w:hyperlink w:history="1" r:id="rId9tztnkdwaeeljhkt2bimy">
+            <w:hyperlink w:history="1" r:id="rIdatams0rmraptqqq8-jgzx">
               <w:r>
                 <w:rPr>
                   <w:rFonts w:ascii="Arial" w:cs="Arial" w:eastAsia="Arial" w:hAnsi="Arial"/>
@@ -12649,7 +12649,7 @@
             <w:pPr>
               <w:spacing w:after="20" w:before="0"/>
             </w:pPr>
-            <w:hyperlink w:history="1" r:id="rId_affvtbp34pgzrl6hjupd">
+            <w:hyperlink w:history="1" r:id="rId6s_2tmh4bntgpohbxcs0w">
               <w:r>
                 <w:rPr>
                   <w:rFonts w:ascii="Arial" w:cs="Arial" w:eastAsia="Arial" w:hAnsi="Arial"/>
@@ -12682,7 +12682,7 @@
               <w:spacing w:after="10" w:before="0"/>
               <w:ind w:left="120"/>
             </w:pPr>
-            <w:hyperlink w:history="1" r:id="rIdskhb78wob-ygxmzzsxizq">
+            <w:hyperlink w:history="1" r:id="rIdza-ffwqe6ezfighgepsbo">
               <w:r>
                 <w:rPr>
                   <w:rFonts w:ascii="Arial" w:cs="Arial" w:eastAsia="Arial" w:hAnsi="Arial"/>
@@ -12877,7 +12877,7 @@
             <w:pPr>
               <w:spacing w:after="20" w:before="0"/>
             </w:pPr>
-            <w:hyperlink w:history="1" r:id="rIdh0duri04lfu0ewd8sfz31">
+            <w:hyperlink w:history="1" r:id="rIdfdughurfg6qmbwhtgp61t">
               <w:r>
                 <w:rPr>
                   <w:rFonts w:ascii="Arial" w:cs="Arial" w:eastAsia="Arial" w:hAnsi="Arial"/>
@@ -12910,7 +12910,7 @@
               <w:spacing w:after="10" w:before="0"/>
               <w:ind w:left="120"/>
             </w:pPr>
-            <w:hyperlink w:history="1" r:id="rIdvjgukwrpezi0gop-td4ge">
+            <w:hyperlink w:history="1" r:id="rIdwfvctf6cvnqs84hwxaedr">
               <w:r>
                 <w:rPr>
                   <w:rFonts w:ascii="Arial" w:cs="Arial" w:eastAsia="Arial" w:hAnsi="Arial"/>
@@ -12955,7 +12955,7 @@
             <w:pPr>
               <w:spacing w:after="20" w:before="0"/>
             </w:pPr>
-            <w:hyperlink w:history="1" r:id="rIdxzprg-m3pauneqf89knj0">
+            <w:hyperlink w:history="1" r:id="rIdukikjaxikhfkcr22xoc7d">
               <w:r>
                 <w:rPr>
                   <w:rFonts w:ascii="Arial" w:cs="Arial" w:eastAsia="Arial" w:hAnsi="Arial"/>
@@ -12988,7 +12988,7 @@
               <w:spacing w:after="10" w:before="0"/>
               <w:ind w:left="120"/>
             </w:pPr>
-            <w:hyperlink w:history="1" r:id="rIdt4ihz8val7aahq5zrqimv">
+            <w:hyperlink w:history="1" r:id="rIdnxyiujaxdjm438t97mcjw">
               <w:r>
                 <w:rPr>
                   <w:rFonts w:ascii="Arial" w:cs="Arial" w:eastAsia="Arial" w:hAnsi="Arial"/>
@@ -13183,7 +13183,7 @@
             <w:pPr>
               <w:spacing w:after="20" w:before="0"/>
             </w:pPr>
-            <w:hyperlink w:history="1" r:id="rIdbv3visv0aagtp39mxyghy">
+            <w:hyperlink w:history="1" r:id="rIdmcqxigv6bgelcawb3qkx3">
               <w:r>
                 <w:rPr>
                   <w:rFonts w:ascii="Arial" w:cs="Arial" w:eastAsia="Arial" w:hAnsi="Arial"/>
@@ -13216,7 +13216,7 @@
               <w:spacing w:after="10" w:before="0"/>
               <w:ind w:left="120"/>
             </w:pPr>
-            <w:hyperlink w:history="1" r:id="rIdhcsw2mzckwwgtgaauwx5j">
+            <w:hyperlink w:history="1" r:id="rIda_qg3tq_csicw9xuuhgbr">
               <w:r>
                 <w:rPr>
                   <w:rFonts w:ascii="Arial" w:cs="Arial" w:eastAsia="Arial" w:hAnsi="Arial"/>
@@ -13261,7 +13261,7 @@
             <w:pPr>
               <w:spacing w:after="20" w:before="0"/>
             </w:pPr>
-            <w:hyperlink w:history="1" r:id="rIdlri4r16k7z5uiknvwai1x">
+            <w:hyperlink w:history="1" r:id="rIdhd387thsxpvt37ioutbec">
               <w:r>
                 <w:rPr>
                   <w:rFonts w:ascii="Arial" w:cs="Arial" w:eastAsia="Arial" w:hAnsi="Arial"/>
@@ -13294,7 +13294,7 @@
               <w:spacing w:after="10" w:before="0"/>
               <w:ind w:left="120"/>
             </w:pPr>
-            <w:hyperlink w:history="1" r:id="rIdb8epiacbjmqpsbqw_2yf7">
+            <w:hyperlink w:history="1" r:id="rIdgeqj_qotqredkuvfxmcgq">
               <w:r>
                 <w:rPr>
                   <w:rFonts w:ascii="Arial" w:cs="Arial" w:eastAsia="Arial" w:hAnsi="Arial"/>
@@ -13489,7 +13489,7 @@
             <w:pPr>
               <w:spacing w:after="20" w:before="0"/>
             </w:pPr>
-            <w:hyperlink w:history="1" r:id="rIdl1gli_l5a02spr6xhytzb">
+            <w:hyperlink w:history="1" r:id="rId2aede21jg4jux6bbbymp0">
               <w:r>
                 <w:rPr>
                   <w:rFonts w:ascii="Arial" w:cs="Arial" w:eastAsia="Arial" w:hAnsi="Arial"/>
@@ -13522,7 +13522,7 @@
               <w:spacing w:after="10" w:before="0"/>
               <w:ind w:left="120"/>
             </w:pPr>
-            <w:hyperlink w:history="1" r:id="rIdoghj_y8bvc7xtdnz7pbv6">
+            <w:hyperlink w:history="1" r:id="rIdu5vjmwguozrp5sbnsfava">
               <w:r>
                 <w:rPr>
                   <w:rFonts w:ascii="Arial" w:cs="Arial" w:eastAsia="Arial" w:hAnsi="Arial"/>
@@ -13567,7 +13567,7 @@
             <w:pPr>
               <w:spacing w:after="20" w:before="0"/>
             </w:pPr>
-            <w:hyperlink w:history="1" r:id="rIdfek2zx3eo4hqyeezvath9">
+            <w:hyperlink w:history="1" r:id="rIdvyo0aabubep-bn8mphk4r">
               <w:r>
                 <w:rPr>
                   <w:rFonts w:ascii="Arial" w:cs="Arial" w:eastAsia="Arial" w:hAnsi="Arial"/>
@@ -13600,7 +13600,7 @@
               <w:spacing w:after="10" w:before="0"/>
               <w:ind w:left="120"/>
             </w:pPr>
-            <w:hyperlink w:history="1" r:id="rIdjuxkwdshw5uab1xwx9zrc">
+            <w:hyperlink w:history="1" r:id="rIdprjug4qameqn8pg12ozcf">
               <w:r>
                 <w:rPr>
                   <w:rFonts w:ascii="Arial" w:cs="Arial" w:eastAsia="Arial" w:hAnsi="Arial"/>
@@ -15087,7 +15087,7 @@
             <w:pPr>
               <w:spacing w:after="20" w:before="0"/>
             </w:pPr>
-            <w:hyperlink w:history="1" r:id="rIdrdwurq95h0mxyxfkn5ip7">
+            <w:hyperlink w:history="1" r:id="rIdzlqm6g8ssdnydnukhuhnm">
               <w:r>
                 <w:rPr>
                   <w:rFonts w:ascii="Arial" w:cs="Arial" w:eastAsia="Arial" w:hAnsi="Arial"/>
@@ -15120,7 +15120,7 @@
               <w:spacing w:after="10" w:before="0"/>
               <w:ind w:left="120"/>
             </w:pPr>
-            <w:hyperlink w:history="1" r:id="rIdsddobudl4fyvlfdevfcad">
+            <w:hyperlink w:history="1" r:id="rId_cgscmg0_y61jn8zl3rkz">
               <w:r>
                 <w:rPr>
                   <w:rFonts w:ascii="Arial" w:cs="Arial" w:eastAsia="Arial" w:hAnsi="Arial"/>
@@ -15165,7 +15165,7 @@
             <w:pPr>
               <w:spacing w:after="20" w:before="0"/>
             </w:pPr>
-            <w:hyperlink w:history="1" r:id="rIdf7zcetdg-h3gd2d-a_8su">
+            <w:hyperlink w:history="1" r:id="rIdi32zymnsvrlwdm2dcotop">
               <w:r>
                 <w:rPr>
                   <w:rFonts w:ascii="Arial" w:cs="Arial" w:eastAsia="Arial" w:hAnsi="Arial"/>
@@ -15198,7 +15198,7 @@
               <w:spacing w:after="10" w:before="0"/>
               <w:ind w:left="120"/>
             </w:pPr>
-            <w:hyperlink w:history="1" r:id="rIdheaaptvoysjhi-sp395k6">
+            <w:hyperlink w:history="1" r:id="rIdyqjma8bxe8bsiz8j08sir">
               <w:r>
                 <w:rPr>
                   <w:rFonts w:ascii="Arial" w:cs="Arial" w:eastAsia="Arial" w:hAnsi="Arial"/>
@@ -15393,7 +15393,7 @@
             <w:pPr>
               <w:spacing w:after="20" w:before="0"/>
             </w:pPr>
-            <w:hyperlink w:history="1" r:id="rIdavec7fncdiiune8usceeo">
+            <w:hyperlink w:history="1" r:id="rId-trfmuzinf-8pvi4jrquk">
               <w:r>
                 <w:rPr>
                   <w:rFonts w:ascii="Arial" w:cs="Arial" w:eastAsia="Arial" w:hAnsi="Arial"/>
@@ -15426,7 +15426,7 @@
               <w:spacing w:after="10" w:before="0"/>
               <w:ind w:left="120"/>
             </w:pPr>
-            <w:hyperlink w:history="1" r:id="rIdmnv0jcuwh3btkvboedez9">
+            <w:hyperlink w:history="1" r:id="rIdin3p4ca3d0sw5pwg5izgg">
               <w:r>
                 <w:rPr>
                   <w:rFonts w:ascii="Arial" w:cs="Arial" w:eastAsia="Arial" w:hAnsi="Arial"/>
@@ -15471,7 +15471,7 @@
             <w:pPr>
               <w:spacing w:after="20" w:before="0"/>
             </w:pPr>
-            <w:hyperlink w:history="1" r:id="rIdlsckvlzpxcgjsqhssywx4">
+            <w:hyperlink w:history="1" r:id="rId6poxfb3xomoqgl6chdbgn">
               <w:r>
                 <w:rPr>
                   <w:rFonts w:ascii="Arial" w:cs="Arial" w:eastAsia="Arial" w:hAnsi="Arial"/>
@@ -15504,7 +15504,7 @@
               <w:spacing w:after="10" w:before="0"/>
               <w:ind w:left="120"/>
             </w:pPr>
-            <w:hyperlink w:history="1" r:id="rIdptyrimblam2m3h3ecilai">
+            <w:hyperlink w:history="1" r:id="rId6dccrmhbxhob6s4ovnuso">
               <w:r>
                 <w:rPr>
                   <w:rFonts w:ascii="Arial" w:cs="Arial" w:eastAsia="Arial" w:hAnsi="Arial"/>
@@ -15699,7 +15699,7 @@
             <w:pPr>
               <w:spacing w:after="20" w:before="0"/>
             </w:pPr>
-            <w:hyperlink w:history="1" r:id="rIdygsiv93_assugiqjsejlr">
+            <w:hyperlink w:history="1" r:id="rIdc5x_qag28t_gccy96gox8">
               <w:r>
                 <w:rPr>
                   <w:rFonts w:ascii="Arial" w:cs="Arial" w:eastAsia="Arial" w:hAnsi="Arial"/>
@@ -15732,7 +15732,7 @@
               <w:spacing w:after="10" w:before="0"/>
               <w:ind w:left="120"/>
             </w:pPr>
-            <w:hyperlink w:history="1" r:id="rIdvqirk-p8ws6imfctmaavc">
+            <w:hyperlink w:history="1" r:id="rId3mk_ftduo2kdxeutuwx69">
               <w:r>
                 <w:rPr>
                   <w:rFonts w:ascii="Arial" w:cs="Arial" w:eastAsia="Arial" w:hAnsi="Arial"/>
@@ -15777,7 +15777,7 @@
             <w:pPr>
               <w:spacing w:after="20" w:before="0"/>
             </w:pPr>
-            <w:hyperlink w:history="1" r:id="rIdke4rqek_ytazxtfrzrkrf">
+            <w:hyperlink w:history="1" r:id="rIddc_l30pyeau8sjlpb-jrq">
               <w:r>
                 <w:rPr>
                   <w:rFonts w:ascii="Arial" w:cs="Arial" w:eastAsia="Arial" w:hAnsi="Arial"/>
@@ -15810,7 +15810,7 @@
               <w:spacing w:after="10" w:before="0"/>
               <w:ind w:left="120"/>
             </w:pPr>
-            <w:hyperlink w:history="1" r:id="rIdh8tp7hcryfu6olf3hwcf9">
+            <w:hyperlink w:history="1" r:id="rIddrauogf2zmyzjemup6lo3">
               <w:r>
                 <w:rPr>
                   <w:rFonts w:ascii="Arial" w:cs="Arial" w:eastAsia="Arial" w:hAnsi="Arial"/>
@@ -16005,7 +16005,7 @@
             <w:pPr>
               <w:spacing w:after="20" w:before="0"/>
             </w:pPr>
-            <w:hyperlink w:history="1" r:id="rIdxpu5khipt4x4lzruymzx9">
+            <w:hyperlink w:history="1" r:id="rIdin01ffeajmj_obg-gsube">
               <w:r>
                 <w:rPr>
                   <w:rFonts w:ascii="Arial" w:cs="Arial" w:eastAsia="Arial" w:hAnsi="Arial"/>
@@ -16038,7 +16038,7 @@
               <w:spacing w:after="10" w:before="0"/>
               <w:ind w:left="120"/>
             </w:pPr>
-            <w:hyperlink w:history="1" r:id="rIdygcewhbztnxvxgqkhsk21">
+            <w:hyperlink w:history="1" r:id="rIdjolesnqcjvuxqsahouynr">
               <w:r>
                 <w:rPr>
                   <w:rFonts w:ascii="Arial" w:cs="Arial" w:eastAsia="Arial" w:hAnsi="Arial"/>
@@ -16083,7 +16083,7 @@
             <w:pPr>
               <w:spacing w:after="20" w:before="0"/>
             </w:pPr>
-            <w:hyperlink w:history="1" r:id="rId1tbusoussv-evtowptrsj">
+            <w:hyperlink w:history="1" r:id="rIdjcuzcm3i5uxpouqhym1pk">
               <w:r>
                 <w:rPr>
                   <w:rFonts w:ascii="Arial" w:cs="Arial" w:eastAsia="Arial" w:hAnsi="Arial"/>
@@ -16116,7 +16116,7 @@
               <w:spacing w:after="10" w:before="0"/>
               <w:ind w:left="120"/>
             </w:pPr>
-            <w:hyperlink w:history="1" r:id="rIdcudsixfriwlvlgsvysbw7">
+            <w:hyperlink w:history="1" r:id="rId2ekfxcs1uov2090bmyaqc">
               <w:r>
                 <w:rPr>
                   <w:rFonts w:ascii="Arial" w:cs="Arial" w:eastAsia="Arial" w:hAnsi="Arial"/>
@@ -16311,7 +16311,7 @@
             <w:pPr>
               <w:spacing w:after="20" w:before="0"/>
             </w:pPr>
-            <w:hyperlink w:history="1" r:id="rId8jhaygiun-oozpeqedwv0">
+            <w:hyperlink w:history="1" r:id="rIdl7vo29gzqhvg_h7xvw2g2">
               <w:r>
                 <w:rPr>
                   <w:rFonts w:ascii="Arial" w:cs="Arial" w:eastAsia="Arial" w:hAnsi="Arial"/>
@@ -16344,7 +16344,7 @@
               <w:spacing w:after="10" w:before="0"/>
               <w:ind w:left="120"/>
             </w:pPr>
-            <w:hyperlink w:history="1" r:id="rIddxyfdkhtzv8mcuu7v2d9m">
+            <w:hyperlink w:history="1" r:id="rIdxw-rx5hnwdtfpbioifkzt">
               <w:r>
                 <w:rPr>
                   <w:rFonts w:ascii="Arial" w:cs="Arial" w:eastAsia="Arial" w:hAnsi="Arial"/>
@@ -16389,7 +16389,7 @@
             <w:pPr>
               <w:spacing w:after="20" w:before="0"/>
             </w:pPr>
-            <w:hyperlink w:history="1" r:id="rIdrneul1zurgh2x__evecn_">
+            <w:hyperlink w:history="1" r:id="rIdkd3hhuo6r7nrjblj56x1a">
               <w:r>
                 <w:rPr>
                   <w:rFonts w:ascii="Arial" w:cs="Arial" w:eastAsia="Arial" w:hAnsi="Arial"/>
@@ -16422,7 +16422,7 @@
               <w:spacing w:after="10" w:before="0"/>
               <w:ind w:left="120"/>
             </w:pPr>
-            <w:hyperlink w:history="1" r:id="rId2ja6yzutqtttq67faukap">
+            <w:hyperlink w:history="1" r:id="rId37s-i4lxhpijkvh-xn1d4">
               <w:r>
                 <w:rPr>
                   <w:rFonts w:ascii="Arial" w:cs="Arial" w:eastAsia="Arial" w:hAnsi="Arial"/>
@@ -17909,7 +17909,7 @@
             <w:pPr>
               <w:spacing w:after="20" w:before="0"/>
             </w:pPr>
-            <w:hyperlink w:history="1" r:id="rIdaklxmrs5egdiohd6fnik9">
+            <w:hyperlink w:history="1" r:id="rIdpgmo5njrai1yxnb8u7ghn">
               <w:r>
                 <w:rPr>
                   <w:rFonts w:ascii="Arial" w:cs="Arial" w:eastAsia="Arial" w:hAnsi="Arial"/>
@@ -17942,7 +17942,7 @@
               <w:spacing w:after="10" w:before="0"/>
               <w:ind w:left="120"/>
             </w:pPr>
-            <w:hyperlink w:history="1" r:id="rIdiq6r79lrrvaiqi1vdmtvg">
+            <w:hyperlink w:history="1" r:id="rId7sfoyhool3mnlbcrwgnry">
               <w:r>
                 <w:rPr>
                   <w:rFonts w:ascii="Arial" w:cs="Arial" w:eastAsia="Arial" w:hAnsi="Arial"/>
@@ -17987,7 +17987,7 @@
             <w:pPr>
               <w:spacing w:after="20" w:before="0"/>
             </w:pPr>
-            <w:hyperlink w:history="1" r:id="rIdx13mnxe-m0hiqtlt6nwnn">
+            <w:hyperlink w:history="1" r:id="rIddyu-jf5jbhkjryz5sl_tu">
               <w:r>
                 <w:rPr>
                   <w:rFonts w:ascii="Arial" w:cs="Arial" w:eastAsia="Arial" w:hAnsi="Arial"/>
@@ -18020,7 +18020,7 @@
               <w:spacing w:after="10" w:before="0"/>
               <w:ind w:left="120"/>
             </w:pPr>
-            <w:hyperlink w:history="1" r:id="rIdgriv7hhojcj7jdbvubw_7">
+            <w:hyperlink w:history="1" r:id="rIdv48xnspusf9pp57ltvfny">
               <w:r>
                 <w:rPr>
                   <w:rFonts w:ascii="Arial" w:cs="Arial" w:eastAsia="Arial" w:hAnsi="Arial"/>
@@ -18215,7 +18215,7 @@
             <w:pPr>
               <w:spacing w:after="20" w:before="0"/>
             </w:pPr>
-            <w:hyperlink w:history="1" r:id="rId2hrqeowxzlu1cvoq5p0js">
+            <w:hyperlink w:history="1" r:id="rIdbbk0hi_gd3ygplicxgqxi">
               <w:r>
                 <w:rPr>
                   <w:rFonts w:ascii="Arial" w:cs="Arial" w:eastAsia="Arial" w:hAnsi="Arial"/>
@@ -18248,7 +18248,7 @@
               <w:spacing w:after="10" w:before="0"/>
               <w:ind w:left="120"/>
             </w:pPr>
-            <w:hyperlink w:history="1" r:id="rIdcicdgrkt65qxjkjkzamx5">
+            <w:hyperlink w:history="1" r:id="rId6bxvyjpg052rrrsx8yibz">
               <w:r>
                 <w:rPr>
                   <w:rFonts w:ascii="Arial" w:cs="Arial" w:eastAsia="Arial" w:hAnsi="Arial"/>
@@ -18293,7 +18293,7 @@
             <w:pPr>
               <w:spacing w:after="20" w:before="0"/>
             </w:pPr>
-            <w:hyperlink w:history="1" r:id="rIdd-nbi7bpdhflu2dqvy4lp">
+            <w:hyperlink w:history="1" r:id="rId6w7egrfdlnvt8mq9uqep8">
               <w:r>
                 <w:rPr>
                   <w:rFonts w:ascii="Arial" w:cs="Arial" w:eastAsia="Arial" w:hAnsi="Arial"/>
@@ -18326,7 +18326,7 @@
               <w:spacing w:after="10" w:before="0"/>
               <w:ind w:left="120"/>
             </w:pPr>
-            <w:hyperlink w:history="1" r:id="rIdn8gnwmwd22-ysdr5toxha">
+            <w:hyperlink w:history="1" r:id="rIdfxj9_pffqb698qn5hzb78">
               <w:r>
                 <w:rPr>
                   <w:rFonts w:ascii="Arial" w:cs="Arial" w:eastAsia="Arial" w:hAnsi="Arial"/>
@@ -18521,7 +18521,7 @@
             <w:pPr>
               <w:spacing w:after="20" w:before="0"/>
             </w:pPr>
-            <w:hyperlink w:history="1" r:id="rId30iqaqtymbdzkkicr7sf3">
+            <w:hyperlink w:history="1" r:id="rIdmwuua9ajwfjoxn9wbvbp5">
               <w:r>
                 <w:rPr>
                   <w:rFonts w:ascii="Arial" w:cs="Arial" w:eastAsia="Arial" w:hAnsi="Arial"/>
@@ -18554,7 +18554,7 @@
               <w:spacing w:after="10" w:before="0"/>
               <w:ind w:left="120"/>
             </w:pPr>
-            <w:hyperlink w:history="1" r:id="rIdjcczr5qyjk_9b4dxld3vt">
+            <w:hyperlink w:history="1" r:id="rIdtfx-p-bul3ozfx5ti9xov">
               <w:r>
                 <w:rPr>
                   <w:rFonts w:ascii="Arial" w:cs="Arial" w:eastAsia="Arial" w:hAnsi="Arial"/>
@@ -18599,7 +18599,7 @@
             <w:pPr>
               <w:spacing w:after="20" w:before="0"/>
             </w:pPr>
-            <w:hyperlink w:history="1" r:id="rIdidui4docvcy4ooterkvhy">
+            <w:hyperlink w:history="1" r:id="rIdvljcmwzhaaibm5ddllimb">
               <w:r>
                 <w:rPr>
                   <w:rFonts w:ascii="Arial" w:cs="Arial" w:eastAsia="Arial" w:hAnsi="Arial"/>
@@ -18632,7 +18632,7 @@
               <w:spacing w:after="10" w:before="0"/>
               <w:ind w:left="120"/>
             </w:pPr>
-            <w:hyperlink w:history="1" r:id="rIdkuob4mztfmoe378ysmslp">
+            <w:hyperlink w:history="1" r:id="rIdb5hlof0hbpkkkobzptdmf">
               <w:r>
                 <w:rPr>
                   <w:rFonts w:ascii="Arial" w:cs="Arial" w:eastAsia="Arial" w:hAnsi="Arial"/>
@@ -18827,7 +18827,7 @@
             <w:pPr>
               <w:spacing w:after="20" w:before="0"/>
             </w:pPr>
-            <w:hyperlink w:history="1" r:id="rIdg9hdopbrongd6zsywwpw0">
+            <w:hyperlink w:history="1" r:id="rIdaza3b0g1xiauw0xp89nju">
               <w:r>
                 <w:rPr>
                   <w:rFonts w:ascii="Arial" w:cs="Arial" w:eastAsia="Arial" w:hAnsi="Arial"/>
@@ -18860,7 +18860,7 @@
               <w:spacing w:after="10" w:before="0"/>
               <w:ind w:left="120"/>
             </w:pPr>
-            <w:hyperlink w:history="1" r:id="rIdaubycillwpa1gu0kgjpno">
+            <w:hyperlink w:history="1" r:id="rIdisftegmvzvifdyqbgo4xc">
               <w:r>
                 <w:rPr>
                   <w:rFonts w:ascii="Arial" w:cs="Arial" w:eastAsia="Arial" w:hAnsi="Arial"/>
@@ -18905,7 +18905,7 @@
             <w:pPr>
               <w:spacing w:after="20" w:before="0"/>
             </w:pPr>
-            <w:hyperlink w:history="1" r:id="rIdbg6xqnskwa3qkkvszcvdj">
+            <w:hyperlink w:history="1" r:id="rId3pbeur-y2ixcoupwq2ft3">
               <w:r>
                 <w:rPr>
                   <w:rFonts w:ascii="Arial" w:cs="Arial" w:eastAsia="Arial" w:hAnsi="Arial"/>
@@ -18938,7 +18938,7 @@
               <w:spacing w:after="10" w:before="0"/>
               <w:ind w:left="120"/>
             </w:pPr>
-            <w:hyperlink w:history="1" r:id="rId5b__pfglaphyfsdyyndof">
+            <w:hyperlink w:history="1" r:id="rIdcctrb8ljq8br_fkrygtnr">
               <w:r>
                 <w:rPr>
                   <w:rFonts w:ascii="Arial" w:cs="Arial" w:eastAsia="Arial" w:hAnsi="Arial"/>
@@ -19133,7 +19133,7 @@
             <w:pPr>
               <w:spacing w:after="20" w:before="0"/>
             </w:pPr>
-            <w:hyperlink w:history="1" r:id="rIdmjxxtyrmkswd3pzclnotc">
+            <w:hyperlink w:history="1" r:id="rIdlimqgzy06x0gkufr9eca0">
               <w:r>
                 <w:rPr>
                   <w:rFonts w:ascii="Arial" w:cs="Arial" w:eastAsia="Arial" w:hAnsi="Arial"/>
@@ -19166,7 +19166,7 @@
               <w:spacing w:after="10" w:before="0"/>
               <w:ind w:left="120"/>
             </w:pPr>
-            <w:hyperlink w:history="1" r:id="rIdinegfdi4ifw10navazwlw">
+            <w:hyperlink w:history="1" r:id="rIdgff7m28fxf4pkz4um83i5">
               <w:r>
                 <w:rPr>
                   <w:rFonts w:ascii="Arial" w:cs="Arial" w:eastAsia="Arial" w:hAnsi="Arial"/>
@@ -19211,7 +19211,7 @@
             <w:pPr>
               <w:spacing w:after="20" w:before="0"/>
             </w:pPr>
-            <w:hyperlink w:history="1" r:id="rIdek2rm63s-1on2-kpxlz2v">
+            <w:hyperlink w:history="1" r:id="rIdjyfvjwfeja4abewy9rkxi">
               <w:r>
                 <w:rPr>
                   <w:rFonts w:ascii="Arial" w:cs="Arial" w:eastAsia="Arial" w:hAnsi="Arial"/>
@@ -19244,7 +19244,7 @@
               <w:spacing w:after="10" w:before="0"/>
               <w:ind w:left="120"/>
             </w:pPr>
-            <w:hyperlink w:history="1" r:id="rIdmsdc6gsmncequmxrakjnm">
+            <w:hyperlink w:history="1" r:id="rId1iqt0-z0ompyjf9yak5be">
               <w:r>
                 <w:rPr>
                   <w:rFonts w:ascii="Arial" w:cs="Arial" w:eastAsia="Arial" w:hAnsi="Arial"/>
@@ -20959,7 +20959,7 @@
             <w:pPr>
               <w:spacing w:after="20" w:before="0"/>
             </w:pPr>
-            <w:hyperlink w:history="1" r:id="rIdlgu48j1m_jrw4rcby0otd">
+            <w:hyperlink w:history="1" r:id="rIdzmhkgnq4n56j2t0qwvybu">
               <w:r>
                 <w:rPr>
                   <w:rFonts w:ascii="Arial" w:cs="Arial" w:eastAsia="Arial" w:hAnsi="Arial"/>
@@ -20992,7 +20992,7 @@
               <w:spacing w:after="10" w:before="0"/>
               <w:ind w:left="120"/>
             </w:pPr>
-            <w:hyperlink w:history="1" r:id="rIdqti2nnmtpmnmm9n5khmgt">
+            <w:hyperlink w:history="1" r:id="rIdncvjhs0_9hwcc6uwld9fo">
               <w:r>
                 <w:rPr>
                   <w:rFonts w:ascii="Arial" w:cs="Arial" w:eastAsia="Arial" w:hAnsi="Arial"/>
@@ -21037,7 +21037,7 @@
             <w:pPr>
               <w:spacing w:after="20" w:before="0"/>
             </w:pPr>
-            <w:hyperlink w:history="1" r:id="rIdlzobadjirdo6vsermolb0">
+            <w:hyperlink w:history="1" r:id="rId4gikm8fifvsvwz7ie9env">
               <w:r>
                 <w:rPr>
                   <w:rFonts w:ascii="Arial" w:cs="Arial" w:eastAsia="Arial" w:hAnsi="Arial"/>
@@ -21070,7 +21070,7 @@
               <w:spacing w:after="10" w:before="0"/>
               <w:ind w:left="120"/>
             </w:pPr>
-            <w:hyperlink w:history="1" r:id="rIdrvleuaua91jwvyvsco81p">
+            <w:hyperlink w:history="1" r:id="rId5vdy1ih1qggib5o2wbto6">
               <w:r>
                 <w:rPr>
                   <w:rFonts w:ascii="Arial" w:cs="Arial" w:eastAsia="Arial" w:hAnsi="Arial"/>
@@ -21265,7 +21265,7 @@
             <w:pPr>
               <w:spacing w:after="20" w:before="0"/>
             </w:pPr>
-            <w:hyperlink w:history="1" r:id="rIdr92zhwtv8sbqv1wcy21cr">
+            <w:hyperlink w:history="1" r:id="rIdsjy12_gyjn4vd67cwjyjc">
               <w:r>
                 <w:rPr>
                   <w:rFonts w:ascii="Arial" w:cs="Arial" w:eastAsia="Arial" w:hAnsi="Arial"/>
@@ -21298,7 +21298,7 @@
               <w:spacing w:after="10" w:before="0"/>
               <w:ind w:left="120"/>
             </w:pPr>
-            <w:hyperlink w:history="1" r:id="rIdysuttepfb1ieqlu4oferg">
+            <w:hyperlink w:history="1" r:id="rIdyxmrwxmtbs7rvfueecvm2">
               <w:r>
                 <w:rPr>
                   <w:rFonts w:ascii="Arial" w:cs="Arial" w:eastAsia="Arial" w:hAnsi="Arial"/>
@@ -21343,7 +21343,7 @@
             <w:pPr>
               <w:spacing w:after="20" w:before="0"/>
             </w:pPr>
-            <w:hyperlink w:history="1" r:id="rIdgk1bunmtga1_ngoj3l4cf">
+            <w:hyperlink w:history="1" r:id="rIdvvklpma5u0escdqez7iar">
               <w:r>
                 <w:rPr>
                   <w:rFonts w:ascii="Arial" w:cs="Arial" w:eastAsia="Arial" w:hAnsi="Arial"/>
@@ -21376,7 +21376,7 @@
               <w:spacing w:after="10" w:before="0"/>
               <w:ind w:left="120"/>
             </w:pPr>
-            <w:hyperlink w:history="1" r:id="rIdgluzoxo15wtpufgq7n1zy">
+            <w:hyperlink w:history="1" r:id="rIdii4h43vex8az7bikdzes8">
               <w:r>
                 <w:rPr>
                   <w:rFonts w:ascii="Arial" w:cs="Arial" w:eastAsia="Arial" w:hAnsi="Arial"/>
@@ -21571,7 +21571,7 @@
             <w:pPr>
               <w:spacing w:after="20" w:before="0"/>
             </w:pPr>
-            <w:hyperlink w:history="1" r:id="rIdm__g2kfea3u8-najr0xf9">
+            <w:hyperlink w:history="1" r:id="rIdz4yco6-dxj5ferzp9ipyo">
               <w:r>
                 <w:rPr>
                   <w:rFonts w:ascii="Arial" w:cs="Arial" w:eastAsia="Arial" w:hAnsi="Arial"/>
@@ -21604,7 +21604,7 @@
               <w:spacing w:after="10" w:before="0"/>
               <w:ind w:left="120"/>
             </w:pPr>
-            <w:hyperlink w:history="1" r:id="rIdsriyjca-65uwrobyz1v81">
+            <w:hyperlink w:history="1" r:id="rIddungyagn5fonbwoudfw7t">
               <w:r>
                 <w:rPr>
                   <w:rFonts w:ascii="Arial" w:cs="Arial" w:eastAsia="Arial" w:hAnsi="Arial"/>
@@ -21649,7 +21649,7 @@
             <w:pPr>
               <w:spacing w:after="20" w:before="0"/>
             </w:pPr>
-            <w:hyperlink w:history="1" r:id="rIdsily5ghyhfol4jtjn8ajx">
+            <w:hyperlink w:history="1" r:id="rIdzhmt58up-f5vcaponls7f">
               <w:r>
                 <w:rPr>
                   <w:rFonts w:ascii="Arial" w:cs="Arial" w:eastAsia="Arial" w:hAnsi="Arial"/>
@@ -21682,7 +21682,7 @@
               <w:spacing w:after="10" w:before="0"/>
               <w:ind w:left="120"/>
             </w:pPr>
-            <w:hyperlink w:history="1" r:id="rId1q5yyrjlppl2w27luhzi9">
+            <w:hyperlink w:history="1" r:id="rIdlfedl7tgu90txz-gcq01y">
               <w:r>
                 <w:rPr>
                   <w:rFonts w:ascii="Arial" w:cs="Arial" w:eastAsia="Arial" w:hAnsi="Arial"/>
@@ -21877,7 +21877,7 @@
             <w:pPr>
               <w:spacing w:after="20" w:before="0"/>
             </w:pPr>
-            <w:hyperlink w:history="1" r:id="rIdl-jsppzennv_f1p8lvz38">
+            <w:hyperlink w:history="1" r:id="rId8oxhyfqbcgpafuxev1syj">
               <w:r>
                 <w:rPr>
                   <w:rFonts w:ascii="Arial" w:cs="Arial" w:eastAsia="Arial" w:hAnsi="Arial"/>
@@ -21910,7 +21910,7 @@
               <w:spacing w:after="10" w:before="0"/>
               <w:ind w:left="120"/>
             </w:pPr>
-            <w:hyperlink w:history="1" r:id="rIdi8orewrcpdp-wtcjas0ps">
+            <w:hyperlink w:history="1" r:id="rIdhgdiiza6lnif61hxi-tiq">
               <w:r>
                 <w:rPr>
                   <w:rFonts w:ascii="Arial" w:cs="Arial" w:eastAsia="Arial" w:hAnsi="Arial"/>
@@ -21955,7 +21955,7 @@
             <w:pPr>
               <w:spacing w:after="20" w:before="0"/>
             </w:pPr>
-            <w:hyperlink w:history="1" r:id="rIdunyxgus4egoa4ceqtx0cq">
+            <w:hyperlink w:history="1" r:id="rIdcmczl6y2uyp8ajfgw11ol">
               <w:r>
                 <w:rPr>
                   <w:rFonts w:ascii="Arial" w:cs="Arial" w:eastAsia="Arial" w:hAnsi="Arial"/>
@@ -21988,7 +21988,7 @@
               <w:spacing w:after="10" w:before="0"/>
               <w:ind w:left="120"/>
             </w:pPr>
-            <w:hyperlink w:history="1" r:id="rIdrkvlgceh7pnsa8vrbv6cu">
+            <w:hyperlink w:history="1" r:id="rIdcyp-n6rujjllhv6b1oqr8">
               <w:r>
                 <w:rPr>
                   <w:rFonts w:ascii="Arial" w:cs="Arial" w:eastAsia="Arial" w:hAnsi="Arial"/>
@@ -22183,7 +22183,7 @@
             <w:pPr>
               <w:spacing w:after="20" w:before="0"/>
             </w:pPr>
-            <w:hyperlink w:history="1" r:id="rIdsnlzk1z61df3uway0jxys">
+            <w:hyperlink w:history="1" r:id="rIdplc0-xhlxhsn49cux8g-e">
               <w:r>
                 <w:rPr>
                   <w:rFonts w:ascii="Arial" w:cs="Arial" w:eastAsia="Arial" w:hAnsi="Arial"/>
@@ -22216,7 +22216,7 @@
               <w:spacing w:after="10" w:before="0"/>
               <w:ind w:left="120"/>
             </w:pPr>
-            <w:hyperlink w:history="1" r:id="rIdz2twhlp7iu6zhne5iotbb">
+            <w:hyperlink w:history="1" r:id="rIdg132eht2oeohvtk0_j0dn">
               <w:r>
                 <w:rPr>
                   <w:rFonts w:ascii="Arial" w:cs="Arial" w:eastAsia="Arial" w:hAnsi="Arial"/>
@@ -22261,7 +22261,7 @@
             <w:pPr>
               <w:spacing w:after="20" w:before="0"/>
             </w:pPr>
-            <w:hyperlink w:history="1" r:id="rIdciutdc6_9cfremrj0d1v5">
+            <w:hyperlink w:history="1" r:id="rIde1rdqicnr3x0qy4kdbl4b">
               <w:r>
                 <w:rPr>
                   <w:rFonts w:ascii="Arial" w:cs="Arial" w:eastAsia="Arial" w:hAnsi="Arial"/>
@@ -22294,7 +22294,7 @@
               <w:spacing w:after="10" w:before="0"/>
               <w:ind w:left="120"/>
             </w:pPr>
-            <w:hyperlink w:history="1" r:id="rIde8pnvdqaftwyo9s-j5xja">
+            <w:hyperlink w:history="1" r:id="rIdviy9ue1x7mr1qr1r6fwax">
               <w:r>
                 <w:rPr>
                   <w:rFonts w:ascii="Arial" w:cs="Arial" w:eastAsia="Arial" w:hAnsi="Arial"/>
@@ -23781,7 +23781,7 @@
             <w:pPr>
               <w:spacing w:after="20" w:before="0"/>
             </w:pPr>
-            <w:hyperlink w:history="1" r:id="rIdztxyorsjlcaqbxf0n2coa">
+            <w:hyperlink w:history="1" r:id="rIdyv9psna8lodw4yg4hr9o0">
               <w:r>
                 <w:rPr>
                   <w:rFonts w:ascii="Arial" w:cs="Arial" w:eastAsia="Arial" w:hAnsi="Arial"/>
@@ -23814,7 +23814,7 @@
               <w:spacing w:after="10" w:before="0"/>
               <w:ind w:left="120"/>
             </w:pPr>
-            <w:hyperlink w:history="1" r:id="rIdyetnzi-xzkdunggs2xcle">
+            <w:hyperlink w:history="1" r:id="rIdzqmpnndes1aa0kcsy2h2o">
               <w:r>
                 <w:rPr>
                   <w:rFonts w:ascii="Arial" w:cs="Arial" w:eastAsia="Arial" w:hAnsi="Arial"/>
@@ -23859,7 +23859,7 @@
             <w:pPr>
               <w:spacing w:after="20" w:before="0"/>
             </w:pPr>
-            <w:hyperlink w:history="1" r:id="rIdvfz7icopvh2salevfyzp3">
+            <w:hyperlink w:history="1" r:id="rIdxmakyjaqc_i4dmfwumriy">
               <w:r>
                 <w:rPr>
                   <w:rFonts w:ascii="Arial" w:cs="Arial" w:eastAsia="Arial" w:hAnsi="Arial"/>
@@ -23892,7 +23892,7 @@
               <w:spacing w:after="10" w:before="0"/>
               <w:ind w:left="120"/>
             </w:pPr>
-            <w:hyperlink w:history="1" r:id="rIdgv1zcvblgmycfxog0f_qh">
+            <w:hyperlink w:history="1" r:id="rIdnhntatdyq-sea_ku8g-im">
               <w:r>
                 <w:rPr>
                   <w:rFonts w:ascii="Arial" w:cs="Arial" w:eastAsia="Arial" w:hAnsi="Arial"/>
@@ -24087,7 +24087,7 @@
             <w:pPr>
               <w:spacing w:after="20" w:before="0"/>
             </w:pPr>
-            <w:hyperlink w:history="1" r:id="rIdtgjk0mijt8xobjpuvr108">
+            <w:hyperlink w:history="1" r:id="rIdcncxpigpiqoat-gwdvpln">
               <w:r>
                 <w:rPr>
                   <w:rFonts w:ascii="Arial" w:cs="Arial" w:eastAsia="Arial" w:hAnsi="Arial"/>
@@ -24120,7 +24120,7 @@
               <w:spacing w:after="10" w:before="0"/>
               <w:ind w:left="120"/>
             </w:pPr>
-            <w:hyperlink w:history="1" r:id="rIdof1l51proiiea2p_0debk">
+            <w:hyperlink w:history="1" r:id="rIdomemmgchw7lnhs-tqzjbp">
               <w:r>
                 <w:rPr>
                   <w:rFonts w:ascii="Arial" w:cs="Arial" w:eastAsia="Arial" w:hAnsi="Arial"/>
@@ -24165,7 +24165,7 @@
             <w:pPr>
               <w:spacing w:after="20" w:before="0"/>
             </w:pPr>
-            <w:hyperlink w:history="1" r:id="rIdntke_8t51rxn96tzkefny">
+            <w:hyperlink w:history="1" r:id="rId3qmoi4mh1juaohcay68wv">
               <w:r>
                 <w:rPr>
                   <w:rFonts w:ascii="Arial" w:cs="Arial" w:eastAsia="Arial" w:hAnsi="Arial"/>
@@ -24198,7 +24198,7 @@
               <w:spacing w:after="10" w:before="0"/>
               <w:ind w:left="120"/>
             </w:pPr>
-            <w:hyperlink w:history="1" r:id="rIddhnc9xebf_lpuoxijtsfm">
+            <w:hyperlink w:history="1" r:id="rIdvfbkddhx-c_jrougxyirr">
               <w:r>
                 <w:rPr>
                   <w:rFonts w:ascii="Arial" w:cs="Arial" w:eastAsia="Arial" w:hAnsi="Arial"/>
@@ -24393,7 +24393,7 @@
             <w:pPr>
               <w:spacing w:after="20" w:before="0"/>
             </w:pPr>
-            <w:hyperlink w:history="1" r:id="rIdfkfd9qb8pbtojeinzwimz">
+            <w:hyperlink w:history="1" r:id="rIdyc0qgd6m639lp3bvdem6z">
               <w:r>
                 <w:rPr>
                   <w:rFonts w:ascii="Arial" w:cs="Arial" w:eastAsia="Arial" w:hAnsi="Arial"/>
@@ -24426,7 +24426,7 @@
               <w:spacing w:after="10" w:before="0"/>
               <w:ind w:left="120"/>
             </w:pPr>
-            <w:hyperlink w:history="1" r:id="rId7gv2ur3dw1wlq9p-c2ijv">
+            <w:hyperlink w:history="1" r:id="rIdl9f7gbypzmrscpvthb1k1">
               <w:r>
                 <w:rPr>
                   <w:rFonts w:ascii="Arial" w:cs="Arial" w:eastAsia="Arial" w:hAnsi="Arial"/>
@@ -24471,7 +24471,7 @@
             <w:pPr>
               <w:spacing w:after="20" w:before="0"/>
             </w:pPr>
-            <w:hyperlink w:history="1" r:id="rIdjz6w3sca7rqly61ruuevl">
+            <w:hyperlink w:history="1" r:id="rIdgc2k2quvkluuc7kkjaqvm">
               <w:r>
                 <w:rPr>
                   <w:rFonts w:ascii="Arial" w:cs="Arial" w:eastAsia="Arial" w:hAnsi="Arial"/>
@@ -24504,7 +24504,7 @@
               <w:spacing w:after="10" w:before="0"/>
               <w:ind w:left="120"/>
             </w:pPr>
-            <w:hyperlink w:history="1" r:id="rIdudqxuefgj4gjtexahjdvq">
+            <w:hyperlink w:history="1" r:id="rIdkghh3ytg1nldci6dj9zap">
               <w:r>
                 <w:rPr>
                   <w:rFonts w:ascii="Arial" w:cs="Arial" w:eastAsia="Arial" w:hAnsi="Arial"/>
@@ -24699,7 +24699,7 @@
             <w:pPr>
               <w:spacing w:after="20" w:before="0"/>
             </w:pPr>
-            <w:hyperlink w:history="1" r:id="rIdylvubp4pqk9h85zxre1-r">
+            <w:hyperlink w:history="1" r:id="rIdb7ieihrsn-km5n6kfsz6v">
               <w:r>
                 <w:rPr>
                   <w:rFonts w:ascii="Arial" w:cs="Arial" w:eastAsia="Arial" w:hAnsi="Arial"/>
@@ -24732,7 +24732,7 @@
               <w:spacing w:after="10" w:before="0"/>
               <w:ind w:left="120"/>
             </w:pPr>
-            <w:hyperlink w:history="1" r:id="rIddx8r5fgan4po3w682og7o">
+            <w:hyperlink w:history="1" r:id="rIdj8o1pupaob0df9xp4actv">
               <w:r>
                 <w:rPr>
                   <w:rFonts w:ascii="Arial" w:cs="Arial" w:eastAsia="Arial" w:hAnsi="Arial"/>
@@ -24777,7 +24777,7 @@
             <w:pPr>
               <w:spacing w:after="20" w:before="0"/>
             </w:pPr>
-            <w:hyperlink w:history="1" r:id="rIdx4ongrepku6g7roju8klj">
+            <w:hyperlink w:history="1" r:id="rIdlioofnw6p2nzgcwcf8du2">
               <w:r>
                 <w:rPr>
                   <w:rFonts w:ascii="Arial" w:cs="Arial" w:eastAsia="Arial" w:hAnsi="Arial"/>
@@ -24810,7 +24810,7 @@
               <w:spacing w:after="10" w:before="0"/>
               <w:ind w:left="120"/>
             </w:pPr>
-            <w:hyperlink w:history="1" r:id="rIdgix_gruclsrtafcp2x0ww">
+            <w:hyperlink w:history="1" r:id="rId9cpqkfi5imx7nrh4sghrn">
               <w:r>
                 <w:rPr>
                   <w:rFonts w:ascii="Arial" w:cs="Arial" w:eastAsia="Arial" w:hAnsi="Arial"/>
@@ -25005,7 +25005,7 @@
             <w:pPr>
               <w:spacing w:after="20" w:before="0"/>
             </w:pPr>
-            <w:hyperlink w:history="1" r:id="rIdgekfvkopxaepjefl29l7v">
+            <w:hyperlink w:history="1" r:id="rIdurbh1_ffe_camlwjkjlju">
               <w:r>
                 <w:rPr>
                   <w:rFonts w:ascii="Arial" w:cs="Arial" w:eastAsia="Arial" w:hAnsi="Arial"/>
@@ -25038,7 +25038,7 @@
               <w:spacing w:after="10" w:before="0"/>
               <w:ind w:left="120"/>
             </w:pPr>
-            <w:hyperlink w:history="1" r:id="rId5pj-dq_hmvx6n1sl2de5c">
+            <w:hyperlink w:history="1" r:id="rIdp-8rq7edcaeolvpgh_6qb">
               <w:r>
                 <w:rPr>
                   <w:rFonts w:ascii="Arial" w:cs="Arial" w:eastAsia="Arial" w:hAnsi="Arial"/>
@@ -25083,7 +25083,7 @@
             <w:pPr>
               <w:spacing w:after="20" w:before="0"/>
             </w:pPr>
-            <w:hyperlink w:history="1" r:id="rIdnr43cvf9rjdlpd-f9uusc">
+            <w:hyperlink w:history="1" r:id="rIdvqbgu6nyroocjtaqzpkpx">
               <w:r>
                 <w:rPr>
                   <w:rFonts w:ascii="Arial" w:cs="Arial" w:eastAsia="Arial" w:hAnsi="Arial"/>
@@ -25116,7 +25116,7 @@
               <w:spacing w:after="10" w:before="0"/>
               <w:ind w:left="120"/>
             </w:pPr>
-            <w:hyperlink w:history="1" r:id="rIdsse10wxnqycucphlksj1b">
+            <w:hyperlink w:history="1" r:id="rIdbalrg9zuplmn8p4scogri">
               <w:r>
                 <w:rPr>
                   <w:rFonts w:ascii="Arial" w:cs="Arial" w:eastAsia="Arial" w:hAnsi="Arial"/>
@@ -26603,7 +26603,7 @@
             <w:pPr>
               <w:spacing w:after="20" w:before="0"/>
             </w:pPr>
-            <w:hyperlink w:history="1" r:id="rIdogd_euodqaxn-jhevq6q-">
+            <w:hyperlink w:history="1" r:id="rIdxeq_vlwsw7rex2adcehfc">
               <w:r>
                 <w:rPr>
                   <w:rFonts w:ascii="Arial" w:cs="Arial" w:eastAsia="Arial" w:hAnsi="Arial"/>
@@ -26636,7 +26636,7 @@
               <w:spacing w:after="10" w:before="0"/>
               <w:ind w:left="120"/>
             </w:pPr>
-            <w:hyperlink w:history="1" r:id="rIdeqbcns-hwbmlrzak9v86k">
+            <w:hyperlink w:history="1" r:id="rIda2up4z4ikjnk0rla1gx3c">
               <w:r>
                 <w:rPr>
                   <w:rFonts w:ascii="Arial" w:cs="Arial" w:eastAsia="Arial" w:hAnsi="Arial"/>
@@ -26681,7 +26681,7 @@
             <w:pPr>
               <w:spacing w:after="20" w:before="0"/>
             </w:pPr>
-            <w:hyperlink w:history="1" r:id="rIde_sdditnce6l7gky1q_55">
+            <w:hyperlink w:history="1" r:id="rIdsrrddl-1orenhyvxhd5wh">
               <w:r>
                 <w:rPr>
                   <w:rFonts w:ascii="Arial" w:cs="Arial" w:eastAsia="Arial" w:hAnsi="Arial"/>
@@ -26714,7 +26714,7 @@
               <w:spacing w:after="10" w:before="0"/>
               <w:ind w:left="120"/>
             </w:pPr>
-            <w:hyperlink w:history="1" r:id="rIdf7ffqdexlxzlgmeneb3pt">
+            <w:hyperlink w:history="1" r:id="rIdjqp6_em0qsbrpvd5qm3zg">
               <w:r>
                 <w:rPr>
                   <w:rFonts w:ascii="Arial" w:cs="Arial" w:eastAsia="Arial" w:hAnsi="Arial"/>
@@ -26909,7 +26909,7 @@
             <w:pPr>
               <w:spacing w:after="20" w:before="0"/>
             </w:pPr>
-            <w:hyperlink w:history="1" r:id="rIdyujz-gmrhqqq8jcgq6l0n">
+            <w:hyperlink w:history="1" r:id="rId82cfkhyq0symezkh3j1mi">
               <w:r>
                 <w:rPr>
                   <w:rFonts w:ascii="Arial" w:cs="Arial" w:eastAsia="Arial" w:hAnsi="Arial"/>
@@ -26942,7 +26942,7 @@
               <w:spacing w:after="10" w:before="0"/>
               <w:ind w:left="120"/>
             </w:pPr>
-            <w:hyperlink w:history="1" r:id="rIdk6kk4sct4iq1yd_vcnhwn">
+            <w:hyperlink w:history="1" r:id="rIdwf9zi5it61x8js35mzia5">
               <w:r>
                 <w:rPr>
                   <w:rFonts w:ascii="Arial" w:cs="Arial" w:eastAsia="Arial" w:hAnsi="Arial"/>
@@ -26987,7 +26987,7 @@
             <w:pPr>
               <w:spacing w:after="20" w:before="0"/>
             </w:pPr>
-            <w:hyperlink w:history="1" r:id="rId8ikko9z_c47slnh_qe1xs">
+            <w:hyperlink w:history="1" r:id="rId_w9ekc4bq2eobbzwtd6n6">
               <w:r>
                 <w:rPr>
                   <w:rFonts w:ascii="Arial" w:cs="Arial" w:eastAsia="Arial" w:hAnsi="Arial"/>
@@ -27020,7 +27020,7 @@
               <w:spacing w:after="10" w:before="0"/>
               <w:ind w:left="120"/>
             </w:pPr>
-            <w:hyperlink w:history="1" r:id="rId1jzneuz1hitts_ir8dzby">
+            <w:hyperlink w:history="1" r:id="rIdkxw2b89rim7pdibzcrib3">
               <w:r>
                 <w:rPr>
                   <w:rFonts w:ascii="Arial" w:cs="Arial" w:eastAsia="Arial" w:hAnsi="Arial"/>
@@ -27215,7 +27215,7 @@
             <w:pPr>
               <w:spacing w:after="20" w:before="0"/>
             </w:pPr>
-            <w:hyperlink w:history="1" r:id="rIdtskvcv403zzriuijtdzm2">
+            <w:hyperlink w:history="1" r:id="rIdx8eex4_qubnmvb9tbtfcz">
               <w:r>
                 <w:rPr>
                   <w:rFonts w:ascii="Arial" w:cs="Arial" w:eastAsia="Arial" w:hAnsi="Arial"/>
@@ -27248,7 +27248,7 @@
               <w:spacing w:after="10" w:before="0"/>
               <w:ind w:left="120"/>
             </w:pPr>
-            <w:hyperlink w:history="1" r:id="rIdywcqybb9r0qfykov5zd3w">
+            <w:hyperlink w:history="1" r:id="rIdd2tlhoweyzn_edflahrro">
               <w:r>
                 <w:rPr>
                   <w:rFonts w:ascii="Arial" w:cs="Arial" w:eastAsia="Arial" w:hAnsi="Arial"/>
@@ -27293,7 +27293,7 @@
             <w:pPr>
               <w:spacing w:after="20" w:before="0"/>
             </w:pPr>
-            <w:hyperlink w:history="1" r:id="rIdq0v4snhj9mlv9y1zuefst">
+            <w:hyperlink w:history="1" r:id="rId9q7wnkikwaupuju18vwcu">
               <w:r>
                 <w:rPr>
                   <w:rFonts w:ascii="Arial" w:cs="Arial" w:eastAsia="Arial" w:hAnsi="Arial"/>
@@ -27326,7 +27326,7 @@
               <w:spacing w:after="10" w:before="0"/>
               <w:ind w:left="120"/>
             </w:pPr>
-            <w:hyperlink w:history="1" r:id="rId-frbyxepubctzim_uy-rz">
+            <w:hyperlink w:history="1" r:id="rIdvu1aas-w72xol1viz6i5o">
               <w:r>
                 <w:rPr>
                   <w:rFonts w:ascii="Arial" w:cs="Arial" w:eastAsia="Arial" w:hAnsi="Arial"/>
@@ -27521,7 +27521,7 @@
             <w:pPr>
               <w:spacing w:after="20" w:before="0"/>
             </w:pPr>
-            <w:hyperlink w:history="1" r:id="rIdm4xfjc-zocnxuns-qsnty">
+            <w:hyperlink w:history="1" r:id="rIdta1nmjfhnwvvqbljvaouj">
               <w:r>
                 <w:rPr>
                   <w:rFonts w:ascii="Arial" w:cs="Arial" w:eastAsia="Arial" w:hAnsi="Arial"/>
@@ -27554,7 +27554,7 @@
               <w:spacing w:after="10" w:before="0"/>
               <w:ind w:left="120"/>
             </w:pPr>
-            <w:hyperlink w:history="1" r:id="rIdq0ob44hcnshlbsxnptygn">
+            <w:hyperlink w:history="1" r:id="rIdzagl7jocwkoouy4mqxsz9">
               <w:r>
                 <w:rPr>
                   <w:rFonts w:ascii="Arial" w:cs="Arial" w:eastAsia="Arial" w:hAnsi="Arial"/>
@@ -27599,7 +27599,7 @@
             <w:pPr>
               <w:spacing w:after="20" w:before="0"/>
             </w:pPr>
-            <w:hyperlink w:history="1" r:id="rIdf-8trlsh-3sgfygyafwgz">
+            <w:hyperlink w:history="1" r:id="rIdyp_niofzxjkgy5jwytkc9">
               <w:r>
                 <w:rPr>
                   <w:rFonts w:ascii="Arial" w:cs="Arial" w:eastAsia="Arial" w:hAnsi="Arial"/>
@@ -27632,7 +27632,7 @@
               <w:spacing w:after="10" w:before="0"/>
               <w:ind w:left="120"/>
             </w:pPr>
-            <w:hyperlink w:history="1" r:id="rIdfijekos4_mcgxpg3jykad">
+            <w:hyperlink w:history="1" r:id="rIduj3ckdm8u9_b82tm75qr6">
               <w:r>
                 <w:rPr>
                   <w:rFonts w:ascii="Arial" w:cs="Arial" w:eastAsia="Arial" w:hAnsi="Arial"/>
@@ -27827,7 +27827,7 @@
             <w:pPr>
               <w:spacing w:after="20" w:before="0"/>
             </w:pPr>
-            <w:hyperlink w:history="1" r:id="rIdvjuk6fu2dheqixravxd5b">
+            <w:hyperlink w:history="1" r:id="rIdcsdrp_0vpm2fpjww676eb">
               <w:r>
                 <w:rPr>
                   <w:rFonts w:ascii="Arial" w:cs="Arial" w:eastAsia="Arial" w:hAnsi="Arial"/>
@@ -27860,7 +27860,7 @@
               <w:spacing w:after="10" w:before="0"/>
               <w:ind w:left="120"/>
             </w:pPr>
-            <w:hyperlink w:history="1" r:id="rIdvij19egf07ljnwkj1_5ur">
+            <w:hyperlink w:history="1" r:id="rIdnggmeu2zh83f05jov6crf">
               <w:r>
                 <w:rPr>
                   <w:rFonts w:ascii="Arial" w:cs="Arial" w:eastAsia="Arial" w:hAnsi="Arial"/>
@@ -27905,7 +27905,7 @@
             <w:pPr>
               <w:spacing w:after="20" w:before="0"/>
             </w:pPr>
-            <w:hyperlink w:history="1" r:id="rIdgjakl9w7byt17t7lc4t3i">
+            <w:hyperlink w:history="1" r:id="rIdkrknai9fbh78sbheiv383">
               <w:r>
                 <w:rPr>
                   <w:rFonts w:ascii="Arial" w:cs="Arial" w:eastAsia="Arial" w:hAnsi="Arial"/>
@@ -27938,7 +27938,7 @@
               <w:spacing w:after="10" w:before="0"/>
               <w:ind w:left="120"/>
             </w:pPr>
-            <w:hyperlink w:history="1" r:id="rIdlzpojq4vwdlalkhzogfix">
+            <w:hyperlink w:history="1" r:id="rIdhc8ctpz8p7sp-qunohqq5">
               <w:r>
                 <w:rPr>
                   <w:rFonts w:ascii="Arial" w:cs="Arial" w:eastAsia="Arial" w:hAnsi="Arial"/>
@@ -29425,7 +29425,7 @@
             <w:pPr>
               <w:spacing w:after="20" w:before="0"/>
             </w:pPr>
-            <w:hyperlink w:history="1" r:id="rIdefhl7dw5q_kcum5b3yoim">
+            <w:hyperlink w:history="1" r:id="rIdab_pu9yyioojshzrbifil">
               <w:r>
                 <w:rPr>
                   <w:rFonts w:ascii="Arial" w:cs="Arial" w:eastAsia="Arial" w:hAnsi="Arial"/>
@@ -29458,7 +29458,7 @@
               <w:spacing w:after="10" w:before="0"/>
               <w:ind w:left="120"/>
             </w:pPr>
-            <w:hyperlink w:history="1" r:id="rIdn40phpqdkrv58irmaxr77">
+            <w:hyperlink w:history="1" r:id="rIda-5vkrbldeo9p3ecvqa2q">
               <w:r>
                 <w:rPr>
                   <w:rFonts w:ascii="Arial" w:cs="Arial" w:eastAsia="Arial" w:hAnsi="Arial"/>
@@ -29503,7 +29503,7 @@
             <w:pPr>
               <w:spacing w:after="20" w:before="0"/>
             </w:pPr>
-            <w:hyperlink w:history="1" r:id="rId1o9icou-hojkpkhwyi68k">
+            <w:hyperlink w:history="1" r:id="rIdzncg0mh_3jlfpyvgvkfp2">
               <w:r>
                 <w:rPr>
                   <w:rFonts w:ascii="Arial" w:cs="Arial" w:eastAsia="Arial" w:hAnsi="Arial"/>
@@ -29536,7 +29536,7 @@
               <w:spacing w:after="10" w:before="0"/>
               <w:ind w:left="120"/>
             </w:pPr>
-            <w:hyperlink w:history="1" r:id="rIdtmlninilqhd7mj8zakk1a">
+            <w:hyperlink w:history="1" r:id="rIdw2ll7-i5psmx-ivul3rdb">
               <w:r>
                 <w:rPr>
                   <w:rFonts w:ascii="Arial" w:cs="Arial" w:eastAsia="Arial" w:hAnsi="Arial"/>
@@ -29847,7 +29847,7 @@
             <w:pPr>
               <w:spacing w:after="20" w:before="0"/>
             </w:pPr>
-            <w:hyperlink w:history="1" r:id="rIdbhiqn_-mwg-tmqovufdf6">
+            <w:hyperlink w:history="1" r:id="rId99wkbupdv9l-4bfl1teur">
               <w:r>
                 <w:rPr>
                   <w:rFonts w:ascii="Arial" w:cs="Arial" w:eastAsia="Arial" w:hAnsi="Arial"/>
@@ -29880,7 +29880,7 @@
               <w:spacing w:after="10" w:before="0"/>
               <w:ind w:left="120"/>
             </w:pPr>
-            <w:hyperlink w:history="1" r:id="rIdgzcvtvezgjdi8kyuor3hv">
+            <w:hyperlink w:history="1" r:id="rIdck7y8pozc7rtbphdyuyp-">
               <w:r>
                 <w:rPr>
                   <w:rFonts w:ascii="Arial" w:cs="Arial" w:eastAsia="Arial" w:hAnsi="Arial"/>
@@ -29925,7 +29925,7 @@
             <w:pPr>
               <w:spacing w:after="20" w:before="0"/>
             </w:pPr>
-            <w:hyperlink w:history="1" r:id="rId0qdfyttnao0dj5z0ggdvt">
+            <w:hyperlink w:history="1" r:id="rIdaww1co1rwp9jnfpayp-c9">
               <w:r>
                 <w:rPr>
                   <w:rFonts w:ascii="Arial" w:cs="Arial" w:eastAsia="Arial" w:hAnsi="Arial"/>
@@ -29958,7 +29958,7 @@
               <w:spacing w:after="10" w:before="0"/>
               <w:ind w:left="120"/>
             </w:pPr>
-            <w:hyperlink w:history="1" r:id="rIdnyxjyjrrbustyrc6bz3-y">
+            <w:hyperlink w:history="1" r:id="rId5wz8dvi0bfzuxq2yvzgq5">
               <w:r>
                 <w:rPr>
                   <w:rFonts w:ascii="Arial" w:cs="Arial" w:eastAsia="Arial" w:hAnsi="Arial"/>
@@ -30441,7 +30441,7 @@
             <w:pPr>
               <w:spacing w:after="20" w:before="0"/>
             </w:pPr>
-            <w:hyperlink w:history="1" r:id="rIdafmwa7vgjs1gf8zvqztan">
+            <w:hyperlink w:history="1" r:id="rIdnqhmyva9kaaemmdut091u">
               <w:r>
                 <w:rPr>
                   <w:rFonts w:ascii="Arial" w:cs="Arial" w:eastAsia="Arial" w:hAnsi="Arial"/>
@@ -30474,7 +30474,7 @@
               <w:spacing w:after="10" w:before="0"/>
               <w:ind w:left="120"/>
             </w:pPr>
-            <w:hyperlink w:history="1" r:id="rId1pijzx8w4r6x4iy-ttxvl">
+            <w:hyperlink w:history="1" r:id="rIdwluelh0ekohtmelbhv-s2">
               <w:r>
                 <w:rPr>
                   <w:rFonts w:ascii="Arial" w:cs="Arial" w:eastAsia="Arial" w:hAnsi="Arial"/>
@@ -30519,7 +30519,7 @@
             <w:pPr>
               <w:spacing w:after="20" w:before="0"/>
             </w:pPr>
-            <w:hyperlink w:history="1" r:id="rIdru4qm5p18mjbikermolms">
+            <w:hyperlink w:history="1" r:id="rIdpdsnmwg4xvlgu3haomir2">
               <w:r>
                 <w:rPr>
                   <w:rFonts w:ascii="Arial" w:cs="Arial" w:eastAsia="Arial" w:hAnsi="Arial"/>
@@ -30552,7 +30552,7 @@
               <w:spacing w:after="10" w:before="0"/>
               <w:ind w:left="120"/>
             </w:pPr>
-            <w:hyperlink w:history="1" r:id="rIdirex45_9kvdlneffa6cjv">
+            <w:hyperlink w:history="1" r:id="rIdauv1nfk-aaecbjsmkje4o">
               <w:r>
                 <w:rPr>
                   <w:rFonts w:ascii="Arial" w:cs="Arial" w:eastAsia="Arial" w:hAnsi="Arial"/>
@@ -31205,7 +31205,7 @@
             <w:pPr>
               <w:spacing w:after="20" w:before="0"/>
             </w:pPr>
-            <w:hyperlink w:history="1" r:id="rIdxrpeqcj612qtm76vrzk_t">
+            <w:hyperlink w:history="1" r:id="rIdgrpkxg1tsyfubfij7noqc">
               <w:r>
                 <w:rPr>
                   <w:rFonts w:ascii="Arial" w:cs="Arial" w:eastAsia="Arial" w:hAnsi="Arial"/>
@@ -31238,7 +31238,7 @@
               <w:spacing w:after="10" w:before="0"/>
               <w:ind w:left="120"/>
             </w:pPr>
-            <w:hyperlink w:history="1" r:id="rIdf0eparekm_q-ix0sf9cgw">
+            <w:hyperlink w:history="1" r:id="rIdxxfyiqniuigokgpiiu7-j">
               <w:r>
                 <w:rPr>
                   <w:rFonts w:ascii="Arial" w:cs="Arial" w:eastAsia="Arial" w:hAnsi="Arial"/>
@@ -31283,7 +31283,7 @@
             <w:pPr>
               <w:spacing w:after="20" w:before="0"/>
             </w:pPr>
-            <w:hyperlink w:history="1" r:id="rId9ylq1gg-hhodx0haep1r2">
+            <w:hyperlink w:history="1" r:id="rIdf1evpnsm8sze2xwfqvjti">
               <w:r>
                 <w:rPr>
                   <w:rFonts w:ascii="Arial" w:cs="Arial" w:eastAsia="Arial" w:hAnsi="Arial"/>
@@ -31316,7 +31316,7 @@
               <w:spacing w:after="10" w:before="0"/>
               <w:ind w:left="120"/>
             </w:pPr>
-            <w:hyperlink w:history="1" r:id="rIdyegd-jard2hketo3cpito">
+            <w:hyperlink w:history="1" r:id="rIdfyhfjk_99eskcavyiayfl">
               <w:r>
                 <w:rPr>
                   <w:rFonts w:ascii="Arial" w:cs="Arial" w:eastAsia="Arial" w:hAnsi="Arial"/>
@@ -31587,7 +31587,7 @@
             <w:pPr>
               <w:spacing w:after="20" w:before="0"/>
             </w:pPr>
-            <w:hyperlink w:history="1" r:id="rIduk9btmcxk5xkiu-joc0zl">
+            <w:hyperlink w:history="1" r:id="rIdx6vxp6e796rrgcxtgdpuo">
               <w:r>
                 <w:rPr>
                   <w:rFonts w:ascii="Arial" w:cs="Arial" w:eastAsia="Arial" w:hAnsi="Arial"/>
@@ -31620,7 +31620,7 @@
               <w:spacing w:after="10" w:before="0"/>
               <w:ind w:left="120"/>
             </w:pPr>
-            <w:hyperlink w:history="1" r:id="rIdv4rwfmyananwu6khtueu1">
+            <w:hyperlink w:history="1" r:id="rIds3idx6k4g4e9zosoewpww">
               <w:r>
                 <w:rPr>
                   <w:rFonts w:ascii="Arial" w:cs="Arial" w:eastAsia="Arial" w:hAnsi="Arial"/>
@@ -31665,7 +31665,7 @@
             <w:pPr>
               <w:spacing w:after="20" w:before="0"/>
             </w:pPr>
-            <w:hyperlink w:history="1" r:id="rIdznwptco1onm3ay0jdd1gf">
+            <w:hyperlink w:history="1" r:id="rIdn4enfurjuboxqeska0qex">
               <w:r>
                 <w:rPr>
                   <w:rFonts w:ascii="Arial" w:cs="Arial" w:eastAsia="Arial" w:hAnsi="Arial"/>
@@ -31698,7 +31698,7 @@
               <w:spacing w:after="10" w:before="0"/>
               <w:ind w:left="120"/>
             </w:pPr>
-            <w:hyperlink w:history="1" r:id="rIdef2svh4rhgldz5t2cnbk6">
+            <w:hyperlink w:history="1" r:id="rId1phkzl0bthqd5iffsc_cx">
               <w:r>
                 <w:rPr>
                   <w:rFonts w:ascii="Arial" w:cs="Arial" w:eastAsia="Arial" w:hAnsi="Arial"/>
@@ -33470,7 +33470,7 @@
             <w:pPr>
               <w:spacing w:after="20" w:before="0"/>
             </w:pPr>
-            <w:hyperlink w:history="1" r:id="rId7hiomcqxc2tlpcngfqs_i">
+            <w:hyperlink w:history="1" r:id="rIdy3nktfoe1tsmmdtydmxxk">
               <w:r>
                 <w:rPr>
                   <w:rFonts w:ascii="Arial" w:cs="Arial" w:eastAsia="Arial" w:hAnsi="Arial"/>
@@ -33503,7 +33503,7 @@
               <w:spacing w:after="10" w:before="0"/>
               <w:ind w:left="120"/>
             </w:pPr>
-            <w:hyperlink w:history="1" r:id="rIdju88luqe6mfqdikulyytk">
+            <w:hyperlink w:history="1" r:id="rId4dhbgrfcdhq7gty0b5nr4">
               <w:r>
                 <w:rPr>
                   <w:rFonts w:ascii="Arial" w:cs="Arial" w:eastAsia="Arial" w:hAnsi="Arial"/>
@@ -33548,7 +33548,7 @@
             <w:pPr>
               <w:spacing w:after="20" w:before="0"/>
             </w:pPr>
-            <w:hyperlink w:history="1" r:id="rIduadrwzsezn13afwcvxs5k">
+            <w:hyperlink w:history="1" r:id="rIdx09c1ap73swxme-i_kvn2">
               <w:r>
                 <w:rPr>
                   <w:rFonts w:ascii="Arial" w:cs="Arial" w:eastAsia="Arial" w:hAnsi="Arial"/>
@@ -33581,7 +33581,7 @@
               <w:spacing w:after="10" w:before="0"/>
               <w:ind w:left="120"/>
             </w:pPr>
-            <w:hyperlink w:history="1" r:id="rIdhepeifjvn5fsxxmcvlo0w">
+            <w:hyperlink w:history="1" r:id="rIdhmtqejxpipzkjysj7bbbm">
               <w:r>
                 <w:rPr>
                   <w:rFonts w:ascii="Arial" w:cs="Arial" w:eastAsia="Arial" w:hAnsi="Arial"/>
@@ -33776,7 +33776,7 @@
             <w:pPr>
               <w:spacing w:after="20" w:before="0"/>
             </w:pPr>
-            <w:hyperlink w:history="1" r:id="rIdkrvgtf7jt7la1ypnursda">
+            <w:hyperlink w:history="1" r:id="rId5nfpkvpu16ydyy42hw5fs">
               <w:r>
                 <w:rPr>
                   <w:rFonts w:ascii="Arial" w:cs="Arial" w:eastAsia="Arial" w:hAnsi="Arial"/>
@@ -33809,7 +33809,7 @@
               <w:spacing w:after="10" w:before="0"/>
               <w:ind w:left="120"/>
             </w:pPr>
-            <w:hyperlink w:history="1" r:id="rIdkv409bpbdw4bcs-fmdzrw">
+            <w:hyperlink w:history="1" r:id="rIdsupd3leocgljoeabwrobj">
               <w:r>
                 <w:rPr>
                   <w:rFonts w:ascii="Arial" w:cs="Arial" w:eastAsia="Arial" w:hAnsi="Arial"/>
@@ -33854,7 +33854,7 @@
             <w:pPr>
               <w:spacing w:after="20" w:before="0"/>
             </w:pPr>
-            <w:hyperlink w:history="1" r:id="rIdr76bc2dmkybwrqg0jy5ew">
+            <w:hyperlink w:history="1" r:id="rIdytgxhwbrb8abj3y8qdmdm">
               <w:r>
                 <w:rPr>
                   <w:rFonts w:ascii="Arial" w:cs="Arial" w:eastAsia="Arial" w:hAnsi="Arial"/>
@@ -33887,7 +33887,7 @@
               <w:spacing w:after="10" w:before="0"/>
               <w:ind w:left="120"/>
             </w:pPr>
-            <w:hyperlink w:history="1" r:id="rIdaqftngorofscxiaco9iti">
+            <w:hyperlink w:history="1" r:id="rIdquyjnxfl24ga2wr8rudgk">
               <w:r>
                 <w:rPr>
                   <w:rFonts w:ascii="Arial" w:cs="Arial" w:eastAsia="Arial" w:hAnsi="Arial"/>
@@ -34082,7 +34082,7 @@
             <w:pPr>
               <w:spacing w:after="20" w:before="0"/>
             </w:pPr>
-            <w:hyperlink w:history="1" r:id="rIdurx10v5khp2iugkuj-izl">
+            <w:hyperlink w:history="1" r:id="rIdg7co_twvuwtuciivqgrul">
               <w:r>
                 <w:rPr>
                   <w:rFonts w:ascii="Arial" w:cs="Arial" w:eastAsia="Arial" w:hAnsi="Arial"/>
@@ -34115,7 +34115,7 @@
               <w:spacing w:after="10" w:before="0"/>
               <w:ind w:left="120"/>
             </w:pPr>
-            <w:hyperlink w:history="1" r:id="rIdusjuqruy2urjwqskdlor0">
+            <w:hyperlink w:history="1" r:id="rIdxa0kbui86ljlioy46gcz2">
               <w:r>
                 <w:rPr>
                   <w:rFonts w:ascii="Arial" w:cs="Arial" w:eastAsia="Arial" w:hAnsi="Arial"/>
@@ -34160,7 +34160,7 @@
             <w:pPr>
               <w:spacing w:after="20" w:before="0"/>
             </w:pPr>
-            <w:hyperlink w:history="1" r:id="rIdsudarf_73mfzoqfcy4ui1">
+            <w:hyperlink w:history="1" r:id="rIdkfn-63zrbrfwhxn1s5esv">
               <w:r>
                 <w:rPr>
                   <w:rFonts w:ascii="Arial" w:cs="Arial" w:eastAsia="Arial" w:hAnsi="Arial"/>
@@ -34193,7 +34193,7 @@
               <w:spacing w:after="10" w:before="0"/>
               <w:ind w:left="120"/>
             </w:pPr>
-            <w:hyperlink w:history="1" r:id="rIdfjk0a5avvdh7ne_pclpfg">
+            <w:hyperlink w:history="1" r:id="rIdt8vcnviyd0odk2g42uoxv">
               <w:r>
                 <w:rPr>
                   <w:rFonts w:ascii="Arial" w:cs="Arial" w:eastAsia="Arial" w:hAnsi="Arial"/>
@@ -34388,7 +34388,7 @@
             <w:pPr>
               <w:spacing w:after="20" w:before="0"/>
             </w:pPr>
-            <w:hyperlink w:history="1" r:id="rIdwjt0tje9wtu-3nbc8xfy4">
+            <w:hyperlink w:history="1" r:id="rIdxyxvpseaet8jufxti145a">
               <w:r>
                 <w:rPr>
                   <w:rFonts w:ascii="Arial" w:cs="Arial" w:eastAsia="Arial" w:hAnsi="Arial"/>
@@ -34421,7 +34421,7 @@
               <w:spacing w:after="10" w:before="0"/>
               <w:ind w:left="120"/>
             </w:pPr>
-            <w:hyperlink w:history="1" r:id="rIdwuk7eks59ufofphl5u1y_">
+            <w:hyperlink w:history="1" r:id="rId_vpheza6esqmwkxvfe75g">
               <w:r>
                 <w:rPr>
                   <w:rFonts w:ascii="Arial" w:cs="Arial" w:eastAsia="Arial" w:hAnsi="Arial"/>
@@ -34466,7 +34466,7 @@
             <w:pPr>
               <w:spacing w:after="20" w:before="0"/>
             </w:pPr>
-            <w:hyperlink w:history="1" r:id="rIdk5jptm3fkshr7pbjse3xv">
+            <w:hyperlink w:history="1" r:id="rIddozhrypu8npkl0dnh2kmn">
               <w:r>
                 <w:rPr>
                   <w:rFonts w:ascii="Arial" w:cs="Arial" w:eastAsia="Arial" w:hAnsi="Arial"/>
@@ -34499,7 +34499,7 @@
               <w:spacing w:after="10" w:before="0"/>
               <w:ind w:left="120"/>
             </w:pPr>
-            <w:hyperlink w:history="1" r:id="rIdx7dfo6bb-qgl0cksytnrs">
+            <w:hyperlink w:history="1" r:id="rIdhglvbasyjcdqadxsqf4oq">
               <w:r>
                 <w:rPr>
                   <w:rFonts w:ascii="Arial" w:cs="Arial" w:eastAsia="Arial" w:hAnsi="Arial"/>
@@ -34694,7 +34694,7 @@
             <w:pPr>
               <w:spacing w:after="20" w:before="0"/>
             </w:pPr>
-            <w:hyperlink w:history="1" r:id="rIdiax80_swlzf9ldfoyi7k4">
+            <w:hyperlink w:history="1" r:id="rIdh3zhiuc6hrjt-ql2uxctq">
               <w:r>
                 <w:rPr>
                   <w:rFonts w:ascii="Arial" w:cs="Arial" w:eastAsia="Arial" w:hAnsi="Arial"/>
@@ -34727,7 +34727,7 @@
               <w:spacing w:after="10" w:before="0"/>
               <w:ind w:left="120"/>
             </w:pPr>
-            <w:hyperlink w:history="1" r:id="rIdjara59gibgq_u9ym_q287">
+            <w:hyperlink w:history="1" r:id="rIdkh8soucrpprfsqsbunfit">
               <w:r>
                 <w:rPr>
                   <w:rFonts w:ascii="Arial" w:cs="Arial" w:eastAsia="Arial" w:hAnsi="Arial"/>
@@ -34772,7 +34772,7 @@
             <w:pPr>
               <w:spacing w:after="20" w:before="0"/>
             </w:pPr>
-            <w:hyperlink w:history="1" r:id="rIddp7geg-yjkhe8u_oxzui6">
+            <w:hyperlink w:history="1" r:id="rIddogftunucqzgsvi-5j82a">
               <w:r>
                 <w:rPr>
                   <w:rFonts w:ascii="Arial" w:cs="Arial" w:eastAsia="Arial" w:hAnsi="Arial"/>
@@ -34805,7 +34805,7 @@
               <w:spacing w:after="10" w:before="0"/>
               <w:ind w:left="120"/>
             </w:pPr>
-            <w:hyperlink w:history="1" r:id="rId_8n-6iuwwxmpejcfpp4n0">
+            <w:hyperlink w:history="1" r:id="rIdzpez0b1prmm7cxpbp-0ww">
               <w:r>
                 <w:rPr>
                   <w:rFonts w:ascii="Arial" w:cs="Arial" w:eastAsia="Arial" w:hAnsi="Arial"/>
@@ -36292,7 +36292,7 @@
             <w:pPr>
               <w:spacing w:after="20" w:before="0"/>
             </w:pPr>
-            <w:hyperlink w:history="1" r:id="rIdf2aa9ei391vxskcm_sk-x">
+            <w:hyperlink w:history="1" r:id="rId112ubn1mvps8nduuxdwzo">
               <w:r>
                 <w:rPr>
                   <w:rFonts w:ascii="Arial" w:cs="Arial" w:eastAsia="Arial" w:hAnsi="Arial"/>
@@ -36325,7 +36325,7 @@
               <w:spacing w:after="10" w:before="0"/>
               <w:ind w:left="120"/>
             </w:pPr>
-            <w:hyperlink w:history="1" r:id="rIdcft5fahjmgb7j9q3c1ont">
+            <w:hyperlink w:history="1" r:id="rIdz3dg9pmdztlfhgcsivswp">
               <w:r>
                 <w:rPr>
                   <w:rFonts w:ascii="Arial" w:cs="Arial" w:eastAsia="Arial" w:hAnsi="Arial"/>
@@ -36370,7 +36370,7 @@
             <w:pPr>
               <w:spacing w:after="20" w:before="0"/>
             </w:pPr>
-            <w:hyperlink w:history="1" r:id="rId_mb4f5goxkjue5k3dcita">
+            <w:hyperlink w:history="1" r:id="rIdvzw03uhmiielqnrjqpbxk">
               <w:r>
                 <w:rPr>
                   <w:rFonts w:ascii="Arial" w:cs="Arial" w:eastAsia="Arial" w:hAnsi="Arial"/>
@@ -36403,7 +36403,7 @@
               <w:spacing w:after="10" w:before="0"/>
               <w:ind w:left="120"/>
             </w:pPr>
-            <w:hyperlink w:history="1" r:id="rIdeup-xxvnopzna556ajnyi">
+            <w:hyperlink w:history="1" r:id="rIdflwekn5kytmqbk4ny-zvk">
               <w:r>
                 <w:rPr>
                   <w:rFonts w:ascii="Arial" w:cs="Arial" w:eastAsia="Arial" w:hAnsi="Arial"/>
@@ -36598,7 +36598,7 @@
             <w:pPr>
               <w:spacing w:after="20" w:before="0"/>
             </w:pPr>
-            <w:hyperlink w:history="1" r:id="rIdksviiacyoanlj-qfsw_p0">
+            <w:hyperlink w:history="1" r:id="rIdycgeypi7pjpstghnvfppl">
               <w:r>
                 <w:rPr>
                   <w:rFonts w:ascii="Arial" w:cs="Arial" w:eastAsia="Arial" w:hAnsi="Arial"/>
@@ -36631,7 +36631,7 @@
               <w:spacing w:after="10" w:before="0"/>
               <w:ind w:left="120"/>
             </w:pPr>
-            <w:hyperlink w:history="1" r:id="rIdj19ditpcej2_sio5nahev">
+            <w:hyperlink w:history="1" r:id="rIdqq7elcs0ltt5br4i67_gu">
               <w:r>
                 <w:rPr>
                   <w:rFonts w:ascii="Arial" w:cs="Arial" w:eastAsia="Arial" w:hAnsi="Arial"/>
@@ -36676,7 +36676,7 @@
             <w:pPr>
               <w:spacing w:after="20" w:before="0"/>
             </w:pPr>
-            <w:hyperlink w:history="1" r:id="rIdtqxo-0exx0zfl3_yzdhkf">
+            <w:hyperlink w:history="1" r:id="rIdhgmjrbhhwrnnvxktvnd0z">
               <w:r>
                 <w:rPr>
                   <w:rFonts w:ascii="Arial" w:cs="Arial" w:eastAsia="Arial" w:hAnsi="Arial"/>
@@ -36709,7 +36709,7 @@
               <w:spacing w:after="10" w:before="0"/>
               <w:ind w:left="120"/>
             </w:pPr>
-            <w:hyperlink w:history="1" r:id="rId1z8oemvij3brnmabkc4zq">
+            <w:hyperlink w:history="1" r:id="rIdirnwumk73tg21akzo-qqg">
               <w:r>
                 <w:rPr>
                   <w:rFonts w:ascii="Arial" w:cs="Arial" w:eastAsia="Arial" w:hAnsi="Arial"/>
@@ -36904,7 +36904,7 @@
             <w:pPr>
               <w:spacing w:after="20" w:before="0"/>
             </w:pPr>
-            <w:hyperlink w:history="1" r:id="rIdvrvvm7hxj_tbv-ekny0ls">
+            <w:hyperlink w:history="1" r:id="rId5fxx67h9nmrnkjjjpj4ub">
               <w:r>
                 <w:rPr>
                   <w:rFonts w:ascii="Arial" w:cs="Arial" w:eastAsia="Arial" w:hAnsi="Arial"/>
@@ -36937,7 +36937,7 @@
               <w:spacing w:after="10" w:before="0"/>
               <w:ind w:left="120"/>
             </w:pPr>
-            <w:hyperlink w:history="1" r:id="rIdqumcgay_va2suqcb8owys">
+            <w:hyperlink w:history="1" r:id="rIdbs_mjn8qr84d_kj1kevdu">
               <w:r>
                 <w:rPr>
                   <w:rFonts w:ascii="Arial" w:cs="Arial" w:eastAsia="Arial" w:hAnsi="Arial"/>
@@ -36982,7 +36982,7 @@
             <w:pPr>
               <w:spacing w:after="20" w:before="0"/>
             </w:pPr>
-            <w:hyperlink w:history="1" r:id="rIdjwmgpn21zg7vbdi5_dfva">
+            <w:hyperlink w:history="1" r:id="rId7rzd1xhwp9bdwce9kdnk9">
               <w:r>
                 <w:rPr>
                   <w:rFonts w:ascii="Arial" w:cs="Arial" w:eastAsia="Arial" w:hAnsi="Arial"/>
@@ -37015,7 +37015,7 @@
               <w:spacing w:after="10" w:before="0"/>
               <w:ind w:left="120"/>
             </w:pPr>
-            <w:hyperlink w:history="1" r:id="rIdwo3npmldh_b_phhnodh6-">
+            <w:hyperlink w:history="1" r:id="rIdyu6edgw3lx54nq640chnd">
               <w:r>
                 <w:rPr>
                   <w:rFonts w:ascii="Arial" w:cs="Arial" w:eastAsia="Arial" w:hAnsi="Arial"/>
@@ -37210,7 +37210,7 @@
             <w:pPr>
               <w:spacing w:after="20" w:before="0"/>
             </w:pPr>
-            <w:hyperlink w:history="1" r:id="rIdr73cac2ftbsndmdj_cqxp">
+            <w:hyperlink w:history="1" r:id="rIduaslj33miyrt9vb6js1ub">
               <w:r>
                 <w:rPr>
                   <w:rFonts w:ascii="Arial" w:cs="Arial" w:eastAsia="Arial" w:hAnsi="Arial"/>
@@ -37243,7 +37243,7 @@
               <w:spacing w:after="10" w:before="0"/>
               <w:ind w:left="120"/>
             </w:pPr>
-            <w:hyperlink w:history="1" r:id="rIdcyaevq5buy1banz1jhqaf">
+            <w:hyperlink w:history="1" r:id="rIdeo2ocsofolo5rx6oh6us0">
               <w:r>
                 <w:rPr>
                   <w:rFonts w:ascii="Arial" w:cs="Arial" w:eastAsia="Arial" w:hAnsi="Arial"/>
@@ -37288,7 +37288,7 @@
             <w:pPr>
               <w:spacing w:after="20" w:before="0"/>
             </w:pPr>
-            <w:hyperlink w:history="1" r:id="rIdpyfclhcjbhmlr3erhpe38">
+            <w:hyperlink w:history="1" r:id="rId1r2cgsox5c9y064jcibr0">
               <w:r>
                 <w:rPr>
                   <w:rFonts w:ascii="Arial" w:cs="Arial" w:eastAsia="Arial" w:hAnsi="Arial"/>
@@ -37321,7 +37321,7 @@
               <w:spacing w:after="10" w:before="0"/>
               <w:ind w:left="120"/>
             </w:pPr>
-            <w:hyperlink w:history="1" r:id="rId4skk3shzw4dhmzoypqssw">
+            <w:hyperlink w:history="1" r:id="rIddnsbygudidqn-harahkgr">
               <w:r>
                 <w:rPr>
                   <w:rFonts w:ascii="Arial" w:cs="Arial" w:eastAsia="Arial" w:hAnsi="Arial"/>
@@ -37516,7 +37516,7 @@
             <w:pPr>
               <w:spacing w:after="20" w:before="0"/>
             </w:pPr>
-            <w:hyperlink w:history="1" r:id="rIdj_kmfx9d-ek7f5cmrywte">
+            <w:hyperlink w:history="1" r:id="rIdt1ijw8nl8y6hgurig_s1i">
               <w:r>
                 <w:rPr>
                   <w:rFonts w:ascii="Arial" w:cs="Arial" w:eastAsia="Arial" w:hAnsi="Arial"/>
@@ -37549,7 +37549,7 @@
               <w:spacing w:after="10" w:before="0"/>
               <w:ind w:left="120"/>
             </w:pPr>
-            <w:hyperlink w:history="1" r:id="rIduitbf9xtirf-762erto1j">
+            <w:hyperlink w:history="1" r:id="rIdoflwadzuv43c0vzadjwni">
               <w:r>
                 <w:rPr>
                   <w:rFonts w:ascii="Arial" w:cs="Arial" w:eastAsia="Arial" w:hAnsi="Arial"/>
@@ -37594,7 +37594,7 @@
             <w:pPr>
               <w:spacing w:after="20" w:before="0"/>
             </w:pPr>
-            <w:hyperlink w:history="1" r:id="rIdbbjlvtpxuhuucili6-zvp">
+            <w:hyperlink w:history="1" r:id="rIdk3v51lwnkkt_ocjrxb354">
               <w:r>
                 <w:rPr>
                   <w:rFonts w:ascii="Arial" w:cs="Arial" w:eastAsia="Arial" w:hAnsi="Arial"/>
@@ -37627,7 +37627,7 @@
               <w:spacing w:after="10" w:before="0"/>
               <w:ind w:left="120"/>
             </w:pPr>
-            <w:hyperlink w:history="1" r:id="rIdi6z9ko2amjsvarbajgjbe">
+            <w:hyperlink w:history="1" r:id="rId8bt-vt0meuxhoc4flgtoi">
               <w:r>
                 <w:rPr>
                   <w:rFonts w:ascii="Arial" w:cs="Arial" w:eastAsia="Arial" w:hAnsi="Arial"/>

--- a/data/outputs/v2/Biology/SS3.3_Animal_Gaseous_Exchange_and_Respiration/Biology_Animal_Gaseous_Exchange_and_Respiration_CBE_LessonSequence.docx
+++ b/data/outputs/v2/Biology/SS3.3_Animal_Gaseous_Exchange_and_Respiration/Biology_Animal_Gaseous_Exchange_and_Respiration_CBE_LessonSequence.docx
@@ -3571,7 +3571,7 @@
             <w:pPr>
               <w:spacing w:after="20" w:before="0"/>
             </w:pPr>
-            <w:hyperlink w:history="1" r:id="rIdcepxedoi5rvpjue-8gtu1">
+            <w:hyperlink w:history="1" r:id="rId5t6-os30fqqildsrwmxfx">
               <w:r>
                 <w:rPr>
                   <w:rFonts w:ascii="Arial" w:cs="Arial" w:eastAsia="Arial" w:hAnsi="Arial"/>
@@ -3604,7 +3604,7 @@
               <w:spacing w:after="10" w:before="0"/>
               <w:ind w:left="120"/>
             </w:pPr>
-            <w:hyperlink w:history="1" r:id="rId6hntzb5cubgbspmr-nhgb">
+            <w:hyperlink w:history="1" r:id="rIdnkm7frflar1hfz1fbwre9">
               <w:r>
                 <w:rPr>
                   <w:rFonts w:ascii="Arial" w:cs="Arial" w:eastAsia="Arial" w:hAnsi="Arial"/>
@@ -3649,7 +3649,7 @@
             <w:pPr>
               <w:spacing w:after="20" w:before="0"/>
             </w:pPr>
-            <w:hyperlink w:history="1" r:id="rIdmtp0ty72bodgwnypepb8g">
+            <w:hyperlink w:history="1" r:id="rIdlmdmasgxdezhcm0tjbh-x">
               <w:r>
                 <w:rPr>
                   <w:rFonts w:ascii="Arial" w:cs="Arial" w:eastAsia="Arial" w:hAnsi="Arial"/>
@@ -3682,7 +3682,7 @@
               <w:spacing w:after="10" w:before="0"/>
               <w:ind w:left="120"/>
             </w:pPr>
-            <w:hyperlink w:history="1" r:id="rIdye2f0rv6ia8pwfiiut3yu">
+            <w:hyperlink w:history="1" r:id="rIdi9hhj9satl1y75j1_3hs9">
               <w:r>
                 <w:rPr>
                   <w:rFonts w:ascii="Arial" w:cs="Arial" w:eastAsia="Arial" w:hAnsi="Arial"/>
@@ -3877,7 +3877,7 @@
             <w:pPr>
               <w:spacing w:after="20" w:before="0"/>
             </w:pPr>
-            <w:hyperlink w:history="1" r:id="rIdqrjct57apshhpfi7ompjn">
+            <w:hyperlink w:history="1" r:id="rIdyull_riccbk9fv8iol3rj">
               <w:r>
                 <w:rPr>
                   <w:rFonts w:ascii="Arial" w:cs="Arial" w:eastAsia="Arial" w:hAnsi="Arial"/>
@@ -3910,7 +3910,7 @@
               <w:spacing w:after="10" w:before="0"/>
               <w:ind w:left="120"/>
             </w:pPr>
-            <w:hyperlink w:history="1" r:id="rIdxcuizcbhjqcu0sc-kqkrm">
+            <w:hyperlink w:history="1" r:id="rIdhokz6y490iftusbs8to4d">
               <w:r>
                 <w:rPr>
                   <w:rFonts w:ascii="Arial" w:cs="Arial" w:eastAsia="Arial" w:hAnsi="Arial"/>
@@ -3955,7 +3955,7 @@
             <w:pPr>
               <w:spacing w:after="20" w:before="0"/>
             </w:pPr>
-            <w:hyperlink w:history="1" r:id="rIdb_fk0yw4qexm1miq_-qis">
+            <w:hyperlink w:history="1" r:id="rIda0ezagu6prcszlrmi5gv3">
               <w:r>
                 <w:rPr>
                   <w:rFonts w:ascii="Arial" w:cs="Arial" w:eastAsia="Arial" w:hAnsi="Arial"/>
@@ -3988,7 +3988,7 @@
               <w:spacing w:after="10" w:before="0"/>
               <w:ind w:left="120"/>
             </w:pPr>
-            <w:hyperlink w:history="1" r:id="rIddffyvmqmt5ujzzg8ugfg0">
+            <w:hyperlink w:history="1" r:id="rId6bjyd5xyoyz21a17yi8ag">
               <w:r>
                 <w:rPr>
                   <w:rFonts w:ascii="Arial" w:cs="Arial" w:eastAsia="Arial" w:hAnsi="Arial"/>
@@ -4183,7 +4183,7 @@
             <w:pPr>
               <w:spacing w:after="20" w:before="0"/>
             </w:pPr>
-            <w:hyperlink w:history="1" r:id="rIds_dzud7se32zmdchlnyzy">
+            <w:hyperlink w:history="1" r:id="rIdujy_ux-kcrayqiakobqji">
               <w:r>
                 <w:rPr>
                   <w:rFonts w:ascii="Arial" w:cs="Arial" w:eastAsia="Arial" w:hAnsi="Arial"/>
@@ -4216,7 +4216,7 @@
               <w:spacing w:after="10" w:before="0"/>
               <w:ind w:left="120"/>
             </w:pPr>
-            <w:hyperlink w:history="1" r:id="rIdq1rjcublvkmk237i1_d4p">
+            <w:hyperlink w:history="1" r:id="rIdb3ka-wyxjp20v4f9vuws8">
               <w:r>
                 <w:rPr>
                   <w:rFonts w:ascii="Arial" w:cs="Arial" w:eastAsia="Arial" w:hAnsi="Arial"/>
@@ -4261,7 +4261,7 @@
             <w:pPr>
               <w:spacing w:after="20" w:before="0"/>
             </w:pPr>
-            <w:hyperlink w:history="1" r:id="rIduxpdk_lf3v-fzhifmvnmg">
+            <w:hyperlink w:history="1" r:id="rId8ysfy_pvdcyw7wy5e2za8">
               <w:r>
                 <w:rPr>
                   <w:rFonts w:ascii="Arial" w:cs="Arial" w:eastAsia="Arial" w:hAnsi="Arial"/>
@@ -4294,7 +4294,7 @@
               <w:spacing w:after="10" w:before="0"/>
               <w:ind w:left="120"/>
             </w:pPr>
-            <w:hyperlink w:history="1" r:id="rIdkqfbtqxdugnlrvljbtfc0">
+            <w:hyperlink w:history="1" r:id="rIdhzjstjfxkfnks8wq-i_fk">
               <w:r>
                 <w:rPr>
                   <w:rFonts w:ascii="Arial" w:cs="Arial" w:eastAsia="Arial" w:hAnsi="Arial"/>
@@ -4489,7 +4489,7 @@
             <w:pPr>
               <w:spacing w:after="20" w:before="0"/>
             </w:pPr>
-            <w:hyperlink w:history="1" r:id="rIdquobgdmqz39zbfq5ygvtt">
+            <w:hyperlink w:history="1" r:id="rIdo78wmpzclihw6ihnhrorf">
               <w:r>
                 <w:rPr>
                   <w:rFonts w:ascii="Arial" w:cs="Arial" w:eastAsia="Arial" w:hAnsi="Arial"/>
@@ -4522,7 +4522,7 @@
               <w:spacing w:after="10" w:before="0"/>
               <w:ind w:left="120"/>
             </w:pPr>
-            <w:hyperlink w:history="1" r:id="rIdruloyz4-3jnouzs_ltb4h">
+            <w:hyperlink w:history="1" r:id="rIdr7dreq8bsotujdnbrq-0s">
               <w:r>
                 <w:rPr>
                   <w:rFonts w:ascii="Arial" w:cs="Arial" w:eastAsia="Arial" w:hAnsi="Arial"/>
@@ -4567,7 +4567,7 @@
             <w:pPr>
               <w:spacing w:after="20" w:before="0"/>
             </w:pPr>
-            <w:hyperlink w:history="1" r:id="rIdr9stapqzvnlqf1fjoynrl">
+            <w:hyperlink w:history="1" r:id="rIdbt7ugjtz7_u5bgkf8gc7p">
               <w:r>
                 <w:rPr>
                   <w:rFonts w:ascii="Arial" w:cs="Arial" w:eastAsia="Arial" w:hAnsi="Arial"/>
@@ -4600,7 +4600,7 @@
               <w:spacing w:after="10" w:before="0"/>
               <w:ind w:left="120"/>
             </w:pPr>
-            <w:hyperlink w:history="1" r:id="rIdrws5melcy1j9e6osv9wuy">
+            <w:hyperlink w:history="1" r:id="rId8sbihvke0jmffugjfvyz_">
               <w:r>
                 <w:rPr>
                   <w:rFonts w:ascii="Arial" w:cs="Arial" w:eastAsia="Arial" w:hAnsi="Arial"/>
@@ -4795,7 +4795,7 @@
             <w:pPr>
               <w:spacing w:after="20" w:before="0"/>
             </w:pPr>
-            <w:hyperlink w:history="1" r:id="rIdn_pgquksuwtuvmj9xj2w3">
+            <w:hyperlink w:history="1" r:id="rIdw2wc7fhiw5fpebnjs3r-t">
               <w:r>
                 <w:rPr>
                   <w:rFonts w:ascii="Arial" w:cs="Arial" w:eastAsia="Arial" w:hAnsi="Arial"/>
@@ -4828,7 +4828,7 @@
               <w:spacing w:after="10" w:before="0"/>
               <w:ind w:left="120"/>
             </w:pPr>
-            <w:hyperlink w:history="1" r:id="rIdhrf6mopnp7pln-yeruqjx">
+            <w:hyperlink w:history="1" r:id="rIdj2moqlcasnx-zntxxz_4v">
               <w:r>
                 <w:rPr>
                   <w:rFonts w:ascii="Arial" w:cs="Arial" w:eastAsia="Arial" w:hAnsi="Arial"/>
@@ -4873,7 +4873,7 @@
             <w:pPr>
               <w:spacing w:after="20" w:before="0"/>
             </w:pPr>
-            <w:hyperlink w:history="1" r:id="rIdh777jftlxgcgjsm3hgj-j">
+            <w:hyperlink w:history="1" r:id="rId7tkqws00dgp8l9bqytbzm">
               <w:r>
                 <w:rPr>
                   <w:rFonts w:ascii="Arial" w:cs="Arial" w:eastAsia="Arial" w:hAnsi="Arial"/>
@@ -4906,7 +4906,7 @@
               <w:spacing w:after="10" w:before="0"/>
               <w:ind w:left="120"/>
             </w:pPr>
-            <w:hyperlink w:history="1" r:id="rIdxodjg_xyfjvebsthk2yqv">
+            <w:hyperlink w:history="1" r:id="rIdzqnnruohbry0syuzrewea">
               <w:r>
                 <w:rPr>
                   <w:rFonts w:ascii="Arial" w:cs="Arial" w:eastAsia="Arial" w:hAnsi="Arial"/>
@@ -6393,7 +6393,7 @@
             <w:pPr>
               <w:spacing w:after="20" w:before="0"/>
             </w:pPr>
-            <w:hyperlink w:history="1" r:id="rIdgds2ct9p7wdacr9lbbayc">
+            <w:hyperlink w:history="1" r:id="rIdsfscpjg3iqiisb6tspzua">
               <w:r>
                 <w:rPr>
                   <w:rFonts w:ascii="Arial" w:cs="Arial" w:eastAsia="Arial" w:hAnsi="Arial"/>
@@ -6426,7 +6426,7 @@
               <w:spacing w:after="10" w:before="0"/>
               <w:ind w:left="120"/>
             </w:pPr>
-            <w:hyperlink w:history="1" r:id="rIdtew71ldeaspjeeobgl8tc">
+            <w:hyperlink w:history="1" r:id="rIdnavlxaynhan3gu85misjh">
               <w:r>
                 <w:rPr>
                   <w:rFonts w:ascii="Arial" w:cs="Arial" w:eastAsia="Arial" w:hAnsi="Arial"/>
@@ -6471,7 +6471,7 @@
             <w:pPr>
               <w:spacing w:after="20" w:before="0"/>
             </w:pPr>
-            <w:hyperlink w:history="1" r:id="rIdt6wj6d4uxiyfnbwaf4s3m">
+            <w:hyperlink w:history="1" r:id="rIduxy1bqqbpx1-cilx5rlcx">
               <w:r>
                 <w:rPr>
                   <w:rFonts w:ascii="Arial" w:cs="Arial" w:eastAsia="Arial" w:hAnsi="Arial"/>
@@ -6504,7 +6504,7 @@
               <w:spacing w:after="10" w:before="0"/>
               <w:ind w:left="120"/>
             </w:pPr>
-            <w:hyperlink w:history="1" r:id="rIdp6sooc0alaudgzobyywzz">
+            <w:hyperlink w:history="1" r:id="rIde9ivlxw2mul0dnys0vdi_">
               <w:r>
                 <w:rPr>
                   <w:rFonts w:ascii="Arial" w:cs="Arial" w:eastAsia="Arial" w:hAnsi="Arial"/>
@@ -6699,7 +6699,7 @@
             <w:pPr>
               <w:spacing w:after="20" w:before="0"/>
             </w:pPr>
-            <w:hyperlink w:history="1" r:id="rIdrozyjakgxz2awppop69wa">
+            <w:hyperlink w:history="1" r:id="rId_gi4b2rbrtvvsynu2zwtv">
               <w:r>
                 <w:rPr>
                   <w:rFonts w:ascii="Arial" w:cs="Arial" w:eastAsia="Arial" w:hAnsi="Arial"/>
@@ -6732,7 +6732,7 @@
               <w:spacing w:after="10" w:before="0"/>
               <w:ind w:left="120"/>
             </w:pPr>
-            <w:hyperlink w:history="1" r:id="rId4oam2bd6hpgztzvwnbivo">
+            <w:hyperlink w:history="1" r:id="rIdz0zqgutlazlumj-j_kuir">
               <w:r>
                 <w:rPr>
                   <w:rFonts w:ascii="Arial" w:cs="Arial" w:eastAsia="Arial" w:hAnsi="Arial"/>
@@ -6777,7 +6777,7 @@
             <w:pPr>
               <w:spacing w:after="20" w:before="0"/>
             </w:pPr>
-            <w:hyperlink w:history="1" r:id="rIdwv2aix92d8neavpyg2etn">
+            <w:hyperlink w:history="1" r:id="rId0octp5tawjl37s2ae7gh_">
               <w:r>
                 <w:rPr>
                   <w:rFonts w:ascii="Arial" w:cs="Arial" w:eastAsia="Arial" w:hAnsi="Arial"/>
@@ -6810,7 +6810,7 @@
               <w:spacing w:after="10" w:before="0"/>
               <w:ind w:left="120"/>
             </w:pPr>
-            <w:hyperlink w:history="1" r:id="rId_c6cusiicnngr8oxruwxx">
+            <w:hyperlink w:history="1" r:id="rId7eauyvvtpms4l3sciuvbs">
               <w:r>
                 <w:rPr>
                   <w:rFonts w:ascii="Arial" w:cs="Arial" w:eastAsia="Arial" w:hAnsi="Arial"/>
@@ -7005,7 +7005,7 @@
             <w:pPr>
               <w:spacing w:after="20" w:before="0"/>
             </w:pPr>
-            <w:hyperlink w:history="1" r:id="rIdpqy6ohyanipog30fkciuy">
+            <w:hyperlink w:history="1" r:id="rIduxvngnhicsrthbmzutj45">
               <w:r>
                 <w:rPr>
                   <w:rFonts w:ascii="Arial" w:cs="Arial" w:eastAsia="Arial" w:hAnsi="Arial"/>
@@ -7038,7 +7038,7 @@
               <w:spacing w:after="10" w:before="0"/>
               <w:ind w:left="120"/>
             </w:pPr>
-            <w:hyperlink w:history="1" r:id="rId3nwmqaqlhneqipyzilwac">
+            <w:hyperlink w:history="1" r:id="rId9vz4gvnktszkssao1qvfc">
               <w:r>
                 <w:rPr>
                   <w:rFonts w:ascii="Arial" w:cs="Arial" w:eastAsia="Arial" w:hAnsi="Arial"/>
@@ -7083,7 +7083,7 @@
             <w:pPr>
               <w:spacing w:after="20" w:before="0"/>
             </w:pPr>
-            <w:hyperlink w:history="1" r:id="rId-djgc-jjrfi6xjizlo5m4">
+            <w:hyperlink w:history="1" r:id="rIdelnrw67xzsogvd3msgwzt">
               <w:r>
                 <w:rPr>
                   <w:rFonts w:ascii="Arial" w:cs="Arial" w:eastAsia="Arial" w:hAnsi="Arial"/>
@@ -7116,7 +7116,7 @@
               <w:spacing w:after="10" w:before="0"/>
               <w:ind w:left="120"/>
             </w:pPr>
-            <w:hyperlink w:history="1" r:id="rIdymfih3bwsbud0g1s-6zjm">
+            <w:hyperlink w:history="1" r:id="rIdhfjapzbfsfoaw2-ec0ykp">
               <w:r>
                 <w:rPr>
                   <w:rFonts w:ascii="Arial" w:cs="Arial" w:eastAsia="Arial" w:hAnsi="Arial"/>
@@ -7311,7 +7311,7 @@
             <w:pPr>
               <w:spacing w:after="20" w:before="0"/>
             </w:pPr>
-            <w:hyperlink w:history="1" r:id="rIdwlagapp2i6yzy23dpvlwz">
+            <w:hyperlink w:history="1" r:id="rIdgaxsrydmwjqmrk3lgphh4">
               <w:r>
                 <w:rPr>
                   <w:rFonts w:ascii="Arial" w:cs="Arial" w:eastAsia="Arial" w:hAnsi="Arial"/>
@@ -7344,7 +7344,7 @@
               <w:spacing w:after="10" w:before="0"/>
               <w:ind w:left="120"/>
             </w:pPr>
-            <w:hyperlink w:history="1" r:id="rIdfkyfakzmkcbrxjtbftamq">
+            <w:hyperlink w:history="1" r:id="rIdqgimg_n-0kxcgeop4_jwg">
               <w:r>
                 <w:rPr>
                   <w:rFonts w:ascii="Arial" w:cs="Arial" w:eastAsia="Arial" w:hAnsi="Arial"/>
@@ -7389,7 +7389,7 @@
             <w:pPr>
               <w:spacing w:after="20" w:before="0"/>
             </w:pPr>
-            <w:hyperlink w:history="1" r:id="rIdf18ssyfmix4zujrhdqu8v">
+            <w:hyperlink w:history="1" r:id="rIdggbkjhl36ox8odjv0budv">
               <w:r>
                 <w:rPr>
                   <w:rFonts w:ascii="Arial" w:cs="Arial" w:eastAsia="Arial" w:hAnsi="Arial"/>
@@ -7422,7 +7422,7 @@
               <w:spacing w:after="10" w:before="0"/>
               <w:ind w:left="120"/>
             </w:pPr>
-            <w:hyperlink w:history="1" r:id="rIdbbfyq54hz6a6-w8l6huwz">
+            <w:hyperlink w:history="1" r:id="rId_qj28eih_l2dlnihhalqx">
               <w:r>
                 <w:rPr>
                   <w:rFonts w:ascii="Arial" w:cs="Arial" w:eastAsia="Arial" w:hAnsi="Arial"/>
@@ -7617,7 +7617,7 @@
             <w:pPr>
               <w:spacing w:after="20" w:before="0"/>
             </w:pPr>
-            <w:hyperlink w:history="1" r:id="rId063dz36zwxzgf4gktk6uv">
+            <w:hyperlink w:history="1" r:id="rIdwisa8uhycj__icdiinqzw">
               <w:r>
                 <w:rPr>
                   <w:rFonts w:ascii="Arial" w:cs="Arial" w:eastAsia="Arial" w:hAnsi="Arial"/>
@@ -7650,7 +7650,7 @@
               <w:spacing w:after="10" w:before="0"/>
               <w:ind w:left="120"/>
             </w:pPr>
-            <w:hyperlink w:history="1" r:id="rIdksmw_xrqedqw4ktf5xeny">
+            <w:hyperlink w:history="1" r:id="rIdlnb6ou_vjpucqudzceks6">
               <w:r>
                 <w:rPr>
                   <w:rFonts w:ascii="Arial" w:cs="Arial" w:eastAsia="Arial" w:hAnsi="Arial"/>
@@ -7695,7 +7695,7 @@
             <w:pPr>
               <w:spacing w:after="20" w:before="0"/>
             </w:pPr>
-            <w:hyperlink w:history="1" r:id="rIdx-ogyqz_hbfi48u4psdey">
+            <w:hyperlink w:history="1" r:id="rId3o3w9i10qpnzx040w2vn3">
               <w:r>
                 <w:rPr>
                   <w:rFonts w:ascii="Arial" w:cs="Arial" w:eastAsia="Arial" w:hAnsi="Arial"/>
@@ -7728,7 +7728,7 @@
               <w:spacing w:after="10" w:before="0"/>
               <w:ind w:left="120"/>
             </w:pPr>
-            <w:hyperlink w:history="1" r:id="rIdkxcugvdvdjzon7g67di8e">
+            <w:hyperlink w:history="1" r:id="rId37mi0f_epw_sxem-aycvd">
               <w:r>
                 <w:rPr>
                   <w:rFonts w:ascii="Arial" w:cs="Arial" w:eastAsia="Arial" w:hAnsi="Arial"/>
@@ -9215,7 +9215,7 @@
             <w:pPr>
               <w:spacing w:after="20" w:before="0"/>
             </w:pPr>
-            <w:hyperlink w:history="1" r:id="rIdklqjumg4y64qe3syp_jdx">
+            <w:hyperlink w:history="1" r:id="rIdkkg052gus70vedjp8btws">
               <w:r>
                 <w:rPr>
                   <w:rFonts w:ascii="Arial" w:cs="Arial" w:eastAsia="Arial" w:hAnsi="Arial"/>
@@ -9248,7 +9248,7 @@
               <w:spacing w:after="10" w:before="0"/>
               <w:ind w:left="120"/>
             </w:pPr>
-            <w:hyperlink w:history="1" r:id="rIdjnhm825gt42c1qups3tpx">
+            <w:hyperlink w:history="1" r:id="rIdy_yzocaubf6dct9uqhgaq">
               <w:r>
                 <w:rPr>
                   <w:rFonts w:ascii="Arial" w:cs="Arial" w:eastAsia="Arial" w:hAnsi="Arial"/>
@@ -9293,7 +9293,7 @@
             <w:pPr>
               <w:spacing w:after="20" w:before="0"/>
             </w:pPr>
-            <w:hyperlink w:history="1" r:id="rIdi_0ze2lj40pzyk3wt1aev">
+            <w:hyperlink w:history="1" r:id="rIdgd6epfu-msdru6nutjgi0">
               <w:r>
                 <w:rPr>
                   <w:rFonts w:ascii="Arial" w:cs="Arial" w:eastAsia="Arial" w:hAnsi="Arial"/>
@@ -9326,7 +9326,7 @@
               <w:spacing w:after="10" w:before="0"/>
               <w:ind w:left="120"/>
             </w:pPr>
-            <w:hyperlink w:history="1" r:id="rIdjp3-qblocv1n8f705opcy">
+            <w:hyperlink w:history="1" r:id="rIdpebp1cebltm1pjqykntto">
               <w:r>
                 <w:rPr>
                   <w:rFonts w:ascii="Arial" w:cs="Arial" w:eastAsia="Arial" w:hAnsi="Arial"/>
@@ -9521,7 +9521,7 @@
             <w:pPr>
               <w:spacing w:after="20" w:before="0"/>
             </w:pPr>
-            <w:hyperlink w:history="1" r:id="rIdp9jgsuungsajvmatibdmi">
+            <w:hyperlink w:history="1" r:id="rIdjtnytbw-k-jh2wmbkx8n6">
               <w:r>
                 <w:rPr>
                   <w:rFonts w:ascii="Arial" w:cs="Arial" w:eastAsia="Arial" w:hAnsi="Arial"/>
@@ -9554,7 +9554,7 @@
               <w:spacing w:after="10" w:before="0"/>
               <w:ind w:left="120"/>
             </w:pPr>
-            <w:hyperlink w:history="1" r:id="rIdt6tj7q5zy0grffrsdbxp6">
+            <w:hyperlink w:history="1" r:id="rIdwkbpc0bayavj--oetvhrp">
               <w:r>
                 <w:rPr>
                   <w:rFonts w:ascii="Arial" w:cs="Arial" w:eastAsia="Arial" w:hAnsi="Arial"/>
@@ -9599,7 +9599,7 @@
             <w:pPr>
               <w:spacing w:after="20" w:before="0"/>
             </w:pPr>
-            <w:hyperlink w:history="1" r:id="rIdmepjpo2b539k8cvqysxsb">
+            <w:hyperlink w:history="1" r:id="rIdq6-l6bbf8zyo_5twpdr3f">
               <w:r>
                 <w:rPr>
                   <w:rFonts w:ascii="Arial" w:cs="Arial" w:eastAsia="Arial" w:hAnsi="Arial"/>
@@ -9632,7 +9632,7 @@
               <w:spacing w:after="10" w:before="0"/>
               <w:ind w:left="120"/>
             </w:pPr>
-            <w:hyperlink w:history="1" r:id="rIdnh48irlvv3gsrzhcpr9qx">
+            <w:hyperlink w:history="1" r:id="rId4khotlqgve0mtzlxkir31">
               <w:r>
                 <w:rPr>
                   <w:rFonts w:ascii="Arial" w:cs="Arial" w:eastAsia="Arial" w:hAnsi="Arial"/>
@@ -9827,7 +9827,7 @@
             <w:pPr>
               <w:spacing w:after="20" w:before="0"/>
             </w:pPr>
-            <w:hyperlink w:history="1" r:id="rIdcgdeede7f1kd60ehaxxat">
+            <w:hyperlink w:history="1" r:id="rIdtthsz0a_uo3u90binxpdj">
               <w:r>
                 <w:rPr>
                   <w:rFonts w:ascii="Arial" w:cs="Arial" w:eastAsia="Arial" w:hAnsi="Arial"/>
@@ -9860,7 +9860,7 @@
               <w:spacing w:after="10" w:before="0"/>
               <w:ind w:left="120"/>
             </w:pPr>
-            <w:hyperlink w:history="1" r:id="rId26kteemn1ghda4iild7jt">
+            <w:hyperlink w:history="1" r:id="rIdmcezqly_wzzo7mp_dugwd">
               <w:r>
                 <w:rPr>
                   <w:rFonts w:ascii="Arial" w:cs="Arial" w:eastAsia="Arial" w:hAnsi="Arial"/>
@@ -9905,7 +9905,7 @@
             <w:pPr>
               <w:spacing w:after="20" w:before="0"/>
             </w:pPr>
-            <w:hyperlink w:history="1" r:id="rIdzhgjq3cdvgj4qkk2vtlf3">
+            <w:hyperlink w:history="1" r:id="rIdxxhe6tke0icpmelvebop4">
               <w:r>
                 <w:rPr>
                   <w:rFonts w:ascii="Arial" w:cs="Arial" w:eastAsia="Arial" w:hAnsi="Arial"/>
@@ -9938,7 +9938,7 @@
               <w:spacing w:after="10" w:before="0"/>
               <w:ind w:left="120"/>
             </w:pPr>
-            <w:hyperlink w:history="1" r:id="rIdougene_uxxodkirf7l1zt">
+            <w:hyperlink w:history="1" r:id="rId_neaovxbp0gnxyokup2hs">
               <w:r>
                 <w:rPr>
                   <w:rFonts w:ascii="Arial" w:cs="Arial" w:eastAsia="Arial" w:hAnsi="Arial"/>
@@ -10133,7 +10133,7 @@
             <w:pPr>
               <w:spacing w:after="20" w:before="0"/>
             </w:pPr>
-            <w:hyperlink w:history="1" r:id="rId84jxm9-uqurr02gcwkokg">
+            <w:hyperlink w:history="1" r:id="rIdlluk9-bkaz9i_bzbcwujs">
               <w:r>
                 <w:rPr>
                   <w:rFonts w:ascii="Arial" w:cs="Arial" w:eastAsia="Arial" w:hAnsi="Arial"/>
@@ -10166,7 +10166,7 @@
               <w:spacing w:after="10" w:before="0"/>
               <w:ind w:left="120"/>
             </w:pPr>
-            <w:hyperlink w:history="1" r:id="rIdywbhb4qabnr6fwaf7-aua">
+            <w:hyperlink w:history="1" r:id="rIdvch0j3yy7mqy939ab-cth">
               <w:r>
                 <w:rPr>
                   <w:rFonts w:ascii="Arial" w:cs="Arial" w:eastAsia="Arial" w:hAnsi="Arial"/>
@@ -10211,7 +10211,7 @@
             <w:pPr>
               <w:spacing w:after="20" w:before="0"/>
             </w:pPr>
-            <w:hyperlink w:history="1" r:id="rId1jo77nstpgarnad8ge5zy">
+            <w:hyperlink w:history="1" r:id="rIdtx8bbucjsotnne0j2-gym">
               <w:r>
                 <w:rPr>
                   <w:rFonts w:ascii="Arial" w:cs="Arial" w:eastAsia="Arial" w:hAnsi="Arial"/>
@@ -10244,7 +10244,7 @@
               <w:spacing w:after="10" w:before="0"/>
               <w:ind w:left="120"/>
             </w:pPr>
-            <w:hyperlink w:history="1" r:id="rIdsttn5lek93wtnv_7a1zs6">
+            <w:hyperlink w:history="1" r:id="rIdv9trhziosxsjz4ag0iw5r">
               <w:r>
                 <w:rPr>
                   <w:rFonts w:ascii="Arial" w:cs="Arial" w:eastAsia="Arial" w:hAnsi="Arial"/>
@@ -10439,7 +10439,7 @@
             <w:pPr>
               <w:spacing w:after="20" w:before="0"/>
             </w:pPr>
-            <w:hyperlink w:history="1" r:id="rId555fyq6pxeoywnexj8ysg">
+            <w:hyperlink w:history="1" r:id="rIdreaws6yfk4pnpqhomtggs">
               <w:r>
                 <w:rPr>
                   <w:rFonts w:ascii="Arial" w:cs="Arial" w:eastAsia="Arial" w:hAnsi="Arial"/>
@@ -10472,7 +10472,7 @@
               <w:spacing w:after="10" w:before="0"/>
               <w:ind w:left="120"/>
             </w:pPr>
-            <w:hyperlink w:history="1" r:id="rIdriogf9a8kox7dz0y04d_8">
+            <w:hyperlink w:history="1" r:id="rIdnpyc4zvm6v7y3g55qy9wx">
               <w:r>
                 <w:rPr>
                   <w:rFonts w:ascii="Arial" w:cs="Arial" w:eastAsia="Arial" w:hAnsi="Arial"/>
@@ -10517,7 +10517,7 @@
             <w:pPr>
               <w:spacing w:after="20" w:before="0"/>
             </w:pPr>
-            <w:hyperlink w:history="1" r:id="rIdsup3nbfzgpaaynka0cdu6">
+            <w:hyperlink w:history="1" r:id="rIdyibfze_iswvwhvwt6cngb">
               <w:r>
                 <w:rPr>
                   <w:rFonts w:ascii="Arial" w:cs="Arial" w:eastAsia="Arial" w:hAnsi="Arial"/>
@@ -10550,7 +10550,7 @@
               <w:spacing w:after="10" w:before="0"/>
               <w:ind w:left="120"/>
             </w:pPr>
-            <w:hyperlink w:history="1" r:id="rIdfmjkpfz9nzmv4eakrlyhm">
+            <w:hyperlink w:history="1" r:id="rIddayzqejsfazb3fqnzdwjf">
               <w:r>
                 <w:rPr>
                   <w:rFonts w:ascii="Arial" w:cs="Arial" w:eastAsia="Arial" w:hAnsi="Arial"/>
@@ -12265,7 +12265,7 @@
             <w:pPr>
               <w:spacing w:after="20" w:before="0"/>
             </w:pPr>
-            <w:hyperlink w:history="1" r:id="rIdsy9du_ajr-jksipbddz6_">
+            <w:hyperlink w:history="1" r:id="rId7_5gfrspfuzql2clvjjn_">
               <w:r>
                 <w:rPr>
                   <w:rFonts w:ascii="Arial" w:cs="Arial" w:eastAsia="Arial" w:hAnsi="Arial"/>
@@ -12298,7 +12298,7 @@
               <w:spacing w:after="10" w:before="0"/>
               <w:ind w:left="120"/>
             </w:pPr>
-            <w:hyperlink w:history="1" r:id="rIdnuie4c0fe7v55mw6xmkwt">
+            <w:hyperlink w:history="1" r:id="rId1o1i30mzmydzpwmg7hst9">
               <w:r>
                 <w:rPr>
                   <w:rFonts w:ascii="Arial" w:cs="Arial" w:eastAsia="Arial" w:hAnsi="Arial"/>
@@ -12343,7 +12343,7 @@
             <w:pPr>
               <w:spacing w:after="20" w:before="0"/>
             </w:pPr>
-            <w:hyperlink w:history="1" r:id="rIdx5cbkpktyiyiin5jmatss">
+            <w:hyperlink w:history="1" r:id="rIdylpxcppssemxnhzswkzo8">
               <w:r>
                 <w:rPr>
                   <w:rFonts w:ascii="Arial" w:cs="Arial" w:eastAsia="Arial" w:hAnsi="Arial"/>
@@ -12376,7 +12376,7 @@
               <w:spacing w:after="10" w:before="0"/>
               <w:ind w:left="120"/>
             </w:pPr>
-            <w:hyperlink w:history="1" r:id="rIdy7ehc_ptmbli_xzhpv1jo">
+            <w:hyperlink w:history="1" r:id="rIdwqgb-hdzhv1bnmihyz6bq">
               <w:r>
                 <w:rPr>
                   <w:rFonts w:ascii="Arial" w:cs="Arial" w:eastAsia="Arial" w:hAnsi="Arial"/>
@@ -12571,7 +12571,7 @@
             <w:pPr>
               <w:spacing w:after="20" w:before="0"/>
             </w:pPr>
-            <w:hyperlink w:history="1" r:id="rId4vqryaundd56zyjrkgrbt">
+            <w:hyperlink w:history="1" r:id="rIdwa8saaxiw-vhrcymllpfp">
               <w:r>
                 <w:rPr>
                   <w:rFonts w:ascii="Arial" w:cs="Arial" w:eastAsia="Arial" w:hAnsi="Arial"/>
@@ -12604,7 +12604,7 @@
               <w:spacing w:after="10" w:before="0"/>
               <w:ind w:left="120"/>
             </w:pPr>
-            <w:hyperlink w:history="1" r:id="rIdatams0rmraptqqq8-jgzx">
+            <w:hyperlink w:history="1" r:id="rIdsif1pxt0of7dfpbhcjnut">
               <w:r>
                 <w:rPr>
                   <w:rFonts w:ascii="Arial" w:cs="Arial" w:eastAsia="Arial" w:hAnsi="Arial"/>
@@ -12649,7 +12649,7 @@
             <w:pPr>
               <w:spacing w:after="20" w:before="0"/>
             </w:pPr>
-            <w:hyperlink w:history="1" r:id="rId6s_2tmh4bntgpohbxcs0w">
+            <w:hyperlink w:history="1" r:id="rId0u8zmksptmqal2fqq-4od">
               <w:r>
                 <w:rPr>
                   <w:rFonts w:ascii="Arial" w:cs="Arial" w:eastAsia="Arial" w:hAnsi="Arial"/>
@@ -12682,7 +12682,7 @@
               <w:spacing w:after="10" w:before="0"/>
               <w:ind w:left="120"/>
             </w:pPr>
-            <w:hyperlink w:history="1" r:id="rIdza-ffwqe6ezfighgepsbo">
+            <w:hyperlink w:history="1" r:id="rIdbwkjm1cdxdrazi5n8hfcc">
               <w:r>
                 <w:rPr>
                   <w:rFonts w:ascii="Arial" w:cs="Arial" w:eastAsia="Arial" w:hAnsi="Arial"/>
@@ -12877,7 +12877,7 @@
             <w:pPr>
               <w:spacing w:after="20" w:before="0"/>
             </w:pPr>
-            <w:hyperlink w:history="1" r:id="rIdfdughurfg6qmbwhtgp61t">
+            <w:hyperlink w:history="1" r:id="rIdgy94d7tyeicbvoqvzc1t9">
               <w:r>
                 <w:rPr>
                   <w:rFonts w:ascii="Arial" w:cs="Arial" w:eastAsia="Arial" w:hAnsi="Arial"/>
@@ -12910,7 +12910,7 @@
               <w:spacing w:after="10" w:before="0"/>
               <w:ind w:left="120"/>
             </w:pPr>
-            <w:hyperlink w:history="1" r:id="rIdwfvctf6cvnqs84hwxaedr">
+            <w:hyperlink w:history="1" r:id="rIdptfhkndzyh5hrtmlnonlc">
               <w:r>
                 <w:rPr>
                   <w:rFonts w:ascii="Arial" w:cs="Arial" w:eastAsia="Arial" w:hAnsi="Arial"/>
@@ -12955,7 +12955,7 @@
             <w:pPr>
               <w:spacing w:after="20" w:before="0"/>
             </w:pPr>
-            <w:hyperlink w:history="1" r:id="rIdukikjaxikhfkcr22xoc7d">
+            <w:hyperlink w:history="1" r:id="rIdagosnan2h-b0-zb7egla2">
               <w:r>
                 <w:rPr>
                   <w:rFonts w:ascii="Arial" w:cs="Arial" w:eastAsia="Arial" w:hAnsi="Arial"/>
@@ -12988,7 +12988,7 @@
               <w:spacing w:after="10" w:before="0"/>
               <w:ind w:left="120"/>
             </w:pPr>
-            <w:hyperlink w:history="1" r:id="rIdnxyiujaxdjm438t97mcjw">
+            <w:hyperlink w:history="1" r:id="rIdrzjmdwknpf1nmn_kqswwn">
               <w:r>
                 <w:rPr>
                   <w:rFonts w:ascii="Arial" w:cs="Arial" w:eastAsia="Arial" w:hAnsi="Arial"/>
@@ -13183,7 +13183,7 @@
             <w:pPr>
               <w:spacing w:after="20" w:before="0"/>
             </w:pPr>
-            <w:hyperlink w:history="1" r:id="rIdmcqxigv6bgelcawb3qkx3">
+            <w:hyperlink w:history="1" r:id="rIdukpo8mmilpwqi2k5nit3m">
               <w:r>
                 <w:rPr>
                   <w:rFonts w:ascii="Arial" w:cs="Arial" w:eastAsia="Arial" w:hAnsi="Arial"/>
@@ -13216,7 +13216,7 @@
               <w:spacing w:after="10" w:before="0"/>
               <w:ind w:left="120"/>
             </w:pPr>
-            <w:hyperlink w:history="1" r:id="rIda_qg3tq_csicw9xuuhgbr">
+            <w:hyperlink w:history="1" r:id="rIdaioiueqwooh3oht82so8p">
               <w:r>
                 <w:rPr>
                   <w:rFonts w:ascii="Arial" w:cs="Arial" w:eastAsia="Arial" w:hAnsi="Arial"/>
@@ -13261,7 +13261,7 @@
             <w:pPr>
               <w:spacing w:after="20" w:before="0"/>
             </w:pPr>
-            <w:hyperlink w:history="1" r:id="rIdhd387thsxpvt37ioutbec">
+            <w:hyperlink w:history="1" r:id="rIdpkqiifbjoxbu3nxk6a53d">
               <w:r>
                 <w:rPr>
                   <w:rFonts w:ascii="Arial" w:cs="Arial" w:eastAsia="Arial" w:hAnsi="Arial"/>
@@ -13294,7 +13294,7 @@
               <w:spacing w:after="10" w:before="0"/>
               <w:ind w:left="120"/>
             </w:pPr>
-            <w:hyperlink w:history="1" r:id="rIdgeqj_qotqredkuvfxmcgq">
+            <w:hyperlink w:history="1" r:id="rId_cnhcm54nisyytxzlgrir">
               <w:r>
                 <w:rPr>
                   <w:rFonts w:ascii="Arial" w:cs="Arial" w:eastAsia="Arial" w:hAnsi="Arial"/>
@@ -13489,7 +13489,7 @@
             <w:pPr>
               <w:spacing w:after="20" w:before="0"/>
             </w:pPr>
-            <w:hyperlink w:history="1" r:id="rId2aede21jg4jux6bbbymp0">
+            <w:hyperlink w:history="1" r:id="rIdd_ituzpxexhfrlsggsu6n">
               <w:r>
                 <w:rPr>
                   <w:rFonts w:ascii="Arial" w:cs="Arial" w:eastAsia="Arial" w:hAnsi="Arial"/>
@@ -13522,7 +13522,7 @@
               <w:spacing w:after="10" w:before="0"/>
               <w:ind w:left="120"/>
             </w:pPr>
-            <w:hyperlink w:history="1" r:id="rIdu5vjmwguozrp5sbnsfava">
+            <w:hyperlink w:history="1" r:id="rIdd5r9bnfpoe4g1ugwjcm9t">
               <w:r>
                 <w:rPr>
                   <w:rFonts w:ascii="Arial" w:cs="Arial" w:eastAsia="Arial" w:hAnsi="Arial"/>
@@ -13567,7 +13567,7 @@
             <w:pPr>
               <w:spacing w:after="20" w:before="0"/>
             </w:pPr>
-            <w:hyperlink w:history="1" r:id="rIdvyo0aabubep-bn8mphk4r">
+            <w:hyperlink w:history="1" r:id="rIdnnyawg9rt7at0fvdx1c6l">
               <w:r>
                 <w:rPr>
                   <w:rFonts w:ascii="Arial" w:cs="Arial" w:eastAsia="Arial" w:hAnsi="Arial"/>
@@ -13600,7 +13600,7 @@
               <w:spacing w:after="10" w:before="0"/>
               <w:ind w:left="120"/>
             </w:pPr>
-            <w:hyperlink w:history="1" r:id="rIdprjug4qameqn8pg12ozcf">
+            <w:hyperlink w:history="1" r:id="rIder-obi80lbifsxyuepvlh">
               <w:r>
                 <w:rPr>
                   <w:rFonts w:ascii="Arial" w:cs="Arial" w:eastAsia="Arial" w:hAnsi="Arial"/>
@@ -15087,7 +15087,7 @@
             <w:pPr>
               <w:spacing w:after="20" w:before="0"/>
             </w:pPr>
-            <w:hyperlink w:history="1" r:id="rIdzlqm6g8ssdnydnukhuhnm">
+            <w:hyperlink w:history="1" r:id="rIdhcpqolmzskgytfub6xpd3">
               <w:r>
                 <w:rPr>
                   <w:rFonts w:ascii="Arial" w:cs="Arial" w:eastAsia="Arial" w:hAnsi="Arial"/>
@@ -15120,7 +15120,7 @@
               <w:spacing w:after="10" w:before="0"/>
               <w:ind w:left="120"/>
             </w:pPr>
-            <w:hyperlink w:history="1" r:id="rId_cgscmg0_y61jn8zl3rkz">
+            <w:hyperlink w:history="1" r:id="rIdxlyen1jawaidem01ut5ic">
               <w:r>
                 <w:rPr>
                   <w:rFonts w:ascii="Arial" w:cs="Arial" w:eastAsia="Arial" w:hAnsi="Arial"/>
@@ -15165,7 +15165,7 @@
             <w:pPr>
               <w:spacing w:after="20" w:before="0"/>
             </w:pPr>
-            <w:hyperlink w:history="1" r:id="rIdi32zymnsvrlwdm2dcotop">
+            <w:hyperlink w:history="1" r:id="rIdehhlsk02akfpyv_vibhga">
               <w:r>
                 <w:rPr>
                   <w:rFonts w:ascii="Arial" w:cs="Arial" w:eastAsia="Arial" w:hAnsi="Arial"/>
@@ -15198,7 +15198,7 @@
               <w:spacing w:after="10" w:before="0"/>
               <w:ind w:left="120"/>
             </w:pPr>
-            <w:hyperlink w:history="1" r:id="rIdyqjma8bxe8bsiz8j08sir">
+            <w:hyperlink w:history="1" r:id="rIdwkj8y8w2iamqw6fswllvu">
               <w:r>
                 <w:rPr>
                   <w:rFonts w:ascii="Arial" w:cs="Arial" w:eastAsia="Arial" w:hAnsi="Arial"/>
@@ -15393,7 +15393,7 @@
             <w:pPr>
               <w:spacing w:after="20" w:before="0"/>
             </w:pPr>
-            <w:hyperlink w:history="1" r:id="rId-trfmuzinf-8pvi4jrquk">
+            <w:hyperlink w:history="1" r:id="rIdkp-czvb6gci0yljzyzzpx">
               <w:r>
                 <w:rPr>
                   <w:rFonts w:ascii="Arial" w:cs="Arial" w:eastAsia="Arial" w:hAnsi="Arial"/>
@@ -15426,7 +15426,7 @@
               <w:spacing w:after="10" w:before="0"/>
               <w:ind w:left="120"/>
             </w:pPr>
-            <w:hyperlink w:history="1" r:id="rIdin3p4ca3d0sw5pwg5izgg">
+            <w:hyperlink w:history="1" r:id="rIdojmkvqxk2hetolsdrz0sq">
               <w:r>
                 <w:rPr>
                   <w:rFonts w:ascii="Arial" w:cs="Arial" w:eastAsia="Arial" w:hAnsi="Arial"/>
@@ -15471,7 +15471,7 @@
             <w:pPr>
               <w:spacing w:after="20" w:before="0"/>
             </w:pPr>
-            <w:hyperlink w:history="1" r:id="rId6poxfb3xomoqgl6chdbgn">
+            <w:hyperlink w:history="1" r:id="rIdrnvqcjqluuww5yiltctu2">
               <w:r>
                 <w:rPr>
                   <w:rFonts w:ascii="Arial" w:cs="Arial" w:eastAsia="Arial" w:hAnsi="Arial"/>
@@ -15504,7 +15504,7 @@
               <w:spacing w:after="10" w:before="0"/>
               <w:ind w:left="120"/>
             </w:pPr>
-            <w:hyperlink w:history="1" r:id="rId6dccrmhbxhob6s4ovnuso">
+            <w:hyperlink w:history="1" r:id="rIdu8ls0jgrebcdwcvjfol3m">
               <w:r>
                 <w:rPr>
                   <w:rFonts w:ascii="Arial" w:cs="Arial" w:eastAsia="Arial" w:hAnsi="Arial"/>
@@ -15699,7 +15699,7 @@
             <w:pPr>
               <w:spacing w:after="20" w:before="0"/>
             </w:pPr>
-            <w:hyperlink w:history="1" r:id="rIdc5x_qag28t_gccy96gox8">
+            <w:hyperlink w:history="1" r:id="rId9jxw6sc_2l5skazmx7ja4">
               <w:r>
                 <w:rPr>
                   <w:rFonts w:ascii="Arial" w:cs="Arial" w:eastAsia="Arial" w:hAnsi="Arial"/>
@@ -15732,7 +15732,7 @@
               <w:spacing w:after="10" w:before="0"/>
               <w:ind w:left="120"/>
             </w:pPr>
-            <w:hyperlink w:history="1" r:id="rId3mk_ftduo2kdxeutuwx69">
+            <w:hyperlink w:history="1" r:id="rId6qess6awm1ynjkaun1cnf">
               <w:r>
                 <w:rPr>
                   <w:rFonts w:ascii="Arial" w:cs="Arial" w:eastAsia="Arial" w:hAnsi="Arial"/>
@@ -15777,7 +15777,7 @@
             <w:pPr>
               <w:spacing w:after="20" w:before="0"/>
             </w:pPr>
-            <w:hyperlink w:history="1" r:id="rIddc_l30pyeau8sjlpb-jrq">
+            <w:hyperlink w:history="1" r:id="rIdsfxegm-wsybbfhziisxjy">
               <w:r>
                 <w:rPr>
                   <w:rFonts w:ascii="Arial" w:cs="Arial" w:eastAsia="Arial" w:hAnsi="Arial"/>
@@ -15810,7 +15810,7 @@
               <w:spacing w:after="10" w:before="0"/>
               <w:ind w:left="120"/>
             </w:pPr>
-            <w:hyperlink w:history="1" r:id="rIddrauogf2zmyzjemup6lo3">
+            <w:hyperlink w:history="1" r:id="rIdh7irxs06irm0etokyqk8f">
               <w:r>
                 <w:rPr>
                   <w:rFonts w:ascii="Arial" w:cs="Arial" w:eastAsia="Arial" w:hAnsi="Arial"/>
@@ -16005,7 +16005,7 @@
             <w:pPr>
               <w:spacing w:after="20" w:before="0"/>
             </w:pPr>
-            <w:hyperlink w:history="1" r:id="rIdin01ffeajmj_obg-gsube">
+            <w:hyperlink w:history="1" r:id="rId6mmzkvf4qxh_kvcinhipq">
               <w:r>
                 <w:rPr>
                   <w:rFonts w:ascii="Arial" w:cs="Arial" w:eastAsia="Arial" w:hAnsi="Arial"/>
@@ -16038,7 +16038,7 @@
               <w:spacing w:after="10" w:before="0"/>
               <w:ind w:left="120"/>
             </w:pPr>
-            <w:hyperlink w:history="1" r:id="rIdjolesnqcjvuxqsahouynr">
+            <w:hyperlink w:history="1" r:id="rIdz0pfqsox8995k11m4x1tu">
               <w:r>
                 <w:rPr>
                   <w:rFonts w:ascii="Arial" w:cs="Arial" w:eastAsia="Arial" w:hAnsi="Arial"/>
@@ -16083,7 +16083,7 @@
             <w:pPr>
               <w:spacing w:after="20" w:before="0"/>
             </w:pPr>
-            <w:hyperlink w:history="1" r:id="rIdjcuzcm3i5uxpouqhym1pk">
+            <w:hyperlink w:history="1" r:id="rIdudjxskktftqcucd1q9qtw">
               <w:r>
                 <w:rPr>
                   <w:rFonts w:ascii="Arial" w:cs="Arial" w:eastAsia="Arial" w:hAnsi="Arial"/>
@@ -16116,7 +16116,7 @@
               <w:spacing w:after="10" w:before="0"/>
               <w:ind w:left="120"/>
             </w:pPr>
-            <w:hyperlink w:history="1" r:id="rId2ekfxcs1uov2090bmyaqc">
+            <w:hyperlink w:history="1" r:id="rIdcx52e5fmotna9xdo_edqc">
               <w:r>
                 <w:rPr>
                   <w:rFonts w:ascii="Arial" w:cs="Arial" w:eastAsia="Arial" w:hAnsi="Arial"/>
@@ -16311,7 +16311,7 @@
             <w:pPr>
               <w:spacing w:after="20" w:before="0"/>
             </w:pPr>
-            <w:hyperlink w:history="1" r:id="rIdl7vo29gzqhvg_h7xvw2g2">
+            <w:hyperlink w:history="1" r:id="rIdqy5tbc0jdtum4bixursr_">
               <w:r>
                 <w:rPr>
                   <w:rFonts w:ascii="Arial" w:cs="Arial" w:eastAsia="Arial" w:hAnsi="Arial"/>
@@ -16344,7 +16344,7 @@
               <w:spacing w:after="10" w:before="0"/>
               <w:ind w:left="120"/>
             </w:pPr>
-            <w:hyperlink w:history="1" r:id="rIdxw-rx5hnwdtfpbioifkzt">
+            <w:hyperlink w:history="1" r:id="rIdhyvub0f4e1autjcxntmql">
               <w:r>
                 <w:rPr>
                   <w:rFonts w:ascii="Arial" w:cs="Arial" w:eastAsia="Arial" w:hAnsi="Arial"/>
@@ -16389,7 +16389,7 @@
             <w:pPr>
               <w:spacing w:after="20" w:before="0"/>
             </w:pPr>
-            <w:hyperlink w:history="1" r:id="rIdkd3hhuo6r7nrjblj56x1a">
+            <w:hyperlink w:history="1" r:id="rIdi0gavtnyjo8db3hzkquzk">
               <w:r>
                 <w:rPr>
                   <w:rFonts w:ascii="Arial" w:cs="Arial" w:eastAsia="Arial" w:hAnsi="Arial"/>
@@ -16422,7 +16422,7 @@
               <w:spacing w:after="10" w:before="0"/>
               <w:ind w:left="120"/>
             </w:pPr>
-            <w:hyperlink w:history="1" r:id="rId37s-i4lxhpijkvh-xn1d4">
+            <w:hyperlink w:history="1" r:id="rIdbcgbg-g2cyvzhpq2k8awu">
               <w:r>
                 <w:rPr>
                   <w:rFonts w:ascii="Arial" w:cs="Arial" w:eastAsia="Arial" w:hAnsi="Arial"/>
@@ -17909,7 +17909,7 @@
             <w:pPr>
               <w:spacing w:after="20" w:before="0"/>
             </w:pPr>
-            <w:hyperlink w:history="1" r:id="rIdpgmo5njrai1yxnb8u7ghn">
+            <w:hyperlink w:history="1" r:id="rId4epvsl_clrxqj4qh4t7ff">
               <w:r>
                 <w:rPr>
                   <w:rFonts w:ascii="Arial" w:cs="Arial" w:eastAsia="Arial" w:hAnsi="Arial"/>
@@ -17942,7 +17942,7 @@
               <w:spacing w:after="10" w:before="0"/>
               <w:ind w:left="120"/>
             </w:pPr>
-            <w:hyperlink w:history="1" r:id="rId7sfoyhool3mnlbcrwgnry">
+            <w:hyperlink w:history="1" r:id="rId8bsr6ye79znnmpn4cx493">
               <w:r>
                 <w:rPr>
                   <w:rFonts w:ascii="Arial" w:cs="Arial" w:eastAsia="Arial" w:hAnsi="Arial"/>
@@ -17987,7 +17987,7 @@
             <w:pPr>
               <w:spacing w:after="20" w:before="0"/>
             </w:pPr>
-            <w:hyperlink w:history="1" r:id="rIddyu-jf5jbhkjryz5sl_tu">
+            <w:hyperlink w:history="1" r:id="rId8gfyzh9exuvfzzmgkn38s">
               <w:r>
                 <w:rPr>
                   <w:rFonts w:ascii="Arial" w:cs="Arial" w:eastAsia="Arial" w:hAnsi="Arial"/>
@@ -18020,7 +18020,7 @@
               <w:spacing w:after="10" w:before="0"/>
               <w:ind w:left="120"/>
             </w:pPr>
-            <w:hyperlink w:history="1" r:id="rIdv48xnspusf9pp57ltvfny">
+            <w:hyperlink w:history="1" r:id="rIdogzqqh7u8ae0k0urvpuxl">
               <w:r>
                 <w:rPr>
                   <w:rFonts w:ascii="Arial" w:cs="Arial" w:eastAsia="Arial" w:hAnsi="Arial"/>
@@ -18215,7 +18215,7 @@
             <w:pPr>
               <w:spacing w:after="20" w:before="0"/>
             </w:pPr>
-            <w:hyperlink w:history="1" r:id="rIdbbk0hi_gd3ygplicxgqxi">
+            <w:hyperlink w:history="1" r:id="rIdjqsz8k1ukbinbo_s-g-l9">
               <w:r>
                 <w:rPr>
                   <w:rFonts w:ascii="Arial" w:cs="Arial" w:eastAsia="Arial" w:hAnsi="Arial"/>
@@ -18248,7 +18248,7 @@
               <w:spacing w:after="10" w:before="0"/>
               <w:ind w:left="120"/>
             </w:pPr>
-            <w:hyperlink w:history="1" r:id="rId6bxvyjpg052rrrsx8yibz">
+            <w:hyperlink w:history="1" r:id="rIdjvolnivfwbdzqadihe4-3">
               <w:r>
                 <w:rPr>
                   <w:rFonts w:ascii="Arial" w:cs="Arial" w:eastAsia="Arial" w:hAnsi="Arial"/>
@@ -18293,7 +18293,7 @@
             <w:pPr>
               <w:spacing w:after="20" w:before="0"/>
             </w:pPr>
-            <w:hyperlink w:history="1" r:id="rId6w7egrfdlnvt8mq9uqep8">
+            <w:hyperlink w:history="1" r:id="rId_yb_k5ec7y3gwmvlotyno">
               <w:r>
                 <w:rPr>
                   <w:rFonts w:ascii="Arial" w:cs="Arial" w:eastAsia="Arial" w:hAnsi="Arial"/>
@@ -18326,7 +18326,7 @@
               <w:spacing w:after="10" w:before="0"/>
               <w:ind w:left="120"/>
             </w:pPr>
-            <w:hyperlink w:history="1" r:id="rIdfxj9_pffqb698qn5hzb78">
+            <w:hyperlink w:history="1" r:id="rIdlhh4gqwzgm4zd__qcefdh">
               <w:r>
                 <w:rPr>
                   <w:rFonts w:ascii="Arial" w:cs="Arial" w:eastAsia="Arial" w:hAnsi="Arial"/>
@@ -18521,7 +18521,7 @@
             <w:pPr>
               <w:spacing w:after="20" w:before="0"/>
             </w:pPr>
-            <w:hyperlink w:history="1" r:id="rIdmwuua9ajwfjoxn9wbvbp5">
+            <w:hyperlink w:history="1" r:id="rIdwonbdx3r4je68t4thd6sl">
               <w:r>
                 <w:rPr>
                   <w:rFonts w:ascii="Arial" w:cs="Arial" w:eastAsia="Arial" w:hAnsi="Arial"/>
@@ -18554,7 +18554,7 @@
               <w:spacing w:after="10" w:before="0"/>
               <w:ind w:left="120"/>
             </w:pPr>
-            <w:hyperlink w:history="1" r:id="rIdtfx-p-bul3ozfx5ti9xov">
+            <w:hyperlink w:history="1" r:id="rIdqdjkzxyclcrae8lrrio_p">
               <w:r>
                 <w:rPr>
                   <w:rFonts w:ascii="Arial" w:cs="Arial" w:eastAsia="Arial" w:hAnsi="Arial"/>
@@ -18599,7 +18599,7 @@
             <w:pPr>
               <w:spacing w:after="20" w:before="0"/>
             </w:pPr>
-            <w:hyperlink w:history="1" r:id="rIdvljcmwzhaaibm5ddllimb">
+            <w:hyperlink w:history="1" r:id="rIdag_zlotycw1casf1wpkij">
               <w:r>
                 <w:rPr>
                   <w:rFonts w:ascii="Arial" w:cs="Arial" w:eastAsia="Arial" w:hAnsi="Arial"/>
@@ -18632,7 +18632,7 @@
               <w:spacing w:after="10" w:before="0"/>
               <w:ind w:left="120"/>
             </w:pPr>
-            <w:hyperlink w:history="1" r:id="rIdb5hlof0hbpkkkobzptdmf">
+            <w:hyperlink w:history="1" r:id="rId_vzy5hnhsvawgqfg3s2ef">
               <w:r>
                 <w:rPr>
                   <w:rFonts w:ascii="Arial" w:cs="Arial" w:eastAsia="Arial" w:hAnsi="Arial"/>
@@ -18827,7 +18827,7 @@
             <w:pPr>
               <w:spacing w:after="20" w:before="0"/>
             </w:pPr>
-            <w:hyperlink w:history="1" r:id="rIdaza3b0g1xiauw0xp89nju">
+            <w:hyperlink w:history="1" r:id="rIded3yc2kiy1zym8ow7usn0">
               <w:r>
                 <w:rPr>
                   <w:rFonts w:ascii="Arial" w:cs="Arial" w:eastAsia="Arial" w:hAnsi="Arial"/>
@@ -18860,7 +18860,7 @@
               <w:spacing w:after="10" w:before="0"/>
               <w:ind w:left="120"/>
             </w:pPr>
-            <w:hyperlink w:history="1" r:id="rIdisftegmvzvifdyqbgo4xc">
+            <w:hyperlink w:history="1" r:id="rId-datopsi8n19cfy5wbfwo">
               <w:r>
                 <w:rPr>
                   <w:rFonts w:ascii="Arial" w:cs="Arial" w:eastAsia="Arial" w:hAnsi="Arial"/>
@@ -18905,7 +18905,7 @@
             <w:pPr>
               <w:spacing w:after="20" w:before="0"/>
             </w:pPr>
-            <w:hyperlink w:history="1" r:id="rId3pbeur-y2ixcoupwq2ft3">
+            <w:hyperlink w:history="1" r:id="rIdtistnqtub64pwgtuw-qq9">
               <w:r>
                 <w:rPr>
                   <w:rFonts w:ascii="Arial" w:cs="Arial" w:eastAsia="Arial" w:hAnsi="Arial"/>
@@ -18938,7 +18938,7 @@
               <w:spacing w:after="10" w:before="0"/>
               <w:ind w:left="120"/>
             </w:pPr>
-            <w:hyperlink w:history="1" r:id="rIdcctrb8ljq8br_fkrygtnr">
+            <w:hyperlink w:history="1" r:id="rIdg13-mhc1lxxothq7f5jen">
               <w:r>
                 <w:rPr>
                   <w:rFonts w:ascii="Arial" w:cs="Arial" w:eastAsia="Arial" w:hAnsi="Arial"/>
@@ -19133,7 +19133,7 @@
             <w:pPr>
               <w:spacing w:after="20" w:before="0"/>
             </w:pPr>
-            <w:hyperlink w:history="1" r:id="rIdlimqgzy06x0gkufr9eca0">
+            <w:hyperlink w:history="1" r:id="rId95nhnak6vwf3i39b_o7_q">
               <w:r>
                 <w:rPr>
                   <w:rFonts w:ascii="Arial" w:cs="Arial" w:eastAsia="Arial" w:hAnsi="Arial"/>
@@ -19166,7 +19166,7 @@
               <w:spacing w:after="10" w:before="0"/>
               <w:ind w:left="120"/>
             </w:pPr>
-            <w:hyperlink w:history="1" r:id="rIdgff7m28fxf4pkz4um83i5">
+            <w:hyperlink w:history="1" r:id="rIdl75v80yldolqjca6p5g4w">
               <w:r>
                 <w:rPr>
                   <w:rFonts w:ascii="Arial" w:cs="Arial" w:eastAsia="Arial" w:hAnsi="Arial"/>
@@ -19211,7 +19211,7 @@
             <w:pPr>
               <w:spacing w:after="20" w:before="0"/>
             </w:pPr>
-            <w:hyperlink w:history="1" r:id="rIdjyfvjwfeja4abewy9rkxi">
+            <w:hyperlink w:history="1" r:id="rIdn8jwpmk5_arx1oqk6eafa">
               <w:r>
                 <w:rPr>
                   <w:rFonts w:ascii="Arial" w:cs="Arial" w:eastAsia="Arial" w:hAnsi="Arial"/>
@@ -19244,7 +19244,7 @@
               <w:spacing w:after="10" w:before="0"/>
               <w:ind w:left="120"/>
             </w:pPr>
-            <w:hyperlink w:history="1" r:id="rId1iqt0-z0ompyjf9yak5be">
+            <w:hyperlink w:history="1" r:id="rIdfvjqps4v5b7ibl1_x83iz">
               <w:r>
                 <w:rPr>
                   <w:rFonts w:ascii="Arial" w:cs="Arial" w:eastAsia="Arial" w:hAnsi="Arial"/>
@@ -20959,7 +20959,7 @@
             <w:pPr>
               <w:spacing w:after="20" w:before="0"/>
             </w:pPr>
-            <w:hyperlink w:history="1" r:id="rIdzmhkgnq4n56j2t0qwvybu">
+            <w:hyperlink w:history="1" r:id="rIddmmifegq3fajv9pef-wdg">
               <w:r>
                 <w:rPr>
                   <w:rFonts w:ascii="Arial" w:cs="Arial" w:eastAsia="Arial" w:hAnsi="Arial"/>
@@ -20992,7 +20992,7 @@
               <w:spacing w:after="10" w:before="0"/>
               <w:ind w:left="120"/>
             </w:pPr>
-            <w:hyperlink w:history="1" r:id="rIdncvjhs0_9hwcc6uwld9fo">
+            <w:hyperlink w:history="1" r:id="rId3gfx2hmerhbwtkbgsw9de">
               <w:r>
                 <w:rPr>
                   <w:rFonts w:ascii="Arial" w:cs="Arial" w:eastAsia="Arial" w:hAnsi="Arial"/>
@@ -21037,7 +21037,7 @@
             <w:pPr>
               <w:spacing w:after="20" w:before="0"/>
             </w:pPr>
-            <w:hyperlink w:history="1" r:id="rId4gikm8fifvsvwz7ie9env">
+            <w:hyperlink w:history="1" r:id="rId0nh7mrbtsjebcoq5kyvog">
               <w:r>
                 <w:rPr>
                   <w:rFonts w:ascii="Arial" w:cs="Arial" w:eastAsia="Arial" w:hAnsi="Arial"/>
@@ -21070,7 +21070,7 @@
               <w:spacing w:after="10" w:before="0"/>
               <w:ind w:left="120"/>
             </w:pPr>
-            <w:hyperlink w:history="1" r:id="rId5vdy1ih1qggib5o2wbto6">
+            <w:hyperlink w:history="1" r:id="rIdumkh4cqr6nbwfya7y9e4s">
               <w:r>
                 <w:rPr>
                   <w:rFonts w:ascii="Arial" w:cs="Arial" w:eastAsia="Arial" w:hAnsi="Arial"/>
@@ -21265,7 +21265,7 @@
             <w:pPr>
               <w:spacing w:after="20" w:before="0"/>
             </w:pPr>
-            <w:hyperlink w:history="1" r:id="rIdsjy12_gyjn4vd67cwjyjc">
+            <w:hyperlink w:history="1" r:id="rIdr_hurszxozidi0rr0kvzv">
               <w:r>
                 <w:rPr>
                   <w:rFonts w:ascii="Arial" w:cs="Arial" w:eastAsia="Arial" w:hAnsi="Arial"/>
@@ -21298,7 +21298,7 @@
               <w:spacing w:after="10" w:before="0"/>
               <w:ind w:left="120"/>
             </w:pPr>
-            <w:hyperlink w:history="1" r:id="rIdyxmrwxmtbs7rvfueecvm2">
+            <w:hyperlink w:history="1" r:id="rIdtvppodw6lp6kwgwjgmokg">
               <w:r>
                 <w:rPr>
                   <w:rFonts w:ascii="Arial" w:cs="Arial" w:eastAsia="Arial" w:hAnsi="Arial"/>
@@ -21343,7 +21343,7 @@
             <w:pPr>
               <w:spacing w:after="20" w:before="0"/>
             </w:pPr>
-            <w:hyperlink w:history="1" r:id="rIdvvklpma5u0escdqez7iar">
+            <w:hyperlink w:history="1" r:id="rIdqsyfcrstnkmxbimcjz4nn">
               <w:r>
                 <w:rPr>
                   <w:rFonts w:ascii="Arial" w:cs="Arial" w:eastAsia="Arial" w:hAnsi="Arial"/>
@@ -21376,7 +21376,7 @@
               <w:spacing w:after="10" w:before="0"/>
               <w:ind w:left="120"/>
             </w:pPr>
-            <w:hyperlink w:history="1" r:id="rIdii4h43vex8az7bikdzes8">
+            <w:hyperlink w:history="1" r:id="rId_ipdg8f4dgutyuubkw-nz">
               <w:r>
                 <w:rPr>
                   <w:rFonts w:ascii="Arial" w:cs="Arial" w:eastAsia="Arial" w:hAnsi="Arial"/>
@@ -21571,7 +21571,7 @@
             <w:pPr>
               <w:spacing w:after="20" w:before="0"/>
             </w:pPr>
-            <w:hyperlink w:history="1" r:id="rIdz4yco6-dxj5ferzp9ipyo">
+            <w:hyperlink w:history="1" r:id="rIdz6pezwbnvmuqm8q3axy_t">
               <w:r>
                 <w:rPr>
                   <w:rFonts w:ascii="Arial" w:cs="Arial" w:eastAsia="Arial" w:hAnsi="Arial"/>
@@ -21604,7 +21604,7 @@
               <w:spacing w:after="10" w:before="0"/>
               <w:ind w:left="120"/>
             </w:pPr>
-            <w:hyperlink w:history="1" r:id="rIddungyagn5fonbwoudfw7t">
+            <w:hyperlink w:history="1" r:id="rIdup0d3aljknp2w5czkxxko">
               <w:r>
                 <w:rPr>
                   <w:rFonts w:ascii="Arial" w:cs="Arial" w:eastAsia="Arial" w:hAnsi="Arial"/>
@@ -21649,7 +21649,7 @@
             <w:pPr>
               <w:spacing w:after="20" w:before="0"/>
             </w:pPr>
-            <w:hyperlink w:history="1" r:id="rIdzhmt58up-f5vcaponls7f">
+            <w:hyperlink w:history="1" r:id="rIdhqj1nvozx02qfoviy0a-h">
               <w:r>
                 <w:rPr>
                   <w:rFonts w:ascii="Arial" w:cs="Arial" w:eastAsia="Arial" w:hAnsi="Arial"/>
@@ -21682,7 +21682,7 @@
               <w:spacing w:after="10" w:before="0"/>
               <w:ind w:left="120"/>
             </w:pPr>
-            <w:hyperlink w:history="1" r:id="rIdlfedl7tgu90txz-gcq01y">
+            <w:hyperlink w:history="1" r:id="rIdtuoc49zlo5l3hkcdsrhcr">
               <w:r>
                 <w:rPr>
                   <w:rFonts w:ascii="Arial" w:cs="Arial" w:eastAsia="Arial" w:hAnsi="Arial"/>
@@ -21877,7 +21877,7 @@
             <w:pPr>
               <w:spacing w:after="20" w:before="0"/>
             </w:pPr>
-            <w:hyperlink w:history="1" r:id="rId8oxhyfqbcgpafuxev1syj">
+            <w:hyperlink w:history="1" r:id="rIdgq9miuby66bvhsyd61nz0">
               <w:r>
                 <w:rPr>
                   <w:rFonts w:ascii="Arial" w:cs="Arial" w:eastAsia="Arial" w:hAnsi="Arial"/>
@@ -21910,7 +21910,7 @@
               <w:spacing w:after="10" w:before="0"/>
               <w:ind w:left="120"/>
             </w:pPr>
-            <w:hyperlink w:history="1" r:id="rIdhgdiiza6lnif61hxi-tiq">
+            <w:hyperlink w:history="1" r:id="rIdd878f27ox4uesk9qnbqgy">
               <w:r>
                 <w:rPr>
                   <w:rFonts w:ascii="Arial" w:cs="Arial" w:eastAsia="Arial" w:hAnsi="Arial"/>
@@ -21955,7 +21955,7 @@
             <w:pPr>
               <w:spacing w:after="20" w:before="0"/>
             </w:pPr>
-            <w:hyperlink w:history="1" r:id="rIdcmczl6y2uyp8ajfgw11ol">
+            <w:hyperlink w:history="1" r:id="rIdp5xt_p0e7yjgy5iyqqs97">
               <w:r>
                 <w:rPr>
                   <w:rFonts w:ascii="Arial" w:cs="Arial" w:eastAsia="Arial" w:hAnsi="Arial"/>
@@ -21988,7 +21988,7 @@
               <w:spacing w:after="10" w:before="0"/>
               <w:ind w:left="120"/>
             </w:pPr>
-            <w:hyperlink w:history="1" r:id="rIdcyp-n6rujjllhv6b1oqr8">
+            <w:hyperlink w:history="1" r:id="rIdocup6eed4f9qw-umdhf3q">
               <w:r>
                 <w:rPr>
                   <w:rFonts w:ascii="Arial" w:cs="Arial" w:eastAsia="Arial" w:hAnsi="Arial"/>
@@ -22183,7 +22183,7 @@
             <w:pPr>
               <w:spacing w:after="20" w:before="0"/>
             </w:pPr>
-            <w:hyperlink w:history="1" r:id="rIdplc0-xhlxhsn49cux8g-e">
+            <w:hyperlink w:history="1" r:id="rIdviopc0uohdgd0igjcydbs">
               <w:r>
                 <w:rPr>
                   <w:rFonts w:ascii="Arial" w:cs="Arial" w:eastAsia="Arial" w:hAnsi="Arial"/>
@@ -22216,7 +22216,7 @@
               <w:spacing w:after="10" w:before="0"/>
               <w:ind w:left="120"/>
             </w:pPr>
-            <w:hyperlink w:history="1" r:id="rIdg132eht2oeohvtk0_j0dn">
+            <w:hyperlink w:history="1" r:id="rIdbazv5dkmgagngsftluzbd">
               <w:r>
                 <w:rPr>
                   <w:rFonts w:ascii="Arial" w:cs="Arial" w:eastAsia="Arial" w:hAnsi="Arial"/>
@@ -22261,7 +22261,7 @@
             <w:pPr>
               <w:spacing w:after="20" w:before="0"/>
             </w:pPr>
-            <w:hyperlink w:history="1" r:id="rIde1rdqicnr3x0qy4kdbl4b">
+            <w:hyperlink w:history="1" r:id="rIdqlp0bvktbkgt6jwedcnfl">
               <w:r>
                 <w:rPr>
                   <w:rFonts w:ascii="Arial" w:cs="Arial" w:eastAsia="Arial" w:hAnsi="Arial"/>
@@ -22294,7 +22294,7 @@
               <w:spacing w:after="10" w:before="0"/>
               <w:ind w:left="120"/>
             </w:pPr>
-            <w:hyperlink w:history="1" r:id="rIdviy9ue1x7mr1qr1r6fwax">
+            <w:hyperlink w:history="1" r:id="rIdm1r1qw7_rhsfzygcieodb">
               <w:r>
                 <w:rPr>
                   <w:rFonts w:ascii="Arial" w:cs="Arial" w:eastAsia="Arial" w:hAnsi="Arial"/>
@@ -23781,7 +23781,7 @@
             <w:pPr>
               <w:spacing w:after="20" w:before="0"/>
             </w:pPr>
-            <w:hyperlink w:history="1" r:id="rIdyv9psna8lodw4yg4hr9o0">
+            <w:hyperlink w:history="1" r:id="rId1yyfmrocd9rlons4mcriw">
               <w:r>
                 <w:rPr>
                   <w:rFonts w:ascii="Arial" w:cs="Arial" w:eastAsia="Arial" w:hAnsi="Arial"/>
@@ -23814,7 +23814,7 @@
               <w:spacing w:after="10" w:before="0"/>
               <w:ind w:left="120"/>
             </w:pPr>
-            <w:hyperlink w:history="1" r:id="rIdzqmpnndes1aa0kcsy2h2o">
+            <w:hyperlink w:history="1" r:id="rIdxgx2grldwgn0f5xeubk-a">
               <w:r>
                 <w:rPr>
                   <w:rFonts w:ascii="Arial" w:cs="Arial" w:eastAsia="Arial" w:hAnsi="Arial"/>
@@ -23859,7 +23859,7 @@
             <w:pPr>
               <w:spacing w:after="20" w:before="0"/>
             </w:pPr>
-            <w:hyperlink w:history="1" r:id="rIdxmakyjaqc_i4dmfwumriy">
+            <w:hyperlink w:history="1" r:id="rIdqlroe4bm--uoxyq1bk8uh">
               <w:r>
                 <w:rPr>
                   <w:rFonts w:ascii="Arial" w:cs="Arial" w:eastAsia="Arial" w:hAnsi="Arial"/>
@@ -23892,7 +23892,7 @@
               <w:spacing w:after="10" w:before="0"/>
               <w:ind w:left="120"/>
             </w:pPr>
-            <w:hyperlink w:history="1" r:id="rIdnhntatdyq-sea_ku8g-im">
+            <w:hyperlink w:history="1" r:id="rIdpgz4zx38gyjfajintbqsh">
               <w:r>
                 <w:rPr>
                   <w:rFonts w:ascii="Arial" w:cs="Arial" w:eastAsia="Arial" w:hAnsi="Arial"/>
@@ -24087,7 +24087,7 @@
             <w:pPr>
               <w:spacing w:after="20" w:before="0"/>
             </w:pPr>
-            <w:hyperlink w:history="1" r:id="rIdcncxpigpiqoat-gwdvpln">
+            <w:hyperlink w:history="1" r:id="rIdq5nitpfy4fwujvpvu-r0q">
               <w:r>
                 <w:rPr>
                   <w:rFonts w:ascii="Arial" w:cs="Arial" w:eastAsia="Arial" w:hAnsi="Arial"/>
@@ -24120,7 +24120,7 @@
               <w:spacing w:after="10" w:before="0"/>
               <w:ind w:left="120"/>
             </w:pPr>
-            <w:hyperlink w:history="1" r:id="rIdomemmgchw7lnhs-tqzjbp">
+            <w:hyperlink w:history="1" r:id="rIdlshmzsr9lh0ka0aq6ri-d">
               <w:r>
                 <w:rPr>
                   <w:rFonts w:ascii="Arial" w:cs="Arial" w:eastAsia="Arial" w:hAnsi="Arial"/>
@@ -24165,7 +24165,7 @@
             <w:pPr>
               <w:spacing w:after="20" w:before="0"/>
             </w:pPr>
-            <w:hyperlink w:history="1" r:id="rId3qmoi4mh1juaohcay68wv">
+            <w:hyperlink w:history="1" r:id="rIdtvhjihhsz1lq-ix0kmb4j">
               <w:r>
                 <w:rPr>
                   <w:rFonts w:ascii="Arial" w:cs="Arial" w:eastAsia="Arial" w:hAnsi="Arial"/>
@@ -24198,7 +24198,7 @@
               <w:spacing w:after="10" w:before="0"/>
               <w:ind w:left="120"/>
             </w:pPr>
-            <w:hyperlink w:history="1" r:id="rIdvfbkddhx-c_jrougxyirr">
+            <w:hyperlink w:history="1" r:id="rIdokjdayteyperflacnew0y">
               <w:r>
                 <w:rPr>
                   <w:rFonts w:ascii="Arial" w:cs="Arial" w:eastAsia="Arial" w:hAnsi="Arial"/>
@@ -24393,7 +24393,7 @@
             <w:pPr>
               <w:spacing w:after="20" w:before="0"/>
             </w:pPr>
-            <w:hyperlink w:history="1" r:id="rIdyc0qgd6m639lp3bvdem6z">
+            <w:hyperlink w:history="1" r:id="rId5ddqwhluku6ghtwi-tuc4">
               <w:r>
                 <w:rPr>
                   <w:rFonts w:ascii="Arial" w:cs="Arial" w:eastAsia="Arial" w:hAnsi="Arial"/>
@@ -24426,7 +24426,7 @@
               <w:spacing w:after="10" w:before="0"/>
               <w:ind w:left="120"/>
             </w:pPr>
-            <w:hyperlink w:history="1" r:id="rIdl9f7gbypzmrscpvthb1k1">
+            <w:hyperlink w:history="1" r:id="rIdrpgfclds0sicyhf2mtwen">
               <w:r>
                 <w:rPr>
                   <w:rFonts w:ascii="Arial" w:cs="Arial" w:eastAsia="Arial" w:hAnsi="Arial"/>
@@ -24471,7 +24471,7 @@
             <w:pPr>
               <w:spacing w:after="20" w:before="0"/>
             </w:pPr>
-            <w:hyperlink w:history="1" r:id="rIdgc2k2quvkluuc7kkjaqvm">
+            <w:hyperlink w:history="1" r:id="rId1r-yfybnvcstbhbw_dkp9">
               <w:r>
                 <w:rPr>
                   <w:rFonts w:ascii="Arial" w:cs="Arial" w:eastAsia="Arial" w:hAnsi="Arial"/>
@@ -24504,7 +24504,7 @@
               <w:spacing w:after="10" w:before="0"/>
               <w:ind w:left="120"/>
             </w:pPr>
-            <w:hyperlink w:history="1" r:id="rIdkghh3ytg1nldci6dj9zap">
+            <w:hyperlink w:history="1" r:id="rId7qkzk0awdr-wte_fuypdg">
               <w:r>
                 <w:rPr>
                   <w:rFonts w:ascii="Arial" w:cs="Arial" w:eastAsia="Arial" w:hAnsi="Arial"/>
@@ -24699,7 +24699,7 @@
             <w:pPr>
               <w:spacing w:after="20" w:before="0"/>
             </w:pPr>
-            <w:hyperlink w:history="1" r:id="rIdb7ieihrsn-km5n6kfsz6v">
+            <w:hyperlink w:history="1" r:id="rIdjmoon01a-su5mszo3yoz0">
               <w:r>
                 <w:rPr>
                   <w:rFonts w:ascii="Arial" w:cs="Arial" w:eastAsia="Arial" w:hAnsi="Arial"/>
@@ -24732,7 +24732,7 @@
               <w:spacing w:after="10" w:before="0"/>
               <w:ind w:left="120"/>
             </w:pPr>
-            <w:hyperlink w:history="1" r:id="rIdj8o1pupaob0df9xp4actv">
+            <w:hyperlink w:history="1" r:id="rIdh0p1n8xdilzgl6qk9d26r">
               <w:r>
                 <w:rPr>
                   <w:rFonts w:ascii="Arial" w:cs="Arial" w:eastAsia="Arial" w:hAnsi="Arial"/>
@@ -24777,7 +24777,7 @@
             <w:pPr>
               <w:spacing w:after="20" w:before="0"/>
             </w:pPr>
-            <w:hyperlink w:history="1" r:id="rIdlioofnw6p2nzgcwcf8du2">
+            <w:hyperlink w:history="1" r:id="rIdwtsyhoe4oxljfzvbapqfz">
               <w:r>
                 <w:rPr>
                   <w:rFonts w:ascii="Arial" w:cs="Arial" w:eastAsia="Arial" w:hAnsi="Arial"/>
@@ -24810,7 +24810,7 @@
               <w:spacing w:after="10" w:before="0"/>
               <w:ind w:left="120"/>
             </w:pPr>
-            <w:hyperlink w:history="1" r:id="rId9cpqkfi5imx7nrh4sghrn">
+            <w:hyperlink w:history="1" r:id="rIdvmaivbygrbht56_txq8zr">
               <w:r>
                 <w:rPr>
                   <w:rFonts w:ascii="Arial" w:cs="Arial" w:eastAsia="Arial" w:hAnsi="Arial"/>
@@ -25005,7 +25005,7 @@
             <w:pPr>
               <w:spacing w:after="20" w:before="0"/>
             </w:pPr>
-            <w:hyperlink w:history="1" r:id="rIdurbh1_ffe_camlwjkjlju">
+            <w:hyperlink w:history="1" r:id="rIdbqlc17gky-xpnyspmqeyz">
               <w:r>
                 <w:rPr>
                   <w:rFonts w:ascii="Arial" w:cs="Arial" w:eastAsia="Arial" w:hAnsi="Arial"/>
@@ -25038,7 +25038,7 @@
               <w:spacing w:after="10" w:before="0"/>
               <w:ind w:left="120"/>
             </w:pPr>
-            <w:hyperlink w:history="1" r:id="rIdp-8rq7edcaeolvpgh_6qb">
+            <w:hyperlink w:history="1" r:id="rIdbjnlrxeoafudry_nogkiz">
               <w:r>
                 <w:rPr>
                   <w:rFonts w:ascii="Arial" w:cs="Arial" w:eastAsia="Arial" w:hAnsi="Arial"/>
@@ -25083,7 +25083,7 @@
             <w:pPr>
               <w:spacing w:after="20" w:before="0"/>
             </w:pPr>
-            <w:hyperlink w:history="1" r:id="rIdvqbgu6nyroocjtaqzpkpx">
+            <w:hyperlink w:history="1" r:id="rIdzgkaekx4k1ci4z1igsxjn">
               <w:r>
                 <w:rPr>
                   <w:rFonts w:ascii="Arial" w:cs="Arial" w:eastAsia="Arial" w:hAnsi="Arial"/>
@@ -25116,7 +25116,7 @@
               <w:spacing w:after="10" w:before="0"/>
               <w:ind w:left="120"/>
             </w:pPr>
-            <w:hyperlink w:history="1" r:id="rIdbalrg9zuplmn8p4scogri">
+            <w:hyperlink w:history="1" r:id="rIdrbbadrf4iu3gozrrr4cos">
               <w:r>
                 <w:rPr>
                   <w:rFonts w:ascii="Arial" w:cs="Arial" w:eastAsia="Arial" w:hAnsi="Arial"/>
@@ -26603,7 +26603,7 @@
             <w:pPr>
               <w:spacing w:after="20" w:before="0"/>
             </w:pPr>
-            <w:hyperlink w:history="1" r:id="rIdxeq_vlwsw7rex2adcehfc">
+            <w:hyperlink w:history="1" r:id="rIdatjywf4dmojzdx-eklsjn">
               <w:r>
                 <w:rPr>
                   <w:rFonts w:ascii="Arial" w:cs="Arial" w:eastAsia="Arial" w:hAnsi="Arial"/>
@@ -26636,7 +26636,7 @@
               <w:spacing w:after="10" w:before="0"/>
               <w:ind w:left="120"/>
             </w:pPr>
-            <w:hyperlink w:history="1" r:id="rIda2up4z4ikjnk0rla1gx3c">
+            <w:hyperlink w:history="1" r:id="rIdnhg4k4pnu3ss6bmkwlst4">
               <w:r>
                 <w:rPr>
                   <w:rFonts w:ascii="Arial" w:cs="Arial" w:eastAsia="Arial" w:hAnsi="Arial"/>
@@ -26681,7 +26681,7 @@
             <w:pPr>
               <w:spacing w:after="20" w:before="0"/>
             </w:pPr>
-            <w:hyperlink w:history="1" r:id="rIdsrrddl-1orenhyvxhd5wh">
+            <w:hyperlink w:history="1" r:id="rIdghjphmwncpdeizwcrbc-9">
               <w:r>
                 <w:rPr>
                   <w:rFonts w:ascii="Arial" w:cs="Arial" w:eastAsia="Arial" w:hAnsi="Arial"/>
@@ -26714,7 +26714,7 @@
               <w:spacing w:after="10" w:before="0"/>
               <w:ind w:left="120"/>
             </w:pPr>
-            <w:hyperlink w:history="1" r:id="rIdjqp6_em0qsbrpvd5qm3zg">
+            <w:hyperlink w:history="1" r:id="rId_pngblxwfikg_lfsmjyxj">
               <w:r>
                 <w:rPr>
                   <w:rFonts w:ascii="Arial" w:cs="Arial" w:eastAsia="Arial" w:hAnsi="Arial"/>
@@ -26909,7 +26909,7 @@
             <w:pPr>
               <w:spacing w:after="20" w:before="0"/>
             </w:pPr>
-            <w:hyperlink w:history="1" r:id="rId82cfkhyq0symezkh3j1mi">
+            <w:hyperlink w:history="1" r:id="rIdxqi7gxra47qomxeheix-a">
               <w:r>
                 <w:rPr>
                   <w:rFonts w:ascii="Arial" w:cs="Arial" w:eastAsia="Arial" w:hAnsi="Arial"/>
@@ -26942,7 +26942,7 @@
               <w:spacing w:after="10" w:before="0"/>
               <w:ind w:left="120"/>
             </w:pPr>
-            <w:hyperlink w:history="1" r:id="rIdwf9zi5it61x8js35mzia5">
+            <w:hyperlink w:history="1" r:id="rIddfgmf6r3g08o86rj1nhxx">
               <w:r>
                 <w:rPr>
                   <w:rFonts w:ascii="Arial" w:cs="Arial" w:eastAsia="Arial" w:hAnsi="Arial"/>
@@ -26987,7 +26987,7 @@
             <w:pPr>
               <w:spacing w:after="20" w:before="0"/>
             </w:pPr>
-            <w:hyperlink w:history="1" r:id="rId_w9ekc4bq2eobbzwtd6n6">
+            <w:hyperlink w:history="1" r:id="rIdg5xqrr60wo2milswp1xfa">
               <w:r>
                 <w:rPr>
                   <w:rFonts w:ascii="Arial" w:cs="Arial" w:eastAsia="Arial" w:hAnsi="Arial"/>
@@ -27020,7 +27020,7 @@
               <w:spacing w:after="10" w:before="0"/>
               <w:ind w:left="120"/>
             </w:pPr>
-            <w:hyperlink w:history="1" r:id="rIdkxw2b89rim7pdibzcrib3">
+            <w:hyperlink w:history="1" r:id="rId6o7hlzboa_kzw7acstqbd">
               <w:r>
                 <w:rPr>
                   <w:rFonts w:ascii="Arial" w:cs="Arial" w:eastAsia="Arial" w:hAnsi="Arial"/>
@@ -27215,7 +27215,7 @@
             <w:pPr>
               <w:spacing w:after="20" w:before="0"/>
             </w:pPr>
-            <w:hyperlink w:history="1" r:id="rIdx8eex4_qubnmvb9tbtfcz">
+            <w:hyperlink w:history="1" r:id="rIds9zqpzd9_fymleiyxoi1p">
               <w:r>
                 <w:rPr>
                   <w:rFonts w:ascii="Arial" w:cs="Arial" w:eastAsia="Arial" w:hAnsi="Arial"/>
@@ -27248,7 +27248,7 @@
               <w:spacing w:after="10" w:before="0"/>
               <w:ind w:left="120"/>
             </w:pPr>
-            <w:hyperlink w:history="1" r:id="rIdd2tlhoweyzn_edflahrro">
+            <w:hyperlink w:history="1" r:id="rId-26tfq2x4i4vbz6rqb1i6">
               <w:r>
                 <w:rPr>
                   <w:rFonts w:ascii="Arial" w:cs="Arial" w:eastAsia="Arial" w:hAnsi="Arial"/>
@@ -27293,7 +27293,7 @@
             <w:pPr>
               <w:spacing w:after="20" w:before="0"/>
             </w:pPr>
-            <w:hyperlink w:history="1" r:id="rId9q7wnkikwaupuju18vwcu">
+            <w:hyperlink w:history="1" r:id="rIdemibbcwj1r-di-0itbmfm">
               <w:r>
                 <w:rPr>
                   <w:rFonts w:ascii="Arial" w:cs="Arial" w:eastAsia="Arial" w:hAnsi="Arial"/>
@@ -27326,7 +27326,7 @@
               <w:spacing w:after="10" w:before="0"/>
               <w:ind w:left="120"/>
             </w:pPr>
-            <w:hyperlink w:history="1" r:id="rIdvu1aas-w72xol1viz6i5o">
+            <w:hyperlink w:history="1" r:id="rIdeclkok42uaizlukqql03x">
               <w:r>
                 <w:rPr>
                   <w:rFonts w:ascii="Arial" w:cs="Arial" w:eastAsia="Arial" w:hAnsi="Arial"/>
@@ -27521,7 +27521,7 @@
             <w:pPr>
               <w:spacing w:after="20" w:before="0"/>
             </w:pPr>
-            <w:hyperlink w:history="1" r:id="rIdta1nmjfhnwvvqbljvaouj">
+            <w:hyperlink w:history="1" r:id="rId0s9bqgv0g1poap_egw43k">
               <w:r>
                 <w:rPr>
                   <w:rFonts w:ascii="Arial" w:cs="Arial" w:eastAsia="Arial" w:hAnsi="Arial"/>
@@ -27554,7 +27554,7 @@
               <w:spacing w:after="10" w:before="0"/>
               <w:ind w:left="120"/>
             </w:pPr>
-            <w:hyperlink w:history="1" r:id="rIdzagl7jocwkoouy4mqxsz9">
+            <w:hyperlink w:history="1" r:id="rIdirvykox1onrchae0qgnbm">
               <w:r>
                 <w:rPr>
                   <w:rFonts w:ascii="Arial" w:cs="Arial" w:eastAsia="Arial" w:hAnsi="Arial"/>
@@ -27599,7 +27599,7 @@
             <w:pPr>
               <w:spacing w:after="20" w:before="0"/>
             </w:pPr>
-            <w:hyperlink w:history="1" r:id="rIdyp_niofzxjkgy5jwytkc9">
+            <w:hyperlink w:history="1" r:id="rIdewyu25ochpmiesdxtzh06">
               <w:r>
                 <w:rPr>
                   <w:rFonts w:ascii="Arial" w:cs="Arial" w:eastAsia="Arial" w:hAnsi="Arial"/>
@@ -27632,7 +27632,7 @@
               <w:spacing w:after="10" w:before="0"/>
               <w:ind w:left="120"/>
             </w:pPr>
-            <w:hyperlink w:history="1" r:id="rIduj3ckdm8u9_b82tm75qr6">
+            <w:hyperlink w:history="1" r:id="rIdrp2tywkq2urrjlexwpjkk">
               <w:r>
                 <w:rPr>
                   <w:rFonts w:ascii="Arial" w:cs="Arial" w:eastAsia="Arial" w:hAnsi="Arial"/>
@@ -27827,7 +27827,7 @@
             <w:pPr>
               <w:spacing w:after="20" w:before="0"/>
             </w:pPr>
-            <w:hyperlink w:history="1" r:id="rIdcsdrp_0vpm2fpjww676eb">
+            <w:hyperlink w:history="1" r:id="rIdu-2dxk0mziqo4x4rn4xxr">
               <w:r>
                 <w:rPr>
                   <w:rFonts w:ascii="Arial" w:cs="Arial" w:eastAsia="Arial" w:hAnsi="Arial"/>
@@ -27860,7 +27860,7 @@
               <w:spacing w:after="10" w:before="0"/>
               <w:ind w:left="120"/>
             </w:pPr>
-            <w:hyperlink w:history="1" r:id="rIdnggmeu2zh83f05jov6crf">
+            <w:hyperlink w:history="1" r:id="rIdn0dzgkcnqbzshhsmgx4av">
               <w:r>
                 <w:rPr>
                   <w:rFonts w:ascii="Arial" w:cs="Arial" w:eastAsia="Arial" w:hAnsi="Arial"/>
@@ -27905,7 +27905,7 @@
             <w:pPr>
               <w:spacing w:after="20" w:before="0"/>
             </w:pPr>
-            <w:hyperlink w:history="1" r:id="rIdkrknai9fbh78sbheiv383">
+            <w:hyperlink w:history="1" r:id="rIda6cfev5i4w91falmmsymh">
               <w:r>
                 <w:rPr>
                   <w:rFonts w:ascii="Arial" w:cs="Arial" w:eastAsia="Arial" w:hAnsi="Arial"/>
@@ -27938,7 +27938,7 @@
               <w:spacing w:after="10" w:before="0"/>
               <w:ind w:left="120"/>
             </w:pPr>
-            <w:hyperlink w:history="1" r:id="rIdhc8ctpz8p7sp-qunohqq5">
+            <w:hyperlink w:history="1" r:id="rIdiyufogtariea1r26oegiu">
               <w:r>
                 <w:rPr>
                   <w:rFonts w:ascii="Arial" w:cs="Arial" w:eastAsia="Arial" w:hAnsi="Arial"/>
@@ -29425,7 +29425,7 @@
             <w:pPr>
               <w:spacing w:after="20" w:before="0"/>
             </w:pPr>
-            <w:hyperlink w:history="1" r:id="rIdab_pu9yyioojshzrbifil">
+            <w:hyperlink w:history="1" r:id="rId4h6js0bjusai3h2lvejgb">
               <w:r>
                 <w:rPr>
                   <w:rFonts w:ascii="Arial" w:cs="Arial" w:eastAsia="Arial" w:hAnsi="Arial"/>
@@ -29458,7 +29458,7 @@
               <w:spacing w:after="10" w:before="0"/>
               <w:ind w:left="120"/>
             </w:pPr>
-            <w:hyperlink w:history="1" r:id="rIda-5vkrbldeo9p3ecvqa2q">
+            <w:hyperlink w:history="1" r:id="rIdtudl1dlo2qoop7sxtzij8">
               <w:r>
                 <w:rPr>
                   <w:rFonts w:ascii="Arial" w:cs="Arial" w:eastAsia="Arial" w:hAnsi="Arial"/>
@@ -29503,7 +29503,7 @@
             <w:pPr>
               <w:spacing w:after="20" w:before="0"/>
             </w:pPr>
-            <w:hyperlink w:history="1" r:id="rIdzncg0mh_3jlfpyvgvkfp2">
+            <w:hyperlink w:history="1" r:id="rIdb9frmyxhxjv3upwaflwpe">
               <w:r>
                 <w:rPr>
                   <w:rFonts w:ascii="Arial" w:cs="Arial" w:eastAsia="Arial" w:hAnsi="Arial"/>
@@ -29536,7 +29536,7 @@
               <w:spacing w:after="10" w:before="0"/>
               <w:ind w:left="120"/>
             </w:pPr>
-            <w:hyperlink w:history="1" r:id="rIdw2ll7-i5psmx-ivul3rdb">
+            <w:hyperlink w:history="1" r:id="rIdmtzdh-rva8ye2srwat-hv">
               <w:r>
                 <w:rPr>
                   <w:rFonts w:ascii="Arial" w:cs="Arial" w:eastAsia="Arial" w:hAnsi="Arial"/>
@@ -29847,7 +29847,7 @@
             <w:pPr>
               <w:spacing w:after="20" w:before="0"/>
             </w:pPr>
-            <w:hyperlink w:history="1" r:id="rId99wkbupdv9l-4bfl1teur">
+            <w:hyperlink w:history="1" r:id="rIdgvqcua8z2guelbfsolpjd">
               <w:r>
                 <w:rPr>
                   <w:rFonts w:ascii="Arial" w:cs="Arial" w:eastAsia="Arial" w:hAnsi="Arial"/>
@@ -29880,7 +29880,7 @@
               <w:spacing w:after="10" w:before="0"/>
               <w:ind w:left="120"/>
             </w:pPr>
-            <w:hyperlink w:history="1" r:id="rIdck7y8pozc7rtbphdyuyp-">
+            <w:hyperlink w:history="1" r:id="rIdkozy6fjnortrpryc18sod">
               <w:r>
                 <w:rPr>
                   <w:rFonts w:ascii="Arial" w:cs="Arial" w:eastAsia="Arial" w:hAnsi="Arial"/>
@@ -29925,7 +29925,7 @@
             <w:pPr>
               <w:spacing w:after="20" w:before="0"/>
             </w:pPr>
-            <w:hyperlink w:history="1" r:id="rIdaww1co1rwp9jnfpayp-c9">
+            <w:hyperlink w:history="1" r:id="rIdlijb6gjoirkwkcrq6r4sp">
               <w:r>
                 <w:rPr>
                   <w:rFonts w:ascii="Arial" w:cs="Arial" w:eastAsia="Arial" w:hAnsi="Arial"/>
@@ -29958,7 +29958,7 @@
               <w:spacing w:after="10" w:before="0"/>
               <w:ind w:left="120"/>
             </w:pPr>
-            <w:hyperlink w:history="1" r:id="rId5wz8dvi0bfzuxq2yvzgq5">
+            <w:hyperlink w:history="1" r:id="rIdimuzpx8uc2lw2yb4pbkbf">
               <w:r>
                 <w:rPr>
                   <w:rFonts w:ascii="Arial" w:cs="Arial" w:eastAsia="Arial" w:hAnsi="Arial"/>
@@ -30441,7 +30441,7 @@
             <w:pPr>
               <w:spacing w:after="20" w:before="0"/>
             </w:pPr>
-            <w:hyperlink w:history="1" r:id="rIdnqhmyva9kaaemmdut091u">
+            <w:hyperlink w:history="1" r:id="rId20cjap2th1i7l-7aqtxlk">
               <w:r>
                 <w:rPr>
                   <w:rFonts w:ascii="Arial" w:cs="Arial" w:eastAsia="Arial" w:hAnsi="Arial"/>
@@ -30474,7 +30474,7 @@
               <w:spacing w:after="10" w:before="0"/>
               <w:ind w:left="120"/>
             </w:pPr>
-            <w:hyperlink w:history="1" r:id="rIdwluelh0ekohtmelbhv-s2">
+            <w:hyperlink w:history="1" r:id="rIdfcbnhhgrndi6y74yyw_vr">
               <w:r>
                 <w:rPr>
                   <w:rFonts w:ascii="Arial" w:cs="Arial" w:eastAsia="Arial" w:hAnsi="Arial"/>
@@ -30519,7 +30519,7 @@
             <w:pPr>
               <w:spacing w:after="20" w:before="0"/>
             </w:pPr>
-            <w:hyperlink w:history="1" r:id="rIdpdsnmwg4xvlgu3haomir2">
+            <w:hyperlink w:history="1" r:id="rIdpb3gjpk09-bclf4eaeget">
               <w:r>
                 <w:rPr>
                   <w:rFonts w:ascii="Arial" w:cs="Arial" w:eastAsia="Arial" w:hAnsi="Arial"/>
@@ -30552,7 +30552,7 @@
               <w:spacing w:after="10" w:before="0"/>
               <w:ind w:left="120"/>
             </w:pPr>
-            <w:hyperlink w:history="1" r:id="rIdauv1nfk-aaecbjsmkje4o">
+            <w:hyperlink w:history="1" r:id="rIdpvst8imtltiigodaixdaq">
               <w:r>
                 <w:rPr>
                   <w:rFonts w:ascii="Arial" w:cs="Arial" w:eastAsia="Arial" w:hAnsi="Arial"/>
@@ -31205,7 +31205,7 @@
             <w:pPr>
               <w:spacing w:after="20" w:before="0"/>
             </w:pPr>
-            <w:hyperlink w:history="1" r:id="rIdgrpkxg1tsyfubfij7noqc">
+            <w:hyperlink w:history="1" r:id="rId2zcboyhvloyaoxz9zgiih">
               <w:r>
                 <w:rPr>
                   <w:rFonts w:ascii="Arial" w:cs="Arial" w:eastAsia="Arial" w:hAnsi="Arial"/>
@@ -31238,7 +31238,7 @@
               <w:spacing w:after="10" w:before="0"/>
               <w:ind w:left="120"/>
             </w:pPr>
-            <w:hyperlink w:history="1" r:id="rIdxxfyiqniuigokgpiiu7-j">
+            <w:hyperlink w:history="1" r:id="rId1unr2pxt7pgfapfpoqyxz">
               <w:r>
                 <w:rPr>
                   <w:rFonts w:ascii="Arial" w:cs="Arial" w:eastAsia="Arial" w:hAnsi="Arial"/>
@@ -31283,7 +31283,7 @@
             <w:pPr>
               <w:spacing w:after="20" w:before="0"/>
             </w:pPr>
-            <w:hyperlink w:history="1" r:id="rIdf1evpnsm8sze2xwfqvjti">
+            <w:hyperlink w:history="1" r:id="rId6xtv2syz6axcb5ggv8lbi">
               <w:r>
                 <w:rPr>
                   <w:rFonts w:ascii="Arial" w:cs="Arial" w:eastAsia="Arial" w:hAnsi="Arial"/>
@@ -31316,7 +31316,7 @@
               <w:spacing w:after="10" w:before="0"/>
               <w:ind w:left="120"/>
             </w:pPr>
-            <w:hyperlink w:history="1" r:id="rIdfyhfjk_99eskcavyiayfl">
+            <w:hyperlink w:history="1" r:id="rIdamcew3pzywql2f-gvd-3r">
               <w:r>
                 <w:rPr>
                   <w:rFonts w:ascii="Arial" w:cs="Arial" w:eastAsia="Arial" w:hAnsi="Arial"/>
@@ -31587,7 +31587,7 @@
             <w:pPr>
               <w:spacing w:after="20" w:before="0"/>
             </w:pPr>
-            <w:hyperlink w:history="1" r:id="rIdx6vxp6e796rrgcxtgdpuo">
+            <w:hyperlink w:history="1" r:id="rIdyagspec8n1eg2aec5doub">
               <w:r>
                 <w:rPr>
                   <w:rFonts w:ascii="Arial" w:cs="Arial" w:eastAsia="Arial" w:hAnsi="Arial"/>
@@ -31620,7 +31620,7 @@
               <w:spacing w:after="10" w:before="0"/>
               <w:ind w:left="120"/>
             </w:pPr>
-            <w:hyperlink w:history="1" r:id="rIds3idx6k4g4e9zosoewpww">
+            <w:hyperlink w:history="1" r:id="rIdo83tejp2njhtamxkrpgjt">
               <w:r>
                 <w:rPr>
                   <w:rFonts w:ascii="Arial" w:cs="Arial" w:eastAsia="Arial" w:hAnsi="Arial"/>
@@ -31665,7 +31665,7 @@
             <w:pPr>
               <w:spacing w:after="20" w:before="0"/>
             </w:pPr>
-            <w:hyperlink w:history="1" r:id="rIdn4enfurjuboxqeska0qex">
+            <w:hyperlink w:history="1" r:id="rIdhv-tdhxunko6vikxafghm">
               <w:r>
                 <w:rPr>
                   <w:rFonts w:ascii="Arial" w:cs="Arial" w:eastAsia="Arial" w:hAnsi="Arial"/>
@@ -31698,7 +31698,7 @@
               <w:spacing w:after="10" w:before="0"/>
               <w:ind w:left="120"/>
             </w:pPr>
-            <w:hyperlink w:history="1" r:id="rId1phkzl0bthqd5iffsc_cx">
+            <w:hyperlink w:history="1" r:id="rId9ca9kf3lxrhrffdwhkwhl">
               <w:r>
                 <w:rPr>
                   <w:rFonts w:ascii="Arial" w:cs="Arial" w:eastAsia="Arial" w:hAnsi="Arial"/>
@@ -33470,7 +33470,7 @@
             <w:pPr>
               <w:spacing w:after="20" w:before="0"/>
             </w:pPr>
-            <w:hyperlink w:history="1" r:id="rIdy3nktfoe1tsmmdtydmxxk">
+            <w:hyperlink w:history="1" r:id="rId5y6osbobr0lugzpvbd-8x">
               <w:r>
                 <w:rPr>
                   <w:rFonts w:ascii="Arial" w:cs="Arial" w:eastAsia="Arial" w:hAnsi="Arial"/>
@@ -33503,7 +33503,7 @@
               <w:spacing w:after="10" w:before="0"/>
               <w:ind w:left="120"/>
             </w:pPr>
-            <w:hyperlink w:history="1" r:id="rId4dhbgrfcdhq7gty0b5nr4">
+            <w:hyperlink w:history="1" r:id="rIdtfnidiha7firajrz5_yyu">
               <w:r>
                 <w:rPr>
                   <w:rFonts w:ascii="Arial" w:cs="Arial" w:eastAsia="Arial" w:hAnsi="Arial"/>
@@ -33548,7 +33548,7 @@
             <w:pPr>
               <w:spacing w:after="20" w:before="0"/>
             </w:pPr>
-            <w:hyperlink w:history="1" r:id="rIdx09c1ap73swxme-i_kvn2">
+            <w:hyperlink w:history="1" r:id="rIdwbpp2vuz_flpekakndmde">
               <w:r>
                 <w:rPr>
                   <w:rFonts w:ascii="Arial" w:cs="Arial" w:eastAsia="Arial" w:hAnsi="Arial"/>
@@ -33581,7 +33581,7 @@
               <w:spacing w:after="10" w:before="0"/>
               <w:ind w:left="120"/>
             </w:pPr>
-            <w:hyperlink w:history="1" r:id="rIdhmtqejxpipzkjysj7bbbm">
+            <w:hyperlink w:history="1" r:id="rIdfhek__za1c3lj78ofz03x">
               <w:r>
                 <w:rPr>
                   <w:rFonts w:ascii="Arial" w:cs="Arial" w:eastAsia="Arial" w:hAnsi="Arial"/>
@@ -33776,7 +33776,7 @@
             <w:pPr>
               <w:spacing w:after="20" w:before="0"/>
             </w:pPr>
-            <w:hyperlink w:history="1" r:id="rId5nfpkvpu16ydyy42hw5fs">
+            <w:hyperlink w:history="1" r:id="rIdirsa6emmet83ilvpgrbdq">
               <w:r>
                 <w:rPr>
                   <w:rFonts w:ascii="Arial" w:cs="Arial" w:eastAsia="Arial" w:hAnsi="Arial"/>
@@ -33809,7 +33809,7 @@
               <w:spacing w:after="10" w:before="0"/>
               <w:ind w:left="120"/>
             </w:pPr>
-            <w:hyperlink w:history="1" r:id="rIdsupd3leocgljoeabwrobj">
+            <w:hyperlink w:history="1" r:id="rIdutcwssr8beqmcidjizacp">
               <w:r>
                 <w:rPr>
                   <w:rFonts w:ascii="Arial" w:cs="Arial" w:eastAsia="Arial" w:hAnsi="Arial"/>
@@ -33854,7 +33854,7 @@
             <w:pPr>
               <w:spacing w:after="20" w:before="0"/>
             </w:pPr>
-            <w:hyperlink w:history="1" r:id="rIdytgxhwbrb8abj3y8qdmdm">
+            <w:hyperlink w:history="1" r:id="rIdgorkscdll2rgoeavdr_w4">
               <w:r>
                 <w:rPr>
                   <w:rFonts w:ascii="Arial" w:cs="Arial" w:eastAsia="Arial" w:hAnsi="Arial"/>
@@ -33887,7 +33887,7 @@
               <w:spacing w:after="10" w:before="0"/>
               <w:ind w:left="120"/>
             </w:pPr>
-            <w:hyperlink w:history="1" r:id="rIdquyjnxfl24ga2wr8rudgk">
+            <w:hyperlink w:history="1" r:id="rIdpxl5fqhnckxwcmr0xdrtk">
               <w:r>
                 <w:rPr>
                   <w:rFonts w:ascii="Arial" w:cs="Arial" w:eastAsia="Arial" w:hAnsi="Arial"/>
@@ -34082,7 +34082,7 @@
             <w:pPr>
               <w:spacing w:after="20" w:before="0"/>
             </w:pPr>
-            <w:hyperlink w:history="1" r:id="rIdg7co_twvuwtuciivqgrul">
+            <w:hyperlink w:history="1" r:id="rIdhy6ckltrlq1nkyzog9vul">
               <w:r>
                 <w:rPr>
                   <w:rFonts w:ascii="Arial" w:cs="Arial" w:eastAsia="Arial" w:hAnsi="Arial"/>
@@ -34115,7 +34115,7 @@
               <w:spacing w:after="10" w:before="0"/>
               <w:ind w:left="120"/>
             </w:pPr>
-            <w:hyperlink w:history="1" r:id="rIdxa0kbui86ljlioy46gcz2">
+            <w:hyperlink w:history="1" r:id="rIddtnjnka1p1k8unkfbbbrh">
               <w:r>
                 <w:rPr>
                   <w:rFonts w:ascii="Arial" w:cs="Arial" w:eastAsia="Arial" w:hAnsi="Arial"/>
@@ -34160,7 +34160,7 @@
             <w:pPr>
               <w:spacing w:after="20" w:before="0"/>
             </w:pPr>
-            <w:hyperlink w:history="1" r:id="rIdkfn-63zrbrfwhxn1s5esv">
+            <w:hyperlink w:history="1" r:id="rIdc3u4zazqorj2enadvrcay">
               <w:r>
                 <w:rPr>
                   <w:rFonts w:ascii="Arial" w:cs="Arial" w:eastAsia="Arial" w:hAnsi="Arial"/>
@@ -34193,7 +34193,7 @@
               <w:spacing w:after="10" w:before="0"/>
               <w:ind w:left="120"/>
             </w:pPr>
-            <w:hyperlink w:history="1" r:id="rIdt8vcnviyd0odk2g42uoxv">
+            <w:hyperlink w:history="1" r:id="rIdrl8ib-fdhdh22scoygaxn">
               <w:r>
                 <w:rPr>
                   <w:rFonts w:ascii="Arial" w:cs="Arial" w:eastAsia="Arial" w:hAnsi="Arial"/>
@@ -34388,7 +34388,7 @@
             <w:pPr>
               <w:spacing w:after="20" w:before="0"/>
             </w:pPr>
-            <w:hyperlink w:history="1" r:id="rIdxyxvpseaet8jufxti145a">
+            <w:hyperlink w:history="1" r:id="rIdyxkinyj_yx3kly9jkvcb6">
               <w:r>
                 <w:rPr>
                   <w:rFonts w:ascii="Arial" w:cs="Arial" w:eastAsia="Arial" w:hAnsi="Arial"/>
@@ -34421,7 +34421,7 @@
               <w:spacing w:after="10" w:before="0"/>
               <w:ind w:left="120"/>
             </w:pPr>
-            <w:hyperlink w:history="1" r:id="rId_vpheza6esqmwkxvfe75g">
+            <w:hyperlink w:history="1" r:id="rIdox6s6mfk7ztqz_nr7yl3v">
               <w:r>
                 <w:rPr>
                   <w:rFonts w:ascii="Arial" w:cs="Arial" w:eastAsia="Arial" w:hAnsi="Arial"/>
@@ -34466,7 +34466,7 @@
             <w:pPr>
               <w:spacing w:after="20" w:before="0"/>
             </w:pPr>
-            <w:hyperlink w:history="1" r:id="rIddozhrypu8npkl0dnh2kmn">
+            <w:hyperlink w:history="1" r:id="rIdfktc7ur56eezaiqhhfzrc">
               <w:r>
                 <w:rPr>
                   <w:rFonts w:ascii="Arial" w:cs="Arial" w:eastAsia="Arial" w:hAnsi="Arial"/>
@@ -34499,7 +34499,7 @@
               <w:spacing w:after="10" w:before="0"/>
               <w:ind w:left="120"/>
             </w:pPr>
-            <w:hyperlink w:history="1" r:id="rIdhglvbasyjcdqadxsqf4oq">
+            <w:hyperlink w:history="1" r:id="rIdzc_oqhtyklk_twlopg07u">
               <w:r>
                 <w:rPr>
                   <w:rFonts w:ascii="Arial" w:cs="Arial" w:eastAsia="Arial" w:hAnsi="Arial"/>
@@ -34694,7 +34694,7 @@
             <w:pPr>
               <w:spacing w:after="20" w:before="0"/>
             </w:pPr>
-            <w:hyperlink w:history="1" r:id="rIdh3zhiuc6hrjt-ql2uxctq">
+            <w:hyperlink w:history="1" r:id="rId29akpqirzbia8dx15x4xv">
               <w:r>
                 <w:rPr>
                   <w:rFonts w:ascii="Arial" w:cs="Arial" w:eastAsia="Arial" w:hAnsi="Arial"/>
@@ -34727,7 +34727,7 @@
               <w:spacing w:after="10" w:before="0"/>
               <w:ind w:left="120"/>
             </w:pPr>
-            <w:hyperlink w:history="1" r:id="rIdkh8soucrpprfsqsbunfit">
+            <w:hyperlink w:history="1" r:id="rIdtpqja6rd0iiopkyec0sli">
               <w:r>
                 <w:rPr>
                   <w:rFonts w:ascii="Arial" w:cs="Arial" w:eastAsia="Arial" w:hAnsi="Arial"/>
@@ -34772,7 +34772,7 @@
             <w:pPr>
               <w:spacing w:after="20" w:before="0"/>
             </w:pPr>
-            <w:hyperlink w:history="1" r:id="rIddogftunucqzgsvi-5j82a">
+            <w:hyperlink w:history="1" r:id="rId-qtaswx22amii05woz3_i">
               <w:r>
                 <w:rPr>
                   <w:rFonts w:ascii="Arial" w:cs="Arial" w:eastAsia="Arial" w:hAnsi="Arial"/>
@@ -34805,7 +34805,7 @@
               <w:spacing w:after="10" w:before="0"/>
               <w:ind w:left="120"/>
             </w:pPr>
-            <w:hyperlink w:history="1" r:id="rIdzpez0b1prmm7cxpbp-0ww">
+            <w:hyperlink w:history="1" r:id="rIdow1cdijcc2psbwyfvhed-">
               <w:r>
                 <w:rPr>
                   <w:rFonts w:ascii="Arial" w:cs="Arial" w:eastAsia="Arial" w:hAnsi="Arial"/>
@@ -36292,7 +36292,7 @@
             <w:pPr>
               <w:spacing w:after="20" w:before="0"/>
             </w:pPr>
-            <w:hyperlink w:history="1" r:id="rId112ubn1mvps8nduuxdwzo">
+            <w:hyperlink w:history="1" r:id="rIdorhjv-zeye2tnbpqcrzkf">
               <w:r>
                 <w:rPr>
                   <w:rFonts w:ascii="Arial" w:cs="Arial" w:eastAsia="Arial" w:hAnsi="Arial"/>
@@ -36325,7 +36325,7 @@
               <w:spacing w:after="10" w:before="0"/>
               <w:ind w:left="120"/>
             </w:pPr>
-            <w:hyperlink w:history="1" r:id="rIdz3dg9pmdztlfhgcsivswp">
+            <w:hyperlink w:history="1" r:id="rId_xb8jmreyauf_tk4bxlg9">
               <w:r>
                 <w:rPr>
                   <w:rFonts w:ascii="Arial" w:cs="Arial" w:eastAsia="Arial" w:hAnsi="Arial"/>
@@ -36370,7 +36370,7 @@
             <w:pPr>
               <w:spacing w:after="20" w:before="0"/>
             </w:pPr>
-            <w:hyperlink w:history="1" r:id="rIdvzw03uhmiielqnrjqpbxk">
+            <w:hyperlink w:history="1" r:id="rIdkqp7p80hu01ppmt0kobf2">
               <w:r>
                 <w:rPr>
                   <w:rFonts w:ascii="Arial" w:cs="Arial" w:eastAsia="Arial" w:hAnsi="Arial"/>
@@ -36403,7 +36403,7 @@
               <w:spacing w:after="10" w:before="0"/>
               <w:ind w:left="120"/>
             </w:pPr>
-            <w:hyperlink w:history="1" r:id="rIdflwekn5kytmqbk4ny-zvk">
+            <w:hyperlink w:history="1" r:id="rIds5amoqi9udv1loqwnpfms">
               <w:r>
                 <w:rPr>
                   <w:rFonts w:ascii="Arial" w:cs="Arial" w:eastAsia="Arial" w:hAnsi="Arial"/>
@@ -36598,7 +36598,7 @@
             <w:pPr>
               <w:spacing w:after="20" w:before="0"/>
             </w:pPr>
-            <w:hyperlink w:history="1" r:id="rIdycgeypi7pjpstghnvfppl">
+            <w:hyperlink w:history="1" r:id="rId9otvh8hy9dhcaav5slav9">
               <w:r>
                 <w:rPr>
                   <w:rFonts w:ascii="Arial" w:cs="Arial" w:eastAsia="Arial" w:hAnsi="Arial"/>
@@ -36631,7 +36631,7 @@
               <w:spacing w:after="10" w:before="0"/>
               <w:ind w:left="120"/>
             </w:pPr>
-            <w:hyperlink w:history="1" r:id="rIdqq7elcs0ltt5br4i67_gu">
+            <w:hyperlink w:history="1" r:id="rIdkmzmjmfyxnbhfbubnay1x">
               <w:r>
                 <w:rPr>
                   <w:rFonts w:ascii="Arial" w:cs="Arial" w:eastAsia="Arial" w:hAnsi="Arial"/>
@@ -36676,7 +36676,7 @@
             <w:pPr>
               <w:spacing w:after="20" w:before="0"/>
             </w:pPr>
-            <w:hyperlink w:history="1" r:id="rIdhgmjrbhhwrnnvxktvnd0z">
+            <w:hyperlink w:history="1" r:id="rIdpf-pdvcpzvftzfa0dacmk">
               <w:r>
                 <w:rPr>
                   <w:rFonts w:ascii="Arial" w:cs="Arial" w:eastAsia="Arial" w:hAnsi="Arial"/>
@@ -36709,7 +36709,7 @@
               <w:spacing w:after="10" w:before="0"/>
               <w:ind w:left="120"/>
             </w:pPr>
-            <w:hyperlink w:history="1" r:id="rIdirnwumk73tg21akzo-qqg">
+            <w:hyperlink w:history="1" r:id="rId7rjlro6li68jwpjkuzyer">
               <w:r>
                 <w:rPr>
                   <w:rFonts w:ascii="Arial" w:cs="Arial" w:eastAsia="Arial" w:hAnsi="Arial"/>
@@ -36904,7 +36904,7 @@
             <w:pPr>
               <w:spacing w:after="20" w:before="0"/>
             </w:pPr>
-            <w:hyperlink w:history="1" r:id="rId5fxx67h9nmrnkjjjpj4ub">
+            <w:hyperlink w:history="1" r:id="rId3crvk2fp0uzgbrcrxlw9g">
               <w:r>
                 <w:rPr>
                   <w:rFonts w:ascii="Arial" w:cs="Arial" w:eastAsia="Arial" w:hAnsi="Arial"/>
@@ -36937,7 +36937,7 @@
               <w:spacing w:after="10" w:before="0"/>
               <w:ind w:left="120"/>
             </w:pPr>
-            <w:hyperlink w:history="1" r:id="rIdbs_mjn8qr84d_kj1kevdu">
+            <w:hyperlink w:history="1" r:id="rIdr9crunjmpx3u2nd36mqns">
               <w:r>
                 <w:rPr>
                   <w:rFonts w:ascii="Arial" w:cs="Arial" w:eastAsia="Arial" w:hAnsi="Arial"/>
@@ -36982,7 +36982,7 @@
             <w:pPr>
               <w:spacing w:after="20" w:before="0"/>
             </w:pPr>
-            <w:hyperlink w:history="1" r:id="rId7rzd1xhwp9bdwce9kdnk9">
+            <w:hyperlink w:history="1" r:id="rIdpz5qeyktrcnxkio9wqwdu">
               <w:r>
                 <w:rPr>
                   <w:rFonts w:ascii="Arial" w:cs="Arial" w:eastAsia="Arial" w:hAnsi="Arial"/>
@@ -37015,7 +37015,7 @@
               <w:spacing w:after="10" w:before="0"/>
               <w:ind w:left="120"/>
             </w:pPr>
-            <w:hyperlink w:history="1" r:id="rIdyu6edgw3lx54nq640chnd">
+            <w:hyperlink w:history="1" r:id="rIdtkruhg3o3ta51vwdkmli-">
               <w:r>
                 <w:rPr>
                   <w:rFonts w:ascii="Arial" w:cs="Arial" w:eastAsia="Arial" w:hAnsi="Arial"/>
@@ -37210,7 +37210,7 @@
             <w:pPr>
               <w:spacing w:after="20" w:before="0"/>
             </w:pPr>
-            <w:hyperlink w:history="1" r:id="rIduaslj33miyrt9vb6js1ub">
+            <w:hyperlink w:history="1" r:id="rId_ukoxah-myczsshrlosfi">
               <w:r>
                 <w:rPr>
                   <w:rFonts w:ascii="Arial" w:cs="Arial" w:eastAsia="Arial" w:hAnsi="Arial"/>
@@ -37243,7 +37243,7 @@
               <w:spacing w:after="10" w:before="0"/>
               <w:ind w:left="120"/>
             </w:pPr>
-            <w:hyperlink w:history="1" r:id="rIdeo2ocsofolo5rx6oh6us0">
+            <w:hyperlink w:history="1" r:id="rIdxgdrneb2z212cqgkqairg">
               <w:r>
                 <w:rPr>
                   <w:rFonts w:ascii="Arial" w:cs="Arial" w:eastAsia="Arial" w:hAnsi="Arial"/>
@@ -37288,7 +37288,7 @@
             <w:pPr>
               <w:spacing w:after="20" w:before="0"/>
             </w:pPr>
-            <w:hyperlink w:history="1" r:id="rId1r2cgsox5c9y064jcibr0">
+            <w:hyperlink w:history="1" r:id="rIdxpatplwronqddfnmrtlzo">
               <w:r>
                 <w:rPr>
                   <w:rFonts w:ascii="Arial" w:cs="Arial" w:eastAsia="Arial" w:hAnsi="Arial"/>
@@ -37321,7 +37321,7 @@
               <w:spacing w:after="10" w:before="0"/>
               <w:ind w:left="120"/>
             </w:pPr>
-            <w:hyperlink w:history="1" r:id="rIddnsbygudidqn-harahkgr">
+            <w:hyperlink w:history="1" r:id="rIde5p-_b-cmb8jrvw04cndm">
               <w:r>
                 <w:rPr>
                   <w:rFonts w:ascii="Arial" w:cs="Arial" w:eastAsia="Arial" w:hAnsi="Arial"/>
@@ -37516,7 +37516,7 @@
             <w:pPr>
               <w:spacing w:after="20" w:before="0"/>
             </w:pPr>
-            <w:hyperlink w:history="1" r:id="rIdt1ijw8nl8y6hgurig_s1i">
+            <w:hyperlink w:history="1" r:id="rIdsnpwhaupdotczq0wo9pbl">
               <w:r>
                 <w:rPr>
                   <w:rFonts w:ascii="Arial" w:cs="Arial" w:eastAsia="Arial" w:hAnsi="Arial"/>
@@ -37549,7 +37549,7 @@
               <w:spacing w:after="10" w:before="0"/>
               <w:ind w:left="120"/>
             </w:pPr>
-            <w:hyperlink w:history="1" r:id="rIdoflwadzuv43c0vzadjwni">
+            <w:hyperlink w:history="1" r:id="rIdmjvvacfp-d4mcfjxtn2av">
               <w:r>
                 <w:rPr>
                   <w:rFonts w:ascii="Arial" w:cs="Arial" w:eastAsia="Arial" w:hAnsi="Arial"/>
@@ -37594,7 +37594,7 @@
             <w:pPr>
               <w:spacing w:after="20" w:before="0"/>
             </w:pPr>
-            <w:hyperlink w:history="1" r:id="rIdk3v51lwnkkt_ocjrxb354">
+            <w:hyperlink w:history="1" r:id="rIdewq9flnc1iqsrqk-w_0tc">
               <w:r>
                 <w:rPr>
                   <w:rFonts w:ascii="Arial" w:cs="Arial" w:eastAsia="Arial" w:hAnsi="Arial"/>
@@ -37627,7 +37627,7 @@
               <w:spacing w:after="10" w:before="0"/>
               <w:ind w:left="120"/>
             </w:pPr>
-            <w:hyperlink w:history="1" r:id="rId8bt-vt0meuxhoc4flgtoi">
+            <w:hyperlink w:history="1" r:id="rIddy6opwsvldtwzlek_gxfs">
               <w:r>
                 <w:rPr>
                   <w:rFonts w:ascii="Arial" w:cs="Arial" w:eastAsia="Arial" w:hAnsi="Arial"/>

--- a/data/outputs/v2/Biology/SS3.3_Animal_Gaseous_Exchange_and_Respiration/Biology_Animal_Gaseous_Exchange_and_Respiration_CBE_LessonSequence.docx
+++ b/data/outputs/v2/Biology/SS3.3_Animal_Gaseous_Exchange_and_Respiration/Biology_Animal_Gaseous_Exchange_and_Respiration_CBE_LessonSequence.docx
@@ -3571,7 +3571,7 @@
             <w:pPr>
               <w:spacing w:after="20" w:before="0"/>
             </w:pPr>
-            <w:hyperlink w:history="1" r:id="rId5t6-os30fqqildsrwmxfx">
+            <w:hyperlink w:history="1" r:id="rIdqdoemt9jy4b8qvlteseg1">
               <w:r>
                 <w:rPr>
                   <w:rFonts w:ascii="Arial" w:cs="Arial" w:eastAsia="Arial" w:hAnsi="Arial"/>
@@ -3604,7 +3604,7 @@
               <w:spacing w:after="10" w:before="0"/>
               <w:ind w:left="120"/>
             </w:pPr>
-            <w:hyperlink w:history="1" r:id="rIdnkm7frflar1hfz1fbwre9">
+            <w:hyperlink w:history="1" r:id="rIdea54voyutjq4ft340dg0x">
               <w:r>
                 <w:rPr>
                   <w:rFonts w:ascii="Arial" w:cs="Arial" w:eastAsia="Arial" w:hAnsi="Arial"/>
@@ -3649,7 +3649,7 @@
             <w:pPr>
               <w:spacing w:after="20" w:before="0"/>
             </w:pPr>
-            <w:hyperlink w:history="1" r:id="rIdlmdmasgxdezhcm0tjbh-x">
+            <w:hyperlink w:history="1" r:id="rIdip5aodtom75pzqsewe7ym">
               <w:r>
                 <w:rPr>
                   <w:rFonts w:ascii="Arial" w:cs="Arial" w:eastAsia="Arial" w:hAnsi="Arial"/>
@@ -3682,7 +3682,7 @@
               <w:spacing w:after="10" w:before="0"/>
               <w:ind w:left="120"/>
             </w:pPr>
-            <w:hyperlink w:history="1" r:id="rIdi9hhj9satl1y75j1_3hs9">
+            <w:hyperlink w:history="1" r:id="rIdh0kfdwh19i8xqkqrbzcdj">
               <w:r>
                 <w:rPr>
                   <w:rFonts w:ascii="Arial" w:cs="Arial" w:eastAsia="Arial" w:hAnsi="Arial"/>
@@ -3877,7 +3877,7 @@
             <w:pPr>
               <w:spacing w:after="20" w:before="0"/>
             </w:pPr>
-            <w:hyperlink w:history="1" r:id="rIdyull_riccbk9fv8iol3rj">
+            <w:hyperlink w:history="1" r:id="rIdpjzuxrwfurh8smw-luabw">
               <w:r>
                 <w:rPr>
                   <w:rFonts w:ascii="Arial" w:cs="Arial" w:eastAsia="Arial" w:hAnsi="Arial"/>
@@ -3910,7 +3910,7 @@
               <w:spacing w:after="10" w:before="0"/>
               <w:ind w:left="120"/>
             </w:pPr>
-            <w:hyperlink w:history="1" r:id="rIdhokz6y490iftusbs8to4d">
+            <w:hyperlink w:history="1" r:id="rIdgjuxqjmuvtlgjcm8ek99j">
               <w:r>
                 <w:rPr>
                   <w:rFonts w:ascii="Arial" w:cs="Arial" w:eastAsia="Arial" w:hAnsi="Arial"/>
@@ -3955,7 +3955,7 @@
             <w:pPr>
               <w:spacing w:after="20" w:before="0"/>
             </w:pPr>
-            <w:hyperlink w:history="1" r:id="rIda0ezagu6prcszlrmi5gv3">
+            <w:hyperlink w:history="1" r:id="rIdr1rhaipwhj7dmgnkn-y9y">
               <w:r>
                 <w:rPr>
                   <w:rFonts w:ascii="Arial" w:cs="Arial" w:eastAsia="Arial" w:hAnsi="Arial"/>
@@ -3988,7 +3988,7 @@
               <w:spacing w:after="10" w:before="0"/>
               <w:ind w:left="120"/>
             </w:pPr>
-            <w:hyperlink w:history="1" r:id="rId6bjyd5xyoyz21a17yi8ag">
+            <w:hyperlink w:history="1" r:id="rIdfrh88f4zew_jpisfilxj2">
               <w:r>
                 <w:rPr>
                   <w:rFonts w:ascii="Arial" w:cs="Arial" w:eastAsia="Arial" w:hAnsi="Arial"/>
@@ -4183,7 +4183,7 @@
             <w:pPr>
               <w:spacing w:after="20" w:before="0"/>
             </w:pPr>
-            <w:hyperlink w:history="1" r:id="rIdujy_ux-kcrayqiakobqji">
+            <w:hyperlink w:history="1" r:id="rIdhzcfqryrcipgwqob75vs1">
               <w:r>
                 <w:rPr>
                   <w:rFonts w:ascii="Arial" w:cs="Arial" w:eastAsia="Arial" w:hAnsi="Arial"/>
@@ -4216,7 +4216,7 @@
               <w:spacing w:after="10" w:before="0"/>
               <w:ind w:left="120"/>
             </w:pPr>
-            <w:hyperlink w:history="1" r:id="rIdb3ka-wyxjp20v4f9vuws8">
+            <w:hyperlink w:history="1" r:id="rIdjgcsvffyvip3yumf9mxqk">
               <w:r>
                 <w:rPr>
                   <w:rFonts w:ascii="Arial" w:cs="Arial" w:eastAsia="Arial" w:hAnsi="Arial"/>
@@ -4261,7 +4261,7 @@
             <w:pPr>
               <w:spacing w:after="20" w:before="0"/>
             </w:pPr>
-            <w:hyperlink w:history="1" r:id="rId8ysfy_pvdcyw7wy5e2za8">
+            <w:hyperlink w:history="1" r:id="rIdz7unnfvzlcelymfu2bope">
               <w:r>
                 <w:rPr>
                   <w:rFonts w:ascii="Arial" w:cs="Arial" w:eastAsia="Arial" w:hAnsi="Arial"/>
@@ -4294,7 +4294,7 @@
               <w:spacing w:after="10" w:before="0"/>
               <w:ind w:left="120"/>
             </w:pPr>
-            <w:hyperlink w:history="1" r:id="rIdhzjstjfxkfnks8wq-i_fk">
+            <w:hyperlink w:history="1" r:id="rIdhjqyul3cdp9dcnjtxuqrl">
               <w:r>
                 <w:rPr>
                   <w:rFonts w:ascii="Arial" w:cs="Arial" w:eastAsia="Arial" w:hAnsi="Arial"/>
@@ -4489,7 +4489,7 @@
             <w:pPr>
               <w:spacing w:after="20" w:before="0"/>
             </w:pPr>
-            <w:hyperlink w:history="1" r:id="rIdo78wmpzclihw6ihnhrorf">
+            <w:hyperlink w:history="1" r:id="rId6gikp5fmuqlympgghjky7">
               <w:r>
                 <w:rPr>
                   <w:rFonts w:ascii="Arial" w:cs="Arial" w:eastAsia="Arial" w:hAnsi="Arial"/>
@@ -4522,7 +4522,7 @@
               <w:spacing w:after="10" w:before="0"/>
               <w:ind w:left="120"/>
             </w:pPr>
-            <w:hyperlink w:history="1" r:id="rIdr7dreq8bsotujdnbrq-0s">
+            <w:hyperlink w:history="1" r:id="rIdfncxswdrzx6s6plxanpu2">
               <w:r>
                 <w:rPr>
                   <w:rFonts w:ascii="Arial" w:cs="Arial" w:eastAsia="Arial" w:hAnsi="Arial"/>
@@ -4567,7 +4567,7 @@
             <w:pPr>
               <w:spacing w:after="20" w:before="0"/>
             </w:pPr>
-            <w:hyperlink w:history="1" r:id="rIdbt7ugjtz7_u5bgkf8gc7p">
+            <w:hyperlink w:history="1" r:id="rIdeci-hsljcgf3kipumi-da">
               <w:r>
                 <w:rPr>
                   <w:rFonts w:ascii="Arial" w:cs="Arial" w:eastAsia="Arial" w:hAnsi="Arial"/>
@@ -4600,7 +4600,7 @@
               <w:spacing w:after="10" w:before="0"/>
               <w:ind w:left="120"/>
             </w:pPr>
-            <w:hyperlink w:history="1" r:id="rId8sbihvke0jmffugjfvyz_">
+            <w:hyperlink w:history="1" r:id="rIdmevx_bp3rssvcjvgptdnf">
               <w:r>
                 <w:rPr>
                   <w:rFonts w:ascii="Arial" w:cs="Arial" w:eastAsia="Arial" w:hAnsi="Arial"/>
@@ -4795,7 +4795,7 @@
             <w:pPr>
               <w:spacing w:after="20" w:before="0"/>
             </w:pPr>
-            <w:hyperlink w:history="1" r:id="rIdw2wc7fhiw5fpebnjs3r-t">
+            <w:hyperlink w:history="1" r:id="rIdkccttcpvzf4j8vofufkzi">
               <w:r>
                 <w:rPr>
                   <w:rFonts w:ascii="Arial" w:cs="Arial" w:eastAsia="Arial" w:hAnsi="Arial"/>
@@ -4828,7 +4828,7 @@
               <w:spacing w:after="10" w:before="0"/>
               <w:ind w:left="120"/>
             </w:pPr>
-            <w:hyperlink w:history="1" r:id="rIdj2moqlcasnx-zntxxz_4v">
+            <w:hyperlink w:history="1" r:id="rIdyxwgnnsicltjqk_2edofk">
               <w:r>
                 <w:rPr>
                   <w:rFonts w:ascii="Arial" w:cs="Arial" w:eastAsia="Arial" w:hAnsi="Arial"/>
@@ -4873,7 +4873,7 @@
             <w:pPr>
               <w:spacing w:after="20" w:before="0"/>
             </w:pPr>
-            <w:hyperlink w:history="1" r:id="rId7tkqws00dgp8l9bqytbzm">
+            <w:hyperlink w:history="1" r:id="rIdpgme2_yxafq3_rt2kticd">
               <w:r>
                 <w:rPr>
                   <w:rFonts w:ascii="Arial" w:cs="Arial" w:eastAsia="Arial" w:hAnsi="Arial"/>
@@ -4906,7 +4906,7 @@
               <w:spacing w:after="10" w:before="0"/>
               <w:ind w:left="120"/>
             </w:pPr>
-            <w:hyperlink w:history="1" r:id="rIdzqnnruohbry0syuzrewea">
+            <w:hyperlink w:history="1" r:id="rId3wtmhdgolxyhydu3qm99p">
               <w:r>
                 <w:rPr>
                   <w:rFonts w:ascii="Arial" w:cs="Arial" w:eastAsia="Arial" w:hAnsi="Arial"/>
@@ -6393,7 +6393,7 @@
             <w:pPr>
               <w:spacing w:after="20" w:before="0"/>
             </w:pPr>
-            <w:hyperlink w:history="1" r:id="rIdsfscpjg3iqiisb6tspzua">
+            <w:hyperlink w:history="1" r:id="rIdf6sqerlo5dbjv-ibw6zrd">
               <w:r>
                 <w:rPr>
                   <w:rFonts w:ascii="Arial" w:cs="Arial" w:eastAsia="Arial" w:hAnsi="Arial"/>
@@ -6426,7 +6426,7 @@
               <w:spacing w:after="10" w:before="0"/>
               <w:ind w:left="120"/>
             </w:pPr>
-            <w:hyperlink w:history="1" r:id="rIdnavlxaynhan3gu85misjh">
+            <w:hyperlink w:history="1" r:id="rIdslmzbyn5artnceauzqjqo">
               <w:r>
                 <w:rPr>
                   <w:rFonts w:ascii="Arial" w:cs="Arial" w:eastAsia="Arial" w:hAnsi="Arial"/>
@@ -6471,7 +6471,7 @@
             <w:pPr>
               <w:spacing w:after="20" w:before="0"/>
             </w:pPr>
-            <w:hyperlink w:history="1" r:id="rIduxy1bqqbpx1-cilx5rlcx">
+            <w:hyperlink w:history="1" r:id="rId70depj915yak3m-6w7rc-">
               <w:r>
                 <w:rPr>
                   <w:rFonts w:ascii="Arial" w:cs="Arial" w:eastAsia="Arial" w:hAnsi="Arial"/>
@@ -6504,7 +6504,7 @@
               <w:spacing w:after="10" w:before="0"/>
               <w:ind w:left="120"/>
             </w:pPr>
-            <w:hyperlink w:history="1" r:id="rIde9ivlxw2mul0dnys0vdi_">
+            <w:hyperlink w:history="1" r:id="rIdlrz32af7kyn84oq6rmhhw">
               <w:r>
                 <w:rPr>
                   <w:rFonts w:ascii="Arial" w:cs="Arial" w:eastAsia="Arial" w:hAnsi="Arial"/>
@@ -6699,7 +6699,7 @@
             <w:pPr>
               <w:spacing w:after="20" w:before="0"/>
             </w:pPr>
-            <w:hyperlink w:history="1" r:id="rId_gi4b2rbrtvvsynu2zwtv">
+            <w:hyperlink w:history="1" r:id="rIds7lw1xntj3navn4n9svvn">
               <w:r>
                 <w:rPr>
                   <w:rFonts w:ascii="Arial" w:cs="Arial" w:eastAsia="Arial" w:hAnsi="Arial"/>
@@ -6732,7 +6732,7 @@
               <w:spacing w:after="10" w:before="0"/>
               <w:ind w:left="120"/>
             </w:pPr>
-            <w:hyperlink w:history="1" r:id="rIdz0zqgutlazlumj-j_kuir">
+            <w:hyperlink w:history="1" r:id="rId0vhgat0gyv8_lm2ki0wv5">
               <w:r>
                 <w:rPr>
                   <w:rFonts w:ascii="Arial" w:cs="Arial" w:eastAsia="Arial" w:hAnsi="Arial"/>
@@ -6777,7 +6777,7 @@
             <w:pPr>
               <w:spacing w:after="20" w:before="0"/>
             </w:pPr>
-            <w:hyperlink w:history="1" r:id="rId0octp5tawjl37s2ae7gh_">
+            <w:hyperlink w:history="1" r:id="rIdkpbryt7bt-c6nwv1avv4_">
               <w:r>
                 <w:rPr>
                   <w:rFonts w:ascii="Arial" w:cs="Arial" w:eastAsia="Arial" w:hAnsi="Arial"/>
@@ -6810,7 +6810,7 @@
               <w:spacing w:after="10" w:before="0"/>
               <w:ind w:left="120"/>
             </w:pPr>
-            <w:hyperlink w:history="1" r:id="rId7eauyvvtpms4l3sciuvbs">
+            <w:hyperlink w:history="1" r:id="rIdhc43vfjsnwt_gyuodwwxf">
               <w:r>
                 <w:rPr>
                   <w:rFonts w:ascii="Arial" w:cs="Arial" w:eastAsia="Arial" w:hAnsi="Arial"/>
@@ -7005,7 +7005,7 @@
             <w:pPr>
               <w:spacing w:after="20" w:before="0"/>
             </w:pPr>
-            <w:hyperlink w:history="1" r:id="rIduxvngnhicsrthbmzutj45">
+            <w:hyperlink w:history="1" r:id="rIdjn4icftky-uyxhm6dcilz">
               <w:r>
                 <w:rPr>
                   <w:rFonts w:ascii="Arial" w:cs="Arial" w:eastAsia="Arial" w:hAnsi="Arial"/>
@@ -7038,7 +7038,7 @@
               <w:spacing w:after="10" w:before="0"/>
               <w:ind w:left="120"/>
             </w:pPr>
-            <w:hyperlink w:history="1" r:id="rId9vz4gvnktszkssao1qvfc">
+            <w:hyperlink w:history="1" r:id="rIdepeif-xqmjhtkovpc01bd">
               <w:r>
                 <w:rPr>
                   <w:rFonts w:ascii="Arial" w:cs="Arial" w:eastAsia="Arial" w:hAnsi="Arial"/>
@@ -7083,7 +7083,7 @@
             <w:pPr>
               <w:spacing w:after="20" w:before="0"/>
             </w:pPr>
-            <w:hyperlink w:history="1" r:id="rIdelnrw67xzsogvd3msgwzt">
+            <w:hyperlink w:history="1" r:id="rIdrhqcl7zoxukdetfkxx8vc">
               <w:r>
                 <w:rPr>
                   <w:rFonts w:ascii="Arial" w:cs="Arial" w:eastAsia="Arial" w:hAnsi="Arial"/>
@@ -7116,7 +7116,7 @@
               <w:spacing w:after="10" w:before="0"/>
               <w:ind w:left="120"/>
             </w:pPr>
-            <w:hyperlink w:history="1" r:id="rIdhfjapzbfsfoaw2-ec0ykp">
+            <w:hyperlink w:history="1" r:id="rIdpzldt4dgvi6yy9q82afkm">
               <w:r>
                 <w:rPr>
                   <w:rFonts w:ascii="Arial" w:cs="Arial" w:eastAsia="Arial" w:hAnsi="Arial"/>
@@ -7311,7 +7311,7 @@
             <w:pPr>
               <w:spacing w:after="20" w:before="0"/>
             </w:pPr>
-            <w:hyperlink w:history="1" r:id="rIdgaxsrydmwjqmrk3lgphh4">
+            <w:hyperlink w:history="1" r:id="rIdq6lxcemleculcpifgevjh">
               <w:r>
                 <w:rPr>
                   <w:rFonts w:ascii="Arial" w:cs="Arial" w:eastAsia="Arial" w:hAnsi="Arial"/>
@@ -7344,7 +7344,7 @@
               <w:spacing w:after="10" w:before="0"/>
               <w:ind w:left="120"/>
             </w:pPr>
-            <w:hyperlink w:history="1" r:id="rIdqgimg_n-0kxcgeop4_jwg">
+            <w:hyperlink w:history="1" r:id="rIduiyz7lzssixlwin_rodcs">
               <w:r>
                 <w:rPr>
                   <w:rFonts w:ascii="Arial" w:cs="Arial" w:eastAsia="Arial" w:hAnsi="Arial"/>
@@ -7389,7 +7389,7 @@
             <w:pPr>
               <w:spacing w:after="20" w:before="0"/>
             </w:pPr>
-            <w:hyperlink w:history="1" r:id="rIdggbkjhl36ox8odjv0budv">
+            <w:hyperlink w:history="1" r:id="rIdh5u46_8g0jd0hjkt1hvrq">
               <w:r>
                 <w:rPr>
                   <w:rFonts w:ascii="Arial" w:cs="Arial" w:eastAsia="Arial" w:hAnsi="Arial"/>
@@ -7422,7 +7422,7 @@
               <w:spacing w:after="10" w:before="0"/>
               <w:ind w:left="120"/>
             </w:pPr>
-            <w:hyperlink w:history="1" r:id="rId_qj28eih_l2dlnihhalqx">
+            <w:hyperlink w:history="1" r:id="rIdwzdgie332svi-jb8zlvrl">
               <w:r>
                 <w:rPr>
                   <w:rFonts w:ascii="Arial" w:cs="Arial" w:eastAsia="Arial" w:hAnsi="Arial"/>
@@ -7617,7 +7617,7 @@
             <w:pPr>
               <w:spacing w:after="20" w:before="0"/>
             </w:pPr>
-            <w:hyperlink w:history="1" r:id="rIdwisa8uhycj__icdiinqzw">
+            <w:hyperlink w:history="1" r:id="rIdpk7si8sqxwrnhigfellke">
               <w:r>
                 <w:rPr>
                   <w:rFonts w:ascii="Arial" w:cs="Arial" w:eastAsia="Arial" w:hAnsi="Arial"/>
@@ -7650,7 +7650,7 @@
               <w:spacing w:after="10" w:before="0"/>
               <w:ind w:left="120"/>
             </w:pPr>
-            <w:hyperlink w:history="1" r:id="rIdlnb6ou_vjpucqudzceks6">
+            <w:hyperlink w:history="1" r:id="rIdujswydk88mwu3qjtbf9b8">
               <w:r>
                 <w:rPr>
                   <w:rFonts w:ascii="Arial" w:cs="Arial" w:eastAsia="Arial" w:hAnsi="Arial"/>
@@ -7695,7 +7695,7 @@
             <w:pPr>
               <w:spacing w:after="20" w:before="0"/>
             </w:pPr>
-            <w:hyperlink w:history="1" r:id="rId3o3w9i10qpnzx040w2vn3">
+            <w:hyperlink w:history="1" r:id="rId7ah2lfmetwjcrigjjlva0">
               <w:r>
                 <w:rPr>
                   <w:rFonts w:ascii="Arial" w:cs="Arial" w:eastAsia="Arial" w:hAnsi="Arial"/>
@@ -7728,7 +7728,7 @@
               <w:spacing w:after="10" w:before="0"/>
               <w:ind w:left="120"/>
             </w:pPr>
-            <w:hyperlink w:history="1" r:id="rId37mi0f_epw_sxem-aycvd">
+            <w:hyperlink w:history="1" r:id="rIdlpshpqwkzqbraem7ne4z3">
               <w:r>
                 <w:rPr>
                   <w:rFonts w:ascii="Arial" w:cs="Arial" w:eastAsia="Arial" w:hAnsi="Arial"/>
@@ -9215,7 +9215,7 @@
             <w:pPr>
               <w:spacing w:after="20" w:before="0"/>
             </w:pPr>
-            <w:hyperlink w:history="1" r:id="rIdkkg052gus70vedjp8btws">
+            <w:hyperlink w:history="1" r:id="rIdyglvggotwppuwml28btqi">
               <w:r>
                 <w:rPr>
                   <w:rFonts w:ascii="Arial" w:cs="Arial" w:eastAsia="Arial" w:hAnsi="Arial"/>
@@ -9248,7 +9248,7 @@
               <w:spacing w:after="10" w:before="0"/>
               <w:ind w:left="120"/>
             </w:pPr>
-            <w:hyperlink w:history="1" r:id="rIdy_yzocaubf6dct9uqhgaq">
+            <w:hyperlink w:history="1" r:id="rIddukgwoi8ssyhcnvfw_ejg">
               <w:r>
                 <w:rPr>
                   <w:rFonts w:ascii="Arial" w:cs="Arial" w:eastAsia="Arial" w:hAnsi="Arial"/>
@@ -9293,7 +9293,7 @@
             <w:pPr>
               <w:spacing w:after="20" w:before="0"/>
             </w:pPr>
-            <w:hyperlink w:history="1" r:id="rIdgd6epfu-msdru6nutjgi0">
+            <w:hyperlink w:history="1" r:id="rIdhspkbpu7ddvyzf3fsx6pb">
               <w:r>
                 <w:rPr>
                   <w:rFonts w:ascii="Arial" w:cs="Arial" w:eastAsia="Arial" w:hAnsi="Arial"/>
@@ -9326,7 +9326,7 @@
               <w:spacing w:after="10" w:before="0"/>
               <w:ind w:left="120"/>
             </w:pPr>
-            <w:hyperlink w:history="1" r:id="rIdpebp1cebltm1pjqykntto">
+            <w:hyperlink w:history="1" r:id="rIdyrpfni09p6ahxc5vdvxkh">
               <w:r>
                 <w:rPr>
                   <w:rFonts w:ascii="Arial" w:cs="Arial" w:eastAsia="Arial" w:hAnsi="Arial"/>
@@ -9521,7 +9521,7 @@
             <w:pPr>
               <w:spacing w:after="20" w:before="0"/>
             </w:pPr>
-            <w:hyperlink w:history="1" r:id="rIdjtnytbw-k-jh2wmbkx8n6">
+            <w:hyperlink w:history="1" r:id="rIddwbjisr5lhq9vptuh_y22">
               <w:r>
                 <w:rPr>
                   <w:rFonts w:ascii="Arial" w:cs="Arial" w:eastAsia="Arial" w:hAnsi="Arial"/>
@@ -9554,7 +9554,7 @@
               <w:spacing w:after="10" w:before="0"/>
               <w:ind w:left="120"/>
             </w:pPr>
-            <w:hyperlink w:history="1" r:id="rIdwkbpc0bayavj--oetvhrp">
+            <w:hyperlink w:history="1" r:id="rIdcmh0dayupsdjozqgub7qu">
               <w:r>
                 <w:rPr>
                   <w:rFonts w:ascii="Arial" w:cs="Arial" w:eastAsia="Arial" w:hAnsi="Arial"/>
@@ -9599,7 +9599,7 @@
             <w:pPr>
               <w:spacing w:after="20" w:before="0"/>
             </w:pPr>
-            <w:hyperlink w:history="1" r:id="rIdq6-l6bbf8zyo_5twpdr3f">
+            <w:hyperlink w:history="1" r:id="rId1m3kode9zopr7nvyd1wbv">
               <w:r>
                 <w:rPr>
                   <w:rFonts w:ascii="Arial" w:cs="Arial" w:eastAsia="Arial" w:hAnsi="Arial"/>
@@ -9632,7 +9632,7 @@
               <w:spacing w:after="10" w:before="0"/>
               <w:ind w:left="120"/>
             </w:pPr>
-            <w:hyperlink w:history="1" r:id="rId4khotlqgve0mtzlxkir31">
+            <w:hyperlink w:history="1" r:id="rIdfshu56iils3ot_spbvxjc">
               <w:r>
                 <w:rPr>
                   <w:rFonts w:ascii="Arial" w:cs="Arial" w:eastAsia="Arial" w:hAnsi="Arial"/>
@@ -9827,7 +9827,7 @@
             <w:pPr>
               <w:spacing w:after="20" w:before="0"/>
             </w:pPr>
-            <w:hyperlink w:history="1" r:id="rIdtthsz0a_uo3u90binxpdj">
+            <w:hyperlink w:history="1" r:id="rIdcj4evnwga4zzu5nnoxz4v">
               <w:r>
                 <w:rPr>
                   <w:rFonts w:ascii="Arial" w:cs="Arial" w:eastAsia="Arial" w:hAnsi="Arial"/>
@@ -9860,7 +9860,7 @@
               <w:spacing w:after="10" w:before="0"/>
               <w:ind w:left="120"/>
             </w:pPr>
-            <w:hyperlink w:history="1" r:id="rIdmcezqly_wzzo7mp_dugwd">
+            <w:hyperlink w:history="1" r:id="rIdchp9iwgmm5iy4ygg-0phd">
               <w:r>
                 <w:rPr>
                   <w:rFonts w:ascii="Arial" w:cs="Arial" w:eastAsia="Arial" w:hAnsi="Arial"/>
@@ -9905,7 +9905,7 @@
             <w:pPr>
               <w:spacing w:after="20" w:before="0"/>
             </w:pPr>
-            <w:hyperlink w:history="1" r:id="rIdxxhe6tke0icpmelvebop4">
+            <w:hyperlink w:history="1" r:id="rId_xxhkb951z07rqc4ysjni">
               <w:r>
                 <w:rPr>
                   <w:rFonts w:ascii="Arial" w:cs="Arial" w:eastAsia="Arial" w:hAnsi="Arial"/>
@@ -9938,7 +9938,7 @@
               <w:spacing w:after="10" w:before="0"/>
               <w:ind w:left="120"/>
             </w:pPr>
-            <w:hyperlink w:history="1" r:id="rId_neaovxbp0gnxyokup2hs">
+            <w:hyperlink w:history="1" r:id="rIduinwcolnc2vq7tkakzac4">
               <w:r>
                 <w:rPr>
                   <w:rFonts w:ascii="Arial" w:cs="Arial" w:eastAsia="Arial" w:hAnsi="Arial"/>
@@ -10133,7 +10133,7 @@
             <w:pPr>
               <w:spacing w:after="20" w:before="0"/>
             </w:pPr>
-            <w:hyperlink w:history="1" r:id="rIdlluk9-bkaz9i_bzbcwujs">
+            <w:hyperlink w:history="1" r:id="rIdesnyfnqjacibbivpgwzjm">
               <w:r>
                 <w:rPr>
                   <w:rFonts w:ascii="Arial" w:cs="Arial" w:eastAsia="Arial" w:hAnsi="Arial"/>
@@ -10166,7 +10166,7 @@
               <w:spacing w:after="10" w:before="0"/>
               <w:ind w:left="120"/>
             </w:pPr>
-            <w:hyperlink w:history="1" r:id="rIdvch0j3yy7mqy939ab-cth">
+            <w:hyperlink w:history="1" r:id="rIdldgxlg881mc5j1ca9ggve">
               <w:r>
                 <w:rPr>
                   <w:rFonts w:ascii="Arial" w:cs="Arial" w:eastAsia="Arial" w:hAnsi="Arial"/>
@@ -10211,7 +10211,7 @@
             <w:pPr>
               <w:spacing w:after="20" w:before="0"/>
             </w:pPr>
-            <w:hyperlink w:history="1" r:id="rIdtx8bbucjsotnne0j2-gym">
+            <w:hyperlink w:history="1" r:id="rIdvbfdenrej7hiycsnqfck9">
               <w:r>
                 <w:rPr>
                   <w:rFonts w:ascii="Arial" w:cs="Arial" w:eastAsia="Arial" w:hAnsi="Arial"/>
@@ -10244,7 +10244,7 @@
               <w:spacing w:after="10" w:before="0"/>
               <w:ind w:left="120"/>
             </w:pPr>
-            <w:hyperlink w:history="1" r:id="rIdv9trhziosxsjz4ag0iw5r">
+            <w:hyperlink w:history="1" r:id="rIdnymyj3v0y72uay0kp6xfa">
               <w:r>
                 <w:rPr>
                   <w:rFonts w:ascii="Arial" w:cs="Arial" w:eastAsia="Arial" w:hAnsi="Arial"/>
@@ -10439,7 +10439,7 @@
             <w:pPr>
               <w:spacing w:after="20" w:before="0"/>
             </w:pPr>
-            <w:hyperlink w:history="1" r:id="rIdreaws6yfk4pnpqhomtggs">
+            <w:hyperlink w:history="1" r:id="rId6i7_nf6zapg6hyekcjvfd">
               <w:r>
                 <w:rPr>
                   <w:rFonts w:ascii="Arial" w:cs="Arial" w:eastAsia="Arial" w:hAnsi="Arial"/>
@@ -10472,7 +10472,7 @@
               <w:spacing w:after="10" w:before="0"/>
               <w:ind w:left="120"/>
             </w:pPr>
-            <w:hyperlink w:history="1" r:id="rIdnpyc4zvm6v7y3g55qy9wx">
+            <w:hyperlink w:history="1" r:id="rIdrpeq1pqizf4osl7lrzj0b">
               <w:r>
                 <w:rPr>
                   <w:rFonts w:ascii="Arial" w:cs="Arial" w:eastAsia="Arial" w:hAnsi="Arial"/>
@@ -10517,7 +10517,7 @@
             <w:pPr>
               <w:spacing w:after="20" w:before="0"/>
             </w:pPr>
-            <w:hyperlink w:history="1" r:id="rIdyibfze_iswvwhvwt6cngb">
+            <w:hyperlink w:history="1" r:id="rIdg4qjed9kib_gc0c7ga7qh">
               <w:r>
                 <w:rPr>
                   <w:rFonts w:ascii="Arial" w:cs="Arial" w:eastAsia="Arial" w:hAnsi="Arial"/>
@@ -10550,7 +10550,7 @@
               <w:spacing w:after="10" w:before="0"/>
               <w:ind w:left="120"/>
             </w:pPr>
-            <w:hyperlink w:history="1" r:id="rIddayzqejsfazb3fqnzdwjf">
+            <w:hyperlink w:history="1" r:id="rIdwueleomqtz-ltoqfo9bu4">
               <w:r>
                 <w:rPr>
                   <w:rFonts w:ascii="Arial" w:cs="Arial" w:eastAsia="Arial" w:hAnsi="Arial"/>
@@ -12265,7 +12265,7 @@
             <w:pPr>
               <w:spacing w:after="20" w:before="0"/>
             </w:pPr>
-            <w:hyperlink w:history="1" r:id="rId7_5gfrspfuzql2clvjjn_">
+            <w:hyperlink w:history="1" r:id="rIdkoxvlf6hr9me9rkkhzizp">
               <w:r>
                 <w:rPr>
                   <w:rFonts w:ascii="Arial" w:cs="Arial" w:eastAsia="Arial" w:hAnsi="Arial"/>
@@ -12298,7 +12298,7 @@
               <w:spacing w:after="10" w:before="0"/>
               <w:ind w:left="120"/>
             </w:pPr>
-            <w:hyperlink w:history="1" r:id="rId1o1i30mzmydzpwmg7hst9">
+            <w:hyperlink w:history="1" r:id="rIdkanrues-pkrrylbnw2z12">
               <w:r>
                 <w:rPr>
                   <w:rFonts w:ascii="Arial" w:cs="Arial" w:eastAsia="Arial" w:hAnsi="Arial"/>
@@ -12343,7 +12343,7 @@
             <w:pPr>
               <w:spacing w:after="20" w:before="0"/>
             </w:pPr>
-            <w:hyperlink w:history="1" r:id="rIdylpxcppssemxnhzswkzo8">
+            <w:hyperlink w:history="1" r:id="rIdz2kt1txtvokpp2rz5yvfm">
               <w:r>
                 <w:rPr>
                   <w:rFonts w:ascii="Arial" w:cs="Arial" w:eastAsia="Arial" w:hAnsi="Arial"/>
@@ -12376,7 +12376,7 @@
               <w:spacing w:after="10" w:before="0"/>
               <w:ind w:left="120"/>
             </w:pPr>
-            <w:hyperlink w:history="1" r:id="rIdwqgb-hdzhv1bnmihyz6bq">
+            <w:hyperlink w:history="1" r:id="rIdtvjhi_gqnny9gzhyw8kne">
               <w:r>
                 <w:rPr>
                   <w:rFonts w:ascii="Arial" w:cs="Arial" w:eastAsia="Arial" w:hAnsi="Arial"/>
@@ -12571,7 +12571,7 @@
             <w:pPr>
               <w:spacing w:after="20" w:before="0"/>
             </w:pPr>
-            <w:hyperlink w:history="1" r:id="rIdwa8saaxiw-vhrcymllpfp">
+            <w:hyperlink w:history="1" r:id="rIdepb_ti3jiilk28ymwxa1p">
               <w:r>
                 <w:rPr>
                   <w:rFonts w:ascii="Arial" w:cs="Arial" w:eastAsia="Arial" w:hAnsi="Arial"/>
@@ -12604,7 +12604,7 @@
               <w:spacing w:after="10" w:before="0"/>
               <w:ind w:left="120"/>
             </w:pPr>
-            <w:hyperlink w:history="1" r:id="rIdsif1pxt0of7dfpbhcjnut">
+            <w:hyperlink w:history="1" r:id="rIdv85cr2m39ojoyqhzou-9r">
               <w:r>
                 <w:rPr>
                   <w:rFonts w:ascii="Arial" w:cs="Arial" w:eastAsia="Arial" w:hAnsi="Arial"/>
@@ -12649,7 +12649,7 @@
             <w:pPr>
               <w:spacing w:after="20" w:before="0"/>
             </w:pPr>
-            <w:hyperlink w:history="1" r:id="rId0u8zmksptmqal2fqq-4od">
+            <w:hyperlink w:history="1" r:id="rIdviq2f8ml1qx0nvvyqfiim">
               <w:r>
                 <w:rPr>
                   <w:rFonts w:ascii="Arial" w:cs="Arial" w:eastAsia="Arial" w:hAnsi="Arial"/>
@@ -12682,7 +12682,7 @@
               <w:spacing w:after="10" w:before="0"/>
               <w:ind w:left="120"/>
             </w:pPr>
-            <w:hyperlink w:history="1" r:id="rIdbwkjm1cdxdrazi5n8hfcc">
+            <w:hyperlink w:history="1" r:id="rIdt_g4yktgr814es4joo9tx">
               <w:r>
                 <w:rPr>
                   <w:rFonts w:ascii="Arial" w:cs="Arial" w:eastAsia="Arial" w:hAnsi="Arial"/>
@@ -12877,7 +12877,7 @@
             <w:pPr>
               <w:spacing w:after="20" w:before="0"/>
             </w:pPr>
-            <w:hyperlink w:history="1" r:id="rIdgy94d7tyeicbvoqvzc1t9">
+            <w:hyperlink w:history="1" r:id="rIdd4rihrbuy6gkb3rhvykvx">
               <w:r>
                 <w:rPr>
                   <w:rFonts w:ascii="Arial" w:cs="Arial" w:eastAsia="Arial" w:hAnsi="Arial"/>
@@ -12910,7 +12910,7 @@
               <w:spacing w:after="10" w:before="0"/>
               <w:ind w:left="120"/>
             </w:pPr>
-            <w:hyperlink w:history="1" r:id="rIdptfhkndzyh5hrtmlnonlc">
+            <w:hyperlink w:history="1" r:id="rIdzgnpdoejwvfvby_z4acoc">
               <w:r>
                 <w:rPr>
                   <w:rFonts w:ascii="Arial" w:cs="Arial" w:eastAsia="Arial" w:hAnsi="Arial"/>
@@ -12955,7 +12955,7 @@
             <w:pPr>
               <w:spacing w:after="20" w:before="0"/>
             </w:pPr>
-            <w:hyperlink w:history="1" r:id="rIdagosnan2h-b0-zb7egla2">
+            <w:hyperlink w:history="1" r:id="rIdhygmug4cnx0sfo4hk4zhg">
               <w:r>
                 <w:rPr>
                   <w:rFonts w:ascii="Arial" w:cs="Arial" w:eastAsia="Arial" w:hAnsi="Arial"/>
@@ -12988,7 +12988,7 @@
               <w:spacing w:after="10" w:before="0"/>
               <w:ind w:left="120"/>
             </w:pPr>
-            <w:hyperlink w:history="1" r:id="rIdrzjmdwknpf1nmn_kqswwn">
+            <w:hyperlink w:history="1" r:id="rIdxtvchkpbt9wh4yi-zkdru">
               <w:r>
                 <w:rPr>
                   <w:rFonts w:ascii="Arial" w:cs="Arial" w:eastAsia="Arial" w:hAnsi="Arial"/>
@@ -13183,7 +13183,7 @@
             <w:pPr>
               <w:spacing w:after="20" w:before="0"/>
             </w:pPr>
-            <w:hyperlink w:history="1" r:id="rIdukpo8mmilpwqi2k5nit3m">
+            <w:hyperlink w:history="1" r:id="rId6jnqrzqftbs_ntwppmt3a">
               <w:r>
                 <w:rPr>
                   <w:rFonts w:ascii="Arial" w:cs="Arial" w:eastAsia="Arial" w:hAnsi="Arial"/>
@@ -13216,7 +13216,7 @@
               <w:spacing w:after="10" w:before="0"/>
               <w:ind w:left="120"/>
             </w:pPr>
-            <w:hyperlink w:history="1" r:id="rIdaioiueqwooh3oht82so8p">
+            <w:hyperlink w:history="1" r:id="rIdu9jbwohlccorge579fsx9">
               <w:r>
                 <w:rPr>
                   <w:rFonts w:ascii="Arial" w:cs="Arial" w:eastAsia="Arial" w:hAnsi="Arial"/>
@@ -13261,7 +13261,7 @@
             <w:pPr>
               <w:spacing w:after="20" w:before="0"/>
             </w:pPr>
-            <w:hyperlink w:history="1" r:id="rIdpkqiifbjoxbu3nxk6a53d">
+            <w:hyperlink w:history="1" r:id="rIdigmoyyrhx9p6yuc_bp6tf">
               <w:r>
                 <w:rPr>
                   <w:rFonts w:ascii="Arial" w:cs="Arial" w:eastAsia="Arial" w:hAnsi="Arial"/>
@@ -13294,7 +13294,7 @@
               <w:spacing w:after="10" w:before="0"/>
               <w:ind w:left="120"/>
             </w:pPr>
-            <w:hyperlink w:history="1" r:id="rId_cnhcm54nisyytxzlgrir">
+            <w:hyperlink w:history="1" r:id="rIdbbhefcs6mg89pwxz4m564">
               <w:r>
                 <w:rPr>
                   <w:rFonts w:ascii="Arial" w:cs="Arial" w:eastAsia="Arial" w:hAnsi="Arial"/>
@@ -13489,7 +13489,7 @@
             <w:pPr>
               <w:spacing w:after="20" w:before="0"/>
             </w:pPr>
-            <w:hyperlink w:history="1" r:id="rIdd_ituzpxexhfrlsggsu6n">
+            <w:hyperlink w:history="1" r:id="rIdya7xme3bcdg45qink0tmp">
               <w:r>
                 <w:rPr>
                   <w:rFonts w:ascii="Arial" w:cs="Arial" w:eastAsia="Arial" w:hAnsi="Arial"/>
@@ -13522,7 +13522,7 @@
               <w:spacing w:after="10" w:before="0"/>
               <w:ind w:left="120"/>
             </w:pPr>
-            <w:hyperlink w:history="1" r:id="rIdd5r9bnfpoe4g1ugwjcm9t">
+            <w:hyperlink w:history="1" r:id="rIdthuqpixrdj3isb5whjw8j">
               <w:r>
                 <w:rPr>
                   <w:rFonts w:ascii="Arial" w:cs="Arial" w:eastAsia="Arial" w:hAnsi="Arial"/>
@@ -13567,7 +13567,7 @@
             <w:pPr>
               <w:spacing w:after="20" w:before="0"/>
             </w:pPr>
-            <w:hyperlink w:history="1" r:id="rIdnnyawg9rt7at0fvdx1c6l">
+            <w:hyperlink w:history="1" r:id="rIdzhmm974xdx75eb0w6szx7">
               <w:r>
                 <w:rPr>
                   <w:rFonts w:ascii="Arial" w:cs="Arial" w:eastAsia="Arial" w:hAnsi="Arial"/>
@@ -13600,7 +13600,7 @@
               <w:spacing w:after="10" w:before="0"/>
               <w:ind w:left="120"/>
             </w:pPr>
-            <w:hyperlink w:history="1" r:id="rIder-obi80lbifsxyuepvlh">
+            <w:hyperlink w:history="1" r:id="rIdxbwax14rlybsuxfj6wvho">
               <w:r>
                 <w:rPr>
                   <w:rFonts w:ascii="Arial" w:cs="Arial" w:eastAsia="Arial" w:hAnsi="Arial"/>
@@ -15087,7 +15087,7 @@
             <w:pPr>
               <w:spacing w:after="20" w:before="0"/>
             </w:pPr>
-            <w:hyperlink w:history="1" r:id="rIdhcpqolmzskgytfub6xpd3">
+            <w:hyperlink w:history="1" r:id="rIdf_-vcnecdvbgqm1-m4-h_">
               <w:r>
                 <w:rPr>
                   <w:rFonts w:ascii="Arial" w:cs="Arial" w:eastAsia="Arial" w:hAnsi="Arial"/>
@@ -15120,7 +15120,7 @@
               <w:spacing w:after="10" w:before="0"/>
               <w:ind w:left="120"/>
             </w:pPr>
-            <w:hyperlink w:history="1" r:id="rIdxlyen1jawaidem01ut5ic">
+            <w:hyperlink w:history="1" r:id="rIds3i5fsf_m4y9kpbfhgsx2">
               <w:r>
                 <w:rPr>
                   <w:rFonts w:ascii="Arial" w:cs="Arial" w:eastAsia="Arial" w:hAnsi="Arial"/>
@@ -15165,7 +15165,7 @@
             <w:pPr>
               <w:spacing w:after="20" w:before="0"/>
             </w:pPr>
-            <w:hyperlink w:history="1" r:id="rIdehhlsk02akfpyv_vibhga">
+            <w:hyperlink w:history="1" r:id="rIdbmlyuincghmzqlr_fn-mz">
               <w:r>
                 <w:rPr>
                   <w:rFonts w:ascii="Arial" w:cs="Arial" w:eastAsia="Arial" w:hAnsi="Arial"/>
@@ -15198,7 +15198,7 @@
               <w:spacing w:after="10" w:before="0"/>
               <w:ind w:left="120"/>
             </w:pPr>
-            <w:hyperlink w:history="1" r:id="rIdwkj8y8w2iamqw6fswllvu">
+            <w:hyperlink w:history="1" r:id="rIdscm6sz0x0p8u-6-twqbgi">
               <w:r>
                 <w:rPr>
                   <w:rFonts w:ascii="Arial" w:cs="Arial" w:eastAsia="Arial" w:hAnsi="Arial"/>
@@ -15393,7 +15393,7 @@
             <w:pPr>
               <w:spacing w:after="20" w:before="0"/>
             </w:pPr>
-            <w:hyperlink w:history="1" r:id="rIdkp-czvb6gci0yljzyzzpx">
+            <w:hyperlink w:history="1" r:id="rIdnyiaum7mkktwesdyi4vgy">
               <w:r>
                 <w:rPr>
                   <w:rFonts w:ascii="Arial" w:cs="Arial" w:eastAsia="Arial" w:hAnsi="Arial"/>
@@ -15426,7 +15426,7 @@
               <w:spacing w:after="10" w:before="0"/>
               <w:ind w:left="120"/>
             </w:pPr>
-            <w:hyperlink w:history="1" r:id="rIdojmkvqxk2hetolsdrz0sq">
+            <w:hyperlink w:history="1" r:id="rIdqkw6-oihf1gjc6ul62eee">
               <w:r>
                 <w:rPr>
                   <w:rFonts w:ascii="Arial" w:cs="Arial" w:eastAsia="Arial" w:hAnsi="Arial"/>
@@ -15471,7 +15471,7 @@
             <w:pPr>
               <w:spacing w:after="20" w:before="0"/>
             </w:pPr>
-            <w:hyperlink w:history="1" r:id="rIdrnvqcjqluuww5yiltctu2">
+            <w:hyperlink w:history="1" r:id="rIdsgavje1z0pzqqvmj7zv1b">
               <w:r>
                 <w:rPr>
                   <w:rFonts w:ascii="Arial" w:cs="Arial" w:eastAsia="Arial" w:hAnsi="Arial"/>
@@ -15504,7 +15504,7 @@
               <w:spacing w:after="10" w:before="0"/>
               <w:ind w:left="120"/>
             </w:pPr>
-            <w:hyperlink w:history="1" r:id="rIdu8ls0jgrebcdwcvjfol3m">
+            <w:hyperlink w:history="1" r:id="rId1yz66hfa7j6mf8mhwxpwj">
               <w:r>
                 <w:rPr>
                   <w:rFonts w:ascii="Arial" w:cs="Arial" w:eastAsia="Arial" w:hAnsi="Arial"/>
@@ -15699,7 +15699,7 @@
             <w:pPr>
               <w:spacing w:after="20" w:before="0"/>
             </w:pPr>
-            <w:hyperlink w:history="1" r:id="rId9jxw6sc_2l5skazmx7ja4">
+            <w:hyperlink w:history="1" r:id="rIdirjr6m6rbsmvmnfpefxu4">
               <w:r>
                 <w:rPr>
                   <w:rFonts w:ascii="Arial" w:cs="Arial" w:eastAsia="Arial" w:hAnsi="Arial"/>
@@ -15732,7 +15732,7 @@
               <w:spacing w:after="10" w:before="0"/>
               <w:ind w:left="120"/>
             </w:pPr>
-            <w:hyperlink w:history="1" r:id="rId6qess6awm1ynjkaun1cnf">
+            <w:hyperlink w:history="1" r:id="rIdmhlvwjyhodrdozksik5ca">
               <w:r>
                 <w:rPr>
                   <w:rFonts w:ascii="Arial" w:cs="Arial" w:eastAsia="Arial" w:hAnsi="Arial"/>
@@ -15777,7 +15777,7 @@
             <w:pPr>
               <w:spacing w:after="20" w:before="0"/>
             </w:pPr>
-            <w:hyperlink w:history="1" r:id="rIdsfxegm-wsybbfhziisxjy">
+            <w:hyperlink w:history="1" r:id="rIdjfzuy0ws5yuu9moqxqu8l">
               <w:r>
                 <w:rPr>
                   <w:rFonts w:ascii="Arial" w:cs="Arial" w:eastAsia="Arial" w:hAnsi="Arial"/>
@@ -15810,7 +15810,7 @@
               <w:spacing w:after="10" w:before="0"/>
               <w:ind w:left="120"/>
             </w:pPr>
-            <w:hyperlink w:history="1" r:id="rIdh7irxs06irm0etokyqk8f">
+            <w:hyperlink w:history="1" r:id="rIdq2-4kvpkr8yrucg5i9729">
               <w:r>
                 <w:rPr>
                   <w:rFonts w:ascii="Arial" w:cs="Arial" w:eastAsia="Arial" w:hAnsi="Arial"/>
@@ -16005,7 +16005,7 @@
             <w:pPr>
               <w:spacing w:after="20" w:before="0"/>
             </w:pPr>
-            <w:hyperlink w:history="1" r:id="rId6mmzkvf4qxh_kvcinhipq">
+            <w:hyperlink w:history="1" r:id="rId4cmox38nyinq8jwjaeguw">
               <w:r>
                 <w:rPr>
                   <w:rFonts w:ascii="Arial" w:cs="Arial" w:eastAsia="Arial" w:hAnsi="Arial"/>
@@ -16038,7 +16038,7 @@
               <w:spacing w:after="10" w:before="0"/>
               <w:ind w:left="120"/>
             </w:pPr>
-            <w:hyperlink w:history="1" r:id="rIdz0pfqsox8995k11m4x1tu">
+            <w:hyperlink w:history="1" r:id="rIdtercce4kxebnu_xdwwnou">
               <w:r>
                 <w:rPr>
                   <w:rFonts w:ascii="Arial" w:cs="Arial" w:eastAsia="Arial" w:hAnsi="Arial"/>
@@ -16083,7 +16083,7 @@
             <w:pPr>
               <w:spacing w:after="20" w:before="0"/>
             </w:pPr>
-            <w:hyperlink w:history="1" r:id="rIdudjxskktftqcucd1q9qtw">
+            <w:hyperlink w:history="1" r:id="rIdfxllvn5kzyzdo0ynnboio">
               <w:r>
                 <w:rPr>
                   <w:rFonts w:ascii="Arial" w:cs="Arial" w:eastAsia="Arial" w:hAnsi="Arial"/>
@@ -16116,7 +16116,7 @@
               <w:spacing w:after="10" w:before="0"/>
               <w:ind w:left="120"/>
             </w:pPr>
-            <w:hyperlink w:history="1" r:id="rIdcx52e5fmotna9xdo_edqc">
+            <w:hyperlink w:history="1" r:id="rIdl7irdnukgn4m8bvjngeji">
               <w:r>
                 <w:rPr>
                   <w:rFonts w:ascii="Arial" w:cs="Arial" w:eastAsia="Arial" w:hAnsi="Arial"/>
@@ -16311,7 +16311,7 @@
             <w:pPr>
               <w:spacing w:after="20" w:before="0"/>
             </w:pPr>
-            <w:hyperlink w:history="1" r:id="rIdqy5tbc0jdtum4bixursr_">
+            <w:hyperlink w:history="1" r:id="rIdajqaut1vat7dofnkhaee8">
               <w:r>
                 <w:rPr>
                   <w:rFonts w:ascii="Arial" w:cs="Arial" w:eastAsia="Arial" w:hAnsi="Arial"/>
@@ -16344,7 +16344,7 @@
               <w:spacing w:after="10" w:before="0"/>
               <w:ind w:left="120"/>
             </w:pPr>
-            <w:hyperlink w:history="1" r:id="rIdhyvub0f4e1autjcxntmql">
+            <w:hyperlink w:history="1" r:id="rIdvxje66b5fsvk5y8dmwdp_">
               <w:r>
                 <w:rPr>
                   <w:rFonts w:ascii="Arial" w:cs="Arial" w:eastAsia="Arial" w:hAnsi="Arial"/>
@@ -16389,7 +16389,7 @@
             <w:pPr>
               <w:spacing w:after="20" w:before="0"/>
             </w:pPr>
-            <w:hyperlink w:history="1" r:id="rIdi0gavtnyjo8db3hzkquzk">
+            <w:hyperlink w:history="1" r:id="rIdxxzkjvvn6algu8aii2d5v">
               <w:r>
                 <w:rPr>
                   <w:rFonts w:ascii="Arial" w:cs="Arial" w:eastAsia="Arial" w:hAnsi="Arial"/>
@@ -16422,7 +16422,7 @@
               <w:spacing w:after="10" w:before="0"/>
               <w:ind w:left="120"/>
             </w:pPr>
-            <w:hyperlink w:history="1" r:id="rIdbcgbg-g2cyvzhpq2k8awu">
+            <w:hyperlink w:history="1" r:id="rIdfyjsu-0p98dulyv-g0q84">
               <w:r>
                 <w:rPr>
                   <w:rFonts w:ascii="Arial" w:cs="Arial" w:eastAsia="Arial" w:hAnsi="Arial"/>
@@ -17909,7 +17909,7 @@
             <w:pPr>
               <w:spacing w:after="20" w:before="0"/>
             </w:pPr>
-            <w:hyperlink w:history="1" r:id="rId4epvsl_clrxqj4qh4t7ff">
+            <w:hyperlink w:history="1" r:id="rIdgoutcsvf-gmn6qstam5bu">
               <w:r>
                 <w:rPr>
                   <w:rFonts w:ascii="Arial" w:cs="Arial" w:eastAsia="Arial" w:hAnsi="Arial"/>
@@ -17942,7 +17942,7 @@
               <w:spacing w:after="10" w:before="0"/>
               <w:ind w:left="120"/>
             </w:pPr>
-            <w:hyperlink w:history="1" r:id="rId8bsr6ye79znnmpn4cx493">
+            <w:hyperlink w:history="1" r:id="rId4wp16mexvzyytcjf40kbq">
               <w:r>
                 <w:rPr>
                   <w:rFonts w:ascii="Arial" w:cs="Arial" w:eastAsia="Arial" w:hAnsi="Arial"/>
@@ -17987,7 +17987,7 @@
             <w:pPr>
               <w:spacing w:after="20" w:before="0"/>
             </w:pPr>
-            <w:hyperlink w:history="1" r:id="rId8gfyzh9exuvfzzmgkn38s">
+            <w:hyperlink w:history="1" r:id="rIdvrxsgha8jpvporluutpji">
               <w:r>
                 <w:rPr>
                   <w:rFonts w:ascii="Arial" w:cs="Arial" w:eastAsia="Arial" w:hAnsi="Arial"/>
@@ -18020,7 +18020,7 @@
               <w:spacing w:after="10" w:before="0"/>
               <w:ind w:left="120"/>
             </w:pPr>
-            <w:hyperlink w:history="1" r:id="rIdogzqqh7u8ae0k0urvpuxl">
+            <w:hyperlink w:history="1" r:id="rIdvxtlfjsfiutmxe0seokd3">
               <w:r>
                 <w:rPr>
                   <w:rFonts w:ascii="Arial" w:cs="Arial" w:eastAsia="Arial" w:hAnsi="Arial"/>
@@ -18215,7 +18215,7 @@
             <w:pPr>
               <w:spacing w:after="20" w:before="0"/>
             </w:pPr>
-            <w:hyperlink w:history="1" r:id="rIdjqsz8k1ukbinbo_s-g-l9">
+            <w:hyperlink w:history="1" r:id="rId2t7bse5d7_om4ez3biscj">
               <w:r>
                 <w:rPr>
                   <w:rFonts w:ascii="Arial" w:cs="Arial" w:eastAsia="Arial" w:hAnsi="Arial"/>
@@ -18248,7 +18248,7 @@
               <w:spacing w:after="10" w:before="0"/>
               <w:ind w:left="120"/>
             </w:pPr>
-            <w:hyperlink w:history="1" r:id="rIdjvolnivfwbdzqadihe4-3">
+            <w:hyperlink w:history="1" r:id="rIdhcbj8yk8nyviavmdqbucr">
               <w:r>
                 <w:rPr>
                   <w:rFonts w:ascii="Arial" w:cs="Arial" w:eastAsia="Arial" w:hAnsi="Arial"/>
@@ -18293,7 +18293,7 @@
             <w:pPr>
               <w:spacing w:after="20" w:before="0"/>
             </w:pPr>
-            <w:hyperlink w:history="1" r:id="rId_yb_k5ec7y3gwmvlotyno">
+            <w:hyperlink w:history="1" r:id="rId0o8jit8h-ybjhuz81sf2d">
               <w:r>
                 <w:rPr>
                   <w:rFonts w:ascii="Arial" w:cs="Arial" w:eastAsia="Arial" w:hAnsi="Arial"/>
@@ -18326,7 +18326,7 @@
               <w:spacing w:after="10" w:before="0"/>
               <w:ind w:left="120"/>
             </w:pPr>
-            <w:hyperlink w:history="1" r:id="rIdlhh4gqwzgm4zd__qcefdh">
+            <w:hyperlink w:history="1" r:id="rId59sa2-skeb_mdkwc7ttpj">
               <w:r>
                 <w:rPr>
                   <w:rFonts w:ascii="Arial" w:cs="Arial" w:eastAsia="Arial" w:hAnsi="Arial"/>
@@ -18521,7 +18521,7 @@
             <w:pPr>
               <w:spacing w:after="20" w:before="0"/>
             </w:pPr>
-            <w:hyperlink w:history="1" r:id="rIdwonbdx3r4je68t4thd6sl">
+            <w:hyperlink w:history="1" r:id="rIdu5tx0kvky1rpmvqu11oln">
               <w:r>
                 <w:rPr>
                   <w:rFonts w:ascii="Arial" w:cs="Arial" w:eastAsia="Arial" w:hAnsi="Arial"/>
@@ -18554,7 +18554,7 @@
               <w:spacing w:after="10" w:before="0"/>
               <w:ind w:left="120"/>
             </w:pPr>
-            <w:hyperlink w:history="1" r:id="rIdqdjkzxyclcrae8lrrio_p">
+            <w:hyperlink w:history="1" r:id="rIdqj2xmpakhs4huw31gqibf">
               <w:r>
                 <w:rPr>
                   <w:rFonts w:ascii="Arial" w:cs="Arial" w:eastAsia="Arial" w:hAnsi="Arial"/>
@@ -18599,7 +18599,7 @@
             <w:pPr>
               <w:spacing w:after="20" w:before="0"/>
             </w:pPr>
-            <w:hyperlink w:history="1" r:id="rIdag_zlotycw1casf1wpkij">
+            <w:hyperlink w:history="1" r:id="rIdvcpptv8cu7kr_hohmrknt">
               <w:r>
                 <w:rPr>
                   <w:rFonts w:ascii="Arial" w:cs="Arial" w:eastAsia="Arial" w:hAnsi="Arial"/>
@@ -18632,7 +18632,7 @@
               <w:spacing w:after="10" w:before="0"/>
               <w:ind w:left="120"/>
             </w:pPr>
-            <w:hyperlink w:history="1" r:id="rId_vzy5hnhsvawgqfg3s2ef">
+            <w:hyperlink w:history="1" r:id="rIdad56einnantd4ukna1jlt">
               <w:r>
                 <w:rPr>
                   <w:rFonts w:ascii="Arial" w:cs="Arial" w:eastAsia="Arial" w:hAnsi="Arial"/>
@@ -18827,7 +18827,7 @@
             <w:pPr>
               <w:spacing w:after="20" w:before="0"/>
             </w:pPr>
-            <w:hyperlink w:history="1" r:id="rIded3yc2kiy1zym8ow7usn0">
+            <w:hyperlink w:history="1" r:id="rIdcr_vemztqn7q2yh3zviqv">
               <w:r>
                 <w:rPr>
                   <w:rFonts w:ascii="Arial" w:cs="Arial" w:eastAsia="Arial" w:hAnsi="Arial"/>
@@ -18860,7 +18860,7 @@
               <w:spacing w:after="10" w:before="0"/>
               <w:ind w:left="120"/>
             </w:pPr>
-            <w:hyperlink w:history="1" r:id="rId-datopsi8n19cfy5wbfwo">
+            <w:hyperlink w:history="1" r:id="rIdbpitrl-ia5n-prwbq1yt2">
               <w:r>
                 <w:rPr>
                   <w:rFonts w:ascii="Arial" w:cs="Arial" w:eastAsia="Arial" w:hAnsi="Arial"/>
@@ -18905,7 +18905,7 @@
             <w:pPr>
               <w:spacing w:after="20" w:before="0"/>
             </w:pPr>
-            <w:hyperlink w:history="1" r:id="rIdtistnqtub64pwgtuw-qq9">
+            <w:hyperlink w:history="1" r:id="rIdwqidppqyfmixurex1e6al">
               <w:r>
                 <w:rPr>
                   <w:rFonts w:ascii="Arial" w:cs="Arial" w:eastAsia="Arial" w:hAnsi="Arial"/>
@@ -18938,7 +18938,7 @@
               <w:spacing w:after="10" w:before="0"/>
               <w:ind w:left="120"/>
             </w:pPr>
-            <w:hyperlink w:history="1" r:id="rIdg13-mhc1lxxothq7f5jen">
+            <w:hyperlink w:history="1" r:id="rIdccgwb6xdzcsrmiaxcm9ls">
               <w:r>
                 <w:rPr>
                   <w:rFonts w:ascii="Arial" w:cs="Arial" w:eastAsia="Arial" w:hAnsi="Arial"/>
@@ -19133,7 +19133,7 @@
             <w:pPr>
               <w:spacing w:after="20" w:before="0"/>
             </w:pPr>
-            <w:hyperlink w:history="1" r:id="rId95nhnak6vwf3i39b_o7_q">
+            <w:hyperlink w:history="1" r:id="rIdcfzza8nzit_jm5wvkkrkd">
               <w:r>
                 <w:rPr>
                   <w:rFonts w:ascii="Arial" w:cs="Arial" w:eastAsia="Arial" w:hAnsi="Arial"/>
@@ -19166,7 +19166,7 @@
               <w:spacing w:after="10" w:before="0"/>
               <w:ind w:left="120"/>
             </w:pPr>
-            <w:hyperlink w:history="1" r:id="rIdl75v80yldolqjca6p5g4w">
+            <w:hyperlink w:history="1" r:id="rIdo7wxxcsdabnirypchbw-a">
               <w:r>
                 <w:rPr>
                   <w:rFonts w:ascii="Arial" w:cs="Arial" w:eastAsia="Arial" w:hAnsi="Arial"/>
@@ -19211,7 +19211,7 @@
             <w:pPr>
               <w:spacing w:after="20" w:before="0"/>
             </w:pPr>
-            <w:hyperlink w:history="1" r:id="rIdn8jwpmk5_arx1oqk6eafa">
+            <w:hyperlink w:history="1" r:id="rIdqwlpnx7zmcwauddwmipch">
               <w:r>
                 <w:rPr>
                   <w:rFonts w:ascii="Arial" w:cs="Arial" w:eastAsia="Arial" w:hAnsi="Arial"/>
@@ -19244,7 +19244,7 @@
               <w:spacing w:after="10" w:before="0"/>
               <w:ind w:left="120"/>
             </w:pPr>
-            <w:hyperlink w:history="1" r:id="rIdfvjqps4v5b7ibl1_x83iz">
+            <w:hyperlink w:history="1" r:id="rIdj_be4da0rgkbvrii0bskv">
               <w:r>
                 <w:rPr>
                   <w:rFonts w:ascii="Arial" w:cs="Arial" w:eastAsia="Arial" w:hAnsi="Arial"/>
@@ -20959,7 +20959,7 @@
             <w:pPr>
               <w:spacing w:after="20" w:before="0"/>
             </w:pPr>
-            <w:hyperlink w:history="1" r:id="rIddmmifegq3fajv9pef-wdg">
+            <w:hyperlink w:history="1" r:id="rIdzjsohhcirojqit3owj6xz">
               <w:r>
                 <w:rPr>
                   <w:rFonts w:ascii="Arial" w:cs="Arial" w:eastAsia="Arial" w:hAnsi="Arial"/>
@@ -20992,7 +20992,7 @@
               <w:spacing w:after="10" w:before="0"/>
               <w:ind w:left="120"/>
             </w:pPr>
-            <w:hyperlink w:history="1" r:id="rId3gfx2hmerhbwtkbgsw9de">
+            <w:hyperlink w:history="1" r:id="rId7wqj3jxntzqul8c1znv-y">
               <w:r>
                 <w:rPr>
                   <w:rFonts w:ascii="Arial" w:cs="Arial" w:eastAsia="Arial" w:hAnsi="Arial"/>
@@ -21037,7 +21037,7 @@
             <w:pPr>
               <w:spacing w:after="20" w:before="0"/>
             </w:pPr>
-            <w:hyperlink w:history="1" r:id="rId0nh7mrbtsjebcoq5kyvog">
+            <w:hyperlink w:history="1" r:id="rIddc4yvc8desnwe1fwqbwhy">
               <w:r>
                 <w:rPr>
                   <w:rFonts w:ascii="Arial" w:cs="Arial" w:eastAsia="Arial" w:hAnsi="Arial"/>
@@ -21070,7 +21070,7 @@
               <w:spacing w:after="10" w:before="0"/>
               <w:ind w:left="120"/>
             </w:pPr>
-            <w:hyperlink w:history="1" r:id="rIdumkh4cqr6nbwfya7y9e4s">
+            <w:hyperlink w:history="1" r:id="rIdtfchkjk1t4epny1ylv5n_">
               <w:r>
                 <w:rPr>
                   <w:rFonts w:ascii="Arial" w:cs="Arial" w:eastAsia="Arial" w:hAnsi="Arial"/>
@@ -21265,7 +21265,7 @@
             <w:pPr>
               <w:spacing w:after="20" w:before="0"/>
             </w:pPr>
-            <w:hyperlink w:history="1" r:id="rIdr_hurszxozidi0rr0kvzv">
+            <w:hyperlink w:history="1" r:id="rId8qas25rdw5sngqpr5luoj">
               <w:r>
                 <w:rPr>
                   <w:rFonts w:ascii="Arial" w:cs="Arial" w:eastAsia="Arial" w:hAnsi="Arial"/>
@@ -21298,7 +21298,7 @@
               <w:spacing w:after="10" w:before="0"/>
               <w:ind w:left="120"/>
             </w:pPr>
-            <w:hyperlink w:history="1" r:id="rIdtvppodw6lp6kwgwjgmokg">
+            <w:hyperlink w:history="1" r:id="rIdw6r5sptgdo8s-ggutwidl">
               <w:r>
                 <w:rPr>
                   <w:rFonts w:ascii="Arial" w:cs="Arial" w:eastAsia="Arial" w:hAnsi="Arial"/>
@@ -21343,7 +21343,7 @@
             <w:pPr>
               <w:spacing w:after="20" w:before="0"/>
             </w:pPr>
-            <w:hyperlink w:history="1" r:id="rIdqsyfcrstnkmxbimcjz4nn">
+            <w:hyperlink w:history="1" r:id="rIdfqrou_vnixn3juxd-kmsd">
               <w:r>
                 <w:rPr>
                   <w:rFonts w:ascii="Arial" w:cs="Arial" w:eastAsia="Arial" w:hAnsi="Arial"/>
@@ -21376,7 +21376,7 @@
               <w:spacing w:after="10" w:before="0"/>
               <w:ind w:left="120"/>
             </w:pPr>
-            <w:hyperlink w:history="1" r:id="rId_ipdg8f4dgutyuubkw-nz">
+            <w:hyperlink w:history="1" r:id="rIdj1b7ccdeo8op9kw8zyfg8">
               <w:r>
                 <w:rPr>
                   <w:rFonts w:ascii="Arial" w:cs="Arial" w:eastAsia="Arial" w:hAnsi="Arial"/>
@@ -21571,7 +21571,7 @@
             <w:pPr>
               <w:spacing w:after="20" w:before="0"/>
             </w:pPr>
-            <w:hyperlink w:history="1" r:id="rIdz6pezwbnvmuqm8q3axy_t">
+            <w:hyperlink w:history="1" r:id="rId61lgvtpbeuiurefeemcsz">
               <w:r>
                 <w:rPr>
                   <w:rFonts w:ascii="Arial" w:cs="Arial" w:eastAsia="Arial" w:hAnsi="Arial"/>
@@ -21604,7 +21604,7 @@
               <w:spacing w:after="10" w:before="0"/>
               <w:ind w:left="120"/>
             </w:pPr>
-            <w:hyperlink w:history="1" r:id="rIdup0d3aljknp2w5czkxxko">
+            <w:hyperlink w:history="1" r:id="rIdsoqu_j-i_o81c7u_svek4">
               <w:r>
                 <w:rPr>
                   <w:rFonts w:ascii="Arial" w:cs="Arial" w:eastAsia="Arial" w:hAnsi="Arial"/>
@@ -21649,7 +21649,7 @@
             <w:pPr>
               <w:spacing w:after="20" w:before="0"/>
             </w:pPr>
-            <w:hyperlink w:history="1" r:id="rIdhqj1nvozx02qfoviy0a-h">
+            <w:hyperlink w:history="1" r:id="rIdeip-pp44yv-nq8lyjb2gk">
               <w:r>
                 <w:rPr>
                   <w:rFonts w:ascii="Arial" w:cs="Arial" w:eastAsia="Arial" w:hAnsi="Arial"/>
@@ -21682,7 +21682,7 @@
               <w:spacing w:after="10" w:before="0"/>
               <w:ind w:left="120"/>
             </w:pPr>
-            <w:hyperlink w:history="1" r:id="rIdtuoc49zlo5l3hkcdsrhcr">
+            <w:hyperlink w:history="1" r:id="rIds0wnurou-4ljvjhvhyxhs">
               <w:r>
                 <w:rPr>
                   <w:rFonts w:ascii="Arial" w:cs="Arial" w:eastAsia="Arial" w:hAnsi="Arial"/>
@@ -21877,7 +21877,7 @@
             <w:pPr>
               <w:spacing w:after="20" w:before="0"/>
             </w:pPr>
-            <w:hyperlink w:history="1" r:id="rIdgq9miuby66bvhsyd61nz0">
+            <w:hyperlink w:history="1" r:id="rId3zkghhd1nv2apuuipvvdb">
               <w:r>
                 <w:rPr>
                   <w:rFonts w:ascii="Arial" w:cs="Arial" w:eastAsia="Arial" w:hAnsi="Arial"/>
@@ -21910,7 +21910,7 @@
               <w:spacing w:after="10" w:before="0"/>
               <w:ind w:left="120"/>
             </w:pPr>
-            <w:hyperlink w:history="1" r:id="rIdd878f27ox4uesk9qnbqgy">
+            <w:hyperlink w:history="1" r:id="rIduf20byxihz2_npvh_7qeq">
               <w:r>
                 <w:rPr>
                   <w:rFonts w:ascii="Arial" w:cs="Arial" w:eastAsia="Arial" w:hAnsi="Arial"/>
@@ -21955,7 +21955,7 @@
             <w:pPr>
               <w:spacing w:after="20" w:before="0"/>
             </w:pPr>
-            <w:hyperlink w:history="1" r:id="rIdp5xt_p0e7yjgy5iyqqs97">
+            <w:hyperlink w:history="1" r:id="rIdyfhobh7_qhsnxkiq2t26-">
               <w:r>
                 <w:rPr>
                   <w:rFonts w:ascii="Arial" w:cs="Arial" w:eastAsia="Arial" w:hAnsi="Arial"/>
@@ -21988,7 +21988,7 @@
               <w:spacing w:after="10" w:before="0"/>
               <w:ind w:left="120"/>
             </w:pPr>
-            <w:hyperlink w:history="1" r:id="rIdocup6eed4f9qw-umdhf3q">
+            <w:hyperlink w:history="1" r:id="rIdmc821tepze7sk7-nt8p3x">
               <w:r>
                 <w:rPr>
                   <w:rFonts w:ascii="Arial" w:cs="Arial" w:eastAsia="Arial" w:hAnsi="Arial"/>
@@ -22183,7 +22183,7 @@
             <w:pPr>
               <w:spacing w:after="20" w:before="0"/>
             </w:pPr>
-            <w:hyperlink w:history="1" r:id="rIdviopc0uohdgd0igjcydbs">
+            <w:hyperlink w:history="1" r:id="rIdwgko5kkgu6d6kvsilwxw7">
               <w:r>
                 <w:rPr>
                   <w:rFonts w:ascii="Arial" w:cs="Arial" w:eastAsia="Arial" w:hAnsi="Arial"/>
@@ -22216,7 +22216,7 @@
               <w:spacing w:after="10" w:before="0"/>
               <w:ind w:left="120"/>
             </w:pPr>
-            <w:hyperlink w:history="1" r:id="rIdbazv5dkmgagngsftluzbd">
+            <w:hyperlink w:history="1" r:id="rIdjh6tl2zle4fg_hu8fjem-">
               <w:r>
                 <w:rPr>
                   <w:rFonts w:ascii="Arial" w:cs="Arial" w:eastAsia="Arial" w:hAnsi="Arial"/>
@@ -22261,7 +22261,7 @@
             <w:pPr>
               <w:spacing w:after="20" w:before="0"/>
             </w:pPr>
-            <w:hyperlink w:history="1" r:id="rIdqlp0bvktbkgt6jwedcnfl">
+            <w:hyperlink w:history="1" r:id="rIdoq1nuah-m9prjd4kvb53a">
               <w:r>
                 <w:rPr>
                   <w:rFonts w:ascii="Arial" w:cs="Arial" w:eastAsia="Arial" w:hAnsi="Arial"/>
@@ -22294,7 +22294,7 @@
               <w:spacing w:after="10" w:before="0"/>
               <w:ind w:left="120"/>
             </w:pPr>
-            <w:hyperlink w:history="1" r:id="rIdm1r1qw7_rhsfzygcieodb">
+            <w:hyperlink w:history="1" r:id="rIdjqx85t1yy_o9qgypupydu">
               <w:r>
                 <w:rPr>
                   <w:rFonts w:ascii="Arial" w:cs="Arial" w:eastAsia="Arial" w:hAnsi="Arial"/>
@@ -23781,7 +23781,7 @@
             <w:pPr>
               <w:spacing w:after="20" w:before="0"/>
             </w:pPr>
-            <w:hyperlink w:history="1" r:id="rId1yyfmrocd9rlons4mcriw">
+            <w:hyperlink w:history="1" r:id="rIdtjd0e2xkwait_m3hadz5h">
               <w:r>
                 <w:rPr>
                   <w:rFonts w:ascii="Arial" w:cs="Arial" w:eastAsia="Arial" w:hAnsi="Arial"/>
@@ -23814,7 +23814,7 @@
               <w:spacing w:after="10" w:before="0"/>
               <w:ind w:left="120"/>
             </w:pPr>
-            <w:hyperlink w:history="1" r:id="rIdxgx2grldwgn0f5xeubk-a">
+            <w:hyperlink w:history="1" r:id="rIdflptrkcurkatwautwir_v">
               <w:r>
                 <w:rPr>
                   <w:rFonts w:ascii="Arial" w:cs="Arial" w:eastAsia="Arial" w:hAnsi="Arial"/>
@@ -23859,7 +23859,7 @@
             <w:pPr>
               <w:spacing w:after="20" w:before="0"/>
             </w:pPr>
-            <w:hyperlink w:history="1" r:id="rIdqlroe4bm--uoxyq1bk8uh">
+            <w:hyperlink w:history="1" r:id="rIdosncskjydwseksoat_clg">
               <w:r>
                 <w:rPr>
                   <w:rFonts w:ascii="Arial" w:cs="Arial" w:eastAsia="Arial" w:hAnsi="Arial"/>
@@ -23892,7 +23892,7 @@
               <w:spacing w:after="10" w:before="0"/>
               <w:ind w:left="120"/>
             </w:pPr>
-            <w:hyperlink w:history="1" r:id="rIdpgz4zx38gyjfajintbqsh">
+            <w:hyperlink w:history="1" r:id="rIdbp8jusebjqt0dczkjglxr">
               <w:r>
                 <w:rPr>
                   <w:rFonts w:ascii="Arial" w:cs="Arial" w:eastAsia="Arial" w:hAnsi="Arial"/>
@@ -24087,7 +24087,7 @@
             <w:pPr>
               <w:spacing w:after="20" w:before="0"/>
             </w:pPr>
-            <w:hyperlink w:history="1" r:id="rIdq5nitpfy4fwujvpvu-r0q">
+            <w:hyperlink w:history="1" r:id="rId4arqkd1slmlyhwxslcs4a">
               <w:r>
                 <w:rPr>
                   <w:rFonts w:ascii="Arial" w:cs="Arial" w:eastAsia="Arial" w:hAnsi="Arial"/>
@@ -24120,7 +24120,7 @@
               <w:spacing w:after="10" w:before="0"/>
               <w:ind w:left="120"/>
             </w:pPr>
-            <w:hyperlink w:history="1" r:id="rIdlshmzsr9lh0ka0aq6ri-d">
+            <w:hyperlink w:history="1" r:id="rIda7cvwquqonk5o8puhndob">
               <w:r>
                 <w:rPr>
                   <w:rFonts w:ascii="Arial" w:cs="Arial" w:eastAsia="Arial" w:hAnsi="Arial"/>
@@ -24165,7 +24165,7 @@
             <w:pPr>
               <w:spacing w:after="20" w:before="0"/>
             </w:pPr>
-            <w:hyperlink w:history="1" r:id="rIdtvhjihhsz1lq-ix0kmb4j">
+            <w:hyperlink w:history="1" r:id="rIdhrtxraevmnl3vud2ydj1x">
               <w:r>
                 <w:rPr>
                   <w:rFonts w:ascii="Arial" w:cs="Arial" w:eastAsia="Arial" w:hAnsi="Arial"/>
@@ -24198,7 +24198,7 @@
               <w:spacing w:after="10" w:before="0"/>
               <w:ind w:left="120"/>
             </w:pPr>
-            <w:hyperlink w:history="1" r:id="rIdokjdayteyperflacnew0y">
+            <w:hyperlink w:history="1" r:id="rIdo3ajgx_bl0ckjycd1qhmk">
               <w:r>
                 <w:rPr>
                   <w:rFonts w:ascii="Arial" w:cs="Arial" w:eastAsia="Arial" w:hAnsi="Arial"/>
@@ -24393,7 +24393,7 @@
             <w:pPr>
               <w:spacing w:after="20" w:before="0"/>
             </w:pPr>
-            <w:hyperlink w:history="1" r:id="rId5ddqwhluku6ghtwi-tuc4">
+            <w:hyperlink w:history="1" r:id="rIde0oljcvjgrt8swuwxl5a_">
               <w:r>
                 <w:rPr>
                   <w:rFonts w:ascii="Arial" w:cs="Arial" w:eastAsia="Arial" w:hAnsi="Arial"/>
@@ -24426,7 +24426,7 @@
               <w:spacing w:after="10" w:before="0"/>
               <w:ind w:left="120"/>
             </w:pPr>
-            <w:hyperlink w:history="1" r:id="rIdrpgfclds0sicyhf2mtwen">
+            <w:hyperlink w:history="1" r:id="rIdeypj9sgmhx3yze_hoctwz">
               <w:r>
                 <w:rPr>
                   <w:rFonts w:ascii="Arial" w:cs="Arial" w:eastAsia="Arial" w:hAnsi="Arial"/>
@@ -24471,7 +24471,7 @@
             <w:pPr>
               <w:spacing w:after="20" w:before="0"/>
             </w:pPr>
-            <w:hyperlink w:history="1" r:id="rId1r-yfybnvcstbhbw_dkp9">
+            <w:hyperlink w:history="1" r:id="rId505ruuahtiaqlsuttyrj0">
               <w:r>
                 <w:rPr>
                   <w:rFonts w:ascii="Arial" w:cs="Arial" w:eastAsia="Arial" w:hAnsi="Arial"/>
@@ -24504,7 +24504,7 @@
               <w:spacing w:after="10" w:before="0"/>
               <w:ind w:left="120"/>
             </w:pPr>
-            <w:hyperlink w:history="1" r:id="rId7qkzk0awdr-wte_fuypdg">
+            <w:hyperlink w:history="1" r:id="rIdogx-acfxt1ldbduvqf5bd">
               <w:r>
                 <w:rPr>
                   <w:rFonts w:ascii="Arial" w:cs="Arial" w:eastAsia="Arial" w:hAnsi="Arial"/>
@@ -24699,7 +24699,7 @@
             <w:pPr>
               <w:spacing w:after="20" w:before="0"/>
             </w:pPr>
-            <w:hyperlink w:history="1" r:id="rIdjmoon01a-su5mszo3yoz0">
+            <w:hyperlink w:history="1" r:id="rIdbzooyvklapoxzilgr7c42">
               <w:r>
                 <w:rPr>
                   <w:rFonts w:ascii="Arial" w:cs="Arial" w:eastAsia="Arial" w:hAnsi="Arial"/>
@@ -24732,7 +24732,7 @@
               <w:spacing w:after="10" w:before="0"/>
               <w:ind w:left="120"/>
             </w:pPr>
-            <w:hyperlink w:history="1" r:id="rIdh0p1n8xdilzgl6qk9d26r">
+            <w:hyperlink w:history="1" r:id="rId79zkrmxpiqqv2i4teqsoc">
               <w:r>
                 <w:rPr>
                   <w:rFonts w:ascii="Arial" w:cs="Arial" w:eastAsia="Arial" w:hAnsi="Arial"/>
@@ -24777,7 +24777,7 @@
             <w:pPr>
               <w:spacing w:after="20" w:before="0"/>
             </w:pPr>
-            <w:hyperlink w:history="1" r:id="rIdwtsyhoe4oxljfzvbapqfz">
+            <w:hyperlink w:history="1" r:id="rIdzxbfcyccj3b270wwwczct">
               <w:r>
                 <w:rPr>
                   <w:rFonts w:ascii="Arial" w:cs="Arial" w:eastAsia="Arial" w:hAnsi="Arial"/>
@@ -24810,7 +24810,7 @@
               <w:spacing w:after="10" w:before="0"/>
               <w:ind w:left="120"/>
             </w:pPr>
-            <w:hyperlink w:history="1" r:id="rIdvmaivbygrbht56_txq8zr">
+            <w:hyperlink w:history="1" r:id="rIda4eln5rhv32tb14gnxg9n">
               <w:r>
                 <w:rPr>
                   <w:rFonts w:ascii="Arial" w:cs="Arial" w:eastAsia="Arial" w:hAnsi="Arial"/>
@@ -25005,7 +25005,7 @@
             <w:pPr>
               <w:spacing w:after="20" w:before="0"/>
             </w:pPr>
-            <w:hyperlink w:history="1" r:id="rIdbqlc17gky-xpnyspmqeyz">
+            <w:hyperlink w:history="1" r:id="rIdfv9sb40ynjrnbaxjwy2os">
               <w:r>
                 <w:rPr>
                   <w:rFonts w:ascii="Arial" w:cs="Arial" w:eastAsia="Arial" w:hAnsi="Arial"/>
@@ -25038,7 +25038,7 @@
               <w:spacing w:after="10" w:before="0"/>
               <w:ind w:left="120"/>
             </w:pPr>
-            <w:hyperlink w:history="1" r:id="rIdbjnlrxeoafudry_nogkiz">
+            <w:hyperlink w:history="1" r:id="rIdpvu7rcch3vnbr7wphdb__">
               <w:r>
                 <w:rPr>
                   <w:rFonts w:ascii="Arial" w:cs="Arial" w:eastAsia="Arial" w:hAnsi="Arial"/>
@@ -25083,7 +25083,7 @@
             <w:pPr>
               <w:spacing w:after="20" w:before="0"/>
             </w:pPr>
-            <w:hyperlink w:history="1" r:id="rIdzgkaekx4k1ci4z1igsxjn">
+            <w:hyperlink w:history="1" r:id="rIdw7xgibuqal0kt-3vydpdl">
               <w:r>
                 <w:rPr>
                   <w:rFonts w:ascii="Arial" w:cs="Arial" w:eastAsia="Arial" w:hAnsi="Arial"/>
@@ -25116,7 +25116,7 @@
               <w:spacing w:after="10" w:before="0"/>
               <w:ind w:left="120"/>
             </w:pPr>
-            <w:hyperlink w:history="1" r:id="rIdrbbadrf4iu3gozrrr4cos">
+            <w:hyperlink w:history="1" r:id="rIdszn_2ag_e5ytbb9-pgtuw">
               <w:r>
                 <w:rPr>
                   <w:rFonts w:ascii="Arial" w:cs="Arial" w:eastAsia="Arial" w:hAnsi="Arial"/>
@@ -26603,7 +26603,7 @@
             <w:pPr>
               <w:spacing w:after="20" w:before="0"/>
             </w:pPr>
-            <w:hyperlink w:history="1" r:id="rIdatjywf4dmojzdx-eklsjn">
+            <w:hyperlink w:history="1" r:id="rIdigvhpnidt8xsqoc-zmfag">
               <w:r>
                 <w:rPr>
                   <w:rFonts w:ascii="Arial" w:cs="Arial" w:eastAsia="Arial" w:hAnsi="Arial"/>
@@ -26636,7 +26636,7 @@
               <w:spacing w:after="10" w:before="0"/>
               <w:ind w:left="120"/>
             </w:pPr>
-            <w:hyperlink w:history="1" r:id="rIdnhg4k4pnu3ss6bmkwlst4">
+            <w:hyperlink w:history="1" r:id="rIdrobwavdb3enzxhzamtpze">
               <w:r>
                 <w:rPr>
                   <w:rFonts w:ascii="Arial" w:cs="Arial" w:eastAsia="Arial" w:hAnsi="Arial"/>
@@ -26681,7 +26681,7 @@
             <w:pPr>
               <w:spacing w:after="20" w:before="0"/>
             </w:pPr>
-            <w:hyperlink w:history="1" r:id="rIdghjphmwncpdeizwcrbc-9">
+            <w:hyperlink w:history="1" r:id="rIdew2is_57nswkr4fjozvjp">
               <w:r>
                 <w:rPr>
                   <w:rFonts w:ascii="Arial" w:cs="Arial" w:eastAsia="Arial" w:hAnsi="Arial"/>
@@ -26714,7 +26714,7 @@
               <w:spacing w:after="10" w:before="0"/>
               <w:ind w:left="120"/>
             </w:pPr>
-            <w:hyperlink w:history="1" r:id="rId_pngblxwfikg_lfsmjyxj">
+            <w:hyperlink w:history="1" r:id="rIdv29fyx7a_whcrgkjdkr7q">
               <w:r>
                 <w:rPr>
                   <w:rFonts w:ascii="Arial" w:cs="Arial" w:eastAsia="Arial" w:hAnsi="Arial"/>
@@ -26909,7 +26909,7 @@
             <w:pPr>
               <w:spacing w:after="20" w:before="0"/>
             </w:pPr>
-            <w:hyperlink w:history="1" r:id="rIdxqi7gxra47qomxeheix-a">
+            <w:hyperlink w:history="1" r:id="rIddm3tpywgxboyfkukavhcg">
               <w:r>
                 <w:rPr>
                   <w:rFonts w:ascii="Arial" w:cs="Arial" w:eastAsia="Arial" w:hAnsi="Arial"/>
@@ -26942,7 +26942,7 @@
               <w:spacing w:after="10" w:before="0"/>
               <w:ind w:left="120"/>
             </w:pPr>
-            <w:hyperlink w:history="1" r:id="rIddfgmf6r3g08o86rj1nhxx">
+            <w:hyperlink w:history="1" r:id="rIdntoj_brs-k4y5voiqavom">
               <w:r>
                 <w:rPr>
                   <w:rFonts w:ascii="Arial" w:cs="Arial" w:eastAsia="Arial" w:hAnsi="Arial"/>
@@ -26987,7 +26987,7 @@
             <w:pPr>
               <w:spacing w:after="20" w:before="0"/>
             </w:pPr>
-            <w:hyperlink w:history="1" r:id="rIdg5xqrr60wo2milswp1xfa">
+            <w:hyperlink w:history="1" r:id="rId_szwkndomy8qkl6lre11f">
               <w:r>
                 <w:rPr>
                   <w:rFonts w:ascii="Arial" w:cs="Arial" w:eastAsia="Arial" w:hAnsi="Arial"/>
@@ -27020,7 +27020,7 @@
               <w:spacing w:after="10" w:before="0"/>
               <w:ind w:left="120"/>
             </w:pPr>
-            <w:hyperlink w:history="1" r:id="rId6o7hlzboa_kzw7acstqbd">
+            <w:hyperlink w:history="1" r:id="rIdiecf2oyyrsvuirvlvxkyd">
               <w:r>
                 <w:rPr>
                   <w:rFonts w:ascii="Arial" w:cs="Arial" w:eastAsia="Arial" w:hAnsi="Arial"/>
@@ -27215,7 +27215,7 @@
             <w:pPr>
               <w:spacing w:after="20" w:before="0"/>
             </w:pPr>
-            <w:hyperlink w:history="1" r:id="rIds9zqpzd9_fymleiyxoi1p">
+            <w:hyperlink w:history="1" r:id="rIdo7jbgoq_ibwovwqohx6ft">
               <w:r>
                 <w:rPr>
                   <w:rFonts w:ascii="Arial" w:cs="Arial" w:eastAsia="Arial" w:hAnsi="Arial"/>
@@ -27248,7 +27248,7 @@
               <w:spacing w:after="10" w:before="0"/>
               <w:ind w:left="120"/>
             </w:pPr>
-            <w:hyperlink w:history="1" r:id="rId-26tfq2x4i4vbz6rqb1i6">
+            <w:hyperlink w:history="1" r:id="rIdtz5_dxx_too1gkflh-eod">
               <w:r>
                 <w:rPr>
                   <w:rFonts w:ascii="Arial" w:cs="Arial" w:eastAsia="Arial" w:hAnsi="Arial"/>
@@ -27293,7 +27293,7 @@
             <w:pPr>
               <w:spacing w:after="20" w:before="0"/>
             </w:pPr>
-            <w:hyperlink w:history="1" r:id="rIdemibbcwj1r-di-0itbmfm">
+            <w:hyperlink w:history="1" r:id="rIdlqz0eu6pkukemrtmls0g2">
               <w:r>
                 <w:rPr>
                   <w:rFonts w:ascii="Arial" w:cs="Arial" w:eastAsia="Arial" w:hAnsi="Arial"/>
@@ -27326,7 +27326,7 @@
               <w:spacing w:after="10" w:before="0"/>
               <w:ind w:left="120"/>
             </w:pPr>
-            <w:hyperlink w:history="1" r:id="rIdeclkok42uaizlukqql03x">
+            <w:hyperlink w:history="1" r:id="rId-ovqxjsaxoc568i1hdv8y">
               <w:r>
                 <w:rPr>
                   <w:rFonts w:ascii="Arial" w:cs="Arial" w:eastAsia="Arial" w:hAnsi="Arial"/>
@@ -27521,7 +27521,7 @@
             <w:pPr>
               <w:spacing w:after="20" w:before="0"/>
             </w:pPr>
-            <w:hyperlink w:history="1" r:id="rId0s9bqgv0g1poap_egw43k">
+            <w:hyperlink w:history="1" r:id="rIdpw55z1viuu8endnebzlsz">
               <w:r>
                 <w:rPr>
                   <w:rFonts w:ascii="Arial" w:cs="Arial" w:eastAsia="Arial" w:hAnsi="Arial"/>
@@ -27554,7 +27554,7 @@
               <w:spacing w:after="10" w:before="0"/>
               <w:ind w:left="120"/>
             </w:pPr>
-            <w:hyperlink w:history="1" r:id="rIdirvykox1onrchae0qgnbm">
+            <w:hyperlink w:history="1" r:id="rIdm_nv-pov8rqcfswtsinhy">
               <w:r>
                 <w:rPr>
                   <w:rFonts w:ascii="Arial" w:cs="Arial" w:eastAsia="Arial" w:hAnsi="Arial"/>
@@ -27599,7 +27599,7 @@
             <w:pPr>
               <w:spacing w:after="20" w:before="0"/>
             </w:pPr>
-            <w:hyperlink w:history="1" r:id="rIdewyu25ochpmiesdxtzh06">
+            <w:hyperlink w:history="1" r:id="rId4iekrynmi46embc85lfxj">
               <w:r>
                 <w:rPr>
                   <w:rFonts w:ascii="Arial" w:cs="Arial" w:eastAsia="Arial" w:hAnsi="Arial"/>
@@ -27632,7 +27632,7 @@
               <w:spacing w:after="10" w:before="0"/>
               <w:ind w:left="120"/>
             </w:pPr>
-            <w:hyperlink w:history="1" r:id="rIdrp2tywkq2urrjlexwpjkk">
+            <w:hyperlink w:history="1" r:id="rIduju02i69eqtmhc6i0tnhj">
               <w:r>
                 <w:rPr>
                   <w:rFonts w:ascii="Arial" w:cs="Arial" w:eastAsia="Arial" w:hAnsi="Arial"/>
@@ -27827,7 +27827,7 @@
             <w:pPr>
               <w:spacing w:after="20" w:before="0"/>
             </w:pPr>
-            <w:hyperlink w:history="1" r:id="rIdu-2dxk0mziqo4x4rn4xxr">
+            <w:hyperlink w:history="1" r:id="rIdlwfn4s98hzrsymd7ndlrp">
               <w:r>
                 <w:rPr>
                   <w:rFonts w:ascii="Arial" w:cs="Arial" w:eastAsia="Arial" w:hAnsi="Arial"/>
@@ -27860,7 +27860,7 @@
               <w:spacing w:after="10" w:before="0"/>
               <w:ind w:left="120"/>
             </w:pPr>
-            <w:hyperlink w:history="1" r:id="rIdn0dzgkcnqbzshhsmgx4av">
+            <w:hyperlink w:history="1" r:id="rIdfld3lme1c4qvl80_y6lno">
               <w:r>
                 <w:rPr>
                   <w:rFonts w:ascii="Arial" w:cs="Arial" w:eastAsia="Arial" w:hAnsi="Arial"/>
@@ -27905,7 +27905,7 @@
             <w:pPr>
               <w:spacing w:after="20" w:before="0"/>
             </w:pPr>
-            <w:hyperlink w:history="1" r:id="rIda6cfev5i4w91falmmsymh">
+            <w:hyperlink w:history="1" r:id="rIdb3q61ut2fyccwizok12cn">
               <w:r>
                 <w:rPr>
                   <w:rFonts w:ascii="Arial" w:cs="Arial" w:eastAsia="Arial" w:hAnsi="Arial"/>
@@ -27938,7 +27938,7 @@
               <w:spacing w:after="10" w:before="0"/>
               <w:ind w:left="120"/>
             </w:pPr>
-            <w:hyperlink w:history="1" r:id="rIdiyufogtariea1r26oegiu">
+            <w:hyperlink w:history="1" r:id="rIdmrytcivr5nwvqx9coenfp">
               <w:r>
                 <w:rPr>
                   <w:rFonts w:ascii="Arial" w:cs="Arial" w:eastAsia="Arial" w:hAnsi="Arial"/>
@@ -29425,7 +29425,7 @@
             <w:pPr>
               <w:spacing w:after="20" w:before="0"/>
             </w:pPr>
-            <w:hyperlink w:history="1" r:id="rId4h6js0bjusai3h2lvejgb">
+            <w:hyperlink w:history="1" r:id="rIdkgjkji4gcc6letm58auhh">
               <w:r>
                 <w:rPr>
                   <w:rFonts w:ascii="Arial" w:cs="Arial" w:eastAsia="Arial" w:hAnsi="Arial"/>
@@ -29458,7 +29458,7 @@
               <w:spacing w:after="10" w:before="0"/>
               <w:ind w:left="120"/>
             </w:pPr>
-            <w:hyperlink w:history="1" r:id="rIdtudl1dlo2qoop7sxtzij8">
+            <w:hyperlink w:history="1" r:id="rIdhmd_6y9akqeyfnedbdp4m">
               <w:r>
                 <w:rPr>
                   <w:rFonts w:ascii="Arial" w:cs="Arial" w:eastAsia="Arial" w:hAnsi="Arial"/>
@@ -29503,7 +29503,7 @@
             <w:pPr>
               <w:spacing w:after="20" w:before="0"/>
             </w:pPr>
-            <w:hyperlink w:history="1" r:id="rIdb9frmyxhxjv3upwaflwpe">
+            <w:hyperlink w:history="1" r:id="rIds7zwuqyypyuyjhlrgpfkc">
               <w:r>
                 <w:rPr>
                   <w:rFonts w:ascii="Arial" w:cs="Arial" w:eastAsia="Arial" w:hAnsi="Arial"/>
@@ -29536,7 +29536,7 @@
               <w:spacing w:after="10" w:before="0"/>
               <w:ind w:left="120"/>
             </w:pPr>
-            <w:hyperlink w:history="1" r:id="rIdmtzdh-rva8ye2srwat-hv">
+            <w:hyperlink w:history="1" r:id="rIdadsv843kdhm4v8es4ssep">
               <w:r>
                 <w:rPr>
                   <w:rFonts w:ascii="Arial" w:cs="Arial" w:eastAsia="Arial" w:hAnsi="Arial"/>
@@ -29847,7 +29847,7 @@
             <w:pPr>
               <w:spacing w:after="20" w:before="0"/>
             </w:pPr>
-            <w:hyperlink w:history="1" r:id="rIdgvqcua8z2guelbfsolpjd">
+            <w:hyperlink w:history="1" r:id="rIdvtludzeb6kxrdup4gbtvk">
               <w:r>
                 <w:rPr>
                   <w:rFonts w:ascii="Arial" w:cs="Arial" w:eastAsia="Arial" w:hAnsi="Arial"/>
@@ -29880,7 +29880,7 @@
               <w:spacing w:after="10" w:before="0"/>
               <w:ind w:left="120"/>
             </w:pPr>
-            <w:hyperlink w:history="1" r:id="rIdkozy6fjnortrpryc18sod">
+            <w:hyperlink w:history="1" r:id="rIdazusguwrhevx589ujqqzb">
               <w:r>
                 <w:rPr>
                   <w:rFonts w:ascii="Arial" w:cs="Arial" w:eastAsia="Arial" w:hAnsi="Arial"/>
@@ -29925,7 +29925,7 @@
             <w:pPr>
               <w:spacing w:after="20" w:before="0"/>
             </w:pPr>
-            <w:hyperlink w:history="1" r:id="rIdlijb6gjoirkwkcrq6r4sp">
+            <w:hyperlink w:history="1" r:id="rIdsil8njxilall0u14p22xh">
               <w:r>
                 <w:rPr>
                   <w:rFonts w:ascii="Arial" w:cs="Arial" w:eastAsia="Arial" w:hAnsi="Arial"/>
@@ -29958,7 +29958,7 @@
               <w:spacing w:after="10" w:before="0"/>
               <w:ind w:left="120"/>
             </w:pPr>
-            <w:hyperlink w:history="1" r:id="rIdimuzpx8uc2lw2yb4pbkbf">
+            <w:hyperlink w:history="1" r:id="rIdleiyxm7lq7envki5qthhu">
               <w:r>
                 <w:rPr>
                   <w:rFonts w:ascii="Arial" w:cs="Arial" w:eastAsia="Arial" w:hAnsi="Arial"/>
@@ -30441,7 +30441,7 @@
             <w:pPr>
               <w:spacing w:after="20" w:before="0"/>
             </w:pPr>
-            <w:hyperlink w:history="1" r:id="rId20cjap2th1i7l-7aqtxlk">
+            <w:hyperlink w:history="1" r:id="rId1i-8jrmkxpmj_xo9ob-ni">
               <w:r>
                 <w:rPr>
                   <w:rFonts w:ascii="Arial" w:cs="Arial" w:eastAsia="Arial" w:hAnsi="Arial"/>
@@ -30474,7 +30474,7 @@
               <w:spacing w:after="10" w:before="0"/>
               <w:ind w:left="120"/>
             </w:pPr>
-            <w:hyperlink w:history="1" r:id="rIdfcbnhhgrndi6y74yyw_vr">
+            <w:hyperlink w:history="1" r:id="rIdjphx51fttuzivjdyhyeqw">
               <w:r>
                 <w:rPr>
                   <w:rFonts w:ascii="Arial" w:cs="Arial" w:eastAsia="Arial" w:hAnsi="Arial"/>
@@ -30519,7 +30519,7 @@
             <w:pPr>
               <w:spacing w:after="20" w:before="0"/>
             </w:pPr>
-            <w:hyperlink w:history="1" r:id="rIdpb3gjpk09-bclf4eaeget">
+            <w:hyperlink w:history="1" r:id="rId0xv8hwj6oen-hkkx0lk5f">
               <w:r>
                 <w:rPr>
                   <w:rFonts w:ascii="Arial" w:cs="Arial" w:eastAsia="Arial" w:hAnsi="Arial"/>
@@ -30552,7 +30552,7 @@
               <w:spacing w:after="10" w:before="0"/>
               <w:ind w:left="120"/>
             </w:pPr>
-            <w:hyperlink w:history="1" r:id="rIdpvst8imtltiigodaixdaq">
+            <w:hyperlink w:history="1" r:id="rIdjklcmvnx8uvhmzt09gxwj">
               <w:r>
                 <w:rPr>
                   <w:rFonts w:ascii="Arial" w:cs="Arial" w:eastAsia="Arial" w:hAnsi="Arial"/>
@@ -31205,7 +31205,7 @@
             <w:pPr>
               <w:spacing w:after="20" w:before="0"/>
             </w:pPr>
-            <w:hyperlink w:history="1" r:id="rId2zcboyhvloyaoxz9zgiih">
+            <w:hyperlink w:history="1" r:id="rIdqwb54wtwp0r5rdwmamltf">
               <w:r>
                 <w:rPr>
                   <w:rFonts w:ascii="Arial" w:cs="Arial" w:eastAsia="Arial" w:hAnsi="Arial"/>
@@ -31238,7 +31238,7 @@
               <w:spacing w:after="10" w:before="0"/>
               <w:ind w:left="120"/>
             </w:pPr>
-            <w:hyperlink w:history="1" r:id="rId1unr2pxt7pgfapfpoqyxz">
+            <w:hyperlink w:history="1" r:id="rIdssb3sd_zmfegpj8yp8dcc">
               <w:r>
                 <w:rPr>
                   <w:rFonts w:ascii="Arial" w:cs="Arial" w:eastAsia="Arial" w:hAnsi="Arial"/>
@@ -31283,7 +31283,7 @@
             <w:pPr>
               <w:spacing w:after="20" w:before="0"/>
             </w:pPr>
-            <w:hyperlink w:history="1" r:id="rId6xtv2syz6axcb5ggv8lbi">
+            <w:hyperlink w:history="1" r:id="rIdi6zulpw8ddc6yqs9rlwm6">
               <w:r>
                 <w:rPr>
                   <w:rFonts w:ascii="Arial" w:cs="Arial" w:eastAsia="Arial" w:hAnsi="Arial"/>
@@ -31316,7 +31316,7 @@
               <w:spacing w:after="10" w:before="0"/>
               <w:ind w:left="120"/>
             </w:pPr>
-            <w:hyperlink w:history="1" r:id="rIdamcew3pzywql2f-gvd-3r">
+            <w:hyperlink w:history="1" r:id="rIdde9vltpues4kblzazpqzw">
               <w:r>
                 <w:rPr>
                   <w:rFonts w:ascii="Arial" w:cs="Arial" w:eastAsia="Arial" w:hAnsi="Arial"/>
@@ -31587,7 +31587,7 @@
             <w:pPr>
               <w:spacing w:after="20" w:before="0"/>
             </w:pPr>
-            <w:hyperlink w:history="1" r:id="rIdyagspec8n1eg2aec5doub">
+            <w:hyperlink w:history="1" r:id="rIdsc0tpbbsmww4ktgzobyn8">
               <w:r>
                 <w:rPr>
                   <w:rFonts w:ascii="Arial" w:cs="Arial" w:eastAsia="Arial" w:hAnsi="Arial"/>
@@ -31620,7 +31620,7 @@
               <w:spacing w:after="10" w:before="0"/>
               <w:ind w:left="120"/>
             </w:pPr>
-            <w:hyperlink w:history="1" r:id="rIdo83tejp2njhtamxkrpgjt">
+            <w:hyperlink w:history="1" r:id="rIdnlwk3lpjgrddjwxz7slnw">
               <w:r>
                 <w:rPr>
                   <w:rFonts w:ascii="Arial" w:cs="Arial" w:eastAsia="Arial" w:hAnsi="Arial"/>
@@ -31665,7 +31665,7 @@
             <w:pPr>
               <w:spacing w:after="20" w:before="0"/>
             </w:pPr>
-            <w:hyperlink w:history="1" r:id="rIdhv-tdhxunko6vikxafghm">
+            <w:hyperlink w:history="1" r:id="rId3qr-aijgkuea9-yyndr-k">
               <w:r>
                 <w:rPr>
                   <w:rFonts w:ascii="Arial" w:cs="Arial" w:eastAsia="Arial" w:hAnsi="Arial"/>
@@ -31698,7 +31698,7 @@
               <w:spacing w:after="10" w:before="0"/>
               <w:ind w:left="120"/>
             </w:pPr>
-            <w:hyperlink w:history="1" r:id="rId9ca9kf3lxrhrffdwhkwhl">
+            <w:hyperlink w:history="1" r:id="rIdfriykqyk7aa4pnobk2yav">
               <w:r>
                 <w:rPr>
                   <w:rFonts w:ascii="Arial" w:cs="Arial" w:eastAsia="Arial" w:hAnsi="Arial"/>
@@ -33470,7 +33470,7 @@
             <w:pPr>
               <w:spacing w:after="20" w:before="0"/>
             </w:pPr>
-            <w:hyperlink w:history="1" r:id="rId5y6osbobr0lugzpvbd-8x">
+            <w:hyperlink w:history="1" r:id="rIdkdbjjie1r4-ksqoh1crwb">
               <w:r>
                 <w:rPr>
                   <w:rFonts w:ascii="Arial" w:cs="Arial" w:eastAsia="Arial" w:hAnsi="Arial"/>
@@ -33503,7 +33503,7 @@
               <w:spacing w:after="10" w:before="0"/>
               <w:ind w:left="120"/>
             </w:pPr>
-            <w:hyperlink w:history="1" r:id="rIdtfnidiha7firajrz5_yyu">
+            <w:hyperlink w:history="1" r:id="rIdcyqdezntnl5uisztotrte">
               <w:r>
                 <w:rPr>
                   <w:rFonts w:ascii="Arial" w:cs="Arial" w:eastAsia="Arial" w:hAnsi="Arial"/>
@@ -33548,7 +33548,7 @@
             <w:pPr>
               <w:spacing w:after="20" w:before="0"/>
             </w:pPr>
-            <w:hyperlink w:history="1" r:id="rIdwbpp2vuz_flpekakndmde">
+            <w:hyperlink w:history="1" r:id="rIdh0bsrlnkz1elbdu3qtwid">
               <w:r>
                 <w:rPr>
                   <w:rFonts w:ascii="Arial" w:cs="Arial" w:eastAsia="Arial" w:hAnsi="Arial"/>
@@ -33581,7 +33581,7 @@
               <w:spacing w:after="10" w:before="0"/>
               <w:ind w:left="120"/>
             </w:pPr>
-            <w:hyperlink w:history="1" r:id="rIdfhek__za1c3lj78ofz03x">
+            <w:hyperlink w:history="1" r:id="rIdbqudprottl6rj8ql8ikvc">
               <w:r>
                 <w:rPr>
                   <w:rFonts w:ascii="Arial" w:cs="Arial" w:eastAsia="Arial" w:hAnsi="Arial"/>
@@ -33776,7 +33776,7 @@
             <w:pPr>
               <w:spacing w:after="20" w:before="0"/>
             </w:pPr>
-            <w:hyperlink w:history="1" r:id="rIdirsa6emmet83ilvpgrbdq">
+            <w:hyperlink w:history="1" r:id="rIdhn889h5l-dzblsh55xymo">
               <w:r>
                 <w:rPr>
                   <w:rFonts w:ascii="Arial" w:cs="Arial" w:eastAsia="Arial" w:hAnsi="Arial"/>
@@ -33809,7 +33809,7 @@
               <w:spacing w:after="10" w:before="0"/>
               <w:ind w:left="120"/>
             </w:pPr>
-            <w:hyperlink w:history="1" r:id="rIdutcwssr8beqmcidjizacp">
+            <w:hyperlink w:history="1" r:id="rId2anwh665yqkulfx8fjckd">
               <w:r>
                 <w:rPr>
                   <w:rFonts w:ascii="Arial" w:cs="Arial" w:eastAsia="Arial" w:hAnsi="Arial"/>
@@ -33854,7 +33854,7 @@
             <w:pPr>
               <w:spacing w:after="20" w:before="0"/>
             </w:pPr>
-            <w:hyperlink w:history="1" r:id="rIdgorkscdll2rgoeavdr_w4">
+            <w:hyperlink w:history="1" r:id="rIdpueiz3yqkoszfbybokfep">
               <w:r>
                 <w:rPr>
                   <w:rFonts w:ascii="Arial" w:cs="Arial" w:eastAsia="Arial" w:hAnsi="Arial"/>
@@ -33887,7 +33887,7 @@
               <w:spacing w:after="10" w:before="0"/>
               <w:ind w:left="120"/>
             </w:pPr>
-            <w:hyperlink w:history="1" r:id="rIdpxl5fqhnckxwcmr0xdrtk">
+            <w:hyperlink w:history="1" r:id="rIdxtwrgqs2vbdtdcraap5nw">
               <w:r>
                 <w:rPr>
                   <w:rFonts w:ascii="Arial" w:cs="Arial" w:eastAsia="Arial" w:hAnsi="Arial"/>
@@ -34082,7 +34082,7 @@
             <w:pPr>
               <w:spacing w:after="20" w:before="0"/>
             </w:pPr>
-            <w:hyperlink w:history="1" r:id="rIdhy6ckltrlq1nkyzog9vul">
+            <w:hyperlink w:history="1" r:id="rIdxer072wchhkmppq1vhzi7">
               <w:r>
                 <w:rPr>
                   <w:rFonts w:ascii="Arial" w:cs="Arial" w:eastAsia="Arial" w:hAnsi="Arial"/>
@@ -34115,7 +34115,7 @@
               <w:spacing w:after="10" w:before="0"/>
               <w:ind w:left="120"/>
             </w:pPr>
-            <w:hyperlink w:history="1" r:id="rIddtnjnka1p1k8unkfbbbrh">
+            <w:hyperlink w:history="1" r:id="rId2mobuxev69kb3sy88dgn-">
               <w:r>
                 <w:rPr>
                   <w:rFonts w:ascii="Arial" w:cs="Arial" w:eastAsia="Arial" w:hAnsi="Arial"/>
@@ -34160,7 +34160,7 @@
             <w:pPr>
               <w:spacing w:after="20" w:before="0"/>
             </w:pPr>
-            <w:hyperlink w:history="1" r:id="rIdc3u4zazqorj2enadvrcay">
+            <w:hyperlink w:history="1" r:id="rIdfn9xfqmd71c2npy1ybqch">
               <w:r>
                 <w:rPr>
                   <w:rFonts w:ascii="Arial" w:cs="Arial" w:eastAsia="Arial" w:hAnsi="Arial"/>
@@ -34193,7 +34193,7 @@
               <w:spacing w:after="10" w:before="0"/>
               <w:ind w:left="120"/>
             </w:pPr>
-            <w:hyperlink w:history="1" r:id="rIdrl8ib-fdhdh22scoygaxn">
+            <w:hyperlink w:history="1" r:id="rIdn-rxoow4ks54qxkxa812n">
               <w:r>
                 <w:rPr>
                   <w:rFonts w:ascii="Arial" w:cs="Arial" w:eastAsia="Arial" w:hAnsi="Arial"/>
@@ -34388,7 +34388,7 @@
             <w:pPr>
               <w:spacing w:after="20" w:before="0"/>
             </w:pPr>
-            <w:hyperlink w:history="1" r:id="rIdyxkinyj_yx3kly9jkvcb6">
+            <w:hyperlink w:history="1" r:id="rIdtq3of7em04apit_hppbse">
               <w:r>
                 <w:rPr>
                   <w:rFonts w:ascii="Arial" w:cs="Arial" w:eastAsia="Arial" w:hAnsi="Arial"/>
@@ -34421,7 +34421,7 @@
               <w:spacing w:after="10" w:before="0"/>
               <w:ind w:left="120"/>
             </w:pPr>
-            <w:hyperlink w:history="1" r:id="rIdox6s6mfk7ztqz_nr7yl3v">
+            <w:hyperlink w:history="1" r:id="rIdvktv5xgji0wswb60omaqz">
               <w:r>
                 <w:rPr>
                   <w:rFonts w:ascii="Arial" w:cs="Arial" w:eastAsia="Arial" w:hAnsi="Arial"/>
@@ -34466,7 +34466,7 @@
             <w:pPr>
               <w:spacing w:after="20" w:before="0"/>
             </w:pPr>
-            <w:hyperlink w:history="1" r:id="rIdfktc7ur56eezaiqhhfzrc">
+            <w:hyperlink w:history="1" r:id="rIdd9vzv4mx9vo6mzlyxun8u">
               <w:r>
                 <w:rPr>
                   <w:rFonts w:ascii="Arial" w:cs="Arial" w:eastAsia="Arial" w:hAnsi="Arial"/>
@@ -34499,7 +34499,7 @@
               <w:spacing w:after="10" w:before="0"/>
               <w:ind w:left="120"/>
             </w:pPr>
-            <w:hyperlink w:history="1" r:id="rIdzc_oqhtyklk_twlopg07u">
+            <w:hyperlink w:history="1" r:id="rIdg6zhagd4uptfw6qerpqvn">
               <w:r>
                 <w:rPr>
                   <w:rFonts w:ascii="Arial" w:cs="Arial" w:eastAsia="Arial" w:hAnsi="Arial"/>
@@ -34694,7 +34694,7 @@
             <w:pPr>
               <w:spacing w:after="20" w:before="0"/>
             </w:pPr>
-            <w:hyperlink w:history="1" r:id="rId29akpqirzbia8dx15x4xv">
+            <w:hyperlink w:history="1" r:id="rIdugjrqxnhwca194u1y1quc">
               <w:r>
                 <w:rPr>
                   <w:rFonts w:ascii="Arial" w:cs="Arial" w:eastAsia="Arial" w:hAnsi="Arial"/>
@@ -34727,7 +34727,7 @@
               <w:spacing w:after="10" w:before="0"/>
               <w:ind w:left="120"/>
             </w:pPr>
-            <w:hyperlink w:history="1" r:id="rIdtpqja6rd0iiopkyec0sli">
+            <w:hyperlink w:history="1" r:id="rIda3ydi3hqxkz2xjccavqge">
               <w:r>
                 <w:rPr>
                   <w:rFonts w:ascii="Arial" w:cs="Arial" w:eastAsia="Arial" w:hAnsi="Arial"/>
@@ -34772,7 +34772,7 @@
             <w:pPr>
               <w:spacing w:after="20" w:before="0"/>
             </w:pPr>
-            <w:hyperlink w:history="1" r:id="rId-qtaswx22amii05woz3_i">
+            <w:hyperlink w:history="1" r:id="rIdaoufkmxqhujzkvffr-qkz">
               <w:r>
                 <w:rPr>
                   <w:rFonts w:ascii="Arial" w:cs="Arial" w:eastAsia="Arial" w:hAnsi="Arial"/>
@@ -34805,7 +34805,7 @@
               <w:spacing w:after="10" w:before="0"/>
               <w:ind w:left="120"/>
             </w:pPr>
-            <w:hyperlink w:history="1" r:id="rIdow1cdijcc2psbwyfvhed-">
+            <w:hyperlink w:history="1" r:id="rIdvaqyyx4senwb-guloj5co">
               <w:r>
                 <w:rPr>
                   <w:rFonts w:ascii="Arial" w:cs="Arial" w:eastAsia="Arial" w:hAnsi="Arial"/>
@@ -36292,7 +36292,7 @@
             <w:pPr>
               <w:spacing w:after="20" w:before="0"/>
             </w:pPr>
-            <w:hyperlink w:history="1" r:id="rIdorhjv-zeye2tnbpqcrzkf">
+            <w:hyperlink w:history="1" r:id="rIdwulhxxpfpdnyffvbslibf">
               <w:r>
                 <w:rPr>
                   <w:rFonts w:ascii="Arial" w:cs="Arial" w:eastAsia="Arial" w:hAnsi="Arial"/>
@@ -36325,7 +36325,7 @@
               <w:spacing w:after="10" w:before="0"/>
               <w:ind w:left="120"/>
             </w:pPr>
-            <w:hyperlink w:history="1" r:id="rId_xb8jmreyauf_tk4bxlg9">
+            <w:hyperlink w:history="1" r:id="rIdtjjtidqkclhhpmz1to9c4">
               <w:r>
                 <w:rPr>
                   <w:rFonts w:ascii="Arial" w:cs="Arial" w:eastAsia="Arial" w:hAnsi="Arial"/>
@@ -36370,7 +36370,7 @@
             <w:pPr>
               <w:spacing w:after="20" w:before="0"/>
             </w:pPr>
-            <w:hyperlink w:history="1" r:id="rIdkqp7p80hu01ppmt0kobf2">
+            <w:hyperlink w:history="1" r:id="rIdkll7phzuu0zdrgcinfn93">
               <w:r>
                 <w:rPr>
                   <w:rFonts w:ascii="Arial" w:cs="Arial" w:eastAsia="Arial" w:hAnsi="Arial"/>
@@ -36403,7 +36403,7 @@
               <w:spacing w:after="10" w:before="0"/>
               <w:ind w:left="120"/>
             </w:pPr>
-            <w:hyperlink w:history="1" r:id="rIds5amoqi9udv1loqwnpfms">
+            <w:hyperlink w:history="1" r:id="rIdlgqbi1-hjg9ayzipeztzf">
               <w:r>
                 <w:rPr>
                   <w:rFonts w:ascii="Arial" w:cs="Arial" w:eastAsia="Arial" w:hAnsi="Arial"/>
@@ -36598,7 +36598,7 @@
             <w:pPr>
               <w:spacing w:after="20" w:before="0"/>
             </w:pPr>
-            <w:hyperlink w:history="1" r:id="rId9otvh8hy9dhcaav5slav9">
+            <w:hyperlink w:history="1" r:id="rIdldhtjtzuwy0sa2mq0b5f8">
               <w:r>
                 <w:rPr>
                   <w:rFonts w:ascii="Arial" w:cs="Arial" w:eastAsia="Arial" w:hAnsi="Arial"/>
@@ -36631,7 +36631,7 @@
               <w:spacing w:after="10" w:before="0"/>
               <w:ind w:left="120"/>
             </w:pPr>
-            <w:hyperlink w:history="1" r:id="rIdkmzmjmfyxnbhfbubnay1x">
+            <w:hyperlink w:history="1" r:id="rIdu6zrkvkrbrvemxt4wyaen">
               <w:r>
                 <w:rPr>
                   <w:rFonts w:ascii="Arial" w:cs="Arial" w:eastAsia="Arial" w:hAnsi="Arial"/>
@@ -36676,7 +36676,7 @@
             <w:pPr>
               <w:spacing w:after="20" w:before="0"/>
             </w:pPr>
-            <w:hyperlink w:history="1" r:id="rIdpf-pdvcpzvftzfa0dacmk">
+            <w:hyperlink w:history="1" r:id="rIdjqvr8uol9jf5gbjcroj_j">
               <w:r>
                 <w:rPr>
                   <w:rFonts w:ascii="Arial" w:cs="Arial" w:eastAsia="Arial" w:hAnsi="Arial"/>
@@ -36709,7 +36709,7 @@
               <w:spacing w:after="10" w:before="0"/>
               <w:ind w:left="120"/>
             </w:pPr>
-            <w:hyperlink w:history="1" r:id="rId7rjlro6li68jwpjkuzyer">
+            <w:hyperlink w:history="1" r:id="rIdzfdjwfmzc2tlzht-qg_ao">
               <w:r>
                 <w:rPr>
                   <w:rFonts w:ascii="Arial" w:cs="Arial" w:eastAsia="Arial" w:hAnsi="Arial"/>
@@ -36904,7 +36904,7 @@
             <w:pPr>
               <w:spacing w:after="20" w:before="0"/>
             </w:pPr>
-            <w:hyperlink w:history="1" r:id="rId3crvk2fp0uzgbrcrxlw9g">
+            <w:hyperlink w:history="1" r:id="rIdnqonpphzo_gcjzq0ezv5r">
               <w:r>
                 <w:rPr>
                   <w:rFonts w:ascii="Arial" w:cs="Arial" w:eastAsia="Arial" w:hAnsi="Arial"/>
@@ -36937,7 +36937,7 @@
               <w:spacing w:after="10" w:before="0"/>
               <w:ind w:left="120"/>
             </w:pPr>
-            <w:hyperlink w:history="1" r:id="rIdr9crunjmpx3u2nd36mqns">
+            <w:hyperlink w:history="1" r:id="rIdy4myf2oblv8tc2mv1bi4m">
               <w:r>
                 <w:rPr>
                   <w:rFonts w:ascii="Arial" w:cs="Arial" w:eastAsia="Arial" w:hAnsi="Arial"/>
@@ -36982,7 +36982,7 @@
             <w:pPr>
               <w:spacing w:after="20" w:before="0"/>
             </w:pPr>
-            <w:hyperlink w:history="1" r:id="rIdpz5qeyktrcnxkio9wqwdu">
+            <w:hyperlink w:history="1" r:id="rIdimww_xrtyjzplq9je-pii">
               <w:r>
                 <w:rPr>
                   <w:rFonts w:ascii="Arial" w:cs="Arial" w:eastAsia="Arial" w:hAnsi="Arial"/>
@@ -37015,7 +37015,7 @@
               <w:spacing w:after="10" w:before="0"/>
               <w:ind w:left="120"/>
             </w:pPr>
-            <w:hyperlink w:history="1" r:id="rIdtkruhg3o3ta51vwdkmli-">
+            <w:hyperlink w:history="1" r:id="rIdjd18kceeqitomgysmvxya">
               <w:r>
                 <w:rPr>
                   <w:rFonts w:ascii="Arial" w:cs="Arial" w:eastAsia="Arial" w:hAnsi="Arial"/>
@@ -37210,7 +37210,7 @@
             <w:pPr>
               <w:spacing w:after="20" w:before="0"/>
             </w:pPr>
-            <w:hyperlink w:history="1" r:id="rId_ukoxah-myczsshrlosfi">
+            <w:hyperlink w:history="1" r:id="rId4hc0y8qvtn-t8_tuhcyfa">
               <w:r>
                 <w:rPr>
                   <w:rFonts w:ascii="Arial" w:cs="Arial" w:eastAsia="Arial" w:hAnsi="Arial"/>
@@ -37243,7 +37243,7 @@
               <w:spacing w:after="10" w:before="0"/>
               <w:ind w:left="120"/>
             </w:pPr>
-            <w:hyperlink w:history="1" r:id="rIdxgdrneb2z212cqgkqairg">
+            <w:hyperlink w:history="1" r:id="rId0h-asjrlehuu8co7z54bp">
               <w:r>
                 <w:rPr>
                   <w:rFonts w:ascii="Arial" w:cs="Arial" w:eastAsia="Arial" w:hAnsi="Arial"/>
@@ -37288,7 +37288,7 @@
             <w:pPr>
               <w:spacing w:after="20" w:before="0"/>
             </w:pPr>
-            <w:hyperlink w:history="1" r:id="rIdxpatplwronqddfnmrtlzo">
+            <w:hyperlink w:history="1" r:id="rIdtuyxtk9cnqwb1grjwwwwy">
               <w:r>
                 <w:rPr>
                   <w:rFonts w:ascii="Arial" w:cs="Arial" w:eastAsia="Arial" w:hAnsi="Arial"/>
@@ -37321,7 +37321,7 @@
               <w:spacing w:after="10" w:before="0"/>
               <w:ind w:left="120"/>
             </w:pPr>
-            <w:hyperlink w:history="1" r:id="rIde5p-_b-cmb8jrvw04cndm">
+            <w:hyperlink w:history="1" r:id="rIdm2xgomqmwd6q-rgyo0vse">
               <w:r>
                 <w:rPr>
                   <w:rFonts w:ascii="Arial" w:cs="Arial" w:eastAsia="Arial" w:hAnsi="Arial"/>
@@ -37516,7 +37516,7 @@
             <w:pPr>
               <w:spacing w:after="20" w:before="0"/>
             </w:pPr>
-            <w:hyperlink w:history="1" r:id="rIdsnpwhaupdotczq0wo9pbl">
+            <w:hyperlink w:history="1" r:id="rIdo2k_vsykckozludv6qnm6">
               <w:r>
                 <w:rPr>
                   <w:rFonts w:ascii="Arial" w:cs="Arial" w:eastAsia="Arial" w:hAnsi="Arial"/>
@@ -37549,7 +37549,7 @@
               <w:spacing w:after="10" w:before="0"/>
               <w:ind w:left="120"/>
             </w:pPr>
-            <w:hyperlink w:history="1" r:id="rIdmjvvacfp-d4mcfjxtn2av">
+            <w:hyperlink w:history="1" r:id="rIdhmccb1ecchrb10lib-l4g">
               <w:r>
                 <w:rPr>
                   <w:rFonts w:ascii="Arial" w:cs="Arial" w:eastAsia="Arial" w:hAnsi="Arial"/>
@@ -37594,7 +37594,7 @@
             <w:pPr>
               <w:spacing w:after="20" w:before="0"/>
             </w:pPr>
-            <w:hyperlink w:history="1" r:id="rIdewq9flnc1iqsrqk-w_0tc">
+            <w:hyperlink w:history="1" r:id="rId5wizw9_pvyxhfgwgs9ekg">
               <w:r>
                 <w:rPr>
                   <w:rFonts w:ascii="Arial" w:cs="Arial" w:eastAsia="Arial" w:hAnsi="Arial"/>
@@ -37627,7 +37627,7 @@
               <w:spacing w:after="10" w:before="0"/>
               <w:ind w:left="120"/>
             </w:pPr>
-            <w:hyperlink w:history="1" r:id="rIddy6opwsvldtwzlek_gxfs">
+            <w:hyperlink w:history="1" r:id="rIdslsf1b2eb1rebdbzalwi9">
               <w:r>
                 <w:rPr>
                   <w:rFonts w:ascii="Arial" w:cs="Arial" w:eastAsia="Arial" w:hAnsi="Arial"/>
